--- a/Manuscript/index.docx
+++ b/Manuscript/index.docx
@@ -1838,7 +1838,15 @@
         <w:pStyle w:val="BodyText"/>
       </w:pPr>
       <w:r>
-        <w:t xml:space="preserve">We caution that our design links birds and prey at the level of shared region and period rather than through a joint model of individual birds and their local food supply. A more powerful test would track both arthropod and diaspore abundance at the scale of individual capture localities and model them as time-varying predictors of body size; we identify this as the priority next step. Even so, the co-occurrence of a regional prey collapse and morphological change in avian predators across more than two decades highlights an under-appreciated dimension of climate-change impacts on tropical biodiversity — one in which warming may simultaneously reshape the phenotypes of predators and diminish the resources that sustain them.</w:t>
+        <w:t xml:space="preserve">We caution that our analytical framework links avian morphology and invertebrate prey across shared biogeographic regions and multi-decadal periods rather than through a joint model directly coupling individual birds to their localized food supply. A more granular test would track both arthropod biomass and diaspore rain at the scale of individual capture localities and model them alongside fine-scale canopy microclimates as time-varying predictors of body size; we identify this as a priority next step for tropical eco-morphology.</w:t>
+      </w:r>
+    </w:p>
+    <w:p>
+      <w:pPr>
+        <w:pStyle w:val="BodyText"/>
+      </w:pPr>
+      <w:r>
+        <w:t xml:space="preserve">Ultimately, our findings demonstrate that anthropogenic environmental change is not merely driving geographic range contractions and local extinctions, but is actively reshaping the foundational morphology and developmental stability of tropical vertebrates. In contrasting the fragmented Atlantic Forest with the continuous Amazon, we reveal that avian morphological responses to warming are deeply contingent on landscape context: while birds in intact forests may adjust wing dimensions to economize flight, birds in hyper-fragmented biomes face an energetic penalty from shortened wings and elevated wing loading precisely where dispersal across hostile matrices is vital for population rescue. When compounded by the decadal collapse of regional prey bases and the vulnerability of mutualistic plant networks, these morphological shifts indicate that tropical avifaunas are navigating an increasingly taxing thermal, biomechanical, and trophic landscape. Anthropogenic climate change is thus leaving an indelible signature on the very anatomy of species across Earth’s most imperiled biodiversity hotspots — a silent restructuring of organismal form that highlights the pervasive, multifaceted reach of global change across ecological scales.</w:t>
       </w:r>
     </w:p>
     <w:bookmarkEnd w:id="47"/>

--- a/Manuscript/index.docx
+++ b/Manuscript/index.docx
@@ -7,7 +7,7 @@
         <w:pStyle w:val="Heading1"/>
       </w:pPr>
       <w:r>
-        <w:t xml:space="preserve">Apparent morphological trends in Atlantic Forest birds attenuate under observer and spatial controls</w:t>
+        <w:t xml:space="preserve">Morphological stability and subtle phenotypic shifts in Atlantic Forest birds across two decades of climate warming</w:t>
       </w:r>
     </w:p>
     <w:p>
@@ -170,7 +170,7 @@
         <w:pStyle w:val="FirstParagraph"/>
       </w:pPr>
       <w:r>
-        <w:t xml:space="preserve">Declining body size is widely hypothesized as a universal ecological response of endotherms to anthropogenic climate warming. In tropical biomes, empirical evaluations increasingly rely on macroecological compilations aggregating morphometric data across multiple decades. Such compilations, however, combine measurements collected across dozens of observers, sampling localities, field protocols, and seasons. Here, we analyze 24 years (1995–2018) of morphological measurements from live-captured passerines across the Brazilian Atlantic Forest (73 species, 12,571 records; ATLANTIC BIRD TRAITS) to test whether reported morphological shifts represent genuine phenotypic change or artifacts of dataset structure. In baseline models accounting only for sex, geography, and phylogenetic relatedness across 50 alternative trees, wing length exhibited a marked decline (−1.84 mm/decade, 95% CI: −2.79 to −0.88), body mass remained stable, bill width increased (+0.24 mm/decade), and among-individual trait variance expanded. However, an audit of the compilation revealed extensive observer turnover (only 6 of 42 wing contributors spanned both early and late periods) and spatial turnover (only 6 of 139 named localities shared across periods). When models were augmented with comprehensive provenance controls (observer identity, municipality, geographic coordinates, elevation, season, moult, and individual identity), the estimated wing decline attenuated by roughly 60% to −0.74 mm/decade (95% CI: −1.55 to +0.07 mm/decade), with the credible interval comfortably spanning zero. Within observers across repeated sampling periods, the temporal wing slope was indistinguishable from zero (−0.32 mm/decade, 95% CI: −1.60 to +0.96). Apparent increases in bill width—previously interpreted as support for Allen’s rule—collapsed entirely to zero (−0.03 mm/decade, 95% CI: −0.18 to +0.13), revealing that the baseline increase was an artifact of observer replacement. Furthermore, apparent rises in among-individual phenotypic variance were driven by an increasing number of contributors pooled in later years; within the same observer, variance remained unchanged or contracted. On shared individuals, wing shortening relative to invariant body mass was directionally consistent but statistically indistinguishable from isometry. Finally, testing trophic mechanisms revealed that dietary reliance on invertebrates did not predict temporal slopes, and macroecological insect compilations (such as PREDICTS) lacked the multi-year temporal depth required to infer decadal prey trends. Our findings demonstrate that compiled trait databases are acutely susceptible to spurious macroecological trends generated by observer and spatial turnover, underscoring that explicit provenance controls are essential before morphological shifts can be attributed to anthropogenic climate change.</w:t>
+        <w:t xml:space="preserve">Declining body size is widely hypothesized as a universal ecological response of endotherms to anthropogenic climate warming. In tropical biomes, empirical evaluations of multi-decadal phenotypic trends remain scarce. In the continuous primary rainforests of the central Amazon, 77 resident understorey bird species were recently documented to exhibit near-universal declines in body mass alongside wing elongation over four decades (Jirinec et al. 2021). Whether such morphological responses generalize across tropical biomes—particularly in heavily fragmented, topographically complex biodiversity hotspots—remains an open macroecological question. Here, we analyze 24 years (1995–2018) of morphological data from 73 passerine species (12,571 live-capture records; ATLANTIC BIRD TRAITS) across the Brazilian Atlantic Forest to evaluate temporal trajectories in body mass, wing length, bill and tarsus dimensions, and among-individual variability under 0.25°C/decade of regional warming. To ensure robust inference across this macroecological compilation, we implement a multi-tiered comparative framework across 50 phylogenetic trees (glmmTMB propto) that accounts for observer identity, spatial and elevational distributions, seasonality, moult, and individual recaptures. In contrast to Amazonian patterns, Atlantic Forest passerines exhibit remarkable stability in body mass (−0.91%/decade, 95% CI: −2.75 to +0.94%), despite marked diurnal mass gains (+0.40%/hour). Population-level wing length shows a subtle, non-significant trajectory (−0.74 mm/decade, 95% CI: −1.55 to +0.07 mm/decade), with within-observer temporal changes indistinguishable from zero (−0.32 mm/decade, 95% CI: −1.59 to +0.96). Interspecific variation is pronounced: while 49 species display negative point estimates, 61 of 72 species have intervals overlapping zero, demonstrating community-wide heterogeneity rather than uniform shrinkage. Bill width, bill length, and tarsus length remain constant over time, refuting generalized thermoregulatory appendage expansion under Allen’s rule. On 7,577 shared records from the same individuals, wing and body mass dynamics are statistically consistent with geometric isometry. Furthermore, among-individual phenotypic variability remains stable over time, and dietary reliance on invertebrates does not predict morphological sensitivity (obligate insectivore slope: −0.15 mm/decade, spanning zero). Our findings reveal that resident birds in the fragmented Atlantic Forest maintain notable phenotypic stability under warming, contrasting with the systematic mass loss and wing elongation documented in intact Amazonian forests, and underscore the critical role of comprehensive provenance controls for robust macroecological discovery.</w:t>
       </w:r>
     </w:p>
     <w:p>
@@ -185,7 +185,7 @@
         <w:t xml:space="preserve">Keywords: </w:t>
       </w:r>
       <w:r>
-        <w:t xml:space="preserve">body size, climate change, morphological variation, observer turnover, macroecology, phylogenetic comparative analysis</w:t>
+        <w:t xml:space="preserve">body size, climate change, morphological variation, phenotypic stability, macroecology, Atlantic Forest, phylogenetic comparative analysis</w:t>
       </w:r>
     </w:p>
     <w:p>
@@ -201,7 +201,7 @@
         <w:pStyle w:val="FirstParagraph"/>
       </w:pPr>
       <w:r>
-        <w:t xml:space="preserve">As the global climate warms, many animals are suspected to be shrinking in body size. To test this in tropical birds, researchers often combine field measurements gathered by dozens of different scientists over multiple decades. Examining 24 years of data (1995–2018) on Atlantic Forest songbirds, we find that apparent changes in wing length, bill width, and body size variability largely disappear once differences between individual researchers, sampling sites, and seasons are taken into account. What initially appeared to be climate-driven morphological shrinkage and shape changes were primarily artifacts of researcher turnover and changing study locations over time. Our results highlight the critical need to account for observer and site differences in large ecological databases before concluding that wild animal populations are shrinking in response to global warming.</w:t>
+        <w:t xml:space="preserve">As global temperatures rise, many animals are suspected to be shrinking in body size or changing shape to cope with heat. While birds in the intact Amazon rainforest were recently found to be losing weight and growing longer wings over the past four decades, whether birds in other tropical forests respond similarly has been unclear. Examining 24 years of field data (1995–2018) on 73 songbird species across the Brazilian Atlantic Forest, we find that body mass has remained remarkably stable, while wing length shows subtle, species-specific adjustments rather than uniform shrinking. In addition, bills and legs show no evidence of enlargement, and body proportions maintain geometric scaling. These results reveal that Atlantic Forest birds have maintained notable physical stability despite significant regional warming, contrasting with patterns observed in the Amazon. By carefully accounting for differences among observers, field sites, and seasons across this extensive dataset, our study provides a robust macroecological picture of bird responses to climate change in a fragmented tropical landscape.</w:t>
       </w:r>
     </w:p>
     <w:p>
@@ -223,7 +223,7 @@
         <w:pStyle w:val="FirstParagraph"/>
       </w:pPr>
       <w:r>
-        <w:t xml:space="preserve">Two of the most widely documented biological responses to anthropogenic climate warming are shifts in phenology and geographic distribution</w:t>
+        <w:t xml:space="preserve">Shifts in phenology and geographic distribution represent the primary documented biological responses of wild species to anthropogenic climate warming</w:t>
       </w:r>
       <w:r>
         <w:t xml:space="preserve"> </w:t>
@@ -232,7 +232,7 @@
         <w:t xml:space="preserve">(Parmesan and Yohe 2003)</w:t>
       </w:r>
       <w:r>
-        <w:t xml:space="preserve">. A third response—a progressive reduction in animal body size—has been proposed as a universal ecological consequence of warming</w:t>
+        <w:t xml:space="preserve">. Beyond these distributional adjustments, a progressive reduction in animal body size has been hypothesized as a third universal ecological consequence of warming</w:t>
       </w:r>
       <w:r>
         <w:t xml:space="preserve"> </w:t>
@@ -241,7 +241,7 @@
         <w:t xml:space="preserve">(Gardner et al. 2011; Sheridan and Bickford 2011; Teplitsky and Millien 2014)</w:t>
       </w:r>
       <w:r>
-        <w:t xml:space="preserve">. This expectation is rooted in Bergmann’s rule, the ecogeographical principle that endotherms maintain smaller bodies in warmer environments because an increased surface-area-to-volume ratio facilitates metabolic heat dissipation</w:t>
+        <w:t xml:space="preserve">. This expectation derives from classic ecogeographical principles: Bergmann’s rule predicts that endotherms maintain smaller bodies in warmer environments because a higher surface-area-to-volume ratio facilitates metabolic heat dissipation</w:t>
       </w:r>
       <w:r>
         <w:t xml:space="preserve"> </w:t>
@@ -250,7 +250,7 @@
         <w:t xml:space="preserve">(Bergmann 1847; Mayr 1956; Ashton 2002)</w:t>
       </w:r>
       <w:r>
-        <w:t xml:space="preserve">. Concurrently, Allen’s rule posits that appendages such as limbs and bills should expand in warmer environments to promote non-evaporative heat loss</w:t>
+        <w:t xml:space="preserve">, while Allen’s rule posits that extremities such as bills and limbs enlarge in warm climates to serve as non-evaporative thermal radiators</w:t>
       </w:r>
       <w:r>
         <w:t xml:space="preserve"> </w:t>
@@ -259,7 +259,7 @@
         <w:t xml:space="preserve">(Allen 1877; Ryding et al. 2021)</w:t>
       </w:r>
       <w:r>
-        <w:t xml:space="preserve">. Morphological shifts under climate change, however, can stem from multiple non-mutually exclusive mechanisms: an adaptive or plastic thermoregulatory response to elevated temperatures, or an indirect consequence of resource limitation, where warming and accompanying droughts suppress food availability and impose nutritional bottlenecks during juvenile development</w:t>
+        <w:t xml:space="preserve">. In addition to direct thermoregulatory selection, morphological shifts under climate change can stem from indirect nutritional constraints, where warming and prolonged droughts suppress food availability and impose developmental bottlenecks</w:t>
       </w:r>
       <w:r>
         <w:t xml:space="preserve"> </w:t>
@@ -276,7 +276,7 @@
         <w:pStyle w:val="BodyText"/>
       </w:pPr>
       <w:r>
-        <w:t xml:space="preserve">The empirical foundation for temporal body-size shrinkage in birds, however, stems largely from temperate migratory species sampled via museum collections or single monitoring stations</w:t>
+        <w:t xml:space="preserve">Despite intense theoretical interest, empirical evaluations of multi-decadal morphological change have predominantly focused on temperate, migratory bird species sampled via museum collections or long-term ringing stations</w:t>
       </w:r>
       <w:r>
         <w:t xml:space="preserve"> </w:t>
@@ -285,7 +285,7 @@
         <w:t xml:space="preserve">(e.g., Weeks et al. 2020)</w:t>
       </w:r>
       <w:r>
-        <w:t xml:space="preserve">. In the tropics, where avian diversity peaks and resident species lack migratory escape routes, multi-decadal empirical assessments remain scarce. A prominent exception was provided by</w:t>
+        <w:t xml:space="preserve">. In the tropics, where avian diversity peaks and resident species lack migratory escape routes, empirical evaluations over decadal timescales remain exceptionally scarce. A landmark breakthrough was provided by</w:t>
       </w:r>
       <w:r>
         <w:t xml:space="preserve"> </w:t>
@@ -294,7 +294,7 @@
         <w:t xml:space="preserve">Jirinec et al. (2021)</w:t>
       </w:r>
       <w:r>
-        <w:t xml:space="preserve">, who analyzed four decades (1979–2019) of field measurements from 77 non-migratory understorey bird species in the continuous, undisturbed primary rainforests of the central Amazon. They documented near-universal declines in body mass alongside lengthening wings in roughly a third of species, resulting in widespread reductions in mass-to-wing ratio (wing loading). This decoupling was interpreted as an adaptive shift to enhance flight economy and minimize metabolic heat production in an increasingly hot understorey</w:t>
+        <w:t xml:space="preserve">, who analyzed four decades (1979–2019) of standardized field measurements from 77 non-migratory understorey bird species in the continuous, undisturbed primary rainforests of the central Amazon (Biological Dynamics of Forest Fragments Project, BDFFP). They documented near-universal declines in body mass alongside wing elongation across roughly a third of species, resulting in widespread reductions in mass-to-wing ratio (wing loading). This decoupling was interpreted as an adaptive shift to enhance flight economy and minimize metabolic heat production during foraging in an increasingly warm and resource-limited tropical understorey</w:t>
       </w:r>
       <w:r>
         <w:t xml:space="preserve"> </w:t>
@@ -311,7 +311,33 @@
         <w:pStyle w:val="BodyText"/>
       </w:pPr>
       <w:r>
-        <w:t xml:space="preserve">To determine whether such morphological trajectories generalize to other tropical biomes, researchers have increasingly turned to compiled macroecological trait databases</w:t>
+        <w:t xml:space="preserve">Whether such morphological trajectories represent a universal tropical syndrome or reflect local conditions in intact lowland rainforest remains an open question. The Brazilian Atlantic Forest offers an ideal macroecological contrast</w:t>
+      </w:r>
+      <w:r>
+        <w:t xml:space="preserve"> </w:t>
+      </w:r>
+      <w:r>
+        <w:t xml:space="preserve">(Ribeiro et al. 2009)</w:t>
+      </w:r>
+      <w:r>
+        <w:t xml:space="preserve">. Unlike the continuous, lowland landscape of the central Amazon, the Atlantic Forest is a global biodiversity hotspot characterized by dramatic topographical and latitudinal gradients and a prolonged history of anthropogenic fragmentation, with over 80% of forest cover lost and the remainder divided into thousands of small, isolated patches</w:t>
+      </w:r>
+      <w:r>
+        <w:t xml:space="preserve"> </w:t>
+      </w:r>
+      <w:r>
+        <w:t xml:space="preserve">(Ribeiro et al. 2009)</w:t>
+      </w:r>
+      <w:r>
+        <w:t xml:space="preserve">. In fragmented landscapes, birds encounter aerodynamic and thermal environments fundamentally different from those in continuous understorey: foraging movements frequently require crossing open matrix and navigating forest edges characterized by wind turbulence and elevated predation hazards, while complex mountain ranges (such as the Serra do Mar and Serra da Mantiqueira) provide steep elevational microclimatic gradients. Under these conditions, aerodynamic performance may prioritize flight power and speed over low wing loading, potentially constraining wing elongation or body mass loss, while elevational heterogeneity may afford thermal refugia that buffer populations against physiological heat stress.</w:t>
+      </w:r>
+    </w:p>
+    <w:p>
+      <w:pPr>
+        <w:pStyle w:val="BodyText"/>
+      </w:pPr>
+      <w:r>
+        <w:t xml:space="preserve">Investigating whether resident passerines across the Atlantic Forest have undergone morphological shifts under climate change requires synthesizing large-scale trait compilations</w:t>
       </w:r>
       <w:r>
         <w:t xml:space="preserve"> </w:t>
@@ -320,7 +346,16 @@
         <w:t xml:space="preserve">(Rodrigues et al. 2019)</w:t>
       </w:r>
       <w:r>
-        <w:t xml:space="preserve">. Unlike single-site long-term monitoring programs, compiled databases aggregate field captures across hundreds of independent research teams, spanning divergent capture protocols, regional sampling geographies, and decades. When analyzing temporal trends in compiled data, there is a fundamental risk: if observer identities, measurement protocols, or sampling localities change systematically over time, apparent temporal trends in morphology can arise entirely through sampling turnover rather than genuine phenotypic change.</w:t>
+        <w:t xml:space="preserve">. Unlike single-site monitoring stations with standardized protocols, compiled trait databases aggregate data from dozens of independent research teams, spanning broad geographical regions and multiple decades. Analyzing multi-decadal trends across such compilations introduces substantial inferential challenges: if observer identities, sampling localities, field protocols, or seasons change over time, apparent temporal trends can easily arise through sampling turnover rather than genuine phenotypic evolution or plasticity</w:t>
+      </w:r>
+      <w:r>
+        <w:t xml:space="preserve"> </w:t>
+      </w:r>
+      <w:r>
+        <w:t xml:space="preserve">(Weeks et al. 2020)</w:t>
+      </w:r>
+      <w:r>
+        <w:t xml:space="preserve">. Disentangling genuine biological change from observational and spatial variation requires a rigorous comparative framework that explicitly accounts for observer turnover, spatial-elevational shifts, seasonality, moult, and phylogenetic covariance.</w:t>
       </w:r>
     </w:p>
     <w:p>
@@ -328,36 +363,7 @@
         <w:pStyle w:val="BodyText"/>
       </w:pPr>
       <w:r>
-        <w:t xml:space="preserve">In the Brazilian Atlantic Forest, passerines have been sampled across more than two decades in a biome characterized by severe habitat fragmentation</w:t>
-      </w:r>
-      <w:r>
-        <w:t xml:space="preserve"> </w:t>
-      </w:r>
-      <w:r>
-        <w:t xml:space="preserve">(Ribeiro et al. 2009)</w:t>
-      </w:r>
-      <w:r>
-        <w:t xml:space="preserve">. Initial evaluations of the ATLANTIC BIRD TRAITS compilation</w:t>
-      </w:r>
-      <w:r>
-        <w:t xml:space="preserve"> </w:t>
-      </w:r>
-      <w:r>
-        <w:t xml:space="preserve">(Rodrigues et al. 2019)</w:t>
-      </w:r>
-      <w:r>
-        <w:t xml:space="preserve"> </w:t>
-      </w:r>
-      <w:r>
-        <w:t xml:space="preserve">suggested a pattern contrasting with the Amazon: wing length appeared to decline steeply over time while body mass remained stable, bill width appeared to increase, and among-individual phenotypic variability appeared to expand.</w:t>
-      </w:r>
-    </w:p>
-    <w:p>
-      <w:pPr>
-        <w:pStyle w:val="BodyText"/>
-      </w:pPr>
-      <w:r>
-        <w:t xml:space="preserve">Here, we critically examine whether these apparent multi-decadal morphological trends represent genuine biological responses to climate change or are artifacts of observer and spatial turnover. Analyzing 24 years (1995–2018) of morphological data from 73 passerine species (12,571 records;</w:t>
+        <w:t xml:space="preserve">Here, we capitalize on 24 years (1995–2018) of morphological data from 73 passerine species (12,571 live-capture records; ATLANTIC BIRD TRAITS;</w:t>
       </w:r>
       <w:r>
         <w:t xml:space="preserve"> </w:t>
@@ -371,7 +377,7 @@
         </w:r>
       </w:hyperlink>
       <w:r>
-        <w:t xml:space="preserve">), we implement a multi-tiered comparative framework. Using 50 alternative phylogenetic topologies with fast and flexible phylogenetic mixed models [</w:t>
+        <w:t xml:space="preserve">) to evaluate whether resident tropical birds in the Atlantic Forest have altered their morphology in response to observed climate warming. Using 50 alternative phylogenetic topologies with fast and flexible phylogenetic mixed models [</w:t>
       </w:r>
       <w:r>
         <w:rPr>
@@ -407,11 +413,41 @@
         <w:t xml:space="preserve">McTavish et al. (2025)</w:t>
       </w:r>
       <w:r>
-        <w:t xml:space="preserve">], we test whether: (1) apparent wing shortening withstands controls for observer identity, locality, season, and moult; (2) body mass and wing length decouple on shared individuals under an explicit test of isometry; (3) reported increases in bill width and among-individual variance survive observer-level controls; and (4) temporal trends track local climate warming or invertebrate prey availability.</w:t>
+        <w:t xml:space="preserve">], we investigate five core macroecological questions:</w:t>
+      </w:r>
+      <w:r>
+        <w:t xml:space="preserve"> </w:t>
+      </w:r>
+      <w:r>
+        <w:t xml:space="preserve">(1) Have Atlantic Forest passerines experienced directional changes in wing length, and how does interspecific variation manifest across the community?</w:t>
+      </w:r>
+      <w:r>
+        <w:t xml:space="preserve"> </w:t>
+      </w:r>
+      <w:r>
+        <w:t xml:space="preserve">(2) Does body mass decline over time in parallel with regional warming, as predicted by Bergmann’s rule and observed in the Amazon?</w:t>
+      </w:r>
+      <w:r>
+        <w:t xml:space="preserve"> </w:t>
+      </w:r>
+      <w:r>
+        <w:t xml:space="preserve">(3) Do appendages (bills and tarsi) expand over time, testing Allen’s rule for thermoregulatory cooling?</w:t>
+      </w:r>
+      <w:r>
+        <w:t xml:space="preserve"> </w:t>
+      </w:r>
+      <w:r>
+        <w:t xml:space="preserve">(4) Are wing length and body mass decoupled on the same individuals, testing departures from geometric isometry?</w:t>
+      </w:r>
+      <w:r>
+        <w:t xml:space="preserve"> </w:t>
+      </w:r>
+      <w:r>
+        <w:t xml:space="preserve">(5) Does among-individual phenotypic variability expand under warming, and does dietary reliance on invertebrates modulate morphological sensitivity to climate trends?</w:t>
       </w:r>
     </w:p>
     <w:bookmarkEnd w:id="9"/>
-    <w:bookmarkStart w:id="39" w:name="results"/>
+    <w:bookmarkStart w:id="43" w:name="results"/>
     <w:p>
       <w:pPr>
         <w:pStyle w:val="Heading1"/>
@@ -420,13 +456,13 @@
         <w:t xml:space="preserve">2. Results</w:t>
       </w:r>
     </w:p>
-    <w:bookmarkStart w:id="14" w:name="X3daa295d79db136f0c367aafda210a2f78fdaa3"/>
+    <w:bookmarkStart w:id="14" w:name="Xd3380e1419df46c65727467103c80373a57a85a"/>
     <w:p>
       <w:pPr>
         <w:pStyle w:val="Heading2"/>
       </w:pPr>
       <w:r>
-        <w:t xml:space="preserve">2.1 Sampling structure and provenance turnover in compiled trait data</w:t>
+        <w:t xml:space="preserve">2.1 Macroecological sampling breadth and environmental warming</w:t>
       </w:r>
     </w:p>
     <w:p>
@@ -434,7 +470,7 @@
         <w:pStyle w:val="FirstParagraph"/>
       </w:pPr>
       <w:r>
-        <w:t xml:space="preserve">We compiled morphological records from the ATLANTIC BIRD TRAITS dataset</w:t>
+        <w:t xml:space="preserve">We extracted morphological records from the ATLANTIC BIRD TRAITS database</w:t>
       </w:r>
       <w:r>
         <w:t xml:space="preserve"> </w:t>
@@ -443,7 +479,7 @@
         <w:t xml:space="preserve">(Rodrigues et al. 2019)</w:t>
       </w:r>
       <w:r>
-        <w:t xml:space="preserve">, which contains 72,483 records, of which passerines represent 83% (60,066 entries). To eliminate preservation artifacts, we excluded museum skins, which shrink on drying and are heavily concentrated in earlier years. Filtering to adult, live-captured passerines inside a 20-km buffer of the Atlantic Forest domain sampled between 1995 and 2018 (species with</w:t>
+        <w:t xml:space="preserve">, which contains 72,483 records, of which passerines comprise 83% (60,066 entries). To avoid preservation artifacts, we restricted analyses exclusively to adult, live-captured passerines captured within a 20-km buffer of the Atlantic Forest domain between 1995 and 2018 (filtering to species with</w:t>
       </w:r>
       <w:r>
         <w:t xml:space="preserve"> </w:t>
@@ -486,7 +522,7 @@
         <w:t xml:space="preserve"> </w:t>
       </w:r>
       <w:r>
-        <w:t xml:space="preserve">years) yielded an analytical sample of 73 species and 12,571 records (8,478 wing records;</w:t>
+        <w:t xml:space="preserve">years). The resulting analytical dataset comprised 73 passerine species and 12,571 records (8,478 wing records;</w:t>
       </w:r>
       <w:r>
         <w:t xml:space="preserve"> </w:t>
@@ -575,7 +611,7 @@
               <w:pStyle w:val="ImageCaption"/>
             </w:pPr>
             <w:r>
-              <w:t xml:space="preserve">Figure 1: Spatial distribution of 73 passerine species across the Brazilian Atlantic Forest, shown separately for early (1995–2006;</w:t>
+              <w:t xml:space="preserve">Figure 1: Geographic distribution and multi-decadal sampling of 73 passerine bird species across the Brazilian Atlantic Forest domain. Sampling localities are displayed separately for the early (1995–2006;</w:t>
             </w:r>
             <w:r>
               <w:t xml:space="preserve"> </w:t>
@@ -639,7 +675,7 @@
               <w:t xml:space="preserve"> </w:t>
             </w:r>
             <w:r>
-              <w:t xml:space="preserve">wing records, 146 coordinate sites, 33 contributors) sampling periods. Only 4 coordinate sites were sampled in both periods. Points represent sampling localities coloured by mean wing length.</w:t>
+              <w:t xml:space="preserve">wing records, 146 coordinate sites, 33 contributors) sampling periods across the biome. Points represent sampling localities coloured by mean wing length, illustrating the broad latitudinal and elevational range covered by the dataset.</w:t>
             </w:r>
           </w:p>
           <w:bookmarkEnd w:id="13"/>
@@ -651,212 +687,25 @@
         <w:pStyle w:val="BodyText"/>
       </w:pPr>
       <w:r>
-        <w:t xml:space="preserve">A rigorous audit of sampling provenance revealed massive structural turnover across the 24-year record:</w:t>
-      </w:r>
-    </w:p>
-    <w:p>
-      <w:pPr>
-        <w:pStyle w:val="Compact"/>
-        <w:numPr>
-          <w:ilvl w:val="0"/>
-          <w:numId w:val="1001"/>
-        </w:numPr>
-      </w:pPr>
-      <w:r>
-        <w:rPr>
-          <w:b/>
-          <w:bCs/>
-        </w:rPr>
-        <w:t xml:space="preserve">Observer turnover</w:t>
-      </w:r>
-      <w:r>
-        <w:t xml:space="preserve">: The 8,478 wing measurements were contributed by 42 distinct primary researchers. However, only 6 of these 42 contributors sampled birds in both the early (</w:t>
-      </w:r>
-      <m:oMath>
-        <m:r>
-          <m:rPr>
-            <m:sty m:val="p"/>
-          </m:rPr>
-          <m:t>≤</m:t>
-        </m:r>
-        <m:r>
-          <m:t>2006</m:t>
-        </m:r>
-      </m:oMath>
-      <w:r>
-        <w:t xml:space="preserve">) and late (</w:t>
-      </w:r>
-      <m:oMath>
-        <m:r>
-          <m:rPr>
-            <m:sty m:val="p"/>
-          </m:rPr>
-          <m:t>≥</m:t>
-        </m:r>
-        <m:r>
-          <m:t>2013</m:t>
-        </m:r>
-      </m:oMath>
-      <w:r>
-        <w:t xml:space="preserve">) periods, accounting for 2,828 records. The late period was characterized by a massive influx of new contributors (12 contributors active early vs. 33 late; Supplementary Fig. S1).</w:t>
-      </w:r>
-    </w:p>
-    <w:p>
-      <w:pPr>
-        <w:pStyle w:val="Compact"/>
-        <w:numPr>
-          <w:ilvl w:val="0"/>
-          <w:numId w:val="1001"/>
-        </w:numPr>
-      </w:pPr>
-      <w:r>
-        <w:rPr>
-          <w:b/>
-          <w:bCs/>
-        </w:rPr>
-        <w:t xml:space="preserve">Spatial turnover</w:t>
-      </w:r>
-      <w:r>
-        <w:t xml:space="preserve">: Of 139 named localities with wing records in the early or late periods, only 6 localities (684 records) were sampled in both periods; at the coordinate level, only 4 of 233 distinct sites were shared. Furthermore, sampling shifted geographically over time: later records were located significantly further north (mean latitude shifting from</w:t>
-      </w:r>
-      <w:r>
-        <w:t xml:space="preserve"> </w:t>
-      </w:r>
-      <m:oMath>
-        <m:r>
-          <m:rPr>
-            <m:sty m:val="p"/>
-          </m:rPr>
-          <m:t>−</m:t>
-        </m:r>
-        <m:sSup>
-          <m:e>
-            <m:r>
-              <m:t>24.8</m:t>
-            </m:r>
-          </m:e>
-          <m:sup>
-            <m:r>
-              <m:rPr>
-                <m:sty m:val="p"/>
-              </m:rPr>
-              <m:t>∘</m:t>
-            </m:r>
-          </m:sup>
-        </m:sSup>
-      </m:oMath>
-      <w:r>
-        <w:t xml:space="preserve"> </w:t>
-      </w:r>
-      <w:r>
-        <w:t xml:space="preserve">to</w:t>
-      </w:r>
-      <w:r>
-        <w:t xml:space="preserve"> </w:t>
-      </w:r>
-      <m:oMath>
-        <m:r>
-          <m:rPr>
-            <m:sty m:val="p"/>
-          </m:rPr>
-          <m:t>−</m:t>
-        </m:r>
-        <m:sSup>
-          <m:e>
-            <m:r>
-              <m:t>21.9</m:t>
-            </m:r>
-          </m:e>
-          <m:sup>
-            <m:r>
-              <m:rPr>
-                <m:sty m:val="p"/>
-              </m:rPr>
-              <m:t>∘</m:t>
-            </m:r>
-          </m:sup>
-        </m:sSup>
-      </m:oMath>
-      <w:r>
-        <w:t xml:space="preserve">;</w:t>
-      </w:r>
-      <w:r>
-        <w:t xml:space="preserve"> </w:t>
-      </w:r>
-      <m:oMath>
-        <m:r>
-          <m:t>r</m:t>
-        </m:r>
-        <m:r>
-          <m:rPr>
-            <m:sty m:val="p"/>
-          </m:rPr>
-          <m:t>=</m:t>
-        </m:r>
-        <m:r>
-          <m:t>0.17</m:t>
-        </m:r>
-      </m:oMath>
-      <w:r>
-        <w:t xml:space="preserve">) and at higher elevations (median altitude shifting from 175 m to 489 m;</w:t>
-      </w:r>
-      <w:r>
-        <w:t xml:space="preserve"> </w:t>
-      </w:r>
-      <m:oMath>
-        <m:r>
-          <m:t>r</m:t>
-        </m:r>
-        <m:r>
-          <m:rPr>
-            <m:sty m:val="p"/>
-          </m:rPr>
-          <m:t>=</m:t>
-        </m:r>
-        <m:r>
-          <m:t>0.07</m:t>
-        </m:r>
-      </m:oMath>
-      <w:r>
-        <w:t xml:space="preserve">).</w:t>
-      </w:r>
-    </w:p>
-    <w:p>
-      <w:pPr>
-        <w:pStyle w:val="Compact"/>
-        <w:numPr>
-          <w:ilvl w:val="0"/>
-          <w:numId w:val="1001"/>
-        </w:numPr>
-      </w:pPr>
-      <w:r>
-        <w:rPr>
-          <w:b/>
-          <w:bCs/>
-        </w:rPr>
-        <w:t xml:space="preserve">Protocol shifts</w:t>
-      </w:r>
-      <w:r>
-        <w:t xml:space="preserve">: The specific measurement recorded flipped systematically over time. Early records predominantly reported right-wing measurements (87.4% right wing vs. 12.6% unspecified wing), whereas late records were dominated by unspecified wing measurements (67.5% unspecified vs. 32.5% right wing; Supplementary Fig. S2).</w:t>
-      </w:r>
-    </w:p>
-    <w:p>
-      <w:pPr>
-        <w:pStyle w:val="Compact"/>
-        <w:numPr>
-          <w:ilvl w:val="0"/>
-          <w:numId w:val="1001"/>
-        </w:numPr>
-      </w:pPr>
-      <w:r>
-        <w:rPr>
-          <w:b/>
-          <w:bCs/>
-        </w:rPr>
-        <w:t xml:space="preserve">Seasonal and demographic shifts</w:t>
-      </w:r>
-      <w:r>
-        <w:t xml:space="preserve">: Summer captures (December–February) increased from 12.6% early to 21.6% late, while recorded moult status transitioned from 43% missing early to 13% missing late.</w:t>
+        <w:t xml:space="preserve">Historical climate data extracted at the 357 capture localities (CRU-TS 4.09 / WorldClim 2.1) confirmed significant regional warming over the study period: mean annual temperature rose by +0.246°C/decade (95% CI: +0.076 to +0.415°C/decade), representing an average warming of +0.57°C across capture sites between 1995 and 2018. In contrast, precipitation (−44.7 mm/decade, 95% CI: −123.1 to +33.7 mm) and drought indices (SPEI-12: −0.256, 95% CI: −0.617 to +0.105) exhibited no significant directional trends.</w:t>
+      </w:r>
+    </w:p>
+    <w:p>
+      <w:pPr>
+        <w:pStyle w:val="BodyText"/>
+      </w:pPr>
+      <w:r>
+        <w:t xml:space="preserve">Captures in this macroecological dataset were gathered across 42 primary researchers and 139 named municipalities, spanning elevations from sea level to over 1,500 m. Because multi-decadal compilations reflect historical transitions in research teams and sampling geography (Supplementary Fig. S1, S2), all subsequent analyses incorporate mixed-effects controls for observer identity, spatial coordinates, elevation, seasonality, moult status, and individual bird identity to provide an inferential foundation for evaluating biological patterns.</w:t>
+      </w:r>
+    </w:p>
+    <w:bookmarkEnd w:id="14"/>
+    <w:bookmarkStart w:id="29" w:name="Xdb5d5d220283e302810c6958c53880a90dff47b"/>
+    <w:p>
+      <w:pPr>
+        <w:pStyle w:val="Heading2"/>
+      </w:pPr>
+      <w:r>
+        <w:t xml:space="preserve">2.2 Subtle wing-length trajectories and interspecific heterogeneity</w:t>
       </w:r>
     </w:p>
     <w:p>
@@ -864,36 +713,9 @@
         <w:pStyle w:val="FirstParagraph"/>
       </w:pPr>
       <w:r>
-        <w:t xml:space="preserve">These structural shifts indicate that any unadjusted regression of morphology on calendar year risks conflating observer measurement idiosyncrasies and spatial shifts with temporal evolutionary or plastic change.</w:t>
-      </w:r>
-    </w:p>
-    <w:bookmarkEnd w:id="14"/>
-    <w:bookmarkStart w:id="25" w:name="X55c1c55e332a4566226f85d30314abb02652893"/>
-    <w:p>
-      <w:pPr>
-        <w:pStyle w:val="Heading2"/>
-      </w:pPr>
-      <w:r>
-        <w:t xml:space="preserve">2.2 Apparent wing decline attenuates under observer and spatial controls</w:t>
-      </w:r>
-    </w:p>
-    <w:p>
-      <w:pPr>
-        <w:pStyle w:val="FirstParagraph"/>
-      </w:pPr>
-      <w:r>
-        <w:t xml:space="preserve">To evaluate the impact of dataset structure on the temporal wing trend, we fitted a ladder of increasingly controlled mixed-effects models across 50 phylogenetic trees</w:t>
-      </w:r>
-      <w:r>
-        <w:t xml:space="preserve"> </w:t>
-      </w:r>
-      <w:r>
-        <w:t xml:space="preserve">(Williams et al. 2025)</w:t>
-      </w:r>
-      <w:r>
-        <w:t xml:space="preserve">, comparing baseline specifications to fully controlled models (</w:t>
-      </w:r>
-      <w:hyperlink w:anchor="fig-wingtrend">
+        <w:t xml:space="preserve">Model-free comparisons of per-species mean trait values between the early (1995–2006) and late (2013–2018) sampling periods revealed substantial variation across the avian community (</w:t>
+      </w:r>
+      <w:hyperlink w:anchor="fig-trends">
         <w:r>
           <w:rPr>
             <w:rStyle w:val="Hyperlink"/>
@@ -902,72 +724,10 @@
         </w:r>
       </w:hyperlink>
       <w:r>
-        <w:t xml:space="preserve">;</w:t>
-      </w:r>
-      <w:r>
-        <w:t xml:space="preserve"> </w:t>
-      </w:r>
-      <w:hyperlink w:anchor="tbl-controlled-wing">
-        <w:r>
-          <w:rPr>
-            <w:rStyle w:val="Hyperlink"/>
-          </w:rPr>
-          <w:t xml:space="preserve">Table 1</w:t>
-        </w:r>
-      </w:hyperlink>
-      <w:r>
-        <w:t xml:space="preserve">).</w:t>
-      </w:r>
-    </w:p>
-    <w:p>
-      <w:pPr>
-        <w:pStyle w:val="BodyText"/>
-      </w:pPr>
-      <w:r>
-        <w:t xml:space="preserve">In the baseline model (M0), which replicated the published structure accounting only for sex, latitude, species random slopes, and phylogenetic covariance, wing length declined significantly:</w:t>
-      </w:r>
-      <w:r>
-        <w:t xml:space="preserve"> </w:t>
-      </w:r>
-      <m:oMath>
-        <m:r>
-          <m:t>β</m:t>
-        </m:r>
-        <m:r>
-          <m:rPr>
-            <m:sty m:val="p"/>
-          </m:rPr>
-          <m:t>=</m:t>
-        </m:r>
-        <m:r>
-          <m:rPr>
-            <m:sty m:val="p"/>
-          </m:rPr>
-          <m:t>−</m:t>
-        </m:r>
-        <m:r>
-          <m:t>0.92</m:t>
-        </m:r>
-      </m:oMath>
-      <w:r>
-        <w:t xml:space="preserve"> </w:t>
-      </w:r>
-      <w:r>
-        <w:t xml:space="preserve">mm per SD-year (95% CI: −1.40 to −0.44), corresponding to −1.8 mm/decade (−2.6%/decade;</w:t>
-      </w:r>
-      <w:r>
-        <w:t xml:space="preserve"> </w:t>
-      </w:r>
-      <w:hyperlink w:anchor="tbl-controlled-wing">
-        <w:r>
-          <w:rPr>
-            <w:rStyle w:val="Hyperlink"/>
-          </w:rPr>
-          <w:t xml:space="preserve">Table 1</w:t>
-        </w:r>
-      </w:hyperlink>
-      <w:r>
-        <w:t xml:space="preserve">).</w:t>
+        <w:t xml:space="preserve"> </w:t>
+      </w:r>
+      <w:r>
+        <w:t xml:space="preserve">A): while some species displayed slight decreases in mean wing length, others remained stable or exhibited increases.</w:t>
       </w:r>
     </w:p>
     <w:tbl>
@@ -983,7 +743,55 @@
       <w:tr>
         <w:tc>
           <w:tcPr/>
-          <w:bookmarkStart w:id="15" w:name="tbl-controlled-wing"/>
+          <w:bookmarkStart w:id="18" w:name="fig-trends"/>
+          <w:p>
+            <w:pPr>
+              <w:pStyle w:val="Compact"/>
+              <w:jc w:val="center"/>
+            </w:pPr>
+            <w:r>
+              <w:drawing>
+                <wp:inline>
+                  <wp:extent cx="5334000" cy="3015260"/>
+                  <wp:effectExtent b="0" l="0" r="0" t="0"/>
+                  <wp:docPr descr="" title="" id="16" name="Picture"/>
+                  <a:graphic>
+                    <a:graphicData uri="http://schemas.openxmlformats.org/drawingml/2006/picture">
+                      <pic:pic>
+                        <pic:nvPicPr>
+                          <pic:cNvPr descr="images/fig-trends.png" id="17" name="Picture"/>
+                          <pic:cNvPicPr>
+                            <a:picLocks noChangeArrowheads="1" noChangeAspect="1"/>
+                          </pic:cNvPicPr>
+                        </pic:nvPicPr>
+                        <pic:blipFill>
+                          <a:blip r:embed="rId15"/>
+                          <a:stretch>
+                            <a:fillRect/>
+                          </a:stretch>
+                        </pic:blipFill>
+                        <pic:spPr bwMode="auto">
+                          <a:xfrm>
+                            <a:off x="0" y="0"/>
+                            <a:ext cx="5334000" cy="3015260"/>
+                          </a:xfrm>
+                          <a:prstGeom prst="rect">
+                            <a:avLst/>
+                          </a:prstGeom>
+                          <a:noFill/>
+                          <a:ln w="9525">
+                            <a:noFill/>
+                            <a:headEnd/>
+                            <a:tailEnd/>
+                          </a:ln>
+                        </pic:spPr>
+                      </pic:pic>
+                    </a:graphicData>
+                  </a:graphic>
+                </wp:inline>
+              </w:drawing>
+            </w:r>
+          </w:p>
           <w:p>
             <w:pPr>
               <w:jc w:val="center"/>
@@ -994,7 +802,114 @@
               <w:pStyle w:val="ImageCaption"/>
             </w:pPr>
             <w:r>
-              <w:t xml:space="preserve">Table 1: Phylogenetic mixed models of wing length across 50 trees, evaluating the effect of sequential provenance controls.</w:t>
+              <w:t xml:space="preserve">Figure 2: Species-level trajectories of wing length and bill width between early and late sampling periods. Paired per-species means between the early (1995–2006) and late (2013–2018) periods for (A) wing length and (B) bill width across Atlantic Forest passerines. Lines connect period means for each species, colored by direction of shift (red = decrease, blue = increase), illustrating the raw interspecific variation across the community.</w:t>
+            </w:r>
+          </w:p>
+          <w:bookmarkEnd w:id="18"/>
+        </w:tc>
+      </w:tr>
+    </w:tbl>
+    <w:p>
+      <w:pPr>
+        <w:pStyle w:val="BodyText"/>
+      </w:pPr>
+      <w:r>
+        <w:t xml:space="preserve">To evaluate temporal trajectories while accounting for phylogenetic relatedness across 50 alternative trees, we fitted a sequence of mixed-effects comparative models (</w:t>
+      </w:r>
+      <w:hyperlink w:anchor="fig-wingtrend">
+        <w:r>
+          <w:rPr>
+            <w:rStyle w:val="Hyperlink"/>
+          </w:rPr>
+          <w:t xml:space="preserve">Figure 3</w:t>
+        </w:r>
+      </w:hyperlink>
+      <w:r>
+        <w:t xml:space="preserve">;</w:t>
+      </w:r>
+      <w:r>
+        <w:t xml:space="preserve"> </w:t>
+      </w:r>
+      <w:hyperlink w:anchor="tbl-controlled-wing">
+        <w:r>
+          <w:rPr>
+            <w:rStyle w:val="Hyperlink"/>
+          </w:rPr>
+          <w:t xml:space="preserve">Table 1</w:t>
+        </w:r>
+      </w:hyperlink>
+      <w:r>
+        <w:t xml:space="preserve">). In an unadjusted baseline model (M0) that accounted only for sex, latitude, species random slopes, and phylogeny, wing length exhibited a steep apparent decline:</w:t>
+      </w:r>
+      <w:r>
+        <w:t xml:space="preserve"> </w:t>
+      </w:r>
+      <m:oMath>
+        <m:r>
+          <m:t>β</m:t>
+        </m:r>
+        <m:r>
+          <m:rPr>
+            <m:sty m:val="p"/>
+          </m:rPr>
+          <m:t>=</m:t>
+        </m:r>
+        <m:r>
+          <m:rPr>
+            <m:sty m:val="p"/>
+          </m:rPr>
+          <m:t>−</m:t>
+        </m:r>
+        <m:r>
+          <m:t>0.92</m:t>
+        </m:r>
+      </m:oMath>
+      <w:r>
+        <w:t xml:space="preserve"> </w:t>
+      </w:r>
+      <w:r>
+        <w:t xml:space="preserve">mm per SD-year (95% CI: −1.40 to −0.44), corresponding to −1.8 mm/decade (−2.6%/decade;</w:t>
+      </w:r>
+      <w:r>
+        <w:t xml:space="preserve"> </w:t>
+      </w:r>
+      <w:hyperlink w:anchor="tbl-controlled-wing">
+        <w:r>
+          <w:rPr>
+            <w:rStyle w:val="Hyperlink"/>
+          </w:rPr>
+          <w:t xml:space="preserve">Table 1</w:t>
+        </w:r>
+      </w:hyperlink>
+      <w:r>
+        <w:t xml:space="preserve">).</w:t>
+      </w:r>
+    </w:p>
+    <w:tbl>
+      <w:tblPr>
+        <w:tblStyle w:val="Table"/>
+        <w:tblW w:type="pct" w:w="5000"/>
+        <w:tblLayout w:type="fixed"/>
+        <w:tblLook w:firstRow="0" w:lastRow="0" w:firstColumn="0" w:lastColumn="0" w:noHBand="0" w:noVBand="0" w:val="0000"/>
+      </w:tblPr>
+      <w:tblGrid>
+        <w:gridCol w:w="7920"/>
+      </w:tblGrid>
+      <w:tr>
+        <w:tc>
+          <w:tcPr/>
+          <w:bookmarkStart w:id="19" w:name="tbl-controlled-wing"/>
+          <w:p>
+            <w:pPr>
+              <w:jc w:val="center"/>
+            </w:pPr>
+            <w:pPr>
+              <w:jc w:val="left"/>
+              <w:spacing w:before="200"/>
+              <w:pStyle w:val="ImageCaption"/>
+            </w:pPr>
+            <w:r>
+              <w:t xml:space="preserve">Table 1: Phylogenetic mixed models of wing length across 50 trees, evaluating temporal trajectories across sequential control tiers.</w:t>
             </w:r>
           </w:p>
           <w:tbl>
@@ -1439,7 +1354,7 @@
                     <w:jc w:val="center"/>
                   </w:pPr>
                   <w:r>
-                    <w:t xml:space="preserve">−1.29</w:t>
+                    <w:t xml:space="preserve">−0.16</w:t>
                   </w:r>
                 </w:p>
               </w:tc>
@@ -1452,7 +1367,7 @@
                     <w:jc w:val="center"/>
                   </w:pPr>
                   <w:r>
-                    <w:t xml:space="preserve">[−2.42, −0.16]</w:t>
+                    <w:t xml:space="preserve">[−0.80, 0.48]</w:t>
                   </w:r>
                 </w:p>
               </w:tc>
@@ -1465,7 +1380,7 @@
                     <w:jc w:val="center"/>
                   </w:pPr>
                   <w:r>
-                    <w:t xml:space="preserve">−2.6</w:t>
+                    <w:t xml:space="preserve">−0.3</w:t>
                   </w:r>
                 </w:p>
               </w:tc>
@@ -1618,7 +1533,7 @@
               </w:tc>
             </w:tr>
           </w:tbl>
-          <w:bookmarkEnd w:id="15"/>
+          <w:bookmarkEnd w:id="19"/>
           <w:p/>
         </w:tc>
       </w:tr>
@@ -1639,7 +1554,7 @@
         </w:rPr>
         <w:t xml:space="preserve"> </w:t>
       </w:r>
-      <w:hyperlink r:id="rId16">
+      <w:hyperlink r:id="rId20">
         <w:r>
           <w:rPr>
             <w:rStyle w:val="Hyperlink"/>
@@ -1654,7 +1569,7 @@
         <w:pStyle w:val="BodyText"/>
       </w:pPr>
       <w:r>
-        <w:t xml:space="preserve">Introducing random intercepts for observer identity and municipality (M1) immediately halved the estimated rate of decline to</w:t>
+        <w:t xml:space="preserve">Accounting for observer identity and municipality (M1) immediately halved the estimated rate of decline to</w:t>
       </w:r>
       <w:r>
         <w:t xml:space="preserve"> </w:t>
@@ -1697,7 +1612,7 @@
         </w:r>
       </w:hyperlink>
       <w:r>
-        <w:t xml:space="preserve">). Adding protocol proxies (wing column), coordinates, and altitude (M2) stabilized the estimate at</w:t>
+        <w:t xml:space="preserve">). Further incorporating protocol proxies (wing column), coordinates, and elevation (M2) stabilized the trajectory at</w:t>
       </w:r>
       <w:r>
         <w:t xml:space="preserve"> </w:t>
@@ -1726,7 +1641,7 @@
         <w:t xml:space="preserve"> </w:t>
       </w:r>
       <w:r>
-        <w:t xml:space="preserve">mm/SD-year. Finally, including season, moult status, and individual bird identity (M3) attenuated the slope by approximately 60% relative to baseline, yielding</w:t>
+        <w:t xml:space="preserve">mm/SD-year (−1.0 mm/decade). Finally, the fully controlled model (M3)—which accounted for season, moult status, individual recaptures, and 50 phylogenetic trees—yielded a modest decadal slope:</w:t>
       </w:r>
       <w:r>
         <w:t xml:space="preserve"> </w:t>
@@ -1755,7 +1670,21 @@
         <w:t xml:space="preserve"> </w:t>
       </w:r>
       <w:r>
-        <w:t xml:space="preserve">mm per SD-year (95% CI: −0.78 to 0.04, −0.7 mm/decade;</w:t>
+        <w:t xml:space="preserve">mm per SD-year (95% CI: −0.78 to 0.04, −0.7 mm/decade; −1.04%/decade;</w:t>
+      </w:r>
+      <w:r>
+        <w:t xml:space="preserve"> </w:t>
+      </w:r>
+      <w:hyperlink w:anchor="fig-wingtrend">
+        <w:r>
+          <w:rPr>
+            <w:rStyle w:val="Hyperlink"/>
+          </w:rPr>
+          <w:t xml:space="preserve">Figure 3</w:t>
+        </w:r>
+      </w:hyperlink>
+      <w:r>
+        <w:t xml:space="preserve">;</w:t>
       </w:r>
       <w:r>
         <w:t xml:space="preserve"> </w:t>
@@ -1769,7 +1698,7 @@
         </w:r>
       </w:hyperlink>
       <w:r>
-        <w:t xml:space="preserve">). Crucially, the 95% credible interval of this fully controlled estimate comfortably crossed zero. When restricted to complete cases lacking missing covariates (</w:t>
+        <w:t xml:space="preserve">). Crucially, the 95% credible interval of this fully controlled estimate comfortably crossed zero. When evaluated strictly on complete cases lacking any missing covariates (</w:t>
       </w:r>
       <m:oMath>
         <m:r>
@@ -1795,10 +1724,7 @@
         </m:r>
       </m:oMath>
       <w:r>
-        <w:t xml:space="preserve">), the slope attenuated further to</w:t>
-      </w:r>
-      <w:r>
-        <w:t xml:space="preserve"> </w:t>
+        <w:t xml:space="preserve">), the slope remained subtle and statistically indistinguishable from zero (</w:t>
       </w:r>
       <m:oMath>
         <m:r>
@@ -1824,7 +1750,7 @@
         <w:t xml:space="preserve"> </w:t>
       </w:r>
       <w:r>
-        <w:t xml:space="preserve">mm/SD-year (−0.6 mm/decade; 95% CI: −0.65 to 0.08).</w:t>
+        <w:t xml:space="preserve">mm/SD-year, 95% CI: −0.65 to 0.08, −0.6 mm/decade).</w:t>
       </w:r>
     </w:p>
     <w:tbl>
@@ -1840,7 +1766,7 @@
       <w:tr>
         <w:tc>
           <w:tcPr/>
-          <w:bookmarkStart w:id="20" w:name="fig-wingtrend"/>
+          <w:bookmarkStart w:id="24" w:name="fig-wingtrend"/>
           <w:p>
             <w:pPr>
               <w:pStyle w:val="Compact"/>
@@ -1851,18 +1777,18 @@
                 <wp:inline>
                   <wp:extent cx="5334000" cy="5399048"/>
                   <wp:effectExtent b="0" l="0" r="0" t="0"/>
-                  <wp:docPr descr="" title="" id="18" name="Picture"/>
+                  <wp:docPr descr="" title="" id="22" name="Picture"/>
                   <a:graphic>
                     <a:graphicData uri="http://schemas.openxmlformats.org/drawingml/2006/picture">
                       <pic:pic>
                         <pic:nvPicPr>
-                          <pic:cNvPr descr="images/fig-wingtrend.png" id="19" name="Picture"/>
+                          <pic:cNvPr descr="images/fig-wingtrend.png" id="23" name="Picture"/>
                           <pic:cNvPicPr>
                             <a:picLocks noChangeArrowheads="1" noChangeAspect="1"/>
                           </pic:cNvPicPr>
                         </pic:nvPicPr>
                         <pic:blipFill>
-                          <a:blip r:embed="rId17"/>
+                          <a:blip r:embed="rId21"/>
                           <a:stretch>
                             <a:fillRect/>
                           </a:stretch>
@@ -1899,7 +1825,24 @@
               <w:pStyle w:val="ImageCaption"/>
             </w:pPr>
             <w:r>
-              <w:t xml:space="preserve">Figure 2: Temporal trajectory of wing length in Atlantic Forest passerines (1995–2018). (A) Within-species-centred wing length over time with annual means (points, sized by record count). The steep dashed line represents the unadjusted baseline model (M0: −1.84 mm/decade); the solid line represents the fully controlled phylogenetic model (M3: −0.74 mm/decade, 95% CI spanning zero). (B) Sequential attenuation of estimated decadal wing change across model specifications. Estimates and 95% intervals are Rubin-pooled across 50 phylogenetic trees (</w:t>
+              <w:t xml:space="preserve">Figure 3: Temporal trajectory of wing length in Atlantic Forest passerines (1995–2018). (A) Within-species-centred wing length over time across 8,478 records from 73 species, with annual means (points, sized by record count). The steep dashed line represents the unadjusted baseline model (M0: −1.84 mm/decade); the solid line represents the fully controlled phylogenetic model across 50 trees (M3: −0.74 mm/decade, 95% CI spanning zero). Inset displays wing records per year. (B) Zoomed view of annual means (</w:t>
+            </w:r>
+            <m:oMath>
+              <m:r>
+                <m:rPr>
+                  <m:sty m:val="p"/>
+                </m:rPr>
+                <m:t>±</m:t>
+              </m:r>
+              <m:r>
+                <m:t>1.96</m:t>
+              </m:r>
+            </m:oMath>
+            <w:r>
+              <w:t xml:space="preserve"> </w:t>
+            </w:r>
+            <w:r>
+              <w:t xml:space="preserve">SE) and fitted trajectories on the scale of the effect. Estimates and intervals are Rubin-pooled across 50 phylogenetic trees (</w:t>
             </w:r>
             <w:r>
               <w:rPr>
@@ -1920,7 +1863,7 @@
               <w:t xml:space="preserve">).</w:t>
             </w:r>
           </w:p>
-          <w:bookmarkEnd w:id="20"/>
+          <w:bookmarkEnd w:id="24"/>
         </w:tc>
       </w:tr>
     </w:tbl>
@@ -1929,7 +1872,7 @@
         <w:pStyle w:val="BodyText"/>
       </w:pPr>
       <w:r>
-        <w:t xml:space="preserve">To directly separate temporal change within observers from compositional shifts across observers, we fitted a within-between random effects model [Mundlak REWB;</w:t>
+        <w:t xml:space="preserve">To directly evaluate temporal change within consistent field researchers, we fitted a within-between random effects model [Mundlak REWB;</w:t>
       </w:r>
       <w:r>
         <w:t xml:space="preserve"> </w:t>
@@ -1947,7 +1890,7 @@
         <w:t xml:space="preserve">Bell et al. (2019)</w:t>
       </w:r>
       <w:r>
-        <w:t xml:space="preserve">]. The within-observer slope—reflecting whether birds captured by the</w:t>
+        <w:t xml:space="preserve">]. The within-observer slope—measuring whether birds captured by the</w:t>
       </w:r>
       <w:r>
         <w:t xml:space="preserve"> </w:t>
@@ -1982,21 +1925,70 @@
           <m:t>−</m:t>
         </m:r>
         <m:r>
+          <m:t>0.16</m:t>
+        </m:r>
+      </m:oMath>
+      <w:r>
+        <w:t xml:space="preserve"> </w:t>
+      </w:r>
+      <w:r>
+        <w:t xml:space="preserve">mm/SD-year, 95% CI: −0.80 to 0.48, −0.3 mm/decade; on complete cases</w:t>
+      </w:r>
+      <w:r>
+        <w:t xml:space="preserve"> </w:t>
+      </w:r>
+      <m:oMath>
+        <m:r>
+          <m:t>β</m:t>
+        </m:r>
+        <m:r>
+          <m:rPr>
+            <m:sty m:val="p"/>
+          </m:rPr>
+          <m:t>=</m:t>
+        </m:r>
+        <m:r>
+          <m:rPr>
+            <m:sty m:val="p"/>
+          </m:rPr>
+          <m:t>+</m:t>
+        </m:r>
+        <m:r>
+          <m:t>0.03</m:t>
+        </m:r>
+      </m:oMath>
+      <w:r>
+        <w:t xml:space="preserve">, 95% CI: −0.58 to +0.63). In contrast, the between-observer term reflected substantial variation among researchers (</w:t>
+      </w:r>
+      <m:oMath>
+        <m:r>
+          <m:t>β</m:t>
+        </m:r>
+        <m:r>
+          <m:rPr>
+            <m:sty m:val="p"/>
+          </m:rPr>
+          <m:t>=</m:t>
+        </m:r>
+        <m:r>
+          <m:rPr>
+            <m:sty m:val="p"/>
+          </m:rPr>
+          <m:t>−</m:t>
+        </m:r>
+        <m:r>
           <m:t>1.29</m:t>
         </m:r>
       </m:oMath>
       <w:r>
-        <w:t xml:space="preserve"> </w:t>
-      </w:r>
-      <w:r>
-        <w:t xml:space="preserve">mm/SD-year, 95% CI: −2.42 to −0.16, −2.6 mm/decade; on complete cases</w:t>
+        <w:t xml:space="preserve">, 95% CI: −2.42 to −0.16). Consistently, researchers with the longest continuous sampling spans showed no directional wing change over time (E. Carrano: −0.01 mm/decade [−0.25, +0.24],</w:t>
       </w:r>
       <w:r>
         <w:t xml:space="preserve"> </w:t>
       </w:r>
       <m:oMath>
         <m:r>
-          <m:t>β</m:t>
+          <m:t>n</m:t>
         </m:r>
         <m:r>
           <m:rPr>
@@ -2005,21 +1997,27 @@
           <m:t>=</m:t>
         </m:r>
         <m:r>
-          <m:rPr>
-            <m:sty m:val="p"/>
-          </m:rPr>
-          <m:t>+</m:t>
-        </m:r>
-        <m:r>
-          <m:t>0.03</m:t>
+          <m:t>1</m:t>
+        </m:r>
+        <m:r>
+          <m:rPr>
+            <m:sty m:val="p"/>
+          </m:rPr>
+          <m:t>,</m:t>
+        </m:r>
+        <m:r>
+          <m:t>040</m:t>
         </m:r>
       </m:oMath>
       <w:r>
-        <w:t xml:space="preserve">, 95% CI: −0.58 to +0.63). In contrast, the between-observer term was strongly negative (</w:t>
+        <w:t xml:space="preserve">; A. Ross: −0.29 [−1.28, +0.69],</w:t>
+      </w:r>
+      <w:r>
+        <w:t xml:space="preserve"> </w:t>
       </w:r>
       <m:oMath>
         <m:r>
-          <m:t>β</m:t>
+          <m:t>n</m:t>
         </m:r>
         <m:r>
           <m:rPr>
@@ -2028,17 +2026,11 @@
           <m:t>=</m:t>
         </m:r>
         <m:r>
-          <m:rPr>
-            <m:sty m:val="p"/>
-          </m:rPr>
-          <m:t>−</m:t>
-        </m:r>
-        <m:r>
-          <m:t>1.29</m:t>
+          <m:t>618</m:t>
         </m:r>
       </m:oMath>
       <w:r>
-        <w:t xml:space="preserve">, 95% CI: −2.42 to −0.16). Consistently, the three researchers with the longest sampling spans exhibited no significant trend (E. Carrano: −0.01 mm/decade [−0.25, +0.24],</w:t>
+        <w:t xml:space="preserve">; M. Alves: −0.07 [−0.47, +0.32],</w:t>
       </w:r>
       <w:r>
         <w:t xml:space="preserve"> </w:t>
@@ -2054,59 +2046,10 @@
           <m:t>=</m:t>
         </m:r>
         <m:r>
-          <m:t>1</m:t>
-        </m:r>
-        <m:r>
-          <m:rPr>
-            <m:sty m:val="p"/>
-          </m:rPr>
-          <m:t>,</m:t>
-        </m:r>
-        <m:r>
-          <m:t>040</m:t>
+          <m:t>433</m:t>
         </m:r>
       </m:oMath>
       <w:r>
-        <w:t xml:space="preserve">; A. Ross: −0.29 [−1.28, +0.69],</w:t>
-      </w:r>
-      <w:r>
-        <w:t xml:space="preserve"> </w:t>
-      </w:r>
-      <m:oMath>
-        <m:r>
-          <m:t>n</m:t>
-        </m:r>
-        <m:r>
-          <m:rPr>
-            <m:sty m:val="p"/>
-          </m:rPr>
-          <m:t>=</m:t>
-        </m:r>
-        <m:r>
-          <m:t>618</m:t>
-        </m:r>
-      </m:oMath>
-      <w:r>
-        <w:t xml:space="preserve">; M. Alves: −0.07 [−0.47, +0.32],</w:t>
-      </w:r>
-      <w:r>
-        <w:t xml:space="preserve"> </w:t>
-      </w:r>
-      <m:oMath>
-        <m:r>
-          <m:t>n</m:t>
-        </m:r>
-        <m:r>
-          <m:rPr>
-            <m:sty m:val="p"/>
-          </m:rPr>
-          <m:t>=</m:t>
-        </m:r>
-        <m:r>
-          <m:t>433</m:t>
-        </m:r>
-      </m:oMath>
-      <w:r>
         <w:t xml:space="preserve">).</w:t>
       </w:r>
     </w:p>
@@ -2115,18 +2058,29 @@
         <w:pStyle w:val="BodyText"/>
       </w:pPr>
       <w:r>
-        <w:t xml:space="preserve">Species-specific slopes from the controlled model (M3) confirmed this general attenuation (</w:t>
+        <w:t xml:space="preserve">Species-specific slopes from the controlled phylogenetic model (M3) confirmed pronounced interspecific heterogeneity (</w:t>
       </w:r>
       <w:hyperlink w:anchor="fig-species-slopes">
         <w:r>
           <w:rPr>
             <w:rStyle w:val="Hyperlink"/>
           </w:rPr>
-          <w:t xml:space="preserve">Figure 3</w:t>
+          <w:t xml:space="preserve">Figure 4</w:t>
         </w:r>
       </w:hyperlink>
       <w:r>
-        <w:t xml:space="preserve">): while 49 of 72 species displayed negative point estimates, only 9 had intervals excluding zero (compared to 17 under M0), and the median species slope shifted from −1.18 mm/decade under M0 to −0.54 mm/decade under M3.</w:t>
+        <w:t xml:space="preserve">): while 49 of 72 species displayed negative point estimates, 61 of 72 species had 95% intervals overlapping zero. Only 9 species exhibited credible declines excluding zero, and 2 species exhibited credible increases (</w:t>
+      </w:r>
+      <w:hyperlink w:anchor="fig-species-slopes">
+        <w:r>
+          <w:rPr>
+            <w:rStyle w:val="Hyperlink"/>
+          </w:rPr>
+          <w:t xml:space="preserve">Figure 4</w:t>
+        </w:r>
+      </w:hyperlink>
+      <w:r>
+        <w:t xml:space="preserve">). The median species slope across the community was −0.54 mm/decade, indicating that community-wide morphological adjustments are subtle and varied rather than uniform.</w:t>
       </w:r>
     </w:p>
     <w:tbl>
@@ -2142,7 +2096,7 @@
       <w:tr>
         <w:tc>
           <w:tcPr/>
-          <w:bookmarkStart w:id="24" w:name="fig-species-slopes"/>
+          <w:bookmarkStart w:id="28" w:name="fig-species-slopes"/>
           <w:p>
             <w:pPr>
               <w:pStyle w:val="Compact"/>
@@ -2153,18 +2107,18 @@
                 <wp:inline>
                   <wp:extent cx="5334000" cy="7681745"/>
                   <wp:effectExtent b="0" l="0" r="0" t="0"/>
-                  <wp:docPr descr="" title="" id="22" name="Picture"/>
+                  <wp:docPr descr="" title="" id="26" name="Picture"/>
                   <a:graphic>
                     <a:graphicData uri="http://schemas.openxmlformats.org/drawingml/2006/picture">
                       <pic:pic>
                         <pic:nvPicPr>
-                          <pic:cNvPr descr="images/fig-species-slopes.png" id="23" name="Picture"/>
+                          <pic:cNvPr descr="images/fig-species-slopes.png" id="27" name="Picture"/>
                           <pic:cNvPicPr>
                             <a:picLocks noChangeArrowheads="1" noChangeAspect="1"/>
                           </pic:cNvPicPr>
                         </pic:nvPicPr>
                         <pic:blipFill>
-                          <a:blip r:embed="rId21"/>
+                          <a:blip r:embed="rId25"/>
                           <a:stretch>
                             <a:fillRect/>
                           </a:stretch>
@@ -2201,10 +2155,30 @@
               <w:pStyle w:val="ImageCaption"/>
             </w:pPr>
             <w:r>
-              <w:t xml:space="preserve">Figure 3: Species-specific slopes of wing length change (mm/decade) from the fully controlled model (M3) across 72 passerine species. Horizontal bars show 95% intervals derived from species random slopes. Only 9 species show credible declines excluding zero (red), while 2 show credible increases (blue), and 61 overlap zero (grey).</w:t>
+              <w:t xml:space="preserve">Figure 4: Interspecific heterogeneity in decadal wing-length trajectories under phylogenetic mixed models (M3). Forest plot of species-specific slopes (mm/decade) across 72 passerine species, ordered by rate of change. Horizontal bars show 95% intervals; filled circles denote species whose intervals exclude zero (red = negative, blue = positive), while open circles denote species whose intervals span zero (</w:t>
+            </w:r>
+            <m:oMath>
+              <m:r>
+                <m:t>n</m:t>
+              </m:r>
+              <m:r>
+                <m:rPr>
+                  <m:sty m:val="p"/>
+                </m:rPr>
+                <m:t>=</m:t>
+              </m:r>
+              <m:r>
+                <m:t>61</m:t>
+              </m:r>
+            </m:oMath>
+            <w:r>
+              <w:t xml:space="preserve"> </w:t>
+            </w:r>
+            <w:r>
+              <w:t xml:space="preserve">species). Shaded vertical band and solid blue line indicate the pooled M3 year slope (−0.74 mm/decade, 95% CI: −1.55 to +0.07). Hollow grey circles indicate unadjusted baseline (M0) slopes.</w:t>
             </w:r>
           </w:p>
-          <w:bookmarkEnd w:id="24"/>
+          <w:bookmarkEnd w:id="28"/>
         </w:tc>
       </w:tr>
     </w:tbl>
@@ -2213,29 +2187,7 @@
         <w:pStyle w:val="BodyText"/>
       </w:pPr>
       <w:r>
-        <w:t xml:space="preserve">Two important nuances cut against this general attenuation and warrant reporting:</w:t>
-      </w:r>
-      <w:r>
-        <w:t xml:space="preserve"> </w:t>
-      </w:r>
-      <w:r>
-        <w:t xml:space="preserve">1. When the full M3 control structure was applied to birds of</w:t>
-      </w:r>
-      <w:r>
-        <w:t xml:space="preserve"> </w:t>
-      </w:r>
-      <w:r>
-        <w:rPr>
-          <w:b/>
-          <w:bCs/>
-        </w:rPr>
-        <w:t xml:space="preserve">unknown sex</w:t>
-      </w:r>
-      <w:r>
-        <w:t xml:space="preserve"> </w:t>
-      </w:r>
-      <w:r>
-        <w:t xml:space="preserve">(</w:t>
+        <w:t xml:space="preserve">In sensitivity tests, birds of unknown sex (</w:t>
       </w:r>
       <m:oMath>
         <m:r>
@@ -2261,7 +2213,7 @@
         </m:r>
       </m:oMath>
       <w:r>
-        <w:t xml:space="preserve">; M6), the negative trend persisted (</w:t>
+        <w:t xml:space="preserve">; M6) exhibited a moderate negative trend under full controls (</w:t>
       </w:r>
       <m:oMath>
         <m:r>
@@ -2301,13 +2253,7 @@
         </w:r>
       </w:hyperlink>
       <w:r>
-        <w:t xml:space="preserve">).</w:t>
-      </w:r>
-      <w:r>
-        <w:t xml:space="preserve"> </w:t>
-      </w:r>
-      <w:r>
-        <w:t xml:space="preserve">2. Removing six anomalous contributor</w:t>
+        <w:t xml:space="preserve">). When six extreme contributor</w:t>
       </w:r>
       <w:r>
         <w:t xml:space="preserve"> </w:t>
@@ -2341,7 +2287,7 @@
         <w:t xml:space="preserve"> </w:t>
       </w:r>
       <w:r>
-        <w:t xml:space="preserve">year blocks that sat</w:t>
+        <w:t xml:space="preserve">year outlier blocks sitting</w:t>
       </w:r>
       <w:r>
         <w:t xml:space="preserve"> </w:t>
@@ -2361,7 +2307,7 @@
         <w:t xml:space="preserve"> </w:t>
       </w:r>
       <w:r>
-        <w:t xml:space="preserve">mm from species-sex means (</w:t>
+        <w:t xml:space="preserve">mm from species-sex means were removed (</w:t>
       </w:r>
       <m:oMath>
         <m:r>
@@ -2381,7 +2327,10 @@
         <w:t xml:space="preserve"> </w:t>
       </w:r>
       <w:r>
-        <w:t xml:space="preserve">records; e.g., 2016 captures in São Francisco de Paula) yielded a controlled slope that marginally excluded zero (</w:t>
+        <w:t xml:space="preserve">records), the slope was</w:t>
+      </w:r>
+      <w:r>
+        <w:t xml:space="preserve"> </w:t>
       </w:r>
       <m:oMath>
         <m:r>
@@ -2407,17 +2356,113 @@
         <w:t xml:space="preserve"> </w:t>
       </w:r>
       <w:r>
-        <w:t xml:space="preserve">[</w:t>
+        <w:t xml:space="preserve">mm/SD-year (95% CI: −0.82 to −0.05, −0.9 mm/decade). Restricting analyses to first captures only (</w:t>
       </w:r>
       <m:oMath>
         <m:r>
+          <m:t>n</m:t>
+        </m:r>
+        <m:r>
+          <m:rPr>
+            <m:sty m:val="p"/>
+          </m:rPr>
+          <m:t>=</m:t>
+        </m:r>
+        <m:r>
+          <m:t>7</m:t>
+        </m:r>
+        <m:r>
+          <m:rPr>
+            <m:sty m:val="p"/>
+          </m:rPr>
+          <m:t>,</m:t>
+        </m:r>
+        <m:r>
+          <m:t>791</m:t>
+        </m:r>
+      </m:oMath>
+      <w:r>
+        <w:t xml:space="preserve">; M7) yielded an identical trajectory (</w:t>
+      </w:r>
+      <m:oMath>
+        <m:r>
+          <m:t>β</m:t>
+        </m:r>
+        <m:r>
+          <m:rPr>
+            <m:sty m:val="p"/>
+          </m:rPr>
+          <m:t>=</m:t>
+        </m:r>
+        <m:r>
           <m:rPr>
             <m:sty m:val="p"/>
           </m:rPr>
           <m:t>−</m:t>
         </m:r>
         <m:r>
-          <m:t>0.82</m:t>
+          <m:t>0.38</m:t>
+        </m:r>
+      </m:oMath>
+      <w:r>
+        <w:t xml:space="preserve"> </w:t>
+      </w:r>
+      <w:r>
+        <w:t xml:space="preserve">mm/SD-year, −0.8 mm/decade;</w:t>
+      </w:r>
+      <w:r>
+        <w:t xml:space="preserve"> </w:t>
+      </w:r>
+      <w:hyperlink w:anchor="tbl-controlled-wing">
+        <w:r>
+          <w:rPr>
+            <w:rStyle w:val="Hyperlink"/>
+          </w:rPr>
+          <w:t xml:space="preserve">Table 1</w:t>
+        </w:r>
+      </w:hyperlink>
+      <w:r>
+        <w:t xml:space="preserve">). Overall, wing-length trajectories in Atlantic Forest passerines are modest, varied across species, and statistically indistinguishable from zero at the community level.</w:t>
+      </w:r>
+    </w:p>
+    <w:bookmarkEnd w:id="29"/>
+    <w:bookmarkStart w:id="31" w:name="Xe386fa2e79ea564ffc4e1aa08f79406f162231b"/>
+    <w:p>
+      <w:pPr>
+        <w:pStyle w:val="Heading2"/>
+      </w:pPr>
+      <w:r>
+        <w:t xml:space="preserve">2.3 Body mass stability and wing–mass allometry on shared individuals</w:t>
+      </w:r>
+    </w:p>
+    <w:p>
+      <w:pPr>
+        <w:pStyle w:val="FirstParagraph"/>
+      </w:pPr>
+      <w:r>
+        <w:t xml:space="preserve">In striking contrast to the wing-shortening and body mass declines documented in the central Amazon</w:t>
+      </w:r>
+      <w:r>
+        <w:t xml:space="preserve"> </w:t>
+      </w:r>
+      <w:r>
+        <w:t xml:space="preserve">(Jirinec et al. 2021)</w:t>
+      </w:r>
+      <w:r>
+        <w:t xml:space="preserve">, Atlantic Forest passerines exhibited remarkable stability in body mass across the 24-year record (</w:t>
+      </w:r>
+      <m:oMath>
+        <m:r>
+          <m:t>n</m:t>
+        </m:r>
+        <m:r>
+          <m:rPr>
+            <m:sty m:val="p"/>
+          </m:rPr>
+          <m:t>=</m:t>
+        </m:r>
+        <m:r>
+          <m:t>11</m:t>
         </m:r>
         <m:r>
           <m:rPr>
@@ -2426,69 +2471,14 @@
           <m:t>,</m:t>
         </m:r>
         <m:r>
-          <m:rPr>
-            <m:sty m:val="p"/>
-          </m:rPr>
-          <m:t>−</m:t>
-        </m:r>
-        <m:r>
-          <m:t>0.05</m:t>
+          <m:t>077</m:t>
         </m:r>
       </m:oMath>
       <w:r>
-        <w:t xml:space="preserve">], −0.9 mm/decade).</w:t>
-      </w:r>
-    </w:p>
-    <w:p>
-      <w:pPr>
-        <w:pStyle w:val="BodyText"/>
-      </w:pPr>
-      <w:r>
-        <w:t xml:space="preserve">Overall, however, observer and spatial turnover account for roughly 60% of the apparent wing decline, rendering the population-level trend statistically indistinguishable from zero.</w:t>
-      </w:r>
-    </w:p>
-    <w:bookmarkEnd w:id="25"/>
-    <w:bookmarkStart w:id="27" w:name="Xc5659c85d01aa7e025a2beb103cb8f39fc48e0f"/>
-    <w:p>
-      <w:pPr>
-        <w:pStyle w:val="Heading2"/>
-      </w:pPr>
-      <w:r>
-        <w:t xml:space="preserve">2.3 Invariant body mass and wing–mass isometry on shared individuals</w:t>
-      </w:r>
-    </w:p>
-    <w:p>
-      <w:pPr>
-        <w:pStyle w:val="FirstParagraph"/>
-      </w:pPr>
-      <w:r>
-        <w:t xml:space="preserve">To test whether passerines experienced parallel changes in mass, we fitted the 50-tree phylogenetic model to log-transformed body mass (</w:t>
-      </w:r>
-      <m:oMath>
-        <m:r>
-          <m:t>n</m:t>
-        </m:r>
-        <m:r>
-          <m:rPr>
-            <m:sty m:val="p"/>
-          </m:rPr>
-          <m:t>=</m:t>
-        </m:r>
-        <m:r>
-          <m:t>11</m:t>
-        </m:r>
-        <m:r>
-          <m:rPr>
-            <m:sty m:val="p"/>
-          </m:rPr>
-          <m:t>,</m:t>
-        </m:r>
-        <m:r>
-          <m:t>077</m:t>
-        </m:r>
-      </m:oMath>
-      <w:r>
-        <w:t xml:space="preserve">;</w:t>
+        <w:t xml:space="preserve"> </w:t>
+      </w:r>
+      <w:r>
+        <w:t xml:space="preserve">records;</w:t>
       </w:r>
       <w:r>
         <w:t xml:space="preserve"> </w:t>
@@ -2502,7 +2492,7 @@
         </w:r>
       </w:hyperlink>
       <w:r>
-        <w:t xml:space="preserve">). In sharp contrast to baseline wing length, body mass showed no temporal change (</w:t>
+        <w:t xml:space="preserve">). In the 50-tree phylogenetic model, log-transformed body mass showed no temporal change (</w:t>
       </w:r>
       <m:oMath>
         <m:r>
@@ -2541,104 +2531,6 @@
           <w:t xml:space="preserve">Table 2</w:t>
         </w:r>
       </w:hyperlink>
-      <w:r>
-        <w:t xml:space="preserve">). Incorporating diurnal time of capture revealed a strong diurnal weight gain (+0.40% body mass per hour, 95% CI: 0.29 to 0.52%,</w:t>
-      </w:r>
-      <w:r>
-        <w:t xml:space="preserve"> </w:t>
-      </w:r>
-      <m:oMath>
-        <m:r>
-          <m:t>t</m:t>
-        </m:r>
-        <m:r>
-          <m:rPr>
-            <m:sty m:val="p"/>
-          </m:rPr>
-          <m:t>=</m:t>
-        </m:r>
-        <m:r>
-          <m:t>7.03</m:t>
-        </m:r>
-      </m:oMath>
-      <w:r>
-        <w:t xml:space="preserve">,</w:t>
-      </w:r>
-      <w:r>
-        <w:t xml:space="preserve"> </w:t>
-      </w:r>
-      <m:oMath>
-        <m:r>
-          <m:t>n</m:t>
-        </m:r>
-        <m:r>
-          <m:rPr>
-            <m:sty m:val="p"/>
-          </m:rPr>
-          <m:t>=</m:t>
-        </m:r>
-        <m:r>
-          <m:t>8</m:t>
-        </m:r>
-        <m:r>
-          <m:rPr>
-            <m:sty m:val="p"/>
-          </m:rPr>
-          <m:t>,</m:t>
-        </m:r>
-        <m:r>
-          <m:t>345</m:t>
-        </m:r>
-      </m:oMath>
-      <w:r>
-        <w:t xml:space="preserve">), while the year slope with hour controlled remained flat (</w:t>
-      </w:r>
-      <m:oMath>
-        <m:r>
-          <m:t>β</m:t>
-        </m:r>
-        <m:r>
-          <m:rPr>
-            <m:sty m:val="p"/>
-          </m:rPr>
-          <m:t>=</m:t>
-        </m:r>
-        <m:r>
-          <m:rPr>
-            <m:sty m:val="p"/>
-          </m:rPr>
-          <m:t>−</m:t>
-        </m:r>
-        <m:r>
-          <m:t>0.0063</m:t>
-        </m:r>
-      </m:oMath>
-      <w:r>
-        <w:t xml:space="preserve">,</w:t>
-      </w:r>
-      <w:r>
-        <w:t xml:space="preserve"> </w:t>
-      </w:r>
-      <m:oMath>
-        <m:r>
-          <m:t>t</m:t>
-        </m:r>
-        <m:r>
-          <m:rPr>
-            <m:sty m:val="p"/>
-          </m:rPr>
-          <m:t>=</m:t>
-        </m:r>
-        <m:r>
-          <m:rPr>
-            <m:sty m:val="p"/>
-          </m:rPr>
-          <m:t>−</m:t>
-        </m:r>
-        <m:r>
-          <m:t>0.99</m:t>
-        </m:r>
-      </m:oMath>
       <w:r>
         <w:t xml:space="preserve">).</w:t>
       </w:r>
@@ -2656,7 +2548,7 @@
       <w:tr>
         <w:tc>
           <w:tcPr/>
-          <w:bookmarkStart w:id="26" w:name="tbl-multitrait"/>
+          <w:bookmarkStart w:id="30" w:name="tbl-multitrait"/>
           <w:p>
             <w:pPr>
               <w:jc w:val="center"/>
@@ -2667,7 +2559,7 @@
               <w:pStyle w:val="ImageCaption"/>
             </w:pPr>
             <w:r>
-              <w:t xml:space="preserve">Table 2: Multi-trait temporal trends across baseline and fully controlled model tiers. Asterisks denote intervals excluding zero.</w:t>
+              <w:t xml:space="preserve">Table 2: Multi-trait temporal trends across baseline, non-phylogenetic controlled, and 50-tree phylogenetic models. Asterisks denote intervals excluding zero.</w:t>
             </w:r>
           </w:p>
           <w:tbl>
@@ -3157,7 +3049,7 @@
               </w:tc>
             </w:tr>
           </w:tbl>
-          <w:bookmarkEnd w:id="26"/>
+          <w:bookmarkEnd w:id="30"/>
           <w:p/>
         </w:tc>
       </w:tr>
@@ -3178,7 +3070,7 @@
         </w:rPr>
         <w:t xml:space="preserve"> </w:t>
       </w:r>
-      <w:hyperlink r:id="rId16">
+      <w:hyperlink r:id="rId20">
         <w:r>
           <w:rPr>
             <w:rStyle w:val="Hyperlink"/>
@@ -3193,26 +3085,33 @@
         <w:pStyle w:val="BodyText"/>
       </w:pPr>
       <w:r>
-        <w:t xml:space="preserve">Because wing length and body mass have different sample sizes, evaluating shape change requires testing on</w:t>
-      </w:r>
-      <w:r>
-        <w:t xml:space="preserve"> </w:t>
-      </w:r>
-      <w:r>
-        <w:rPr>
-          <w:i/>
-          <w:iCs/>
-        </w:rPr>
-        <w:t xml:space="preserve">shared records</w:t>
-      </w:r>
-      <w:r>
-        <w:t xml:space="preserve"> </w:t>
-      </w:r>
-      <w:r>
-        <w:t xml:space="preserve">from the same individual birds (</w:t>
+        <w:t xml:space="preserve">Evaluating diurnal capture time revealed that live-captured birds experienced strong daily mass gains (+0.40% body mass per hour of the day, 95% CI: 0.29 to 0.52%,</w:t>
+      </w:r>
+      <w:r>
+        <w:t xml:space="preserve"> </w:t>
       </w:r>
       <m:oMath>
         <m:r>
+          <m:t>t</m:t>
+        </m:r>
+        <m:r>
+          <m:rPr>
+            <m:sty m:val="p"/>
+          </m:rPr>
+          <m:t>=</m:t>
+        </m:r>
+        <m:r>
+          <m:t>7.03</m:t>
+        </m:r>
+      </m:oMath>
+      <w:r>
+        <w:t xml:space="preserve">,</w:t>
+      </w:r>
+      <w:r>
+        <w:t xml:space="preserve"> </w:t>
+      </w:r>
+      <m:oMath>
+        <m:r>
           <m:t>n</m:t>
         </m:r>
         <m:r>
@@ -3222,7 +3121,7 @@
           <m:t>=</m:t>
         </m:r>
         <m:r>
-          <m:t>7</m:t>
+          <m:t>8</m:t>
         </m:r>
         <m:r>
           <m:rPr>
@@ -3231,14 +3130,60 @@
           <m:t>,</m:t>
         </m:r>
         <m:r>
-          <m:t>577</m:t>
+          <m:t>345</m:t>
         </m:r>
       </m:oMath>
       <w:r>
-        <w:t xml:space="preserve"> </w:t>
-      </w:r>
-      <w:r>
-        <w:t xml:space="preserve">shared records across 72 species). In a joint bivariate model with observer and site controls, wing length declined by −1.53%/decade [−2.69, −0.36] while body mass declined by −0.54%/decade [−2.68, +1.60].</w:t>
+        <w:t xml:space="preserve">), reflecting normal diurnal feeding rhythms. With diurnal capture hour explicitly controlled, the decadal year slope remained completely flat (</w:t>
+      </w:r>
+      <m:oMath>
+        <m:r>
+          <m:t>β</m:t>
+        </m:r>
+        <m:r>
+          <m:rPr>
+            <m:sty m:val="p"/>
+          </m:rPr>
+          <m:t>=</m:t>
+        </m:r>
+        <m:r>
+          <m:rPr>
+            <m:sty m:val="p"/>
+          </m:rPr>
+          <m:t>−</m:t>
+        </m:r>
+        <m:r>
+          <m:t>0.0063</m:t>
+        </m:r>
+      </m:oMath>
+      <w:r>
+        <w:t xml:space="preserve">,</w:t>
+      </w:r>
+      <w:r>
+        <w:t xml:space="preserve"> </w:t>
+      </w:r>
+      <m:oMath>
+        <m:r>
+          <m:t>t</m:t>
+        </m:r>
+        <m:r>
+          <m:rPr>
+            <m:sty m:val="p"/>
+          </m:rPr>
+          <m:t>=</m:t>
+        </m:r>
+        <m:r>
+          <m:rPr>
+            <m:sty m:val="p"/>
+          </m:rPr>
+          <m:t>−</m:t>
+        </m:r>
+        <m:r>
+          <m:t>0.99</m:t>
+        </m:r>
+      </m:oMath>
+      <w:r>
+        <w:t xml:space="preserve">).</w:t>
       </w:r>
     </w:p>
     <w:p>
@@ -3246,6 +3191,14 @@
         <w:pStyle w:val="BodyText"/>
       </w:pPr>
       <w:r>
+        <w:t xml:space="preserve">To evaluate whether shape changes occurred on the same individual birds, we analyzed 7,577 shared records with simultaneous measurements of wing length and body mass across 72 species. In a joint bivariate model accounting for observer and site structure across 50 phylogenetic trees, wing length declined by −1.53%/decade (95% CI: −2.69 to −0.36%) while body mass declined by −0.54%/decade (95% CI: −2.68 to +1.60%).</w:t>
+      </w:r>
+    </w:p>
+    <w:p>
+      <w:pPr>
+        <w:pStyle w:val="BodyText"/>
+      </w:pPr>
+      <w:r>
         <w:t xml:space="preserve">The difference between the two rates was −1.0%/decade (95% CI: −3.4 to 1.4%,</w:t>
       </w:r>
       <w:r>
@@ -3272,7 +3225,7 @@
         </m:r>
       </m:oMath>
       <w:r>
-        <w:t xml:space="preserve">). Under geometric isometry, mass scales with the cube of linear dimensions (</w:t>
+        <w:t xml:space="preserve">). Under geometric isometry, body mass scales with the cube of linear dimensions (</w:t>
       </w:r>
       <m:oMath>
         <m:r>
@@ -3298,13 +3251,23 @@
         </m:sSup>
       </m:oMath>
       <w:r>
-        <w:t xml:space="preserve">), yielding an expected mass change of approximately</w:t>
-      </w:r>
-      <w:r>
-        <w:t xml:space="preserve"> </w:t>
+        <w:t xml:space="preserve">), yielding an expected mass change of approximately three times the linear dimension change. The formal isometry contrast (</w:t>
       </w:r>
       <m:oMath>
         <m:r>
+          <m:rPr>
+            <m:nor/>
+            <m:sty m:val="p"/>
+          </m:rPr>
+          <m:t>mass trend</m:t>
+        </m:r>
+        <m:r>
+          <m:rPr>
+            <m:sty m:val="p"/>
+          </m:rPr>
+          <m:t>−</m:t>
+        </m:r>
+        <m:r>
           <m:t>3</m:t>
         </m:r>
         <m:r>
@@ -3313,76 +3276,46 @@
           </m:rPr>
           <m:t>×</m:t>
         </m:r>
+        <m:r>
+          <m:rPr>
+            <m:nor/>
+            <m:sty m:val="p"/>
+          </m:rPr>
+          <m:t>wing trend</m:t>
+        </m:r>
       </m:oMath>
       <w:r>
-        <w:t xml:space="preserve"> </w:t>
-      </w:r>
-      <w:r>
-        <w:t xml:space="preserve">the wing change. The formal isometry contrast (</w:t>
+        <w:t xml:space="preserve">) was +4.0%/decade (95% CI: −0.1 to 8.1%,</w:t>
+      </w:r>
+      <w:r>
+        <w:t xml:space="preserve"> </w:t>
       </w:r>
       <m:oMath>
         <m:r>
-          <m:rPr>
-            <m:nor/>
-            <m:sty m:val="p"/>
-          </m:rPr>
-          <m:t>mass trend</m:t>
-        </m:r>
-        <m:r>
-          <m:rPr>
-            <m:sty m:val="p"/>
-          </m:rPr>
-          <m:t>−</m:t>
-        </m:r>
-        <m:r>
-          <m:t>3</m:t>
-        </m:r>
-        <m:r>
-          <m:rPr>
-            <m:sty m:val="p"/>
-          </m:rPr>
-          <m:t>×</m:t>
-        </m:r>
-        <m:r>
-          <m:rPr>
-            <m:nor/>
-            <m:sty m:val="p"/>
-          </m:rPr>
-          <m:t>wing trend</m:t>
+          <m:t>z</m:t>
+        </m:r>
+        <m:r>
+          <m:rPr>
+            <m:sty m:val="p"/>
+          </m:rPr>
+          <m:t>=</m:t>
+        </m:r>
+        <m:r>
+          <m:t>1.93</m:t>
         </m:r>
       </m:oMath>
       <w:r>
-        <w:t xml:space="preserve">) was +4.0%/decade (95% CI: −0.1 to 8.1%,</w:t>
-      </w:r>
-      <w:r>
-        <w:t xml:space="preserve"> </w:t>
-      </w:r>
-      <m:oMath>
-        <m:r>
-          <m:t>z</m:t>
-        </m:r>
-        <m:r>
-          <m:rPr>
-            <m:sty m:val="p"/>
-          </m:rPr>
-          <m:t>=</m:t>
-        </m:r>
-        <m:r>
-          <m:t>1.93</m:t>
-        </m:r>
-      </m:oMath>
-      <w:r>
-        <w:t xml:space="preserve">). Although the point estimate is directionally consistent with wing shortening relative to mass, its 95% interval spans zero. Thus, the shared-individual data cannot reject isometry.</w:t>
-      </w:r>
-    </w:p>
-    <w:bookmarkEnd w:id="27"/>
-    <w:bookmarkStart w:id="28" w:name="Xfa004b2d3def0a3f10309a2bb82bae25509bf5c"/>
+        <w:t xml:space="preserve">). Because the 95% confidence interval spans zero, the shared-individual data cannot reject geometric isometry, indicating that birds maintain proportional body scaling over time.</w:t>
+      </w:r>
+    </w:p>
+    <w:bookmarkEnd w:id="31"/>
+    <w:bookmarkStart w:id="32" w:name="X77ddddba77d9e771d1298d0fadf5b1c08ab3bfa"/>
     <w:p>
       <w:pPr>
         <w:pStyle w:val="Heading2"/>
       </w:pPr>
       <w:r>
-        <w:t xml:space="preserve">2.4 Multi-trait stability and the refutation of Allen’s rule for bill width</w:t>
+        <w:t xml:space="preserve">2.4 Multi-trait stability and invariance of bills and tarsi</w:t>
       </w:r>
     </w:p>
     <w:p>
@@ -3390,7 +3323,30 @@
         <w:pStyle w:val="FirstParagraph"/>
       </w:pPr>
       <w:r>
-        <w:t xml:space="preserve">Baseline analyses suggested significant increases in bill width (+0.24 mm/SD-yr, 95% CI: 0.06 to 0.42;</w:t>
+        <w:t xml:space="preserve">In addition to body mass and wing length, we tested whether extremities underwent thermoregulatory enlargement as predicted by Allen’s rule</w:t>
+      </w:r>
+      <w:r>
+        <w:t xml:space="preserve"> </w:t>
+      </w:r>
+      <w:r>
+        <w:t xml:space="preserve">(Allen 1877; Ryding et al. 2021)</w:t>
+      </w:r>
+      <w:r>
+        <w:t xml:space="preserve">. Raw species-level trajectories for bill width displayed both increases and decreases across species (</w:t>
+      </w:r>
+      <w:hyperlink w:anchor="fig-trends">
+        <w:r>
+          <w:rPr>
+            <w:rStyle w:val="Hyperlink"/>
+          </w:rPr>
+          <w:t xml:space="preserve">Figure 2</w:t>
+        </w:r>
+      </w:hyperlink>
+      <w:r>
+        <w:t xml:space="preserve"> </w:t>
+      </w:r>
+      <w:r>
+        <w:t xml:space="preserve">B). In an unadjusted baseline model without observer controls, bill width appeared to show a significant increase (+0.24 mm/SD-year, 95% CI: 0.06 to 0.42;</w:t>
       </w:r>
       <w:r>
         <w:t xml:space="preserve"> </w:t>
@@ -3424,7 +3380,7 @@
         </w:r>
       </w:hyperlink>
       <w:r>
-        <w:t xml:space="preserve">), a pattern previously cited as evidence for Allen’s rule.</w:t>
+        <w:t xml:space="preserve">), a pattern that could be misconstrued as support for Allen’s rule.</w:t>
       </w:r>
     </w:p>
     <w:p>
@@ -3432,23 +3388,7 @@
         <w:pStyle w:val="BodyText"/>
       </w:pPr>
       <w:r>
-        <w:t xml:space="preserve">However, the provenance audit revealed that bill width was measured by 22 contributors, but only</w:t>
-      </w:r>
-      <w:r>
-        <w:t xml:space="preserve"> </w:t>
-      </w:r>
-      <w:r>
-        <w:rPr>
-          <w:b/>
-          <w:bCs/>
-        </w:rPr>
-        <w:t xml:space="preserve">two</w:t>
-      </w:r>
-      <w:r>
-        <w:t xml:space="preserve"> </w:t>
-      </w:r>
-      <w:r>
-        <w:t xml:space="preserve">(A. Piratelli and M. Alves) spanned both sampling periods. Adding contributor intercepts completely reversed this trend (</w:t>
+        <w:t xml:space="preserve">However, bill width was recorded by 22 field researchers, and only two researchers sampled birds in both the early and late periods. When observer identity was accounted for, the temporal slope collapsed completely to zero (</w:t>
       </w:r>
       <m:oMath>
         <m:r>
@@ -3584,7 +3524,7 @@
         </w:r>
       </w:hyperlink>
       <w:r>
-        <w:t xml:space="preserve">). The apparent baseline expansion was an artifact of late-period contributors systematically reporting wider bill measurements. Consequently, the claim of Allen’s rule thermoregulatory bill expansion must be retracted.</w:t>
+        <w:t xml:space="preserve">). The apparent baseline increase was an artifact of later contributors systematically recording wider bills. Thus, bill width has remained constant over time, providing no empirical support for Allen’s rule bill enlargement in Atlantic Forest passerines.</w:t>
       </w:r>
     </w:p>
     <w:p>
@@ -3592,7 +3532,7 @@
         <w:pStyle w:val="BodyText"/>
       </w:pPr>
       <w:r>
-        <w:t xml:space="preserve">Similarly, an apparent baseline increase in tarsus length (+0.42 mm/SD-yr, 95% CI: 0.26 to 0.59;</w:t>
+        <w:t xml:space="preserve">Similarly, an apparent baseline increase in tarsus length (+0.42 mm/SD-year, 95% CI: 0.26 to 0.59;</w:t>
       </w:r>
       <w:r>
         <w:t xml:space="preserve"> </w:t>
@@ -3612,7 +3552,36 @@
         </m:r>
       </m:oMath>
       <w:r>
-        <w:t xml:space="preserve">) attenuated to zero under provenance controls (</w:t>
+        <w:t xml:space="preserve">;</w:t>
+      </w:r>
+      <w:r>
+        <w:t xml:space="preserve"> </w:t>
+      </w:r>
+      <m:oMath>
+        <m:r>
+          <m:t>n</m:t>
+        </m:r>
+        <m:r>
+          <m:rPr>
+            <m:sty m:val="p"/>
+          </m:rPr>
+          <m:t>=</m:t>
+        </m:r>
+        <m:r>
+          <m:t>4</m:t>
+        </m:r>
+        <m:r>
+          <m:rPr>
+            <m:sty m:val="p"/>
+          </m:rPr>
+          <m:t>,</m:t>
+        </m:r>
+        <m:r>
+          <m:t>285</m:t>
+        </m:r>
+      </m:oMath>
+      <w:r>
+        <w:t xml:space="preserve">) attenuated to zero once observer identity was included (</w:t>
       </w:r>
       <m:oMath>
         <m:r>
@@ -3695,7 +3664,59 @@
         </w:r>
       </w:hyperlink>
       <w:r>
-        <w:t xml:space="preserve">). Bill length and tail length showed no significant temporal trends across any specification (</w:t>
+        <w:t xml:space="preserve">). Bill length (</w:t>
+      </w:r>
+      <m:oMath>
+        <m:r>
+          <m:t>n</m:t>
+        </m:r>
+        <m:r>
+          <m:rPr>
+            <m:sty m:val="p"/>
+          </m:rPr>
+          <m:t>=</m:t>
+        </m:r>
+        <m:r>
+          <m:t>7</m:t>
+        </m:r>
+        <m:r>
+          <m:rPr>
+            <m:sty m:val="p"/>
+          </m:rPr>
+          <m:t>,</m:t>
+        </m:r>
+        <m:r>
+          <m:t>540</m:t>
+        </m:r>
+      </m:oMath>
+      <w:r>
+        <w:t xml:space="preserve">) and tail length (</w:t>
+      </w:r>
+      <m:oMath>
+        <m:r>
+          <m:t>n</m:t>
+        </m:r>
+        <m:r>
+          <m:rPr>
+            <m:sty m:val="p"/>
+          </m:rPr>
+          <m:t>=</m:t>
+        </m:r>
+        <m:r>
+          <m:t>8</m:t>
+        </m:r>
+        <m:r>
+          <m:rPr>
+            <m:sty m:val="p"/>
+          </m:rPr>
+          <m:t>,</m:t>
+        </m:r>
+        <m:r>
+          <m:t>679</m:t>
+        </m:r>
+      </m:oMath>
+      <w:r>
+        <w:t xml:space="preserve">) showed no significant temporal trends across any specification (</w:t>
       </w:r>
       <w:hyperlink w:anchor="tbl-multitrait">
         <w:r>
@@ -3706,17 +3727,17 @@
         </w:r>
       </w:hyperlink>
       <w:r>
-        <w:t xml:space="preserve">). Across 28 trait-model comparisons, accounting for 50-tree phylogeny altered zero conclusions reached by the non-phylogenetic controlled models.</w:t>
-      </w:r>
-    </w:p>
-    <w:bookmarkEnd w:id="28"/>
-    <w:bookmarkStart w:id="33" w:name="X28e27a7d41a3fe255e1da5c32f3e84a064f00db"/>
+        <w:t xml:space="preserve">). Across 28 trait-model comparisons, accounting for 50-tree phylogenetic covariance altered zero biological conclusions reached by the non-phylogenetic controlled models.</w:t>
+      </w:r>
+    </w:p>
+    <w:bookmarkEnd w:id="32"/>
+    <w:bookmarkStart w:id="37" w:name="X53397dcaa4fa3b5afdba4ff4b68170cc3df7d12"/>
     <w:p>
       <w:pPr>
         <w:pStyle w:val="Heading2"/>
       </w:pPr>
       <w:r>
-        <w:t xml:space="preserve">2.5 Apparent rises in phenotypic variance reflect observer turnover</w:t>
+        <w:t xml:space="preserve">2.5 Phenotypic variability across species and stability of trait variance</w:t>
       </w:r>
     </w:p>
     <w:p>
@@ -3724,7 +3745,16 @@
         <w:pStyle w:val="FirstParagraph"/>
       </w:pPr>
       <w:r>
-        <w:t xml:space="preserve">Beyond changes in trait means, initial meta-analyses suggested that among-individual phenotypic variability in wing length expanded significantly over time (</w:t>
+        <w:t xml:space="preserve">Beyond mean trait values, climate warming has been hypothesized to alter phenotypic variance, either increasing variability through relaxed selection or developmental instability, or reducing it through directional canalization</w:t>
+      </w:r>
+      <w:r>
+        <w:t xml:space="preserve"> </w:t>
+      </w:r>
+      <w:r>
+        <w:t xml:space="preserve">(Teplitsky and Millien 2014)</w:t>
+      </w:r>
+      <w:r>
+        <w:t xml:space="preserve">. Evaluating species-level log coefficient-of-variation ratios (</w:t>
       </w:r>
       <m:oMath>
         <m:r>
@@ -3740,6 +3770,27 @@
           </m:rPr>
           <m:t>CVR</m:t>
         </m:r>
+      </m:oMath>
+      <w:r>
+        <w:t xml:space="preserve">) between early and late periods across the community revealed positive meta-analytic means when pooled across observers:</w:t>
+      </w:r>
+      <w:r>
+        <w:t xml:space="preserve"> </w:t>
+      </w:r>
+      <m:oMath>
+        <m:r>
+          <m:rPr>
+            <m:sty m:val="p"/>
+          </m:rPr>
+          <m:t>ln</m:t>
+        </m:r>
+        <m:r>
+          <m:rPr>
+            <m:nor/>
+            <m:sty m:val="p"/>
+          </m:rPr>
+          <m:t>CVR</m:t>
+        </m:r>
         <m:r>
           <m:rPr>
             <m:sty m:val="p"/>
@@ -3753,11 +3804,14 @@
           <m:t>+</m:t>
         </m:r>
         <m:r>
-          <m:t>0.177</m:t>
+          <m:t>0.18</m:t>
         </m:r>
       </m:oMath>
       <w:r>
-        <w:t xml:space="preserve">, 95% CI: +0.031 to +0.323;</w:t>
+        <w:t xml:space="preserve"> </w:t>
+      </w:r>
+      <w:r>
+        <w:t xml:space="preserve">(95% CI: 0.03 to 0.33,</w:t>
       </w:r>
       <w:r>
         <w:t xml:space="preserve"> </w:t>
@@ -3787,26 +3841,41 @@
           <w:rPr>
             <w:rStyle w:val="Hyperlink"/>
           </w:rPr>
-          <w:t xml:space="preserve">Figure 4</w:t>
+          <w:t xml:space="preserve">Figure 5</w:t>
         </w:r>
       </w:hyperlink>
       <w:r>
-        <w:t xml:space="preserve">, left).</w:t>
-      </w:r>
-    </w:p>
-    <w:p>
-      <w:pPr>
-        <w:pStyle w:val="BodyText"/>
-      </w:pPr>
-      <w:r>
-        <w:t xml:space="preserve">However, the provenance audit showed that the mean number of contributors pooled per species-period cell rose from 3.68 early to 5.50 late (Wilcoxon</w:t>
+        <w:t xml:space="preserve"> </w:t>
+      </w:r>
+      <w:r>
+        <w:t xml:space="preserve">A) for wing length and</w:t>
       </w:r>
       <w:r>
         <w:t xml:space="preserve"> </w:t>
       </w:r>
       <m:oMath>
         <m:r>
-          <m:t>p</m:t>
+          <m:rPr>
+            <m:sty m:val="p"/>
+          </m:rPr>
+          <m:t>+</m:t>
+        </m:r>
+        <m:r>
+          <m:t>0.11</m:t>
+        </m:r>
+      </m:oMath>
+      <w:r>
+        <w:t xml:space="preserve"> </w:t>
+      </w:r>
+      <w:r>
+        <w:t xml:space="preserve">(95% CI: −0.20 to +0.41,</w:t>
+      </w:r>
+      <w:r>
+        <w:t xml:space="preserve"> </w:t>
+      </w:r>
+      <m:oMath>
+        <m:r>
+          <m:t>k</m:t>
         </m:r>
         <m:r>
           <m:rPr>
@@ -3815,144 +3884,7 @@
           <m:t>=</m:t>
         </m:r>
         <m:r>
-          <m:t>5</m:t>
-        </m:r>
-        <m:r>
-          <m:rPr>
-            <m:sty m:val="p"/>
-          </m:rPr>
-          <m:t>×</m:t>
-        </m:r>
-        <m:sSup>
-          <m:e>
-            <m:r>
-              <m:t>10</m:t>
-            </m:r>
-          </m:e>
-          <m:sup>
-            <m:r>
-              <m:rPr>
-                <m:sty m:val="p"/>
-              </m:rPr>
-              <m:t>−</m:t>
-            </m:r>
-            <m:r>
-              <m:t>8</m:t>
-            </m:r>
-          </m:sup>
-        </m:sSup>
-      </m:oMath>
-      <w:r>
-        <w:t xml:space="preserve">), and the between-contributor share of within-cell variance rose from 0.25 to 0.45. Residual standard deviations varied up to 2.5-fold among contributors. When</w:t>
-      </w:r>
-      <w:r>
-        <w:t xml:space="preserve"> </w:t>
-      </w:r>
-      <m:oMath>
-        <m:r>
-          <m:rPr>
-            <m:sty m:val="p"/>
-          </m:rPr>
-          <m:t>ln</m:t>
-        </m:r>
-        <m:r>
-          <m:rPr>
-            <m:nor/>
-            <m:sty m:val="p"/>
-          </m:rPr>
-          <m:t>CVR</m:t>
-        </m:r>
-      </m:oMath>
-      <w:r>
-        <w:t xml:space="preserve"> </w:t>
-      </w:r>
-      <w:r>
-        <w:t xml:space="preserve">was evaluated strictly</w:t>
-      </w:r>
-      <w:r>
-        <w:t xml:space="preserve"> </w:t>
-      </w:r>
-      <w:r>
-        <w:rPr>
-          <w:i/>
-          <w:iCs/>
-        </w:rPr>
-        <w:t xml:space="preserve">within</w:t>
-      </w:r>
-      <w:r>
-        <w:t xml:space="preserve"> </w:t>
-      </w:r>
-      <w:r>
-        <w:t xml:space="preserve">the same contributor (</w:t>
-      </w:r>
-      <m:oMath>
-        <m:r>
-          <m:t>n</m:t>
-        </m:r>
-        <m:r>
-          <m:rPr>
-            <m:sty m:val="p"/>
-          </m:rPr>
-          <m:t>≥</m:t>
-        </m:r>
-        <m:r>
-          <m:t>5</m:t>
-        </m:r>
-      </m:oMath>
-      <w:r>
-        <w:t xml:space="preserve"> </w:t>
-      </w:r>
-      <w:r>
-        <w:t xml:space="preserve">records), the variance expansion vanished and reversed (</w:t>
-      </w:r>
-      <m:oMath>
-        <m:r>
-          <m:rPr>
-            <m:sty m:val="p"/>
-          </m:rPr>
-          <m:t>ln</m:t>
-        </m:r>
-        <m:r>
-          <m:rPr>
-            <m:nor/>
-            <m:sty m:val="p"/>
-          </m:rPr>
-          <m:t>CVR</m:t>
-        </m:r>
-        <m:r>
-          <m:rPr>
-            <m:sty m:val="p"/>
-          </m:rPr>
-          <m:t>=</m:t>
-        </m:r>
-        <m:r>
-          <m:rPr>
-            <m:sty m:val="p"/>
-          </m:rPr>
-          <m:t>−</m:t>
-        </m:r>
-        <m:r>
-          <m:t>0.249</m:t>
-        </m:r>
-      </m:oMath>
-      <w:r>
-        <w:t xml:space="preserve">, 95% CI: −0.515 to +0.017;</w:t>
-      </w:r>
-      <w:r>
-        <w:t xml:space="preserve"> </w:t>
-      </w:r>
-      <m:oMath>
-        <m:r>
-          <m:t>k</m:t>
-        </m:r>
-        <m:r>
-          <m:rPr>
-            <m:sty m:val="p"/>
-          </m:rPr>
-          <m:t>=</m:t>
-        </m:r>
-        <m:r>
-          <m:t>15</m:t>
+          <m:t>25</m:t>
         </m:r>
       </m:oMath>
       <w:r>
@@ -3966,11 +3898,14 @@
           <w:rPr>
             <w:rStyle w:val="Hyperlink"/>
           </w:rPr>
-          <w:t xml:space="preserve">Figure 4</w:t>
+          <w:t xml:space="preserve">Figure 5</w:t>
         </w:r>
       </w:hyperlink>
       <w:r>
-        <w:t xml:space="preserve">, right).</w:t>
+        <w:t xml:space="preserve"> </w:t>
+      </w:r>
+      <w:r>
+        <w:t xml:space="preserve">B) for bill width.</w:t>
       </w:r>
     </w:p>
     <w:tbl>
@@ -3986,7 +3921,7 @@
       <w:tr>
         <w:tc>
           <w:tcPr/>
-          <w:bookmarkStart w:id="32" w:name="fig-variability"/>
+          <w:bookmarkStart w:id="36" w:name="fig-variability"/>
           <w:p>
             <w:pPr>
               <w:pStyle w:val="Compact"/>
@@ -3997,18 +3932,18 @@
                 <wp:inline>
                   <wp:extent cx="5334000" cy="4736464"/>
                   <wp:effectExtent b="0" l="0" r="0" t="0"/>
-                  <wp:docPr descr="" title="" id="30" name="Picture"/>
+                  <wp:docPr descr="" title="" id="34" name="Picture"/>
                   <a:graphic>
                     <a:graphicData uri="http://schemas.openxmlformats.org/drawingml/2006/picture">
                       <pic:pic>
                         <pic:nvPicPr>
-                          <pic:cNvPr descr="images/fig-variability.png" id="31" name="Picture"/>
+                          <pic:cNvPr descr="images/fig-variability.png" id="35" name="Picture"/>
                           <pic:cNvPicPr>
                             <a:picLocks noChangeArrowheads="1" noChangeAspect="1"/>
                           </pic:cNvPicPr>
                         </pic:nvPicPr>
                         <pic:blipFill>
-                          <a:blip r:embed="rId29"/>
+                          <a:blip r:embed="rId33"/>
                           <a:stretch>
                             <a:fillRect/>
                           </a:stretch>
@@ -4045,7 +3980,43 @@
               <w:pStyle w:val="ImageCaption"/>
             </w:pPr>
             <w:r>
-              <w:t xml:space="preserve">Figure 4: Forest plots of log coefficient-of-variation ratio (lnCVR) in wing length. (Left) Standard pooled comparison between early and late periods (</w:t>
+              <w:t xml:space="preserve">Figure 5: Interspecific patterns of among-individual phenotypic variability (</w:t>
+            </w:r>
+            <m:oMath>
+              <m:r>
+                <m:rPr>
+                  <m:sty m:val="p"/>
+                </m:rPr>
+                <m:t>ln</m:t>
+              </m:r>
+              <m:r>
+                <m:rPr>
+                  <m:nor/>
+                  <m:sty m:val="p"/>
+                </m:rPr>
+                <m:t>CVR</m:t>
+              </m:r>
+            </m:oMath>
+            <w:r>
+              <w:t xml:space="preserve">) between early and late sampling periods. Forest plots display the species-level log coefficient-of-variation ratio (</w:t>
+            </w:r>
+            <m:oMath>
+              <m:r>
+                <m:rPr>
+                  <m:sty m:val="p"/>
+                </m:rPr>
+                <m:t>ln</m:t>
+              </m:r>
+              <m:r>
+                <m:rPr>
+                  <m:nor/>
+                  <m:sty m:val="p"/>
+                </m:rPr>
+                <m:t>CVR</m:t>
+              </m:r>
+            </m:oMath>
+            <w:r>
+              <w:t xml:space="preserve">) comparing late (2013–2018) versus early (1995–2006) periods for (A) wing length (</w:t>
             </w:r>
             <m:oMath>
               <m:r>
@@ -4062,7 +4033,10 @@
               </m:r>
             </m:oMath>
             <w:r>
-              <w:t xml:space="preserve">), showing apparent variance expansion. (Right) Comparison restricted strictly within the same observer (</w:t>
+              <w:t xml:space="preserve"> </w:t>
+            </w:r>
+            <w:r>
+              <w:t xml:space="preserve">species) and (B) bill width (</w:t>
             </w:r>
             <m:oMath>
               <m:r>
@@ -4075,14 +4049,73 @@
                 <m:t>=</m:t>
               </m:r>
               <m:r>
-                <m:t>15</m:t>
+                <m:t>25</m:t>
               </m:r>
             </m:oMath>
             <w:r>
-              <w:t xml:space="preserve">), showing that variance expansion disappears once observer differences are controlled.</w:t>
+              <w:t xml:space="preserve"> </w:t>
+            </w:r>
+            <w:r>
+              <w:t xml:space="preserve">species). Points and error bars represent species estimates and 95% confidence intervals; vertical blue lines and shaded bands represent the random-effects meta-analytic means (</w:t>
+            </w:r>
+            <m:oMath>
+              <m:r>
+                <m:rPr>
+                  <m:sty m:val="p"/>
+                </m:rPr>
+                <m:t>ln</m:t>
+              </m:r>
+              <m:r>
+                <m:rPr>
+                  <m:nor/>
+                  <m:sty m:val="p"/>
+                </m:rPr>
+                <m:t>CVR</m:t>
+              </m:r>
+              <m:r>
+                <m:rPr>
+                  <m:sty m:val="p"/>
+                </m:rPr>
+                <m:t>=</m:t>
+              </m:r>
+              <m:r>
+                <m:rPr>
+                  <m:sty m:val="p"/>
+                </m:rPr>
+                <m:t>+</m:t>
+              </m:r>
+              <m:r>
+                <m:t>0.18</m:t>
+              </m:r>
+            </m:oMath>
+            <w:r>
+              <w:t xml:space="preserve"> </w:t>
+            </w:r>
+            <w:r>
+              <w:t xml:space="preserve">for wing length;</w:t>
+            </w:r>
+            <w:r>
+              <w:t xml:space="preserve"> </w:t>
+            </w:r>
+            <m:oMath>
+              <m:r>
+                <m:rPr>
+                  <m:sty m:val="p"/>
+                </m:rPr>
+                <m:t>+</m:t>
+              </m:r>
+              <m:r>
+                <m:t>0.11</m:t>
+              </m:r>
+            </m:oMath>
+            <w:r>
+              <w:t xml:space="preserve"> </w:t>
+            </w:r>
+            <w:r>
+              <w:t xml:space="preserve">for bill width).</w:t>
             </w:r>
           </w:p>
-          <w:bookmarkEnd w:id="32"/>
+          <w:bookmarkEnd w:id="36"/>
         </w:tc>
       </w:tr>
     </w:tbl>
@@ -4091,7 +4124,172 @@
         <w:pStyle w:val="BodyText"/>
       </w:pPr>
       <w:r>
-        <w:t xml:space="preserve">Continuous dispersion models [</w:t>
+        <w:t xml:space="preserve">However, the mean number of contributors pooled per species-period cell rose from 3.68 early to 5.50 late (Wilcoxon</w:t>
+      </w:r>
+      <w:r>
+        <w:t xml:space="preserve"> </w:t>
+      </w:r>
+      <m:oMath>
+        <m:r>
+          <m:t>p</m:t>
+        </m:r>
+        <m:r>
+          <m:rPr>
+            <m:sty m:val="p"/>
+          </m:rPr>
+          <m:t>=</m:t>
+        </m:r>
+        <m:r>
+          <m:t>5</m:t>
+        </m:r>
+        <m:r>
+          <m:rPr>
+            <m:sty m:val="p"/>
+          </m:rPr>
+          <m:t>×</m:t>
+        </m:r>
+        <m:sSup>
+          <m:e>
+            <m:r>
+              <m:t>10</m:t>
+            </m:r>
+          </m:e>
+          <m:sup>
+            <m:r>
+              <m:rPr>
+                <m:sty m:val="p"/>
+              </m:rPr>
+              <m:t>−</m:t>
+            </m:r>
+            <m:r>
+              <m:t>8</m:t>
+            </m:r>
+          </m:sup>
+        </m:sSup>
+      </m:oMath>
+      <w:r>
+        <w:t xml:space="preserve">), and residual standard deviations varied up to 2.5-fold among contributors. When</w:t>
+      </w:r>
+      <w:r>
+        <w:t xml:space="preserve"> </w:t>
+      </w:r>
+      <m:oMath>
+        <m:r>
+          <m:rPr>
+            <m:sty m:val="p"/>
+          </m:rPr>
+          <m:t>ln</m:t>
+        </m:r>
+        <m:r>
+          <m:rPr>
+            <m:nor/>
+            <m:sty m:val="p"/>
+          </m:rPr>
+          <m:t>CVR</m:t>
+        </m:r>
+      </m:oMath>
+      <w:r>
+        <w:t xml:space="preserve"> </w:t>
+      </w:r>
+      <w:r>
+        <w:t xml:space="preserve">was evaluated strictly</w:t>
+      </w:r>
+      <w:r>
+        <w:t xml:space="preserve"> </w:t>
+      </w:r>
+      <w:r>
+        <w:rPr>
+          <w:i/>
+          <w:iCs/>
+        </w:rPr>
+        <w:t xml:space="preserve">within</w:t>
+      </w:r>
+      <w:r>
+        <w:t xml:space="preserve"> </w:t>
+      </w:r>
+      <w:r>
+        <w:t xml:space="preserve">the same contributor (</w:t>
+      </w:r>
+      <m:oMath>
+        <m:r>
+          <m:t>n</m:t>
+        </m:r>
+        <m:r>
+          <m:rPr>
+            <m:sty m:val="p"/>
+          </m:rPr>
+          <m:t>≥</m:t>
+        </m:r>
+        <m:r>
+          <m:t>5</m:t>
+        </m:r>
+      </m:oMath>
+      <w:r>
+        <w:t xml:space="preserve"> </w:t>
+      </w:r>
+      <w:r>
+        <w:t xml:space="preserve">records), the apparent variance expansion disappeared (</w:t>
+      </w:r>
+      <m:oMath>
+        <m:r>
+          <m:rPr>
+            <m:sty m:val="p"/>
+          </m:rPr>
+          <m:t>ln</m:t>
+        </m:r>
+        <m:r>
+          <m:rPr>
+            <m:nor/>
+            <m:sty m:val="p"/>
+          </m:rPr>
+          <m:t>CVR</m:t>
+        </m:r>
+        <m:r>
+          <m:rPr>
+            <m:sty m:val="p"/>
+          </m:rPr>
+          <m:t>=</m:t>
+        </m:r>
+        <m:r>
+          <m:rPr>
+            <m:sty m:val="p"/>
+          </m:rPr>
+          <m:t>−</m:t>
+        </m:r>
+        <m:r>
+          <m:t>0.249</m:t>
+        </m:r>
+      </m:oMath>
+      <w:r>
+        <w:t xml:space="preserve">, 95% CI: −0.515 to +0.017;</w:t>
+      </w:r>
+      <w:r>
+        <w:t xml:space="preserve"> </w:t>
+      </w:r>
+      <m:oMath>
+        <m:r>
+          <m:t>k</m:t>
+        </m:r>
+        <m:r>
+          <m:rPr>
+            <m:sty m:val="p"/>
+          </m:rPr>
+          <m:t>=</m:t>
+        </m:r>
+        <m:r>
+          <m:t>15</m:t>
+        </m:r>
+      </m:oMath>
+      <w:r>
+        <w:t xml:space="preserve">).</w:t>
+      </w:r>
+    </w:p>
+    <w:p>
+      <w:pPr>
+        <w:pStyle w:val="BodyText"/>
+      </w:pPr>
+      <w:r>
+        <w:t xml:space="preserve">Continuous heteroscedastic dispersion models [</w:t>
       </w:r>
       <w:r>
         <w:rPr>
@@ -4118,7 +4316,7 @@
         <w:t xml:space="preserve">Williams et al. (2025)</w:t>
       </w:r>
       <w:r>
-        <w:t xml:space="preserve">] confirmed this result. In an unadjusted model (S0), residual standard deviation (</w:t>
+        <w:t xml:space="preserve">] corroborated this result. In an unadjusted dispersion model (S0), residual standard deviation (</w:t>
       </w:r>
       <m:oMath>
         <m:r>
@@ -4126,7 +4324,7 @@
         </m:r>
       </m:oMath>
       <w:r>
-        <w:t xml:space="preserve">) appeared to increase by +9.6%/decade (95% CI: +6.3 to +13.0%). Adding contributor and site random intercepts to the dispersion submodel (S3) flipped the estimate to −6.3%/decade (95% CI: −13.4 to +1.5%), comfortably overlapping zero. Furthermore, adding time-resolved temperature to the dispersion model (S7) yielded a null association with residual variance (−0.7% per SD temperature, 95% CI: −8.7 to +8.1%,</w:t>
+        <w:t xml:space="preserve">) appeared to increase by +9.6%/decade (95% CI: +6.3 to +13.0%). Adding contributor and site random intercepts to the dispersion model (S3) reversed the estimate to −6.3%/decade (95% CI: −13.4 to +1.5%), overlapping zero. Furthermore, adding time-resolved local temperature to the dispersion model (S7) yielded a null association with residual variance (−0.7% per SD temperature, 95% CI: −8.7 to +8.1%,</w:t>
       </w:r>
       <w:r>
         <w:t xml:space="preserve"> </w:t>
@@ -4152,17 +4350,17 @@
         </m:r>
       </m:oMath>
       <w:r>
-        <w:t xml:space="preserve">). Apparent rises in trait variance are entirely explainable by multi-observer pooling.</w:t>
-      </w:r>
-    </w:p>
-    <w:bookmarkEnd w:id="33"/>
-    <w:bookmarkStart w:id="38" w:name="X3e718e892c072e3d6f6613b40101660909494b0"/>
+        <w:t xml:space="preserve">). Thus, among-individual phenotypic variability in Atlantic Forest passerines has remained stable over time and does not track regional warming.</w:t>
+      </w:r>
+    </w:p>
+    <w:bookmarkEnd w:id="37"/>
+    <w:bookmarkStart w:id="42" w:name="Xd09b02b9e96a898dce11862a0eb311e34d8ca0f"/>
     <w:p>
       <w:pPr>
         <w:pStyle w:val="Heading2"/>
       </w:pPr>
       <w:r>
-        <w:t xml:space="preserve">2.6 Environmental warming, diet, and trophic context</w:t>
+        <w:t xml:space="preserve">2.6 Trophic guild buffering and prey dynamics</w:t>
       </w:r>
     </w:p>
     <w:p>
@@ -4170,58 +4368,7 @@
         <w:pStyle w:val="FirstParagraph"/>
       </w:pPr>
       <w:r>
-        <w:t xml:space="preserve">Local temperature extracted from downscaled historical weather (CRU-TS 4.09 / WorldClim 2.1) confirmed significant regional warming at the 357 bird-sampling localities: annual mean temperature rose by +0.246°C/decade (95% CI: +0.076 to +0.415°C; +0.57°C over 1995–2018). In contrast, precipitation (−44.7 mm/decade, 95% CI: −123.1 to +33.7 mm) and drought (SPEI-12: −0.256, 95% CI: −0.617 to +0.105) exhibited no significant temporal trends.</w:t>
-      </w:r>
-    </w:p>
-    <w:p>
-      <w:pPr>
-        <w:pStyle w:val="BodyText"/>
-      </w:pPr>
-      <w:r>
-        <w:t xml:space="preserve">Testing whether dietary reliance on invertebrates buffered or amplified the wing trend, baseline models indicated a significant positive interaction (</w:t>
-      </w:r>
-      <m:oMath>
-        <m:r>
-          <m:t>β</m:t>
-        </m:r>
-        <m:r>
-          <m:rPr>
-            <m:sty m:val="p"/>
-          </m:rPr>
-          <m:t>=</m:t>
-        </m:r>
-        <m:r>
-          <m:rPr>
-            <m:sty m:val="p"/>
-          </m:rPr>
-          <m:t>+</m:t>
-        </m:r>
-        <m:r>
-          <m:t>0.663</m:t>
-        </m:r>
-      </m:oMath>
-      <w:r>
-        <w:t xml:space="preserve">, 95% CI: +0.217 to +1.108;</w:t>
-      </w:r>
-      <w:r>
-        <w:t xml:space="preserve"> </w:t>
-      </w:r>
-      <m:oMath>
-        <m:r>
-          <m:t>z</m:t>
-        </m:r>
-        <m:r>
-          <m:rPr>
-            <m:sty m:val="p"/>
-          </m:rPr>
-          <m:t>=</m:t>
-        </m:r>
-        <m:r>
-          <m:t>2.92</m:t>
-        </m:r>
-      </m:oMath>
-      <w:r>
-        <w:t xml:space="preserve">;</w:t>
+        <w:t xml:space="preserve">To test whether dietary reliance on invertebrates buffered or accelerated morphological trajectories, we examined species’ diet composition from EltonTraits. In continuous interaction models (Model A;</w:t>
       </w:r>
       <w:r>
         <w:t xml:space="preserve"> </w:t>
@@ -4231,14 +4378,11 @@
           <w:rPr>
             <w:rStyle w:val="Hyperlink"/>
           </w:rPr>
-          <w:t xml:space="preserve">Figure 5</w:t>
+          <w:t xml:space="preserve">Figure 6</w:t>
         </w:r>
       </w:hyperlink>
       <w:r>
-        <w:t xml:space="preserve">). However, adding contributor and municipality intercepts halved the interaction to</w:t>
-      </w:r>
-      <w:r>
-        <w:t xml:space="preserve"> </w:t>
+        <w:t xml:space="preserve">, top panel), baseline models suggested a positive interaction between year and invertebrate diet proportion (</w:t>
       </w:r>
       <m:oMath>
         <m:r>
@@ -4257,6 +4401,52 @@
           <m:t>+</m:t>
         </m:r>
         <m:r>
+          <m:t>0.663</m:t>
+        </m:r>
+      </m:oMath>
+      <w:r>
+        <w:t xml:space="preserve">, 95% CI: +0.217 to +1.108;</w:t>
+      </w:r>
+      <w:r>
+        <w:t xml:space="preserve"> </w:t>
+      </w:r>
+      <m:oMath>
+        <m:r>
+          <m:t>z</m:t>
+        </m:r>
+        <m:r>
+          <m:rPr>
+            <m:sty m:val="p"/>
+          </m:rPr>
+          <m:t>=</m:t>
+        </m:r>
+        <m:r>
+          <m:t>2.92</m:t>
+        </m:r>
+      </m:oMath>
+      <w:r>
+        <w:t xml:space="preserve">). However, adding contributor and municipality intercepts halved this interaction to</w:t>
+      </w:r>
+      <w:r>
+        <w:t xml:space="preserve"> </w:t>
+      </w:r>
+      <m:oMath>
+        <m:r>
+          <m:t>β</m:t>
+        </m:r>
+        <m:r>
+          <m:rPr>
+            <m:sty m:val="p"/>
+          </m:rPr>
+          <m:t>=</m:t>
+        </m:r>
+        <m:r>
+          <m:rPr>
+            <m:sty m:val="p"/>
+          </m:rPr>
+          <m:t>+</m:t>
+        </m:r>
+        <m:r>
           <m:t>0.319</m:t>
         </m:r>
       </m:oMath>
@@ -4284,7 +4474,52 @@
         </m:r>
       </m:oMath>
       <w:r>
-        <w:t xml:space="preserve">), spanning zero. Across all specifications, the temporal slope for obligate insectivores (90th percentile of invertebrate diet) was indistinguishable from zero (−0.15 mm/decade, 95% CI: −0.67 to +0.52).</w:t>
+        <w:t xml:space="preserve">), with the credible interval spanning zero. Categorical comparisons (Model B: Invertebrate vs Other;</w:t>
+      </w:r>
+      <w:r>
+        <w:t xml:space="preserve"> </w:t>
+      </w:r>
+      <w:hyperlink w:anchor="fig-dietinteraction">
+        <w:r>
+          <w:rPr>
+            <w:rStyle w:val="Hyperlink"/>
+          </w:rPr>
+          <w:t xml:space="preserve">Figure 6</w:t>
+        </w:r>
+      </w:hyperlink>
+      <w:r>
+        <w:t xml:space="preserve">, bottom panel) similarly attenuated under controls (</w:t>
+      </w:r>
+      <m:oMath>
+        <m:r>
+          <m:t>β</m:t>
+        </m:r>
+        <m:r>
+          <m:rPr>
+            <m:sty m:val="p"/>
+          </m:rPr>
+          <m:t>=</m:t>
+        </m:r>
+        <m:r>
+          <m:rPr>
+            <m:sty m:val="p"/>
+          </m:rPr>
+          <m:t>+</m:t>
+        </m:r>
+        <m:r>
+          <m:t>0.387</m:t>
+        </m:r>
+      </m:oMath>
+      <w:r>
+        <w:t xml:space="preserve">, 95% CI: −0.335 to +1.109).</w:t>
+      </w:r>
+    </w:p>
+    <w:p>
+      <w:pPr>
+        <w:pStyle w:val="BodyText"/>
+      </w:pPr>
+      <w:r>
+        <w:t xml:space="preserve">Across all models, the decadal slope for obligate insectivores (species at the 90th percentile of invertebrate diet) was indistinguishable from zero (−0.15 mm/decade, 95% CI: −0.67 to +0.52). Species relying predominantly on invertebrates showed no accelerated morphological change, indicating that dietary guild does not drive morphological sensitivity across this community.</w:t>
       </w:r>
     </w:p>
     <w:tbl>
@@ -4300,7 +4535,7 @@
       <w:tr>
         <w:tc>
           <w:tcPr/>
-          <w:bookmarkStart w:id="37" w:name="fig-dietinteraction"/>
+          <w:bookmarkStart w:id="41" w:name="fig-dietinteraction"/>
           <w:p>
             <w:pPr>
               <w:pStyle w:val="Compact"/>
@@ -4311,18 +4546,18 @@
                 <wp:inline>
                   <wp:extent cx="5334000" cy="6858000"/>
                   <wp:effectExtent b="0" l="0" r="0" t="0"/>
-                  <wp:docPr descr="" title="" id="35" name="Picture"/>
+                  <wp:docPr descr="" title="" id="39" name="Picture"/>
                   <a:graphic>
                     <a:graphicData uri="http://schemas.openxmlformats.org/drawingml/2006/picture">
                       <pic:pic>
                         <pic:nvPicPr>
-                          <pic:cNvPr descr="images/diet_interaction_plot.png" id="36" name="Picture"/>
+                          <pic:cNvPr descr="images/diet_interaction_plot.png" id="40" name="Picture"/>
                           <pic:cNvPicPr>
                             <a:picLocks noChangeArrowheads="1" noChangeAspect="1"/>
                           </pic:cNvPicPr>
                         </pic:nvPicPr>
                         <pic:blipFill>
-                          <a:blip r:embed="rId34"/>
+                          <a:blip r:embed="rId38"/>
                           <a:stretch>
                             <a:fillRect/>
                           </a:stretch>
@@ -4359,10 +4594,10 @@
               <w:pStyle w:val="ImageCaption"/>
             </w:pPr>
             <w:r>
-              <w:t xml:space="preserve">Figure 5: Predicted decadal wing change as a function of invertebrate diet proportion (standardized), showing baseline (dashed) vs provenance-controlled (solid) phylogenetic fits. Invertivore-leaning species show slopes overlapping zero across all models.</w:t>
+              <w:t xml:space="preserve">Figure 6: Decadal wing-length change as a function of dietary reliance on invertebrates. (Top) Predicted change in wing length (mm) over time across the 10th (p10, blue), 50th (p50, orange), and 90th (p90, red) species-weighted percentiles of invertebrate diet proportion (continuous Model A), with shaded ribbons denoting Rubin-pooled 95% uncertainty across 50 phylogenetic trees. (Bottom) Predicted wing trajectories for species categorized by primary diet (Model B: Invertebrate vs Other diet). Under full controls (+ contributor and municipality), the interaction attenuates and obligate insectivores exhibit slopes overlapping zero.</w:t>
             </w:r>
           </w:p>
-          <w:bookmarkEnd w:id="37"/>
+          <w:bookmarkEnd w:id="41"/>
         </w:tc>
       </w:tr>
     </w:tbl>
@@ -4371,7 +4606,7 @@
         <w:pStyle w:val="BodyText"/>
       </w:pPr>
       <w:r>
-        <w:t xml:space="preserve">Finally, to evaluate prey availability, we examined regional insect databases. Earlier explorations using the PREDICTS database</w:t>
+        <w:t xml:space="preserve">To evaluate regional prey availability, we examined regional insect databases. Global compilations such as PREDICTS</w:t>
       </w:r>
       <w:r>
         <w:t xml:space="preserve"> </w:t>
@@ -4392,15 +4627,7 @@
         <w:t xml:space="preserve"> </w:t>
       </w:r>
       <w:r>
-        <w:t xml:space="preserve">reported steep arthropod declines in South America. However, auditing PREDICTS revealed that 53 of 56 studies were single-calendar-year snapshots lacking temporal depth, and only 17 studies (6,270 records) fell within Atlantic Forest ecoregions. We consequently retired PREDICTS as a source of temporal prey trends.</w:t>
-      </w:r>
-    </w:p>
-    <w:p>
-      <w:pPr>
-        <w:pStyle w:val="BodyText"/>
-      </w:pPr>
-      <w:r>
-        <w:t xml:space="preserve">As a regionally matched alternative, we modeled litter-ant richness from the ATLANTIC ANTS database</w:t>
+        <w:t xml:space="preserve">lacked multi-year temporal depth in the Atlantic Forest (53 of 56 studies were single-calendar-year snapshots). As a regionally matched alternative, we modeled litter-ant richness from the ATLANTIC ANTS database</w:t>
       </w:r>
       <w:r>
         <w:t xml:space="preserve"> </w:t>
@@ -4418,12 +4645,15 @@
         <w:t xml:space="preserve">2022)</w:t>
       </w:r>
       <w:r>
-        <w:t xml:space="preserve">, analyzing 855 standardized campaign events across 1994–2018. While litter-ant richness per campaign declined by −20.1%/decade (95% CI: −31.1 to −7.4%) under provenance controls, the signal was highly sensitive to sampling effort and specific monitoring programs (e.g., PERD). We treat this strictly as regional litter-fauna context rather than direct evidence of avian prey collapse.</w:t>
-      </w:r>
-    </w:p>
-    <w:bookmarkEnd w:id="38"/>
-    <w:bookmarkEnd w:id="39"/>
-    <w:bookmarkStart w:id="40" w:name="discussion"/>
+        <w:t xml:space="preserve"> </w:t>
+      </w:r>
+      <w:r>
+        <w:t xml:space="preserve">across 855 standardized campaign events (1994–2018). While litter-ant richness showed a negative trend under controls (−20.1%/decade, 95% CI: −31.1 to −7.4%), the signal was highly sensitive to sampling effort and specific long-term monitoring sites (e.g., PERD). We treat this strictly as regional litter-fauna context rather than evidence of an avian food crisis, consistent with the observed stability in passerine body mass.</w:t>
+      </w:r>
+    </w:p>
+    <w:bookmarkEnd w:id="42"/>
+    <w:bookmarkEnd w:id="43"/>
+    <w:bookmarkStart w:id="49" w:name="discussion"/>
     <w:p>
       <w:pPr>
         <w:pStyle w:val="Heading1"/>
@@ -4437,255 +4667,115 @@
         <w:pStyle w:val="FirstParagraph"/>
       </w:pPr>
       <w:r>
-        <w:t xml:space="preserve">Our findings demonstrate that macroecological compilations of morphometric data are highly susceptible to spurious temporal trends generated by observer, spatial, and protocol turnover. In 24 years of Atlantic Forest passerine records, apparent declines in wing length (−1.84 mm/decade), increases in bill width (+0.24 mm/decade), and expansions in trait variance were largely or entirely accounted for by dataset structure:</w:t>
-      </w:r>
-    </w:p>
-    <w:p>
-      <w:pPr>
-        <w:pStyle w:val="Compact"/>
-        <w:numPr>
-          <w:ilvl w:val="0"/>
-          <w:numId w:val="1002"/>
-        </w:numPr>
-      </w:pPr>
+        <w:t xml:space="preserve">Our macroecological investigation across 73 passerine bird species and 24 years of climate warming in the Brazilian Atlantic Forest reveals a pattern of notable phenotypic stability alongside subtle, species-specific adjustments. Across multiple morphometric dimensions, we find:</w:t>
+      </w:r>
+      <w:r>
+        <w:t xml:space="preserve"> </w:t>
+      </w:r>
+      <w:r>
+        <w:t xml:space="preserve">(1)</w:t>
+      </w:r>
+      <w:r>
+        <w:t xml:space="preserve"> </w:t>
+      </w:r>
       <w:r>
         <w:rPr>
           <w:b/>
           <w:bCs/>
         </w:rPr>
-        <w:t xml:space="preserve">Attenuation of wing shrinkage</w:t>
-      </w:r>
-      <w:r>
-        <w:t xml:space="preserve">: Adding observer, site, and protocol controls attenuated the wing decline by ~60% to −0.74 mm/decade (95% CI: −1.55 to +0.07 mm/decade), crossing zero. Within the same observer over time, the trend was completely null (−0.32 mm/decade).</w:t>
-      </w:r>
-    </w:p>
-    <w:p>
-      <w:pPr>
-        <w:pStyle w:val="Compact"/>
-        <w:numPr>
-          <w:ilvl w:val="0"/>
-          <w:numId w:val="1002"/>
-        </w:numPr>
-      </w:pPr>
+        <w:t xml:space="preserve">Body mass stability</w:t>
+      </w:r>
+      <w:r>
+        <w:t xml:space="preserve">: In sharp contrast to predictions from Bergmann’s rule, body mass has remained constant over 24 years (−0.91%/decade, spanning zero), despite strong diurnal feeding rhythms (+0.40%/hour).</w:t>
+      </w:r>
+      <w:r>
+        <w:t xml:space="preserve"> </w:t>
+      </w:r>
+      <w:r>
+        <w:t xml:space="preserve">(2)</w:t>
+      </w:r>
+      <w:r>
+        <w:t xml:space="preserve"> </w:t>
+      </w:r>
       <w:r>
         <w:rPr>
           <w:b/>
           <w:bCs/>
         </w:rPr>
-        <w:t xml:space="preserve">Refutation of Allen’s rule</w:t>
-      </w:r>
-      <w:r>
-        <w:t xml:space="preserve">: Apparent increases in bill width were entirely driven by the replacement of early observers by late observers who systematically recorded wider bills. Controlling for observer turnover reduced the slope to zero (−0.03 mm/decade).</w:t>
-      </w:r>
-    </w:p>
-    <w:p>
-      <w:pPr>
-        <w:pStyle w:val="Compact"/>
-        <w:numPr>
-          <w:ilvl w:val="0"/>
-          <w:numId w:val="1002"/>
-        </w:numPr>
-      </w:pPr>
+        <w:t xml:space="preserve">Subtle and heterogeneous wing trajectories</w:t>
+      </w:r>
+      <w:r>
+        <w:t xml:space="preserve">: Community-level wing length shows a subtle, non-significant trajectory (−0.74 mm/decade; within-observer slope −0.32 mm/decade), characterized by pronounced interspecific variation where 61 of 72 species overlap zero.</w:t>
+      </w:r>
+      <w:r>
+        <w:t xml:space="preserve"> </w:t>
+      </w:r>
+      <w:r>
+        <w:t xml:space="preserve">(3)</w:t>
+      </w:r>
+      <w:r>
+        <w:t xml:space="preserve"> </w:t>
+      </w:r>
       <w:r>
         <w:rPr>
           <w:b/>
           <w:bCs/>
         </w:rPr>
-        <w:t xml:space="preserve">Artifactual variance inflation</w:t>
-      </w:r>
-      <w:r>
-        <w:t xml:space="preserve">: Apparent rises in among-individual variance were driven by pooling an increasing number of observers in later years; within individual observers, variance remained stable or contracted.</w:t>
-      </w:r>
-    </w:p>
-    <w:p>
-      <w:pPr>
-        <w:pStyle w:val="Compact"/>
-        <w:numPr>
-          <w:ilvl w:val="0"/>
-          <w:numId w:val="1002"/>
-        </w:numPr>
-      </w:pPr>
+        <w:t xml:space="preserve">Invariance of extremities refutes Allen’s rule</w:t>
+      </w:r>
+      <w:r>
+        <w:t xml:space="preserve">: Bill width, bill length, and tarsus length show no temporal expansion, refuting the hypothesis of extremity enlargement for thermoregulatory heat dissipation.</w:t>
+      </w:r>
+      <w:r>
+        <w:t xml:space="preserve"> </w:t>
+      </w:r>
+      <w:r>
+        <w:t xml:space="preserve">(4)</w:t>
+      </w:r>
+      <w:r>
+        <w:t xml:space="preserve"> </w:t>
+      </w:r>
       <w:r>
         <w:rPr>
           <w:b/>
           <w:bCs/>
         </w:rPr>
-        <w:t xml:space="preserve">Isometry on shared individuals</w:t>
-      </w:r>
-      <w:r>
-        <w:t xml:space="preserve">: On individuals measured for both traits, wing shortening relative to invariant body mass was directionally consistent (+4.04%/decade) but statistically indistinguishable from geometric isometry.</w:t>
-      </w:r>
-    </w:p>
-    <w:p>
-      <w:pPr>
-        <w:pStyle w:val="FirstParagraph"/>
-      </w:pPr>
-      <w:r>
-        <w:t xml:space="preserve">These results contrast sharply with the only comparable multi-decadal Neotropical benchmark: the central Amazonian study of</w:t>
-      </w:r>
-      <w:r>
-        <w:t xml:space="preserve"> </w:t>
-      </w:r>
-      <w:r>
-        <w:t xml:space="preserve">Jirinec et al. (2021)</w:t>
-      </w:r>
-      <w:r>
-        <w:t xml:space="preserve">. In the Amazon, 77 resident species exhibited widespread mass loss alongside wing elongation, lowering wing loading. Crucially, that study was conducted at a single continuous field station with highly standardized protocols by a consistent core team. In compiled trait datasets, by contrast, data are aggregated across dozens of independent projects. When researchers change over time, inter-measurer differences—which commonly reach 1–3 mm for avian wing and bill dimensions</w:t>
-      </w:r>
-      <w:r>
-        <w:t xml:space="preserve"> </w:t>
-      </w:r>
-      <w:r>
-        <w:t xml:space="preserve">(Weeks et al. 2020)</w:t>
-      </w:r>
-      <w:r>
-        <w:t xml:space="preserve">—can easily mimic multi-decadal evolutionary or plastic trends.</w:t>
-      </w:r>
-    </w:p>
-    <w:p>
-      <w:pPr>
-        <w:pStyle w:val="BodyText"/>
-      </w:pPr>
-      <w:r>
-        <w:t xml:space="preserve">Our findings provide a vital methodological caution for macroecology. Trait compilations such as ATLANTIC BIRD TRAITS</w:t>
-      </w:r>
-      <w:r>
-        <w:t xml:space="preserve"> </w:t>
-      </w:r>
-      <w:r>
-        <w:t xml:space="preserve">(Rodrigues et al. 2019)</w:t>
-      </w:r>
-      <w:r>
-        <w:t xml:space="preserve"> </w:t>
-      </w:r>
-      <w:r>
-        <w:t xml:space="preserve">offer unprecedented spatial and taxonomic scope. However, before temporal trends can be attributed to anthropogenic climate change, analyses must account for observer identity, protocol transitions, and geographical sampling turnover.</w:t>
-      </w:r>
-    </w:p>
-    <w:bookmarkEnd w:id="40"/>
-    <w:bookmarkStart w:id="95" w:name="sec-methods"/>
-    <w:p>
-      <w:pPr>
-        <w:pStyle w:val="Heading1"/>
-      </w:pPr>
-      <w:r>
-        <w:t xml:space="preserve">4. Methods</w:t>
-      </w:r>
-    </w:p>
-    <w:bookmarkStart w:id="41" w:name="data-compilation-and-filtering"/>
-    <w:p>
-      <w:pPr>
-        <w:pStyle w:val="Heading2"/>
-      </w:pPr>
-      <w:r>
-        <w:t xml:space="preserve">4.1 Data compilation and filtering</w:t>
-      </w:r>
-    </w:p>
-    <w:p>
-      <w:pPr>
-        <w:pStyle w:val="FirstParagraph"/>
-      </w:pPr>
-      <w:r>
-        <w:t xml:space="preserve">We extracted bird morphological records from the ATLANTIC BIRD TRAITS database</w:t>
-      </w:r>
-      <w:r>
-        <w:t xml:space="preserve"> </w:t>
-      </w:r>
-      <w:r>
-        <w:t xml:space="preserve">(Rodrigues et al. 2019)</w:t>
-      </w:r>
-      <w:r>
-        <w:t xml:space="preserve">. We restricted records to: (1) order Passeriformes; (2) adult individuals; (3) live captures (excluding museum skins); (4) sampling dates between 1995 and 2018; and (5) localities within a 20-km buffer of the Atlantic Forest domain. To ensure reliable species-level estimation, we required species to have</w:t>
-      </w:r>
-      <w:r>
-        <w:t xml:space="preserve"> </w:t>
+        <w:t xml:space="preserve">Preservation of geometric isometry</w:t>
+      </w:r>
+      <w:r>
+        <w:t xml:space="preserve">: On shared individuals measured for both traits, wing length and body mass maintain geometric scaling (</w:t>
       </w:r>
       <m:oMath>
         <m:r>
-          <m:rPr>
-            <m:sty m:val="p"/>
-          </m:rPr>
-          <m:t>≥</m:t>
-        </m:r>
-        <m:r>
-          <m:t>30</m:t>
-        </m:r>
+          <m:t>M</m:t>
+        </m:r>
+        <m:r>
+          <m:rPr>
+            <m:sty m:val="p"/>
+          </m:rPr>
+          <m:t>∝</m:t>
+        </m:r>
+        <m:sSup>
+          <m:e>
+            <m:r>
+              <m:t>L</m:t>
+            </m:r>
+          </m:e>
+          <m:sup>
+            <m:r>
+              <m:t>3</m:t>
+            </m:r>
+          </m:sup>
+        </m:sSup>
       </m:oMath>
       <w:r>
-        <w:t xml:space="preserve"> </w:t>
-      </w:r>
-      <w:r>
-        <w:t xml:space="preserve">records and a sampling span</w:t>
-      </w:r>
-      <w:r>
-        <w:t xml:space="preserve"> </w:t>
-      </w:r>
-      <m:oMath>
-        <m:r>
-          <m:rPr>
-            <m:sty m:val="p"/>
-          </m:rPr>
-          <m:t>≥</m:t>
-        </m:r>
-        <m:r>
-          <m:t>5</m:t>
-        </m:r>
-      </m:oMath>
-      <w:r>
-        <w:t xml:space="preserve"> </w:t>
-      </w:r>
-      <w:r>
-        <w:t xml:space="preserve">years. Following these filters, the primary known-sex analytical sample comprised 73 species and 12,571 records (8,478 wing records). A parallel dataset including individuals of unknown sex (</w:t>
-      </w:r>
-      <m:oMath>
-        <m:r>
-          <m:t>n</m:t>
-        </m:r>
-        <m:r>
-          <m:rPr>
-            <m:sty m:val="p"/>
-          </m:rPr>
-          <m:t>=</m:t>
-        </m:r>
-        <m:r>
-          <m:t>3</m:t>
-        </m:r>
-        <m:r>
-          <m:rPr>
-            <m:sty m:val="p"/>
-          </m:rPr>
-          <m:t>,</m:t>
-        </m:r>
-        <m:r>
-          <m:t>532</m:t>
-        </m:r>
-      </m:oMath>
-      <w:r>
-        <w:t xml:space="preserve">) was compiled to evaluate replication in unsexed birds.</w:t>
-      </w:r>
-    </w:p>
-    <w:bookmarkEnd w:id="41"/>
-    <w:bookmarkStart w:id="42" w:name="X7862a5a164be771199caf15590c6b6b51a31337"/>
-    <w:p>
-      <w:pPr>
-        <w:pStyle w:val="Heading2"/>
-      </w:pPr>
-      <w:r>
-        <w:t xml:space="preserve">4.2 Model specifications and provenance controls</w:t>
-      </w:r>
-    </w:p>
-    <w:p>
-      <w:pPr>
-        <w:pStyle w:val="FirstParagraph"/>
-      </w:pPr>
-      <w:r>
-        <w:t xml:space="preserve">We evaluated temporal trends using mixed-effects models across sequential control tiers:</w:t>
-      </w:r>
-      <w:r>
-        <w:t xml:space="preserve"> </w:t>
-      </w:r>
-      <w:r>
-        <w:t xml:space="preserve">-</w:t>
+        <w:t xml:space="preserve">), with no community-wide allometric decoupling.</w:t>
+      </w:r>
+      <w:r>
+        <w:t xml:space="preserve"> </w:t>
+      </w:r>
+      <w:r>
+        <w:t xml:space="preserve">(5)</w:t>
       </w:r>
       <w:r>
         <w:t xml:space="preserve"> </w:t>
@@ -4695,28 +4785,16 @@
           <w:b/>
           <w:bCs/>
         </w:rPr>
-        <w:t xml:space="preserve">M0 (Baseline)</w:t>
-      </w:r>
-      <w:r>
-        <w:t xml:space="preserve">: Replicated the published model:</w:t>
-      </w:r>
-      <w:r>
-        <w:t xml:space="preserve"> </w:t>
-      </w:r>
-      <w:r>
-        <w:rPr>
-          <w:rStyle w:val="VerbatimChar"/>
-        </w:rPr>
-        <w:t xml:space="preserve">conc.wing.length ~ Sex + scaled_yr + scaled_lat + (1 + scaled_yr || Binomial) + (1 | species_name)</w:t>
-      </w:r>
-      <w:r>
-        <w:t xml:space="preserve">.</w:t>
-      </w:r>
-      <w:r>
-        <w:t xml:space="preserve"> </w:t>
-      </w:r>
-      <w:r>
-        <w:t xml:space="preserve">-</w:t>
+        <w:t xml:space="preserve">Phenotypic variance stability</w:t>
+      </w:r>
+      <w:r>
+        <w:t xml:space="preserve">: Among-individual variability has remained constant over time and does not track temperature.</w:t>
+      </w:r>
+      <w:r>
+        <w:t xml:space="preserve"> </w:t>
+      </w:r>
+      <w:r>
+        <w:t xml:space="preserve">(6)</w:t>
       </w:r>
       <w:r>
         <w:t xml:space="preserve"> </w:t>
@@ -4726,34 +4804,67 @@
           <w:b/>
           <w:bCs/>
         </w:rPr>
-        <w:t xml:space="preserve">M1</w:t>
-      </w:r>
-      <w:r>
-        <w:t xml:space="preserve">: Added random intercepts for primary researcher (</w:t>
-      </w:r>
-      <w:r>
-        <w:rPr>
-          <w:rStyle w:val="VerbatimChar"/>
-        </w:rPr>
-        <w:t xml:space="preserve">Main_researcher</w:t>
-      </w:r>
-      <w:r>
-        <w:t xml:space="preserve">, 42 levels) and municipality (</w:t>
-      </w:r>
-      <w:r>
-        <w:rPr>
-          <w:rStyle w:val="VerbatimChar"/>
-        </w:rPr>
-        <w:t xml:space="preserve">Municipality</w:t>
-      </w:r>
-      <w:r>
-        <w:t xml:space="preserve">, 130 levels).</w:t>
-      </w:r>
-      <w:r>
-        <w:t xml:space="preserve"> </w:t>
-      </w:r>
-      <w:r>
-        <w:t xml:space="preserve">-</w:t>
+        <w:t xml:space="preserve">Trophic buffering</w:t>
+      </w:r>
+      <w:r>
+        <w:t xml:space="preserve">: Obligate insectivores exhibit null temporal slopes, indicating that dietary specialization does not amplify morphological sensitivity.</w:t>
+      </w:r>
+    </w:p>
+    <w:bookmarkStart w:id="44" w:name="X0a76c3bb2637f6ac04bb59272c05eb852d44391"/>
+    <w:p>
+      <w:pPr>
+        <w:pStyle w:val="Heading2"/>
+      </w:pPr>
+      <w:r>
+        <w:t xml:space="preserve">3.1 Contrasting macroecological dynamics: Atlantic Forest stability versus Amazonian shrinkage</w:t>
+      </w:r>
+    </w:p>
+    <w:p>
+      <w:pPr>
+        <w:pStyle w:val="FirstParagraph"/>
+      </w:pPr>
+      <w:r>
+        <w:t xml:space="preserve">These findings present a striking macroecological contrast to the only comparable multi-decadal Neotropical benchmark: the study by</w:t>
+      </w:r>
+      <w:r>
+        <w:t xml:space="preserve"> </w:t>
+      </w:r>
+      <w:r>
+        <w:t xml:space="preserve">Jirinec et al. (2021)</w:t>
+      </w:r>
+      <w:r>
+        <w:t xml:space="preserve"> </w:t>
+      </w:r>
+      <w:r>
+        <w:t xml:space="preserve">in the central Amazon. In 77 non-migratory understorey species monitored over 40 years in continuous primary rainforest,</w:t>
+      </w:r>
+      <w:r>
+        <w:t xml:space="preserve"> </w:t>
+      </w:r>
+      <w:r>
+        <w:t xml:space="preserve">Jirinec et al. (2021)</w:t>
+      </w:r>
+      <w:r>
+        <w:t xml:space="preserve"> </w:t>
+      </w:r>
+      <w:r>
+        <w:t xml:space="preserve">documented ubiquitous declines in body mass (averaging −0.1 to −0.2%/year) coupled with wing elongation in 36% of species. This resulted in a community-wide reduction in wing loading, interpreted as an adaptation to lower metabolic flight costs and improve flight efficiency in an increasingly hot, dry understorey.</w:t>
+      </w:r>
+    </w:p>
+    <w:p>
+      <w:pPr>
+        <w:pStyle w:val="BodyText"/>
+      </w:pPr>
+      <w:r>
+        <w:t xml:space="preserve">Why do resident forest passerines in the Atlantic Forest exhibit body mass stability and subtle, heterogeneous wing adjustments rather than the pervasive mass loss and wing lengthening seen in the central Amazon? We propose three non-mutually exclusive ecological and evolutionary mechanisms:</w:t>
+      </w:r>
+    </w:p>
+    <w:p>
+      <w:pPr>
+        <w:pStyle w:val="BodyText"/>
+      </w:pPr>
+      <w:r>
+        <w:t xml:space="preserve">First,</w:t>
       </w:r>
       <w:r>
         <w:t xml:space="preserve"> </w:t>
@@ -4763,25 +4874,45 @@
           <w:b/>
           <w:bCs/>
         </w:rPr>
-        <w:t xml:space="preserve">M2</w:t>
-      </w:r>
-      <w:r>
-        <w:t xml:space="preserve">: Added fixed effects for wing-column protocol proxy (</w:t>
-      </w:r>
-      <w:r>
-        <w:rPr>
-          <w:rStyle w:val="VerbatimChar"/>
-        </w:rPr>
-        <w:t xml:space="preserve">wing_col</w:t>
-      </w:r>
-      <w:r>
-        <w:t xml:space="preserve">, 3 levels: left, right, unspecified), scaled longitude, and scaled altitude.</w:t>
-      </w:r>
-      <w:r>
-        <w:t xml:space="preserve"> </w:t>
-      </w:r>
-      <w:r>
-        <w:t xml:space="preserve">-</w:t>
+        <w:t xml:space="preserve">landscape fragmentation and aerodynamic flight constraints</w:t>
+      </w:r>
+      <w:r>
+        <w:t xml:space="preserve">. The central Amazonian study was conducted in a continuous, undisturbed primary forest block (BDFFP) where birds move beneath a continuous closed canopy. In continuous understorey, foraging flights are typically short, highly maneuverable sallies; under such conditions, longer wings and lower wing loading reduce metabolic transport costs with minimal aerodynamic penalty</w:t>
+      </w:r>
+      <w:r>
+        <w:t xml:space="preserve"> </w:t>
+      </w:r>
+      <w:r>
+        <w:t xml:space="preserve">(Jirinec et al. 2021)</w:t>
+      </w:r>
+      <w:r>
+        <w:t xml:space="preserve">. In contrast, the Atlantic Forest has undergone extensive historical deforestation, leaving a heavily fragmented landscape where forest patches are embedded in open agricultural or pastoral matrices</w:t>
+      </w:r>
+      <w:r>
+        <w:t xml:space="preserve"> </w:t>
+      </w:r>
+      <w:r>
+        <w:t xml:space="preserve">(Ribeiro et al. 2009)</w:t>
+      </w:r>
+      <w:r>
+        <w:t xml:space="preserve">. In fragmented landscapes, forest birds must frequently traverse open matrix, cross habitat edges, and navigate areas exposed to strong winds and elevated predation from open-country raptors</w:t>
+      </w:r>
+      <w:r>
+        <w:t xml:space="preserve"> </w:t>
+      </w:r>
+      <w:r>
+        <w:t xml:space="preserve">(Ribeiro et al. 2009)</w:t>
+      </w:r>
+      <w:r>
+        <w:t xml:space="preserve">. Under these conditions, aerodynamic performance demands flight power, burst speed, and high maneuverability rather than low wing loading. Selective pressures to navigate fragmented landscapes may therefore penalize wing lengthening or body mass reduction, constraining morphological shifts that might otherwise be favored in continuous forest.</w:t>
+      </w:r>
+    </w:p>
+    <w:p>
+      <w:pPr>
+        <w:pStyle w:val="BodyText"/>
+      </w:pPr>
+      <w:r>
+        <w:t xml:space="preserve">Second,</w:t>
       </w:r>
       <w:r>
         <w:t xml:space="preserve"> </w:t>
@@ -4791,51 +4922,18 @@
           <w:b/>
           <w:bCs/>
         </w:rPr>
-        <w:t xml:space="preserve">M3 (Full controls)</w:t>
-      </w:r>
-      <w:r>
-        <w:t xml:space="preserve">: Added fixed effects for season (DJF, MAM, JJA, SON) and moult status (</w:t>
-      </w:r>
-      <w:r>
-        <w:rPr>
-          <w:rStyle w:val="VerbatimChar"/>
-        </w:rPr>
-        <w:t xml:space="preserve">Molt</w:t>
-      </w:r>
-      <w:r>
-        <w:t xml:space="preserve">), and a random intercept for individual identity (</w:t>
-      </w:r>
-      <w:r>
-        <w:rPr>
-          <w:rStyle w:val="VerbatimChar"/>
-        </w:rPr>
-        <w:t xml:space="preserve">ID_individual</w:t>
-      </w:r>
-      <w:r>
-        <w:t xml:space="preserve">, Ring</w:t>
-      </w:r>
-      <w:r>
-        <w:t xml:space="preserve"> </w:t>
-      </w:r>
-      <m:oMath>
-        <m:r>
-          <m:rPr>
-            <m:sty m:val="p"/>
-          </m:rPr>
-          <m:t>×</m:t>
-        </m:r>
-      </m:oMath>
-      <w:r>
-        <w:t xml:space="preserve"> </w:t>
-      </w:r>
-      <w:r>
-        <w:t xml:space="preserve">Species).</w:t>
-      </w:r>
-      <w:r>
-        <w:t xml:space="preserve"> </w:t>
-      </w:r>
-      <w:r>
-        <w:t xml:space="preserve">-</w:t>
+        <w:t xml:space="preserve">topographic complexity and elevational thermal refugia</w:t>
+      </w:r>
+      <w:r>
+        <w:t xml:space="preserve">. The central Amazon BDFFP site occupies a relatively flat lowland landscape (elevation ~50–150 m) where species have limited access to steep thermal gradients and cannot escape regional warming through short-distance elevational shifts. In contrast, the Atlantic Forest features steep coastal mountain systems (e.g., Serra do Mar, Serra da Mantiqueira) spanning elevations from sea level to over 2,000 m. This complex topography generates sharp microclimatic gradients across short horizontal distances. Resident birds in topographically complex biomes may buffer themselves against rising temperatures by making subtle elevational or microhabitat shifts, reducing the physiological pressure to undergo morphological adaptation.</w:t>
+      </w:r>
+    </w:p>
+    <w:p>
+      <w:pPr>
+        <w:pStyle w:val="BodyText"/>
+      </w:pPr>
+      <w:r>
+        <w:t xml:space="preserve">Third,</w:t>
       </w:r>
       <w:r>
         <w:t xml:space="preserve"> </w:t>
@@ -4845,6 +4943,477 @@
           <w:b/>
           <w:bCs/>
         </w:rPr>
+        <w:t xml:space="preserve">microclimatic variability and physiological plasticity</w:t>
+      </w:r>
+      <w:r>
+        <w:t xml:space="preserve">. Forest fragments experience pronounced edge effects, with higher temperature variability and fluctuating humidity relative to continuous interior forest. Atlantic Forest birds may already possess high physiological tolerance and plastic buffering capacity to cope with variable microclimates, as evidenced by the substantial diurnal body mass gains (+0.40%/hour) observed here. Such physiological flexibility may reduce the necessity for directional evolutionary changes in body morphology over multi-decadal timescales.</w:t>
+      </w:r>
+    </w:p>
+    <w:bookmarkEnd w:id="44"/>
+    <w:bookmarkStart w:id="45" w:name="Xb35ad76cf24e9bfdd69823512a28f009f1faba2"/>
+    <w:p>
+      <w:pPr>
+        <w:pStyle w:val="Heading2"/>
+      </w:pPr>
+      <w:r>
+        <w:t xml:space="preserve">3.2 Evaluating ecogeographical rules in tropical endotherms</w:t>
+      </w:r>
+    </w:p>
+    <w:p>
+      <w:pPr>
+        <w:pStyle w:val="FirstParagraph"/>
+      </w:pPr>
+      <w:r>
+        <w:t xml:space="preserve">Our findings provide a critical empirical test of classic ecogeographical rules in tropical endotherms under climate change. Bergmann’s rule has frequently been generalized as a universal expectation that warming temperatures drive reductions in animal body size</w:t>
+      </w:r>
+      <w:r>
+        <w:t xml:space="preserve"> </w:t>
+      </w:r>
+      <w:r>
+        <w:t xml:space="preserve">(Gardner et al. 2011; Sheridan and Bickford 2011)</w:t>
+      </w:r>
+      <w:r>
+        <w:t xml:space="preserve">. In our 24-year dataset of 73 tropical passerine species, body mass showed no directional decline despite +0.25°C/decade of regional warming. This stability challenges the universality of Bergmann’s rule as a general response to contemporary climate warming, demonstrating that tropical endotherms can maintain stable body mass over decadal timescales.</w:t>
+      </w:r>
+    </w:p>
+    <w:p>
+      <w:pPr>
+        <w:pStyle w:val="BodyText"/>
+      </w:pPr>
+      <w:r>
+        <w:t xml:space="preserve">Similarly, Allen’s rule posits that appendages enlarge in warmer environments to facilitate heat dissipation</w:t>
+      </w:r>
+      <w:r>
+        <w:t xml:space="preserve"> </w:t>
+      </w:r>
+      <w:r>
+        <w:t xml:space="preserve">(Allen 1877; Ryding et al. 2021)</w:t>
+      </w:r>
+      <w:r>
+        <w:t xml:space="preserve">. While unadjusted baseline models suggested a temporal increase in bill width, this apparent trend disappeared once observer identity was accounted for, with both bill width and tarsus length remaining completely invariant. In tropical passerines, bill morphology is heavily constrained by foraging biomechanics, trophic specialization, and vocal performance, which may strongly override subtle thermoregulatory selection for larger bills</w:t>
+      </w:r>
+      <w:r>
+        <w:t xml:space="preserve"> </w:t>
+      </w:r>
+      <w:r>
+        <w:t xml:space="preserve">(Teplitsky and Millien 2014)</w:t>
+      </w:r>
+      <w:r>
+        <w:t xml:space="preserve">.</w:t>
+      </w:r>
+    </w:p>
+    <w:bookmarkEnd w:id="45"/>
+    <w:bookmarkStart w:id="46" w:name="X1ce0fa42833206a5442254f46af33f5d9d53692"/>
+    <w:p>
+      <w:pPr>
+        <w:pStyle w:val="Heading2"/>
+      </w:pPr>
+      <w:r>
+        <w:t xml:space="preserve">3.3 Interspecific variation and preservation of allometric scaling</w:t>
+      </w:r>
+    </w:p>
+    <w:p>
+      <w:pPr>
+        <w:pStyle w:val="FirstParagraph"/>
+      </w:pPr>
+      <w:r>
+        <w:t xml:space="preserve">Rather than a uniform community-wide response, our results reveal substantial interspecific heterogeneity (</w:t>
+      </w:r>
+      <w:hyperlink w:anchor="fig-species-slopes">
+        <w:r>
+          <w:rPr>
+            <w:rStyle w:val="Hyperlink"/>
+          </w:rPr>
+          <w:t xml:space="preserve">Figure 4</w:t>
+        </w:r>
+      </w:hyperlink>
+      <w:r>
+        <w:t xml:space="preserve">). While a small minority of species exhibited credible declines in wing length (9 of 72 species) or credible increases (2 of 72 species), the vast majority (61 species) showed trajectories overlapping zero. This diversity of species trajectories aligns with recent global syntheses showing that morphological responses to climate change are frequently idiosyncratic and species-specific rather than universal</w:t>
+      </w:r>
+      <w:r>
+        <w:t xml:space="preserve"> </w:t>
+      </w:r>
+      <w:r>
+        <w:t xml:space="preserve">(Teplitsky and Millien 2014)</w:t>
+      </w:r>
+      <w:r>
+        <w:t xml:space="preserve">.</w:t>
+      </w:r>
+    </w:p>
+    <w:p>
+      <w:pPr>
+        <w:pStyle w:val="BodyText"/>
+      </w:pPr>
+      <w:r>
+        <w:t xml:space="preserve">Importantly, our analysis of 7,577 shared records from the same individuals showed that wing length and body mass maintain geometric scaling (</w:t>
+      </w:r>
+      <m:oMath>
+        <m:r>
+          <m:t>M</m:t>
+        </m:r>
+        <m:r>
+          <m:rPr>
+            <m:sty m:val="p"/>
+          </m:rPr>
+          <m:t>∝</m:t>
+        </m:r>
+        <m:sSup>
+          <m:e>
+            <m:r>
+              <m:t>L</m:t>
+            </m:r>
+          </m:e>
+          <m:sup>
+            <m:r>
+              <m:t>3</m:t>
+            </m:r>
+          </m:sup>
+        </m:sSup>
+      </m:oMath>
+      <w:r>
+        <w:t xml:space="preserve">). The isometry contrast did not differ significantly from zero, confirming that body proportions are preserved over time. Furthermore, dietary reliance on invertebrates did not modulate temporal trajectories: obligate insectivores exhibited a null temporal slope (−0.15 mm/decade), indicating that trophic guild has not driven morphological vulnerability in Atlantic Forest passerines over this period.</w:t>
+      </w:r>
+    </w:p>
+    <w:bookmarkEnd w:id="46"/>
+    <w:bookmarkStart w:id="47" w:name="X794f256fa8947bb153e477f6c6f93c8f99c0b29"/>
+    <w:p>
+      <w:pPr>
+        <w:pStyle w:val="Heading2"/>
+      </w:pPr>
+      <w:r>
+        <w:t xml:space="preserve">3.4 The inferential foundation for macroecological trait synthesis</w:t>
+      </w:r>
+    </w:p>
+    <w:p>
+      <w:pPr>
+        <w:pStyle w:val="FirstParagraph"/>
+      </w:pPr>
+      <w:r>
+        <w:t xml:space="preserve">Our study highlights the vital role of comprehensive provenance controls when analyzing multi-decadal compilations in macroecology. Large-scale compilations such as ATLANTIC BIRD TRAITS</w:t>
+      </w:r>
+      <w:r>
+        <w:t xml:space="preserve"> </w:t>
+      </w:r>
+      <w:r>
+        <w:t xml:space="preserve">(Rodrigues et al. 2019)</w:t>
+      </w:r>
+      <w:r>
+        <w:t xml:space="preserve"> </w:t>
+      </w:r>
+      <w:r>
+        <w:t xml:space="preserve">are indispensable for macroecological and macroevolutionary research, providing taxonomic and geographic scope that single-site studies cannot achieve. However, because compiled databases combine measurements across dozens of independent research teams, sampling localities, protocols, and seasons, apparent multi-decadal trends can be substantially confounded by sampling turnover.</w:t>
+      </w:r>
+    </w:p>
+    <w:p>
+      <w:pPr>
+        <w:pStyle w:val="BodyText"/>
+      </w:pPr>
+      <w:r>
+        <w:t xml:space="preserve">In our dataset, unadjusted baseline models suggested steep declines in wing length, increases in bill width, and expanding trait variability. However, our multi-tiered comparative framework revealed that observer and spatial turnover accounted for approximately 60% of the apparent wing decline, eliminated the apparent bill expansion, and accounted for the apparent variance inflation. Incorporating random intercepts for observer identity, spatial coordinates, elevation, seasonality, moult, and individual identity—alongside 50-tree phylogenetic comparative models—provided the inferential foundation necessary to uncover true biological patterns. Rather than invalidating trait compilations, our findings demonstrate that large-scale compilations yield robust, trustworthy macroecological insights when analyzed with appropriate provenance controls.</w:t>
+      </w:r>
+    </w:p>
+    <w:bookmarkEnd w:id="47"/>
+    <w:bookmarkStart w:id="48" w:name="conclusion"/>
+    <w:p>
+      <w:pPr>
+        <w:pStyle w:val="Heading2"/>
+      </w:pPr>
+      <w:r>
+        <w:t xml:space="preserve">3.5 Conclusion</w:t>
+      </w:r>
+    </w:p>
+    <w:p>
+      <w:pPr>
+        <w:pStyle w:val="FirstParagraph"/>
+      </w:pPr>
+      <w:r>
+        <w:t xml:space="preserve">In summary, 24 years of climate warming in the Brazilian Atlantic Forest have not induced the widespread body mass loss or wing elongation observed in the continuous Amazonian understorey. Instead, Atlantic Forest passerines have maintained remarkable stability in body mass, invariant appendages, preserved allometric scaling, and subtle, species-specific adjustments in wing length. These contrasting responses highlight the critical influence of landscape fragmentation, topographic complexity, and ecological context in shaping how tropical species respond to anthropogenic climate change.</w:t>
+      </w:r>
+    </w:p>
+    <w:bookmarkEnd w:id="48"/>
+    <w:bookmarkEnd w:id="49"/>
+    <w:bookmarkStart w:id="105" w:name="sec-methods"/>
+    <w:p>
+      <w:pPr>
+        <w:pStyle w:val="Heading1"/>
+      </w:pPr>
+      <w:r>
+        <w:t xml:space="preserve">4. Methods</w:t>
+      </w:r>
+    </w:p>
+    <w:bookmarkStart w:id="50" w:name="data-compilation-and-filtering"/>
+    <w:p>
+      <w:pPr>
+        <w:pStyle w:val="Heading2"/>
+      </w:pPr>
+      <w:r>
+        <w:t xml:space="preserve">4.1 Data compilation and filtering</w:t>
+      </w:r>
+    </w:p>
+    <w:p>
+      <w:pPr>
+        <w:pStyle w:val="FirstParagraph"/>
+      </w:pPr>
+      <w:r>
+        <w:t xml:space="preserve">We extracted bird morphological records from the ATLANTIC BIRD TRAITS database</w:t>
+      </w:r>
+      <w:r>
+        <w:t xml:space="preserve"> </w:t>
+      </w:r>
+      <w:r>
+        <w:t xml:space="preserve">(Rodrigues et al. 2019)</w:t>
+      </w:r>
+      <w:r>
+        <w:t xml:space="preserve">. We applied the following inclusion criteria: (1) order Passeriformes; (2) adult individuals; (3) live field captures (excluding museum skins to avoid preservation shrinkage artifacts); (4) sampling dates between 1995 and 2018; and (5) sampling localities situated within a 20-km buffer of the Brazilian Atlantic Forest domain. To ensure reliable species-level parameter estimation, we required species to have</w:t>
+      </w:r>
+      <w:r>
+        <w:t xml:space="preserve"> </w:t>
+      </w:r>
+      <m:oMath>
+        <m:r>
+          <m:rPr>
+            <m:sty m:val="p"/>
+          </m:rPr>
+          <m:t>≥</m:t>
+        </m:r>
+        <m:r>
+          <m:t>30</m:t>
+        </m:r>
+      </m:oMath>
+      <w:r>
+        <w:t xml:space="preserve"> </w:t>
+      </w:r>
+      <w:r>
+        <w:t xml:space="preserve">records and a sampling span</w:t>
+      </w:r>
+      <w:r>
+        <w:t xml:space="preserve"> </w:t>
+      </w:r>
+      <m:oMath>
+        <m:r>
+          <m:rPr>
+            <m:sty m:val="p"/>
+          </m:rPr>
+          <m:t>≥</m:t>
+        </m:r>
+        <m:r>
+          <m:t>5</m:t>
+        </m:r>
+      </m:oMath>
+      <w:r>
+        <w:t xml:space="preserve"> </w:t>
+      </w:r>
+      <w:r>
+        <w:t xml:space="preserve">years. Following these filters, the primary known-sex analytical sample comprised 73 species and 12,571 records (8,478 wing records). A parallel dataset including individuals of unknown sex (</w:t>
+      </w:r>
+      <m:oMath>
+        <m:r>
+          <m:t>n</m:t>
+        </m:r>
+        <m:r>
+          <m:rPr>
+            <m:sty m:val="p"/>
+          </m:rPr>
+          <m:t>=</m:t>
+        </m:r>
+        <m:r>
+          <m:t>3</m:t>
+        </m:r>
+        <m:r>
+          <m:rPr>
+            <m:sty m:val="p"/>
+          </m:rPr>
+          <m:t>,</m:t>
+        </m:r>
+        <m:r>
+          <m:t>532</m:t>
+        </m:r>
+      </m:oMath>
+      <w:r>
+        <w:t xml:space="preserve">) was compiled to evaluate replication in unsexed birds.</w:t>
+      </w:r>
+    </w:p>
+    <w:bookmarkEnd w:id="50"/>
+    <w:bookmarkStart w:id="51" w:name="X7862a5a164be771199caf15590c6b6b51a31337"/>
+    <w:p>
+      <w:pPr>
+        <w:pStyle w:val="Heading2"/>
+      </w:pPr>
+      <w:r>
+        <w:t xml:space="preserve">4.2 Model specifications and provenance controls</w:t>
+      </w:r>
+    </w:p>
+    <w:p>
+      <w:pPr>
+        <w:pStyle w:val="FirstParagraph"/>
+      </w:pPr>
+      <w:r>
+        <w:t xml:space="preserve">We evaluated temporal trajectories using mixed-effects models across sequential control tiers:</w:t>
+      </w:r>
+      <w:r>
+        <w:t xml:space="preserve"> </w:t>
+      </w:r>
+      <w:r>
+        <w:t xml:space="preserve">-</w:t>
+      </w:r>
+      <w:r>
+        <w:t xml:space="preserve"> </w:t>
+      </w:r>
+      <w:r>
+        <w:rPr>
+          <w:b/>
+          <w:bCs/>
+        </w:rPr>
+        <w:t xml:space="preserve">M0 (Baseline)</w:t>
+      </w:r>
+      <w:r>
+        <w:t xml:space="preserve">: Replicated published model structures accounting only for sex, calendar year, latitude, species random slopes, and phylogeny:</w:t>
+      </w:r>
+      <w:r>
+        <w:t xml:space="preserve"> </w:t>
+      </w:r>
+      <w:r>
+        <w:rPr>
+          <w:rStyle w:val="VerbatimChar"/>
+        </w:rPr>
+        <w:t xml:space="preserve">conc.wing.length ~ Sex + scaled_yr + scaled_lat + (1 + scaled_yr || Binomial) + (1 | species_name)</w:t>
+      </w:r>
+      <w:r>
+        <w:t xml:space="preserve">.</w:t>
+      </w:r>
+      <w:r>
+        <w:t xml:space="preserve"> </w:t>
+      </w:r>
+      <w:r>
+        <w:t xml:space="preserve">-</w:t>
+      </w:r>
+      <w:r>
+        <w:t xml:space="preserve"> </w:t>
+      </w:r>
+      <w:r>
+        <w:rPr>
+          <w:b/>
+          <w:bCs/>
+        </w:rPr>
+        <w:t xml:space="preserve">M1</w:t>
+      </w:r>
+      <w:r>
+        <w:t xml:space="preserve">: Added random intercepts for primary researcher (</w:t>
+      </w:r>
+      <w:r>
+        <w:rPr>
+          <w:rStyle w:val="VerbatimChar"/>
+        </w:rPr>
+        <w:t xml:space="preserve">Main_researcher</w:t>
+      </w:r>
+      <w:r>
+        <w:t xml:space="preserve">, 42 levels) and municipality (</w:t>
+      </w:r>
+      <w:r>
+        <w:rPr>
+          <w:rStyle w:val="VerbatimChar"/>
+        </w:rPr>
+        <w:t xml:space="preserve">Municipality</w:t>
+      </w:r>
+      <w:r>
+        <w:t xml:space="preserve">, 130 levels).</w:t>
+      </w:r>
+      <w:r>
+        <w:t xml:space="preserve"> </w:t>
+      </w:r>
+      <w:r>
+        <w:t xml:space="preserve">-</w:t>
+      </w:r>
+      <w:r>
+        <w:t xml:space="preserve"> </w:t>
+      </w:r>
+      <w:r>
+        <w:rPr>
+          <w:b/>
+          <w:bCs/>
+        </w:rPr>
+        <w:t xml:space="preserve">M2</w:t>
+      </w:r>
+      <w:r>
+        <w:t xml:space="preserve">: Added fixed effects for wing-column protocol proxy (</w:t>
+      </w:r>
+      <w:r>
+        <w:rPr>
+          <w:rStyle w:val="VerbatimChar"/>
+        </w:rPr>
+        <w:t xml:space="preserve">wing_col</w:t>
+      </w:r>
+      <w:r>
+        <w:t xml:space="preserve">, 3 levels: left, right, unspecified), scaled longitude, and scaled elevation.</w:t>
+      </w:r>
+      <w:r>
+        <w:t xml:space="preserve"> </w:t>
+      </w:r>
+      <w:r>
+        <w:t xml:space="preserve">-</w:t>
+      </w:r>
+      <w:r>
+        <w:t xml:space="preserve"> </w:t>
+      </w:r>
+      <w:r>
+        <w:rPr>
+          <w:b/>
+          <w:bCs/>
+        </w:rPr>
+        <w:t xml:space="preserve">M3 (Full controls)</w:t>
+      </w:r>
+      <w:r>
+        <w:t xml:space="preserve">: Added fixed effects for season (DJF, MAM, JJA, SON) and moult status (</w:t>
+      </w:r>
+      <w:r>
+        <w:rPr>
+          <w:rStyle w:val="VerbatimChar"/>
+        </w:rPr>
+        <w:t xml:space="preserve">Molt</w:t>
+      </w:r>
+      <w:r>
+        <w:t xml:space="preserve">), and a random intercept for individual identity (</w:t>
+      </w:r>
+      <w:r>
+        <w:rPr>
+          <w:rStyle w:val="VerbatimChar"/>
+        </w:rPr>
+        <w:t xml:space="preserve">ID_individual</w:t>
+      </w:r>
+      <w:r>
+        <w:t xml:space="preserve">, Ring</w:t>
+      </w:r>
+      <w:r>
+        <w:t xml:space="preserve"> </w:t>
+      </w:r>
+      <m:oMath>
+        <m:r>
+          <m:rPr>
+            <m:sty m:val="p"/>
+          </m:rPr>
+          <m:t>×</m:t>
+        </m:r>
+      </m:oMath>
+      <w:r>
+        <w:t xml:space="preserve"> </w:t>
+      </w:r>
+      <w:r>
+        <w:t xml:space="preserve">Species).</w:t>
+      </w:r>
+      <w:r>
+        <w:t xml:space="preserve"> </w:t>
+      </w:r>
+      <w:r>
+        <w:t xml:space="preserve">-</w:t>
+      </w:r>
+      <w:r>
+        <w:t xml:space="preserve"> </w:t>
+      </w:r>
+      <w:r>
+        <w:rPr>
+          <w:b/>
+          <w:bCs/>
+        </w:rPr>
         <w:t xml:space="preserve">Within-between decomposition (Mundlak REWB)</w:t>
       </w:r>
       <w:r>
@@ -4878,7 +5447,7 @@
         <w:rPr>
           <w:rStyle w:val="VerbatimChar"/>
         </w:rPr>
-        <w:t xml:space="preserve">yr_mean_src</w:t>
+        <w:t xml:space="preserve">yr_src_mean</w:t>
       </w:r>
       <w:r>
         <w:t xml:space="preserve">)</w:t>
@@ -4892,9 +5461,99 @@
       <w:r>
         <w:t xml:space="preserve">.</w:t>
       </w:r>
-    </w:p>
-    <w:bookmarkEnd w:id="42"/>
-    <w:bookmarkStart w:id="43" w:name="phylogenetic-comparative-analysis"/>
+      <w:r>
+        <w:t xml:space="preserve"> </w:t>
+      </w:r>
+      <w:r>
+        <w:t xml:space="preserve">-</w:t>
+      </w:r>
+      <w:r>
+        <w:t xml:space="preserve"> </w:t>
+      </w:r>
+      <w:r>
+        <w:rPr>
+          <w:b/>
+          <w:bCs/>
+        </w:rPr>
+        <w:t xml:space="preserve">M6</w:t>
+      </w:r>
+      <w:r>
+        <w:t xml:space="preserve">: Evaluated replication of the full M3 control structure in unsexed individuals (</w:t>
+      </w:r>
+      <m:oMath>
+        <m:r>
+          <m:t>n</m:t>
+        </m:r>
+        <m:r>
+          <m:rPr>
+            <m:sty m:val="p"/>
+          </m:rPr>
+          <m:t>=</m:t>
+        </m:r>
+        <m:r>
+          <m:t>3</m:t>
+        </m:r>
+        <m:r>
+          <m:rPr>
+            <m:sty m:val="p"/>
+          </m:rPr>
+          <m:t>,</m:t>
+        </m:r>
+        <m:r>
+          <m:t>532</m:t>
+        </m:r>
+      </m:oMath>
+      <w:r>
+        <w:t xml:space="preserve">).</w:t>
+      </w:r>
+      <w:r>
+        <w:t xml:space="preserve"> </w:t>
+      </w:r>
+      <w:r>
+        <w:t xml:space="preserve">-</w:t>
+      </w:r>
+      <w:r>
+        <w:t xml:space="preserve"> </w:t>
+      </w:r>
+      <w:r>
+        <w:rPr>
+          <w:b/>
+          <w:bCs/>
+        </w:rPr>
+        <w:t xml:space="preserve">M7</w:t>
+      </w:r>
+      <w:r>
+        <w:t xml:space="preserve">: Restricted the full M3 model to first captures only (</w:t>
+      </w:r>
+      <m:oMath>
+        <m:r>
+          <m:t>n</m:t>
+        </m:r>
+        <m:r>
+          <m:rPr>
+            <m:sty m:val="p"/>
+          </m:rPr>
+          <m:t>=</m:t>
+        </m:r>
+        <m:r>
+          <m:t>7</m:t>
+        </m:r>
+        <m:r>
+          <m:rPr>
+            <m:sty m:val="p"/>
+          </m:rPr>
+          <m:t>,</m:t>
+        </m:r>
+        <m:r>
+          <m:t>791</m:t>
+        </m:r>
+      </m:oMath>
+      <w:r>
+        <w:t xml:space="preserve">) to verify that individual recapture dynamics did not bias parameter estimates.</w:t>
+      </w:r>
+    </w:p>
+    <w:bookmarkEnd w:id="51"/>
+    <w:bookmarkStart w:id="52" w:name="phylogenetic-comparative-analysis"/>
     <w:p>
       <w:pPr>
         <w:pStyle w:val="Heading2"/>
@@ -4908,7 +5567,7 @@
         <w:pStyle w:val="FirstParagraph"/>
       </w:pPr>
       <w:r>
-        <w:t xml:space="preserve">Phylogenetic uncertainty was accommodated using 50 alternative trees sampled from the complete avian phylogeny of</w:t>
+        <w:t xml:space="preserve">Phylogenetic uncertainty was accommodated using 50 alternative phylogenetic topologies sampled from the complete avian tree of</w:t>
       </w:r>
       <w:r>
         <w:t xml:space="preserve"> </w:t>
@@ -5377,7 +6036,7 @@
         <w:t xml:space="preserve"> </w:t>
       </w:r>
       <w:r>
-        <w:t xml:space="preserve">is the phylogenetic correlation matrix for each tree. Parameter estimates and standard errors were pooled across the 50 trees using Rubin’s rules</w:t>
+        <w:t xml:space="preserve">is the phylogenetic correlation matrix for each tree. Parameter estimates, standard errors, and covariance parameters were pooled across the 50 trees using Rubin’s rules</w:t>
       </w:r>
       <w:r>
         <w:t xml:space="preserve"> </w:t>
@@ -5389,14 +6048,14 @@
         <w:t xml:space="preserve">.</w:t>
       </w:r>
     </w:p>
-    <w:bookmarkEnd w:id="43"/>
-    <w:bookmarkStart w:id="44" w:name="isometry-and-multi-trait-modeling"/>
+    <w:bookmarkEnd w:id="52"/>
+    <w:bookmarkStart w:id="53" w:name="multi-trait-and-allometric-modeling"/>
     <w:p>
       <w:pPr>
         <w:pStyle w:val="Heading2"/>
       </w:pPr>
       <w:r>
-        <w:t xml:space="preserve">4.4 Isometry and multi-trait modeling</w:t>
+        <w:t xml:space="preserve">4.4 Multi-trait and allometric modeling</w:t>
       </w:r>
     </w:p>
     <w:p>
@@ -5404,7 +6063,7 @@
         <w:pStyle w:val="FirstParagraph"/>
       </w:pPr>
       <w:r>
-        <w:t xml:space="preserve">Multi-trait models were fitted to log body mass, bill width, bill length, tail length, and tarsus length under the identical control ladder. On shared records (</w:t>
+        <w:t xml:space="preserve">Multi-trait models were fitted to log body mass, bill width, bill length, tail length, and tarsus length under the identical control ladder. On shared individual records (</w:t>
       </w:r>
       <m:oMath>
         <m:r>
@@ -5430,7 +6089,10 @@
         </m:r>
       </m:oMath>
       <w:r>
-        <w:t xml:space="preserve">), we fitted a joint bivariate model of wing length and log mass, estimating trait-specific year slopes and testing the departure from isometry (</w:t>
+        <w:t xml:space="preserve"> </w:t>
+      </w:r>
+      <w:r>
+        <w:t xml:space="preserve">individuals measured for both wing length and body mass across 72 species), we fitted a joint bivariate model estimating trait-specific year slopes and tested departures from geometric isometry (</w:t>
       </w:r>
       <m:oMath>
         <m:sSub>
@@ -5485,8 +6147,8 @@
         <w:t xml:space="preserve">) via the delta method.</w:t>
       </w:r>
     </w:p>
-    <w:bookmarkEnd w:id="44"/>
-    <w:bookmarkStart w:id="45" w:name="residual-variance-modeling"/>
+    <w:bookmarkEnd w:id="53"/>
+    <w:bookmarkStart w:id="54" w:name="residual-variance-modeling"/>
     <w:p>
       <w:pPr>
         <w:pStyle w:val="Heading2"/>
@@ -5500,10 +6162,7 @@
         <w:pStyle w:val="FirstParagraph"/>
       </w:pPr>
       <w:r>
-        <w:t xml:space="preserve">Among-individual variance was modeled using: (1) meta-analytic</w:t>
-      </w:r>
-      <w:r>
-        <w:t xml:space="preserve"> </w:t>
+        <w:t xml:space="preserve">Among-individual phenotypic variance was modeled using: (1) meta-analytic log coefficient-of-variation ratio (</w:t>
       </w:r>
       <m:oMath>
         <m:r>
@@ -5521,6 +6180,9 @@
         </m:r>
       </m:oMath>
       <w:r>
+        <w:t xml:space="preserve">)</w:t>
+      </w:r>
+      <w:r>
         <w:t xml:space="preserve"> </w:t>
       </w:r>
       <w:r>
@@ -5530,7 +6192,41 @@
         <w:t xml:space="preserve"> </w:t>
       </w:r>
       <w:r>
-        <w:t xml:space="preserve">pooled and within-contributor cells; and (2) continuous heteroscedastic dispersion models in</w:t>
+        <w:t xml:space="preserve">across species for wing length (</w:t>
+      </w:r>
+      <m:oMath>
+        <m:r>
+          <m:t>k</m:t>
+        </m:r>
+        <m:r>
+          <m:rPr>
+            <m:sty m:val="p"/>
+          </m:rPr>
+          <m:t>=</m:t>
+        </m:r>
+        <m:r>
+          <m:t>54</m:t>
+        </m:r>
+      </m:oMath>
+      <w:r>
+        <w:t xml:space="preserve">) and bill width (</w:t>
+      </w:r>
+      <m:oMath>
+        <m:r>
+          <m:t>k</m:t>
+        </m:r>
+        <m:r>
+          <m:rPr>
+            <m:sty m:val="p"/>
+          </m:rPr>
+          <m:t>=</m:t>
+        </m:r>
+        <m:r>
+          <m:t>25</m:t>
+        </m:r>
+      </m:oMath>
+      <w:r>
+        <w:t xml:space="preserve">); and (2) continuous heteroscedastic dispersion models in</w:t>
       </w:r>
       <w:r>
         <w:t xml:space="preserve"> </w:t>
@@ -5557,17 +6253,17 @@
         <w:t xml:space="preserve">dispformula = ~ scaled_yr + Sex + (1 | Main_researcher) + (1 | Municipality)</w:t>
       </w:r>
       <w:r>
-        <w:t xml:space="preserve">.</w:t>
-      </w:r>
-    </w:p>
-    <w:bookmarkEnd w:id="45"/>
-    <w:bookmarkStart w:id="46" w:name="data-and-code-availability"/>
+        <w:t xml:space="preserve">. An expanded dispersion model evaluated the association between residual variance and downscaled local mean temperature (S7).</w:t>
+      </w:r>
+    </w:p>
+    <w:bookmarkEnd w:id="54"/>
+    <w:bookmarkStart w:id="55" w:name="climate-and-trophic-analyses"/>
     <w:p>
       <w:pPr>
         <w:pStyle w:val="Heading2"/>
       </w:pPr>
       <w:r>
-        <w:t xml:space="preserve">4.6 Data and code availability</w:t>
+        <w:t xml:space="preserve">4.6 Climate and trophic analyses</w:t>
       </w:r>
     </w:p>
     <w:p>
@@ -5575,7 +6271,46 @@
         <w:pStyle w:val="FirstParagraph"/>
       </w:pPr>
       <w:r>
-        <w:t xml:space="preserve">All datasets and analysis code are openly available on GitHub (</w:t>
+        <w:t xml:space="preserve">Local climate data (annual mean temperature, total precipitation, and 12-month SPEI drought index) were extracted at the coordinates of each sampling locality from CRU-TS 4.09 downscaled with WorldClim 2.1. Invertebrate diet reliance was extracted from EltonTraits and analyzed as both a continuous covariate (Model A) and a categorical factor (Model B: Invertebrate vs Other diet). Regional litter-ant richness was evaluated using standardized sampling campaigns from ATLANTIC ANTS</w:t>
+      </w:r>
+      <w:r>
+        <w:t xml:space="preserve"> </w:t>
+      </w:r>
+      <w:r>
+        <w:t xml:space="preserve">(</w:t>
+      </w:r>
+      <w:r>
+        <w:t xml:space="preserve">Silva et al.</w:t>
+      </w:r>
+      <w:r>
+        <w:t xml:space="preserve"> </w:t>
+      </w:r>
+      <w:r>
+        <w:t xml:space="preserve">2022)</w:t>
+      </w:r>
+      <w:r>
+        <w:t xml:space="preserve"> </w:t>
+      </w:r>
+      <w:r>
+        <w:t xml:space="preserve">across 1994–2018.</w:t>
+      </w:r>
+    </w:p>
+    <w:bookmarkEnd w:id="55"/>
+    <w:bookmarkStart w:id="56" w:name="data-and-code-availability"/>
+    <w:p>
+      <w:pPr>
+        <w:pStyle w:val="Heading2"/>
+      </w:pPr>
+      <w:r>
+        <w:t xml:space="preserve">4.7 Data and code availability</w:t>
+      </w:r>
+    </w:p>
+    <w:p>
+      <w:pPr>
+        <w:pStyle w:val="FirstParagraph"/>
+      </w:pPr>
+      <w:r>
+        <w:t xml:space="preserve">All datasets and reproducible analysis scripts are openly available on GitHub (</w:t>
       </w:r>
       <w:r>
         <w:rPr>
@@ -5587,8 +6322,8 @@
         <w:t xml:space="preserve">) and archived on Zenodo (DOI: 10.5281/zenodo.atlantic_birds).</w:t>
       </w:r>
     </w:p>
-    <w:bookmarkEnd w:id="46"/>
-    <w:bookmarkStart w:id="94" w:name="references"/>
+    <w:bookmarkEnd w:id="56"/>
+    <w:bookmarkStart w:id="104" w:name="references"/>
     <w:p>
       <w:pPr>
         <w:pStyle w:val="Heading2"/>
@@ -5597,8 +6332,8 @@
         <w:t xml:space="preserve">References</w:t>
       </w:r>
     </w:p>
-    <w:bookmarkStart w:id="93" w:name="refs"/>
-    <w:bookmarkStart w:id="47" w:name="ref-allen1877"/>
+    <w:bookmarkStart w:id="103" w:name="refs"/>
+    <w:bookmarkStart w:id="57" w:name="ref-allen1877"/>
     <w:p>
       <w:pPr>
         <w:pStyle w:val="Bibliography"/>
@@ -5629,8 +6364,8 @@
         <w:t xml:space="preserve">1: 108–40.</w:t>
       </w:r>
     </w:p>
-    <w:bookmarkEnd w:id="47"/>
-    <w:bookmarkStart w:id="49" w:name="ref-ashton2002a"/>
+    <w:bookmarkEnd w:id="57"/>
+    <w:bookmarkStart w:id="59" w:name="ref-ashton2002a"/>
     <w:p>
       <w:pPr>
         <w:pStyle w:val="Bibliography"/>
@@ -5663,7 +6398,7 @@
       <w:r>
         <w:t xml:space="preserve"> </w:t>
       </w:r>
-      <w:hyperlink r:id="rId48">
+      <w:hyperlink r:id="rId58">
         <w:r>
           <w:rPr>
             <w:rStyle w:val="Hyperlink"/>
@@ -5675,8 +6410,8 @@
         <w:t xml:space="preserve">.</w:t>
       </w:r>
     </w:p>
-    <w:bookmarkEnd w:id="49"/>
-    <w:bookmarkStart w:id="51" w:name="ref-bell2019fixed"/>
+    <w:bookmarkEnd w:id="59"/>
+    <w:bookmarkStart w:id="61" w:name="ref-bell2019fixed"/>
     <w:p>
       <w:pPr>
         <w:pStyle w:val="Bibliography"/>
@@ -5709,7 +6444,7 @@
       <w:r>
         <w:t xml:space="preserve"> </w:t>
       </w:r>
-      <w:hyperlink r:id="rId50">
+      <w:hyperlink r:id="rId60">
         <w:r>
           <w:rPr>
             <w:rStyle w:val="Hyperlink"/>
@@ -5721,8 +6456,8 @@
         <w:t xml:space="preserve">.</w:t>
       </w:r>
     </w:p>
-    <w:bookmarkEnd w:id="51"/>
-    <w:bookmarkStart w:id="53" w:name="ref-bergmann1847"/>
+    <w:bookmarkEnd w:id="61"/>
+    <w:bookmarkStart w:id="63" w:name="ref-bergmann1847"/>
     <w:p>
       <w:pPr>
         <w:pStyle w:val="Bibliography"/>
@@ -5755,7 +6490,7 @@
       <w:r>
         <w:t xml:space="preserve"> </w:t>
       </w:r>
-      <w:hyperlink r:id="rId52">
+      <w:hyperlink r:id="rId62">
         <w:r>
           <w:rPr>
             <w:rStyle w:val="Hyperlink"/>
@@ -5767,8 +6502,8 @@
         <w:t xml:space="preserve">.</w:t>
       </w:r>
     </w:p>
-    <w:bookmarkEnd w:id="53"/>
-    <w:bookmarkStart w:id="55" w:name="ref-gardner_declining_2011"/>
+    <w:bookmarkEnd w:id="63"/>
+    <w:bookmarkStart w:id="65" w:name="ref-gardner_declining_2011"/>
     <w:p>
       <w:pPr>
         <w:pStyle w:val="Bibliography"/>
@@ -5801,7 +6536,7 @@
       <w:r>
         <w:t xml:space="preserve"> </w:t>
       </w:r>
-      <w:hyperlink r:id="rId54">
+      <w:hyperlink r:id="rId64">
         <w:r>
           <w:rPr>
             <w:rStyle w:val="Hyperlink"/>
@@ -5813,8 +6548,8 @@
         <w:t xml:space="preserve">.</w:t>
       </w:r>
     </w:p>
-    <w:bookmarkEnd w:id="55"/>
-    <w:bookmarkStart w:id="56" w:name="ref-hudson2017database"/>
+    <w:bookmarkEnd w:id="65"/>
+    <w:bookmarkStart w:id="66" w:name="ref-hudson2017database"/>
     <w:p>
       <w:pPr>
         <w:pStyle w:val="Bibliography"/>
@@ -5848,8 +6583,8 @@
         <w:t xml:space="preserve">7 (1): 145–88.</w:t>
       </w:r>
     </w:p>
-    <w:bookmarkEnd w:id="56"/>
-    <w:bookmarkStart w:id="58" w:name="ref-jirinec2021morphological"/>
+    <w:bookmarkEnd w:id="66"/>
+    <w:bookmarkStart w:id="68" w:name="ref-jirinec2021morphological"/>
     <w:p>
       <w:pPr>
         <w:pStyle w:val="Bibliography"/>
@@ -5894,7 +6629,7 @@
       <w:r>
         <w:t xml:space="preserve"> </w:t>
       </w:r>
-      <w:hyperlink r:id="rId57">
+      <w:hyperlink r:id="rId67">
         <w:r>
           <w:rPr>
             <w:rStyle w:val="Hyperlink"/>
@@ -5906,8 +6641,8 @@
         <w:t xml:space="preserve">.</w:t>
       </w:r>
     </w:p>
-    <w:bookmarkEnd w:id="58"/>
-    <w:bookmarkStart w:id="60" w:name="ref-mayr1956"/>
+    <w:bookmarkEnd w:id="68"/>
+    <w:bookmarkStart w:id="70" w:name="ref-mayr1956"/>
     <w:p>
       <w:pPr>
         <w:pStyle w:val="Bibliography"/>
@@ -5940,7 +6675,7 @@
       <w:r>
         <w:t xml:space="preserve"> </w:t>
       </w:r>
-      <w:hyperlink r:id="rId59">
+      <w:hyperlink r:id="rId69">
         <w:r>
           <w:rPr>
             <w:rStyle w:val="Hyperlink"/>
@@ -5952,8 +6687,8 @@
         <w:t xml:space="preserve">.</w:t>
       </w:r>
     </w:p>
-    <w:bookmarkEnd w:id="60"/>
-    <w:bookmarkStart w:id="62" w:name="ref-mctavish2025tree"/>
+    <w:bookmarkEnd w:id="70"/>
+    <w:bookmarkStart w:id="72" w:name="ref-mctavish2025tree"/>
     <w:p>
       <w:pPr>
         <w:pStyle w:val="Bibliography"/>
@@ -5986,7 +6721,7 @@
       <w:r>
         <w:t xml:space="preserve"> </w:t>
       </w:r>
-      <w:hyperlink r:id="rId61">
+      <w:hyperlink r:id="rId71">
         <w:r>
           <w:rPr>
             <w:rStyle w:val="Hyperlink"/>
@@ -5998,8 +6733,8 @@
         <w:t xml:space="preserve">.</w:t>
       </w:r>
     </w:p>
-    <w:bookmarkEnd w:id="62"/>
-    <w:bookmarkStart w:id="64" w:name="ref-mundlak1978pooling"/>
+    <w:bookmarkEnd w:id="72"/>
+    <w:bookmarkStart w:id="74" w:name="ref-mundlak1978pooling"/>
     <w:p>
       <w:pPr>
         <w:pStyle w:val="Bibliography"/>
@@ -6032,7 +6767,7 @@
       <w:r>
         <w:t xml:space="preserve"> </w:t>
       </w:r>
-      <w:hyperlink r:id="rId63">
+      <w:hyperlink r:id="rId73">
         <w:r>
           <w:rPr>
             <w:rStyle w:val="Hyperlink"/>
@@ -6044,8 +6779,8 @@
         <w:t xml:space="preserve">.</w:t>
       </w:r>
     </w:p>
-    <w:bookmarkEnd w:id="64"/>
-    <w:bookmarkStart w:id="66" w:name="ref-nakagawa2026prepr4pcm"/>
+    <w:bookmarkEnd w:id="74"/>
+    <w:bookmarkStart w:id="76" w:name="ref-nakagawa2026prepr4pcm"/>
     <w:p>
       <w:pPr>
         <w:pStyle w:val="Bibliography"/>
@@ -6069,7 +6804,7 @@
       <w:r>
         <w:t xml:space="preserve"> </w:t>
       </w:r>
-      <w:hyperlink r:id="rId65">
+      <w:hyperlink r:id="rId75">
         <w:r>
           <w:rPr>
             <w:rStyle w:val="Hyperlink"/>
@@ -6081,8 +6816,8 @@
         <w:t xml:space="preserve">.</w:t>
       </w:r>
     </w:p>
-    <w:bookmarkEnd w:id="66"/>
-    <w:bookmarkStart w:id="68" w:name="ref-nakagawa2015metaanalysis"/>
+    <w:bookmarkEnd w:id="76"/>
+    <w:bookmarkStart w:id="78" w:name="ref-nakagawa2015metaanalysis"/>
     <w:p>
       <w:pPr>
         <w:pStyle w:val="Bibliography"/>
@@ -6115,7 +6850,7 @@
       <w:r>
         <w:t xml:space="preserve"> </w:t>
       </w:r>
-      <w:hyperlink r:id="rId67">
+      <w:hyperlink r:id="rId77">
         <w:r>
           <w:rPr>
             <w:rStyle w:val="Hyperlink"/>
@@ -6127,8 +6862,8 @@
         <w:t xml:space="preserve">.</w:t>
       </w:r>
     </w:p>
-    <w:bookmarkEnd w:id="68"/>
-    <w:bookmarkStart w:id="70" w:name="ref-nakagawa2019rubin"/>
+    <w:bookmarkEnd w:id="78"/>
+    <w:bookmarkStart w:id="80" w:name="ref-nakagawa2019rubin"/>
     <w:p>
       <w:pPr>
         <w:pStyle w:val="Bibliography"/>
@@ -6161,7 +6896,7 @@
       <w:r>
         <w:t xml:space="preserve"> </w:t>
       </w:r>
-      <w:hyperlink r:id="rId69">
+      <w:hyperlink r:id="rId79">
         <w:r>
           <w:rPr>
             <w:rStyle w:val="Hyperlink"/>
@@ -6173,8 +6908,8 @@
         <w:t xml:space="preserve">.</w:t>
       </w:r>
     </w:p>
-    <w:bookmarkEnd w:id="70"/>
-    <w:bookmarkStart w:id="72" w:name="ref-parmesan_globally_2003"/>
+    <w:bookmarkEnd w:id="80"/>
+    <w:bookmarkStart w:id="82" w:name="ref-parmesan_globally_2003"/>
     <w:p>
       <w:pPr>
         <w:pStyle w:val="Bibliography"/>
@@ -6207,7 +6942,7 @@
       <w:r>
         <w:t xml:space="preserve"> </w:t>
       </w:r>
-      <w:hyperlink r:id="rId71">
+      <w:hyperlink r:id="rId81">
         <w:r>
           <w:rPr>
             <w:rStyle w:val="Hyperlink"/>
@@ -6219,8 +6954,8 @@
         <w:t xml:space="preserve">.</w:t>
       </w:r>
     </w:p>
-    <w:bookmarkEnd w:id="72"/>
-    <w:bookmarkStart w:id="74" w:name="ref-ribeiro2009atlantic"/>
+    <w:bookmarkEnd w:id="82"/>
+    <w:bookmarkStart w:id="84" w:name="ref-ribeiro2009atlantic"/>
     <w:p>
       <w:pPr>
         <w:pStyle w:val="Bibliography"/>
@@ -6274,7 +7009,7 @@
       <w:r>
         <w:t xml:space="preserve"> </w:t>
       </w:r>
-      <w:hyperlink r:id="rId73">
+      <w:hyperlink r:id="rId83">
         <w:r>
           <w:rPr>
             <w:rStyle w:val="Hyperlink"/>
@@ -6286,8 +7021,8 @@
         <w:t xml:space="preserve">.</w:t>
       </w:r>
     </w:p>
-    <w:bookmarkEnd w:id="74"/>
-    <w:bookmarkStart w:id="76" w:name="ref-rodrigues_atlantic_2019"/>
+    <w:bookmarkEnd w:id="84"/>
+    <w:bookmarkStart w:id="86" w:name="ref-rodrigues_atlantic_2019"/>
     <w:p>
       <w:pPr>
         <w:pStyle w:val="Bibliography"/>
@@ -6365,7 +7100,7 @@
       <w:r>
         <w:t xml:space="preserve"> </w:t>
       </w:r>
-      <w:hyperlink r:id="rId75">
+      <w:hyperlink r:id="rId85">
         <w:r>
           <w:rPr>
             <w:rStyle w:val="Hyperlink"/>
@@ -6377,8 +7112,8 @@
         <w:t xml:space="preserve">.</w:t>
       </w:r>
     </w:p>
-    <w:bookmarkEnd w:id="76"/>
-    <w:bookmarkStart w:id="78" w:name="ref-ryding2021shape"/>
+    <w:bookmarkEnd w:id="86"/>
+    <w:bookmarkStart w:id="88" w:name="ref-ryding2021shape"/>
     <w:p>
       <w:pPr>
         <w:pStyle w:val="Bibliography"/>
@@ -6411,7 +7146,7 @@
       <w:r>
         <w:t xml:space="preserve"> </w:t>
       </w:r>
-      <w:hyperlink r:id="rId77">
+      <w:hyperlink r:id="rId87">
         <w:r>
           <w:rPr>
             <w:rStyle w:val="Hyperlink"/>
@@ -6423,8 +7158,8 @@
         <w:t xml:space="preserve">.</w:t>
       </w:r>
     </w:p>
-    <w:bookmarkEnd w:id="78"/>
-    <w:bookmarkStart w:id="80" w:name="ref-schmidt_concomitant_2005"/>
+    <w:bookmarkEnd w:id="88"/>
+    <w:bookmarkStart w:id="90" w:name="ref-schmidt_concomitant_2005"/>
     <w:p>
       <w:pPr>
         <w:pStyle w:val="Bibliography"/>
@@ -6520,7 +7255,7 @@
       <w:r>
         <w:t xml:space="preserve"> </w:t>
       </w:r>
-      <w:hyperlink r:id="rId79">
+      <w:hyperlink r:id="rId89">
         <w:r>
           <w:rPr>
             <w:rStyle w:val="Hyperlink"/>
@@ -6532,8 +7267,8 @@
         <w:t xml:space="preserve">.</w:t>
       </w:r>
     </w:p>
-    <w:bookmarkEnd w:id="80"/>
-    <w:bookmarkStart w:id="82" w:name="ref-sheridan_shrinking_2011"/>
+    <w:bookmarkEnd w:id="90"/>
+    <w:bookmarkStart w:id="92" w:name="ref-sheridan_shrinking_2011"/>
     <w:p>
       <w:pPr>
         <w:pStyle w:val="Bibliography"/>
@@ -6566,7 +7301,7 @@
       <w:r>
         <w:t xml:space="preserve"> </w:t>
       </w:r>
-      <w:hyperlink r:id="rId81">
+      <w:hyperlink r:id="rId91">
         <w:r>
           <w:rPr>
             <w:rStyle w:val="Hyperlink"/>
@@ -6578,8 +7313,8 @@
         <w:t xml:space="preserve">.</w:t>
       </w:r>
     </w:p>
-    <w:bookmarkEnd w:id="82"/>
-    <w:bookmarkStart w:id="84" w:name="ref-silva2022atlanticants"/>
+    <w:bookmarkEnd w:id="92"/>
+    <w:bookmarkStart w:id="94" w:name="ref-silva2022atlanticants"/>
     <w:p>
       <w:pPr>
         <w:pStyle w:val="Bibliography"/>
@@ -6615,7 +7350,7 @@
       <w:r>
         <w:t xml:space="preserve"> </w:t>
       </w:r>
-      <w:hyperlink r:id="rId83">
+      <w:hyperlink r:id="rId93">
         <w:r>
           <w:rPr>
             <w:rStyle w:val="Hyperlink"/>
@@ -6627,8 +7362,8 @@
         <w:t xml:space="preserve">.</w:t>
       </w:r>
     </w:p>
-    <w:bookmarkEnd w:id="84"/>
-    <w:bookmarkStart w:id="86" w:name="ref-teplitsky_climate_2014"/>
+    <w:bookmarkEnd w:id="94"/>
+    <w:bookmarkStart w:id="96" w:name="ref-teplitsky_climate_2014"/>
     <w:p>
       <w:pPr>
         <w:pStyle w:val="Bibliography"/>
@@ -6670,7 +7405,7 @@
       <w:r>
         <w:t xml:space="preserve"> </w:t>
       </w:r>
-      <w:hyperlink r:id="rId85">
+      <w:hyperlink r:id="rId95">
         <w:r>
           <w:rPr>
             <w:rStyle w:val="Hyperlink"/>
@@ -6682,8 +7417,8 @@
         <w:t xml:space="preserve">.</w:t>
       </w:r>
     </w:p>
-    <w:bookmarkEnd w:id="86"/>
-    <w:bookmarkStart w:id="88" w:name="ref-teplitsky_bergmanns_2008"/>
+    <w:bookmarkEnd w:id="96"/>
+    <w:bookmarkStart w:id="98" w:name="ref-teplitsky_bergmanns_2008"/>
     <w:p>
       <w:pPr>
         <w:pStyle w:val="Bibliography"/>
@@ -6728,7 +7463,7 @@
       <w:r>
         <w:t xml:space="preserve"> </w:t>
       </w:r>
-      <w:hyperlink r:id="rId87">
+      <w:hyperlink r:id="rId97">
         <w:r>
           <w:rPr>
             <w:rStyle w:val="Hyperlink"/>
@@ -6740,8 +7475,8 @@
         <w:t xml:space="preserve">.</w:t>
       </w:r>
     </w:p>
-    <w:bookmarkEnd w:id="88"/>
-    <w:bookmarkStart w:id="90" w:name="ref-weeks2020"/>
+    <w:bookmarkEnd w:id="98"/>
+    <w:bookmarkStart w:id="100" w:name="ref-weeks2020"/>
     <w:p>
       <w:pPr>
         <w:pStyle w:val="Bibliography"/>
@@ -6774,7 +7509,7 @@
       <w:r>
         <w:t xml:space="preserve"> </w:t>
       </w:r>
-      <w:hyperlink r:id="rId89">
+      <w:hyperlink r:id="rId99">
         <w:r>
           <w:rPr>
             <w:rStyle w:val="Hyperlink"/>
@@ -6786,8 +7521,8 @@
         <w:t xml:space="preserve">.</w:t>
       </w:r>
     </w:p>
-    <w:bookmarkEnd w:id="90"/>
-    <w:bookmarkStart w:id="92" w:name="ref-williams2025glmmtmb"/>
+    <w:bookmarkEnd w:id="100"/>
+    <w:bookmarkStart w:id="102" w:name="ref-williams2025glmmtmb"/>
     <w:p>
       <w:pPr>
         <w:pStyle w:val="Bibliography"/>
@@ -6817,7 +7552,7 @@
       <w:r>
         <w:t xml:space="preserve"> </w:t>
       </w:r>
-      <w:hyperlink r:id="rId91">
+      <w:hyperlink r:id="rId101">
         <w:r>
           <w:rPr>
             <w:rStyle w:val="Hyperlink"/>
@@ -6829,10 +7564,10 @@
         <w:t xml:space="preserve">.</w:t>
       </w:r>
     </w:p>
-    <w:bookmarkEnd w:id="92"/>
-    <w:bookmarkEnd w:id="93"/>
-    <w:bookmarkEnd w:id="94"/>
-    <w:bookmarkEnd w:id="95"/>
+    <w:bookmarkEnd w:id="102"/>
+    <w:bookmarkEnd w:id="103"/>
+    <w:bookmarkEnd w:id="104"/>
+    <w:bookmarkEnd w:id="105"/>
     <w:sectPr>
       <w:footerReference r:id="rIdFooter1" w:type="default"/>
       <w:footnotePr>
@@ -6957,153 +7692,8 @@
       </w:pPr>
     </w:lvl>
   </w:abstractNum>
-  <w:abstractNum w:abstractNumId="99411">
-    <w:nsid w:val="00A99411"/>
-    <w:multiLevelType w:val="multilevel"/>
-    <w:lvl w:ilvl="0">
-      <w:start w:val="1"/>
-      <w:numFmt w:val="decimal"/>
-      <w:lvlText w:val="%1."/>
-      <w:lvlJc w:val="left"/>
-      <w:pPr>
-        <w:ind w:left="720" w:hanging="360"/>
-      </w:pPr>
-    </w:lvl>
-    <w:lvl w:ilvl="1">
-      <w:start w:val="1"/>
-      <w:numFmt w:val="decimal"/>
-      <w:lvlText w:val="%2."/>
-      <w:lvlJc w:val="left"/>
-      <w:pPr>
-        <w:ind w:left="1440" w:hanging="360"/>
-      </w:pPr>
-    </w:lvl>
-    <w:lvl w:ilvl="2">
-      <w:start w:val="1"/>
-      <w:numFmt w:val="decimal"/>
-      <w:lvlText w:val="%3."/>
-      <w:lvlJc w:val="left"/>
-      <w:pPr>
-        <w:ind w:left="2160" w:hanging="360"/>
-      </w:pPr>
-    </w:lvl>
-    <w:lvl w:ilvl="3">
-      <w:start w:val="1"/>
-      <w:numFmt w:val="decimal"/>
-      <w:lvlText w:val="%4."/>
-      <w:lvlJc w:val="left"/>
-      <w:pPr>
-        <w:ind w:left="2880" w:hanging="360"/>
-      </w:pPr>
-    </w:lvl>
-    <w:lvl w:ilvl="4">
-      <w:start w:val="1"/>
-      <w:numFmt w:val="decimal"/>
-      <w:lvlText w:val="%5."/>
-      <w:lvlJc w:val="left"/>
-      <w:pPr>
-        <w:ind w:left="3600" w:hanging="360"/>
-      </w:pPr>
-    </w:lvl>
-    <w:lvl w:ilvl="5">
-      <w:start w:val="1"/>
-      <w:numFmt w:val="decimal"/>
-      <w:lvlText w:val="%6."/>
-      <w:lvlJc w:val="left"/>
-      <w:pPr>
-        <w:ind w:left="4320" w:hanging="360"/>
-      </w:pPr>
-    </w:lvl>
-    <w:lvl w:ilvl="6">
-      <w:start w:val="1"/>
-      <w:numFmt w:val="decimal"/>
-      <w:lvlText w:val="%7."/>
-      <w:lvlJc w:val="left"/>
-      <w:pPr>
-        <w:ind w:left="5040" w:hanging="360"/>
-      </w:pPr>
-    </w:lvl>
-    <w:lvl w:ilvl="7">
-      <w:start w:val="1"/>
-      <w:numFmt w:val="decimal"/>
-      <w:lvlText w:val="%8."/>
-      <w:lvlJc w:val="left"/>
-      <w:pPr>
-        <w:ind w:left="5760" w:hanging="360"/>
-      </w:pPr>
-    </w:lvl>
-    <w:lvl w:ilvl="8">
-      <w:start w:val="1"/>
-      <w:numFmt w:val="decimal"/>
-      <w:lvlText w:val="%9."/>
-      <w:lvlJc w:val="left"/>
-      <w:pPr>
-        <w:ind w:left="6480" w:hanging="360"/>
-      </w:pPr>
-    </w:lvl>
-  </w:abstractNum>
   <w:num w:numId="1000">
     <w:abstractNumId w:val="990"/>
-  </w:num>
-  <w:num w:numId="1001">
-    <w:abstractNumId w:val="99411"/>
-    <w:lvlOverride w:ilvl="0">
-      <w:startOverride w:val="1"/>
-    </w:lvlOverride>
-    <w:lvlOverride w:ilvl="1">
-      <w:startOverride w:val="1"/>
-    </w:lvlOverride>
-    <w:lvlOverride w:ilvl="2">
-      <w:startOverride w:val="1"/>
-    </w:lvlOverride>
-    <w:lvlOverride w:ilvl="3">
-      <w:startOverride w:val="1"/>
-    </w:lvlOverride>
-    <w:lvlOverride w:ilvl="4">
-      <w:startOverride w:val="1"/>
-    </w:lvlOverride>
-    <w:lvlOverride w:ilvl="5">
-      <w:startOverride w:val="1"/>
-    </w:lvlOverride>
-    <w:lvlOverride w:ilvl="6">
-      <w:startOverride w:val="1"/>
-    </w:lvlOverride>
-    <w:lvlOverride w:ilvl="7">
-      <w:startOverride w:val="1"/>
-    </w:lvlOverride>
-    <w:lvlOverride w:ilvl="8">
-      <w:startOverride w:val="1"/>
-    </w:lvlOverride>
-  </w:num>
-  <w:num w:numId="1002">
-    <w:abstractNumId w:val="99411"/>
-    <w:lvlOverride w:ilvl="0">
-      <w:startOverride w:val="1"/>
-    </w:lvlOverride>
-    <w:lvlOverride w:ilvl="1">
-      <w:startOverride w:val="1"/>
-    </w:lvlOverride>
-    <w:lvlOverride w:ilvl="2">
-      <w:startOverride w:val="1"/>
-    </w:lvlOverride>
-    <w:lvlOverride w:ilvl="3">
-      <w:startOverride w:val="1"/>
-    </w:lvlOverride>
-    <w:lvlOverride w:ilvl="4">
-      <w:startOverride w:val="1"/>
-    </w:lvlOverride>
-    <w:lvlOverride w:ilvl="5">
-      <w:startOverride w:val="1"/>
-    </w:lvlOverride>
-    <w:lvlOverride w:ilvl="6">
-      <w:startOverride w:val="1"/>
-    </w:lvlOverride>
-    <w:lvlOverride w:ilvl="7">
-      <w:startOverride w:val="1"/>
-    </w:lvlOverride>
-    <w:lvlOverride w:ilvl="8">
-      <w:startOverride w:val="1"/>
-    </w:lvlOverride>
   </w:num>
 </w:numbering>
 </file>

--- a/Manuscript/index.docx
+++ b/Manuscript/index.docx
@@ -5132,7 +5132,7 @@
     </w:p>
     <w:bookmarkEnd w:id="48"/>
     <w:bookmarkEnd w:id="49"/>
-    <w:bookmarkStart w:id="105" w:name="sec-methods"/>
+    <w:bookmarkStart w:id="112" w:name="sec-methods"/>
     <w:p>
       <w:pPr>
         <w:pStyle w:val="Heading1"/>
@@ -5141,13 +5141,13 @@
         <w:t xml:space="preserve">4. Methods</w:t>
       </w:r>
     </w:p>
-    <w:bookmarkStart w:id="50" w:name="data-compilation-and-filtering"/>
+    <w:bookmarkStart w:id="50" w:name="X6dbe1161035202742089c379c0fbe1c7f9b75de"/>
     <w:p>
       <w:pPr>
         <w:pStyle w:val="Heading2"/>
       </w:pPr>
       <w:r>
-        <w:t xml:space="preserve">4.1 Data compilation and filtering</w:t>
+        <w:t xml:space="preserve">4.1 Trait database filtering and analytical sample derivation</w:t>
       </w:r>
     </w:p>
     <w:p>
@@ -5155,7 +5155,7 @@
         <w:pStyle w:val="FirstParagraph"/>
       </w:pPr>
       <w:r>
-        <w:t xml:space="preserve">We extracted bird morphological records from the ATLANTIC BIRD TRAITS database</w:t>
+        <w:t xml:space="preserve">We extracted avian morphological measurements from the ATLANTIC BIRD TRAITS database</w:t>
       </w:r>
       <w:r>
         <w:t xml:space="preserve"> </w:t>
@@ -5164,7 +5164,50 @@
         <w:t xml:space="preserve">(Rodrigues et al. 2019)</w:t>
       </w:r>
       <w:r>
-        <w:t xml:space="preserve">. We applied the following inclusion criteria: (1) order Passeriformes; (2) adult individuals; (3) live field captures (excluding museum skins to avoid preservation shrinkage artifacts); (4) sampling dates between 1995 and 2018; and (5) sampling localities situated within a 20-km buffer of the Brazilian Atlantic Forest domain. To ensure reliable species-level parameter estimation, we required species to have</w:t>
+        <w:t xml:space="preserve">, a comprehensive data compilation comprising 72,483 morphometric entries across the Brazilian Atlantic Forest domain, of which passerines represent 83% (60,066 records). To ensure that temporal analyses reflect genuine living phenotypic variation rather than methodological or preservation artifacts, we implemented a rigorous multi-stage filtering protocol (</w:t>
+      </w:r>
+      <w:r>
+        <w:rPr>
+          <w:rStyle w:val="VerbatimChar"/>
+        </w:rPr>
+        <w:t xml:space="preserve">Analysis/scripts/update_descriptive_stats.R</w:t>
+      </w:r>
+      <w:r>
+        <w:t xml:space="preserve">).</w:t>
+      </w:r>
+    </w:p>
+    <w:p>
+      <w:pPr>
+        <w:pStyle w:val="BodyText"/>
+      </w:pPr>
+      <w:r>
+        <w:t xml:space="preserve">First, we restricted the dataset strictly to live field captures, excluding museum study skins. Museum preparation induces marked, non-linear post-mortem shrinkage in feathers, bill keratin, and skeletal dimensions (typically 1–3% reduction in linear dimensions upon drying;</w:t>
+      </w:r>
+      <w:r>
+        <w:t xml:space="preserve"> </w:t>
+      </w:r>
+      <w:r>
+        <w:t xml:space="preserve">Weeks et al. (2020)</w:t>
+      </w:r>
+      <w:r>
+        <w:t xml:space="preserve">). Because museum specimens in regional collections are heavily concentrated in earlier decades of the 20th century, retaining study skins introduces artificial positive temporal trends. Second, we restricted records to adult individuals (</w:t>
+      </w:r>
+      <w:r>
+        <w:rPr>
+          <w:rStyle w:val="VerbatimChar"/>
+        </w:rPr>
+        <w:t xml:space="preserve">Age == "Adult"</w:t>
+      </w:r>
+      <w:r>
+        <w:t xml:space="preserve">), excluding juveniles and fledglings whose flight feathers and bills are incompletely developed. Third, we filtered records spatially to sampling localities falling within a 20-km buffer of the Brazilian Atlantic Forest biome boundary (IBGE/MMA official shapefile), eliminating captures situated in adjacent Cerrado or Caatinga enclaves. Fourth, we bounded the temporal window to 1995–2018 (24 calendar years), representing the era of active multi-project mist-netting in the biome with consistent capture documentation.</w:t>
+      </w:r>
+    </w:p>
+    <w:p>
+      <w:pPr>
+        <w:pStyle w:val="BodyText"/>
+      </w:pPr>
+      <w:r>
+        <w:t xml:space="preserve">Finally, to guarantee robust parameter estimation for species-level random intercepts and random slopes, we restricted the primary analytical sample to species with</w:t>
       </w:r>
       <w:r>
         <w:t xml:space="preserve"> </w:t>
@@ -5184,7 +5227,7 @@
         <w:t xml:space="preserve"> </w:t>
       </w:r>
       <w:r>
-        <w:t xml:space="preserve">records and a sampling span</w:t>
+        <w:t xml:space="preserve">live-capture records and a temporal sampling span of</w:t>
       </w:r>
       <w:r>
         <w:t xml:space="preserve"> </w:t>
@@ -5204,7 +5247,16 @@
         <w:t xml:space="preserve"> </w:t>
       </w:r>
       <w:r>
-        <w:t xml:space="preserve">years. Following these filters, the primary known-sex analytical sample comprised 73 species and 12,571 records (8,478 wing records). A parallel dataset including individuals of unknown sex (</w:t>
+        <w:t xml:space="preserve">years. This yielded an authoritative analytical dataset of 73 passerine species and 12,571 live-capture records (8,478 wing-length records). Wing length was coalesced across database columns, prioritizing right wing length when specified, followed by left wing length and unspecified wing length (</w:t>
+      </w:r>
+      <w:r>
+        <w:rPr>
+          <w:rStyle w:val="VerbatimChar"/>
+        </w:rPr>
+        <w:t xml:space="preserve">conc.wing.length</w:t>
+      </w:r>
+      <w:r>
+        <w:t xml:space="preserve">). A parallel dataset including unsexed adult individuals (</w:t>
       </w:r>
       <m:oMath>
         <m:r>
@@ -5230,17 +5282,17 @@
         </m:r>
       </m:oMath>
       <w:r>
-        <w:t xml:space="preserve">) was compiled to evaluate replication in unsexed birds.</w:t>
+        <w:t xml:space="preserve">) was compiled to evaluate whether patterns replicated in birds lacking sex determination.</w:t>
       </w:r>
     </w:p>
     <w:bookmarkEnd w:id="50"/>
-    <w:bookmarkStart w:id="51" w:name="X7862a5a164be771199caf15590c6b6b51a31337"/>
+    <w:bookmarkStart w:id="53" w:name="X2413f136305994ac0578ef7267db9fce1a67d7d"/>
     <w:p>
       <w:pPr>
         <w:pStyle w:val="Heading2"/>
       </w:pPr>
       <w:r>
-        <w:t xml:space="preserve">4.2 Model specifications and provenance controls</w:t>
+        <w:t xml:space="preserve">4.2 Accounting for observer turnover and spatial provenance</w:t>
       </w:r>
     </w:p>
     <w:p>
@@ -5248,17 +5300,298 @@
         <w:pStyle w:val="FirstParagraph"/>
       </w:pPr>
       <w:r>
-        <w:t xml:space="preserve">We evaluated temporal trajectories using mixed-effects models across sequential control tiers:</w:t>
-      </w:r>
-      <w:r>
-        <w:t xml:space="preserve"> </w:t>
-      </w:r>
-      <w:r>
-        <w:t xml:space="preserve">-</w:t>
-      </w:r>
-      <w:r>
-        <w:t xml:space="preserve"> </w:t>
-      </w:r>
+        <w:t xml:space="preserve">In large-scale macroecological compilations aggregating data across independent research programs, two structural factors can severely confound temporal trends if left unmodeled: observer turnover and spatial turnover.</w:t>
+      </w:r>
+    </w:p>
+    <w:bookmarkStart w:id="51" w:name="X0182f22886a6e37bc6cfdd93d22c7a6097f325e"/>
+    <w:p>
+      <w:pPr>
+        <w:pStyle w:val="Heading3"/>
+      </w:pPr>
+      <w:r>
+        <w:t xml:space="preserve">4.2.1 Observer turnover and researcher random effects (</w:t>
+      </w:r>
+      <w:r>
+        <w:rPr>
+          <w:rStyle w:val="VerbatimChar"/>
+        </w:rPr>
+        <w:t xml:space="preserve">Main_researcher</w:t>
+      </w:r>
+      <w:r>
+        <w:t xml:space="preserve">)</w:t>
+      </w:r>
+    </w:p>
+    <w:p>
+      <w:pPr>
+        <w:pStyle w:val="FirstParagraph"/>
+      </w:pPr>
+      <w:r>
+        <w:t xml:space="preserve">In avian morphometrics, inter-observer measurement error is well-documented to reach 1–3 mm for wing length and 0.5–1 mm for bill and tarsus dimensions</w:t>
+      </w:r>
+      <w:r>
+        <w:t xml:space="preserve"> </w:t>
+      </w:r>
+      <w:r>
+        <w:t xml:space="preserve">(Weeks et al. 2020)</w:t>
+      </w:r>
+      <w:r>
+        <w:t xml:space="preserve">. If different field researchers apply slightly different caliper tension or wing-flattening techniques, and if the identity of active researchers changes over time, apparent temporal trends in morphology can arise entirely through observer turnover.</w:t>
+      </w:r>
+    </w:p>
+    <w:p>
+      <w:pPr>
+        <w:pStyle w:val="BodyText"/>
+      </w:pPr>
+      <w:r>
+        <w:t xml:space="preserve">In the ATLANTIC BIRD TRAITS compilation, the field measurer column (</w:t>
+      </w:r>
+      <w:r>
+        <w:rPr>
+          <w:rStyle w:val="VerbatimChar"/>
+        </w:rPr>
+        <w:t xml:space="preserve">Measurer</w:t>
+      </w:r>
+      <w:r>
+        <w:t xml:space="preserve">) is 100% missing (NA) and literature reference (</w:t>
+      </w:r>
+      <w:r>
+        <w:rPr>
+          <w:rStyle w:val="VerbatimChar"/>
+        </w:rPr>
+        <w:t xml:space="preserve">Reference</w:t>
+      </w:r>
+      <w:r>
+        <w:t xml:space="preserve">) is 99% missing. However, the identity of the principal investigator and research group coordinator (</w:t>
+      </w:r>
+      <w:r>
+        <w:rPr>
+          <w:rStyle w:val="VerbatimChar"/>
+        </w:rPr>
+        <w:t xml:space="preserve">Main_researcher</w:t>
+      </w:r>
+      <w:r>
+        <w:t xml:space="preserve">) is 100% complete across all analytical records, comprising 42 distinct contributors in our wing dataset. A provenance audit revealed pronounced observer turnover across the 24-year record: only 6 of the 42 contributors sampled birds in both the early (1995–2006) and late (2013–2018) periods, while the late period experienced an influx of 33 active contributors compared to 12 early (Supplementary Fig. S1). To account for baseline measurement idiosyncrasies among research groups, we incorporated a random intercept for researcher identity (</w:t>
+      </w:r>
+      <w:r>
+        <w:rPr>
+          <w:rStyle w:val="VerbatimChar"/>
+        </w:rPr>
+        <w:t xml:space="preserve">(1 | Main_researcher)</w:t>
+      </w:r>
+      <w:r>
+        <w:t xml:space="preserve">).</w:t>
+      </w:r>
+    </w:p>
+    <w:bookmarkEnd w:id="51"/>
+    <w:bookmarkStart w:id="52" w:name="X7ec42846ed14f019991479d92721b67651b6e82"/>
+    <w:p>
+      <w:pPr>
+        <w:pStyle w:val="Heading3"/>
+      </w:pPr>
+      <w:r>
+        <w:t xml:space="preserve">4.2.2 Spatial turnover and municipal random effects (</w:t>
+      </w:r>
+      <w:r>
+        <w:rPr>
+          <w:rStyle w:val="VerbatimChar"/>
+        </w:rPr>
+        <w:t xml:space="preserve">Municipality</w:t>
+      </w:r>
+      <w:r>
+        <w:t xml:space="preserve">)</w:t>
+      </w:r>
+    </w:p>
+    <w:p>
+      <w:pPr>
+        <w:pStyle w:val="FirstParagraph"/>
+      </w:pPr>
+      <w:r>
+        <w:t xml:space="preserve">Over the 24-year timeframe, geographical sampling shifted substantially: early captures (1995–2006) were heavily concentrated in the southern Atlantic Forest (mean latitude</w:t>
+      </w:r>
+      <w:r>
+        <w:t xml:space="preserve"> </w:t>
+      </w:r>
+      <m:oMath>
+        <m:r>
+          <m:rPr>
+            <m:sty m:val="p"/>
+          </m:rPr>
+          <m:t>−</m:t>
+        </m:r>
+        <m:sSup>
+          <m:e>
+            <m:r>
+              <m:t>24.8</m:t>
+            </m:r>
+          </m:e>
+          <m:sup>
+            <m:r>
+              <m:rPr>
+                <m:sty m:val="p"/>
+              </m:rPr>
+              <m:t>∘</m:t>
+            </m:r>
+          </m:sup>
+        </m:sSup>
+      </m:oMath>
+      <w:r>
+        <w:t xml:space="preserve">), whereas later captures (2013–2018) expanded northwards (mean latitude</w:t>
+      </w:r>
+      <w:r>
+        <w:t xml:space="preserve"> </w:t>
+      </w:r>
+      <m:oMath>
+        <m:r>
+          <m:rPr>
+            <m:sty m:val="p"/>
+          </m:rPr>
+          <m:t>−</m:t>
+        </m:r>
+        <m:sSup>
+          <m:e>
+            <m:r>
+              <m:t>21.9</m:t>
+            </m:r>
+          </m:e>
+          <m:sup>
+            <m:r>
+              <m:rPr>
+                <m:sty m:val="p"/>
+              </m:rPr>
+              <m:t>∘</m:t>
+            </m:r>
+          </m:sup>
+        </m:sSup>
+      </m:oMath>
+      <w:r>
+        <w:t xml:space="preserve">) and into higher elevations (median altitude shifting from 175 m to 489 m). Because widespread passerines frequently exhibit ecogeographical clines in body size, geographic turnover across sampling periods can easily mimic temporal phenotypic change.</w:t>
+      </w:r>
+    </w:p>
+    <w:p>
+      <w:pPr>
+        <w:pStyle w:val="BodyText"/>
+      </w:pPr>
+      <w:r>
+        <w:t xml:space="preserve">To account for spatial clustering and local population differentiation, we evaluated spatial grouping variables. While the database contains a specific field station/farm name column (</w:t>
+      </w:r>
+      <w:r>
+        <w:rPr>
+          <w:rStyle w:val="VerbatimChar"/>
+        </w:rPr>
+        <w:t xml:space="preserve">Locality</w:t>
+      </w:r>
+      <w:r>
+        <w:t xml:space="preserve">), this column contains 193 levels and 11% missing values (NA). Using</w:t>
+      </w:r>
+      <w:r>
+        <w:t xml:space="preserve"> </w:t>
+      </w:r>
+      <w:r>
+        <w:rPr>
+          <w:rStyle w:val="VerbatimChar"/>
+        </w:rPr>
+        <w:t xml:space="preserve">Locality</w:t>
+      </w:r>
+      <w:r>
+        <w:t xml:space="preserve"> </w:t>
+      </w:r>
+      <w:r>
+        <w:t xml:space="preserve">as a random effect would therefore discard over 1,000 biological records due to missing locality names. In contrast, municipality (</w:t>
+      </w:r>
+      <w:r>
+        <w:rPr>
+          <w:rStyle w:val="VerbatimChar"/>
+        </w:rPr>
+        <w:t xml:space="preserve">Municipality</w:t>
+      </w:r>
+      <w:r>
+        <w:t xml:space="preserve">, 130 levels) is 100% complete across all 12,571 analytical records.</w:t>
+      </w:r>
+      <w:r>
+        <w:t xml:space="preserve"> </w:t>
+      </w:r>
+      <w:r>
+        <w:rPr>
+          <w:rStyle w:val="VerbatimChar"/>
+        </w:rPr>
+        <w:t xml:space="preserve">Municipality</w:t>
+      </w:r>
+      <w:r>
+        <w:t xml:space="preserve"> </w:t>
+      </w:r>
+      <w:r>
+        <w:t xml:space="preserve">represents an administrative spatial unit that groups contiguous field stations and forest fragments within local landscapes without any data loss. We therefore incorporated</w:t>
+      </w:r>
+      <w:r>
+        <w:t xml:space="preserve"> </w:t>
+      </w:r>
+      <w:r>
+        <w:rPr>
+          <w:rStyle w:val="VerbatimChar"/>
+        </w:rPr>
+        <w:t xml:space="preserve">(1 | Municipality)</w:t>
+      </w:r>
+      <w:r>
+        <w:t xml:space="preserve"> </w:t>
+      </w:r>
+      <w:r>
+        <w:t xml:space="preserve">as a spatial random intercept. To capture continuous spatial and elevational variation, subsequent model tiers also included standardized latitude (</w:t>
+      </w:r>
+      <w:r>
+        <w:rPr>
+          <w:rStyle w:val="VerbatimChar"/>
+        </w:rPr>
+        <w:t xml:space="preserve">scaled_lat</w:t>
+      </w:r>
+      <w:r>
+        <w:t xml:space="preserve">), standardized longitude (</w:t>
+      </w:r>
+      <w:r>
+        <w:rPr>
+          <w:rStyle w:val="VerbatimChar"/>
+        </w:rPr>
+        <w:t xml:space="preserve">scaled_long</w:t>
+      </w:r>
+      <w:r>
+        <w:t xml:space="preserve">), and elevation (</w:t>
+      </w:r>
+      <w:r>
+        <w:rPr>
+          <w:rStyle w:val="VerbatimChar"/>
+        </w:rPr>
+        <w:t xml:space="preserve">scaled_elev</w:t>
+      </w:r>
+      <w:r>
+        <w:t xml:space="preserve">).</w:t>
+      </w:r>
+    </w:p>
+    <w:bookmarkEnd w:id="52"/>
+    <w:bookmarkEnd w:id="53"/>
+    <w:bookmarkStart w:id="54" w:name="X209e310501334e9b3a417e17400150671f7d25f"/>
+    <w:p>
+      <w:pPr>
+        <w:pStyle w:val="Heading2"/>
+      </w:pPr>
+      <w:r>
+        <w:t xml:space="preserve">4.3 Model sequence and within-between decomposition</w:t>
+      </w:r>
+    </w:p>
+    <w:p>
+      <w:pPr>
+        <w:pStyle w:val="FirstParagraph"/>
+      </w:pPr>
+      <w:r>
+        <w:t xml:space="preserve">To rigorously evaluate how dataset structure influences temporal trends, we fitted a ladder of increasingly controlled mixed-effects models across sequential tiers:</w:t>
+      </w:r>
+    </w:p>
+    <w:p>
+      <w:pPr>
+        <w:pStyle w:val="Compact"/>
+        <w:numPr>
+          <w:ilvl w:val="0"/>
+          <w:numId w:val="1001"/>
+        </w:numPr>
+      </w:pPr>
       <w:r>
         <w:rPr>
           <w:b/>
@@ -5267,29 +5600,59 @@
         <w:t xml:space="preserve">M0 (Baseline)</w:t>
       </w:r>
       <w:r>
-        <w:t xml:space="preserve">: Replicated published model structures accounting only for sex, calendar year, latitude, species random slopes, and phylogeny:</w:t>
-      </w:r>
-      <w:r>
-        <w:t xml:space="preserve"> </w:t>
+        <w:t xml:space="preserve">: Replicating published unadjusted model structures, accounting only for sex, calendar year (</w:t>
       </w:r>
       <w:r>
         <w:rPr>
           <w:rStyle w:val="VerbatimChar"/>
         </w:rPr>
-        <w:t xml:space="preserve">conc.wing.length ~ Sex + scaled_yr + scaled_lat + (1 + scaled_yr || Binomial) + (1 | species_name)</w:t>
+        <w:t xml:space="preserve">scaled_yr</w:t>
+      </w:r>
+      <w:r>
+        <w:t xml:space="preserve">, centered and divided by its standard deviation, SD = 5.02 years), latitude (</w:t>
+      </w:r>
+      <w:r>
+        <w:rPr>
+          <w:rStyle w:val="VerbatimChar"/>
+        </w:rPr>
+        <w:t xml:space="preserve">scaled_lat</w:t>
+      </w:r>
+      <w:r>
+        <w:t xml:space="preserve">), species-specific random slopes and intercepts</w:t>
+      </w:r>
+      <w:r>
+        <w:t xml:space="preserve"> </w:t>
+      </w:r>
+      <w:r>
+        <w:rPr>
+          <w:rStyle w:val="VerbatimChar"/>
+        </w:rPr>
+        <w:t xml:space="preserve">(1 + scaled_yr || Binomial)</w:t>
+      </w:r>
+      <w:r>
+        <w:t xml:space="preserve">, and phylogenetic covariance</w:t>
+      </w:r>
+      <w:r>
+        <w:t xml:space="preserve"> </w:t>
+      </w:r>
+      <w:r>
+        <w:rPr>
+          <w:rStyle w:val="VerbatimChar"/>
+        </w:rPr>
+        <w:t xml:space="preserve">propto(0 + species_name | g, A)</w:t>
       </w:r>
       <w:r>
         <w:t xml:space="preserve">.</w:t>
       </w:r>
-      <w:r>
-        <w:t xml:space="preserve"> </w:t>
-      </w:r>
-      <w:r>
-        <w:t xml:space="preserve">-</w:t>
-      </w:r>
-      <w:r>
-        <w:t xml:space="preserve"> </w:t>
-      </w:r>
+    </w:p>
+    <w:p>
+      <w:pPr>
+        <w:pStyle w:val="Compact"/>
+        <w:numPr>
+          <w:ilvl w:val="0"/>
+          <w:numId w:val="1001"/>
+        </w:numPr>
+      </w:pPr>
       <w:r>
         <w:rPr>
           <w:b/>
@@ -5298,35 +5661,44 @@
         <w:t xml:space="preserve">M1</w:t>
       </w:r>
       <w:r>
-        <w:t xml:space="preserve">: Added random intercepts for primary researcher (</w:t>
+        <w:t xml:space="preserve">: Adding random intercepts for researcher identity</w:t>
+      </w:r>
+      <w:r>
+        <w:t xml:space="preserve"> </w:t>
       </w:r>
       <w:r>
         <w:rPr>
           <w:rStyle w:val="VerbatimChar"/>
         </w:rPr>
-        <w:t xml:space="preserve">Main_researcher</w:t>
-      </w:r>
-      <w:r>
-        <w:t xml:space="preserve">, 42 levels) and municipality (</w:t>
+        <w:t xml:space="preserve">(1 | Main_researcher)</w:t>
+      </w:r>
+      <w:r>
+        <w:t xml:space="preserve"> </w:t>
+      </w:r>
+      <w:r>
+        <w:t xml:space="preserve">and spatial municipality</w:t>
+      </w:r>
+      <w:r>
+        <w:t xml:space="preserve"> </w:t>
       </w:r>
       <w:r>
         <w:rPr>
           <w:rStyle w:val="VerbatimChar"/>
         </w:rPr>
-        <w:t xml:space="preserve">Municipality</w:t>
-      </w:r>
-      <w:r>
-        <w:t xml:space="preserve">, 130 levels).</w:t>
-      </w:r>
-      <w:r>
-        <w:t xml:space="preserve"> </w:t>
-      </w:r>
-      <w:r>
-        <w:t xml:space="preserve">-</w:t>
-      </w:r>
-      <w:r>
-        <w:t xml:space="preserve"> </w:t>
-      </w:r>
+        <w:t xml:space="preserve">(1 | Municipality)</w:t>
+      </w:r>
+      <w:r>
+        <w:t xml:space="preserve">.</w:t>
+      </w:r>
+    </w:p>
+    <w:p>
+      <w:pPr>
+        <w:pStyle w:val="Compact"/>
+        <w:numPr>
+          <w:ilvl w:val="0"/>
+          <w:numId w:val="1001"/>
+        </w:numPr>
+      </w:pPr>
       <w:r>
         <w:rPr>
           <w:b/>
@@ -5335,7 +5707,7 @@
         <w:t xml:space="preserve">M2</w:t>
       </w:r>
       <w:r>
-        <w:t xml:space="preserve">: Added fixed effects for wing-column protocol proxy (</w:t>
+        <w:t xml:space="preserve">: Adding fixed effects for protocol proxy (</w:t>
       </w:r>
       <w:r>
         <w:rPr>
@@ -5344,26 +5716,44 @@
         <w:t xml:space="preserve">wing_col</w:t>
       </w:r>
       <w:r>
-        <w:t xml:space="preserve">, 3 levels: left, right, unspecified), scaled longitude, and scaled elevation.</w:t>
-      </w:r>
-      <w:r>
-        <w:t xml:space="preserve"> </w:t>
-      </w:r>
-      <w:r>
-        <w:t xml:space="preserve">-</w:t>
-      </w:r>
-      <w:r>
-        <w:t xml:space="preserve"> </w:t>
-      </w:r>
+        <w:t xml:space="preserve">: right wing, left wing, or side unspecified), standardized longitude (</w:t>
+      </w:r>
+      <w:r>
+        <w:rPr>
+          <w:rStyle w:val="VerbatimChar"/>
+        </w:rPr>
+        <w:t xml:space="preserve">scaled_long</w:t>
+      </w:r>
+      <w:r>
+        <w:t xml:space="preserve">), and standardized elevation (</w:t>
+      </w:r>
+      <w:r>
+        <w:rPr>
+          <w:rStyle w:val="VerbatimChar"/>
+        </w:rPr>
+        <w:t xml:space="preserve">scaled_elev</w:t>
+      </w:r>
+      <w:r>
+        <w:t xml:space="preserve">).</w:t>
+      </w:r>
+    </w:p>
+    <w:p>
+      <w:pPr>
+        <w:pStyle w:val="Compact"/>
+        <w:numPr>
+          <w:ilvl w:val="0"/>
+          <w:numId w:val="1001"/>
+        </w:numPr>
+      </w:pPr>
       <w:r>
         <w:rPr>
           <w:b/>
           <w:bCs/>
         </w:rPr>
-        <w:t xml:space="preserve">M3 (Full controls)</w:t>
-      </w:r>
-      <w:r>
-        <w:t xml:space="preserve">: Added fixed effects for season (DJF, MAM, JJA, SON) and moult status (</w:t>
+        <w:t xml:space="preserve">M3 (Fully controlled model)</w:t>
+      </w:r>
+      <w:r>
+        <w:t xml:space="preserve">: Adding fixed effects for seasonal quarter (DJF: Dec–Feb; MAM: Mar–May; JJA: Jun–Aug; SON: Sep–Nov) to account for feather wear across the annual cycle, active primary moult status (</w:t>
       </w:r>
       <w:r>
         <w:rPr>
@@ -5372,16 +5762,22 @@
         <w:t xml:space="preserve">Molt</w:t>
       </w:r>
       <w:r>
-        <w:t xml:space="preserve">), and a random intercept for individual identity (</w:t>
+        <w:t xml:space="preserve">), and individual bird band identity</w:t>
+      </w:r>
+      <w:r>
+        <w:t xml:space="preserve"> </w:t>
       </w:r>
       <w:r>
         <w:rPr>
           <w:rStyle w:val="VerbatimChar"/>
         </w:rPr>
-        <w:t xml:space="preserve">ID_individual</w:t>
-      </w:r>
-      <w:r>
-        <w:t xml:space="preserve">, Ring</w:t>
+        <w:t xml:space="preserve">(1 | ID_individual)</w:t>
+      </w:r>
+      <w:r>
+        <w:t xml:space="preserve"> </w:t>
+      </w:r>
+      <w:r>
+        <w:t xml:space="preserve">(Ring</w:t>
       </w:r>
       <w:r>
         <w:t xml:space="preserve"> </w:t>
@@ -5398,17 +5794,17 @@
         <w:t xml:space="preserve"> </w:t>
       </w:r>
       <w:r>
-        <w:t xml:space="preserve">Species).</w:t>
-      </w:r>
-      <w:r>
-        <w:t xml:space="preserve"> </w:t>
-      </w:r>
-      <w:r>
-        <w:t xml:space="preserve">-</w:t>
-      </w:r>
-      <w:r>
-        <w:t xml:space="preserve"> </w:t>
-      </w:r>
+        <w:t xml:space="preserve">Species) to account for repeated captures of banded individuals.</w:t>
+      </w:r>
+    </w:p>
+    <w:p>
+      <w:pPr>
+        <w:pStyle w:val="Compact"/>
+        <w:numPr>
+          <w:ilvl w:val="0"/>
+          <w:numId w:val="1001"/>
+        </w:numPr>
+      </w:pPr>
       <w:r>
         <w:rPr>
           <w:b/>
@@ -5417,38 +5813,100 @@
         <w:t xml:space="preserve">Within-between decomposition (Mundlak REWB)</w:t>
       </w:r>
       <w:r>
-        <w:t xml:space="preserve">: Decomposed</w:t>
-      </w:r>
-      <w:r>
-        <w:t xml:space="preserve"> </w:t>
-      </w:r>
-      <w:r>
-        <w:rPr>
-          <w:rStyle w:val="VerbatimChar"/>
-        </w:rPr>
-        <w:t xml:space="preserve">scaled_yr</w:t>
-      </w:r>
-      <w:r>
-        <w:t xml:space="preserve"> </w:t>
-      </w:r>
-      <w:r>
-        <w:t xml:space="preserve">into within-observer deviations (</w:t>
-      </w:r>
-      <w:r>
-        <w:rPr>
-          <w:rStyle w:val="VerbatimChar"/>
-        </w:rPr>
-        <w:t xml:space="preserve">yr_within_src</w:t>
-      </w:r>
-      <w:r>
-        <w:t xml:space="preserve">) and observer means (</w:t>
-      </w:r>
-      <w:r>
-        <w:rPr>
-          <w:rStyle w:val="VerbatimChar"/>
-        </w:rPr>
-        <w:t xml:space="preserve">yr_src_mean</w:t>
-      </w:r>
+        <w:t xml:space="preserve">: To definitively separate true temporal change occurring within consistent field researchers from compositional turnover across researchers, calendar year was partitioned into researcher mean capture year (</w:t>
+      </w:r>
+      <m:oMath>
+        <m:sSub>
+          <m:e>
+            <m:acc>
+              <m:accPr>
+                <m:chr m:val="‾"/>
+              </m:accPr>
+              <m:e>
+                <m:r>
+                  <m:t>Y</m:t>
+                </m:r>
+              </m:e>
+            </m:acc>
+          </m:e>
+          <m:sub>
+            <m:r>
+              <m:t>j</m:t>
+            </m:r>
+          </m:sub>
+        </m:sSub>
+        <m:r>
+          <m:rPr>
+            <m:sty m:val="p"/>
+          </m:rPr>
+          <m:t>=</m:t>
+        </m:r>
+        <m:r>
+          <m:rPr>
+            <m:nor/>
+            <m:sty m:val="p"/>
+          </m:rPr>
+          <m:t>yr_src_mean</m:t>
+        </m:r>
+      </m:oMath>
+      <w:r>
+        <w:t xml:space="preserve">) and individual capture deviations from that researcher mean (</w:t>
+      </w:r>
+      <m:oMath>
+        <m:sSub>
+          <m:e>
+            <m:r>
+              <m:t>Y</m:t>
+            </m:r>
+          </m:e>
+          <m:sub>
+            <m:r>
+              <m:t>i</m:t>
+            </m:r>
+            <m:r>
+              <m:t>j</m:t>
+            </m:r>
+          </m:sub>
+        </m:sSub>
+        <m:r>
+          <m:rPr>
+            <m:sty m:val="p"/>
+          </m:rPr>
+          <m:t>−</m:t>
+        </m:r>
+        <m:sSub>
+          <m:e>
+            <m:acc>
+              <m:accPr>
+                <m:chr m:val="‾"/>
+              </m:accPr>
+              <m:e>
+                <m:r>
+                  <m:t>Y</m:t>
+                </m:r>
+              </m:e>
+            </m:acc>
+          </m:e>
+          <m:sub>
+            <m:r>
+              <m:t>j</m:t>
+            </m:r>
+          </m:sub>
+        </m:sSub>
+        <m:r>
+          <m:rPr>
+            <m:sty m:val="p"/>
+          </m:rPr>
+          <m:t>=</m:t>
+        </m:r>
+        <m:r>
+          <m:rPr>
+            <m:nor/>
+            <m:sty m:val="p"/>
+          </m:rPr>
+          <m:t>yr_within_src</m:t>
+        </m:r>
+      </m:oMath>
       <w:r>
         <w:t xml:space="preserve">)</w:t>
       </w:r>
@@ -5459,640 +5917,10 @@
         <w:t xml:space="preserve">(Mundlak 1978; Bell et al. 2019)</w:t>
       </w:r>
       <w:r>
-        <w:t xml:space="preserve">.</w:t>
-      </w:r>
-      <w:r>
-        <w:t xml:space="preserve"> </w:t>
-      </w:r>
-      <w:r>
-        <w:t xml:space="preserve">-</w:t>
-      </w:r>
-      <w:r>
-        <w:t xml:space="preserve"> </w:t>
-      </w:r>
-      <w:r>
-        <w:rPr>
-          <w:b/>
-          <w:bCs/>
-        </w:rPr>
-        <w:t xml:space="preserve">M6</w:t>
-      </w:r>
-      <w:r>
-        <w:t xml:space="preserve">: Evaluated replication of the full M3 control structure in unsexed individuals (</w:t>
-      </w:r>
-      <m:oMath>
-        <m:r>
-          <m:t>n</m:t>
-        </m:r>
-        <m:r>
-          <m:rPr>
-            <m:sty m:val="p"/>
-          </m:rPr>
-          <m:t>=</m:t>
-        </m:r>
-        <m:r>
-          <m:t>3</m:t>
-        </m:r>
-        <m:r>
-          <m:rPr>
-            <m:sty m:val="p"/>
-          </m:rPr>
-          <m:t>,</m:t>
-        </m:r>
-        <m:r>
-          <m:t>532</m:t>
-        </m:r>
-      </m:oMath>
-      <w:r>
-        <w:t xml:space="preserve">).</w:t>
-      </w:r>
-      <w:r>
-        <w:t xml:space="preserve"> </w:t>
-      </w:r>
-      <w:r>
-        <w:t xml:space="preserve">-</w:t>
-      </w:r>
-      <w:r>
-        <w:t xml:space="preserve"> </w:t>
-      </w:r>
-      <w:r>
-        <w:rPr>
-          <w:b/>
-          <w:bCs/>
-        </w:rPr>
-        <w:t xml:space="preserve">M7</w:t>
-      </w:r>
-      <w:r>
-        <w:t xml:space="preserve">: Restricted the full M3 model to first captures only (</w:t>
-      </w:r>
-      <m:oMath>
-        <m:r>
-          <m:t>n</m:t>
-        </m:r>
-        <m:r>
-          <m:rPr>
-            <m:sty m:val="p"/>
-          </m:rPr>
-          <m:t>=</m:t>
-        </m:r>
-        <m:r>
-          <m:t>7</m:t>
-        </m:r>
-        <m:r>
-          <m:rPr>
-            <m:sty m:val="p"/>
-          </m:rPr>
-          <m:t>,</m:t>
-        </m:r>
-        <m:r>
-          <m:t>791</m:t>
-        </m:r>
-      </m:oMath>
-      <w:r>
-        <w:t xml:space="preserve">) to verify that individual recapture dynamics did not bias parameter estimates.</w:t>
-      </w:r>
-    </w:p>
-    <w:bookmarkEnd w:id="51"/>
-    <w:bookmarkStart w:id="52" w:name="phylogenetic-comparative-analysis"/>
-    <w:p>
-      <w:pPr>
-        <w:pStyle w:val="Heading2"/>
-      </w:pPr>
-      <w:r>
-        <w:t xml:space="preserve">4.3 Phylogenetic comparative analysis</w:t>
-      </w:r>
-    </w:p>
-    <w:p>
-      <w:pPr>
-        <w:pStyle w:val="FirstParagraph"/>
-      </w:pPr>
-      <w:r>
-        <w:t xml:space="preserve">Phylogenetic uncertainty was accommodated using 50 alternative phylogenetic topologies sampled from the complete avian tree of</w:t>
-      </w:r>
-      <w:r>
-        <w:t xml:space="preserve"> </w:t>
-      </w:r>
-      <w:r>
-        <w:t xml:space="preserve">McTavish et al. (2025)</w:t>
-      </w:r>
-      <w:r>
-        <w:t xml:space="preserve"> </w:t>
-      </w:r>
-      <w:r>
-        <w:t xml:space="preserve">via</w:t>
-      </w:r>
-      <w:r>
-        <w:t xml:space="preserve"> </w:t>
-      </w:r>
-      <w:r>
-        <w:rPr>
-          <w:rStyle w:val="VerbatimChar"/>
-        </w:rPr>
-        <w:t xml:space="preserve">prepR4pcm</w:t>
-      </w:r>
-      <w:r>
-        <w:t xml:space="preserve"> </w:t>
-      </w:r>
-      <w:r>
-        <w:t xml:space="preserve">(Nakagawa et al. 2026)</w:t>
-      </w:r>
-      <w:r>
-        <w:t xml:space="preserve">. Rather than slow Markov chain Monte Carlo algorithms, models were fitted using</w:t>
-      </w:r>
-      <w:r>
-        <w:t xml:space="preserve"> </w:t>
-      </w:r>
-      <w:r>
-        <w:rPr>
-          <w:rStyle w:val="VerbatimChar"/>
-        </w:rPr>
-        <w:t xml:space="preserve">glmmTMB</w:t>
-      </w:r>
-      <w:r>
-        <w:t xml:space="preserve">’s</w:t>
-      </w:r>
-      <w:r>
-        <w:t xml:space="preserve"> </w:t>
-      </w:r>
-      <w:r>
-        <w:rPr>
-          <w:rStyle w:val="VerbatimChar"/>
-        </w:rPr>
-        <w:t xml:space="preserve">propto</w:t>
-      </w:r>
-      <w:r>
-        <w:t xml:space="preserve"> </w:t>
-      </w:r>
-      <w:r>
-        <w:t xml:space="preserve">covariance structure [</w:t>
-      </w:r>
-      <w:r>
-        <w:rPr>
-          <w:rStyle w:val="VerbatimChar"/>
-        </w:rPr>
-        <w:t xml:space="preserve">glmmTMB</w:t>
-      </w:r>
-      <w:r>
-        <w:t xml:space="preserve"> </w:t>
-      </w:r>
-      <w:r>
-        <w:t xml:space="preserve">v1.1.14;</w:t>
-      </w:r>
-      <w:r>
-        <w:t xml:space="preserve"> </w:t>
-      </w:r>
-      <w:r>
-        <w:t xml:space="preserve">Williams et al. (2025)</w:t>
-      </w:r>
-      <w:r>
-        <w:t xml:space="preserve">]:</w:t>
-      </w:r>
-    </w:p>
-    <w:p>
-      <w:pPr>
-        <w:pStyle w:val="SourceCode"/>
-      </w:pPr>
-      <w:r>
-        <w:rPr>
-          <w:rStyle w:val="FunctionTok"/>
-        </w:rPr>
-        <w:t xml:space="preserve">glmmTMB</w:t>
-      </w:r>
-      <w:r>
-        <w:rPr>
-          <w:rStyle w:val="NormalTok"/>
-        </w:rPr>
-        <w:t xml:space="preserve">(</w:t>
-      </w:r>
-      <w:r>
-        <w:rPr>
-          <w:rStyle w:val="AttributeTok"/>
-        </w:rPr>
-        <w:t xml:space="preserve">formula =</w:t>
-      </w:r>
-      <w:r>
-        <w:rPr>
-          <w:rStyle w:val="NormalTok"/>
-        </w:rPr>
-        <w:t xml:space="preserve"> conc.wing.length </w:t>
-      </w:r>
-      <w:r>
-        <w:rPr>
-          <w:rStyle w:val="SpecialCharTok"/>
-        </w:rPr>
-        <w:t xml:space="preserve">~</w:t>
-      </w:r>
-      <w:r>
-        <w:rPr>
-          <w:rStyle w:val="NormalTok"/>
-        </w:rPr>
-        <w:t xml:space="preserve"> Sex </w:t>
-      </w:r>
-      <w:r>
-        <w:rPr>
-          <w:rStyle w:val="SpecialCharTok"/>
-        </w:rPr>
-        <w:t xml:space="preserve">+</w:t>
-      </w:r>
-      <w:r>
-        <w:rPr>
-          <w:rStyle w:val="NormalTok"/>
-        </w:rPr>
-        <w:t xml:space="preserve"> scaled_yr </w:t>
-      </w:r>
-      <w:r>
-        <w:rPr>
-          <w:rStyle w:val="SpecialCharTok"/>
-        </w:rPr>
-        <w:t xml:space="preserve">+</w:t>
-      </w:r>
-      <w:r>
-        <w:rPr>
-          <w:rStyle w:val="NormalTok"/>
-        </w:rPr>
-        <w:t xml:space="preserve"> scaled_lat </w:t>
-      </w:r>
-      <w:r>
-        <w:rPr>
-          <w:rStyle w:val="SpecialCharTok"/>
-        </w:rPr>
-        <w:t xml:space="preserve">+</w:t>
-      </w:r>
-      <w:r>
-        <w:rPr>
-          <w:rStyle w:val="NormalTok"/>
-        </w:rPr>
-        <w:t xml:space="preserve"> season </w:t>
-      </w:r>
-      <w:r>
-        <w:rPr>
-          <w:rStyle w:val="SpecialCharTok"/>
-        </w:rPr>
-        <w:t xml:space="preserve">+</w:t>
-      </w:r>
-      <w:r>
-        <w:rPr>
-          <w:rStyle w:val="NormalTok"/>
-        </w:rPr>
-        <w:t xml:space="preserve"> Molt </w:t>
-      </w:r>
-      <w:r>
-        <w:rPr>
-          <w:rStyle w:val="SpecialCharTok"/>
-        </w:rPr>
-        <w:t xml:space="preserve">+</w:t>
-      </w:r>
-      <w:r>
-        <w:rPr>
-          <w:rStyle w:val="NormalTok"/>
-        </w:rPr>
-        <w:t xml:space="preserve"> </w:t>
-      </w:r>
-      <w:r>
-        <w:br/>
-      </w:r>
-      <w:r>
-        <w:rPr>
-          <w:rStyle w:val="NormalTok"/>
-        </w:rPr>
-        <w:t xml:space="preserve">          (</w:t>
-      </w:r>
-      <w:r>
-        <w:rPr>
-          <w:rStyle w:val="DecValTok"/>
-        </w:rPr>
-        <w:t xml:space="preserve">1</w:t>
-      </w:r>
-      <w:r>
-        <w:rPr>
-          <w:rStyle w:val="NormalTok"/>
-        </w:rPr>
-        <w:t xml:space="preserve"> </w:t>
-      </w:r>
-      <w:r>
-        <w:rPr>
-          <w:rStyle w:val="SpecialCharTok"/>
-        </w:rPr>
-        <w:t xml:space="preserve">+</w:t>
-      </w:r>
-      <w:r>
-        <w:rPr>
-          <w:rStyle w:val="NormalTok"/>
-        </w:rPr>
-        <w:t xml:space="preserve"> scaled_yr </w:t>
-      </w:r>
-      <w:r>
-        <w:rPr>
-          <w:rStyle w:val="SpecialCharTok"/>
-        </w:rPr>
-        <w:t xml:space="preserve">||</w:t>
-      </w:r>
-      <w:r>
-        <w:rPr>
-          <w:rStyle w:val="NormalTok"/>
-        </w:rPr>
-        <w:t xml:space="preserve"> Binomial) </w:t>
-      </w:r>
-      <w:r>
-        <w:rPr>
-          <w:rStyle w:val="SpecialCharTok"/>
-        </w:rPr>
-        <w:t xml:space="preserve">+</w:t>
-      </w:r>
-      <w:r>
-        <w:rPr>
-          <w:rStyle w:val="NormalTok"/>
-        </w:rPr>
-        <w:t xml:space="preserve"> (</w:t>
-      </w:r>
-      <w:r>
-        <w:rPr>
-          <w:rStyle w:val="DecValTok"/>
-        </w:rPr>
-        <w:t xml:space="preserve">1</w:t>
-      </w:r>
-      <w:r>
-        <w:rPr>
-          <w:rStyle w:val="NormalTok"/>
-        </w:rPr>
-        <w:t xml:space="preserve"> </w:t>
-      </w:r>
-      <w:r>
-        <w:rPr>
-          <w:rStyle w:val="SpecialCharTok"/>
-        </w:rPr>
-        <w:t xml:space="preserve">|</w:t>
-      </w:r>
-      <w:r>
-        <w:rPr>
-          <w:rStyle w:val="NormalTok"/>
-        </w:rPr>
-        <w:t xml:space="preserve"> Main_researcher) </w:t>
-      </w:r>
-      <w:r>
-        <w:rPr>
-          <w:rStyle w:val="SpecialCharTok"/>
-        </w:rPr>
-        <w:t xml:space="preserve">+</w:t>
-      </w:r>
-      <w:r>
-        <w:rPr>
-          <w:rStyle w:val="NormalTok"/>
-        </w:rPr>
-        <w:t xml:space="preserve"> (</w:t>
-      </w:r>
-      <w:r>
-        <w:rPr>
-          <w:rStyle w:val="DecValTok"/>
-        </w:rPr>
-        <w:t xml:space="preserve">1</w:t>
-      </w:r>
-      <w:r>
-        <w:rPr>
-          <w:rStyle w:val="NormalTok"/>
-        </w:rPr>
-        <w:t xml:space="preserve"> </w:t>
-      </w:r>
-      <w:r>
-        <w:rPr>
-          <w:rStyle w:val="SpecialCharTok"/>
-        </w:rPr>
-        <w:t xml:space="preserve">|</w:t>
-      </w:r>
-      <w:r>
-        <w:rPr>
-          <w:rStyle w:val="NormalTok"/>
-        </w:rPr>
-        <w:t xml:space="preserve"> Municipality) </w:t>
-      </w:r>
-      <w:r>
-        <w:rPr>
-          <w:rStyle w:val="SpecialCharTok"/>
-        </w:rPr>
-        <w:t xml:space="preserve">+</w:t>
-      </w:r>
-      <w:r>
-        <w:rPr>
-          <w:rStyle w:val="NormalTok"/>
-        </w:rPr>
-        <w:t xml:space="preserve"> </w:t>
-      </w:r>
-      <w:r>
-        <w:br/>
-      </w:r>
-      <w:r>
-        <w:rPr>
-          <w:rStyle w:val="NormalTok"/>
-        </w:rPr>
-        <w:t xml:space="preserve">          (</w:t>
-      </w:r>
-      <w:r>
-        <w:rPr>
-          <w:rStyle w:val="DecValTok"/>
-        </w:rPr>
-        <w:t xml:space="preserve">1</w:t>
-      </w:r>
-      <w:r>
-        <w:rPr>
-          <w:rStyle w:val="NormalTok"/>
-        </w:rPr>
-        <w:t xml:space="preserve"> </w:t>
-      </w:r>
-      <w:r>
-        <w:rPr>
-          <w:rStyle w:val="SpecialCharTok"/>
-        </w:rPr>
-        <w:t xml:space="preserve">|</w:t>
-      </w:r>
-      <w:r>
-        <w:rPr>
-          <w:rStyle w:val="NormalTok"/>
-        </w:rPr>
-        <w:t xml:space="preserve"> ID_individual) </w:t>
-      </w:r>
-      <w:r>
-        <w:rPr>
-          <w:rStyle w:val="SpecialCharTok"/>
-        </w:rPr>
-        <w:t xml:space="preserve">+</w:t>
-      </w:r>
-      <w:r>
-        <w:rPr>
-          <w:rStyle w:val="NormalTok"/>
-        </w:rPr>
-        <w:t xml:space="preserve"> </w:t>
-      </w:r>
-      <w:r>
-        <w:rPr>
-          <w:rStyle w:val="FunctionTok"/>
-        </w:rPr>
-        <w:t xml:space="preserve">propto</w:t>
-      </w:r>
-      <w:r>
-        <w:rPr>
-          <w:rStyle w:val="NormalTok"/>
-        </w:rPr>
-        <w:t xml:space="preserve">(</w:t>
-      </w:r>
-      <w:r>
-        <w:rPr>
-          <w:rStyle w:val="DecValTok"/>
-        </w:rPr>
-        <w:t xml:space="preserve">0</w:t>
-      </w:r>
-      <w:r>
-        <w:rPr>
-          <w:rStyle w:val="NormalTok"/>
-        </w:rPr>
-        <w:t xml:space="preserve"> </w:t>
-      </w:r>
-      <w:r>
-        <w:rPr>
-          <w:rStyle w:val="SpecialCharTok"/>
-        </w:rPr>
-        <w:t xml:space="preserve">+</w:t>
-      </w:r>
-      <w:r>
-        <w:rPr>
-          <w:rStyle w:val="NormalTok"/>
-        </w:rPr>
-        <w:t xml:space="preserve"> species_name </w:t>
-      </w:r>
-      <w:r>
-        <w:rPr>
-          <w:rStyle w:val="SpecialCharTok"/>
-        </w:rPr>
-        <w:t xml:space="preserve">|</w:t>
-      </w:r>
-      <w:r>
-        <w:rPr>
-          <w:rStyle w:val="NormalTok"/>
-        </w:rPr>
-        <w:t xml:space="preserve"> g, A),</w:t>
-      </w:r>
-      <w:r>
-        <w:br/>
-      </w:r>
-      <w:r>
-        <w:rPr>
-          <w:rStyle w:val="NormalTok"/>
-        </w:rPr>
-        <w:t xml:space="preserve">        </w:t>
-      </w:r>
-      <w:r>
-        <w:rPr>
-          <w:rStyle w:val="AttributeTok"/>
-        </w:rPr>
-        <w:t xml:space="preserve">data =</w:t>
-      </w:r>
-      <w:r>
-        <w:rPr>
-          <w:rStyle w:val="NormalTok"/>
-        </w:rPr>
-        <w:t xml:space="preserve"> dat, </w:t>
-      </w:r>
-      <w:r>
-        <w:rPr>
-          <w:rStyle w:val="AttributeTok"/>
-        </w:rPr>
-        <w:t xml:space="preserve">REML =</w:t>
-      </w:r>
-      <w:r>
-        <w:rPr>
-          <w:rStyle w:val="NormalTok"/>
-        </w:rPr>
-        <w:t xml:space="preserve"> </w:t>
-      </w:r>
-      <w:r>
-        <w:rPr>
-          <w:rStyle w:val="ConstantTok"/>
-        </w:rPr>
-        <w:t xml:space="preserve">TRUE</w:t>
-      </w:r>
-      <w:r>
-        <w:rPr>
-          <w:rStyle w:val="NormalTok"/>
-        </w:rPr>
-        <w:t xml:space="preserve">)</w:t>
-      </w:r>
-    </w:p>
-    <w:p>
-      <w:pPr>
-        <w:pStyle w:val="FirstParagraph"/>
-      </w:pPr>
-      <w:r>
-        <w:t xml:space="preserve">where</w:t>
-      </w:r>
-      <w:r>
-        <w:t xml:space="preserve"> </w:t>
-      </w:r>
-      <w:r>
-        <w:rPr>
-          <w:rStyle w:val="VerbatimChar"/>
-        </w:rPr>
-        <w:t xml:space="preserve">A</w:t>
-      </w:r>
-      <w:r>
-        <w:t xml:space="preserve"> </w:t>
-      </w:r>
-      <w:r>
-        <w:t xml:space="preserve">is the phylogenetic correlation matrix for each tree. Parameter estimates, standard errors, and covariance parameters were pooled across the 50 trees using Rubin’s rules</w:t>
-      </w:r>
-      <w:r>
-        <w:t xml:space="preserve"> </w:t>
-      </w:r>
-      <w:r>
-        <w:t xml:space="preserve">(Nakagawa and Villemereuil 2019)</w:t>
-      </w:r>
-      <w:r>
-        <w:t xml:space="preserve">.</w:t>
-      </w:r>
-    </w:p>
-    <w:bookmarkEnd w:id="52"/>
-    <w:bookmarkStart w:id="53" w:name="multi-trait-and-allometric-modeling"/>
-    <w:p>
-      <w:pPr>
-        <w:pStyle w:val="Heading2"/>
-      </w:pPr>
-      <w:r>
-        <w:t xml:space="preserve">4.4 Multi-trait and allometric modeling</w:t>
-      </w:r>
-    </w:p>
-    <w:p>
-      <w:pPr>
-        <w:pStyle w:val="FirstParagraph"/>
-      </w:pPr>
-      <w:r>
-        <w:t xml:space="preserve">Multi-trait models were fitted to log body mass, bill width, bill length, tail length, and tarsus length under the identical control ladder. On shared individual records (</w:t>
-      </w:r>
-      <m:oMath>
-        <m:r>
-          <m:t>n</m:t>
-        </m:r>
-        <m:r>
-          <m:rPr>
-            <m:sty m:val="p"/>
-          </m:rPr>
-          <m:t>=</m:t>
-        </m:r>
-        <m:r>
-          <m:t>7</m:t>
-        </m:r>
-        <m:r>
-          <m:rPr>
-            <m:sty m:val="p"/>
-          </m:rPr>
-          <m:t>,</m:t>
-        </m:r>
-        <m:r>
-          <m:t>577</m:t>
-        </m:r>
-      </m:oMath>
-      <w:r>
-        <w:t xml:space="preserve"> </w:t>
-      </w:r>
-      <w:r>
-        <w:t xml:space="preserve">individuals measured for both wing length and body mass across 72 species), we fitted a joint bivariate model estimating trait-specific year slopes and tested departures from geometric isometry (</w:t>
+        <w:t xml:space="preserve">. The within-observer coefficient</w:t>
+      </w:r>
+      <w:r>
+        <w:t xml:space="preserve"> </w:t>
       </w:r>
       <m:oMath>
         <m:sSub>
@@ -6107,16 +5935,1492 @@
                 <m:nor/>
                 <m:sty m:val="p"/>
               </m:rPr>
-              <m:t>mass</m:t>
+              <m:t>within</m:t>
             </m:r>
           </m:sub>
         </m:sSub>
+      </m:oMath>
+      <w:r>
+        <w:t xml:space="preserve"> </w:t>
+      </w:r>
+      <w:r>
+        <w:t xml:space="preserve">measures whether birds measured by the</w:t>
+      </w:r>
+      <w:r>
+        <w:t xml:space="preserve"> </w:t>
+      </w:r>
+      <w:r>
+        <w:rPr>
+          <w:i/>
+          <w:iCs/>
+        </w:rPr>
+        <w:t xml:space="preserve">same</w:t>
+      </w:r>
+      <w:r>
+        <w:t xml:space="preserve"> </w:t>
+      </w:r>
+      <w:r>
+        <w:t xml:space="preserve">researcher shrank over time, free from observer turnover bias.</w:t>
+      </w:r>
+    </w:p>
+    <w:p>
+      <w:pPr>
+        <w:pStyle w:val="Compact"/>
+        <w:numPr>
+          <w:ilvl w:val="0"/>
+          <w:numId w:val="1001"/>
+        </w:numPr>
+      </w:pPr>
+      <w:r>
+        <w:rPr>
+          <w:b/>
+          <w:bCs/>
+        </w:rPr>
+        <w:t xml:space="preserve">Robustness and sensitivity tiers</w:t>
+      </w:r>
+      <w:r>
+        <w:t xml:space="preserve">:</w:t>
+      </w:r>
+    </w:p>
+    <w:p>
+      <w:pPr>
+        <w:pStyle w:val="Compact"/>
+        <w:numPr>
+          <w:ilvl w:val="1"/>
+          <w:numId w:val="1002"/>
+        </w:numPr>
+      </w:pPr>
+      <w:r>
+        <w:rPr>
+          <w:rStyle w:val="VerbatimChar"/>
+        </w:rPr>
+        <w:t xml:space="preserve">M3_cc</w:t>
+      </w:r>
+      <w:r>
+        <w:t xml:space="preserve">: The full M3 specification fitted strictly to complete cases (</w:t>
+      </w:r>
+      <m:oMath>
+        <m:r>
+          <m:t>n</m:t>
+        </m:r>
+        <m:r>
+          <m:rPr>
+            <m:sty m:val="p"/>
+          </m:rPr>
+          <m:t>=</m:t>
+        </m:r>
+        <m:r>
+          <m:t>8</m:t>
+        </m:r>
+        <m:r>
+          <m:rPr>
+            <m:sty m:val="p"/>
+          </m:rPr>
+          <m:t>,</m:t>
+        </m:r>
+        <m:r>
+          <m:t>282</m:t>
+        </m:r>
+      </m:oMath>
+      <w:r>
+        <w:t xml:space="preserve">) lacking missing covariates.</w:t>
+      </w:r>
+    </w:p>
+    <w:p>
+      <w:pPr>
+        <w:pStyle w:val="Compact"/>
+        <w:numPr>
+          <w:ilvl w:val="1"/>
+          <w:numId w:val="1002"/>
+        </w:numPr>
+      </w:pPr>
+      <w:r>
+        <w:rPr>
+          <w:rStyle w:val="VerbatimChar"/>
+        </w:rPr>
+        <w:t xml:space="preserve">M6</w:t>
+      </w:r>
+      <w:r>
+        <w:t xml:space="preserve">: The full M3 specification evaluated in birds of unknown sex (</w:t>
+      </w:r>
+      <m:oMath>
+        <m:r>
+          <m:t>n</m:t>
+        </m:r>
+        <m:r>
+          <m:rPr>
+            <m:sty m:val="p"/>
+          </m:rPr>
+          <m:t>=</m:t>
+        </m:r>
+        <m:r>
+          <m:t>3</m:t>
+        </m:r>
+        <m:r>
+          <m:rPr>
+            <m:sty m:val="p"/>
+          </m:rPr>
+          <m:t>,</m:t>
+        </m:r>
+        <m:r>
+          <m:t>532</m:t>
+        </m:r>
+      </m:oMath>
+      <w:r>
+        <w:t xml:space="preserve">) to verify that findings generalize beyond sexable individuals.</w:t>
+      </w:r>
+    </w:p>
+    <w:p>
+      <w:pPr>
+        <w:pStyle w:val="Compact"/>
+        <w:numPr>
+          <w:ilvl w:val="1"/>
+          <w:numId w:val="1002"/>
+        </w:numPr>
+      </w:pPr>
+      <w:r>
+        <w:rPr>
+          <w:rStyle w:val="VerbatimChar"/>
+        </w:rPr>
+        <w:t xml:space="preserve">M7</w:t>
+      </w:r>
+      <w:r>
+        <w:t xml:space="preserve">: The full M3 specification restricted strictly to first captures (</w:t>
+      </w:r>
+      <m:oMath>
+        <m:r>
+          <m:t>n</m:t>
+        </m:r>
+        <m:r>
+          <m:rPr>
+            <m:sty m:val="p"/>
+          </m:rPr>
+          <m:t>=</m:t>
+        </m:r>
+        <m:r>
+          <m:t>7</m:t>
+        </m:r>
+        <m:r>
+          <m:rPr>
+            <m:sty m:val="p"/>
+          </m:rPr>
+          <m:t>,</m:t>
+        </m:r>
+        <m:r>
+          <m:t>791</m:t>
+        </m:r>
+      </m:oMath>
+      <w:r>
+        <w:t xml:space="preserve">) to exclude any potential bias from recapture histories.</w:t>
+      </w:r>
+    </w:p>
+    <w:p>
+      <w:pPr>
+        <w:pStyle w:val="Compact"/>
+        <w:numPr>
+          <w:ilvl w:val="1"/>
+          <w:numId w:val="1002"/>
+        </w:numPr>
+      </w:pPr>
+      <w:r>
+        <w:rPr>
+          <w:rStyle w:val="VerbatimChar"/>
+        </w:rPr>
+        <w:t xml:space="preserve">M3_noanom</w:t>
+      </w:r>
+      <w:r>
+        <w:t xml:space="preserve">: The full M3 model re-fitted after excluding six contributor</w:t>
+      </w:r>
+      <w:r>
+        <w:t xml:space="preserve"> </w:t>
+      </w:r>
+      <m:oMath>
+        <m:r>
+          <m:rPr>
+            <m:sty m:val="p"/>
+          </m:rPr>
+          <m:t>×</m:t>
+        </m:r>
+      </m:oMath>
+      <w:r>
+        <w:t xml:space="preserve"> </w:t>
+      </w:r>
+      <w:r>
+        <w:t xml:space="preserve">site</w:t>
+      </w:r>
+      <w:r>
+        <w:t xml:space="preserve"> </w:t>
+      </w:r>
+      <m:oMath>
+        <m:r>
+          <m:rPr>
+            <m:sty m:val="p"/>
+          </m:rPr>
+          <m:t>×</m:t>
+        </m:r>
+      </m:oMath>
+      <w:r>
+        <w:t xml:space="preserve"> </w:t>
+      </w:r>
+      <w:r>
+        <w:t xml:space="preserve">year outlier blocks sitting</w:t>
+      </w:r>
+      <w:r>
+        <w:t xml:space="preserve"> </w:t>
+      </w:r>
+      <m:oMath>
+        <m:r>
+          <m:rPr>
+            <m:sty m:val="p"/>
+          </m:rPr>
+          <m:t>&gt;</m:t>
+        </m:r>
+        <m:r>
+          <m:t>6</m:t>
+        </m:r>
+      </m:oMath>
+      <w:r>
+        <w:t xml:space="preserve"> </w:t>
+      </w:r>
+      <w:r>
+        <w:t xml:space="preserve">mm from species-sex means (</w:t>
+      </w:r>
+      <m:oMath>
+        <m:r>
+          <m:t>n</m:t>
+        </m:r>
+        <m:r>
+          <m:rPr>
+            <m:sty m:val="p"/>
+          </m:rPr>
+          <m:t>=</m:t>
+        </m:r>
+        <m:r>
+          <m:t>193</m:t>
+        </m:r>
+      </m:oMath>
+      <w:r>
+        <w:t xml:space="preserve">).</w:t>
+      </w:r>
+    </w:p>
+    <w:bookmarkEnd w:id="54"/>
+    <w:bookmarkStart w:id="55" w:name="X3e9d42d2474c3f79baa2a707d23efc145f0b122"/>
+    <w:p>
+      <w:pPr>
+        <w:pStyle w:val="Heading2"/>
+      </w:pPr>
+      <w:r>
+        <w:t xml:space="preserve">4.4 Phylogenetic comparative analysis across 50 topologies</w:t>
+      </w:r>
+    </w:p>
+    <w:p>
+      <w:pPr>
+        <w:pStyle w:val="FirstParagraph"/>
+      </w:pPr>
+      <w:r>
+        <w:t xml:space="preserve">Taxonomic reconciliation between the ATLANTIC BIRD TRAITS database and the complete, dynamic avian phylogeny of</w:t>
+      </w:r>
+      <w:r>
+        <w:t xml:space="preserve"> </w:t>
+      </w:r>
+      <w:r>
+        <w:t xml:space="preserve">McTavish et al. (2025)</w:t>
+      </w:r>
+      <w:r>
+        <w:t xml:space="preserve"> </w:t>
+      </w:r>
+      <w:r>
+        <w:t xml:space="preserve">was executed using the four-stage matching cascade of</w:t>
+      </w:r>
+      <w:r>
+        <w:t xml:space="preserve"> </w:t>
+      </w:r>
+      <w:r>
+        <w:rPr>
+          <w:rStyle w:val="VerbatimChar"/>
+        </w:rPr>
+        <w:t xml:space="preserve">prepR4pcm</w:t>
+      </w:r>
+      <w:r>
+        <w:t xml:space="preserve"> </w:t>
+      </w:r>
+      <w:r>
+        <w:t xml:space="preserve">(Nakagawa et al. 2026)</w:t>
+      </w:r>
+      <w:r>
+        <w:t xml:space="preserve">: exact binomial matching, punctuation/spacing normalization, taxonomic synonym resolution via BirdLife International and IOC checklists, and fuzzy string matching. All 73 passerine species were audited and successfully mapped to phylogenetic tip labels with zero unplaced taxa.</w:t>
+      </w:r>
+    </w:p>
+    <w:p>
+      <w:pPr>
+        <w:pStyle w:val="BodyText"/>
+      </w:pPr>
+      <w:r>
+        <w:t xml:space="preserve">To accommodate phylogenetic uncertainty, we drew 50 alternative phylogenetic topologies from the posterior distribution of</w:t>
+      </w:r>
+      <w:r>
+        <w:t xml:space="preserve"> </w:t>
+      </w:r>
+      <w:r>
+        <w:t xml:space="preserve">McTavish et al. (2025)</w:t>
+      </w:r>
+      <w:r>
+        <w:t xml:space="preserve">. For each tree, we computed the phylogenetic correlation matrix</w:t>
+      </w:r>
+      <w:r>
+        <w:t xml:space="preserve"> </w:t>
+      </w:r>
+      <m:oMath>
+        <m:r>
+          <m:t>A</m:t>
+        </m:r>
+      </m:oMath>
+      <w:r>
+        <w:t xml:space="preserve"> </w:t>
+      </w:r>
+      <w:r>
+        <w:t xml:space="preserve">under a Brownian motion model of trait evolution. Fitting full multi-level models across 50 trees with Bayesian MCMC (e.g., in</w:t>
+      </w:r>
+      <w:r>
+        <w:t xml:space="preserve"> </w:t>
+      </w:r>
+      <w:r>
+        <w:rPr>
+          <w:rStyle w:val="VerbatimChar"/>
+        </w:rPr>
+        <w:t xml:space="preserve">brms</w:t>
+      </w:r>
+      <w:r>
+        <w:t xml:space="preserve">) is computationally prohibitive for complex random-effect structures. We therefore implemented the fast, exact</w:t>
+      </w:r>
+      <w:r>
+        <w:t xml:space="preserve"> </w:t>
+      </w:r>
+      <w:r>
+        <w:rPr>
+          <w:rStyle w:val="VerbatimChar"/>
+        </w:rPr>
+        <w:t xml:space="preserve">propto</w:t>
+      </w:r>
+      <w:r>
+        <w:t xml:space="preserve"> </w:t>
+      </w:r>
+      <w:r>
+        <w:t xml:space="preserve">covariance structure in</w:t>
+      </w:r>
+      <w:r>
+        <w:t xml:space="preserve"> </w:t>
+      </w:r>
+      <w:r>
+        <w:rPr>
+          <w:rStyle w:val="VerbatimChar"/>
+        </w:rPr>
+        <w:t xml:space="preserve">glmmTMB</w:t>
+      </w:r>
+      <w:r>
+        <w:t xml:space="preserve"> </w:t>
+      </w:r>
+      <w:r>
+        <w:t xml:space="preserve">v1.1.14</w:t>
+      </w:r>
+      <w:r>
+        <w:t xml:space="preserve"> </w:t>
+      </w:r>
+      <w:r>
+        <w:t xml:space="preserve">(Williams et al. 2025)</w:t>
+      </w:r>
+      <w:r>
+        <w:t xml:space="preserve">:</w:t>
+      </w:r>
+    </w:p>
+    <w:p>
+      <w:pPr>
+        <w:pStyle w:val="SourceCode"/>
+      </w:pPr>
+      <w:r>
+        <w:rPr>
+          <w:rStyle w:val="FunctionTok"/>
+        </w:rPr>
+        <w:t xml:space="preserve">glmmTMB</w:t>
+      </w:r>
+      <w:r>
+        <w:rPr>
+          <w:rStyle w:val="NormalTok"/>
+        </w:rPr>
+        <w:t xml:space="preserve">(</w:t>
+      </w:r>
+      <w:r>
+        <w:rPr>
+          <w:rStyle w:val="AttributeTok"/>
+        </w:rPr>
+        <w:t xml:space="preserve">formula =</w:t>
+      </w:r>
+      <w:r>
+        <w:rPr>
+          <w:rStyle w:val="NormalTok"/>
+        </w:rPr>
+        <w:t xml:space="preserve"> conc.wing.length </w:t>
+      </w:r>
+      <w:r>
+        <w:rPr>
+          <w:rStyle w:val="SpecialCharTok"/>
+        </w:rPr>
+        <w:t xml:space="preserve">~</w:t>
+      </w:r>
+      <w:r>
+        <w:rPr>
+          <w:rStyle w:val="NormalTok"/>
+        </w:rPr>
+        <w:t xml:space="preserve"> Sex </w:t>
+      </w:r>
+      <w:r>
+        <w:rPr>
+          <w:rStyle w:val="SpecialCharTok"/>
+        </w:rPr>
+        <w:t xml:space="preserve">+</w:t>
+      </w:r>
+      <w:r>
+        <w:rPr>
+          <w:rStyle w:val="NormalTok"/>
+        </w:rPr>
+        <w:t xml:space="preserve"> scaled_yr </w:t>
+      </w:r>
+      <w:r>
+        <w:rPr>
+          <w:rStyle w:val="SpecialCharTok"/>
+        </w:rPr>
+        <w:t xml:space="preserve">+</w:t>
+      </w:r>
+      <w:r>
+        <w:rPr>
+          <w:rStyle w:val="NormalTok"/>
+        </w:rPr>
+        <w:t xml:space="preserve"> scaled_lat </w:t>
+      </w:r>
+      <w:r>
+        <w:rPr>
+          <w:rStyle w:val="SpecialCharTok"/>
+        </w:rPr>
+        <w:t xml:space="preserve">+</w:t>
+      </w:r>
+      <w:r>
+        <w:rPr>
+          <w:rStyle w:val="NormalTok"/>
+        </w:rPr>
+        <w:t xml:space="preserve"> season </w:t>
+      </w:r>
+      <w:r>
+        <w:rPr>
+          <w:rStyle w:val="SpecialCharTok"/>
+        </w:rPr>
+        <w:t xml:space="preserve">+</w:t>
+      </w:r>
+      <w:r>
+        <w:rPr>
+          <w:rStyle w:val="NormalTok"/>
+        </w:rPr>
+        <w:t xml:space="preserve"> Molt </w:t>
+      </w:r>
+      <w:r>
+        <w:rPr>
+          <w:rStyle w:val="SpecialCharTok"/>
+        </w:rPr>
+        <w:t xml:space="preserve">+</w:t>
+      </w:r>
+      <w:r>
+        <w:rPr>
+          <w:rStyle w:val="NormalTok"/>
+        </w:rPr>
+        <w:t xml:space="preserve"> </w:t>
+      </w:r>
+      <w:r>
+        <w:br/>
+      </w:r>
+      <w:r>
+        <w:rPr>
+          <w:rStyle w:val="NormalTok"/>
+        </w:rPr>
+        <w:t xml:space="preserve">          (</w:t>
+      </w:r>
+      <w:r>
+        <w:rPr>
+          <w:rStyle w:val="DecValTok"/>
+        </w:rPr>
+        <w:t xml:space="preserve">1</w:t>
+      </w:r>
+      <w:r>
+        <w:rPr>
+          <w:rStyle w:val="NormalTok"/>
+        </w:rPr>
+        <w:t xml:space="preserve"> </w:t>
+      </w:r>
+      <w:r>
+        <w:rPr>
+          <w:rStyle w:val="SpecialCharTok"/>
+        </w:rPr>
+        <w:t xml:space="preserve">+</w:t>
+      </w:r>
+      <w:r>
+        <w:rPr>
+          <w:rStyle w:val="NormalTok"/>
+        </w:rPr>
+        <w:t xml:space="preserve"> scaled_yr </w:t>
+      </w:r>
+      <w:r>
+        <w:rPr>
+          <w:rStyle w:val="SpecialCharTok"/>
+        </w:rPr>
+        <w:t xml:space="preserve">||</w:t>
+      </w:r>
+      <w:r>
+        <w:rPr>
+          <w:rStyle w:val="NormalTok"/>
+        </w:rPr>
+        <w:t xml:space="preserve"> Binomial) </w:t>
+      </w:r>
+      <w:r>
+        <w:rPr>
+          <w:rStyle w:val="SpecialCharTok"/>
+        </w:rPr>
+        <w:t xml:space="preserve">+</w:t>
+      </w:r>
+      <w:r>
+        <w:rPr>
+          <w:rStyle w:val="NormalTok"/>
+        </w:rPr>
+        <w:t xml:space="preserve"> (</w:t>
+      </w:r>
+      <w:r>
+        <w:rPr>
+          <w:rStyle w:val="DecValTok"/>
+        </w:rPr>
+        <w:t xml:space="preserve">1</w:t>
+      </w:r>
+      <w:r>
+        <w:rPr>
+          <w:rStyle w:val="NormalTok"/>
+        </w:rPr>
+        <w:t xml:space="preserve"> </w:t>
+      </w:r>
+      <w:r>
+        <w:rPr>
+          <w:rStyle w:val="SpecialCharTok"/>
+        </w:rPr>
+        <w:t xml:space="preserve">|</w:t>
+      </w:r>
+      <w:r>
+        <w:rPr>
+          <w:rStyle w:val="NormalTok"/>
+        </w:rPr>
+        <w:t xml:space="preserve"> Main_researcher) </w:t>
+      </w:r>
+      <w:r>
+        <w:rPr>
+          <w:rStyle w:val="SpecialCharTok"/>
+        </w:rPr>
+        <w:t xml:space="preserve">+</w:t>
+      </w:r>
+      <w:r>
+        <w:rPr>
+          <w:rStyle w:val="NormalTok"/>
+        </w:rPr>
+        <w:t xml:space="preserve"> (</w:t>
+      </w:r>
+      <w:r>
+        <w:rPr>
+          <w:rStyle w:val="DecValTok"/>
+        </w:rPr>
+        <w:t xml:space="preserve">1</w:t>
+      </w:r>
+      <w:r>
+        <w:rPr>
+          <w:rStyle w:val="NormalTok"/>
+        </w:rPr>
+        <w:t xml:space="preserve"> </w:t>
+      </w:r>
+      <w:r>
+        <w:rPr>
+          <w:rStyle w:val="SpecialCharTok"/>
+        </w:rPr>
+        <w:t xml:space="preserve">|</w:t>
+      </w:r>
+      <w:r>
+        <w:rPr>
+          <w:rStyle w:val="NormalTok"/>
+        </w:rPr>
+        <w:t xml:space="preserve"> Municipality) </w:t>
+      </w:r>
+      <w:r>
+        <w:rPr>
+          <w:rStyle w:val="SpecialCharTok"/>
+        </w:rPr>
+        <w:t xml:space="preserve">+</w:t>
+      </w:r>
+      <w:r>
+        <w:rPr>
+          <w:rStyle w:val="NormalTok"/>
+        </w:rPr>
+        <w:t xml:space="preserve"> </w:t>
+      </w:r>
+      <w:r>
+        <w:br/>
+      </w:r>
+      <w:r>
+        <w:rPr>
+          <w:rStyle w:val="NormalTok"/>
+        </w:rPr>
+        <w:t xml:space="preserve">          (</w:t>
+      </w:r>
+      <w:r>
+        <w:rPr>
+          <w:rStyle w:val="DecValTok"/>
+        </w:rPr>
+        <w:t xml:space="preserve">1</w:t>
+      </w:r>
+      <w:r>
+        <w:rPr>
+          <w:rStyle w:val="NormalTok"/>
+        </w:rPr>
+        <w:t xml:space="preserve"> </w:t>
+      </w:r>
+      <w:r>
+        <w:rPr>
+          <w:rStyle w:val="SpecialCharTok"/>
+        </w:rPr>
+        <w:t xml:space="preserve">|</w:t>
+      </w:r>
+      <w:r>
+        <w:rPr>
+          <w:rStyle w:val="NormalTok"/>
+        </w:rPr>
+        <w:t xml:space="preserve"> ID_individual) </w:t>
+      </w:r>
+      <w:r>
+        <w:rPr>
+          <w:rStyle w:val="SpecialCharTok"/>
+        </w:rPr>
+        <w:t xml:space="preserve">+</w:t>
+      </w:r>
+      <w:r>
+        <w:rPr>
+          <w:rStyle w:val="NormalTok"/>
+        </w:rPr>
+        <w:t xml:space="preserve"> </w:t>
+      </w:r>
+      <w:r>
+        <w:rPr>
+          <w:rStyle w:val="FunctionTok"/>
+        </w:rPr>
+        <w:t xml:space="preserve">propto</w:t>
+      </w:r>
+      <w:r>
+        <w:rPr>
+          <w:rStyle w:val="NormalTok"/>
+        </w:rPr>
+        <w:t xml:space="preserve">(</w:t>
+      </w:r>
+      <w:r>
+        <w:rPr>
+          <w:rStyle w:val="DecValTok"/>
+        </w:rPr>
+        <w:t xml:space="preserve">0</w:t>
+      </w:r>
+      <w:r>
+        <w:rPr>
+          <w:rStyle w:val="NormalTok"/>
+        </w:rPr>
+        <w:t xml:space="preserve"> </w:t>
+      </w:r>
+      <w:r>
+        <w:rPr>
+          <w:rStyle w:val="SpecialCharTok"/>
+        </w:rPr>
+        <w:t xml:space="preserve">+</w:t>
+      </w:r>
+      <w:r>
+        <w:rPr>
+          <w:rStyle w:val="NormalTok"/>
+        </w:rPr>
+        <w:t xml:space="preserve"> species_name </w:t>
+      </w:r>
+      <w:r>
+        <w:rPr>
+          <w:rStyle w:val="SpecialCharTok"/>
+        </w:rPr>
+        <w:t xml:space="preserve">|</w:t>
+      </w:r>
+      <w:r>
+        <w:rPr>
+          <w:rStyle w:val="NormalTok"/>
+        </w:rPr>
+        <w:t xml:space="preserve"> g, A),</w:t>
+      </w:r>
+      <w:r>
+        <w:br/>
+      </w:r>
+      <w:r>
+        <w:rPr>
+          <w:rStyle w:val="NormalTok"/>
+        </w:rPr>
+        <w:t xml:space="preserve">        </w:t>
+      </w:r>
+      <w:r>
+        <w:rPr>
+          <w:rStyle w:val="AttributeTok"/>
+        </w:rPr>
+        <w:t xml:space="preserve">data =</w:t>
+      </w:r>
+      <w:r>
+        <w:rPr>
+          <w:rStyle w:val="NormalTok"/>
+        </w:rPr>
+        <w:t xml:space="preserve"> dat, </w:t>
+      </w:r>
+      <w:r>
+        <w:rPr>
+          <w:rStyle w:val="AttributeTok"/>
+        </w:rPr>
+        <w:t xml:space="preserve">REML =</w:t>
+      </w:r>
+      <w:r>
+        <w:rPr>
+          <w:rStyle w:val="NormalTok"/>
+        </w:rPr>
+        <w:t xml:space="preserve"> </w:t>
+      </w:r>
+      <w:r>
+        <w:rPr>
+          <w:rStyle w:val="ConstantTok"/>
+        </w:rPr>
+        <w:t xml:space="preserve">TRUE</w:t>
+      </w:r>
+      <w:r>
+        <w:rPr>
+          <w:rStyle w:val="NormalTok"/>
+        </w:rPr>
+        <w:t xml:space="preserve">)</w:t>
+      </w:r>
+    </w:p>
+    <w:p>
+      <w:pPr>
+        <w:pStyle w:val="FirstParagraph"/>
+      </w:pPr>
+      <w:r>
+        <w:t xml:space="preserve">where</w:t>
+      </w:r>
+      <w:r>
+        <w:t xml:space="preserve"> </w:t>
+      </w:r>
+      <w:r>
+        <w:rPr>
+          <w:rStyle w:val="VerbatimChar"/>
+        </w:rPr>
+        <w:t xml:space="preserve">g</w:t>
+      </w:r>
+      <w:r>
+        <w:t xml:space="preserve"> </w:t>
+      </w:r>
+      <w:r>
+        <w:t xml:space="preserve">is a dummy grouping factor assigning all observations to a single covariance structure governed by matrix</w:t>
+      </w:r>
+      <w:r>
+        <w:t xml:space="preserve"> </w:t>
+      </w:r>
+      <w:r>
+        <w:rPr>
+          <w:rStyle w:val="VerbatimChar"/>
+        </w:rPr>
+        <w:t xml:space="preserve">A</w:t>
+      </w:r>
+      <w:r>
+        <w:t xml:space="preserve">. Extensive validation against 50-tree</w:t>
+      </w:r>
+      <w:r>
+        <w:t xml:space="preserve"> </w:t>
+      </w:r>
+      <w:r>
+        <w:rPr>
+          <w:rStyle w:val="VerbatimChar"/>
+        </w:rPr>
+        <w:t xml:space="preserve">brms</w:t>
+      </w:r>
+      <w:r>
+        <w:t xml:space="preserve"> </w:t>
+      </w:r>
+      <w:r>
+        <w:t xml:space="preserve">fits confirmed that</w:t>
+      </w:r>
+      <w:r>
+        <w:t xml:space="preserve"> </w:t>
+      </w:r>
+      <w:r>
+        <w:rPr>
+          <w:rStyle w:val="VerbatimChar"/>
+        </w:rPr>
+        <w:t xml:space="preserve">glmmTMB</w:t>
+      </w:r>
+      <w:r>
+        <w:t xml:space="preserve"> </w:t>
+      </w:r>
+      <w:r>
+        <w:rPr>
+          <w:rStyle w:val="VerbatimChar"/>
+        </w:rPr>
+        <w:t xml:space="preserve">propto</w:t>
+      </w:r>
+      <w:r>
+        <w:t xml:space="preserve"> </w:t>
+      </w:r>
+      <w:r>
+        <w:t xml:space="preserve">reproduces Bayesian posterior means and standard errors to within 0.001 units while reducing computational run times by over 95% (</w:t>
+      </w:r>
+      <w:r>
+        <w:rPr>
+          <w:rStyle w:val="VerbatimChar"/>
+        </w:rPr>
+        <w:t xml:space="preserve">Analysis/scripts/GLMMTMB_ENGINE.md</w:t>
+      </w:r>
+      <w:r>
+        <w:t xml:space="preserve">).</w:t>
+      </w:r>
+    </w:p>
+    <w:p>
+      <w:pPr>
+        <w:pStyle w:val="BodyText"/>
+      </w:pPr>
+      <w:r>
+        <w:t xml:space="preserve">Parameter estimates</w:t>
+      </w:r>
+      <w:r>
+        <w:t xml:space="preserve"> </w:t>
+      </w:r>
+      <m:oMath>
+        <m:sSub>
+          <m:e>
+            <m:acc>
+              <m:accPr>
+                <m:chr m:val="̂"/>
+              </m:accPr>
+              <m:e>
+                <m:r>
+                  <m:t>β</m:t>
+                </m:r>
+              </m:e>
+            </m:acc>
+          </m:e>
+          <m:sub>
+            <m:r>
+              <m:t>k</m:t>
+            </m:r>
+          </m:sub>
+        </m:sSub>
+      </m:oMath>
+      <w:r>
+        <w:t xml:space="preserve"> </w:t>
+      </w:r>
+      <w:r>
+        <w:t xml:space="preserve">and variance-covariance matrices</w:t>
+      </w:r>
+      <w:r>
+        <w:t xml:space="preserve"> </w:t>
+      </w:r>
+      <m:oMath>
+        <m:sSub>
+          <m:e>
+            <m:r>
+              <m:t>V</m:t>
+            </m:r>
+          </m:e>
+          <m:sub>
+            <m:r>
+              <m:t>k</m:t>
+            </m:r>
+          </m:sub>
+        </m:sSub>
+      </m:oMath>
+      <w:r>
+        <w:t xml:space="preserve"> </w:t>
+      </w:r>
+      <w:r>
+        <w:t xml:space="preserve">across the 50 converged trees were pooled using Rubin’s rules</w:t>
+      </w:r>
+      <w:r>
+        <w:t xml:space="preserve"> </w:t>
+      </w:r>
+      <w:r>
+        <w:t xml:space="preserve">(Nakagawa and Villemereuil 2019; Nakagawa et al. 2026)</w:t>
+      </w:r>
+      <w:r>
+        <w:t xml:space="preserve">:</w:t>
+      </w:r>
+    </w:p>
+    <w:p>
+      <w:pPr>
+        <w:pStyle w:val="BodyText"/>
+      </w:pPr>
+      <m:oMathPara>
+        <m:oMathParaPr>
+          <m:jc m:val="center"/>
+        </m:oMathParaPr>
+        <m:oMath>
+          <m:acc>
+            <m:accPr>
+              <m:chr m:val="‾"/>
+            </m:accPr>
+            <m:e>
+              <m:r>
+                <m:t>β</m:t>
+              </m:r>
+            </m:e>
+          </m:acc>
+          <m:r>
+            <m:rPr>
+              <m:sty m:val="p"/>
+            </m:rPr>
+            <m:t>=</m:t>
+          </m:r>
+          <m:f>
+            <m:fPr>
+              <m:type m:val="bar"/>
+            </m:fPr>
+            <m:num>
+              <m:r>
+                <m:t>1</m:t>
+              </m:r>
+            </m:num>
+            <m:den>
+              <m:r>
+                <m:t>K</m:t>
+              </m:r>
+            </m:den>
+          </m:f>
+          <m:nary>
+            <m:naryPr>
+              <m:chr m:val="∑"/>
+              <m:limLoc m:val="undOvr"/>
+              <m:subHide m:val="off"/>
+              <m:supHide m:val="off"/>
+            </m:naryPr>
+            <m:sub>
+              <m:r>
+                <m:t>k</m:t>
+              </m:r>
+              <m:r>
+                <m:rPr>
+                  <m:sty m:val="p"/>
+                </m:rPr>
+                <m:t>=</m:t>
+              </m:r>
+              <m:r>
+                <m:t>1</m:t>
+              </m:r>
+            </m:sub>
+            <m:sup>
+              <m:r>
+                <m:t>K</m:t>
+              </m:r>
+            </m:sup>
+            <m:e>
+              <m:sSub>
+                <m:e>
+                  <m:acc>
+                    <m:accPr>
+                      <m:chr m:val="̂"/>
+                    </m:accPr>
+                    <m:e>
+                      <m:r>
+                        <m:t>β</m:t>
+                      </m:r>
+                    </m:e>
+                  </m:acc>
+                </m:e>
+                <m:sub>
+                  <m:r>
+                    <m:t>k</m:t>
+                  </m:r>
+                </m:sub>
+              </m:sSub>
+            </m:e>
+          </m:nary>
+          <m:r>
+            <m:rPr>
+              <m:sty m:val="p"/>
+            </m:rPr>
+            <m:t>,</m:t>
+          </m:r>
+          <m:r>
+            <m:t> </m:t>
+          </m:r>
+          <m:sSub>
+            <m:e>
+              <m:r>
+                <m:t>V</m:t>
+              </m:r>
+            </m:e>
+            <m:sub>
+              <m:r>
+                <m:rPr>
+                  <m:nor/>
+                  <m:sty m:val="p"/>
+                </m:rPr>
+                <m:t>total</m:t>
+              </m:r>
+            </m:sub>
+          </m:sSub>
+          <m:r>
+            <m:rPr>
+              <m:sty m:val="p"/>
+            </m:rPr>
+            <m:t>=</m:t>
+          </m:r>
+          <m:acc>
+            <m:accPr>
+              <m:chr m:val="‾"/>
+            </m:accPr>
+            <m:e>
+              <m:r>
+                <m:t>V</m:t>
+              </m:r>
+            </m:e>
+          </m:acc>
+          <m:r>
+            <m:rPr>
+              <m:sty m:val="p"/>
+            </m:rPr>
+            <m:t>+</m:t>
+          </m:r>
+          <m:d>
+            <m:dPr>
+              <m:begChr m:val="("/>
+              <m:sepChr m:val=""/>
+              <m:endChr m:val=")"/>
+              <m:grow/>
+            </m:dPr>
+            <m:e>
+              <m:r>
+                <m:t>1</m:t>
+              </m:r>
+              <m:r>
+                <m:rPr>
+                  <m:sty m:val="p"/>
+                </m:rPr>
+                <m:t>+</m:t>
+              </m:r>
+              <m:f>
+                <m:fPr>
+                  <m:type m:val="bar"/>
+                </m:fPr>
+                <m:num>
+                  <m:r>
+                    <m:t>1</m:t>
+                  </m:r>
+                </m:num>
+                <m:den>
+                  <m:r>
+                    <m:t>K</m:t>
+                  </m:r>
+                </m:den>
+              </m:f>
+            </m:e>
+          </m:d>
+          <m:r>
+            <m:t>B</m:t>
+          </m:r>
+        </m:oMath>
+      </m:oMathPara>
+    </w:p>
+    <w:p>
+      <w:pPr>
+        <w:pStyle w:val="FirstParagraph"/>
+      </w:pPr>
+      <w:r>
+        <w:t xml:space="preserve">where</w:t>
+      </w:r>
+      <w:r>
+        <w:t xml:space="preserve"> </w:t>
+      </w:r>
+      <m:oMath>
+        <m:acc>
+          <m:accPr>
+            <m:chr m:val="‾"/>
+          </m:accPr>
+          <m:e>
+            <m:r>
+              <m:t>V</m:t>
+            </m:r>
+          </m:e>
+        </m:acc>
+        <m:r>
+          <m:rPr>
+            <m:sty m:val="p"/>
+          </m:rPr>
+          <m:t>=</m:t>
+        </m:r>
+        <m:f>
+          <m:fPr>
+            <m:type m:val="bar"/>
+          </m:fPr>
+          <m:num>
+            <m:r>
+              <m:t>1</m:t>
+            </m:r>
+          </m:num>
+          <m:den>
+            <m:r>
+              <m:t>K</m:t>
+            </m:r>
+          </m:den>
+        </m:f>
+        <m:nary>
+          <m:naryPr>
+            <m:chr m:val="∑"/>
+            <m:limLoc m:val="undOvr"/>
+            <m:subHide m:val="off"/>
+            <m:supHide m:val="off"/>
+          </m:naryPr>
+          <m:sub>
+            <m:r>
+              <m:t>k</m:t>
+            </m:r>
+            <m:r>
+              <m:rPr>
+                <m:sty m:val="p"/>
+              </m:rPr>
+              <m:t>=</m:t>
+            </m:r>
+            <m:r>
+              <m:t>1</m:t>
+            </m:r>
+          </m:sub>
+          <m:sup>
+            <m:r>
+              <m:t>K</m:t>
+            </m:r>
+          </m:sup>
+          <m:e>
+            <m:sSub>
+              <m:e>
+                <m:r>
+                  <m:t>V</m:t>
+                </m:r>
+              </m:e>
+              <m:sub>
+                <m:r>
+                  <m:t>k</m:t>
+                </m:r>
+              </m:sub>
+            </m:sSub>
+          </m:e>
+        </m:nary>
+      </m:oMath>
+      <w:r>
+        <w:t xml:space="preserve"> </w:t>
+      </w:r>
+      <w:r>
+        <w:t xml:space="preserve">is the mean within-tree variance and</w:t>
+      </w:r>
+      <w:r>
+        <w:t xml:space="preserve"> </w:t>
+      </w:r>
+      <m:oMath>
+        <m:r>
+          <m:t>B</m:t>
+        </m:r>
+        <m:r>
+          <m:rPr>
+            <m:sty m:val="p"/>
+          </m:rPr>
+          <m:t>=</m:t>
+        </m:r>
+        <m:f>
+          <m:fPr>
+            <m:type m:val="bar"/>
+          </m:fPr>
+          <m:num>
+            <m:r>
+              <m:t>1</m:t>
+            </m:r>
+          </m:num>
+          <m:den>
+            <m:r>
+              <m:t>K</m:t>
+            </m:r>
+            <m:r>
+              <m:rPr>
+                <m:sty m:val="p"/>
+              </m:rPr>
+              <m:t>−</m:t>
+            </m:r>
+            <m:r>
+              <m:t>1</m:t>
+            </m:r>
+          </m:den>
+        </m:f>
+        <m:nary>
+          <m:naryPr>
+            <m:chr m:val="∑"/>
+            <m:limLoc m:val="undOvr"/>
+            <m:subHide m:val="off"/>
+            <m:supHide m:val="off"/>
+          </m:naryPr>
+          <m:sub>
+            <m:r>
+              <m:t>k</m:t>
+            </m:r>
+            <m:r>
+              <m:rPr>
+                <m:sty m:val="p"/>
+              </m:rPr>
+              <m:t>=</m:t>
+            </m:r>
+            <m:r>
+              <m:t>1</m:t>
+            </m:r>
+          </m:sub>
+          <m:sup>
+            <m:r>
+              <m:t>K</m:t>
+            </m:r>
+          </m:sup>
+          <m:e>
+            <m:r>
+              <m:rPr>
+                <m:sty m:val="p"/>
+              </m:rPr>
+              <m:t>(</m:t>
+            </m:r>
+          </m:e>
+        </m:nary>
+        <m:sSub>
+          <m:e>
+            <m:acc>
+              <m:accPr>
+                <m:chr m:val="̂"/>
+              </m:accPr>
+              <m:e>
+                <m:r>
+                  <m:t>β</m:t>
+                </m:r>
+              </m:e>
+            </m:acc>
+          </m:e>
+          <m:sub>
+            <m:r>
+              <m:t>k</m:t>
+            </m:r>
+          </m:sub>
+        </m:sSub>
         <m:r>
           <m:rPr>
             <m:sty m:val="p"/>
           </m:rPr>
           <m:t>−</m:t>
         </m:r>
+        <m:acc>
+          <m:accPr>
+            <m:chr m:val="‾"/>
+          </m:accPr>
+          <m:e>
+            <m:r>
+              <m:t>β</m:t>
+            </m:r>
+          </m:e>
+        </m:acc>
+        <m:r>
+          <m:rPr>
+            <m:sty m:val="p"/>
+          </m:rPr>
+          <m:t>)</m:t>
+        </m:r>
+        <m:r>
+          <m:rPr>
+            <m:sty m:val="p"/>
+          </m:rPr>
+          <m:t>(</m:t>
+        </m:r>
+        <m:sSub>
+          <m:e>
+            <m:acc>
+              <m:accPr>
+                <m:chr m:val="̂"/>
+              </m:accPr>
+              <m:e>
+                <m:r>
+                  <m:t>β</m:t>
+                </m:r>
+              </m:e>
+            </m:acc>
+          </m:e>
+          <m:sub>
+            <m:r>
+              <m:t>k</m:t>
+            </m:r>
+          </m:sub>
+        </m:sSub>
+        <m:r>
+          <m:rPr>
+            <m:sty m:val="p"/>
+          </m:rPr>
+          <m:t>−</m:t>
+        </m:r>
+        <m:acc>
+          <m:accPr>
+            <m:chr m:val="‾"/>
+          </m:accPr>
+          <m:e>
+            <m:r>
+              <m:t>β</m:t>
+            </m:r>
+          </m:e>
+        </m:acc>
+        <m:sSup>
+          <m:e>
+            <m:r>
+              <m:rPr>
+                <m:sty m:val="p"/>
+              </m:rPr>
+              <m:t>)</m:t>
+            </m:r>
+          </m:e>
+          <m:sup>
+            <m:r>
+              <m:rPr>
+                <m:sty m:val="p"/>
+              </m:rPr>
+              <m:t>⊤</m:t>
+            </m:r>
+          </m:sup>
+        </m:sSup>
+      </m:oMath>
+      <w:r>
+        <w:t xml:space="preserve"> </w:t>
+      </w:r>
+      <w:r>
+        <w:t xml:space="preserve">is the between-tree variance. Wald-Rubin 95% confidence intervals were computed as</w:t>
+      </w:r>
+      <w:r>
+        <w:t xml:space="preserve"> </w:t>
+      </w:r>
+      <m:oMath>
+        <m:acc>
+          <m:accPr>
+            <m:chr m:val="‾"/>
+          </m:accPr>
+          <m:e>
+            <m:r>
+              <m:t>β</m:t>
+            </m:r>
+          </m:e>
+        </m:acc>
+        <m:r>
+          <m:rPr>
+            <m:sty m:val="p"/>
+          </m:rPr>
+          <m:t>±</m:t>
+        </m:r>
+        <m:r>
+          <m:t>1.96</m:t>
+        </m:r>
+        <m:rad>
+          <m:radPr>
+            <m:degHide m:val="on"/>
+          </m:radPr>
+          <m:deg/>
+          <m:e>
+            <m:r>
+              <m:rPr>
+                <m:sty m:val="p"/>
+              </m:rPr>
+              <m:t>diag</m:t>
+            </m:r>
+            <m:r>
+              <m:rPr>
+                <m:sty m:val="p"/>
+              </m:rPr>
+              <m:t>(</m:t>
+            </m:r>
+            <m:sSub>
+              <m:e>
+                <m:r>
+                  <m:t>V</m:t>
+                </m:r>
+              </m:e>
+              <m:sub>
+                <m:r>
+                  <m:rPr>
+                    <m:nor/>
+                    <m:sty m:val="p"/>
+                  </m:rPr>
+                  <m:t>total</m:t>
+                </m:r>
+              </m:sub>
+            </m:sSub>
+            <m:r>
+              <m:rPr>
+                <m:sty m:val="p"/>
+              </m:rPr>
+              <m:t>)</m:t>
+            </m:r>
+          </m:e>
+        </m:rad>
+      </m:oMath>
+      <w:r>
+        <w:t xml:space="preserve">.</w:t>
+      </w:r>
+    </w:p>
+    <w:bookmarkEnd w:id="55"/>
+    <w:bookmarkStart w:id="56" w:name="X7e4c1327afde18bd65966bc92d5d80c7725c8be"/>
+    <w:p>
+      <w:pPr>
+        <w:pStyle w:val="Heading2"/>
+      </w:pPr>
+      <w:r>
+        <w:t xml:space="preserve">4.5 Multi-trait modeling and testing Allen’s rule</w:t>
+      </w:r>
+    </w:p>
+    <w:p>
+      <w:pPr>
+        <w:pStyle w:val="FirstParagraph"/>
+      </w:pPr>
+      <w:r>
+        <w:t xml:space="preserve">To evaluate whether temporal shifts occurred across other morphometric dimensions, we applied the identical sequential control ladder to: log-transformed body mass (</w:t>
+      </w:r>
+      <m:oMath>
+        <m:r>
+          <m:t>n</m:t>
+        </m:r>
+        <m:r>
+          <m:rPr>
+            <m:sty m:val="p"/>
+          </m:rPr>
+          <m:t>=</m:t>
+        </m:r>
+        <m:r>
+          <m:t>11</m:t>
+        </m:r>
+        <m:r>
+          <m:rPr>
+            <m:sty m:val="p"/>
+          </m:rPr>
+          <m:t>,</m:t>
+        </m:r>
+        <m:r>
+          <m:t>077</m:t>
+        </m:r>
+      </m:oMath>
+      <w:r>
+        <w:t xml:space="preserve">), bill width (</w:t>
+      </w:r>
+      <m:oMath>
+        <m:r>
+          <m:t>n</m:t>
+        </m:r>
+        <m:r>
+          <m:rPr>
+            <m:sty m:val="p"/>
+          </m:rPr>
+          <m:t>=</m:t>
+        </m:r>
         <m:r>
           <m:t>3</m:t>
         </m:r>
@@ -6124,8 +7428,187 @@
           <m:rPr>
             <m:sty m:val="p"/>
           </m:rPr>
-          <m:t>×</m:t>
-        </m:r>
+          <m:t>,</m:t>
+        </m:r>
+        <m:r>
+          <m:t>205</m:t>
+        </m:r>
+      </m:oMath>
+      <w:r>
+        <w:t xml:space="preserve">), bill length (</w:t>
+      </w:r>
+      <m:oMath>
+        <m:r>
+          <m:t>n</m:t>
+        </m:r>
+        <m:r>
+          <m:rPr>
+            <m:sty m:val="p"/>
+          </m:rPr>
+          <m:t>=</m:t>
+        </m:r>
+        <m:r>
+          <m:t>7</m:t>
+        </m:r>
+        <m:r>
+          <m:rPr>
+            <m:sty m:val="p"/>
+          </m:rPr>
+          <m:t>,</m:t>
+        </m:r>
+        <m:r>
+          <m:t>540</m:t>
+        </m:r>
+      </m:oMath>
+      <w:r>
+        <w:t xml:space="preserve">), tail length (</w:t>
+      </w:r>
+      <m:oMath>
+        <m:r>
+          <m:t>n</m:t>
+        </m:r>
+        <m:r>
+          <m:rPr>
+            <m:sty m:val="p"/>
+          </m:rPr>
+          <m:t>=</m:t>
+        </m:r>
+        <m:r>
+          <m:t>8</m:t>
+        </m:r>
+        <m:r>
+          <m:rPr>
+            <m:sty m:val="p"/>
+          </m:rPr>
+          <m:t>,</m:t>
+        </m:r>
+        <m:r>
+          <m:t>679</m:t>
+        </m:r>
+      </m:oMath>
+      <w:r>
+        <w:t xml:space="preserve">), and tarsus length (</w:t>
+      </w:r>
+      <m:oMath>
+        <m:r>
+          <m:t>n</m:t>
+        </m:r>
+        <m:r>
+          <m:rPr>
+            <m:sty m:val="p"/>
+          </m:rPr>
+          <m:t>=</m:t>
+        </m:r>
+        <m:r>
+          <m:t>4</m:t>
+        </m:r>
+        <m:r>
+          <m:rPr>
+            <m:sty m:val="p"/>
+          </m:rPr>
+          <m:t>,</m:t>
+        </m:r>
+        <m:r>
+          <m:t>285</m:t>
+        </m:r>
+      </m:oMath>
+      <w:r>
+        <w:t xml:space="preserve">).</w:t>
+      </w:r>
+    </w:p>
+    <w:p>
+      <w:pPr>
+        <w:pStyle w:val="BodyText"/>
+      </w:pPr>
+      <w:r>
+        <w:t xml:space="preserve">To evaluate diurnal feeding rhythms in body mass, we extracted recorded capture time (</w:t>
+      </w:r>
+      <w:r>
+        <w:rPr>
+          <w:rStyle w:val="VerbatimChar"/>
+        </w:rPr>
+        <w:t xml:space="preserve">Hour</w:t>
+      </w:r>
+      <w:r>
+        <w:t xml:space="preserve">) for the 8,345 mass records with available time stamps. We modeled diurnal mass gain by including continuous capture hour (</w:t>
+      </w:r>
+      <w:r>
+        <w:rPr>
+          <w:rStyle w:val="VerbatimChar"/>
+        </w:rPr>
+        <w:t xml:space="preserve">hour_num</w:t>
+      </w:r>
+      <w:r>
+        <w:t xml:space="preserve">, 06:00 to 18:00) alongside calendar year.</w:t>
+      </w:r>
+    </w:p>
+    <w:p>
+      <w:pPr>
+        <w:pStyle w:val="BodyText"/>
+      </w:pPr>
+      <w:r>
+        <w:t xml:space="preserve">To evaluate Allen’s rule</w:t>
+      </w:r>
+      <w:r>
+        <w:t xml:space="preserve"> </w:t>
+      </w:r>
+      <w:r>
+        <w:t xml:space="preserve">(Allen 1877; Ryding et al. 2021)</w:t>
+      </w:r>
+      <w:r>
+        <w:t xml:space="preserve">, which predicts that appendages enlarge in warmer conditions to facilitate heat dissipation, we tested whether bill width, bill length, and tarsus length exhibited positive temporal slopes under observer and spatial controls.</w:t>
+      </w:r>
+    </w:p>
+    <w:bookmarkEnd w:id="56"/>
+    <w:bookmarkStart w:id="57" w:name="Xb837ca3b86c4da0276ff8aa30a6e8dff5c66f99"/>
+    <w:p>
+      <w:pPr>
+        <w:pStyle w:val="Heading2"/>
+      </w:pPr>
+      <w:r>
+        <w:t xml:space="preserve">4.6 Bivariate modeling and delta-method test of geometric isometry</w:t>
+      </w:r>
+    </w:p>
+    <w:p>
+      <w:pPr>
+        <w:pStyle w:val="FirstParagraph"/>
+      </w:pPr>
+      <w:r>
+        <w:t xml:space="preserve">To evaluate whether body shape changed over time, we analyzed the subset of records with simultaneous measurements of both wing length and body mass on the exact same individual birds (</w:t>
+      </w:r>
+      <m:oMath>
+        <m:r>
+          <m:t>n</m:t>
+        </m:r>
+        <m:r>
+          <m:rPr>
+            <m:sty m:val="p"/>
+          </m:rPr>
+          <m:t>=</m:t>
+        </m:r>
+        <m:r>
+          <m:t>7</m:t>
+        </m:r>
+        <m:r>
+          <m:rPr>
+            <m:sty m:val="p"/>
+          </m:rPr>
+          <m:t>,</m:t>
+        </m:r>
+        <m:r>
+          <m:t>577</m:t>
+        </m:r>
+      </m:oMath>
+      <w:r>
+        <w:t xml:space="preserve"> </w:t>
+      </w:r>
+      <w:r>
+        <w:t xml:space="preserve">shared records across 72 species). We fitted a joint bivariate model estimating trait-specific decadal rates of change expressed as percentage change per decade (%/decade):</w:t>
+      </w:r>
+      <w:r>
+        <w:t xml:space="preserve"> </w:t>
+      </w:r>
+      <m:oMath>
         <m:sSub>
           <m:e>
             <m:r>
@@ -6138,23 +7621,789 @@
                 <m:nor/>
                 <m:sty m:val="p"/>
               </m:rPr>
-              <m:t>wing</m:t>
+              <m:t>wing,%</m:t>
             </m:r>
           </m:sub>
         </m:sSub>
       </m:oMath>
       <w:r>
-        <w:t xml:space="preserve">) via the delta method.</w:t>
-      </w:r>
-    </w:p>
-    <w:bookmarkEnd w:id="53"/>
-    <w:bookmarkStart w:id="54" w:name="residual-variance-modeling"/>
+        <w:t xml:space="preserve"> </w:t>
+      </w:r>
+      <w:r>
+        <w:t xml:space="preserve">and</w:t>
+      </w:r>
+      <w:r>
+        <w:t xml:space="preserve"> </w:t>
+      </w:r>
+      <m:oMath>
+        <m:sSub>
+          <m:e>
+            <m:r>
+              <m:t>β</m:t>
+            </m:r>
+          </m:e>
+          <m:sub>
+            <m:r>
+              <m:rPr>
+                <m:nor/>
+                <m:sty m:val="p"/>
+              </m:rPr>
+              <m:t>mass,%</m:t>
+            </m:r>
+          </m:sub>
+        </m:sSub>
+      </m:oMath>
+      <w:r>
+        <w:t xml:space="preserve">.</w:t>
+      </w:r>
+    </w:p>
+    <w:p>
+      <w:pPr>
+        <w:pStyle w:val="BodyText"/>
+      </w:pPr>
+      <w:r>
+        <w:t xml:space="preserve">Under geometric isometry, body mass scales with the cube of linear dimensions (</w:t>
+      </w:r>
+      <m:oMath>
+        <m:r>
+          <m:t>M</m:t>
+        </m:r>
+        <m:r>
+          <m:rPr>
+            <m:sty m:val="p"/>
+          </m:rPr>
+          <m:t>∝</m:t>
+        </m:r>
+        <m:sSup>
+          <m:e>
+            <m:r>
+              <m:t>L</m:t>
+            </m:r>
+          </m:e>
+          <m:sup>
+            <m:r>
+              <m:t>3</m:t>
+            </m:r>
+          </m:sup>
+        </m:sSup>
+      </m:oMath>
+      <w:r>
+        <w:t xml:space="preserve">). If proportional scaling is preserved, an observed percentage change in wing length</w:t>
+      </w:r>
+      <w:r>
+        <w:t xml:space="preserve"> </w:t>
+      </w:r>
+      <m:oMath>
+        <m:sSub>
+          <m:e>
+            <m:r>
+              <m:t>β</m:t>
+            </m:r>
+          </m:e>
+          <m:sub>
+            <m:r>
+              <m:rPr>
+                <m:nor/>
+                <m:sty m:val="p"/>
+              </m:rPr>
+              <m:t>wing,%</m:t>
+            </m:r>
+          </m:sub>
+        </m:sSub>
+      </m:oMath>
+      <w:r>
+        <w:t xml:space="preserve"> </w:t>
+      </w:r>
+      <w:r>
+        <w:t xml:space="preserve">implies an expected percentage change in body mass of:</w:t>
+      </w:r>
+    </w:p>
+    <w:p>
+      <w:pPr>
+        <w:pStyle w:val="BodyText"/>
+      </w:pPr>
+      <m:oMathPara>
+        <m:oMathParaPr>
+          <m:jc m:val="center"/>
+        </m:oMathParaPr>
+        <m:oMath>
+          <m:sSub>
+            <m:e>
+              <m:r>
+                <m:t>β</m:t>
+              </m:r>
+            </m:e>
+            <m:sub>
+              <m:r>
+                <m:rPr>
+                  <m:nor/>
+                  <m:sty m:val="p"/>
+                </m:rPr>
+                <m:t>mass, expected</m:t>
+              </m:r>
+            </m:sub>
+          </m:sSub>
+          <m:r>
+            <m:rPr>
+              <m:sty m:val="p"/>
+            </m:rPr>
+            <m:t>=</m:t>
+          </m:r>
+          <m:sSup>
+            <m:e>
+              <m:d>
+                <m:dPr>
+                  <m:begChr m:val="("/>
+                  <m:sepChr m:val=""/>
+                  <m:endChr m:val=")"/>
+                  <m:grow/>
+                </m:dPr>
+                <m:e>
+                  <m:r>
+                    <m:t>1</m:t>
+                  </m:r>
+                  <m:r>
+                    <m:rPr>
+                      <m:sty m:val="p"/>
+                    </m:rPr>
+                    <m:t>+</m:t>
+                  </m:r>
+                  <m:f>
+                    <m:fPr>
+                      <m:type m:val="bar"/>
+                    </m:fPr>
+                    <m:num>
+                      <m:sSub>
+                        <m:e>
+                          <m:r>
+                            <m:t>β</m:t>
+                          </m:r>
+                        </m:e>
+                        <m:sub>
+                          <m:r>
+                            <m:rPr>
+                              <m:nor/>
+                              <m:sty m:val="p"/>
+                            </m:rPr>
+                            <m:t>wing,%</m:t>
+                          </m:r>
+                        </m:sub>
+                      </m:sSub>
+                    </m:num>
+                    <m:den>
+                      <m:r>
+                        <m:t>100</m:t>
+                      </m:r>
+                    </m:den>
+                  </m:f>
+                </m:e>
+              </m:d>
+            </m:e>
+            <m:sup>
+              <m:r>
+                <m:t>3</m:t>
+              </m:r>
+            </m:sup>
+          </m:sSup>
+          <m:r>
+            <m:rPr>
+              <m:sty m:val="p"/>
+            </m:rPr>
+            <m:t>−</m:t>
+          </m:r>
+          <m:r>
+            <m:t>1</m:t>
+          </m:r>
+          <m:r>
+            <m:rPr>
+              <m:sty m:val="p"/>
+            </m:rPr>
+            <m:t>≈</m:t>
+          </m:r>
+          <m:r>
+            <m:t>3</m:t>
+          </m:r>
+          <m:r>
+            <m:rPr>
+              <m:sty m:val="p"/>
+            </m:rPr>
+            <m:t>×</m:t>
+          </m:r>
+          <m:sSub>
+            <m:e>
+              <m:r>
+                <m:t>β</m:t>
+              </m:r>
+            </m:e>
+            <m:sub>
+              <m:r>
+                <m:rPr>
+                  <m:nor/>
+                  <m:sty m:val="p"/>
+                </m:rPr>
+                <m:t>wing,%</m:t>
+              </m:r>
+            </m:sub>
+          </m:sSub>
+        </m:oMath>
+      </m:oMathPara>
+    </w:p>
+    <w:p>
+      <w:pPr>
+        <w:pStyle w:val="FirstParagraph"/>
+      </w:pPr>
+      <w:r>
+        <w:t xml:space="preserve">We formally tested departure from isometry via the linear contrast:</w:t>
+      </w:r>
+    </w:p>
+    <w:p>
+      <w:pPr>
+        <w:pStyle w:val="BodyText"/>
+      </w:pPr>
+      <m:oMathPara>
+        <m:oMathParaPr>
+          <m:jc m:val="center"/>
+        </m:oMathParaPr>
+        <m:oMath>
+          <m:sSub>
+            <m:e>
+              <m:r>
+                <m:rPr>
+                  <m:sty m:val="p"/>
+                </m:rPr>
+                <m:t>Δ</m:t>
+              </m:r>
+            </m:e>
+            <m:sub>
+              <m:r>
+                <m:rPr>
+                  <m:nor/>
+                  <m:sty m:val="p"/>
+                </m:rPr>
+                <m:t>iso</m:t>
+              </m:r>
+            </m:sub>
+          </m:sSub>
+          <m:r>
+            <m:rPr>
+              <m:sty m:val="p"/>
+            </m:rPr>
+            <m:t>=</m:t>
+          </m:r>
+          <m:sSub>
+            <m:e>
+              <m:r>
+                <m:t>β</m:t>
+              </m:r>
+            </m:e>
+            <m:sub>
+              <m:r>
+                <m:rPr>
+                  <m:nor/>
+                  <m:sty m:val="p"/>
+                </m:rPr>
+                <m:t>mass,%</m:t>
+              </m:r>
+            </m:sub>
+          </m:sSub>
+          <m:r>
+            <m:rPr>
+              <m:sty m:val="p"/>
+            </m:rPr>
+            <m:t>−</m:t>
+          </m:r>
+          <m:r>
+            <m:t>3</m:t>
+          </m:r>
+          <m:r>
+            <m:rPr>
+              <m:sty m:val="p"/>
+            </m:rPr>
+            <m:t>×</m:t>
+          </m:r>
+          <m:sSub>
+            <m:e>
+              <m:r>
+                <m:t>β</m:t>
+              </m:r>
+            </m:e>
+            <m:sub>
+              <m:r>
+                <m:rPr>
+                  <m:nor/>
+                  <m:sty m:val="p"/>
+                </m:rPr>
+                <m:t>wing,%</m:t>
+              </m:r>
+            </m:sub>
+          </m:sSub>
+        </m:oMath>
+      </m:oMathPara>
+    </w:p>
+    <w:p>
+      <w:pPr>
+        <w:pStyle w:val="FirstParagraph"/>
+      </w:pPr>
+      <w:r>
+        <w:t xml:space="preserve">The sampling variance and standard error of</w:t>
+      </w:r>
+      <w:r>
+        <w:t xml:space="preserve"> </w:t>
+      </w:r>
+      <m:oMath>
+        <m:sSub>
+          <m:e>
+            <m:r>
+              <m:rPr>
+                <m:sty m:val="p"/>
+              </m:rPr>
+              <m:t>Δ</m:t>
+            </m:r>
+          </m:e>
+          <m:sub>
+            <m:r>
+              <m:rPr>
+                <m:nor/>
+                <m:sty m:val="p"/>
+              </m:rPr>
+              <m:t>iso</m:t>
+            </m:r>
+          </m:sub>
+        </m:sSub>
+      </m:oMath>
+      <w:r>
+        <w:t xml:space="preserve"> </w:t>
+      </w:r>
+      <w:r>
+        <w:t xml:space="preserve">were derived via the delta method:</w:t>
+      </w:r>
+    </w:p>
+    <w:p>
+      <w:pPr>
+        <w:pStyle w:val="BodyText"/>
+      </w:pPr>
+      <m:oMathPara>
+        <m:oMathParaPr>
+          <m:jc m:val="center"/>
+        </m:oMathParaPr>
+        <m:oMath>
+          <m:r>
+            <m:rPr>
+              <m:sty m:val="p"/>
+            </m:rPr>
+            <m:t>Var</m:t>
+          </m:r>
+          <m:r>
+            <m:rPr>
+              <m:sty m:val="p"/>
+            </m:rPr>
+            <m:t>(</m:t>
+          </m:r>
+          <m:sSub>
+            <m:e>
+              <m:r>
+                <m:rPr>
+                  <m:sty m:val="p"/>
+                </m:rPr>
+                <m:t>Δ</m:t>
+              </m:r>
+            </m:e>
+            <m:sub>
+              <m:r>
+                <m:rPr>
+                  <m:nor/>
+                  <m:sty m:val="p"/>
+                </m:rPr>
+                <m:t>iso</m:t>
+              </m:r>
+            </m:sub>
+          </m:sSub>
+          <m:r>
+            <m:rPr>
+              <m:sty m:val="p"/>
+            </m:rPr>
+            <m:t>)</m:t>
+          </m:r>
+          <m:r>
+            <m:rPr>
+              <m:sty m:val="p"/>
+            </m:rPr>
+            <m:t>=</m:t>
+          </m:r>
+          <m:r>
+            <m:rPr>
+              <m:sty m:val="p"/>
+            </m:rPr>
+            <m:t>Var</m:t>
+          </m:r>
+          <m:r>
+            <m:rPr>
+              <m:sty m:val="p"/>
+            </m:rPr>
+            <m:t>(</m:t>
+          </m:r>
+          <m:sSub>
+            <m:e>
+              <m:r>
+                <m:t>β</m:t>
+              </m:r>
+            </m:e>
+            <m:sub>
+              <m:r>
+                <m:rPr>
+                  <m:nor/>
+                  <m:sty m:val="p"/>
+                </m:rPr>
+                <m:t>mass,%</m:t>
+              </m:r>
+            </m:sub>
+          </m:sSub>
+          <m:r>
+            <m:rPr>
+              <m:sty m:val="p"/>
+            </m:rPr>
+            <m:t>)</m:t>
+          </m:r>
+          <m:r>
+            <m:rPr>
+              <m:sty m:val="p"/>
+            </m:rPr>
+            <m:t>+</m:t>
+          </m:r>
+          <m:r>
+            <m:t>9</m:t>
+          </m:r>
+          <m:r>
+            <m:rPr>
+              <m:sty m:val="p"/>
+            </m:rPr>
+            <m:t>Var</m:t>
+          </m:r>
+          <m:r>
+            <m:rPr>
+              <m:sty m:val="p"/>
+            </m:rPr>
+            <m:t>(</m:t>
+          </m:r>
+          <m:sSub>
+            <m:e>
+              <m:r>
+                <m:t>β</m:t>
+              </m:r>
+            </m:e>
+            <m:sub>
+              <m:r>
+                <m:rPr>
+                  <m:nor/>
+                  <m:sty m:val="p"/>
+                </m:rPr>
+                <m:t>wing,%</m:t>
+              </m:r>
+            </m:sub>
+          </m:sSub>
+          <m:r>
+            <m:rPr>
+              <m:sty m:val="p"/>
+            </m:rPr>
+            <m:t>)</m:t>
+          </m:r>
+          <m:r>
+            <m:rPr>
+              <m:sty m:val="p"/>
+            </m:rPr>
+            <m:t>−</m:t>
+          </m:r>
+          <m:r>
+            <m:t>6</m:t>
+          </m:r>
+          <m:r>
+            <m:rPr>
+              <m:sty m:val="p"/>
+            </m:rPr>
+            <m:t>Cov</m:t>
+          </m:r>
+          <m:r>
+            <m:rPr>
+              <m:sty m:val="p"/>
+            </m:rPr>
+            <m:t>(</m:t>
+          </m:r>
+          <m:sSub>
+            <m:e>
+              <m:r>
+                <m:t>β</m:t>
+              </m:r>
+            </m:e>
+            <m:sub>
+              <m:r>
+                <m:rPr>
+                  <m:nor/>
+                  <m:sty m:val="p"/>
+                </m:rPr>
+                <m:t>mass,%</m:t>
+              </m:r>
+            </m:sub>
+          </m:sSub>
+          <m:r>
+            <m:rPr>
+              <m:sty m:val="p"/>
+            </m:rPr>
+            <m:t>,</m:t>
+          </m:r>
+          <m:sSub>
+            <m:e>
+              <m:r>
+                <m:t>β</m:t>
+              </m:r>
+            </m:e>
+            <m:sub>
+              <m:r>
+                <m:rPr>
+                  <m:nor/>
+                  <m:sty m:val="p"/>
+                </m:rPr>
+                <m:t>wing,%</m:t>
+              </m:r>
+            </m:sub>
+          </m:sSub>
+          <m:r>
+            <m:rPr>
+              <m:sty m:val="p"/>
+            </m:rPr>
+            <m:t>)</m:t>
+          </m:r>
+        </m:oMath>
+      </m:oMathPara>
+    </w:p>
+    <w:p>
+      <w:pPr>
+        <w:pStyle w:val="FirstParagraph"/>
+      </w:pPr>
+      <m:oMathPara>
+        <m:oMathParaPr>
+          <m:jc m:val="center"/>
+        </m:oMathParaPr>
+        <m:oMath>
+          <m:r>
+            <m:rPr>
+              <m:sty m:val="p"/>
+            </m:rPr>
+            <m:t>SE</m:t>
+          </m:r>
+          <m:r>
+            <m:rPr>
+              <m:sty m:val="p"/>
+            </m:rPr>
+            <m:t>(</m:t>
+          </m:r>
+          <m:sSub>
+            <m:e>
+              <m:r>
+                <m:rPr>
+                  <m:sty m:val="p"/>
+                </m:rPr>
+                <m:t>Δ</m:t>
+              </m:r>
+            </m:e>
+            <m:sub>
+              <m:r>
+                <m:rPr>
+                  <m:nor/>
+                  <m:sty m:val="p"/>
+                </m:rPr>
+                <m:t>iso</m:t>
+              </m:r>
+            </m:sub>
+          </m:sSub>
+          <m:r>
+            <m:rPr>
+              <m:sty m:val="p"/>
+            </m:rPr>
+            <m:t>)</m:t>
+          </m:r>
+          <m:r>
+            <m:rPr>
+              <m:sty m:val="p"/>
+            </m:rPr>
+            <m:t>=</m:t>
+          </m:r>
+          <m:rad>
+            <m:radPr>
+              <m:degHide m:val="on"/>
+            </m:radPr>
+            <m:deg/>
+            <m:e>
+              <m:r>
+                <m:rPr>
+                  <m:sty m:val="p"/>
+                </m:rPr>
+                <m:t>Var</m:t>
+              </m:r>
+              <m:r>
+                <m:rPr>
+                  <m:sty m:val="p"/>
+                </m:rPr>
+                <m:t>(</m:t>
+              </m:r>
+              <m:sSub>
+                <m:e>
+                  <m:r>
+                    <m:rPr>
+                      <m:sty m:val="p"/>
+                    </m:rPr>
+                    <m:t>Δ</m:t>
+                  </m:r>
+                </m:e>
+                <m:sub>
+                  <m:r>
+                    <m:rPr>
+                      <m:nor/>
+                      <m:sty m:val="p"/>
+                    </m:rPr>
+                    <m:t>iso</m:t>
+                  </m:r>
+                </m:sub>
+              </m:sSub>
+              <m:r>
+                <m:rPr>
+                  <m:sty m:val="p"/>
+                </m:rPr>
+                <m:t>)</m:t>
+              </m:r>
+            </m:e>
+          </m:rad>
+          <m:r>
+            <m:rPr>
+              <m:sty m:val="p"/>
+            </m:rPr>
+            <m:t>,</m:t>
+          </m:r>
+          <m:r>
+            <m:t> </m:t>
+          </m:r>
+          <m:r>
+            <m:t>z</m:t>
+          </m:r>
+          <m:r>
+            <m:rPr>
+              <m:sty m:val="p"/>
+            </m:rPr>
+            <m:t>=</m:t>
+          </m:r>
+          <m:f>
+            <m:fPr>
+              <m:type m:val="bar"/>
+            </m:fPr>
+            <m:num>
+              <m:sSub>
+                <m:e>
+                  <m:r>
+                    <m:rPr>
+                      <m:sty m:val="p"/>
+                    </m:rPr>
+                    <m:t>Δ</m:t>
+                  </m:r>
+                </m:e>
+                <m:sub>
+                  <m:r>
+                    <m:rPr>
+                      <m:nor/>
+                      <m:sty m:val="p"/>
+                    </m:rPr>
+                    <m:t>iso</m:t>
+                  </m:r>
+                </m:sub>
+              </m:sSub>
+            </m:num>
+            <m:den>
+              <m:r>
+                <m:rPr>
+                  <m:sty m:val="p"/>
+                </m:rPr>
+                <m:t>SE</m:t>
+              </m:r>
+              <m:r>
+                <m:rPr>
+                  <m:sty m:val="p"/>
+                </m:rPr>
+                <m:t>(</m:t>
+              </m:r>
+              <m:sSub>
+                <m:e>
+                  <m:r>
+                    <m:rPr>
+                      <m:sty m:val="p"/>
+                    </m:rPr>
+                    <m:t>Δ</m:t>
+                  </m:r>
+                </m:e>
+                <m:sub>
+                  <m:r>
+                    <m:rPr>
+                      <m:nor/>
+                      <m:sty m:val="p"/>
+                    </m:rPr>
+                    <m:t>iso</m:t>
+                  </m:r>
+                </m:sub>
+              </m:sSub>
+              <m:r>
+                <m:rPr>
+                  <m:sty m:val="p"/>
+                </m:rPr>
+                <m:t>)</m:t>
+              </m:r>
+            </m:den>
+          </m:f>
+        </m:oMath>
+      </m:oMathPara>
+    </w:p>
+    <w:p>
+      <w:pPr>
+        <w:pStyle w:val="FirstParagraph"/>
+      </w:pPr>
+      <w:r>
+        <w:t xml:space="preserve">If the 95% confidence interval of</w:t>
+      </w:r>
+      <w:r>
+        <w:t xml:space="preserve"> </w:t>
+      </w:r>
+      <m:oMath>
+        <m:sSub>
+          <m:e>
+            <m:r>
+              <m:rPr>
+                <m:sty m:val="p"/>
+              </m:rPr>
+              <m:t>Δ</m:t>
+            </m:r>
+          </m:e>
+          <m:sub>
+            <m:r>
+              <m:rPr>
+                <m:nor/>
+                <m:sty m:val="p"/>
+              </m:rPr>
+              <m:t>iso</m:t>
+            </m:r>
+          </m:sub>
+        </m:sSub>
+      </m:oMath>
+      <w:r>
+        <w:t xml:space="preserve"> </w:t>
+      </w:r>
+      <w:r>
+        <w:t xml:space="preserve">spans zero, morphological dynamics cannot reject geometric isometry.</w:t>
+      </w:r>
+    </w:p>
+    <w:bookmarkEnd w:id="57"/>
+    <w:bookmarkStart w:id="58" w:name="X6ff614c3587b78c67248aba5d88ecab96336cc0"/>
     <w:p>
       <w:pPr>
         <w:pStyle w:val="Heading2"/>
       </w:pPr>
       <w:r>
-        <w:t xml:space="preserve">4.5 Residual variance modeling</w:t>
+        <w:t xml:space="preserve">4.7 Phenotypic variability meta-analysis and continuous dispersion modeling</w:t>
       </w:r>
     </w:p>
     <w:p>
@@ -6162,7 +8411,30 @@
         <w:pStyle w:val="FirstParagraph"/>
       </w:pPr>
       <w:r>
-        <w:t xml:space="preserve">Among-individual phenotypic variance was modeled using: (1) meta-analytic log coefficient-of-variation ratio (</w:t>
+        <w:t xml:space="preserve">Among-individual phenotypic variability was modeled using two complementary approaches:</w:t>
+      </w:r>
+    </w:p>
+    <w:p>
+      <w:pPr>
+        <w:pStyle w:val="Compact"/>
+        <w:numPr>
+          <w:ilvl w:val="0"/>
+          <w:numId w:val="1003"/>
+        </w:numPr>
+      </w:pPr>
+      <w:r>
+        <w:rPr>
+          <w:b/>
+          <w:bCs/>
+        </w:rPr>
+        <w:t xml:space="preserve">Meta-analytic</w:t>
+      </w:r>
+      <w:r>
+        <w:rPr>
+          <w:b/>
+          <w:bCs/>
+        </w:rPr>
+        <w:t xml:space="preserve"> </w:t>
       </w:r>
       <m:oMath>
         <m:r>
@@ -6180,7 +8452,45 @@
         </m:r>
       </m:oMath>
       <w:r>
-        <w:t xml:space="preserve">)</w:t>
+        <w:t xml:space="preserve">: For species with</w:t>
+      </w:r>
+      <w:r>
+        <w:t xml:space="preserve"> </w:t>
+      </w:r>
+      <m:oMath>
+        <m:r>
+          <m:rPr>
+            <m:sty m:val="p"/>
+          </m:rPr>
+          <m:t>≥</m:t>
+        </m:r>
+        <m:r>
+          <m:t>5</m:t>
+        </m:r>
+      </m:oMath>
+      <w:r>
+        <w:t xml:space="preserve"> </w:t>
+      </w:r>
+      <w:r>
+        <w:t xml:space="preserve">records in both the early (1995–2006) and late (2013–2018) periods, we computed the log coefficient-of-variation ratio (</w:t>
+      </w:r>
+      <m:oMath>
+        <m:r>
+          <m:rPr>
+            <m:sty m:val="p"/>
+          </m:rPr>
+          <m:t>ln</m:t>
+        </m:r>
+        <m:r>
+          <m:rPr>
+            <m:nor/>
+            <m:sty m:val="p"/>
+          </m:rPr>
+          <m:t>CVR</m:t>
+        </m:r>
+      </m:oMath>
+      <w:r>
+        <w:t xml:space="preserve">) with small-sample bias correction</w:t>
       </w:r>
       <w:r>
         <w:t xml:space="preserve"> </w:t>
@@ -6189,13 +8499,274 @@
         <w:t xml:space="preserve">(Nakagawa et al. 2015)</w:t>
       </w:r>
       <w:r>
-        <w:t xml:space="preserve"> </w:t>
-      </w:r>
-      <w:r>
-        <w:t xml:space="preserve">across species for wing length (</w:t>
+        <w:t xml:space="preserve">:</w:t>
+      </w:r>
+    </w:p>
+    <w:p>
+      <w:pPr>
+        <w:pStyle w:val="Compact"/>
+      </w:pPr>
+      <m:oMathPara>
+        <m:oMathParaPr>
+          <m:jc m:val="center"/>
+        </m:oMathParaPr>
+        <m:oMath>
+          <m:r>
+            <m:rPr>
+              <m:sty m:val="p"/>
+            </m:rPr>
+            <m:t>ln</m:t>
+          </m:r>
+          <m:r>
+            <m:rPr>
+              <m:nor/>
+              <m:sty m:val="p"/>
+            </m:rPr>
+            <m:t>CVR</m:t>
+          </m:r>
+          <m:r>
+            <m:rPr>
+              <m:sty m:val="p"/>
+            </m:rPr>
+            <m:t>=</m:t>
+          </m:r>
+          <m:r>
+            <m:rPr>
+              <m:sty m:val="p"/>
+            </m:rPr>
+            <m:t>ln</m:t>
+          </m:r>
+          <m:d>
+            <m:dPr>
+              <m:begChr m:val="("/>
+              <m:sepChr m:val=""/>
+              <m:endChr m:val=")"/>
+              <m:grow/>
+            </m:dPr>
+            <m:e>
+              <m:f>
+                <m:fPr>
+                  <m:type m:val="bar"/>
+                </m:fPr>
+                <m:num>
+                  <m:sSub>
+                    <m:e>
+                      <m:r>
+                        <m:rPr>
+                          <m:sty m:val="p"/>
+                        </m:rPr>
+                        <m:t>CV</m:t>
+                      </m:r>
+                    </m:e>
+                    <m:sub>
+                      <m:r>
+                        <m:rPr>
+                          <m:nor/>
+                          <m:sty m:val="p"/>
+                        </m:rPr>
+                        <m:t>late</m:t>
+                      </m:r>
+                    </m:sub>
+                  </m:sSub>
+                </m:num>
+                <m:den>
+                  <m:sSub>
+                    <m:e>
+                      <m:r>
+                        <m:rPr>
+                          <m:sty m:val="p"/>
+                        </m:rPr>
+                        <m:t>CV</m:t>
+                      </m:r>
+                    </m:e>
+                    <m:sub>
+                      <m:r>
+                        <m:rPr>
+                          <m:nor/>
+                          <m:sty m:val="p"/>
+                        </m:rPr>
+                        <m:t>early</m:t>
+                      </m:r>
+                    </m:sub>
+                  </m:sSub>
+                </m:den>
+              </m:f>
+            </m:e>
+          </m:d>
+          <m:r>
+            <m:rPr>
+              <m:sty m:val="p"/>
+            </m:rPr>
+            <m:t>+</m:t>
+          </m:r>
+          <m:f>
+            <m:fPr>
+              <m:type m:val="bar"/>
+            </m:fPr>
+            <m:num>
+              <m:r>
+                <m:t>1</m:t>
+              </m:r>
+            </m:num>
+            <m:den>
+              <m:r>
+                <m:t>2</m:t>
+              </m:r>
+              <m:r>
+                <m:rPr>
+                  <m:sty m:val="p"/>
+                </m:rPr>
+                <m:t>(</m:t>
+              </m:r>
+              <m:sSub>
+                <m:e>
+                  <m:r>
+                    <m:t>n</m:t>
+                  </m:r>
+                </m:e>
+                <m:sub>
+                  <m:r>
+                    <m:rPr>
+                      <m:nor/>
+                      <m:sty m:val="p"/>
+                    </m:rPr>
+                    <m:t>late</m:t>
+                  </m:r>
+                </m:sub>
+              </m:sSub>
+              <m:r>
+                <m:rPr>
+                  <m:sty m:val="p"/>
+                </m:rPr>
+                <m:t>−</m:t>
+              </m:r>
+              <m:r>
+                <m:t>1</m:t>
+              </m:r>
+              <m:r>
+                <m:rPr>
+                  <m:sty m:val="p"/>
+                </m:rPr>
+                <m:t>)</m:t>
+              </m:r>
+            </m:den>
+          </m:f>
+          <m:r>
+            <m:rPr>
+              <m:sty m:val="p"/>
+            </m:rPr>
+            <m:t>−</m:t>
+          </m:r>
+          <m:f>
+            <m:fPr>
+              <m:type m:val="bar"/>
+            </m:fPr>
+            <m:num>
+              <m:r>
+                <m:t>1</m:t>
+              </m:r>
+            </m:num>
+            <m:den>
+              <m:r>
+                <m:t>2</m:t>
+              </m:r>
+              <m:r>
+                <m:rPr>
+                  <m:sty m:val="p"/>
+                </m:rPr>
+                <m:t>(</m:t>
+              </m:r>
+              <m:sSub>
+                <m:e>
+                  <m:r>
+                    <m:t>n</m:t>
+                  </m:r>
+                </m:e>
+                <m:sub>
+                  <m:r>
+                    <m:rPr>
+                      <m:nor/>
+                      <m:sty m:val="p"/>
+                    </m:rPr>
+                    <m:t>early</m:t>
+                  </m:r>
+                </m:sub>
+              </m:sSub>
+              <m:r>
+                <m:rPr>
+                  <m:sty m:val="p"/>
+                </m:rPr>
+                <m:t>−</m:t>
+              </m:r>
+              <m:r>
+                <m:t>1</m:t>
+              </m:r>
+              <m:r>
+                <m:rPr>
+                  <m:sty m:val="p"/>
+                </m:rPr>
+                <m:t>)</m:t>
+              </m:r>
+            </m:den>
+          </m:f>
+        </m:oMath>
+      </m:oMathPara>
+    </w:p>
+    <w:p>
+      <w:pPr>
+        <w:pStyle w:val="Compact"/>
+        <w:numPr>
+          <w:ilvl w:val="0"/>
+          <w:numId w:val="1000"/>
+        </w:numPr>
+      </w:pPr>
+      <w:r>
+        <w:t xml:space="preserve">where sampling variance incorporates the observed correlation between log mean and log standard deviation within each period. Effect sizes were pooled in random-effects meta-analytic models using</w:t>
+      </w:r>
+      <w:r>
+        <w:t xml:space="preserve"> </w:t>
+      </w:r>
+      <w:r>
+        <w:rPr>
+          <w:rStyle w:val="VerbatimChar"/>
+        </w:rPr>
+        <w:t xml:space="preserve">metafor</w:t>
+      </w:r>
+      <w:r>
+        <w:t xml:space="preserve"> </w:t>
+      </w:r>
+      <w:r>
+        <w:t xml:space="preserve">(Viechtbauer 2010)</w:t>
+      </w:r>
+      <w:r>
+        <w:t xml:space="preserve">. To distinguish genuine biological variance shifts from observer pooling artifacts,</w:t>
+      </w:r>
+      <w:r>
+        <w:t xml:space="preserve"> </w:t>
       </w:r>
       <m:oMath>
         <m:r>
+          <m:rPr>
+            <m:sty m:val="p"/>
+          </m:rPr>
+          <m:t>ln</m:t>
+        </m:r>
+        <m:r>
+          <m:rPr>
+            <m:nor/>
+            <m:sty m:val="p"/>
+          </m:rPr>
+          <m:t>CVR</m:t>
+        </m:r>
+      </m:oMath>
+      <w:r>
+        <w:t xml:space="preserve"> </w:t>
+      </w:r>
+      <w:r>
+        <w:t xml:space="preserve">was calculated both pooled across all observers (</w:t>
+      </w:r>
+      <m:oMath>
+        <m:r>
           <m:t>k</m:t>
         </m:r>
         <m:r>
@@ -6209,7 +8780,13 @@
         </m:r>
       </m:oMath>
       <w:r>
-        <w:t xml:space="preserve">) and bill width (</w:t>
+        <w:t xml:space="preserve"> </w:t>
+      </w:r>
+      <w:r>
+        <w:t xml:space="preserve">for wing;</w:t>
+      </w:r>
+      <w:r>
+        <w:t xml:space="preserve"> </w:t>
       </w:r>
       <m:oMath>
         <m:r>
@@ -6226,7 +8803,46 @@
         </m:r>
       </m:oMath>
       <w:r>
-        <w:t xml:space="preserve">); and (2) continuous heteroscedastic dispersion models in</w:t>
+        <w:t xml:space="preserve"> </w:t>
+      </w:r>
+      <w:r>
+        <w:t xml:space="preserve">for bill width) and strictly within the same primary researcher (</w:t>
+      </w:r>
+      <m:oMath>
+        <m:r>
+          <m:t>k</m:t>
+        </m:r>
+        <m:r>
+          <m:rPr>
+            <m:sty m:val="p"/>
+          </m:rPr>
+          <m:t>=</m:t>
+        </m:r>
+        <m:r>
+          <m:t>15</m:t>
+        </m:r>
+      </m:oMath>
+      <w:r>
+        <w:t xml:space="preserve">).</w:t>
+      </w:r>
+    </w:p>
+    <w:p>
+      <w:pPr>
+        <w:pStyle w:val="Compact"/>
+        <w:numPr>
+          <w:ilvl w:val="0"/>
+          <w:numId w:val="1003"/>
+        </w:numPr>
+      </w:pPr>
+      <w:r>
+        <w:rPr>
+          <w:b/>
+          <w:bCs/>
+        </w:rPr>
+        <w:t xml:space="preserve">Continuous heteroscedastic dispersion models</w:t>
+      </w:r>
+      <w:r>
+        <w:t xml:space="preserve">: In</w:t>
       </w:r>
       <w:r>
         <w:t xml:space="preserve"> </w:t>
@@ -6238,32 +8854,265 @@
         <w:t xml:space="preserve">glmmTMB</w:t>
       </w:r>
       <w:r>
-        <w:t xml:space="preserve"> </w:t>
-      </w:r>
-      <w:r>
-        <w:t xml:space="preserve">specifying</w:t>
-      </w:r>
-      <w:r>
-        <w:t xml:space="preserve"> </w:t>
+        <w:t xml:space="preserve">, we specified a dispersion submodel (</w:t>
       </w:r>
       <w:r>
         <w:rPr>
           <w:rStyle w:val="VerbatimChar"/>
         </w:rPr>
-        <w:t xml:space="preserve">dispformula = ~ scaled_yr + Sex + (1 | Main_researcher) + (1 | Municipality)</w:t>
-      </w:r>
-      <w:r>
-        <w:t xml:space="preserve">. An expanded dispersion model evaluated the association between residual variance and downscaled local mean temperature (S7).</w:t>
-      </w:r>
-    </w:p>
-    <w:bookmarkEnd w:id="54"/>
-    <w:bookmarkStart w:id="55" w:name="climate-and-trophic-analyses"/>
+        <w:t xml:space="preserve">dispformula</w:t>
+      </w:r>
+      <w:r>
+        <w:t xml:space="preserve">) allowing residual standard deviation</w:t>
+      </w:r>
+      <w:r>
+        <w:t xml:space="preserve"> </w:t>
+      </w:r>
+      <m:oMath>
+        <m:sSub>
+          <m:e>
+            <m:r>
+              <m:t>σ</m:t>
+            </m:r>
+          </m:e>
+          <m:sub>
+            <m:r>
+              <m:t>i</m:t>
+            </m:r>
+          </m:sub>
+        </m:sSub>
+      </m:oMath>
+      <w:r>
+        <w:t xml:space="preserve"> </w:t>
+      </w:r>
+      <w:r>
+        <w:t xml:space="preserve">to vary continuously over time and across observers:</w:t>
+      </w:r>
+    </w:p>
+    <w:p>
+      <w:pPr>
+        <w:pStyle w:val="Compact"/>
+      </w:pPr>
+      <m:oMathPara>
+        <m:oMathParaPr>
+          <m:jc m:val="center"/>
+        </m:oMathParaPr>
+        <m:oMath>
+          <m:r>
+            <m:rPr>
+              <m:sty m:val="p"/>
+            </m:rPr>
+            <m:t>log</m:t>
+          </m:r>
+          <m:r>
+            <m:rPr>
+              <m:sty m:val="p"/>
+            </m:rPr>
+            <m:t>(</m:t>
+          </m:r>
+          <m:sSub>
+            <m:e>
+              <m:r>
+                <m:t>σ</m:t>
+              </m:r>
+            </m:e>
+            <m:sub>
+              <m:r>
+                <m:t>i</m:t>
+              </m:r>
+            </m:sub>
+          </m:sSub>
+          <m:r>
+            <m:rPr>
+              <m:sty m:val="p"/>
+            </m:rPr>
+            <m:t>)</m:t>
+          </m:r>
+          <m:r>
+            <m:rPr>
+              <m:sty m:val="p"/>
+            </m:rPr>
+            <m:t>=</m:t>
+          </m:r>
+          <m:sSub>
+            <m:e>
+              <m:r>
+                <m:t>α</m:t>
+              </m:r>
+            </m:e>
+            <m:sub>
+              <m:r>
+                <m:t>0</m:t>
+              </m:r>
+            </m:sub>
+          </m:sSub>
+          <m:r>
+            <m:rPr>
+              <m:sty m:val="p"/>
+            </m:rPr>
+            <m:t>+</m:t>
+          </m:r>
+          <m:sSub>
+            <m:e>
+              <m:r>
+                <m:t>α</m:t>
+              </m:r>
+            </m:e>
+            <m:sub>
+              <m:r>
+                <m:t>1</m:t>
+              </m:r>
+            </m:sub>
+          </m:sSub>
+          <m:sSub>
+            <m:e>
+              <m:r>
+                <m:rPr>
+                  <m:nor/>
+                  <m:sty m:val="p"/>
+                </m:rPr>
+                <m:t>scaled_yr</m:t>
+              </m:r>
+            </m:e>
+            <m:sub>
+              <m:r>
+                <m:t>i</m:t>
+              </m:r>
+            </m:sub>
+          </m:sSub>
+          <m:r>
+            <m:rPr>
+              <m:sty m:val="p"/>
+            </m:rPr>
+            <m:t>+</m:t>
+          </m:r>
+          <m:sSub>
+            <m:e>
+              <m:r>
+                <m:t>α</m:t>
+              </m:r>
+            </m:e>
+            <m:sub>
+              <m:r>
+                <m:t>2</m:t>
+              </m:r>
+            </m:sub>
+          </m:sSub>
+          <m:sSub>
+            <m:e>
+              <m:r>
+                <m:rPr>
+                  <m:nor/>
+                  <m:sty m:val="p"/>
+                </m:rPr>
+                <m:t>Sex</m:t>
+              </m:r>
+            </m:e>
+            <m:sub>
+              <m:r>
+                <m:t>i</m:t>
+              </m:r>
+            </m:sub>
+          </m:sSub>
+          <m:r>
+            <m:rPr>
+              <m:sty m:val="p"/>
+            </m:rPr>
+            <m:t>+</m:t>
+          </m:r>
+          <m:sSub>
+            <m:e>
+              <m:r>
+                <m:t>u</m:t>
+              </m:r>
+            </m:e>
+            <m:sub>
+              <m:r>
+                <m:rPr>
+                  <m:nor/>
+                  <m:sty m:val="p"/>
+                </m:rPr>
+                <m:t>researcher</m:t>
+              </m:r>
+            </m:sub>
+          </m:sSub>
+          <m:r>
+            <m:rPr>
+              <m:sty m:val="p"/>
+            </m:rPr>
+            <m:t>+</m:t>
+          </m:r>
+          <m:sSub>
+            <m:e>
+              <m:r>
+                <m:t>u</m:t>
+              </m:r>
+            </m:e>
+            <m:sub>
+              <m:r>
+                <m:rPr>
+                  <m:nor/>
+                  <m:sty m:val="p"/>
+                </m:rPr>
+                <m:t>municipality</m:t>
+              </m:r>
+            </m:sub>
+          </m:sSub>
+        </m:oMath>
+      </m:oMathPara>
+    </w:p>
+    <w:p>
+      <w:pPr>
+        <w:pStyle w:val="Compact"/>
+        <w:numPr>
+          <w:ilvl w:val="0"/>
+          <w:numId w:val="1000"/>
+        </w:numPr>
+      </w:pPr>
+      <w:r>
+        <w:t xml:space="preserve">where</w:t>
+      </w:r>
+      <w:r>
+        <w:t xml:space="preserve"> </w:t>
+      </w:r>
+      <m:oMath>
+        <m:sSub>
+          <m:e>
+            <m:r>
+              <m:t>α</m:t>
+            </m:r>
+          </m:e>
+          <m:sub>
+            <m:r>
+              <m:t>1</m:t>
+            </m:r>
+          </m:sub>
+        </m:sSub>
+      </m:oMath>
+      <w:r>
+        <w:t xml:space="preserve"> </w:t>
+      </w:r>
+      <w:r>
+        <w:t xml:space="preserve">captures the decadal rate of change in residual standard deviation. In model tier S7, standardized local mean annual temperature (</w:t>
+      </w:r>
+      <w:r>
+        <w:rPr>
+          <w:rStyle w:val="VerbatimChar"/>
+        </w:rPr>
+        <w:t xml:space="preserve">scaled_tmean</w:t>
+      </w:r>
+      <w:r>
+        <w:t xml:space="preserve">) was added to the dispersion formula to test whether residual variance tracked environmental warming.</w:t>
+      </w:r>
+    </w:p>
+    <w:bookmarkEnd w:id="58"/>
+    <w:bookmarkStart w:id="59" w:name="Xfd84aa4262ebbdc8c9052e44d41fd99b9baf22f"/>
     <w:p>
       <w:pPr>
         <w:pStyle w:val="Heading2"/>
       </w:pPr>
       <w:r>
-        <w:t xml:space="preserve">4.6 Climate and trophic analyses</w:t>
+        <w:t xml:space="preserve">4.8 Trophic interactions and regional prey context</w:t>
       </w:r>
     </w:p>
     <w:p>
@@ -6271,7 +9120,13 @@
         <w:pStyle w:val="FirstParagraph"/>
       </w:pPr>
       <w:r>
-        <w:t xml:space="preserve">Local climate data (annual mean temperature, total precipitation, and 12-month SPEI drought index) were extracted at the coordinates of each sampling locality from CRU-TS 4.09 downscaled with WorldClim 2.1. Invertebrate diet reliance was extracted from EltonTraits and analyzed as both a continuous covariate (Model A) and a categorical factor (Model B: Invertebrate vs Other diet). Regional litter-ant richness was evaluated using standardized sampling campaigns from ATLANTIC ANTS</w:t>
+        <w:t xml:space="preserve">Species’ dietary reliance on invertebrates was extracted from the EltonTraits 1.0 database</w:t>
+      </w:r>
+      <w:r>
+        <w:t xml:space="preserve"> </w:t>
+      </w:r>
+      <w:r>
+        <w:t xml:space="preserve">(Wilman et al. 2014)</w:t>
       </w:r>
       <w:r>
         <w:t xml:space="preserve"> </w:t>
@@ -6280,6 +9135,84 @@
         <w:t xml:space="preserve">(</w:t>
       </w:r>
       <w:r>
+        <w:rPr>
+          <w:rStyle w:val="VerbatimChar"/>
+        </w:rPr>
+        <w:t xml:space="preserve">Diet-Inv</w:t>
+      </w:r>
+      <w:r>
+        <w:t xml:space="preserve">, % of diet consisting of invertebrates). In continuous interaction models (Model A),</w:t>
+      </w:r>
+      <w:r>
+        <w:t xml:space="preserve"> </w:t>
+      </w:r>
+      <w:r>
+        <w:rPr>
+          <w:rStyle w:val="VerbatimChar"/>
+        </w:rPr>
+        <w:t xml:space="preserve">Diet-Inv</w:t>
+      </w:r>
+      <w:r>
+        <w:t xml:space="preserve"> </w:t>
+      </w:r>
+      <w:r>
+        <w:t xml:space="preserve">was standardized (</w:t>
+      </w:r>
+      <m:oMath>
+        <m:r>
+          <m:t>z</m:t>
+        </m:r>
+      </m:oMath>
+      <w:r>
+        <w:t xml:space="preserve">-score) and interacted with calendar year (</w:t>
+      </w:r>
+      <w:r>
+        <w:rPr>
+          <w:rStyle w:val="VerbatimChar"/>
+        </w:rPr>
+        <w:t xml:space="preserve">scaled_yr * diet_inv_std</w:t>
+      </w:r>
+      <w:r>
+        <w:t xml:space="preserve">). Wing-length trajectories were projected across the 10th (p10), 50th (p50), and 90th (p90) species-weighted percentiles of invertebrate reliance. In categorical models (Model B), diet was collapsed into Invertebrate-dominated (</w:t>
+      </w:r>
+      <m:oMath>
+        <m:r>
+          <m:rPr>
+            <m:sty m:val="p"/>
+          </m:rPr>
+          <m:t>≥</m:t>
+        </m:r>
+        <m:r>
+          <m:t>50</m:t>
+        </m:r>
+        <m:r>
+          <m:rPr>
+            <m:sty m:val="p"/>
+          </m:rPr>
+          <m:t>%</m:t>
+        </m:r>
+      </m:oMath>
+      <w:r>
+        <w:t xml:space="preserve"> </w:t>
+      </w:r>
+      <w:r>
+        <w:t xml:space="preserve">invertebrate diet) versus Other (frugivores, nectarivores, granivores, omnivores). Both models were fitted across 50 phylogenetic trees with observer and municipality random intercepts.</w:t>
+      </w:r>
+    </w:p>
+    <w:p>
+      <w:pPr>
+        <w:pStyle w:val="BodyText"/>
+      </w:pPr>
+      <w:r>
+        <w:t xml:space="preserve">To evaluate regional prey trends, we modeled litter-ant richness from the ATLANTIC ANTS database</w:t>
+      </w:r>
+      <w:r>
+        <w:t xml:space="preserve"> </w:t>
+      </w:r>
+      <w:r>
+        <w:t xml:space="preserve">(</w:t>
+      </w:r>
+      <w:r>
         <w:t xml:space="preserve">Silva et al.</w:t>
       </w:r>
       <w:r>
@@ -6292,17 +9225,49 @@
         <w:t xml:space="preserve"> </w:t>
       </w:r>
       <w:r>
-        <w:t xml:space="preserve">across 1994–2018.</w:t>
-      </w:r>
-    </w:p>
-    <w:bookmarkEnd w:id="55"/>
-    <w:bookmarkStart w:id="56" w:name="data-and-code-availability"/>
+        <w:t xml:space="preserve">across 855 standardized field campaigns (1994–2018). We fitted negative-binomial generalized linear mixed models in</w:t>
+      </w:r>
+      <w:r>
+        <w:t xml:space="preserve"> </w:t>
+      </w:r>
+      <w:r>
+        <w:rPr>
+          <w:rStyle w:val="VerbatimChar"/>
+        </w:rPr>
+        <w:t xml:space="preserve">glmmTMB</w:t>
+      </w:r>
+      <w:r>
+        <w:t xml:space="preserve"> </w:t>
+      </w:r>
+      <w:r>
+        <w:t xml:space="preserve">specifying observed ant species richness per campaign as a function of calendar year, with the log of sampling effort (number of pitfall traps</w:t>
+      </w:r>
+      <w:r>
+        <w:t xml:space="preserve"> </w:t>
+      </w:r>
+      <m:oMath>
+        <m:r>
+          <m:rPr>
+            <m:sty m:val="p"/>
+          </m:rPr>
+          <m:t>×</m:t>
+        </m:r>
+      </m:oMath>
+      <w:r>
+        <w:t xml:space="preserve"> </w:t>
+      </w:r>
+      <w:r>
+        <w:t xml:space="preserve">operational days) as an offset, and random intercepts for contributor, municipality, and sampling locality.</w:t>
+      </w:r>
+    </w:p>
+    <w:bookmarkEnd w:id="59"/>
+    <w:bookmarkStart w:id="60" w:name="reproducible-software-environment"/>
     <w:p>
       <w:pPr>
         <w:pStyle w:val="Heading2"/>
       </w:pPr>
       <w:r>
-        <w:t xml:space="preserve">4.7 Data and code availability</w:t>
+        <w:t xml:space="preserve">4.9 Reproducible software environment</w:t>
       </w:r>
     </w:p>
     <w:p>
@@ -6310,20 +9275,146 @@
         <w:pStyle w:val="FirstParagraph"/>
       </w:pPr>
       <w:r>
-        <w:t xml:space="preserve">All datasets and reproducible analysis scripts are openly available on GitHub (</w:t>
+        <w:t xml:space="preserve">Analyses and manuscript generation were conducted using R version 4.4+ with packages</w:t>
+      </w:r>
+      <w:r>
+        <w:t xml:space="preserve"> </w:t>
       </w:r>
       <w:r>
         <w:rPr>
           <w:rStyle w:val="VerbatimChar"/>
         </w:rPr>
-        <w:t xml:space="preserve">esalves/atlantic_birds</w:t>
-      </w:r>
-      <w:r>
-        <w:t xml:space="preserve">) and archived on Zenodo (DOI: 10.5281/zenodo.atlantic_birds).</w:t>
-      </w:r>
-    </w:p>
-    <w:bookmarkEnd w:id="56"/>
-    <w:bookmarkStart w:id="104" w:name="references"/>
+        <w:t xml:space="preserve">glmmTMB</w:t>
+      </w:r>
+      <w:r>
+        <w:t xml:space="preserve"> </w:t>
+      </w:r>
+      <w:r>
+        <w:t xml:space="preserve">(v1.1.14),</w:t>
+      </w:r>
+      <w:r>
+        <w:t xml:space="preserve"> </w:t>
+      </w:r>
+      <w:r>
+        <w:rPr>
+          <w:rStyle w:val="VerbatimChar"/>
+        </w:rPr>
+        <w:t xml:space="preserve">prepR4pcm</w:t>
+      </w:r>
+      <w:r>
+        <w:t xml:space="preserve"> </w:t>
+      </w:r>
+      <w:r>
+        <w:t xml:space="preserve">(v0.1.0),</w:t>
+      </w:r>
+      <w:r>
+        <w:t xml:space="preserve"> </w:t>
+      </w:r>
+      <w:r>
+        <w:rPr>
+          <w:rStyle w:val="VerbatimChar"/>
+        </w:rPr>
+        <w:t xml:space="preserve">metafor</w:t>
+      </w:r>
+      <w:r>
+        <w:t xml:space="preserve"> </w:t>
+      </w:r>
+      <w:r>
+        <w:t xml:space="preserve">(v4.6+),</w:t>
+      </w:r>
+      <w:r>
+        <w:t xml:space="preserve"> </w:t>
+      </w:r>
+      <w:r>
+        <w:rPr>
+          <w:rStyle w:val="VerbatimChar"/>
+        </w:rPr>
+        <w:t xml:space="preserve">ape</w:t>
+      </w:r>
+      <w:r>
+        <w:t xml:space="preserve"> </w:t>
+      </w:r>
+      <w:r>
+        <w:t xml:space="preserve">(v5.8+),</w:t>
+      </w:r>
+      <w:r>
+        <w:t xml:space="preserve"> </w:t>
+      </w:r>
+      <w:r>
+        <w:rPr>
+          <w:rStyle w:val="VerbatimChar"/>
+        </w:rPr>
+        <w:t xml:space="preserve">sf</w:t>
+      </w:r>
+      <w:r>
+        <w:t xml:space="preserve"> </w:t>
+      </w:r>
+      <w:r>
+        <w:t xml:space="preserve">(v1.0+),</w:t>
+      </w:r>
+      <w:r>
+        <w:t xml:space="preserve"> </w:t>
+      </w:r>
+      <w:r>
+        <w:rPr>
+          <w:rStyle w:val="VerbatimChar"/>
+        </w:rPr>
+        <w:t xml:space="preserve">terra</w:t>
+      </w:r>
+      <w:r>
+        <w:t xml:space="preserve"> </w:t>
+      </w:r>
+      <w:r>
+        <w:t xml:space="preserve">(v1.8+), and</w:t>
+      </w:r>
+      <w:r>
+        <w:t xml:space="preserve"> </w:t>
+      </w:r>
+      <w:r>
+        <w:rPr>
+          <w:rStyle w:val="VerbatimChar"/>
+        </w:rPr>
+        <w:t xml:space="preserve">tidyverse</w:t>
+      </w:r>
+      <w:r>
+        <w:t xml:space="preserve"> </w:t>
+      </w:r>
+      <w:r>
+        <w:t xml:space="preserve">(v2.0+), alongside Python (version 3.11+) with</w:t>
+      </w:r>
+      <w:r>
+        <w:t xml:space="preserve"> </w:t>
+      </w:r>
+      <w:r>
+        <w:rPr>
+          <w:rStyle w:val="VerbatimChar"/>
+        </w:rPr>
+        <w:t xml:space="preserve">matplotlib</w:t>
+      </w:r>
+      <w:r>
+        <w:t xml:space="preserve"> </w:t>
+      </w:r>
+      <w:r>
+        <w:t xml:space="preserve">(v3.10+) and</w:t>
+      </w:r>
+      <w:r>
+        <w:t xml:space="preserve"> </w:t>
+      </w:r>
+      <w:r>
+        <w:rPr>
+          <w:rStyle w:val="VerbatimChar"/>
+        </w:rPr>
+        <w:t xml:space="preserve">pandas</w:t>
+      </w:r>
+      <w:r>
+        <w:t xml:space="preserve"> </w:t>
+      </w:r>
+      <w:r>
+        <w:t xml:space="preserve">(v2.2+). All analysis scripts, curated datasets, and fitted model objects are openly archived and fully reproducible in the project repository (DOI: 10.5281/zenodo.atlantic_birds).</w:t>
+      </w:r>
+    </w:p>
+    <w:bookmarkEnd w:id="60"/>
+    <w:bookmarkStart w:id="111" w:name="references"/>
     <w:p>
       <w:pPr>
         <w:pStyle w:val="Heading2"/>
@@ -6332,8 +9423,8 @@
         <w:t xml:space="preserve">References</w:t>
       </w:r>
     </w:p>
-    <w:bookmarkStart w:id="103" w:name="refs"/>
-    <w:bookmarkStart w:id="57" w:name="ref-allen1877"/>
+    <w:bookmarkStart w:id="110" w:name="refs"/>
+    <w:bookmarkStart w:id="61" w:name="ref-allen1877"/>
     <w:p>
       <w:pPr>
         <w:pStyle w:val="Bibliography"/>
@@ -6364,8 +9455,8 @@
         <w:t xml:space="preserve">1: 108–40.</w:t>
       </w:r>
     </w:p>
-    <w:bookmarkEnd w:id="57"/>
-    <w:bookmarkStart w:id="59" w:name="ref-ashton2002a"/>
+    <w:bookmarkEnd w:id="61"/>
+    <w:bookmarkStart w:id="63" w:name="ref-ashton2002a"/>
     <w:p>
       <w:pPr>
         <w:pStyle w:val="Bibliography"/>
@@ -6398,7 +9489,7 @@
       <w:r>
         <w:t xml:space="preserve"> </w:t>
       </w:r>
-      <w:hyperlink r:id="rId58">
+      <w:hyperlink r:id="rId62">
         <w:r>
           <w:rPr>
             <w:rStyle w:val="Hyperlink"/>
@@ -6410,8 +9501,8 @@
         <w:t xml:space="preserve">.</w:t>
       </w:r>
     </w:p>
-    <w:bookmarkEnd w:id="59"/>
-    <w:bookmarkStart w:id="61" w:name="ref-bell2019fixed"/>
+    <w:bookmarkEnd w:id="63"/>
+    <w:bookmarkStart w:id="65" w:name="ref-bell2019fixed"/>
     <w:p>
       <w:pPr>
         <w:pStyle w:val="Bibliography"/>
@@ -6444,7 +9535,7 @@
       <w:r>
         <w:t xml:space="preserve"> </w:t>
       </w:r>
-      <w:hyperlink r:id="rId60">
+      <w:hyperlink r:id="rId64">
         <w:r>
           <w:rPr>
             <w:rStyle w:val="Hyperlink"/>
@@ -6456,8 +9547,8 @@
         <w:t xml:space="preserve">.</w:t>
       </w:r>
     </w:p>
-    <w:bookmarkEnd w:id="61"/>
-    <w:bookmarkStart w:id="63" w:name="ref-bergmann1847"/>
+    <w:bookmarkEnd w:id="65"/>
+    <w:bookmarkStart w:id="67" w:name="ref-bergmann1847"/>
     <w:p>
       <w:pPr>
         <w:pStyle w:val="Bibliography"/>
@@ -6490,7 +9581,7 @@
       <w:r>
         <w:t xml:space="preserve"> </w:t>
       </w:r>
-      <w:hyperlink r:id="rId62">
+      <w:hyperlink r:id="rId66">
         <w:r>
           <w:rPr>
             <w:rStyle w:val="Hyperlink"/>
@@ -6502,8 +9593,8 @@
         <w:t xml:space="preserve">.</w:t>
       </w:r>
     </w:p>
-    <w:bookmarkEnd w:id="63"/>
-    <w:bookmarkStart w:id="65" w:name="ref-gardner_declining_2011"/>
+    <w:bookmarkEnd w:id="67"/>
+    <w:bookmarkStart w:id="69" w:name="ref-gardner_declining_2011"/>
     <w:p>
       <w:pPr>
         <w:pStyle w:val="Bibliography"/>
@@ -6536,7 +9627,7 @@
       <w:r>
         <w:t xml:space="preserve"> </w:t>
       </w:r>
-      <w:hyperlink r:id="rId64">
+      <w:hyperlink r:id="rId68">
         <w:r>
           <w:rPr>
             <w:rStyle w:val="Hyperlink"/>
@@ -6548,8 +9639,8 @@
         <w:t xml:space="preserve">.</w:t>
       </w:r>
     </w:p>
-    <w:bookmarkEnd w:id="65"/>
-    <w:bookmarkStart w:id="66" w:name="ref-hudson2017database"/>
+    <w:bookmarkEnd w:id="69"/>
+    <w:bookmarkStart w:id="70" w:name="ref-hudson2017database"/>
     <w:p>
       <w:pPr>
         <w:pStyle w:val="Bibliography"/>
@@ -6583,8 +9674,8 @@
         <w:t xml:space="preserve">7 (1): 145–88.</w:t>
       </w:r>
     </w:p>
-    <w:bookmarkEnd w:id="66"/>
-    <w:bookmarkStart w:id="68" w:name="ref-jirinec2021morphological"/>
+    <w:bookmarkEnd w:id="70"/>
+    <w:bookmarkStart w:id="72" w:name="ref-jirinec2021morphological"/>
     <w:p>
       <w:pPr>
         <w:pStyle w:val="Bibliography"/>
@@ -6629,7 +9720,7 @@
       <w:r>
         <w:t xml:space="preserve"> </w:t>
       </w:r>
-      <w:hyperlink r:id="rId67">
+      <w:hyperlink r:id="rId71">
         <w:r>
           <w:rPr>
             <w:rStyle w:val="Hyperlink"/>
@@ -6641,8 +9732,8 @@
         <w:t xml:space="preserve">.</w:t>
       </w:r>
     </w:p>
-    <w:bookmarkEnd w:id="68"/>
-    <w:bookmarkStart w:id="70" w:name="ref-mayr1956"/>
+    <w:bookmarkEnd w:id="72"/>
+    <w:bookmarkStart w:id="74" w:name="ref-mayr1956"/>
     <w:p>
       <w:pPr>
         <w:pStyle w:val="Bibliography"/>
@@ -6675,7 +9766,7 @@
       <w:r>
         <w:t xml:space="preserve"> </w:t>
       </w:r>
-      <w:hyperlink r:id="rId69">
+      <w:hyperlink r:id="rId73">
         <w:r>
           <w:rPr>
             <w:rStyle w:val="Hyperlink"/>
@@ -6687,8 +9778,8 @@
         <w:t xml:space="preserve">.</w:t>
       </w:r>
     </w:p>
-    <w:bookmarkEnd w:id="70"/>
-    <w:bookmarkStart w:id="72" w:name="ref-mctavish2025tree"/>
+    <w:bookmarkEnd w:id="74"/>
+    <w:bookmarkStart w:id="76" w:name="ref-mctavish2025tree"/>
     <w:p>
       <w:pPr>
         <w:pStyle w:val="Bibliography"/>
@@ -6721,7 +9812,7 @@
       <w:r>
         <w:t xml:space="preserve"> </w:t>
       </w:r>
-      <w:hyperlink r:id="rId71">
+      <w:hyperlink r:id="rId75">
         <w:r>
           <w:rPr>
             <w:rStyle w:val="Hyperlink"/>
@@ -6733,8 +9824,8 @@
         <w:t xml:space="preserve">.</w:t>
       </w:r>
     </w:p>
-    <w:bookmarkEnd w:id="72"/>
-    <w:bookmarkStart w:id="74" w:name="ref-mundlak1978pooling"/>
+    <w:bookmarkEnd w:id="76"/>
+    <w:bookmarkStart w:id="78" w:name="ref-mundlak1978pooling"/>
     <w:p>
       <w:pPr>
         <w:pStyle w:val="Bibliography"/>
@@ -6767,7 +9858,7 @@
       <w:r>
         <w:t xml:space="preserve"> </w:t>
       </w:r>
-      <w:hyperlink r:id="rId73">
+      <w:hyperlink r:id="rId77">
         <w:r>
           <w:rPr>
             <w:rStyle w:val="Hyperlink"/>
@@ -6779,8 +9870,8 @@
         <w:t xml:space="preserve">.</w:t>
       </w:r>
     </w:p>
-    <w:bookmarkEnd w:id="74"/>
-    <w:bookmarkStart w:id="76" w:name="ref-nakagawa2026prepr4pcm"/>
+    <w:bookmarkEnd w:id="78"/>
+    <w:bookmarkStart w:id="80" w:name="ref-nakagawa2026prepr4pcm"/>
     <w:p>
       <w:pPr>
         <w:pStyle w:val="Bibliography"/>
@@ -6804,7 +9895,7 @@
       <w:r>
         <w:t xml:space="preserve"> </w:t>
       </w:r>
-      <w:hyperlink r:id="rId75">
+      <w:hyperlink r:id="rId79">
         <w:r>
           <w:rPr>
             <w:rStyle w:val="Hyperlink"/>
@@ -6816,8 +9907,8 @@
         <w:t xml:space="preserve">.</w:t>
       </w:r>
     </w:p>
-    <w:bookmarkEnd w:id="76"/>
-    <w:bookmarkStart w:id="78" w:name="ref-nakagawa2015metaanalysis"/>
+    <w:bookmarkEnd w:id="80"/>
+    <w:bookmarkStart w:id="82" w:name="ref-nakagawa2015metaanalysis"/>
     <w:p>
       <w:pPr>
         <w:pStyle w:val="Bibliography"/>
@@ -6850,7 +9941,7 @@
       <w:r>
         <w:t xml:space="preserve"> </w:t>
       </w:r>
-      <w:hyperlink r:id="rId77">
+      <w:hyperlink r:id="rId81">
         <w:r>
           <w:rPr>
             <w:rStyle w:val="Hyperlink"/>
@@ -6862,8 +9953,8 @@
         <w:t xml:space="preserve">.</w:t>
       </w:r>
     </w:p>
-    <w:bookmarkEnd w:id="78"/>
-    <w:bookmarkStart w:id="80" w:name="ref-nakagawa2019rubin"/>
+    <w:bookmarkEnd w:id="82"/>
+    <w:bookmarkStart w:id="84" w:name="ref-nakagawa2019rubin"/>
     <w:p>
       <w:pPr>
         <w:pStyle w:val="Bibliography"/>
@@ -6896,7 +9987,7 @@
       <w:r>
         <w:t xml:space="preserve"> </w:t>
       </w:r>
-      <w:hyperlink r:id="rId79">
+      <w:hyperlink r:id="rId83">
         <w:r>
           <w:rPr>
             <w:rStyle w:val="Hyperlink"/>
@@ -6908,8 +9999,8 @@
         <w:t xml:space="preserve">.</w:t>
       </w:r>
     </w:p>
-    <w:bookmarkEnd w:id="80"/>
-    <w:bookmarkStart w:id="82" w:name="ref-parmesan_globally_2003"/>
+    <w:bookmarkEnd w:id="84"/>
+    <w:bookmarkStart w:id="86" w:name="ref-parmesan_globally_2003"/>
     <w:p>
       <w:pPr>
         <w:pStyle w:val="Bibliography"/>
@@ -6942,7 +10033,7 @@
       <w:r>
         <w:t xml:space="preserve"> </w:t>
       </w:r>
-      <w:hyperlink r:id="rId81">
+      <w:hyperlink r:id="rId85">
         <w:r>
           <w:rPr>
             <w:rStyle w:val="Hyperlink"/>
@@ -6954,8 +10045,8 @@
         <w:t xml:space="preserve">.</w:t>
       </w:r>
     </w:p>
-    <w:bookmarkEnd w:id="82"/>
-    <w:bookmarkStart w:id="84" w:name="ref-ribeiro2009atlantic"/>
+    <w:bookmarkEnd w:id="86"/>
+    <w:bookmarkStart w:id="88" w:name="ref-ribeiro2009atlantic"/>
     <w:p>
       <w:pPr>
         <w:pStyle w:val="Bibliography"/>
@@ -7009,7 +10100,7 @@
       <w:r>
         <w:t xml:space="preserve"> </w:t>
       </w:r>
-      <w:hyperlink r:id="rId83">
+      <w:hyperlink r:id="rId87">
         <w:r>
           <w:rPr>
             <w:rStyle w:val="Hyperlink"/>
@@ -7021,8 +10112,8 @@
         <w:t xml:space="preserve">.</w:t>
       </w:r>
     </w:p>
-    <w:bookmarkEnd w:id="84"/>
-    <w:bookmarkStart w:id="86" w:name="ref-rodrigues_atlantic_2019"/>
+    <w:bookmarkEnd w:id="88"/>
+    <w:bookmarkStart w:id="90" w:name="ref-rodrigues_atlantic_2019"/>
     <w:p>
       <w:pPr>
         <w:pStyle w:val="Bibliography"/>
@@ -7100,7 +10191,7 @@
       <w:r>
         <w:t xml:space="preserve"> </w:t>
       </w:r>
-      <w:hyperlink r:id="rId85">
+      <w:hyperlink r:id="rId89">
         <w:r>
           <w:rPr>
             <w:rStyle w:val="Hyperlink"/>
@@ -7112,8 +10203,8 @@
         <w:t xml:space="preserve">.</w:t>
       </w:r>
     </w:p>
-    <w:bookmarkEnd w:id="86"/>
-    <w:bookmarkStart w:id="88" w:name="ref-ryding2021shape"/>
+    <w:bookmarkEnd w:id="90"/>
+    <w:bookmarkStart w:id="92" w:name="ref-ryding2021shape"/>
     <w:p>
       <w:pPr>
         <w:pStyle w:val="Bibliography"/>
@@ -7146,7 +10237,7 @@
       <w:r>
         <w:t xml:space="preserve"> </w:t>
       </w:r>
-      <w:hyperlink r:id="rId87">
+      <w:hyperlink r:id="rId91">
         <w:r>
           <w:rPr>
             <w:rStyle w:val="Hyperlink"/>
@@ -7158,8 +10249,8 @@
         <w:t xml:space="preserve">.</w:t>
       </w:r>
     </w:p>
-    <w:bookmarkEnd w:id="88"/>
-    <w:bookmarkStart w:id="90" w:name="ref-schmidt_concomitant_2005"/>
+    <w:bookmarkEnd w:id="92"/>
+    <w:bookmarkStart w:id="94" w:name="ref-schmidt_concomitant_2005"/>
     <w:p>
       <w:pPr>
         <w:pStyle w:val="Bibliography"/>
@@ -7255,7 +10346,7 @@
       <w:r>
         <w:t xml:space="preserve"> </w:t>
       </w:r>
-      <w:hyperlink r:id="rId89">
+      <w:hyperlink r:id="rId93">
         <w:r>
           <w:rPr>
             <w:rStyle w:val="Hyperlink"/>
@@ -7267,8 +10358,8 @@
         <w:t xml:space="preserve">.</w:t>
       </w:r>
     </w:p>
-    <w:bookmarkEnd w:id="90"/>
-    <w:bookmarkStart w:id="92" w:name="ref-sheridan_shrinking_2011"/>
+    <w:bookmarkEnd w:id="94"/>
+    <w:bookmarkStart w:id="96" w:name="ref-sheridan_shrinking_2011"/>
     <w:p>
       <w:pPr>
         <w:pStyle w:val="Bibliography"/>
@@ -7301,7 +10392,7 @@
       <w:r>
         <w:t xml:space="preserve"> </w:t>
       </w:r>
-      <w:hyperlink r:id="rId91">
+      <w:hyperlink r:id="rId95">
         <w:r>
           <w:rPr>
             <w:rStyle w:val="Hyperlink"/>
@@ -7313,8 +10404,8 @@
         <w:t xml:space="preserve">.</w:t>
       </w:r>
     </w:p>
-    <w:bookmarkEnd w:id="92"/>
-    <w:bookmarkStart w:id="94" w:name="ref-silva2022atlanticants"/>
+    <w:bookmarkEnd w:id="96"/>
+    <w:bookmarkStart w:id="98" w:name="ref-silva2022atlanticants"/>
     <w:p>
       <w:pPr>
         <w:pStyle w:val="Bibliography"/>
@@ -7350,7 +10441,7 @@
       <w:r>
         <w:t xml:space="preserve"> </w:t>
       </w:r>
-      <w:hyperlink r:id="rId93">
+      <w:hyperlink r:id="rId97">
         <w:r>
           <w:rPr>
             <w:rStyle w:val="Hyperlink"/>
@@ -7362,8 +10453,8 @@
         <w:t xml:space="preserve">.</w:t>
       </w:r>
     </w:p>
-    <w:bookmarkEnd w:id="94"/>
-    <w:bookmarkStart w:id="96" w:name="ref-teplitsky_climate_2014"/>
+    <w:bookmarkEnd w:id="98"/>
+    <w:bookmarkStart w:id="100" w:name="ref-teplitsky_climate_2014"/>
     <w:p>
       <w:pPr>
         <w:pStyle w:val="Bibliography"/>
@@ -7405,7 +10496,7 @@
       <w:r>
         <w:t xml:space="preserve"> </w:t>
       </w:r>
-      <w:hyperlink r:id="rId95">
+      <w:hyperlink r:id="rId99">
         <w:r>
           <w:rPr>
             <w:rStyle w:val="Hyperlink"/>
@@ -7417,8 +10508,8 @@
         <w:t xml:space="preserve">.</w:t>
       </w:r>
     </w:p>
-    <w:bookmarkEnd w:id="96"/>
-    <w:bookmarkStart w:id="98" w:name="ref-teplitsky_bergmanns_2008"/>
+    <w:bookmarkEnd w:id="100"/>
+    <w:bookmarkStart w:id="102" w:name="ref-teplitsky_bergmanns_2008"/>
     <w:p>
       <w:pPr>
         <w:pStyle w:val="Bibliography"/>
@@ -7463,7 +10554,7 @@
       <w:r>
         <w:t xml:space="preserve"> </w:t>
       </w:r>
-      <w:hyperlink r:id="rId97">
+      <w:hyperlink r:id="rId101">
         <w:r>
           <w:rPr>
             <w:rStyle w:val="Hyperlink"/>
@@ -7475,20 +10566,44 @@
         <w:t xml:space="preserve">.</w:t>
       </w:r>
     </w:p>
-    <w:bookmarkEnd w:id="98"/>
-    <w:bookmarkStart w:id="100" w:name="ref-weeks2020"/>
+    <w:bookmarkEnd w:id="102"/>
+    <w:bookmarkStart w:id="104" w:name="ref-viechtbauer2010metafor"/>
     <w:p>
       <w:pPr>
         <w:pStyle w:val="Bibliography"/>
       </w:pPr>
       <w:r>
-        <w:t xml:space="preserve">Weeks, Brian C., David E. Willard, Marketa Zimova, et al. 2020.</w:t>
-      </w:r>
-      <w:r>
-        <w:t xml:space="preserve"> </w:t>
-      </w:r>
-      <w:r>
-        <w:t xml:space="preserve">“Shared morphological consequences of global warming in North American migratory birds.”</w:t>
+        <w:t xml:space="preserve">Viechtbauer, Wolfgang. 2010.</w:t>
+      </w:r>
+      <w:r>
+        <w:t xml:space="preserve"> </w:t>
+      </w:r>
+      <w:r>
+        <w:t xml:space="preserve">“Conducting Meta-Analyses in</w:t>
+      </w:r>
+      <w:r>
+        <w:t xml:space="preserve"> </w:t>
+      </w:r>
+      <w:r>
+        <w:t xml:space="preserve">R</w:t>
+      </w:r>
+      <w:r>
+        <w:t xml:space="preserve"> </w:t>
+      </w:r>
+      <w:r>
+        <w:t xml:space="preserve">with the</w:t>
+      </w:r>
+      <w:r>
+        <w:t xml:space="preserve"> </w:t>
+      </w:r>
+      <w:r>
+        <w:t xml:space="preserve">metafor</w:t>
+      </w:r>
+      <w:r>
+        <w:t xml:space="preserve"> </w:t>
+      </w:r>
+      <w:r>
+        <w:t xml:space="preserve">Package.”</w:t>
       </w:r>
       <w:r>
         <w:t xml:space="preserve"> </w:t>
@@ -7498,6 +10613,52 @@
           <w:i/>
           <w:iCs/>
         </w:rPr>
+        <w:t xml:space="preserve">Journal of Statistical Software</w:t>
+      </w:r>
+      <w:r>
+        <w:t xml:space="preserve"> </w:t>
+      </w:r>
+      <w:r>
+        <w:t xml:space="preserve">36 (3): 1–48.</w:t>
+      </w:r>
+      <w:r>
+        <w:t xml:space="preserve"> </w:t>
+      </w:r>
+      <w:hyperlink r:id="rId103">
+        <w:r>
+          <w:rPr>
+            <w:rStyle w:val="Hyperlink"/>
+          </w:rPr>
+          <w:t xml:space="preserve">https://doi.org/10.18637/jss.v036.i03</w:t>
+        </w:r>
+      </w:hyperlink>
+      <w:r>
+        <w:t xml:space="preserve">.</w:t>
+      </w:r>
+    </w:p>
+    <w:bookmarkEnd w:id="104"/>
+    <w:bookmarkStart w:id="106" w:name="ref-weeks2020"/>
+    <w:p>
+      <w:pPr>
+        <w:pStyle w:val="Bibliography"/>
+      </w:pPr>
+      <w:r>
+        <w:t xml:space="preserve">Weeks, Brian C., David E. Willard, Marketa Zimova, et al. 2020.</w:t>
+      </w:r>
+      <w:r>
+        <w:t xml:space="preserve"> </w:t>
+      </w:r>
+      <w:r>
+        <w:t xml:space="preserve">“Shared morphological consequences of global warming in North American migratory birds.”</w:t>
+      </w:r>
+      <w:r>
+        <w:t xml:space="preserve"> </w:t>
+      </w:r>
+      <w:r>
+        <w:rPr>
+          <w:i/>
+          <w:iCs/>
+        </w:rPr>
         <w:t xml:space="preserve">Ecology Letters</w:t>
       </w:r>
       <w:r>
@@ -7509,7 +10670,7 @@
       <w:r>
         <w:t xml:space="preserve"> </w:t>
       </w:r>
-      <w:hyperlink r:id="rId99">
+      <w:hyperlink r:id="rId105">
         <w:r>
           <w:rPr>
             <w:rStyle w:val="Hyperlink"/>
@@ -7521,8 +10682,8 @@
         <w:t xml:space="preserve">.</w:t>
       </w:r>
     </w:p>
-    <w:bookmarkEnd w:id="100"/>
-    <w:bookmarkStart w:id="102" w:name="ref-williams2025glmmtmb"/>
+    <w:bookmarkEnd w:id="106"/>
+    <w:bookmarkStart w:id="108" w:name="ref-williams2025glmmtmb"/>
     <w:p>
       <w:pPr>
         <w:pStyle w:val="Bibliography"/>
@@ -7552,7 +10713,7 @@
       <w:r>
         <w:t xml:space="preserve"> </w:t>
       </w:r>
-      <w:hyperlink r:id="rId101">
+      <w:hyperlink r:id="rId107">
         <w:r>
           <w:rPr>
             <w:rStyle w:val="Hyperlink"/>
@@ -7564,10 +10725,42 @@
         <w:t xml:space="preserve">.</w:t>
       </w:r>
     </w:p>
-    <w:bookmarkEnd w:id="102"/>
-    <w:bookmarkEnd w:id="103"/>
-    <w:bookmarkEnd w:id="104"/>
-    <w:bookmarkEnd w:id="105"/>
+    <w:bookmarkEnd w:id="108"/>
+    <w:bookmarkStart w:id="109" w:name="ref-wilman2014eltontraits"/>
+    <w:p>
+      <w:pPr>
+        <w:pStyle w:val="Bibliography"/>
+      </w:pPr>
+      <w:r>
+        <w:t xml:space="preserve">Wilman, Hamish, Jonathan Belmaker, Jennifer Simpson, Carolina de la Rosa, Marcelo M Rivadeneira, and Walter Jetz. 2014.</w:t>
+      </w:r>
+      <w:r>
+        <w:t xml:space="preserve"> </w:t>
+      </w:r>
+      <w:r>
+        <w:t xml:space="preserve">“EltonTraits 1.0: Species-Level Foraging Attributes of the World’s Birds and Mammals: Ecological Archives E095-178.”</w:t>
+      </w:r>
+      <w:r>
+        <w:t xml:space="preserve"> </w:t>
+      </w:r>
+      <w:r>
+        <w:rPr>
+          <w:i/>
+          <w:iCs/>
+        </w:rPr>
+        <w:t xml:space="preserve">Ecology</w:t>
+      </w:r>
+      <w:r>
+        <w:t xml:space="preserve"> </w:t>
+      </w:r>
+      <w:r>
+        <w:t xml:space="preserve">95 (7): 2027–27.</w:t>
+      </w:r>
+    </w:p>
+    <w:bookmarkEnd w:id="109"/>
+    <w:bookmarkEnd w:id="110"/>
+    <w:bookmarkEnd w:id="111"/>
+    <w:bookmarkEnd w:id="112"/>
     <w:sectPr>
       <w:footerReference r:id="rIdFooter1" w:type="default"/>
       <w:footnotePr>
@@ -7692,8 +10885,232 @@
       </w:pPr>
     </w:lvl>
   </w:abstractNum>
+  <w:abstractNum w:abstractNumId="991">
+    <w:nsid w:val="0000A991"/>
+    <w:multiLevelType w:val="multilevel"/>
+    <w:lvl w:ilvl="0">
+      <w:numFmt w:val="bullet"/>
+      <w:lvlText w:val=""/>
+      <w:lvlJc w:val="left"/>
+      <w:pPr>
+        <w:ind w:left="720" w:hanging="360"/>
+      </w:pPr>
+      <w:rPr>
+        <w:rFonts w:ascii="Symbol" w:hAnsi="Symbol" w:cs="Symbol" w:hint="default"/>
+      </w:rPr>
+    </w:lvl>
+    <w:lvl w:ilvl="1">
+      <w:numFmt w:val="bullet"/>
+      <w:lvlText w:val="o"/>
+      <w:lvlJc w:val="left"/>
+      <w:pPr>
+        <w:ind w:left="1440" w:hanging="360"/>
+      </w:pPr>
+      <w:rPr>
+        <w:rFonts w:ascii="Courier New" w:hAnsi="Courier New" w:cs="Courier New" w:hint="default"/>
+      </w:rPr>
+    </w:lvl>
+    <w:lvl w:ilvl="2">
+      <w:numFmt w:val="bullet"/>
+      <w:lvlText w:val=""/>
+      <w:lvlJc w:val="left"/>
+      <w:pPr>
+        <w:ind w:left="2160" w:hanging="360"/>
+      </w:pPr>
+      <w:rPr>
+        <w:rFonts w:ascii="Wingdings" w:hAnsi="Wingdings" w:cs="Wingdings" w:hint="default"/>
+      </w:rPr>
+    </w:lvl>
+    <w:lvl w:ilvl="3">
+      <w:numFmt w:val="bullet"/>
+      <w:lvlText w:val=""/>
+      <w:lvlJc w:val="left"/>
+      <w:pPr>
+        <w:ind w:left="2880" w:hanging="360"/>
+      </w:pPr>
+      <w:rPr>
+        <w:rFonts w:ascii="Symbol" w:hAnsi="Symbol" w:cs="Symbol" w:hint="default"/>
+      </w:rPr>
+    </w:lvl>
+    <w:lvl w:ilvl="4">
+      <w:numFmt w:val="bullet"/>
+      <w:lvlText w:val="o"/>
+      <w:lvlJc w:val="left"/>
+      <w:pPr>
+        <w:ind w:left="3600" w:hanging="360"/>
+      </w:pPr>
+      <w:rPr>
+        <w:rFonts w:ascii="Courier New" w:hAnsi="Courier New" w:cs="Courier New" w:hint="default"/>
+      </w:rPr>
+    </w:lvl>
+    <w:lvl w:ilvl="5">
+      <w:numFmt w:val="bullet"/>
+      <w:lvlText w:val=""/>
+      <w:lvlJc w:val="left"/>
+      <w:pPr>
+        <w:ind w:left="4320" w:hanging="360"/>
+      </w:pPr>
+      <w:rPr>
+        <w:rFonts w:ascii="Wingdings" w:hAnsi="Wingdings" w:cs="Wingdings" w:hint="default"/>
+      </w:rPr>
+    </w:lvl>
+    <w:lvl w:ilvl="6">
+      <w:numFmt w:val="bullet"/>
+      <w:lvlText w:val=""/>
+      <w:lvlJc w:val="left"/>
+      <w:pPr>
+        <w:ind w:left="5040" w:hanging="360"/>
+      </w:pPr>
+      <w:rPr>
+        <w:rFonts w:ascii="Symbol" w:hAnsi="Symbol" w:cs="Symbol" w:hint="default"/>
+      </w:rPr>
+    </w:lvl>
+    <w:lvl w:ilvl="7">
+      <w:numFmt w:val="bullet"/>
+      <w:lvlText w:val="o"/>
+      <w:lvlJc w:val="left"/>
+      <w:pPr>
+        <w:ind w:left="5760" w:hanging="360"/>
+      </w:pPr>
+      <w:rPr>
+        <w:rFonts w:ascii="Courier New" w:hAnsi="Courier New" w:cs="Courier New" w:hint="default"/>
+      </w:rPr>
+    </w:lvl>
+    <w:lvl w:ilvl="8">
+      <w:numFmt w:val="bullet"/>
+      <w:lvlText w:val=""/>
+      <w:lvlJc w:val="left"/>
+      <w:pPr>
+        <w:ind w:left="6480" w:hanging="360"/>
+      </w:pPr>
+      <w:rPr>
+        <w:rFonts w:ascii="Wingdings" w:hAnsi="Wingdings" w:cs="Wingdings" w:hint="default"/>
+      </w:rPr>
+    </w:lvl>
+  </w:abstractNum>
+  <w:abstractNum w:abstractNumId="99411">
+    <w:nsid w:val="00A99411"/>
+    <w:multiLevelType w:val="multilevel"/>
+    <w:lvl w:ilvl="0">
+      <w:start w:val="1"/>
+      <w:numFmt w:val="decimal"/>
+      <w:lvlText w:val="%1."/>
+      <w:lvlJc w:val="left"/>
+      <w:pPr>
+        <w:ind w:left="720" w:hanging="360"/>
+      </w:pPr>
+    </w:lvl>
+    <w:lvl w:ilvl="1">
+      <w:start w:val="1"/>
+      <w:numFmt w:val="decimal"/>
+      <w:lvlText w:val="%2."/>
+      <w:lvlJc w:val="left"/>
+      <w:pPr>
+        <w:ind w:left="1440" w:hanging="360"/>
+      </w:pPr>
+    </w:lvl>
+    <w:lvl w:ilvl="2">
+      <w:start w:val="1"/>
+      <w:numFmt w:val="decimal"/>
+      <w:lvlText w:val="%3."/>
+      <w:lvlJc w:val="left"/>
+      <w:pPr>
+        <w:ind w:left="2160" w:hanging="360"/>
+      </w:pPr>
+    </w:lvl>
+    <w:lvl w:ilvl="3">
+      <w:start w:val="1"/>
+      <w:numFmt w:val="decimal"/>
+      <w:lvlText w:val="%4."/>
+      <w:lvlJc w:val="left"/>
+      <w:pPr>
+        <w:ind w:left="2880" w:hanging="360"/>
+      </w:pPr>
+    </w:lvl>
+    <w:lvl w:ilvl="4">
+      <w:start w:val="1"/>
+      <w:numFmt w:val="decimal"/>
+      <w:lvlText w:val="%5."/>
+      <w:lvlJc w:val="left"/>
+      <w:pPr>
+        <w:ind w:left="3600" w:hanging="360"/>
+      </w:pPr>
+    </w:lvl>
+    <w:lvl w:ilvl="5">
+      <w:start w:val="1"/>
+      <w:numFmt w:val="decimal"/>
+      <w:lvlText w:val="%6."/>
+      <w:lvlJc w:val="left"/>
+      <w:pPr>
+        <w:ind w:left="4320" w:hanging="360"/>
+      </w:pPr>
+    </w:lvl>
+    <w:lvl w:ilvl="6">
+      <w:start w:val="1"/>
+      <w:numFmt w:val="decimal"/>
+      <w:lvlText w:val="%7."/>
+      <w:lvlJc w:val="left"/>
+      <w:pPr>
+        <w:ind w:left="5040" w:hanging="360"/>
+      </w:pPr>
+    </w:lvl>
+    <w:lvl w:ilvl="7">
+      <w:start w:val="1"/>
+      <w:numFmt w:val="decimal"/>
+      <w:lvlText w:val="%8."/>
+      <w:lvlJc w:val="left"/>
+      <w:pPr>
+        <w:ind w:left="5760" w:hanging="360"/>
+      </w:pPr>
+    </w:lvl>
+    <w:lvl w:ilvl="8">
+      <w:start w:val="1"/>
+      <w:numFmt w:val="decimal"/>
+      <w:lvlText w:val="%9."/>
+      <w:lvlJc w:val="left"/>
+      <w:pPr>
+        <w:ind w:left="6480" w:hanging="360"/>
+      </w:pPr>
+    </w:lvl>
+  </w:abstractNum>
   <w:num w:numId="1000">
     <w:abstractNumId w:val="990"/>
+  </w:num>
+  <w:num w:numId="1001">
+    <w:abstractNumId w:val="991"/>
+  </w:num>
+  <w:num w:numId="1002">
+    <w:abstractNumId w:val="991"/>
+  </w:num>
+  <w:num w:numId="1003">
+    <w:abstractNumId w:val="99411"/>
+    <w:lvlOverride w:ilvl="0">
+      <w:startOverride w:val="1"/>
+    </w:lvlOverride>
+    <w:lvlOverride w:ilvl="1">
+      <w:startOverride w:val="1"/>
+    </w:lvlOverride>
+    <w:lvlOverride w:ilvl="2">
+      <w:startOverride w:val="1"/>
+    </w:lvlOverride>
+    <w:lvlOverride w:ilvl="3">
+      <w:startOverride w:val="1"/>
+    </w:lvlOverride>
+    <w:lvlOverride w:ilvl="4">
+      <w:startOverride w:val="1"/>
+    </w:lvlOverride>
+    <w:lvlOverride w:ilvl="5">
+      <w:startOverride w:val="1"/>
+    </w:lvlOverride>
+    <w:lvlOverride w:ilvl="6">
+      <w:startOverride w:val="1"/>
+    </w:lvlOverride>
+    <w:lvlOverride w:ilvl="7">
+      <w:startOverride w:val="1"/>
+    </w:lvlOverride>
+    <w:lvlOverride w:ilvl="8">
+      <w:startOverride w:val="1"/>
+    </w:lvlOverride>
   </w:num>
 </w:numbering>
 </file>

--- a/Manuscript/index.docx
+++ b/Manuscript/index.docx
@@ -170,7 +170,7 @@
         <w:pStyle w:val="FirstParagraph"/>
       </w:pPr>
       <w:r>
-        <w:t xml:space="preserve">Declining body size is widely hypothesized as a universal ecological response of endotherms to anthropogenic climate warming. In tropical biomes, empirical evaluations of multi-decadal phenotypic trends remain scarce. In the continuous primary rainforests of the central Amazon, 77 resident understorey bird species were recently documented to exhibit near-universal declines in body mass alongside wing elongation over four decades (Jirinec et al. 2021). Whether such morphological responses generalize across tropical biomes—particularly in heavily fragmented, topographically complex biodiversity hotspots—remains an open macroecological question. Here, we analyze 24 years (1995–2018) of morphological data from 73 passerine species (12,571 live-capture records; ATLANTIC BIRD TRAITS) across the Brazilian Atlantic Forest to evaluate temporal trajectories in body mass, wing length, bill and tarsus dimensions, and among-individual variability under 0.25°C/decade of regional warming. To ensure robust inference across this macroecological compilation, we implement a multi-tiered comparative framework across 50 phylogenetic trees (glmmTMB propto) that accounts for observer identity, spatial and elevational distributions, seasonality, moult, and individual recaptures. In contrast to Amazonian patterns, Atlantic Forest passerines exhibit remarkable stability in body mass (−0.91%/decade, 95% CI: −2.75 to +0.94%), despite marked diurnal mass gains (+0.40%/hour). Population-level wing length shows a subtle, non-significant trajectory (−0.74 mm/decade, 95% CI: −1.55 to +0.07 mm/decade), with within-observer temporal changes indistinguishable from zero (−0.32 mm/decade, 95% CI: −1.59 to +0.96). Interspecific variation is pronounced: while 49 species display negative point estimates, 61 of 72 species have intervals overlapping zero, demonstrating community-wide heterogeneity rather than uniform shrinkage. Bill width, bill length, and tarsus length remain constant over time, refuting generalized thermoregulatory appendage expansion under Allen’s rule. On 7,577 shared records from the same individuals, wing and body mass dynamics are statistically consistent with geometric isometry. Furthermore, among-individual phenotypic variability remains stable over time, and dietary reliance on invertebrates does not predict morphological sensitivity (obligate insectivore slope: −0.15 mm/decade, spanning zero). Our findings reveal that resident birds in the fragmented Atlantic Forest maintain notable phenotypic stability under warming, contrasting with the systematic mass loss and wing elongation documented in intact Amazonian forests, and underscore the critical role of comprehensive provenance controls for robust macroecological discovery.</w:t>
+        <w:t xml:space="preserve">Declining body size is widely hypothesized as a universal ecological response of endotherms to anthropogenic climate warming. In tropical biomes, empirical evaluations of multi-decadal phenotypic trends remain scarce. In the continuous primary rainforests of the central Amazon, 77 resident understorey bird species were recently documented to exhibit near-universal declines in body mass alongside wing elongation over four decades (Jirinec et al. 2021). Whether such morphological responses generalize across tropical biomes—particularly in heavily fragmented, topographically complex biodiversity hotspots—remains an open macroecological question. Here, we analyze 24 years (1995–2018) of morphological data from 73 passerine species (12,571 live-capture records; ATLANTIC BIRD TRAITS) across the Brazilian Atlantic Forest to evaluate temporal trajectories in body mass, wing length, bill width, and among-individual variability under 0.25°C/decade of regional warming. To ensure robust inference across this macroecological compilation, we implement a multi-tiered comparative framework across 50 phylogenetic trees (glmmTMB propto) that accounts for observer identity, spatial and elevational distributions, seasonality, moult, and individual recaptures. In contrast to Amazonian patterns, Atlantic Forest passerines exhibit remarkable stability in body mass (−0.91%/decade, 95% CI: −2.72 to +0.94%), despite marked diurnal mass gains (+0.40%/hour). Population-level wing length shows a subtle, non-significant trajectory (−0.74 mm/decade, 95% CI: −1.55 to +0.07 mm/decade), with within-observer temporal changes indistinguishable from zero (−0.32 mm/decade, 95% CI: −1.59 to +0.96). Interspecific variation is pronounced: while 49 species display negative point estimates, 61 of 72 species have intervals overlapping zero, demonstrating community-wide heterogeneity rather than uniform shrinkage. Bill width remains constant over time (−0.03 mm/decade, 95% CI: −0.18 to +0.13 mm/decade), refuting generalized thermoregulatory appendage expansion under Allen’s rule. On 7,577 shared records from the same individuals, wing and body mass dynamics are statistically consistent with geometric isometry. Furthermore, among-individual phenotypic variability remains stable over time, and dietary reliance on invertebrates does not predict morphological sensitivity (obligate insectivore slope: −0.15 mm/decade, spanning zero). Our findings reveal that resident birds in the fragmented Atlantic Forest maintain notable phenotypic stability under warming, contrasting with the systematic mass loss and wing elongation documented in intact Amazonian forests, and underscore the critical role of comprehensive provenance controls for robust macroecological discovery.</w:t>
       </w:r>
     </w:p>
     <w:p>
@@ -201,7 +201,7 @@
         <w:pStyle w:val="FirstParagraph"/>
       </w:pPr>
       <w:r>
-        <w:t xml:space="preserve">As global temperatures rise, many animals are suspected to be shrinking in body size or changing shape to cope with heat. While birds in the intact Amazon rainforest were recently found to be losing weight and growing longer wings over the past four decades, whether birds in other tropical forests respond similarly has been unclear. Examining 24 years of field data (1995–2018) on 73 songbird species across the Brazilian Atlantic Forest, we find that body mass has remained remarkably stable, while wing length shows subtle, species-specific adjustments rather than uniform shrinking. In addition, bills and legs show no evidence of enlargement, and body proportions maintain geometric scaling. These results reveal that Atlantic Forest birds have maintained notable physical stability despite significant regional warming, contrasting with patterns observed in the Amazon. By carefully accounting for differences among observers, field sites, and seasons across this extensive dataset, our study provides a robust macroecological picture of bird responses to climate change in a fragmented tropical landscape.</w:t>
+        <w:t xml:space="preserve">As global temperatures rise, many animals are suspected to be shrinking in body size or changing shape to cope with heat. While birds in the intact Amazon rainforest were recently found to be losing weight and growing longer wings over the past four decades, whether birds in other tropical forests respond similarly has been unclear. Examining 24 years of field data (1995–2018) on 73 songbird species across the Brazilian Atlantic Forest, we find that body mass has remained remarkably stable, while wing length shows subtle, species-specific adjustments rather than uniform shrinking. In addition, bills show no evidence of enlargement, and body proportions maintain geometric scaling. These results reveal that Atlantic Forest birds have maintained notable physical stability despite significant regional warming, contrasting with patterns observed in the Amazon. By carefully accounting for differences among observers, field sites, and seasons across this extensive dataset, our study provides a robust macroecological picture of bird responses to climate change in a fragmented tropical landscape.</w:t>
       </w:r>
     </w:p>
     <w:p>
@@ -431,7 +431,7 @@
         <w:t xml:space="preserve"> </w:t>
       </w:r>
       <w:r>
-        <w:t xml:space="preserve">(3) Do appendages (bills and tarsi) expand over time, testing Allen’s rule for thermoregulatory cooling?</w:t>
+        <w:t xml:space="preserve">(3) Does bill width expand over time, testing Allen’s rule for thermoregulatory extremity enlargement?</w:t>
       </w:r>
       <w:r>
         <w:t xml:space="preserve"> </w:t>
@@ -713,7 +713,7 @@
         <w:pStyle w:val="FirstParagraph"/>
       </w:pPr>
       <w:r>
-        <w:t xml:space="preserve">Model-free comparisons of per-species mean trait values between the early (1995–2006) and late (2013–2018) sampling periods revealed substantial variation across the avian community (</w:t>
+        <w:t xml:space="preserve">Model-free comparisons of per-species mean trait values between the early (1995–2006) and late (2013–2018) sampling periods across the three focal traits revealed substantial variation across the avian community (</w:t>
       </w:r>
       <w:hyperlink w:anchor="fig-trends">
         <w:r>
@@ -724,10 +724,49 @@
         </w:r>
       </w:hyperlink>
       <w:r>
-        <w:t xml:space="preserve"> </w:t>
-      </w:r>
-      <w:r>
-        <w:t xml:space="preserve">A): while some species displayed slight decreases in mean wing length, others remained stable or exhibited increases.</w:t>
+        <w:t xml:space="preserve">): wing length exhibited decreases in 43 species and increases in 18 species (</w:t>
+      </w:r>
+      <w:hyperlink w:anchor="fig-trends">
+        <w:r>
+          <w:rPr>
+            <w:rStyle w:val="Hyperlink"/>
+          </w:rPr>
+          <w:t xml:space="preserve">Figure 2</w:t>
+        </w:r>
+      </w:hyperlink>
+      <w:r>
+        <w:t xml:space="preserve"> </w:t>
+      </w:r>
+      <w:r>
+        <w:t xml:space="preserve">A), body mass decreased in 36 species and increased in 26 species (</w:t>
+      </w:r>
+      <w:hyperlink w:anchor="fig-trends">
+        <w:r>
+          <w:rPr>
+            <w:rStyle w:val="Hyperlink"/>
+          </w:rPr>
+          <w:t xml:space="preserve">Figure 2</w:t>
+        </w:r>
+      </w:hyperlink>
+      <w:r>
+        <w:t xml:space="preserve"> </w:t>
+      </w:r>
+      <w:r>
+        <w:t xml:space="preserve">B), and bill width decreased in 13 species and increased in 31 species (</w:t>
+      </w:r>
+      <w:hyperlink w:anchor="fig-trends">
+        <w:r>
+          <w:rPr>
+            <w:rStyle w:val="Hyperlink"/>
+          </w:rPr>
+          <w:t xml:space="preserve">Figure 2</w:t>
+        </w:r>
+      </w:hyperlink>
+      <w:r>
+        <w:t xml:space="preserve"> </w:t>
+      </w:r>
+      <w:r>
+        <w:t xml:space="preserve">C).</w:t>
       </w:r>
     </w:p>
     <w:tbl>
@@ -752,7 +791,7 @@
             <w:r>
               <w:drawing>
                 <wp:inline>
-                  <wp:extent cx="5334000" cy="3015260"/>
+                  <wp:extent cx="5334000" cy="2109297"/>
                   <wp:effectExtent b="0" l="0" r="0" t="0"/>
                   <wp:docPr descr="" title="" id="16" name="Picture"/>
                   <a:graphic>
@@ -773,7 +812,7 @@
                         <pic:spPr bwMode="auto">
                           <a:xfrm>
                             <a:off x="0" y="0"/>
-                            <a:ext cx="5334000" cy="3015260"/>
+                            <a:ext cx="5334000" cy="2109297"/>
                           </a:xfrm>
                           <a:prstGeom prst="rect">
                             <a:avLst/>
@@ -802,7 +841,67 @@
               <w:pStyle w:val="ImageCaption"/>
             </w:pPr>
             <w:r>
-              <w:t xml:space="preserve">Figure 2: Species-level trajectories of wing length and bill width between early and late sampling periods. Paired per-species means between the early (1995–2006) and late (2013–2018) periods for (A) wing length and (B) bill width across Atlantic Forest passerines. Lines connect period means for each species, colored by direction of shift (red = decrease, blue = increase), illustrating the raw interspecific variation across the community.</w:t>
+              <w:t xml:space="preserve">Figure 2: Species-level trajectories of wing length, body mass, and bill width between early and late sampling periods. Paired per-species means between the early (1995–2006) and late (2013–2018) periods for (A) wing length (</w:t>
+            </w:r>
+            <m:oMath>
+              <m:r>
+                <m:t>n</m:t>
+              </m:r>
+              <m:r>
+                <m:rPr>
+                  <m:sty m:val="p"/>
+                </m:rPr>
+                <m:t>=</m:t>
+              </m:r>
+              <m:r>
+                <m:t>61</m:t>
+              </m:r>
+            </m:oMath>
+            <w:r>
+              <w:t xml:space="preserve"> </w:t>
+            </w:r>
+            <w:r>
+              <w:t xml:space="preserve">species), (B) body mass (</w:t>
+            </w:r>
+            <m:oMath>
+              <m:r>
+                <m:t>n</m:t>
+              </m:r>
+              <m:r>
+                <m:rPr>
+                  <m:sty m:val="p"/>
+                </m:rPr>
+                <m:t>=</m:t>
+              </m:r>
+              <m:r>
+                <m:t>62</m:t>
+              </m:r>
+            </m:oMath>
+            <w:r>
+              <w:t xml:space="preserve"> </w:t>
+            </w:r>
+            <w:r>
+              <w:t xml:space="preserve">species), and (C) bill width (</w:t>
+            </w:r>
+            <m:oMath>
+              <m:r>
+                <m:t>n</m:t>
+              </m:r>
+              <m:r>
+                <m:rPr>
+                  <m:sty m:val="p"/>
+                </m:rPr>
+                <m:t>=</m:t>
+              </m:r>
+              <m:r>
+                <m:t>44</m:t>
+              </m:r>
+            </m:oMath>
+            <w:r>
+              <w:t xml:space="preserve"> </w:t>
+            </w:r>
+            <w:r>
+              <w:t xml:space="preserve">species) across Atlantic Forest passerines. Lines connect period means for each species, colored by direction of shift (red = decrease, blue = increase), illustrating the raw interspecific variation across the community.</w:t>
             </w:r>
           </w:p>
           <w:bookmarkEnd w:id="18"/>
@@ -2440,7 +2539,7 @@
         <w:pStyle w:val="FirstParagraph"/>
       </w:pPr>
       <w:r>
-        <w:t xml:space="preserve">In striking contrast to the wing-shortening and body mass declines documented in the central Amazon</w:t>
+        <w:t xml:space="preserve">In striking contrast to the pervasive body mass declines documented in the central Amazon</w:t>
       </w:r>
       <w:r>
         <w:t xml:space="preserve"> </w:t>
@@ -2483,7 +2582,7 @@
       <w:r>
         <w:t xml:space="preserve"> </w:t>
       </w:r>
-      <w:hyperlink w:anchor="tbl-multitrait">
+      <w:hyperlink w:anchor="tbl-mass-allometry">
         <w:r>
           <w:rPr>
             <w:rStyle w:val="Hyperlink"/>
@@ -2492,7 +2591,10 @@
         </w:r>
       </w:hyperlink>
       <w:r>
-        <w:t xml:space="preserve">). In the 50-tree phylogenetic model, log-transformed body mass showed no temporal change (</w:t>
+        <w:t xml:space="preserve">). In an unadjusted baseline phylogenetic model (M0) that accounted only for sex, latitude, species random slopes, and 50 phylogenetic trees, log body mass showed a slight, non-significant downward trend:</w:t>
+      </w:r>
+      <w:r>
+        <w:t xml:space="preserve"> </w:t>
       </w:r>
       <m:oMath>
         <m:r>
@@ -2511,19 +2613,153 @@
           <m:t>−</m:t>
         </m:r>
         <m:r>
-          <m:t>0.00</m:t>
+          <m:t>0.0072</m:t>
         </m:r>
       </m:oMath>
       <w:r>
         <w:t xml:space="preserve"> </w:t>
       </w:r>
       <w:r>
-        <w:t xml:space="preserve">per SD-year, 95% CI: −0.01 to 0.00, corresponding to −0.91%/decade;</w:t>
-      </w:r>
-      <w:r>
-        <w:t xml:space="preserve"> </w:t>
-      </w:r>
-      <w:hyperlink w:anchor="tbl-multitrait">
+        <w:t xml:space="preserve">per SD-year (95% CI: −0.0165 to 0.0021, corresponding to −1.4%/decade;</w:t>
+      </w:r>
+      <w:r>
+        <w:t xml:space="preserve"> </w:t>
+      </w:r>
+      <w:hyperlink w:anchor="tbl-mass-allometry">
+        <w:r>
+          <w:rPr>
+            <w:rStyle w:val="Hyperlink"/>
+          </w:rPr>
+          <w:t xml:space="preserve">Table 2</w:t>
+        </w:r>
+      </w:hyperlink>
+      <w:r>
+        <w:t xml:space="preserve">).</w:t>
+      </w:r>
+    </w:p>
+    <w:p>
+      <w:pPr>
+        <w:pStyle w:val="BodyText"/>
+      </w:pPr>
+      <w:r>
+        <w:t xml:space="preserve">Accounting for observer identity and municipality (M1) reduced this slope to</w:t>
+      </w:r>
+      <w:r>
+        <w:t xml:space="preserve"> </w:t>
+      </w:r>
+      <m:oMath>
+        <m:r>
+          <m:t>β</m:t>
+        </m:r>
+        <m:r>
+          <m:rPr>
+            <m:sty m:val="p"/>
+          </m:rPr>
+          <m:t>=</m:t>
+        </m:r>
+        <m:r>
+          <m:rPr>
+            <m:sty m:val="p"/>
+          </m:rPr>
+          <m:t>−</m:t>
+        </m:r>
+        <m:r>
+          <m:t>0.0056</m:t>
+        </m:r>
+      </m:oMath>
+      <w:r>
+        <w:t xml:space="preserve"> </w:t>
+      </w:r>
+      <w:r>
+        <w:t xml:space="preserve">per SD-year (95% CI: −0.0164 to 0.0051, −1.1%/decade;</w:t>
+      </w:r>
+      <w:r>
+        <w:t xml:space="preserve"> </w:t>
+      </w:r>
+      <w:hyperlink w:anchor="tbl-mass-allometry">
+        <w:r>
+          <w:rPr>
+            <w:rStyle w:val="Hyperlink"/>
+          </w:rPr>
+          <w:t xml:space="preserve">Table 2</w:t>
+        </w:r>
+      </w:hyperlink>
+      <w:r>
+        <w:t xml:space="preserve">). In the fully controlled phylogenetic model (M3)—which additionally incorporated season, active moult, individual band identity, and 50 trees—body mass remained completely stable:</w:t>
+      </w:r>
+      <w:r>
+        <w:t xml:space="preserve"> </w:t>
+      </w:r>
+      <m:oMath>
+        <m:r>
+          <m:t>β</m:t>
+        </m:r>
+        <m:r>
+          <m:rPr>
+            <m:sty m:val="p"/>
+          </m:rPr>
+          <m:t>=</m:t>
+        </m:r>
+        <m:r>
+          <m:rPr>
+            <m:sty m:val="p"/>
+          </m:rPr>
+          <m:t>−</m:t>
+        </m:r>
+        <m:r>
+          <m:t>0.0046</m:t>
+        </m:r>
+      </m:oMath>
+      <w:r>
+        <w:t xml:space="preserve"> </w:t>
+      </w:r>
+      <w:r>
+        <w:t xml:space="preserve">per SD-year (95% CI: −0.0138 to 0.0047, −0.9%/decade;</w:t>
+      </w:r>
+      <w:r>
+        <w:t xml:space="preserve"> </w:t>
+      </w:r>
+      <w:hyperlink w:anchor="tbl-mass-allometry">
+        <w:r>
+          <w:rPr>
+            <w:rStyle w:val="Hyperlink"/>
+          </w:rPr>
+          <w:t xml:space="preserve">Table 2</w:t>
+        </w:r>
+      </w:hyperlink>
+      <w:r>
+        <w:t xml:space="preserve">). Crucially, evaluating temporal change strictly within the same field researcher via a Mundlak random-effects model yielded a within-observer slope indistinguishable from zero (</w:t>
+      </w:r>
+      <m:oMath>
+        <m:r>
+          <m:t>β</m:t>
+        </m:r>
+        <m:r>
+          <m:rPr>
+            <m:sty m:val="p"/>
+          </m:rPr>
+          <m:t>=</m:t>
+        </m:r>
+        <m:r>
+          <m:rPr>
+            <m:sty m:val="p"/>
+          </m:rPr>
+          <m:t>−</m:t>
+        </m:r>
+        <m:r>
+          <m:t>0.0032</m:t>
+        </m:r>
+      </m:oMath>
+      <w:r>
+        <w:t xml:space="preserve"> </w:t>
+      </w:r>
+      <w:r>
+        <w:t xml:space="preserve">per SD-year, 95% CI: −0.0104 to 0.0041, −0.6%/decade;</w:t>
+      </w:r>
+      <w:r>
+        <w:t xml:space="preserve"> </w:t>
+      </w:r>
+      <w:hyperlink w:anchor="tbl-mass-allometry">
         <w:r>
           <w:rPr>
             <w:rStyle w:val="Hyperlink"/>
@@ -2548,7 +2784,7 @@
       <w:tr>
         <w:tc>
           <w:tcPr/>
-          <w:bookmarkStart w:id="30" w:name="tbl-multitrait"/>
+          <w:bookmarkStart w:id="30" w:name="tbl-mass-allometry"/>
           <w:p>
             <w:pPr>
               <w:jc w:val="center"/>
@@ -2559,7 +2795,7 @@
               <w:pStyle w:val="ImageCaption"/>
             </w:pPr>
             <w:r>
-              <w:t xml:space="preserve">Table 2: Multi-trait temporal trends across baseline, non-phylogenetic controlled, and 50-tree phylogenetic models. Asterisks denote intervals excluding zero.</w:t>
+              <w:t xml:space="preserve">Table 2: Body mass temporal models across control tiers and bivariate allometry on shared individuals (50 phylogenetic trees).</w:t>
             </w:r>
           </w:p>
           <w:tbl>
@@ -2570,11 +2806,11 @@
               <w:tblLook w:firstRow="1" w:lastRow="0" w:firstColumn="0" w:lastColumn="0" w:noHBand="0" w:noVBand="0" w:val="0020"/>
             </w:tblPr>
             <w:tblGrid>
-              <w:gridCol w:w="1997"/>
-              <w:gridCol w:w="1926"/>
-              <w:gridCol w:w="1926"/>
-              <w:gridCol w:w="1569"/>
-              <w:gridCol w:w="499"/>
+              <w:gridCol w:w="4307"/>
+              <w:gridCol w:w="972"/>
+              <w:gridCol w:w="1250"/>
+              <w:gridCol w:w="903"/>
+              <w:gridCol w:w="486"/>
             </w:tblGrid>
             <w:tr>
               <w:trPr>
@@ -2589,7 +2825,7 @@
                     <w:jc w:val="center"/>
                   </w:pPr>
                   <w:r>
-                    <w:t xml:space="preserve">Morphological trait</w:t>
+                    <w:t xml:space="preserve">Model specification / Contrast</w:t>
                   </w:r>
                 </w:p>
               </w:tc>
@@ -2602,7 +2838,7 @@
                     <w:jc w:val="center"/>
                   </w:pPr>
                   <w:r>
-                    <w:t xml:space="preserve">Baseline (M0)</w:t>
+                    <w:t xml:space="preserve">β (per SD-yr)</w:t>
                   </w:r>
                 </w:p>
               </w:tc>
@@ -2615,7 +2851,7 @@
                     <w:jc w:val="center"/>
                   </w:pPr>
                   <w:r>
-                    <w:t xml:space="preserve">Controlled (lme4)</w:t>
+                    <w:t xml:space="preserve">95% CI</w:t>
                   </w:r>
                 </w:p>
               </w:tc>
@@ -2628,7 +2864,7 @@
                     <w:jc w:val="center"/>
                   </w:pPr>
                   <w:r>
-                    <w:t xml:space="preserve">Controlled (50 trees)</w:t>
+                    <w:t xml:space="preserve">Rate (%/dec)</w:t>
                   </w:r>
                 </w:p>
               </w:tc>
@@ -2656,7 +2892,7 @@
                     <w:jc w:val="center"/>
                   </w:pPr>
                   <w:r>
-                    <w:t xml:space="preserve">Log body mass (g)</w:t>
+                    <w:t xml:space="preserve">Body mass: M0 Baseline (sex + latitude + phylogeny)</w:t>
                   </w:r>
                 </w:p>
               </w:tc>
@@ -2669,7 +2905,7 @@
                     <w:jc w:val="center"/>
                   </w:pPr>
                   <w:r>
-                    <w:t xml:space="preserve">−0.0072 [−0.0165, +0.0021]</w:t>
+                    <w:t xml:space="preserve">−0.0072</w:t>
                   </w:r>
                 </w:p>
               </w:tc>
@@ -2682,7 +2918,7 @@
                     <w:jc w:val="center"/>
                   </w:pPr>
                   <w:r>
-                    <w:t xml:space="preserve">−0.0045 [−0.0138, +0.0047]</w:t>
+                    <w:t xml:space="preserve">[−0.0165, 0.0021]</w:t>
                   </w:r>
                 </w:p>
               </w:tc>
@@ -2695,7 +2931,141 @@
                     <w:jc w:val="center"/>
                   </w:pPr>
                   <w:r>
-                    <w:t xml:space="preserve">−0.00 [−0.01, 0.00]</w:t>
+                    <w:t xml:space="preserve">−1.4%</w:t>
+                  </w:r>
+                </w:p>
+              </w:tc>
+              <w:tc>
+                <w:tcPr/>
+                <w:p>
+                  <w:pPr>
+                    <w:pStyle w:val="Compact"/>
+                    <w:jc w:val="left"/>
+                    <w:jc w:val="center"/>
+                  </w:pPr>
+                  <w:r>
+                    <w:t xml:space="preserve">11,256</w:t>
+                  </w:r>
+                </w:p>
+              </w:tc>
+            </w:tr>
+            <w:tr>
+              <w:tc>
+                <w:tcPr/>
+                <w:p>
+                  <w:pPr>
+                    <w:pStyle w:val="Compact"/>
+                    <w:jc w:val="left"/>
+                    <w:jc w:val="center"/>
+                  </w:pPr>
+                  <w:r>
+                    <w:t xml:space="preserve">Body mass: M1 (+ Observer + Municipality intercepts)</w:t>
+                  </w:r>
+                </w:p>
+              </w:tc>
+              <w:tc>
+                <w:tcPr/>
+                <w:p>
+                  <w:pPr>
+                    <w:pStyle w:val="Compact"/>
+                    <w:jc w:val="left"/>
+                    <w:jc w:val="center"/>
+                  </w:pPr>
+                  <w:r>
+                    <w:t xml:space="preserve">−0.0056</w:t>
+                  </w:r>
+                </w:p>
+              </w:tc>
+              <w:tc>
+                <w:tcPr/>
+                <w:p>
+                  <w:pPr>
+                    <w:pStyle w:val="Compact"/>
+                    <w:jc w:val="left"/>
+                    <w:jc w:val="center"/>
+                  </w:pPr>
+                  <w:r>
+                    <w:t xml:space="preserve">[−0.0164, 0.0051]</w:t>
+                  </w:r>
+                </w:p>
+              </w:tc>
+              <w:tc>
+                <w:tcPr/>
+                <w:p>
+                  <w:pPr>
+                    <w:pStyle w:val="Compact"/>
+                    <w:jc w:val="left"/>
+                    <w:jc w:val="center"/>
+                  </w:pPr>
+                  <w:r>
+                    <w:t xml:space="preserve">−1.1%</w:t>
+                  </w:r>
+                </w:p>
+              </w:tc>
+              <w:tc>
+                <w:tcPr/>
+                <w:p>
+                  <w:pPr>
+                    <w:pStyle w:val="Compact"/>
+                    <w:jc w:val="left"/>
+                    <w:jc w:val="center"/>
+                  </w:pPr>
+                  <w:r>
+                    <w:t xml:space="preserve">11,256</w:t>
+                  </w:r>
+                </w:p>
+              </w:tc>
+            </w:tr>
+            <w:tr>
+              <w:tc>
+                <w:tcPr/>
+                <w:p>
+                  <w:pPr>
+                    <w:pStyle w:val="Compact"/>
+                    <w:jc w:val="left"/>
+                    <w:jc w:val="center"/>
+                  </w:pPr>
+                  <w:r>
+                    <w:t xml:space="preserve">Body mass: M3 Full controls (+ Season + Moult + Individual)</w:t>
+                  </w:r>
+                </w:p>
+              </w:tc>
+              <w:tc>
+                <w:tcPr/>
+                <w:p>
+                  <w:pPr>
+                    <w:pStyle w:val="Compact"/>
+                    <w:jc w:val="left"/>
+                    <w:jc w:val="center"/>
+                  </w:pPr>
+                  <w:r>
+                    <w:t xml:space="preserve">−0.0046</w:t>
+                  </w:r>
+                </w:p>
+              </w:tc>
+              <w:tc>
+                <w:tcPr/>
+                <w:p>
+                  <w:pPr>
+                    <w:pStyle w:val="Compact"/>
+                    <w:jc w:val="left"/>
+                    <w:jc w:val="center"/>
+                  </w:pPr>
+                  <w:r>
+                    <w:t xml:space="preserve">[−0.0138, 0.0047]</w:t>
+                  </w:r>
+                </w:p>
+              </w:tc>
+              <w:tc>
+                <w:tcPr/>
+                <w:p>
+                  <w:pPr>
+                    <w:pStyle w:val="Compact"/>
+                    <w:jc w:val="left"/>
+                    <w:jc w:val="center"/>
+                  </w:pPr>
+                  <w:r>
+                    <w:t xml:space="preserve">−0.9%</w:t>
                   </w:r>
                 </w:p>
               </w:tc>
@@ -2723,7 +3093,7 @@
                     <w:jc w:val="center"/>
                   </w:pPr>
                   <w:r>
-                    <w:t xml:space="preserve">Bill width (mm)</w:t>
+                    <w:t xml:space="preserve">Body mass: Mundlak within-observer slope</w:t>
                   </w:r>
                 </w:p>
               </w:tc>
@@ -2736,7 +3106,7 @@
                     <w:jc w:val="center"/>
                   </w:pPr>
                   <w:r>
-                    <w:t xml:space="preserve">+0.24 [0.06, 0.42]*</w:t>
+                    <w:t xml:space="preserve">−0.0032</w:t>
                   </w:r>
                 </w:p>
               </w:tc>
@@ -2749,7 +3119,7 @@
                     <w:jc w:val="center"/>
                   </w:pPr>
                   <w:r>
-                    <w:t xml:space="preserve">−0.02 [−0.17, +0.14]</w:t>
+                    <w:t xml:space="preserve">[−0.0104, 0.0041]</w:t>
                   </w:r>
                 </w:p>
               </w:tc>
@@ -2762,7 +3132,7 @@
                     <w:jc w:val="center"/>
                   </w:pPr>
                   <w:r>
-                    <w:t xml:space="preserve">−0.03 [−0.18, 0.13]</w:t>
+                    <w:t xml:space="preserve">−0.6%</w:t>
                   </w:r>
                 </w:p>
               </w:tc>
@@ -2775,7 +3145,7 @@
                     <w:jc w:val="center"/>
                   </w:pPr>
                   <w:r>
-                    <w:t xml:space="preserve">3,205</w:t>
+                    <w:t xml:space="preserve">11,077</w:t>
                   </w:r>
                 </w:p>
               </w:tc>
@@ -2790,7 +3160,7 @@
                     <w:jc w:val="center"/>
                   </w:pPr>
                   <w:r>
-                    <w:t xml:space="preserve">Bill length (mm)</w:t>
+                    <w:t xml:space="preserve">Body mass: Diurnal capture hour model (+ capture time)</w:t>
                   </w:r>
                 </w:p>
               </w:tc>
@@ -2803,7 +3173,7 @@
                     <w:jc w:val="center"/>
                   </w:pPr>
                   <w:r>
-                    <w:t xml:space="preserve">−0.00 [−0.11, +0.10]</w:t>
+                    <w:t xml:space="preserve">−0.0063</w:t>
                   </w:r>
                 </w:p>
               </w:tc>
@@ -2816,7 +3186,7 @@
                     <w:jc w:val="center"/>
                   </w:pPr>
                   <w:r>
-                    <w:t xml:space="preserve">+0.17 [−0.02, +0.36]</w:t>
+                    <w:t xml:space="preserve">[−0.0188, 0.0062]</w:t>
                   </w:r>
                 </w:p>
               </w:tc>
@@ -2829,7 +3199,7 @@
                     <w:jc w:val="center"/>
                   </w:pPr>
                   <w:r>
-                    <w:t xml:space="preserve">0.17 [−0.02, 0.36]</w:t>
+                    <w:t xml:space="preserve">−1.3%</w:t>
                   </w:r>
                 </w:p>
               </w:tc>
@@ -2842,7 +3212,7 @@
                     <w:jc w:val="center"/>
                   </w:pPr>
                   <w:r>
-                    <w:t xml:space="preserve">7,540</w:t>
+                    <w:t xml:space="preserve">8,345</w:t>
                   </w:r>
                 </w:p>
               </w:tc>
@@ -2857,7 +3227,7 @@
                     <w:jc w:val="center"/>
                   </w:pPr>
                   <w:r>
-                    <w:t xml:space="preserve">Tail length (mm)</w:t>
+                    <w:t xml:space="preserve">Shared records (N = 7,577): Wing length rate</w:t>
                   </w:r>
                 </w:p>
               </w:tc>
@@ -2870,7 +3240,7 @@
                     <w:jc w:val="center"/>
                   </w:pPr>
                   <w:r>
-                    <w:t xml:space="preserve">+0.28 [−0.27, +0.83]</w:t>
+                    <w:t xml:space="preserve">—</w:t>
                   </w:r>
                 </w:p>
               </w:tc>
@@ -2883,7 +3253,7 @@
                     <w:jc w:val="center"/>
                   </w:pPr>
                   <w:r>
-                    <w:t xml:space="preserve">+0.25 [−0.28, +0.77]</w:t>
+                    <w:t xml:space="preserve">[−2.7, −0.4]</w:t>
                   </w:r>
                 </w:p>
               </w:tc>
@@ -2896,7 +3266,7 @@
                     <w:jc w:val="center"/>
                   </w:pPr>
                   <w:r>
-                    <w:t xml:space="preserve">0.24 [−0.28, 0.76]</w:t>
+                    <w:t xml:space="preserve">−1.5%</w:t>
                   </w:r>
                 </w:p>
               </w:tc>
@@ -2909,7 +3279,7 @@
                     <w:jc w:val="center"/>
                   </w:pPr>
                   <w:r>
-                    <w:t xml:space="preserve">8,679</w:t>
+                    <w:t xml:space="preserve">7,577</w:t>
                   </w:r>
                 </w:p>
               </w:tc>
@@ -2924,7 +3294,7 @@
                     <w:jc w:val="center"/>
                   </w:pPr>
                   <w:r>
-                    <w:t xml:space="preserve">Tarsus length (mm)</w:t>
+                    <w:t xml:space="preserve">Shared records (N = 7,577): Body mass rate</w:t>
                   </w:r>
                 </w:p>
               </w:tc>
@@ -2937,7 +3307,7 @@
                     <w:jc w:val="center"/>
                   </w:pPr>
                   <w:r>
-                    <w:t xml:space="preserve">+0.42 [0.26, 0.59]*</w:t>
+                    <w:t xml:space="preserve">—</w:t>
                   </w:r>
                 </w:p>
               </w:tc>
@@ -2950,7 +3320,7 @@
                     <w:jc w:val="center"/>
                   </w:pPr>
                   <w:r>
-                    <w:t xml:space="preserve">+0.26 [−0.08, +0.59]</w:t>
+                    <w:t xml:space="preserve">[−2.7, 1.6]</w:t>
                   </w:r>
                 </w:p>
               </w:tc>
@@ -2963,7 +3333,7 @@
                     <w:jc w:val="center"/>
                   </w:pPr>
                   <w:r>
-                    <w:t xml:space="preserve">0.26 [−0.08, 0.60]</w:t>
+                    <w:t xml:space="preserve">−0.5%</w:t>
                   </w:r>
                 </w:p>
               </w:tc>
@@ -2976,7 +3346,7 @@
                     <w:jc w:val="center"/>
                   </w:pPr>
                   <w:r>
-                    <w:t xml:space="preserve">4,285</w:t>
+                    <w:t xml:space="preserve">7,577</w:t>
                   </w:r>
                 </w:p>
               </w:tc>
@@ -2991,7 +3361,7 @@
                     <w:jc w:val="center"/>
                   </w:pPr>
                   <w:r>
-                    <w:t xml:space="preserve">Wing length (mm; cross-ref)</w:t>
+                    <w:t xml:space="preserve">Shared records: Rate difference (Mass − Wing)</w:t>
                   </w:r>
                 </w:p>
               </w:tc>
@@ -3004,7 +3374,7 @@
                     <w:jc w:val="center"/>
                   </w:pPr>
                   <w:r>
-                    <w:t xml:space="preserve">−0.92 [−1.40, −0.44]*</w:t>
+                    <w:t xml:space="preserve">—</w:t>
                   </w:r>
                 </w:p>
               </w:tc>
@@ -3017,7 +3387,7 @@
                     <w:jc w:val="center"/>
                   </w:pPr>
                   <w:r>
-                    <w:t xml:space="preserve">−0.30 [−0.66, +0.06]</w:t>
+                    <w:t xml:space="preserve">[−3.4, 1.4]</w:t>
                   </w:r>
                 </w:p>
               </w:tc>
@@ -3030,7 +3400,7 @@
                     <w:jc w:val="center"/>
                   </w:pPr>
                   <w:r>
-                    <w:t xml:space="preserve">−0.37 [−0.78, 0.04]</w:t>
+                    <w:t xml:space="preserve">−1.0%</w:t>
                   </w:r>
                 </w:p>
               </w:tc>
@@ -3043,7 +3413,74 @@
                     <w:jc w:val="center"/>
                   </w:pPr>
                   <w:r>
-                    <w:t xml:space="preserve">8,478</w:t>
+                    <w:t xml:space="preserve">7,577</w:t>
+                  </w:r>
+                </w:p>
+              </w:tc>
+            </w:tr>
+            <w:tr>
+              <w:tc>
+                <w:tcPr/>
+                <w:p>
+                  <w:pPr>
+                    <w:pStyle w:val="Compact"/>
+                    <w:jc w:val="left"/>
+                    <w:jc w:val="center"/>
+                  </w:pPr>
+                  <w:r>
+                    <w:t xml:space="preserve">Shared records: Geometric isometry contrast (Mass − 3 × Wing)</w:t>
+                  </w:r>
+                </w:p>
+              </w:tc>
+              <w:tc>
+                <w:tcPr/>
+                <w:p>
+                  <w:pPr>
+                    <w:pStyle w:val="Compact"/>
+                    <w:jc w:val="left"/>
+                    <w:jc w:val="center"/>
+                  </w:pPr>
+                  <w:r>
+                    <w:t xml:space="preserve">—</w:t>
+                  </w:r>
+                </w:p>
+              </w:tc>
+              <w:tc>
+                <w:tcPr/>
+                <w:p>
+                  <w:pPr>
+                    <w:pStyle w:val="Compact"/>
+                    <w:jc w:val="left"/>
+                    <w:jc w:val="center"/>
+                  </w:pPr>
+                  <w:r>
+                    <w:t xml:space="preserve">[−0.1, 8.1]</w:t>
+                  </w:r>
+                </w:p>
+              </w:tc>
+              <w:tc>
+                <w:tcPr/>
+                <w:p>
+                  <w:pPr>
+                    <w:pStyle w:val="Compact"/>
+                    <w:jc w:val="left"/>
+                    <w:jc w:val="center"/>
+                  </w:pPr>
+                  <w:r>
+                    <w:t xml:space="preserve">+4.0%</w:t>
+                  </w:r>
+                </w:p>
+              </w:tc>
+              <w:tc>
+                <w:tcPr/>
+                <w:p>
+                  <w:pPr>
+                    <w:pStyle w:val="Compact"/>
+                    <w:jc w:val="left"/>
+                    <w:jc w:val="center"/>
+                  </w:pPr>
+                  <w:r>
+                    <w:t xml:space="preserve">7,577</w:t>
                   </w:r>
                 </w:p>
               </w:tc>
@@ -3157,14 +3594,58 @@
         </m:r>
       </m:oMath>
       <w:r>
-        <w:t xml:space="preserve">,</w:t>
+        <w:t xml:space="preserve">, 95% CI: −0.0188 to 0.0062, −1.3%/decade;</w:t>
+      </w:r>
+      <w:r>
+        <w:t xml:space="preserve"> </w:t>
+      </w:r>
+      <w:hyperlink w:anchor="tbl-mass-allometry">
+        <w:r>
+          <w:rPr>
+            <w:rStyle w:val="Hyperlink"/>
+          </w:rPr>
+          <w:t xml:space="preserve">Table 2</w:t>
+        </w:r>
+      </w:hyperlink>
+      <w:r>
+        <w:t xml:space="preserve">).</w:t>
+      </w:r>
+    </w:p>
+    <w:p>
+      <w:pPr>
+        <w:pStyle w:val="BodyText"/>
+      </w:pPr>
+      <w:r>
+        <w:t xml:space="preserve">To evaluate whether shape changes occurred on the same individual birds, we analyzed 7,577 shared records with simultaneous measurements of wing length and body mass across 72 species. In a joint bivariate model accounting for observer and site structure across 50 phylogenetic trees, wing length declined by −1.5%/decade (95% CI: −2.7 to −0.4%) while body mass declined by −0.5%/decade (95% CI: −2.7 to 1.6%;</w:t>
+      </w:r>
+      <w:r>
+        <w:t xml:space="preserve"> </w:t>
+      </w:r>
+      <w:hyperlink w:anchor="tbl-mass-allometry">
+        <w:r>
+          <w:rPr>
+            <w:rStyle w:val="Hyperlink"/>
+          </w:rPr>
+          <w:t xml:space="preserve">Table 2</w:t>
+        </w:r>
+      </w:hyperlink>
+      <w:r>
+        <w:t xml:space="preserve">).</w:t>
+      </w:r>
+    </w:p>
+    <w:p>
+      <w:pPr>
+        <w:pStyle w:val="BodyText"/>
+      </w:pPr>
+      <w:r>
+        <w:t xml:space="preserve">The difference between the two rates was −1.0%/decade (95% CI: −3.4 to 1.4%,</w:t>
       </w:r>
       <w:r>
         <w:t xml:space="preserve"> </w:t>
       </w:r>
       <m:oMath>
         <m:r>
-          <m:t>t</m:t>
+          <m:t>z</m:t>
         </m:r>
         <m:r>
           <m:rPr>
@@ -3179,51 +3660,23 @@
           <m:t>−</m:t>
         </m:r>
         <m:r>
-          <m:t>0.99</m:t>
+          <m:t>0.79</m:t>
         </m:r>
       </m:oMath>
       <w:r>
-        <w:t xml:space="preserve">).</w:t>
-      </w:r>
-    </w:p>
-    <w:p>
-      <w:pPr>
-        <w:pStyle w:val="BodyText"/>
-      </w:pPr>
-      <w:r>
-        <w:t xml:space="preserve">To evaluate whether shape changes occurred on the same individual birds, we analyzed 7,577 shared records with simultaneous measurements of wing length and body mass across 72 species. In a joint bivariate model accounting for observer and site structure across 50 phylogenetic trees, wing length declined by −1.53%/decade (95% CI: −2.69 to −0.36%) while body mass declined by −0.54%/decade (95% CI: −2.68 to +1.60%).</w:t>
-      </w:r>
-    </w:p>
-    <w:p>
-      <w:pPr>
-        <w:pStyle w:val="BodyText"/>
-      </w:pPr>
-      <w:r>
-        <w:t xml:space="preserve">The difference between the two rates was −1.0%/decade (95% CI: −3.4 to 1.4%,</w:t>
-      </w:r>
-      <w:r>
-        <w:t xml:space="preserve"> </w:t>
-      </w:r>
-      <m:oMath>
-        <m:r>
-          <m:t>z</m:t>
-        </m:r>
-        <m:r>
-          <m:rPr>
-            <m:sty m:val="p"/>
-          </m:rPr>
-          <m:t>=</m:t>
-        </m:r>
-        <m:r>
-          <m:rPr>
-            <m:sty m:val="p"/>
-          </m:rPr>
-          <m:t>−</m:t>
-        </m:r>
-        <m:r>
-          <m:t>0.79</m:t>
-        </m:r>
-      </m:oMath>
+        <w:t xml:space="preserve">;</w:t>
+      </w:r>
+      <w:r>
+        <w:t xml:space="preserve"> </w:t>
+      </w:r>
+      <w:hyperlink w:anchor="tbl-mass-allometry">
+        <w:r>
+          <w:rPr>
+            <w:rStyle w:val="Hyperlink"/>
+          </w:rPr>
+          <w:t xml:space="preserve">Table 2</w:t>
+        </w:r>
+      </w:hyperlink>
       <w:r>
         <w:t xml:space="preserve">). Under geometric isometry, body mass scales with the cube of linear dimensions (</w:t>
       </w:r>
@@ -3305,17 +3758,31 @@
         </m:r>
       </m:oMath>
       <w:r>
+        <w:t xml:space="preserve">;</w:t>
+      </w:r>
+      <w:r>
+        <w:t xml:space="preserve"> </w:t>
+      </w:r>
+      <w:hyperlink w:anchor="tbl-mass-allometry">
+        <w:r>
+          <w:rPr>
+            <w:rStyle w:val="Hyperlink"/>
+          </w:rPr>
+          <w:t xml:space="preserve">Table 2</w:t>
+        </w:r>
+      </w:hyperlink>
+      <w:r>
         <w:t xml:space="preserve">). Because the 95% confidence interval spans zero, the shared-individual data cannot reject geometric isometry, indicating that birds maintain proportional body scaling over time.</w:t>
       </w:r>
     </w:p>
     <w:bookmarkEnd w:id="31"/>
-    <w:bookmarkStart w:id="32" w:name="X77ddddba77d9e771d1298d0fadf5b1c08ab3bfa"/>
+    <w:bookmarkStart w:id="32" w:name="X136763f3c02b09c0acc4147ac8a27ccd4bb65b5"/>
     <w:p>
       <w:pPr>
         <w:pStyle w:val="Heading2"/>
       </w:pPr>
       <w:r>
-        <w:t xml:space="preserve">2.4 Multi-trait stability and invariance of bills and tarsi</w:t>
+        <w:t xml:space="preserve">2.4 Bill width invariance and testing Allen’s rule</w:t>
       </w:r>
     </w:p>
     <w:p>
@@ -3323,7 +3790,7 @@
         <w:pStyle w:val="FirstParagraph"/>
       </w:pPr>
       <w:r>
-        <w:t xml:space="preserve">In addition to body mass and wing length, we tested whether extremities underwent thermoregulatory enlargement as predicted by Allen’s rule</w:t>
+        <w:t xml:space="preserve">Allen’s rule</w:t>
       </w:r>
       <w:r>
         <w:t xml:space="preserve"> </w:t>
@@ -3332,7 +3799,10 @@
         <w:t xml:space="preserve">(Allen 1877; Ryding et al. 2021)</w:t>
       </w:r>
       <w:r>
-        <w:t xml:space="preserve">. Raw species-level trajectories for bill width displayed both increases and decreases across species (</w:t>
+        <w:t xml:space="preserve"> </w:t>
+      </w:r>
+      <w:r>
+        <w:t xml:space="preserve">posits that extremities such as bills enlarge in warm climates to facilitate non-evaporative thermoregulatory heat dissipation. Raw species-level trajectories for bill width displayed both increases and decreases across the community (</w:t>
       </w:r>
       <w:hyperlink w:anchor="fig-trends">
         <w:r>
@@ -3346,13 +3816,42 @@
         <w:t xml:space="preserve"> </w:t>
       </w:r>
       <w:r>
-        <w:t xml:space="preserve">B). In an unadjusted baseline model without observer controls, bill width appeared to show a significant increase (+0.24 mm/SD-year, 95% CI: 0.06 to 0.42;</w:t>
+        <w:t xml:space="preserve">C). In an unadjusted baseline model without observer controls (M0), bill width appeared to show a statistically significant positive decadal trend:</w:t>
       </w:r>
       <w:r>
         <w:t xml:space="preserve"> </w:t>
       </w:r>
       <m:oMath>
         <m:r>
+          <m:t>β</m:t>
+        </m:r>
+        <m:r>
+          <m:rPr>
+            <m:sty m:val="p"/>
+          </m:rPr>
+          <m:t>=</m:t>
+        </m:r>
+        <m:r>
+          <m:rPr>
+            <m:sty m:val="p"/>
+          </m:rPr>
+          <m:t>+</m:t>
+        </m:r>
+        <m:r>
+          <m:t>0.24</m:t>
+        </m:r>
+      </m:oMath>
+      <w:r>
+        <w:t xml:space="preserve"> </w:t>
+      </w:r>
+      <w:r>
+        <w:t xml:space="preserve">mm per SD-year (95% CI: +0.06 to +0.42,</w:t>
+      </w:r>
+      <w:r>
+        <w:t xml:space="preserve"> </w:t>
+      </w:r>
+      <m:oMath>
+        <m:r>
           <m:t>t</m:t>
         </m:r>
         <m:r>
@@ -3366,21 +3865,36 @@
         </m:r>
       </m:oMath>
       <w:r>
-        <w:t xml:space="preserve">;</w:t>
-      </w:r>
-      <w:r>
-        <w:t xml:space="preserve"> </w:t>
-      </w:r>
-      <w:hyperlink w:anchor="tbl-multitrait">
-        <w:r>
-          <w:rPr>
-            <w:rStyle w:val="Hyperlink"/>
-          </w:rPr>
-          <w:t xml:space="preserve">Table 2</w:t>
-        </w:r>
-      </w:hyperlink>
-      <w:r>
-        <w:t xml:space="preserve">), a pattern that could be misconstrued as support for Allen’s rule.</w:t>
+        <w:t xml:space="preserve">,</w:t>
+      </w:r>
+      <w:r>
+        <w:t xml:space="preserve"> </w:t>
+      </w:r>
+      <m:oMath>
+        <m:r>
+          <m:t>n</m:t>
+        </m:r>
+        <m:r>
+          <m:rPr>
+            <m:sty m:val="p"/>
+          </m:rPr>
+          <m:t>=</m:t>
+        </m:r>
+        <m:r>
+          <m:t>3</m:t>
+        </m:r>
+        <m:r>
+          <m:rPr>
+            <m:sty m:val="p"/>
+          </m:rPr>
+          <m:t>,</m:t>
+        </m:r>
+        <m:r>
+          <m:t>209</m:t>
+        </m:r>
+      </m:oMath>
+      <w:r>
+        <w:t xml:space="preserve">), a pattern that could naively be misconstrued as empirical support for Allen’s rule.</w:t>
       </w:r>
     </w:p>
     <w:p>
@@ -3388,7 +3902,7 @@
         <w:pStyle w:val="BodyText"/>
       </w:pPr>
       <w:r>
-        <w:t xml:space="preserve">However, bill width was recorded by 22 field researchers, and only two researchers sampled birds in both the early and late periods. When observer identity was accounted for, the temporal slope collapsed completely to zero (</w:t>
+        <w:t xml:space="preserve">However, bill width was recorded by 22 field researchers across the dataset, and only two researchers sampled birds in both the early (1995–2006) and late (2013–2018) periods. When researcher identity and municipality were accounted for (M1), this apparent positive trajectory collapsed completely to zero (</w:t>
       </w:r>
       <m:oMath>
         <m:r>
@@ -3407,327 +3921,127 @@
           <m:t>−</m:t>
         </m:r>
         <m:r>
+          <m:t>0.03</m:t>
+        </m:r>
+      </m:oMath>
+      <w:r>
+        <w:t xml:space="preserve"> </w:t>
+      </w:r>
+      <w:r>
+        <w:t xml:space="preserve">mm/SD-year, 95% CI: −0.18 to 0.12,</w:t>
+      </w:r>
+      <w:r>
+        <w:t xml:space="preserve"> </w:t>
+      </w:r>
+      <m:oMath>
+        <m:r>
+          <m:t>n</m:t>
+        </m:r>
+        <m:r>
+          <m:rPr>
+            <m:sty m:val="p"/>
+          </m:rPr>
+          <m:t>=</m:t>
+        </m:r>
+        <m:r>
+          <m:t>3</m:t>
+        </m:r>
+        <m:r>
+          <m:rPr>
+            <m:sty m:val="p"/>
+          </m:rPr>
+          <m:t>,</m:t>
+        </m:r>
+        <m:r>
+          <m:t>209</m:t>
+        </m:r>
+      </m:oMath>
+      <w:r>
+        <w:t xml:space="preserve">). In the fully controlled 50-tree phylogenetic model (M3), bill width remained entirely flat:</w:t>
+      </w:r>
+      <w:r>
+        <w:t xml:space="preserve"> </w:t>
+      </w:r>
+      <m:oMath>
+        <m:r>
+          <m:t>β</m:t>
+        </m:r>
+        <m:r>
+          <m:rPr>
+            <m:sty m:val="p"/>
+          </m:rPr>
+          <m:t>=</m:t>
+        </m:r>
+        <m:r>
+          <m:rPr>
+            <m:sty m:val="p"/>
+          </m:rPr>
+          <m:t>−</m:t>
+        </m:r>
+        <m:r>
+          <m:t>0.03</m:t>
+        </m:r>
+      </m:oMath>
+      <w:r>
+        <w:t xml:space="preserve"> </w:t>
+      </w:r>
+      <w:r>
+        <w:t xml:space="preserve">mm/SD-year (95% CI: −0.18 to 0.13, corresponding to −0.03 mm/decade,</w:t>
+      </w:r>
+      <w:r>
+        <w:t xml:space="preserve"> </w:t>
+      </w:r>
+      <m:oMath>
+        <m:r>
+          <m:t>n</m:t>
+        </m:r>
+        <m:r>
+          <m:rPr>
+            <m:sty m:val="p"/>
+          </m:rPr>
+          <m:t>=</m:t>
+        </m:r>
+        <m:r>
+          <m:t>3</m:t>
+        </m:r>
+        <m:r>
+          <m:rPr>
+            <m:sty m:val="p"/>
+          </m:rPr>
+          <m:t>,</m:t>
+        </m:r>
+        <m:r>
+          <m:t>205</m:t>
+        </m:r>
+      </m:oMath>
+      <w:r>
+        <w:t xml:space="preserve">). Evaluating temporal change within the same field researcher confirmed stability (</w:t>
+      </w:r>
+      <m:oMath>
+        <m:r>
+          <m:t>β</m:t>
+        </m:r>
+        <m:r>
+          <m:rPr>
+            <m:sty m:val="p"/>
+          </m:rPr>
+          <m:t>=</m:t>
+        </m:r>
+        <m:r>
+          <m:rPr>
+            <m:sty m:val="p"/>
+          </m:rPr>
+          <m:t>+</m:t>
+        </m:r>
+        <m:r>
           <m:t>0.02</m:t>
         </m:r>
       </m:oMath>
       <w:r>
-        <w:t xml:space="preserve">,</w:t>
-      </w:r>
-      <w:r>
-        <w:t xml:space="preserve"> </w:t>
-      </w:r>
-      <m:oMath>
-        <m:r>
-          <m:t>t</m:t>
-        </m:r>
-        <m:r>
-          <m:rPr>
-            <m:sty m:val="p"/>
-          </m:rPr>
-          <m:t>=</m:t>
-        </m:r>
-        <m:r>
-          <m:rPr>
-            <m:sty m:val="p"/>
-          </m:rPr>
-          <m:t>−</m:t>
-        </m:r>
-        <m:r>
-          <m:t>0.3</m:t>
-        </m:r>
-      </m:oMath>
-      <w:r>
-        <w:t xml:space="preserve"> </w:t>
-      </w:r>
-      <w:r>
-        <w:t xml:space="preserve">in</w:t>
-      </w:r>
-      <w:r>
-        <w:t xml:space="preserve"> </w:t>
-      </w:r>
-      <w:r>
-        <w:rPr>
-          <w:rStyle w:val="VerbatimChar"/>
-        </w:rPr>
-        <w:t xml:space="preserve">lme4</w:t>
-      </w:r>
-      <w:r>
-        <w:t xml:space="preserve">;</w:t>
-      </w:r>
-      <w:r>
-        <w:t xml:space="preserve"> </w:t>
-      </w:r>
-      <m:oMath>
-        <m:r>
-          <m:t>β</m:t>
-        </m:r>
-        <m:r>
-          <m:rPr>
-            <m:sty m:val="p"/>
-          </m:rPr>
-          <m:t>=</m:t>
-        </m:r>
-        <m:r>
-          <m:rPr>
-            <m:sty m:val="p"/>
-          </m:rPr>
-          <m:t>−</m:t>
-        </m:r>
-        <m:r>
-          <m:t>0.03</m:t>
-        </m:r>
-      </m:oMath>
-      <w:r>
-        <w:t xml:space="preserve"> </w:t>
-      </w:r>
-      <w:r>
-        <w:t xml:space="preserve">[</w:t>
-      </w:r>
-      <m:oMath>
-        <m:r>
-          <m:rPr>
-            <m:sty m:val="p"/>
-          </m:rPr>
-          <m:t>−</m:t>
-        </m:r>
-        <m:r>
-          <m:t>0.18</m:t>
-        </m:r>
-        <m:r>
-          <m:rPr>
-            <m:sty m:val="p"/>
-          </m:rPr>
-          <m:t>,</m:t>
-        </m:r>
-        <m:r>
-          <m:rPr>
-            <m:sty m:val="p"/>
-          </m:rPr>
-          <m:t>+</m:t>
-        </m:r>
-        <m:r>
-          <m:t>0.13</m:t>
-        </m:r>
-      </m:oMath>
-      <w:r>
-        <w:t xml:space="preserve">] in the 50-tree phylogenetic model;</w:t>
-      </w:r>
-      <w:r>
-        <w:t xml:space="preserve"> </w:t>
-      </w:r>
-      <w:hyperlink w:anchor="tbl-multitrait">
-        <w:r>
-          <w:rPr>
-            <w:rStyle w:val="Hyperlink"/>
-          </w:rPr>
-          <w:t xml:space="preserve">Table 2</w:t>
-        </w:r>
-      </w:hyperlink>
-      <w:r>
-        <w:t xml:space="preserve">). The apparent baseline increase was an artifact of later contributors systematically recording wider bills. Thus, bill width has remained constant over time, providing no empirical support for Allen’s rule bill enlargement in Atlantic Forest passerines.</w:t>
-      </w:r>
-    </w:p>
-    <w:p>
-      <w:pPr>
-        <w:pStyle w:val="BodyText"/>
-      </w:pPr>
-      <w:r>
-        <w:t xml:space="preserve">Similarly, an apparent baseline increase in tarsus length (+0.42 mm/SD-year, 95% CI: 0.26 to 0.59;</w:t>
-      </w:r>
-      <w:r>
-        <w:t xml:space="preserve"> </w:t>
-      </w:r>
-      <m:oMath>
-        <m:r>
-          <m:t>t</m:t>
-        </m:r>
-        <m:r>
-          <m:rPr>
-            <m:sty m:val="p"/>
-          </m:rPr>
-          <m:t>=</m:t>
-        </m:r>
-        <m:r>
-          <m:t>5.0</m:t>
-        </m:r>
-      </m:oMath>
-      <w:r>
-        <w:t xml:space="preserve">;</w:t>
-      </w:r>
-      <w:r>
-        <w:t xml:space="preserve"> </w:t>
-      </w:r>
-      <m:oMath>
-        <m:r>
-          <m:t>n</m:t>
-        </m:r>
-        <m:r>
-          <m:rPr>
-            <m:sty m:val="p"/>
-          </m:rPr>
-          <m:t>=</m:t>
-        </m:r>
-        <m:r>
-          <m:t>4</m:t>
-        </m:r>
-        <m:r>
-          <m:rPr>
-            <m:sty m:val="p"/>
-          </m:rPr>
-          <m:t>,</m:t>
-        </m:r>
-        <m:r>
-          <m:t>285</m:t>
-        </m:r>
-      </m:oMath>
-      <w:r>
-        <w:t xml:space="preserve">) attenuated to zero once observer identity was included (</w:t>
-      </w:r>
-      <m:oMath>
-        <m:r>
-          <m:t>β</m:t>
-        </m:r>
-        <m:r>
-          <m:rPr>
-            <m:sty m:val="p"/>
-          </m:rPr>
-          <m:t>=</m:t>
-        </m:r>
-        <m:r>
-          <m:t>0.26</m:t>
-        </m:r>
-      </m:oMath>
-      <w:r>
-        <w:t xml:space="preserve"> </w:t>
-      </w:r>
-      <w:r>
-        <w:t xml:space="preserve">[</w:t>
-      </w:r>
-      <m:oMath>
-        <m:r>
-          <m:rPr>
-            <m:sty m:val="p"/>
-          </m:rPr>
-          <m:t>−</m:t>
-        </m:r>
-        <m:r>
-          <m:t>0.08</m:t>
-        </m:r>
-        <m:r>
-          <m:rPr>
-            <m:sty m:val="p"/>
-          </m:rPr>
-          <m:t>,</m:t>
-        </m:r>
-        <m:r>
-          <m:rPr>
-            <m:sty m:val="p"/>
-          </m:rPr>
-          <m:t>+</m:t>
-        </m:r>
-        <m:r>
-          <m:t>0.60</m:t>
-        </m:r>
-      </m:oMath>
-      <w:r>
-        <w:t xml:space="preserve">],</w:t>
-      </w:r>
-      <w:r>
-        <w:t xml:space="preserve"> </w:t>
-      </w:r>
-      <m:oMath>
-        <m:r>
-          <m:t>z</m:t>
-        </m:r>
-        <m:r>
-          <m:rPr>
-            <m:sty m:val="p"/>
-          </m:rPr>
-          <m:t>=</m:t>
-        </m:r>
-        <m:r>
-          <m:t>1.50</m:t>
-        </m:r>
-      </m:oMath>
-      <w:r>
-        <w:t xml:space="preserve">;</w:t>
-      </w:r>
-      <w:r>
-        <w:t xml:space="preserve"> </w:t>
-      </w:r>
-      <w:hyperlink w:anchor="tbl-multitrait">
-        <w:r>
-          <w:rPr>
-            <w:rStyle w:val="Hyperlink"/>
-          </w:rPr>
-          <w:t xml:space="preserve">Table 2</w:t>
-        </w:r>
-      </w:hyperlink>
-      <w:r>
-        <w:t xml:space="preserve">). Bill length (</w:t>
-      </w:r>
-      <m:oMath>
-        <m:r>
-          <m:t>n</m:t>
-        </m:r>
-        <m:r>
-          <m:rPr>
-            <m:sty m:val="p"/>
-          </m:rPr>
-          <m:t>=</m:t>
-        </m:r>
-        <m:r>
-          <m:t>7</m:t>
-        </m:r>
-        <m:r>
-          <m:rPr>
-            <m:sty m:val="p"/>
-          </m:rPr>
-          <m:t>,</m:t>
-        </m:r>
-        <m:r>
-          <m:t>540</m:t>
-        </m:r>
-      </m:oMath>
-      <w:r>
-        <w:t xml:space="preserve">) and tail length (</w:t>
-      </w:r>
-      <m:oMath>
-        <m:r>
-          <m:t>n</m:t>
-        </m:r>
-        <m:r>
-          <m:rPr>
-            <m:sty m:val="p"/>
-          </m:rPr>
-          <m:t>=</m:t>
-        </m:r>
-        <m:r>
-          <m:t>8</m:t>
-        </m:r>
-        <m:r>
-          <m:rPr>
-            <m:sty m:val="p"/>
-          </m:rPr>
-          <m:t>,</m:t>
-        </m:r>
-        <m:r>
-          <m:t>679</m:t>
-        </m:r>
-      </m:oMath>
-      <w:r>
-        <w:t xml:space="preserve">) showed no significant temporal trends across any specification (</w:t>
-      </w:r>
-      <w:hyperlink w:anchor="tbl-multitrait">
-        <w:r>
-          <w:rPr>
-            <w:rStyle w:val="Hyperlink"/>
-          </w:rPr>
-          <w:t xml:space="preserve">Table 2</w:t>
-        </w:r>
-      </w:hyperlink>
-      <w:r>
-        <w:t xml:space="preserve">). Across 28 trait-model comparisons, accounting for 50-tree phylogenetic covariance altered zero biological conclusions reached by the non-phylogenetic controlled models.</w:t>
+        <w:t xml:space="preserve"> </w:t>
+      </w:r>
+      <w:r>
+        <w:t xml:space="preserve">mm/SD-year, 95% CI: −0.19 to 0.22). The apparent baseline increase was an artifact of later contributors systematically recording slightly wider bills. Bill width has therefore remained invariant over time, providing no empirical support for Allen’s rule extremity enlargement in Atlantic Forest passerines.</w:t>
       </w:r>
     </w:p>
     <w:bookmarkEnd w:id="32"/>
@@ -3772,69 +4086,7 @@
         </m:r>
       </m:oMath>
       <w:r>
-        <w:t xml:space="preserve">) between early and late periods across the community revealed positive meta-analytic means when pooled across observers:</w:t>
-      </w:r>
-      <w:r>
-        <w:t xml:space="preserve"> </w:t>
-      </w:r>
-      <m:oMath>
-        <m:r>
-          <m:rPr>
-            <m:sty m:val="p"/>
-          </m:rPr>
-          <m:t>ln</m:t>
-        </m:r>
-        <m:r>
-          <m:rPr>
-            <m:nor/>
-            <m:sty m:val="p"/>
-          </m:rPr>
-          <m:t>CVR</m:t>
-        </m:r>
-        <m:r>
-          <m:rPr>
-            <m:sty m:val="p"/>
-          </m:rPr>
-          <m:t>=</m:t>
-        </m:r>
-        <m:r>
-          <m:rPr>
-            <m:sty m:val="p"/>
-          </m:rPr>
-          <m:t>+</m:t>
-        </m:r>
-        <m:r>
-          <m:t>0.18</m:t>
-        </m:r>
-      </m:oMath>
-      <w:r>
-        <w:t xml:space="preserve"> </w:t>
-      </w:r>
-      <w:r>
-        <w:t xml:space="preserve">(95% CI: 0.03 to 0.33,</w:t>
-      </w:r>
-      <w:r>
-        <w:t xml:space="preserve"> </w:t>
-      </w:r>
-      <m:oMath>
-        <m:r>
-          <m:t>k</m:t>
-        </m:r>
-        <m:r>
-          <m:rPr>
-            <m:sty m:val="p"/>
-          </m:rPr>
-          <m:t>=</m:t>
-        </m:r>
-        <m:r>
-          <m:t>54</m:t>
-        </m:r>
-      </m:oMath>
-      <w:r>
-        <w:t xml:space="preserve">;</w:t>
-      </w:r>
-      <w:r>
-        <w:t xml:space="preserve"> </w:t>
+        <w:t xml:space="preserve">) between early (1995–2006) and late (2013–2018) periods across the community revealed subtle patterns when pooled across observers (</w:t>
       </w:r>
       <w:hyperlink w:anchor="fig-variability">
         <w:r>
@@ -3845,10 +4097,7 @@
         </w:r>
       </w:hyperlink>
       <w:r>
-        <w:t xml:space="preserve"> </w:t>
-      </w:r>
-      <w:r>
-        <w:t xml:space="preserve">A) for wing length and</w:t>
+        <w:t xml:space="preserve">): wing length exhibited a meta-analytic mean of</w:t>
       </w:r>
       <w:r>
         <w:t xml:space="preserve"> </w:t>
@@ -3858,17 +4107,36 @@
           <m:rPr>
             <m:sty m:val="p"/>
           </m:rPr>
+          <m:t>ln</m:t>
+        </m:r>
+        <m:r>
+          <m:rPr>
+            <m:nor/>
+            <m:sty m:val="p"/>
+          </m:rPr>
+          <m:t>CVR</m:t>
+        </m:r>
+        <m:r>
+          <m:rPr>
+            <m:sty m:val="p"/>
+          </m:rPr>
+          <m:t>=</m:t>
+        </m:r>
+        <m:r>
+          <m:rPr>
+            <m:sty m:val="p"/>
+          </m:rPr>
           <m:t>+</m:t>
         </m:r>
         <m:r>
-          <m:t>0.11</m:t>
+          <m:t>0.177</m:t>
         </m:r>
       </m:oMath>
       <w:r>
         <w:t xml:space="preserve"> </w:t>
       </w:r>
       <w:r>
-        <w:t xml:space="preserve">(95% CI: −0.20 to +0.41,</w:t>
+        <w:t xml:space="preserve">(95% CI: 0.031 to 0.323,</w:t>
       </w:r>
       <w:r>
         <w:t xml:space="preserve"> </w:t>
@@ -3884,7 +4152,7 @@
           <m:t>=</m:t>
         </m:r>
         <m:r>
-          <m:t>25</m:t>
+          <m:t>54</m:t>
         </m:r>
       </m:oMath>
       <w:r>
@@ -3905,7 +4173,159 @@
         <w:t xml:space="preserve"> </w:t>
       </w:r>
       <w:r>
-        <w:t xml:space="preserve">B) for bill width.</w:t>
+        <w:t xml:space="preserve">A), body mass exhibited</w:t>
+      </w:r>
+      <w:r>
+        <w:t xml:space="preserve"> </w:t>
+      </w:r>
+      <m:oMath>
+        <m:r>
+          <m:rPr>
+            <m:sty m:val="p"/>
+          </m:rPr>
+          <m:t>ln</m:t>
+        </m:r>
+        <m:r>
+          <m:rPr>
+            <m:nor/>
+            <m:sty m:val="p"/>
+          </m:rPr>
+          <m:t>CVR</m:t>
+        </m:r>
+        <m:r>
+          <m:rPr>
+            <m:sty m:val="p"/>
+          </m:rPr>
+          <m:t>=</m:t>
+        </m:r>
+        <m:r>
+          <m:rPr>
+            <m:sty m:val="p"/>
+          </m:rPr>
+          <m:t>+</m:t>
+        </m:r>
+        <m:r>
+          <m:t>0.193</m:t>
+        </m:r>
+      </m:oMath>
+      <w:r>
+        <w:t xml:space="preserve"> </w:t>
+      </w:r>
+      <w:r>
+        <w:t xml:space="preserve">(95% CI: 0.021 to 0.366,</w:t>
+      </w:r>
+      <w:r>
+        <w:t xml:space="preserve"> </w:t>
+      </w:r>
+      <m:oMath>
+        <m:r>
+          <m:t>k</m:t>
+        </m:r>
+        <m:r>
+          <m:rPr>
+            <m:sty m:val="p"/>
+          </m:rPr>
+          <m:t>=</m:t>
+        </m:r>
+        <m:r>
+          <m:t>57</m:t>
+        </m:r>
+      </m:oMath>
+      <w:r>
+        <w:t xml:space="preserve">;</w:t>
+      </w:r>
+      <w:r>
+        <w:t xml:space="preserve"> </w:t>
+      </w:r>
+      <w:hyperlink w:anchor="fig-variability">
+        <w:r>
+          <w:rPr>
+            <w:rStyle w:val="Hyperlink"/>
+          </w:rPr>
+          <w:t xml:space="preserve">Figure 5</w:t>
+        </w:r>
+      </w:hyperlink>
+      <w:r>
+        <w:t xml:space="preserve"> </w:t>
+      </w:r>
+      <w:r>
+        <w:t xml:space="preserve">B), and bill width exhibited</w:t>
+      </w:r>
+      <w:r>
+        <w:t xml:space="preserve"> </w:t>
+      </w:r>
+      <m:oMath>
+        <m:r>
+          <m:rPr>
+            <m:sty m:val="p"/>
+          </m:rPr>
+          <m:t>ln</m:t>
+        </m:r>
+        <m:r>
+          <m:rPr>
+            <m:nor/>
+            <m:sty m:val="p"/>
+          </m:rPr>
+          <m:t>CVR</m:t>
+        </m:r>
+        <m:r>
+          <m:rPr>
+            <m:sty m:val="p"/>
+          </m:rPr>
+          <m:t>=</m:t>
+        </m:r>
+        <m:r>
+          <m:rPr>
+            <m:sty m:val="p"/>
+          </m:rPr>
+          <m:t>+</m:t>
+        </m:r>
+        <m:r>
+          <m:t>0.068</m:t>
+        </m:r>
+      </m:oMath>
+      <w:r>
+        <w:t xml:space="preserve"> </w:t>
+      </w:r>
+      <w:r>
+        <w:t xml:space="preserve">(95% CI: −0.146 to +0.282,</w:t>
+      </w:r>
+      <w:r>
+        <w:t xml:space="preserve"> </w:t>
+      </w:r>
+      <m:oMath>
+        <m:r>
+          <m:t>k</m:t>
+        </m:r>
+        <m:r>
+          <m:rPr>
+            <m:sty m:val="p"/>
+          </m:rPr>
+          <m:t>=</m:t>
+        </m:r>
+        <m:r>
+          <m:t>36</m:t>
+        </m:r>
+      </m:oMath>
+      <w:r>
+        <w:t xml:space="preserve">;</w:t>
+      </w:r>
+      <w:r>
+        <w:t xml:space="preserve"> </w:t>
+      </w:r>
+      <w:hyperlink w:anchor="fig-variability">
+        <w:r>
+          <w:rPr>
+            <w:rStyle w:val="Hyperlink"/>
+          </w:rPr>
+          <w:t xml:space="preserve">Figure 5</w:t>
+        </w:r>
+      </w:hyperlink>
+      <w:r>
+        <w:t xml:space="preserve"> </w:t>
+      </w:r>
+      <w:r>
+        <w:t xml:space="preserve">C).</w:t>
       </w:r>
     </w:p>
     <w:tbl>
@@ -3930,7 +4350,7 @@
             <w:r>
               <w:drawing>
                 <wp:inline>
-                  <wp:extent cx="5334000" cy="4736464"/>
+                  <wp:extent cx="5334000" cy="3270823"/>
                   <wp:effectExtent b="0" l="0" r="0" t="0"/>
                   <wp:docPr descr="" title="" id="34" name="Picture"/>
                   <a:graphic>
@@ -3951,7 +4371,7 @@
                         <pic:spPr bwMode="auto">
                           <a:xfrm>
                             <a:off x="0" y="0"/>
-                            <a:ext cx="5334000" cy="4736464"/>
+                            <a:ext cx="5334000" cy="3270823"/>
                           </a:xfrm>
                           <a:prstGeom prst="rect">
                             <a:avLst/>
@@ -4036,7 +4456,7 @@
               <w:t xml:space="preserve"> </w:t>
             </w:r>
             <w:r>
-              <w:t xml:space="preserve">species) and (B) bill width (</w:t>
+              <w:t xml:space="preserve">species), (B) body mass (</w:t>
             </w:r>
             <m:oMath>
               <m:r>
@@ -4049,14 +4469,34 @@
                 <m:t>=</m:t>
               </m:r>
               <m:r>
-                <m:t>25</m:t>
+                <m:t>57</m:t>
               </m:r>
             </m:oMath>
             <w:r>
               <w:t xml:space="preserve"> </w:t>
             </w:r>
             <w:r>
-              <w:t xml:space="preserve">species). Points and error bars represent species estimates and 95% confidence intervals; vertical blue lines and shaded bands represent the random-effects meta-analytic means (</w:t>
+              <w:t xml:space="preserve">species), and (C) bill width (</w:t>
+            </w:r>
+            <m:oMath>
+              <m:r>
+                <m:t>k</m:t>
+              </m:r>
+              <m:r>
+                <m:rPr>
+                  <m:sty m:val="p"/>
+                </m:rPr>
+                <m:t>=</m:t>
+              </m:r>
+              <m:r>
+                <m:t>36</m:t>
+              </m:r>
+            </m:oMath>
+            <w:r>
+              <w:t xml:space="preserve"> </w:t>
+            </w:r>
+            <w:r>
+              <w:t xml:space="preserve">species) across Atlantic Forest passerines. Points and error bars represent species estimates and 95% confidence intervals; vertical lines and shaded bands represent random-effects meta-analytic means (</w:t>
             </w:r>
             <m:oMath>
               <m:r>
@@ -4085,7 +4525,7 @@
                 <m:t>+</m:t>
               </m:r>
               <m:r>
-                <m:t>0.18</m:t>
+                <m:t>0.177</m:t>
               </m:r>
             </m:oMath>
             <w:r>
@@ -4105,7 +4545,27 @@
                 <m:t>+</m:t>
               </m:r>
               <m:r>
-                <m:t>0.11</m:t>
+                <m:t>0.193</m:t>
+              </m:r>
+            </m:oMath>
+            <w:r>
+              <w:t xml:space="preserve"> </w:t>
+            </w:r>
+            <w:r>
+              <w:t xml:space="preserve">for body mass;</w:t>
+            </w:r>
+            <w:r>
+              <w:t xml:space="preserve"> </w:t>
+            </w:r>
+            <m:oMath>
+              <m:r>
+                <m:rPr>
+                  <m:sty m:val="p"/>
+                </m:rPr>
+                <m:t>+</m:t>
+              </m:r>
+              <m:r>
+                <m:t>0.068</m:t>
               </m:r>
             </m:oMath>
             <w:r>
@@ -4721,10 +5181,10 @@
           <w:b/>
           <w:bCs/>
         </w:rPr>
-        <w:t xml:space="preserve">Invariance of extremities refutes Allen’s rule</w:t>
-      </w:r>
-      <w:r>
-        <w:t xml:space="preserve">: Bill width, bill length, and tarsus length show no temporal expansion, refuting the hypothesis of extremity enlargement for thermoregulatory heat dissipation.</w:t>
+        <w:t xml:space="preserve">Bill width invariance refutes Allen’s rule</w:t>
+      </w:r>
+      <w:r>
+        <w:t xml:space="preserve">: Bill width shows no temporal expansion under controls (−0.03 mm/decade), refuting the hypothesis of extremity enlargement for thermoregulatory heat dissipation.</w:t>
       </w:r>
       <w:r>
         <w:t xml:space="preserve"> </w:t>
@@ -4990,7 +5450,7 @@
         <w:t xml:space="preserve">(Allen 1877; Ryding et al. 2021)</w:t>
       </w:r>
       <w:r>
-        <w:t xml:space="preserve">. While unadjusted baseline models suggested a temporal increase in bill width, this apparent trend disappeared once observer identity was accounted for, with both bill width and tarsus length remaining completely invariant. In tropical passerines, bill morphology is heavily constrained by foraging biomechanics, trophic specialization, and vocal performance, which may strongly override subtle thermoregulatory selection for larger bills</w:t>
+        <w:t xml:space="preserve">. While unadjusted baseline models suggested a temporal increase in bill width, this apparent trend disappeared once observer identity was accounted for, with bill width remaining completely invariant (−0.03 mm/decade, spanning zero). In tropical passerines, bill morphology is heavily constrained by foraging biomechanics, trophic specialization, and vocal performance, which may strongly override subtle thermoregulatory selection for larger bills</w:t>
       </w:r>
       <w:r>
         <w:t xml:space="preserve"> </w:t>
@@ -5127,7 +5587,7 @@
         <w:pStyle w:val="FirstParagraph"/>
       </w:pPr>
       <w:r>
-        <w:t xml:space="preserve">In summary, 24 years of climate warming in the Brazilian Atlantic Forest have not induced the widespread body mass loss or wing elongation observed in the continuous Amazonian understorey. Instead, Atlantic Forest passerines have maintained remarkable stability in body mass, invariant appendages, preserved allometric scaling, and subtle, species-specific adjustments in wing length. These contrasting responses highlight the critical influence of landscape fragmentation, topographic complexity, and ecological context in shaping how tropical species respond to anthropogenic climate change.</w:t>
+        <w:t xml:space="preserve">In summary, 24 years of climate warming in the Brazilian Atlantic Forest have not induced the widespread body mass loss or wing elongation observed in the continuous Amazonian understorey. Instead, Atlantic Forest passerines have maintained remarkable stability in body mass, invariant bill width, preserved allometric scaling, and subtle, species-specific adjustments in wing length. These contrasting responses highlight the critical influence of landscape fragmentation, topographic complexity, and ecological context in shaping how tropical species respond to anthropogenic climate change.</w:t>
       </w:r>
     </w:p>
     <w:bookmarkEnd w:id="48"/>
@@ -5326,7 +5786,7 @@
         <w:pStyle w:val="FirstParagraph"/>
       </w:pPr>
       <w:r>
-        <w:t xml:space="preserve">In avian morphometrics, inter-observer measurement error is well-documented to reach 1–3 mm for wing length and 0.5–1 mm for bill and tarsus dimensions</w:t>
+        <w:t xml:space="preserve">In avian morphometrics, inter-observer measurement error is well-documented to reach 1–3 mm for wing length and 0.5–1 mm for bill dimensions</w:t>
       </w:r>
       <w:r>
         <w:t xml:space="preserve"> </w:t>
@@ -7369,13 +7829,13 @@
       </w:r>
     </w:p>
     <w:bookmarkEnd w:id="55"/>
-    <w:bookmarkStart w:id="56" w:name="X7e4c1327afde18bd65966bc92d5d80c7725c8be"/>
+    <w:bookmarkStart w:id="56" w:name="X656a538e2e6ba7277e818ecf4966f95a904c340"/>
     <w:p>
       <w:pPr>
         <w:pStyle w:val="Heading2"/>
       </w:pPr>
       <w:r>
-        <w:t xml:space="preserve">4.5 Multi-trait modeling and testing Allen’s rule</w:t>
+        <w:t xml:space="preserve">4.5 Body mass and bill width modeling and testing Allen’s rule</w:t>
       </w:r>
     </w:p>
     <w:p>
@@ -7383,7 +7843,7 @@
         <w:pStyle w:val="FirstParagraph"/>
       </w:pPr>
       <w:r>
-        <w:t xml:space="preserve">To evaluate whether temporal shifts occurred across other morphometric dimensions, we applied the identical sequential control ladder to: log-transformed body mass (</w:t>
+        <w:t xml:space="preserve">To evaluate whether temporal shifts occurred in body mass and extremity dimensions, we applied the sequential control ladder to log-transformed body mass (</w:t>
       </w:r>
       <m:oMath>
         <m:r>
@@ -7409,7 +7869,7 @@
         </m:r>
       </m:oMath>
       <w:r>
-        <w:t xml:space="preserve">), bill width (</w:t>
+        <w:t xml:space="preserve">) and bill width (</w:t>
       </w:r>
       <m:oMath>
         <m:r>
@@ -7435,85 +7895,7 @@
         </m:r>
       </m:oMath>
       <w:r>
-        <w:t xml:space="preserve">), bill length (</w:t>
-      </w:r>
-      <m:oMath>
-        <m:r>
-          <m:t>n</m:t>
-        </m:r>
-        <m:r>
-          <m:rPr>
-            <m:sty m:val="p"/>
-          </m:rPr>
-          <m:t>=</m:t>
-        </m:r>
-        <m:r>
-          <m:t>7</m:t>
-        </m:r>
-        <m:r>
-          <m:rPr>
-            <m:sty m:val="p"/>
-          </m:rPr>
-          <m:t>,</m:t>
-        </m:r>
-        <m:r>
-          <m:t>540</m:t>
-        </m:r>
-      </m:oMath>
-      <w:r>
-        <w:t xml:space="preserve">), tail length (</w:t>
-      </w:r>
-      <m:oMath>
-        <m:r>
-          <m:t>n</m:t>
-        </m:r>
-        <m:r>
-          <m:rPr>
-            <m:sty m:val="p"/>
-          </m:rPr>
-          <m:t>=</m:t>
-        </m:r>
-        <m:r>
-          <m:t>8</m:t>
-        </m:r>
-        <m:r>
-          <m:rPr>
-            <m:sty m:val="p"/>
-          </m:rPr>
-          <m:t>,</m:t>
-        </m:r>
-        <m:r>
-          <m:t>679</m:t>
-        </m:r>
-      </m:oMath>
-      <w:r>
-        <w:t xml:space="preserve">), and tarsus length (</w:t>
-      </w:r>
-      <m:oMath>
-        <m:r>
-          <m:t>n</m:t>
-        </m:r>
-        <m:r>
-          <m:rPr>
-            <m:sty m:val="p"/>
-          </m:rPr>
-          <m:t>=</m:t>
-        </m:r>
-        <m:r>
-          <m:t>4</m:t>
-        </m:r>
-        <m:r>
-          <m:rPr>
-            <m:sty m:val="p"/>
-          </m:rPr>
-          <m:t>,</m:t>
-        </m:r>
-        <m:r>
-          <m:t>285</m:t>
-        </m:r>
-      </m:oMath>
-      <w:r>
-        <w:t xml:space="preserve">).</w:t>
+        <w:t xml:space="preserve">). Models incorporated sex, latitude, species-specific random slopes and intercepts across 50 phylogenetic trees, researcher identity, municipality, season, active moult, and individual bird identity.</w:t>
       </w:r>
     </w:p>
     <w:p>
@@ -7556,7 +7938,7 @@
         <w:t xml:space="preserve">(Allen 1877; Ryding et al. 2021)</w:t>
       </w:r>
       <w:r>
-        <w:t xml:space="preserve">, which predicts that appendages enlarge in warmer conditions to facilitate heat dissipation, we tested whether bill width, bill length, and tarsus length exhibited positive temporal slopes under observer and spatial controls.</w:t>
+        <w:t xml:space="preserve">, which predicts that extremities enlarge in warmer conditions to facilitate non-evaporative heat dissipation, we tested whether bill width exhibited a positive temporal slope under researcher and spatial controls.</w:t>
       </w:r>
     </w:p>
     <w:bookmarkEnd w:id="56"/>
@@ -8799,7 +9181,30 @@
           <m:t>=</m:t>
         </m:r>
         <m:r>
-          <m:t>25</m:t>
+          <m:t>57</m:t>
+        </m:r>
+      </m:oMath>
+      <w:r>
+        <w:t xml:space="preserve"> </w:t>
+      </w:r>
+      <w:r>
+        <w:t xml:space="preserve">for body mass;</w:t>
+      </w:r>
+      <w:r>
+        <w:t xml:space="preserve"> </w:t>
+      </w:r>
+      <m:oMath>
+        <m:r>
+          <m:t>k</m:t>
+        </m:r>
+        <m:r>
+          <m:rPr>
+            <m:sty m:val="p"/>
+          </m:rPr>
+          <m:t>=</m:t>
+        </m:r>
+        <m:r>
+          <m:t>36</m:t>
         </m:r>
       </m:oMath>
       <w:r>

--- a/Manuscript/index.docx
+++ b/Manuscript/index.docx
@@ -170,7 +170,7 @@
         <w:pStyle w:val="FirstParagraph"/>
       </w:pPr>
       <w:r>
-        <w:t xml:space="preserve">Declining body size is widely hypothesized as a universal ecological response of endotherms to anthropogenic climate warming. In tropical biomes, empirical evaluations of multi-decadal phenotypic trends remain scarce. In the continuous primary rainforests of the central Amazon, 77 resident understorey bird species were recently documented to exhibit near-universal declines in body mass alongside wing elongation over four decades (Jirinec et al. 2021). Whether such morphological responses generalize across tropical biomes—particularly in heavily fragmented, topographically complex biodiversity hotspots—remains an open macroecological question. Here, we analyze 24 years (1995–2018) of morphological data from 73 passerine species (12,571 live-capture records; ATLANTIC BIRD TRAITS) across the Brazilian Atlantic Forest to evaluate temporal trajectories in body mass, wing length, bill width, and among-individual variability under 0.25°C/decade of regional warming. To ensure robust inference across this macroecological compilation, we implement a multi-tiered comparative framework across 50 phylogenetic trees (glmmTMB propto) that accounts for observer identity, spatial and elevational distributions, seasonality, moult, and individual recaptures. In contrast to Amazonian patterns, Atlantic Forest passerines exhibit remarkable stability in body mass (−0.91%/decade, 95% CI: −2.72 to +0.94%), despite marked diurnal mass gains (+0.40%/hour). Population-level wing length shows a subtle, non-significant trajectory (−0.74 mm/decade, 95% CI: −1.55 to +0.07 mm/decade), with within-observer temporal changes indistinguishable from zero (−0.32 mm/decade, 95% CI: −1.59 to +0.96). Interspecific variation is pronounced: while 49 species display negative point estimates, 61 of 72 species have intervals overlapping zero, demonstrating community-wide heterogeneity rather than uniform shrinkage. Bill width remains constant over time (−0.03 mm/decade, 95% CI: −0.18 to +0.13 mm/decade), refuting generalized thermoregulatory appendage expansion under Allen’s rule. On 7,577 shared records from the same individuals, wing and body mass dynamics are statistically consistent with geometric isometry. Furthermore, among-individual phenotypic variability remains stable over time, and dietary reliance on invertebrates does not predict morphological sensitivity (obligate insectivore slope: −0.15 mm/decade, spanning zero). Our findings reveal that resident birds in the fragmented Atlantic Forest maintain notable phenotypic stability under warming, contrasting with the systematic mass loss and wing elongation documented in intact Amazonian forests, and underscore the critical role of comprehensive provenance controls for robust macroecological discovery.</w:t>
+        <w:t xml:space="preserve">Declining body size is widely hypothesized as a universal ecological response of endotherms to anthropogenic climate warming. In tropical biomes, empirical evaluations of multi-decadal phenotypic trends remain scarce. In the continuous primary rainforests of the central Amazon, 77 resident understorey bird species were recently documented to exhibit near-universal declines in body mass alongside wing elongation over four decades (Jirinec et al. 2021). Whether such morphological responses generalize across tropical biomes—particularly in heavily fragmented, topographically complex biodiversity hotspots—remains an open macroecological question. Here, we analyze 24 years (1995–2018) of morphological data from 73 passerine species (12,571 live-capture records; ATLANTIC BIRD TRAITS) across the Brazilian Atlantic Forest to evaluate temporal trajectories in body mass, wing length, bill width, and among-individual variability under 0.25°C/decade of regional warming. To ensure robust inference across this macroecological compilation, we implement a multi-tiered comparative framework across 50 phylogenetic trees (glmmTMB propto) that accounts for observer identity, spatial and elevational distributions, seasonality, moult, and individual recaptures. In contrast to Amazonian patterns, Atlantic Forest passerines exhibit remarkable stability in body mass (−0.91%/decade, 95% CI: −2.72 to +0.94%), despite marked diurnal mass gains (+0.40%/hour). Population-level wing length shows a subtle, non-significant trajectory (−0.74 mm/decade, 95% CI: −1.55 to +0.07 mm/decade), with within-observer temporal changes indistinguishable from zero (−0.32 mm/decade, 95% CI: −1.59 to +0.96). Interspecific variation is pronounced: while 49 species display negative point estimates, 61 of 72 species with wing data have intervals overlapping zero, demonstrating community-wide heterogeneity rather than uniform shrinkage. Bill width remains constant over time (−0.03 mm/decade, 95% CI: −0.18 to +0.13 mm/decade), refuting generalized thermoregulatory appendage expansion under Allen’s rule. On 7,577 shared records from the same individuals, wing and body mass dynamics are statistically consistent with geometric isometry. Furthermore, among-individual phenotypic variability remains stable over time, and dietary reliance on invertebrates does not predict morphological sensitivity (obligate insectivore slope: −0.15 mm/decade, spanning zero). Our findings reveal that resident birds in the fragmented Atlantic Forest maintain notable phenotypic stability under warming, contrasting with the systematic mass loss and wing elongation documented in intact Amazonian forests, and underscore the critical role of comprehensive provenance controls for robust macroecological discovery.</w:t>
       </w:r>
     </w:p>
     <w:p>
@@ -522,7 +522,7 @@
         <w:t xml:space="preserve"> </w:t>
       </w:r>
       <w:r>
-        <w:t xml:space="preserve">years). The resulting analytical dataset comprised 73 passerine species and 12,571 records (8,478 wing records;</w:t>
+        <w:t xml:space="preserve">years). The resulting analytical dataset comprised 73 passerine species and 12,571 records (8,478 wing records across 72 species;</w:t>
       </w:r>
       <w:r>
         <w:t xml:space="preserve"> </w:t>
@@ -2168,7 +2168,20 @@
         </w:r>
       </w:hyperlink>
       <w:r>
-        <w:t xml:space="preserve">): while 49 of 72 species displayed negative point estimates, 61 of 72 species had 95% intervals overlapping zero. Only 9 species exhibited credible declines excluding zero, and 2 species exhibited credible increases (</w:t>
+        <w:t xml:space="preserve">): while 49 of 72 species with wing measurements displayed negative point estimates, 61 of 72 species had 95% intervals overlapping zero (one species in the 73-species analytical sample,</w:t>
+      </w:r>
+      <w:r>
+        <w:t xml:space="preserve"> </w:t>
+      </w:r>
+      <w:r>
+        <w:rPr>
+          <w:i/>
+          <w:iCs/>
+        </w:rPr>
+        <w:t xml:space="preserve">Herpsilochmus pectoralis</w:t>
+      </w:r>
+      <w:r>
+        <w:t xml:space="preserve">, lacked wing length and body mass data and was measured only for bill and tarsus traits). Only 9 species exhibited credible declines excluding zero, and 2 species exhibited credible increases (</w:t>
       </w:r>
       <w:hyperlink w:anchor="fig-species-slopes">
         <w:r>
@@ -5066,7 +5079,16 @@
         <w:pStyle w:val="BodyText"/>
       </w:pPr>
       <w:r>
-        <w:t xml:space="preserve">To evaluate regional prey availability, we examined regional insect databases. Global compilations such as PREDICTS</w:t>
+        <w:t xml:space="preserve">To evaluate regional prey availability, we examined regional insect evidence. While widespread terrestrial insect declines have been reported across fragmented Brazilian biomes [e.g., in butterflies, bees, and dung beetles;</w:t>
+      </w:r>
+      <w:r>
+        <w:t xml:space="preserve"> </w:t>
+      </w:r>
+      <w:r>
+        <w:t xml:space="preserve">Lewinsohn et al. (2022)</w:t>
+      </w:r>
+      <w:r>
+        <w:t xml:space="preserve">], multi-decadal, standardized prey monitoring within tropical forest understoreys remains an acute macroecological knowledge gap. Global compilations such as PREDICTS</w:t>
       </w:r>
       <w:r>
         <w:t xml:space="preserve"> </w:t>
@@ -5108,7 +5130,7 @@
         <w:t xml:space="preserve"> </w:t>
       </w:r>
       <w:r>
-        <w:t xml:space="preserve">across 855 standardized campaign events (1994–2018). While litter-ant richness showed a negative trend under controls (−20.1%/decade, 95% CI: −31.1 to −7.4%), the signal was highly sensitive to sampling effort and specific long-term monitoring sites (e.g., PERD). We treat this strictly as regional litter-fauna context rather than evidence of an avian food crisis, consistent with the observed stability in passerine body mass.</w:t>
+        <w:t xml:space="preserve">across 855 standardized campaign events (1994–2018). While litter-ant richness showed a negative trend under controls (−20.1%/decade, 95% CI: −31.1 to −7.4%), the signal was highly sensitive to sampling effort and specific long-term monitoring sites (e.g., PERD), and ground-dwelling litter ants represent only a fraction of avian invertebrate diets. Because regional invertebrate compilations face the same spatial and protocol turnover challenges as vertebrate trait databases, we treat this strictly as exploratory litter-fauna context rather than evidence of an avian food crisis, consistent with the observed stability in passerine body mass.</w:t>
       </w:r>
     </w:p>
     <w:bookmarkEnd w:id="42"/>
@@ -5409,6 +5431,14 @@
         <w:t xml:space="preserve">. Forest fragments experience pronounced edge effects, with higher temperature variability and fluctuating humidity relative to continuous interior forest. Atlantic Forest birds may already possess high physiological tolerance and plastic buffering capacity to cope with variable microclimates, as evidenced by the substantial diurnal body mass gains (+0.40%/hour) observed here. Such physiological flexibility may reduce the necessity for directional evolutionary changes in body morphology over multi-decadal timescales.</w:t>
       </w:r>
     </w:p>
+    <w:p>
+      <w:pPr>
+        <w:pStyle w:val="BodyText"/>
+      </w:pPr>
+      <w:r>
+        <w:t xml:space="preserve">Beyond these ecological mechanisms, a plausible alternative hypothesis is whether the contrast reflects study design—namely, a single continuous 40-year ringing station (BDFFP) versus a multi-site macroecological compilation. Crucially, our within-observer Mundlak decomposition directly demonstrates that phenotypic stability in the Atlantic Forest is not an artifact of observational noise or compiler turnover: field researchers who sampled birds continuously across multi-year spans (e.g., E. Carrano, A. Ross, M. Alves) independently exhibited slopes indistinguishable from zero (within-observer wing slope: −0.3 mm/decade; complete cases: +0.03 mm/decade; body mass: −0.6%/decade). This confirms that phenotypic stability reflects a genuine biological characteristic of resident Atlantic Forest passerines across this warming era rather than an inferential limitation of large compilations.</w:t>
+      </w:r>
+    </w:p>
     <w:bookmarkEnd w:id="44"/>
     <w:bookmarkStart w:id="45" w:name="Xb35ad76cf24e9bfdd69823512a28f009f1faba2"/>
     <w:p>
@@ -5592,7 +5622,7 @@
     </w:p>
     <w:bookmarkEnd w:id="48"/>
     <w:bookmarkEnd w:id="49"/>
-    <w:bookmarkStart w:id="112" w:name="sec-methods"/>
+    <w:bookmarkStart w:id="114" w:name="sec-methods"/>
     <w:p>
       <w:pPr>
         <w:pStyle w:val="Heading1"/>
@@ -5707,7 +5737,20 @@
         <w:t xml:space="preserve"> </w:t>
       </w:r>
       <w:r>
-        <w:t xml:space="preserve">years. This yielded an authoritative analytical dataset of 73 passerine species and 12,571 live-capture records (8,478 wing-length records). Wing length was coalesced across database columns, prioritizing right wing length when specified, followed by left wing length and unspecified wing length (</w:t>
+        <w:t xml:space="preserve">years. This yielded an authoritative analytical dataset of 73 passerine species and 12,571 live-capture records (8,478 wing-length records across 72 species; one species,</w:t>
+      </w:r>
+      <w:r>
+        <w:t xml:space="preserve"> </w:t>
+      </w:r>
+      <w:r>
+        <w:rPr>
+          <w:i/>
+          <w:iCs/>
+        </w:rPr>
+        <w:t xml:space="preserve">Herpsilochmus pectoralis</w:t>
+      </w:r>
+      <w:r>
+        <w:t xml:space="preserve">, was sampled exclusively for bill and tarsus traits and lacked wing and mass records in the compilation). Wing length was coalesced across database columns, prioritizing right wing length when specified, followed by left wing length and unspecified wing length (</w:t>
       </w:r>
       <w:r>
         <w:rPr>
@@ -9819,7 +9862,7 @@
       </w:r>
     </w:p>
     <w:bookmarkEnd w:id="60"/>
-    <w:bookmarkStart w:id="111" w:name="references"/>
+    <w:bookmarkStart w:id="113" w:name="references"/>
     <w:p>
       <w:pPr>
         <w:pStyle w:val="Heading2"/>
@@ -9828,7 +9871,7 @@
         <w:t xml:space="preserve">References</w:t>
       </w:r>
     </w:p>
-    <w:bookmarkStart w:id="110" w:name="refs"/>
+    <w:bookmarkStart w:id="112" w:name="refs"/>
     <w:bookmarkStart w:id="61" w:name="ref-allen1877"/>
     <w:p>
       <w:pPr>
@@ -10138,19 +10181,28 @@
       </w:r>
     </w:p>
     <w:bookmarkEnd w:id="72"/>
-    <w:bookmarkStart w:id="74" w:name="ref-mayr1956"/>
+    <w:bookmarkStart w:id="74" w:name="ref-lewinsohn2022insect"/>
     <w:p>
       <w:pPr>
         <w:pStyle w:val="Bibliography"/>
       </w:pPr>
       <w:r>
-        <w:t xml:space="preserve">Mayr, Ernst. 1956.</w:t>
-      </w:r>
-      <w:r>
-        <w:t xml:space="preserve"> </w:t>
-      </w:r>
-      <w:r>
-        <w:t xml:space="preserve">“Geographical Character Gradients and Climatic Adaptation.”</w:t>
+        <w:t xml:space="preserve">Lewinsohn, Thomas M., Kayna Agostini, André V. L. Freitas, and Adriano S. Melo. 2022.</w:t>
+      </w:r>
+      <w:r>
+        <w:t xml:space="preserve"> </w:t>
+      </w:r>
+      <w:r>
+        <w:t xml:space="preserve">“Insect Decline in</w:t>
+      </w:r>
+      <w:r>
+        <w:t xml:space="preserve"> </w:t>
+      </w:r>
+      <w:r>
+        <w:t xml:space="preserve">Brazil</w:t>
+      </w:r>
+      <w:r>
+        <w:t xml:space="preserve">: An Appraisal of Current Evidence.”</w:t>
       </w:r>
       <w:r>
         <w:t xml:space="preserve"> </w:t>
@@ -10160,6 +10212,52 @@
           <w:i/>
           <w:iCs/>
         </w:rPr>
+        <w:t xml:space="preserve">Biology Letters</w:t>
+      </w:r>
+      <w:r>
+        <w:t xml:space="preserve"> </w:t>
+      </w:r>
+      <w:r>
+        <w:t xml:space="preserve">18 (8): 20220219.</w:t>
+      </w:r>
+      <w:r>
+        <w:t xml:space="preserve"> </w:t>
+      </w:r>
+      <w:hyperlink r:id="rId73">
+        <w:r>
+          <w:rPr>
+            <w:rStyle w:val="Hyperlink"/>
+          </w:rPr>
+          <w:t xml:space="preserve">https://doi.org/10.1098/rsbl.2022.0219</w:t>
+        </w:r>
+      </w:hyperlink>
+      <w:r>
+        <w:t xml:space="preserve">.</w:t>
+      </w:r>
+    </w:p>
+    <w:bookmarkEnd w:id="74"/>
+    <w:bookmarkStart w:id="76" w:name="ref-mayr1956"/>
+    <w:p>
+      <w:pPr>
+        <w:pStyle w:val="Bibliography"/>
+      </w:pPr>
+      <w:r>
+        <w:t xml:space="preserve">Mayr, Ernst. 1956.</w:t>
+      </w:r>
+      <w:r>
+        <w:t xml:space="preserve"> </w:t>
+      </w:r>
+      <w:r>
+        <w:t xml:space="preserve">“Geographical Character Gradients and Climatic Adaptation.”</w:t>
+      </w:r>
+      <w:r>
+        <w:t xml:space="preserve"> </w:t>
+      </w:r>
+      <w:r>
+        <w:rPr>
+          <w:i/>
+          <w:iCs/>
+        </w:rPr>
         <w:t xml:space="preserve">Evolution</w:t>
       </w:r>
       <w:r>
@@ -10171,7 +10269,7 @@
       <w:r>
         <w:t xml:space="preserve"> </w:t>
       </w:r>
-      <w:hyperlink r:id="rId73">
+      <w:hyperlink r:id="rId75">
         <w:r>
           <w:rPr>
             <w:rStyle w:val="Hyperlink"/>
@@ -10183,8 +10281,8 @@
         <w:t xml:space="preserve">.</w:t>
       </w:r>
     </w:p>
-    <w:bookmarkEnd w:id="74"/>
-    <w:bookmarkStart w:id="76" w:name="ref-mctavish2025tree"/>
+    <w:bookmarkEnd w:id="76"/>
+    <w:bookmarkStart w:id="78" w:name="ref-mctavish2025tree"/>
     <w:p>
       <w:pPr>
         <w:pStyle w:val="Bibliography"/>
@@ -10217,7 +10315,7 @@
       <w:r>
         <w:t xml:space="preserve"> </w:t>
       </w:r>
-      <w:hyperlink r:id="rId75">
+      <w:hyperlink r:id="rId77">
         <w:r>
           <w:rPr>
             <w:rStyle w:val="Hyperlink"/>
@@ -10229,8 +10327,8 @@
         <w:t xml:space="preserve">.</w:t>
       </w:r>
     </w:p>
-    <w:bookmarkEnd w:id="76"/>
-    <w:bookmarkStart w:id="78" w:name="ref-mundlak1978pooling"/>
+    <w:bookmarkEnd w:id="78"/>
+    <w:bookmarkStart w:id="80" w:name="ref-mundlak1978pooling"/>
     <w:p>
       <w:pPr>
         <w:pStyle w:val="Bibliography"/>
@@ -10263,7 +10361,7 @@
       <w:r>
         <w:t xml:space="preserve"> </w:t>
       </w:r>
-      <w:hyperlink r:id="rId77">
+      <w:hyperlink r:id="rId79">
         <w:r>
           <w:rPr>
             <w:rStyle w:val="Hyperlink"/>
@@ -10275,8 +10373,8 @@
         <w:t xml:space="preserve">.</w:t>
       </w:r>
     </w:p>
-    <w:bookmarkEnd w:id="78"/>
-    <w:bookmarkStart w:id="80" w:name="ref-nakagawa2026prepr4pcm"/>
+    <w:bookmarkEnd w:id="80"/>
+    <w:bookmarkStart w:id="82" w:name="ref-nakagawa2026prepr4pcm"/>
     <w:p>
       <w:pPr>
         <w:pStyle w:val="Bibliography"/>
@@ -10300,7 +10398,7 @@
       <w:r>
         <w:t xml:space="preserve"> </w:t>
       </w:r>
-      <w:hyperlink r:id="rId79">
+      <w:hyperlink r:id="rId81">
         <w:r>
           <w:rPr>
             <w:rStyle w:val="Hyperlink"/>
@@ -10312,8 +10410,8 @@
         <w:t xml:space="preserve">.</w:t>
       </w:r>
     </w:p>
-    <w:bookmarkEnd w:id="80"/>
-    <w:bookmarkStart w:id="82" w:name="ref-nakagawa2015metaanalysis"/>
+    <w:bookmarkEnd w:id="82"/>
+    <w:bookmarkStart w:id="84" w:name="ref-nakagawa2015metaanalysis"/>
     <w:p>
       <w:pPr>
         <w:pStyle w:val="Bibliography"/>
@@ -10346,7 +10444,7 @@
       <w:r>
         <w:t xml:space="preserve"> </w:t>
       </w:r>
-      <w:hyperlink r:id="rId81">
+      <w:hyperlink r:id="rId83">
         <w:r>
           <w:rPr>
             <w:rStyle w:val="Hyperlink"/>
@@ -10358,8 +10456,8 @@
         <w:t xml:space="preserve">.</w:t>
       </w:r>
     </w:p>
-    <w:bookmarkEnd w:id="82"/>
-    <w:bookmarkStart w:id="84" w:name="ref-nakagawa2019rubin"/>
+    <w:bookmarkEnd w:id="84"/>
+    <w:bookmarkStart w:id="86" w:name="ref-nakagawa2019rubin"/>
     <w:p>
       <w:pPr>
         <w:pStyle w:val="Bibliography"/>
@@ -10392,7 +10490,7 @@
       <w:r>
         <w:t xml:space="preserve"> </w:t>
       </w:r>
-      <w:hyperlink r:id="rId83">
+      <w:hyperlink r:id="rId85">
         <w:r>
           <w:rPr>
             <w:rStyle w:val="Hyperlink"/>
@@ -10404,8 +10502,8 @@
         <w:t xml:space="preserve">.</w:t>
       </w:r>
     </w:p>
-    <w:bookmarkEnd w:id="84"/>
-    <w:bookmarkStart w:id="86" w:name="ref-parmesan_globally_2003"/>
+    <w:bookmarkEnd w:id="86"/>
+    <w:bookmarkStart w:id="88" w:name="ref-parmesan_globally_2003"/>
     <w:p>
       <w:pPr>
         <w:pStyle w:val="Bibliography"/>
@@ -10438,7 +10536,7 @@
       <w:r>
         <w:t xml:space="preserve"> </w:t>
       </w:r>
-      <w:hyperlink r:id="rId85">
+      <w:hyperlink r:id="rId87">
         <w:r>
           <w:rPr>
             <w:rStyle w:val="Hyperlink"/>
@@ -10450,8 +10548,8 @@
         <w:t xml:space="preserve">.</w:t>
       </w:r>
     </w:p>
-    <w:bookmarkEnd w:id="86"/>
-    <w:bookmarkStart w:id="88" w:name="ref-ribeiro2009atlantic"/>
+    <w:bookmarkEnd w:id="88"/>
+    <w:bookmarkStart w:id="90" w:name="ref-ribeiro2009atlantic"/>
     <w:p>
       <w:pPr>
         <w:pStyle w:val="Bibliography"/>
@@ -10505,7 +10603,7 @@
       <w:r>
         <w:t xml:space="preserve"> </w:t>
       </w:r>
-      <w:hyperlink r:id="rId87">
+      <w:hyperlink r:id="rId89">
         <w:r>
           <w:rPr>
             <w:rStyle w:val="Hyperlink"/>
@@ -10517,8 +10615,8 @@
         <w:t xml:space="preserve">.</w:t>
       </w:r>
     </w:p>
-    <w:bookmarkEnd w:id="88"/>
-    <w:bookmarkStart w:id="90" w:name="ref-rodrigues_atlantic_2019"/>
+    <w:bookmarkEnd w:id="90"/>
+    <w:bookmarkStart w:id="92" w:name="ref-rodrigues_atlantic_2019"/>
     <w:p>
       <w:pPr>
         <w:pStyle w:val="Bibliography"/>
@@ -10596,7 +10694,7 @@
       <w:r>
         <w:t xml:space="preserve"> </w:t>
       </w:r>
-      <w:hyperlink r:id="rId89">
+      <w:hyperlink r:id="rId91">
         <w:r>
           <w:rPr>
             <w:rStyle w:val="Hyperlink"/>
@@ -10608,8 +10706,8 @@
         <w:t xml:space="preserve">.</w:t>
       </w:r>
     </w:p>
-    <w:bookmarkEnd w:id="90"/>
-    <w:bookmarkStart w:id="92" w:name="ref-ryding2021shape"/>
+    <w:bookmarkEnd w:id="92"/>
+    <w:bookmarkStart w:id="94" w:name="ref-ryding2021shape"/>
     <w:p>
       <w:pPr>
         <w:pStyle w:val="Bibliography"/>
@@ -10642,7 +10740,7 @@
       <w:r>
         <w:t xml:space="preserve"> </w:t>
       </w:r>
-      <w:hyperlink r:id="rId91">
+      <w:hyperlink r:id="rId93">
         <w:r>
           <w:rPr>
             <w:rStyle w:val="Hyperlink"/>
@@ -10654,8 +10752,8 @@
         <w:t xml:space="preserve">.</w:t>
       </w:r>
     </w:p>
-    <w:bookmarkEnd w:id="92"/>
-    <w:bookmarkStart w:id="94" w:name="ref-schmidt_concomitant_2005"/>
+    <w:bookmarkEnd w:id="94"/>
+    <w:bookmarkStart w:id="96" w:name="ref-schmidt_concomitant_2005"/>
     <w:p>
       <w:pPr>
         <w:pStyle w:val="Bibliography"/>
@@ -10751,7 +10849,7 @@
       <w:r>
         <w:t xml:space="preserve"> </w:t>
       </w:r>
-      <w:hyperlink r:id="rId93">
+      <w:hyperlink r:id="rId95">
         <w:r>
           <w:rPr>
             <w:rStyle w:val="Hyperlink"/>
@@ -10763,8 +10861,8 @@
         <w:t xml:space="preserve">.</w:t>
       </w:r>
     </w:p>
-    <w:bookmarkEnd w:id="94"/>
-    <w:bookmarkStart w:id="96" w:name="ref-sheridan_shrinking_2011"/>
+    <w:bookmarkEnd w:id="96"/>
+    <w:bookmarkStart w:id="98" w:name="ref-sheridan_shrinking_2011"/>
     <w:p>
       <w:pPr>
         <w:pStyle w:val="Bibliography"/>
@@ -10797,7 +10895,7 @@
       <w:r>
         <w:t xml:space="preserve"> </w:t>
       </w:r>
-      <w:hyperlink r:id="rId95">
+      <w:hyperlink r:id="rId97">
         <w:r>
           <w:rPr>
             <w:rStyle w:val="Hyperlink"/>
@@ -10809,8 +10907,8 @@
         <w:t xml:space="preserve">.</w:t>
       </w:r>
     </w:p>
-    <w:bookmarkEnd w:id="96"/>
-    <w:bookmarkStart w:id="98" w:name="ref-silva2022atlanticants"/>
+    <w:bookmarkEnd w:id="98"/>
+    <w:bookmarkStart w:id="100" w:name="ref-silva2022atlanticants"/>
     <w:p>
       <w:pPr>
         <w:pStyle w:val="Bibliography"/>
@@ -10846,7 +10944,7 @@
       <w:r>
         <w:t xml:space="preserve"> </w:t>
       </w:r>
-      <w:hyperlink r:id="rId97">
+      <w:hyperlink r:id="rId99">
         <w:r>
           <w:rPr>
             <w:rStyle w:val="Hyperlink"/>
@@ -10858,8 +10956,8 @@
         <w:t xml:space="preserve">.</w:t>
       </w:r>
     </w:p>
-    <w:bookmarkEnd w:id="98"/>
-    <w:bookmarkStart w:id="100" w:name="ref-teplitsky_climate_2014"/>
+    <w:bookmarkEnd w:id="100"/>
+    <w:bookmarkStart w:id="102" w:name="ref-teplitsky_climate_2014"/>
     <w:p>
       <w:pPr>
         <w:pStyle w:val="Bibliography"/>
@@ -10901,7 +10999,7 @@
       <w:r>
         <w:t xml:space="preserve"> </w:t>
       </w:r>
-      <w:hyperlink r:id="rId99">
+      <w:hyperlink r:id="rId101">
         <w:r>
           <w:rPr>
             <w:rStyle w:val="Hyperlink"/>
@@ -10913,8 +11011,8 @@
         <w:t xml:space="preserve">.</w:t>
       </w:r>
     </w:p>
-    <w:bookmarkEnd w:id="100"/>
-    <w:bookmarkStart w:id="102" w:name="ref-teplitsky_bergmanns_2008"/>
+    <w:bookmarkEnd w:id="102"/>
+    <w:bookmarkStart w:id="104" w:name="ref-teplitsky_bergmanns_2008"/>
     <w:p>
       <w:pPr>
         <w:pStyle w:val="Bibliography"/>
@@ -10959,7 +11057,7 @@
       <w:r>
         <w:t xml:space="preserve"> </w:t>
       </w:r>
-      <w:hyperlink r:id="rId101">
+      <w:hyperlink r:id="rId103">
         <w:r>
           <w:rPr>
             <w:rStyle w:val="Hyperlink"/>
@@ -10971,8 +11069,8 @@
         <w:t xml:space="preserve">.</w:t>
       </w:r>
     </w:p>
-    <w:bookmarkEnd w:id="102"/>
-    <w:bookmarkStart w:id="104" w:name="ref-viechtbauer2010metafor"/>
+    <w:bookmarkEnd w:id="104"/>
+    <w:bookmarkStart w:id="106" w:name="ref-viechtbauer2010metafor"/>
     <w:p>
       <w:pPr>
         <w:pStyle w:val="Bibliography"/>
@@ -11029,7 +11127,7 @@
       <w:r>
         <w:t xml:space="preserve"> </w:t>
       </w:r>
-      <w:hyperlink r:id="rId103">
+      <w:hyperlink r:id="rId105">
         <w:r>
           <w:rPr>
             <w:rStyle w:val="Hyperlink"/>
@@ -11041,8 +11139,8 @@
         <w:t xml:space="preserve">.</w:t>
       </w:r>
     </w:p>
-    <w:bookmarkEnd w:id="104"/>
-    <w:bookmarkStart w:id="106" w:name="ref-weeks2020"/>
+    <w:bookmarkEnd w:id="106"/>
+    <w:bookmarkStart w:id="108" w:name="ref-weeks2020"/>
     <w:p>
       <w:pPr>
         <w:pStyle w:val="Bibliography"/>
@@ -11075,7 +11173,7 @@
       <w:r>
         <w:t xml:space="preserve"> </w:t>
       </w:r>
-      <w:hyperlink r:id="rId105">
+      <w:hyperlink r:id="rId107">
         <w:r>
           <w:rPr>
             <w:rStyle w:val="Hyperlink"/>
@@ -11087,8 +11185,8 @@
         <w:t xml:space="preserve">.</w:t>
       </w:r>
     </w:p>
-    <w:bookmarkEnd w:id="106"/>
-    <w:bookmarkStart w:id="108" w:name="ref-williams2025glmmtmb"/>
+    <w:bookmarkEnd w:id="108"/>
+    <w:bookmarkStart w:id="110" w:name="ref-williams2025glmmtmb"/>
     <w:p>
       <w:pPr>
         <w:pStyle w:val="Bibliography"/>
@@ -11118,7 +11216,7 @@
       <w:r>
         <w:t xml:space="preserve"> </w:t>
       </w:r>
-      <w:hyperlink r:id="rId107">
+      <w:hyperlink r:id="rId109">
         <w:r>
           <w:rPr>
             <w:rStyle w:val="Hyperlink"/>
@@ -11130,8 +11228,8 @@
         <w:t xml:space="preserve">.</w:t>
       </w:r>
     </w:p>
-    <w:bookmarkEnd w:id="108"/>
-    <w:bookmarkStart w:id="109" w:name="ref-wilman2014eltontraits"/>
+    <w:bookmarkEnd w:id="110"/>
+    <w:bookmarkStart w:id="111" w:name="ref-wilman2014eltontraits"/>
     <w:p>
       <w:pPr>
         <w:pStyle w:val="Bibliography"/>
@@ -11162,10 +11260,10 @@
         <w:t xml:space="preserve">95 (7): 2027–27.</w:t>
       </w:r>
     </w:p>
-    <w:bookmarkEnd w:id="109"/>
-    <w:bookmarkEnd w:id="110"/>
     <w:bookmarkEnd w:id="111"/>
     <w:bookmarkEnd w:id="112"/>
+    <w:bookmarkEnd w:id="113"/>
+    <w:bookmarkEnd w:id="114"/>
     <w:sectPr>
       <w:footerReference r:id="rIdFooter1" w:type="default"/>
       <w:footnotePr>

--- a/Manuscript/index.docx
+++ b/Manuscript/index.docx
@@ -170,7 +170,7 @@
         <w:pStyle w:val="FirstParagraph"/>
       </w:pPr>
       <w:r>
-        <w:t xml:space="preserve">Declining body size is widely hypothesized as a universal ecological response of endotherms to anthropogenic climate warming. In tropical biomes, empirical evaluations of multi-decadal phenotypic trends remain scarce. In the continuous primary rainforests of the central Amazon, 77 resident understorey bird species were recently documented to exhibit near-universal declines in body mass alongside wing elongation over four decades (Jirinec et al. 2021). Whether such morphological responses generalize across tropical biomes—particularly in heavily fragmented, topographically complex biodiversity hotspots—remains an open macroecological question. Here, we analyze 24 years (1995–2018) of morphological data from 73 passerine species (12,571 live-capture records; ATLANTIC BIRD TRAITS) across the Brazilian Atlantic Forest to evaluate temporal trajectories in body mass, wing length, bill width, and among-individual variability under 0.25°C/decade of regional warming. To ensure robust inference across this macroecological compilation, we implement a multi-tiered comparative framework across 50 phylogenetic trees (glmmTMB propto) that accounts for observer identity, spatial and elevational distributions, seasonality, moult, and individual recaptures. In contrast to Amazonian patterns, Atlantic Forest passerines exhibit remarkable stability in body mass (−0.91%/decade, 95% CI: −2.72 to +0.94%), despite marked diurnal mass gains (+0.40%/hour). Population-level wing length shows a subtle, non-significant trajectory (−0.74 mm/decade, 95% CI: −1.55 to +0.07 mm/decade), with within-observer temporal changes indistinguishable from zero (−0.32 mm/decade, 95% CI: −1.59 to +0.96). Interspecific variation is pronounced: while 49 species display negative point estimates, 61 of 72 species with wing data have intervals overlapping zero, demonstrating community-wide heterogeneity rather than uniform shrinkage. Bill width remains constant over time (−0.03 mm/decade, 95% CI: −0.18 to +0.13 mm/decade), refuting generalized thermoregulatory appendage expansion under Allen’s rule. On 7,577 shared records from the same individuals, wing and body mass dynamics are statistically consistent with geometric isometry. Furthermore, among-individual phenotypic variability remains stable over time, and dietary reliance on invertebrates does not predict morphological sensitivity (obligate insectivore slope: −0.15 mm/decade, spanning zero). Our findings reveal that resident birds in the fragmented Atlantic Forest maintain notable phenotypic stability under warming, contrasting with the systematic mass loss and wing elongation documented in intact Amazonian forests, and underscore the critical role of comprehensive provenance controls for robust macroecological discovery.</w:t>
+        <w:t xml:space="preserve">Declining body size is widely hypothesized as a universal ecological response of endotherms to anthropogenic climate warming. In tropical biomes, empirical evaluations of multi-decadal phenotypic trends remain scarce. In the continuous primary rainforests of the central Amazon, 77 resident understorey bird species were recently documented to exhibit near-universal declines in body mass alongside wing elongation over four decades (Jirinec et al. 2021). Whether such morphological responses generalize across tropical biomes—particularly in heavily fragmented, topographically complex biodiversity hotspots—remains an open macroecological question. Here, we analyze 24 years (1995–2018) of morphological data from 73 passerine species (12,571 live-capture records; ATLANTIC BIRD TRAITS) across the Brazilian Atlantic Forest to evaluate temporal trajectories in body mass, wing length, bill width, and among-individual variability under 0.25°C/decade of regional warming. To ensure robust inference across this macroecological compilation, we implement a multi-tiered comparative framework across 50 phylogenetic trees (glmmTMB propto) that accounts for observer identity, spatial and elevational distributions, seasonality, moult, and individual recaptures. In contrast to Amazonian patterns, Atlantic Forest passerines exhibit remarkable stability in body mass (−0.91%/decade, 95% CI: −2.72 to +0.94%), despite marked diurnal mass gains (+0.40%/hour). Population-level wing length shows a subtle, non-significant trajectory (−0.74 mm/decade, 95% CI: −1.55 to +0.07 mm/decade), with within-observer temporal changes indistinguishable from zero (−0.32 mm/decade, 95% CI: −1.59 to +0.96). Interspecific variation is pronounced: while 49 species display negative point estimates, 61 of 72 species with wing data have intervals overlapping zero, demonstrating community-wide heterogeneity rather than uniform shrinkage. Bill width remains constant over time (−0.03 mm/decade, 95% CI: −0.18 to +0.13 mm/decade), refuting generalized thermoregulatory appendage expansion under Allen’s rule. On 7,577 shared records from the same individuals, body mass was significantly more conserved than expected under cubic geometric shrinkage (+4.85%/decade contrast, 95% CI: +0.81 to +8.89%, rejecting isometry toward slight stoutening), flatly refuting Amazonian slenderization. Furthermore, among-individual phenotypic variability remains stable over time, and dietary reliance on invertebrates does not predict morphological sensitivity (obligate insectivore slope: −0.15 mm/decade, spanning zero). Our findings reveal that resident birds in the fragmented Atlantic Forest maintain notable phenotypic stability under warming, contrasting with the systematic mass loss and wing elongation documented in intact Amazonian forests, and underscore the critical role of comprehensive provenance controls for robust macroecological discovery.</w:t>
       </w:r>
     </w:p>
     <w:p>
@@ -201,7 +201,7 @@
         <w:pStyle w:val="FirstParagraph"/>
       </w:pPr>
       <w:r>
-        <w:t xml:space="preserve">As global temperatures rise, many animals are suspected to be shrinking in body size or changing shape to cope with heat. While birds in the intact Amazon rainforest were recently found to be losing weight and growing longer wings over the past four decades, whether birds in other tropical forests respond similarly has been unclear. Examining 24 years of field data (1995–2018) on 73 songbird species across the Brazilian Atlantic Forest, we find that body mass has remained remarkably stable, while wing length shows subtle, species-specific adjustments rather than uniform shrinking. In addition, bills show no evidence of enlargement, and body proportions maintain geometric scaling. These results reveal that Atlantic Forest birds have maintained notable physical stability despite significant regional warming, contrasting with patterns observed in the Amazon. By carefully accounting for differences among observers, field sites, and seasons across this extensive dataset, our study provides a robust macroecological picture of bird responses to climate change in a fragmented tropical landscape.</w:t>
+        <w:t xml:space="preserve">As global temperatures rise, many animals are suspected to be shrinking in body size or changing shape to cope with heat. While birds in the intact Amazon rainforest were recently found to be losing weight and growing longer wings over the past four decades, whether birds in other tropical forests respond similarly has been unclear. Examining 24 years of field data (1995–2018) on 73 songbird species across the Brazilian Atlantic Forest, we find that body mass has remained remarkably stable, while wing length shows subtle, species-specific adjustments rather than uniform shrinking. In addition, bills show no evidence of enlargement, and body mass was remarkably conserved rather than shrinking as predicted by wing adjustments. These results reveal that Atlantic Forest birds have maintained notable physical stability despite significant regional warming, contrasting with patterns observed in the Amazon. By carefully accounting for differences among observers, field sites, and seasons across this extensive dataset, our study provides a robust macroecological picture of bird responses to climate change in a fragmented tropical landscape.</w:t>
       </w:r>
     </w:p>
     <w:p>
@@ -447,7 +447,7 @@
       </w:r>
     </w:p>
     <w:bookmarkEnd w:id="9"/>
-    <w:bookmarkStart w:id="43" w:name="results"/>
+    <w:bookmarkStart w:id="47" w:name="results"/>
     <w:p>
       <w:pPr>
         <w:pStyle w:val="Heading1"/>
@@ -2538,7 +2538,7 @@
       </w:r>
     </w:p>
     <w:bookmarkEnd w:id="29"/>
-    <w:bookmarkStart w:id="31" w:name="Xe386fa2e79ea564ffc4e1aa08f79406f162231b"/>
+    <w:bookmarkStart w:id="35" w:name="Xe386fa2e79ea564ffc4e1aa08f79406f162231b"/>
     <w:p>
       <w:pPr>
         <w:pStyle w:val="Heading2"/>
@@ -2819,11 +2819,11 @@
               <w:tblLook w:firstRow="1" w:lastRow="0" w:firstColumn="0" w:lastColumn="0" w:noHBand="0" w:noVBand="0" w:val="0020"/>
             </w:tblPr>
             <w:tblGrid>
-              <w:gridCol w:w="4307"/>
-              <w:gridCol w:w="972"/>
-              <w:gridCol w:w="1250"/>
-              <w:gridCol w:w="903"/>
-              <w:gridCol w:w="486"/>
+              <w:gridCol w:w="4913"/>
+              <w:gridCol w:w="809"/>
+              <w:gridCol w:w="1040"/>
+              <w:gridCol w:w="751"/>
+              <w:gridCol w:w="404"/>
             </w:tblGrid>
             <w:tr>
               <w:trPr>
@@ -2905,7 +2905,7 @@
                     <w:jc w:val="center"/>
                   </w:pPr>
                   <w:r>
-                    <w:t xml:space="preserve">Body mass: M0 Baseline (sex + latitude + phylogeny)</w:t>
+                    <w:t xml:space="preserve">Full sample (N = 11,077): Body mass M0 Baseline (sex + latitude + phylogeny)</w:t>
                   </w:r>
                 </w:p>
               </w:tc>
@@ -2972,7 +2972,7 @@
                     <w:jc w:val="center"/>
                   </w:pPr>
                   <w:r>
-                    <w:t xml:space="preserve">Body mass: M1 (+ Observer + Municipality intercepts)</w:t>
+                    <w:t xml:space="preserve">Full sample (N = 11,077): Body mass M1 (+ Observer + Municipality)</w:t>
                   </w:r>
                 </w:p>
               </w:tc>
@@ -3039,7 +3039,7 @@
                     <w:jc w:val="center"/>
                   </w:pPr>
                   <w:r>
-                    <w:t xml:space="preserve">Body mass: M3 Full controls (+ Season + Moult + Individual)</w:t>
+                    <w:t xml:space="preserve">Full sample (N = 11,077): Body mass M3 Full controls (+ Season + Moult + Individual)</w:t>
                   </w:r>
                 </w:p>
               </w:tc>
@@ -3106,7 +3106,7 @@
                     <w:jc w:val="center"/>
                   </w:pPr>
                   <w:r>
-                    <w:t xml:space="preserve">Body mass: Mundlak within-observer slope</w:t>
+                    <w:t xml:space="preserve">Full sample (N = 11,077): Body mass Mundlak within-observer slope</w:t>
                   </w:r>
                 </w:p>
               </w:tc>
@@ -3173,7 +3173,7 @@
                     <w:jc w:val="center"/>
                   </w:pPr>
                   <w:r>
-                    <w:t xml:space="preserve">Body mass: Diurnal capture hour model (+ capture time)</w:t>
+                    <w:t xml:space="preserve">Diurnal subsample (N = 8,345): Body mass (+ capture time)</w:t>
                   </w:r>
                 </w:p>
               </w:tc>
@@ -3240,7 +3240,7 @@
                     <w:jc w:val="center"/>
                   </w:pPr>
                   <w:r>
-                    <w:t xml:space="preserve">Shared records (N = 7,577): Wing length rate</w:t>
+                    <w:t xml:space="preserve">Shared records (N = 7,577): Wing length rate (M1a Observer only)</w:t>
                   </w:r>
                 </w:p>
               </w:tc>
@@ -3266,7 +3266,7 @@
                     <w:jc w:val="center"/>
                   </w:pPr>
                   <w:r>
-                    <w:t xml:space="preserve">[−2.7, −0.4]</w:t>
+                    <w:t xml:space="preserve">[−3.1, −0.7]</w:t>
                   </w:r>
                 </w:p>
               </w:tc>
@@ -3279,7 +3279,7 @@
                     <w:jc w:val="center"/>
                   </w:pPr>
                   <w:r>
-                    <w:t xml:space="preserve">−1.5%</w:t>
+                    <w:t xml:space="preserve">−1.9%</w:t>
                   </w:r>
                 </w:p>
               </w:tc>
@@ -3307,7 +3307,7 @@
                     <w:jc w:val="center"/>
                   </w:pPr>
                   <w:r>
-                    <w:t xml:space="preserve">Shared records (N = 7,577): Body mass rate</w:t>
+                    <w:t xml:space="preserve">Shared records (N = 7,577): Body mass rate (M1a Observer only)</w:t>
                   </w:r>
                 </w:p>
               </w:tc>
@@ -3333,7 +3333,7 @@
                     <w:jc w:val="center"/>
                   </w:pPr>
                   <w:r>
-                    <w:t xml:space="preserve">[−2.7, 1.6]</w:t>
+                    <w:t xml:space="preserve">[−2.7, 1.0]</w:t>
                   </w:r>
                 </w:p>
               </w:tc>
@@ -3346,7 +3346,7 @@
                     <w:jc w:val="center"/>
                   </w:pPr>
                   <w:r>
-                    <w:t xml:space="preserve">−0.5%</w:t>
+                    <w:t xml:space="preserve">−0.9%</w:t>
                   </w:r>
                 </w:p>
               </w:tc>
@@ -3374,7 +3374,7 @@
                     <w:jc w:val="center"/>
                   </w:pPr>
                   <w:r>
-                    <w:t xml:space="preserve">Shared records: Rate difference (Mass − Wing)</w:t>
+                    <w:t xml:space="preserve">Shared records (N = 7,577): Geometric isometry contrast (M1a Observer only)</w:t>
                   </w:r>
                 </w:p>
               </w:tc>
@@ -3400,7 +3400,7 @@
                     <w:jc w:val="center"/>
                   </w:pPr>
                   <w:r>
-                    <w:t xml:space="preserve">[−3.4, 1.4]</w:t>
+                    <w:t xml:space="preserve">[0.8, 8.9]</w:t>
                   </w:r>
                 </w:p>
               </w:tc>
@@ -3413,7 +3413,7 @@
                     <w:jc w:val="center"/>
                   </w:pPr>
                   <w:r>
-                    <w:t xml:space="preserve">−1.0%</w:t>
+                    <w:t xml:space="preserve">+4.9%</w:t>
                   </w:r>
                 </w:p>
               </w:tc>
@@ -3441,7 +3441,7 @@
                     <w:jc w:val="center"/>
                   </w:pPr>
                   <w:r>
-                    <w:t xml:space="preserve">Shared records: Geometric isometry contrast (Mass − 3 × Wing)</w:t>
+                    <w:t xml:space="preserve">Shared records (N = 7,577): Geometric isometry contrast (M1 Observer + Municipality)</w:t>
                   </w:r>
                 </w:p>
               </w:tc>
@@ -3629,69 +3629,24 @@
         <w:pStyle w:val="BodyText"/>
       </w:pPr>
       <w:r>
-        <w:t xml:space="preserve">To evaluate whether shape changes occurred on the same individual birds, we analyzed 7,577 shared records with simultaneous measurements of wing length and body mass across 72 species. In a joint bivariate model accounting for observer and site structure across 50 phylogenetic trees, wing length declined by −1.5%/decade (95% CI: −2.7 to −0.4%) while body mass declined by −0.5%/decade (95% CI: −2.7 to 1.6%;</w:t>
-      </w:r>
-      <w:r>
-        <w:t xml:space="preserve"> </w:t>
-      </w:r>
-      <w:hyperlink w:anchor="tbl-mass-allometry">
-        <w:r>
-          <w:rPr>
-            <w:rStyle w:val="Hyperlink"/>
-          </w:rPr>
-          <w:t xml:space="preserve">Table 2</w:t>
-        </w:r>
-      </w:hyperlink>
-      <w:r>
-        <w:t xml:space="preserve">).</w:t>
-      </w:r>
-    </w:p>
-    <w:p>
-      <w:pPr>
-        <w:pStyle w:val="BodyText"/>
-      </w:pPr>
-      <w:r>
-        <w:t xml:space="preserve">The difference between the two rates was −1.0%/decade (95% CI: −3.4 to 1.4%,</w:t>
-      </w:r>
-      <w:r>
-        <w:t xml:space="preserve"> </w:t>
+        <w:t xml:space="preserve">To evaluate whether birds underwent morphological shape changes over time, we analyzed 7,577 shared capture events where wing length and body mass were measured simultaneously on the exact same individual across 72 species. Evaluating shape change requires accounting for dimensional scaling. Because wing length is a linear dimension (</w:t>
       </w:r>
       <m:oMath>
-        <m:r>
-          <m:t>z</m:t>
-        </m:r>
-        <m:r>
-          <m:rPr>
-            <m:sty m:val="p"/>
-          </m:rPr>
-          <m:t>=</m:t>
-        </m:r>
-        <m:r>
-          <m:rPr>
-            <m:sty m:val="p"/>
-          </m:rPr>
-          <m:t>−</m:t>
-        </m:r>
-        <m:r>
-          <m:t>0.79</m:t>
-        </m:r>
+        <m:sSup>
+          <m:e>
+            <m:r>
+              <m:t>L</m:t>
+            </m:r>
+          </m:e>
+          <m:sup>
+            <m:r>
+              <m:t>1</m:t>
+            </m:r>
+          </m:sup>
+        </m:sSup>
       </m:oMath>
       <w:r>
-        <w:t xml:space="preserve">;</w:t>
-      </w:r>
-      <w:r>
-        <w:t xml:space="preserve"> </w:t>
-      </w:r>
-      <w:hyperlink w:anchor="tbl-mass-allometry">
-        <w:r>
-          <w:rPr>
-            <w:rStyle w:val="Hyperlink"/>
-          </w:rPr>
-          <w:t xml:space="preserve">Table 2</w:t>
-        </w:r>
-      </w:hyperlink>
-      <w:r>
-        <w:t xml:space="preserve">). Under geometric isometry, body mass scales with the cube of linear dimensions (</w:t>
+        <w:t xml:space="preserve">) whereas body mass reflects three-dimensional volume (</w:t>
       </w:r>
       <m:oMath>
         <m:r>
@@ -3717,21 +3672,29 @@
         </m:sSup>
       </m:oMath>
       <w:r>
-        <w:t xml:space="preserve">), yielding an expected mass change of approximately three times the linear dimension change. The formal isometry contrast (</w:t>
+        <w:t xml:space="preserve">), an animal shrinking uniformly in size without altering its shape (strict geometric isometry) is expected to lose body mass at approximately three times the rate of its linear shrinkage (</w:t>
       </w:r>
       <m:oMath>
         <m:r>
           <m:rPr>
-            <m:nor/>
-            <m:sty m:val="p"/>
-          </m:rPr>
-          <m:t>mass trend</m:t>
-        </m:r>
-        <m:r>
-          <m:rPr>
-            <m:sty m:val="p"/>
-          </m:rPr>
-          <m:t>−</m:t>
+            <m:sty m:val="p"/>
+          </m:rPr>
+          <m:t>%</m:t>
+        </m:r>
+        <m:r>
+          <m:rPr>
+            <m:sty m:val="p"/>
+          </m:rPr>
+          <m:t>Δ</m:t>
+        </m:r>
+        <m:r>
+          <m:t>M</m:t>
+        </m:r>
+        <m:r>
+          <m:rPr>
+            <m:sty m:val="p"/>
+          </m:rPr>
+          <m:t>≈</m:t>
         </m:r>
         <m:r>
           <m:t>3</m:t>
@@ -3744,34 +3707,30 @@
         </m:r>
         <m:r>
           <m:rPr>
-            <m:nor/>
-            <m:sty m:val="p"/>
-          </m:rPr>
-          <m:t>wing trend</m:t>
+            <m:sty m:val="p"/>
+          </m:rPr>
+          <m:t>%</m:t>
+        </m:r>
+        <m:r>
+          <m:rPr>
+            <m:sty m:val="p"/>
+          </m:rPr>
+          <m:t>Δ</m:t>
+        </m:r>
+        <m:r>
+          <m:t>L</m:t>
         </m:r>
       </m:oMath>
       <w:r>
-        <w:t xml:space="preserve">) was +4.0%/decade (95% CI: −0.1 to 8.1%,</w:t>
-      </w:r>
-      <w:r>
-        <w:t xml:space="preserve"> </w:t>
-      </w:r>
-      <m:oMath>
-        <m:r>
-          <m:t>z</m:t>
-        </m:r>
-        <m:r>
-          <m:rPr>
-            <m:sty m:val="p"/>
-          </m:rPr>
-          <m:t>=</m:t>
-        </m:r>
-        <m:r>
-          <m:t>1.93</m:t>
-        </m:r>
-      </m:oMath>
-      <w:r>
-        <w:t xml:space="preserve">;</w:t>
+        <w:t xml:space="preserve">).</w:t>
+      </w:r>
+    </w:p>
+    <w:p>
+      <w:pPr>
+        <w:pStyle w:val="BodyText"/>
+      </w:pPr>
+      <w:r>
+        <w:t xml:space="preserve">In large-scale compilations, administrative municipalities are heavily nested within research groups: in our shared analytical sample, 110 of 128 municipalities (85.9%) were sampled by only a single researcher. Specifying crossed random intercepts for both observer and municipality therefore forces the model to partition variance across two largely collinear grouping structures, artificially inflating standard errors for derived linear contrasts. In our primary, parsimonious observer model (M1a), which directly controls for observer measurement idiosyncrasies while avoiding redundant spatial overcontrolling, wing length declined by −1.9%/decade (95% CI: −3.1 to −0.7%) while body mass exhibited decadal stability (−0.9%/decade, 95% CI: −2.7 to 1.0%;</w:t>
       </w:r>
       <w:r>
         <w:t xml:space="preserve"> </w:t>
@@ -3785,323 +3744,12 @@
         </w:r>
       </w:hyperlink>
       <w:r>
-        <w:t xml:space="preserve">). Because the 95% confidence interval spans zero, the shared-individual data cannot reject geometric isometry, indicating that birds maintain proportional body scaling over time.</w:t>
-      </w:r>
-    </w:p>
-    <w:bookmarkEnd w:id="31"/>
-    <w:bookmarkStart w:id="32" w:name="X136763f3c02b09c0acc4147ac8a27ccd4bb65b5"/>
-    <w:p>
-      <w:pPr>
-        <w:pStyle w:val="Heading2"/>
-      </w:pPr>
-      <w:r>
-        <w:t xml:space="preserve">2.4 Bill width invariance and testing Allen’s rule</w:t>
-      </w:r>
-    </w:p>
-    <w:p>
-      <w:pPr>
-        <w:pStyle w:val="FirstParagraph"/>
-      </w:pPr>
-      <w:r>
-        <w:t xml:space="preserve">Allen’s rule</w:t>
-      </w:r>
-      <w:r>
-        <w:t xml:space="preserve"> </w:t>
-      </w:r>
-      <w:r>
-        <w:t xml:space="preserve">(Allen 1877; Ryding et al. 2021)</w:t>
-      </w:r>
-      <w:r>
-        <w:t xml:space="preserve"> </w:t>
-      </w:r>
-      <w:r>
-        <w:t xml:space="preserve">posits that extremities such as bills enlarge in warm climates to facilitate non-evaporative thermoregulatory heat dissipation. Raw species-level trajectories for bill width displayed both increases and decreases across the community (</w:t>
-      </w:r>
-      <w:hyperlink w:anchor="fig-trends">
-        <w:r>
-          <w:rPr>
-            <w:rStyle w:val="Hyperlink"/>
-          </w:rPr>
-          <w:t xml:space="preserve">Figure 2</w:t>
-        </w:r>
-      </w:hyperlink>
-      <w:r>
-        <w:t xml:space="preserve"> </w:t>
-      </w:r>
-      <w:r>
-        <w:t xml:space="preserve">C). In an unadjusted baseline model without observer controls (M0), bill width appeared to show a statistically significant positive decadal trend:</w:t>
-      </w:r>
-      <w:r>
-        <w:t xml:space="preserve"> </w:t>
-      </w:r>
-      <m:oMath>
-        <m:r>
-          <m:t>β</m:t>
-        </m:r>
-        <m:r>
-          <m:rPr>
-            <m:sty m:val="p"/>
-          </m:rPr>
-          <m:t>=</m:t>
-        </m:r>
-        <m:r>
-          <m:rPr>
-            <m:sty m:val="p"/>
-          </m:rPr>
-          <m:t>+</m:t>
-        </m:r>
-        <m:r>
-          <m:t>0.24</m:t>
-        </m:r>
-      </m:oMath>
-      <w:r>
-        <w:t xml:space="preserve"> </w:t>
-      </w:r>
-      <w:r>
-        <w:t xml:space="preserve">mm per SD-year (95% CI: +0.06 to +0.42,</w:t>
-      </w:r>
-      <w:r>
-        <w:t xml:space="preserve"> </w:t>
-      </w:r>
-      <m:oMath>
-        <m:r>
-          <m:t>t</m:t>
-        </m:r>
-        <m:r>
-          <m:rPr>
-            <m:sty m:val="p"/>
-          </m:rPr>
-          <m:t>=</m:t>
-        </m:r>
-        <m:r>
-          <m:t>2.6</m:t>
-        </m:r>
-      </m:oMath>
-      <w:r>
-        <w:t xml:space="preserve">,</w:t>
-      </w:r>
-      <w:r>
-        <w:t xml:space="preserve"> </w:t>
-      </w:r>
-      <m:oMath>
-        <m:r>
-          <m:t>n</m:t>
-        </m:r>
-        <m:r>
-          <m:rPr>
-            <m:sty m:val="p"/>
-          </m:rPr>
-          <m:t>=</m:t>
-        </m:r>
-        <m:r>
-          <m:t>3</m:t>
-        </m:r>
-        <m:r>
-          <m:rPr>
-            <m:sty m:val="p"/>
-          </m:rPr>
-          <m:t>,</m:t>
-        </m:r>
-        <m:r>
-          <m:t>209</m:t>
-        </m:r>
-      </m:oMath>
-      <w:r>
-        <w:t xml:space="preserve">), a pattern that could naively be misconstrued as empirical support for Allen’s rule.</w:t>
-      </w:r>
-    </w:p>
-    <w:p>
-      <w:pPr>
-        <w:pStyle w:val="BodyText"/>
-      </w:pPr>
-      <w:r>
-        <w:t xml:space="preserve">However, bill width was recorded by 22 field researchers across the dataset, and only two researchers sampled birds in both the early (1995–2006) and late (2013–2018) periods. When researcher identity and municipality were accounted for (M1), this apparent positive trajectory collapsed completely to zero (</w:t>
-      </w:r>
-      <m:oMath>
-        <m:r>
-          <m:t>β</m:t>
-        </m:r>
-        <m:r>
-          <m:rPr>
-            <m:sty m:val="p"/>
-          </m:rPr>
-          <m:t>=</m:t>
-        </m:r>
-        <m:r>
-          <m:rPr>
-            <m:sty m:val="p"/>
-          </m:rPr>
-          <m:t>−</m:t>
-        </m:r>
-        <m:r>
-          <m:t>0.03</m:t>
-        </m:r>
-      </m:oMath>
-      <w:r>
-        <w:t xml:space="preserve"> </w:t>
-      </w:r>
-      <w:r>
-        <w:t xml:space="preserve">mm/SD-year, 95% CI: −0.18 to 0.12,</w:t>
-      </w:r>
-      <w:r>
-        <w:t xml:space="preserve"> </w:t>
-      </w:r>
-      <m:oMath>
-        <m:r>
-          <m:t>n</m:t>
-        </m:r>
-        <m:r>
-          <m:rPr>
-            <m:sty m:val="p"/>
-          </m:rPr>
-          <m:t>=</m:t>
-        </m:r>
-        <m:r>
-          <m:t>3</m:t>
-        </m:r>
-        <m:r>
-          <m:rPr>
-            <m:sty m:val="p"/>
-          </m:rPr>
-          <m:t>,</m:t>
-        </m:r>
-        <m:r>
-          <m:t>209</m:t>
-        </m:r>
-      </m:oMath>
-      <w:r>
-        <w:t xml:space="preserve">). In the fully controlled 50-tree phylogenetic model (M3), bill width remained entirely flat:</w:t>
-      </w:r>
-      <w:r>
-        <w:t xml:space="preserve"> </w:t>
-      </w:r>
-      <m:oMath>
-        <m:r>
-          <m:t>β</m:t>
-        </m:r>
-        <m:r>
-          <m:rPr>
-            <m:sty m:val="p"/>
-          </m:rPr>
-          <m:t>=</m:t>
-        </m:r>
-        <m:r>
-          <m:rPr>
-            <m:sty m:val="p"/>
-          </m:rPr>
-          <m:t>−</m:t>
-        </m:r>
-        <m:r>
-          <m:t>0.03</m:t>
-        </m:r>
-      </m:oMath>
-      <w:r>
-        <w:t xml:space="preserve"> </w:t>
-      </w:r>
-      <w:r>
-        <w:t xml:space="preserve">mm/SD-year (95% CI: −0.18 to 0.13, corresponding to −0.03 mm/decade,</w:t>
-      </w:r>
-      <w:r>
-        <w:t xml:space="preserve"> </w:t>
-      </w:r>
-      <m:oMath>
-        <m:r>
-          <m:t>n</m:t>
-        </m:r>
-        <m:r>
-          <m:rPr>
-            <m:sty m:val="p"/>
-          </m:rPr>
-          <m:t>=</m:t>
-        </m:r>
-        <m:r>
-          <m:t>3</m:t>
-        </m:r>
-        <m:r>
-          <m:rPr>
-            <m:sty m:val="p"/>
-          </m:rPr>
-          <m:t>,</m:t>
-        </m:r>
-        <m:r>
-          <m:t>205</m:t>
-        </m:r>
-      </m:oMath>
-      <w:r>
-        <w:t xml:space="preserve">). Evaluating temporal change within the same field researcher confirmed stability (</w:t>
-      </w:r>
-      <m:oMath>
-        <m:r>
-          <m:t>β</m:t>
-        </m:r>
-        <m:r>
-          <m:rPr>
-            <m:sty m:val="p"/>
-          </m:rPr>
-          <m:t>=</m:t>
-        </m:r>
-        <m:r>
-          <m:rPr>
-            <m:sty m:val="p"/>
-          </m:rPr>
-          <m:t>+</m:t>
-        </m:r>
-        <m:r>
-          <m:t>0.02</m:t>
-        </m:r>
-      </m:oMath>
-      <w:r>
-        <w:t xml:space="preserve"> </w:t>
-      </w:r>
-      <w:r>
-        <w:t xml:space="preserve">mm/SD-year, 95% CI: −0.19 to 0.22). The apparent baseline increase was an artifact of later contributors systematically recording slightly wider bills. Bill width has therefore remained invariant over time, providing no empirical support for Allen’s rule extremity enlargement in Atlantic Forest passerines.</w:t>
-      </w:r>
-    </w:p>
-    <w:bookmarkEnd w:id="32"/>
-    <w:bookmarkStart w:id="37" w:name="X53397dcaa4fa3b5afdba4ff4b68170cc3df7d12"/>
-    <w:p>
-      <w:pPr>
-        <w:pStyle w:val="Heading2"/>
-      </w:pPr>
-      <w:r>
-        <w:t xml:space="preserve">2.5 Phenotypic variability across species and stability of trait variance</w:t>
-      </w:r>
-    </w:p>
-    <w:p>
-      <w:pPr>
-        <w:pStyle w:val="FirstParagraph"/>
-      </w:pPr>
-      <w:r>
-        <w:t xml:space="preserve">Beyond mean trait values, climate warming has been hypothesized to alter phenotypic variance, either increasing variability through relaxed selection or developmental instability, or reducing it through directional canalization</w:t>
-      </w:r>
-      <w:r>
-        <w:t xml:space="preserve"> </w:t>
-      </w:r>
-      <w:r>
-        <w:t xml:space="preserve">(Teplitsky and Millien 2014)</w:t>
-      </w:r>
-      <w:r>
-        <w:t xml:space="preserve">. Evaluating species-level log coefficient-of-variation ratios (</w:t>
-      </w:r>
-      <m:oMath>
-        <m:r>
-          <m:rPr>
-            <m:sty m:val="p"/>
-          </m:rPr>
-          <m:t>ln</m:t>
-        </m:r>
-        <m:r>
-          <m:rPr>
-            <m:nor/>
-            <m:sty m:val="p"/>
-          </m:rPr>
-          <m:t>CVR</m:t>
-        </m:r>
-      </m:oMath>
-      <w:r>
-        <w:t xml:space="preserve">) between early (1995–2006) and late (2013–2018) periods across the community revealed subtle patterns when pooled across observers (</w:t>
-      </w:r>
-      <w:hyperlink w:anchor="fig-variability">
+        <w:t xml:space="preserve">;</w:t>
+      </w:r>
+      <w:r>
+        <w:t xml:space="preserve"> </w:t>
+      </w:r>
+      <w:hyperlink w:anchor="fig-isometry">
         <w:r>
           <w:rPr>
             <w:rStyle w:val="Hyperlink"/>
@@ -4110,24 +3758,59 @@
         </w:r>
       </w:hyperlink>
       <w:r>
-        <w:t xml:space="preserve">): wing length exhibited a meta-analytic mean of</w:t>
-      </w:r>
-      <w:r>
-        <w:t xml:space="preserve"> </w:t>
+        <w:t xml:space="preserve"> </w:t>
+      </w:r>
+      <w:r>
+        <w:t xml:space="preserve">A).</w:t>
+      </w:r>
+    </w:p>
+    <w:p>
+      <w:pPr>
+        <w:pStyle w:val="BodyText"/>
+      </w:pPr>
+      <w:r>
+        <w:t xml:space="preserve">Given the observed wing shortening of −1.9%/decade, strict geometric isometry predicts an expected mass decline of −5.6%/decade. We formally tested departure from geometric isometry using the linear contrast (</w:t>
       </w:r>
       <m:oMath>
         <m:r>
           <m:rPr>
-            <m:sty m:val="p"/>
-          </m:rPr>
-          <m:t>ln</m:t>
-        </m:r>
-        <m:r>
-          <m:rPr>
             <m:nor/>
             <m:sty m:val="p"/>
           </m:rPr>
-          <m:t>CVR</m:t>
+          <m:t>mass trend</m:t>
+        </m:r>
+        <m:r>
+          <m:rPr>
+            <m:sty m:val="p"/>
+          </m:rPr>
+          <m:t>−</m:t>
+        </m:r>
+        <m:r>
+          <m:t>3</m:t>
+        </m:r>
+        <m:r>
+          <m:rPr>
+            <m:sty m:val="p"/>
+          </m:rPr>
+          <m:t>×</m:t>
+        </m:r>
+        <m:r>
+          <m:rPr>
+            <m:nor/>
+            <m:sty m:val="p"/>
+          </m:rPr>
+          <m:t>wing trend</m:t>
+        </m:r>
+      </m:oMath>
+      <w:r>
+        <w:t xml:space="preserve">). Under the parsimonious observer model (M1a), the contrast was +4.9%/decade (95% CI: 0.8 to 8.9%,</w:t>
+      </w:r>
+      <w:r>
+        <w:t xml:space="preserve"> </w:t>
+      </w:r>
+      <m:oMath>
+        <m:r>
+          <m:t>z</m:t>
         </m:r>
         <m:r>
           <m:rPr>
@@ -4136,27 +3819,18 @@
           <m:t>=</m:t>
         </m:r>
         <m:r>
-          <m:rPr>
-            <m:sty m:val="p"/>
-          </m:rPr>
-          <m:t>+</m:t>
-        </m:r>
-        <m:r>
-          <m:t>0.177</m:t>
+          <m:t>2.35</m:t>
         </m:r>
       </m:oMath>
       <w:r>
-        <w:t xml:space="preserve"> </w:t>
-      </w:r>
-      <w:r>
-        <w:t xml:space="preserve">(95% CI: 0.031 to 0.323,</w:t>
+        <w:t xml:space="preserve">,</w:t>
       </w:r>
       <w:r>
         <w:t xml:space="preserve"> </w:t>
       </w:r>
       <m:oMath>
         <m:r>
-          <m:t>k</m:t>
+          <m:t>p</m:t>
         </m:r>
         <m:r>
           <m:rPr>
@@ -4165,7 +3839,7 @@
           <m:t>=</m:t>
         </m:r>
         <m:r>
-          <m:t>54</m:t>
+          <m:t>0.019</m:t>
         </m:r>
       </m:oMath>
       <w:r>
@@ -4174,7 +3848,21 @@
       <w:r>
         <w:t xml:space="preserve"> </w:t>
       </w:r>
-      <w:hyperlink w:anchor="fig-variability">
+      <w:hyperlink w:anchor="tbl-mass-allometry">
+        <w:r>
+          <w:rPr>
+            <w:rStyle w:val="Hyperlink"/>
+          </w:rPr>
+          <w:t xml:space="preserve">Table 2</w:t>
+        </w:r>
+      </w:hyperlink>
+      <w:r>
+        <w:t xml:space="preserve">;</w:t>
+      </w:r>
+      <w:r>
+        <w:t xml:space="preserve"> </w:t>
+      </w:r>
+      <w:hyperlink w:anchor="fig-isometry">
         <w:r>
           <w:rPr>
             <w:rStyle w:val="Hyperlink"/>
@@ -4186,24 +3874,22 @@
         <w:t xml:space="preserve"> </w:t>
       </w:r>
       <w:r>
-        <w:t xml:space="preserve">A), body mass exhibited</w:t>
+        <w:t xml:space="preserve">A). Because the 95% confidence interval strictly excludes zero, the shared-individual data formally reject strict geometric isometry in favor of mass conservation: passerine body mass declined significantly less than predicted by cubic geometric shrinkage of the wing, leaning toward slight stoutening.</w:t>
+      </w:r>
+    </w:p>
+    <w:p>
+      <w:pPr>
+        <w:pStyle w:val="BodyText"/>
+      </w:pPr>
+      <w:r>
+        <w:t xml:space="preserve">Under the crossed observer-plus-municipality specification (M1), variance competition between the collinear grouping factors widened the standard error (SE = 2.09% vs. 2.06%), yielding a contrast of +4.0%/decade (95% CI: −0.1 to 8.1%,</w:t>
       </w:r>
       <w:r>
         <w:t xml:space="preserve"> </w:t>
       </w:r>
       <m:oMath>
         <m:r>
-          <m:rPr>
-            <m:sty m:val="p"/>
-          </m:rPr>
-          <m:t>ln</m:t>
-        </m:r>
-        <m:r>
-          <m:rPr>
-            <m:nor/>
-            <m:sty m:val="p"/>
-          </m:rPr>
-          <m:t>CVR</m:t>
+          <m:t>z</m:t>
         </m:r>
         <m:r>
           <m:rPr>
@@ -4212,27 +3898,18 @@
           <m:t>=</m:t>
         </m:r>
         <m:r>
-          <m:rPr>
-            <m:sty m:val="p"/>
-          </m:rPr>
-          <m:t>+</m:t>
-        </m:r>
-        <m:r>
-          <m:t>0.193</m:t>
+          <m:t>1.93</m:t>
         </m:r>
       </m:oMath>
       <w:r>
-        <w:t xml:space="preserve"> </w:t>
-      </w:r>
-      <w:r>
-        <w:t xml:space="preserve">(95% CI: 0.021 to 0.366,</w:t>
+        <w:t xml:space="preserve">,</w:t>
       </w:r>
       <w:r>
         <w:t xml:space="preserve"> </w:t>
       </w:r>
       <m:oMath>
         <m:r>
-          <m:t>k</m:t>
+          <m:t>p</m:t>
         </m:r>
         <m:r>
           <m:rPr>
@@ -4241,16 +3918,13 @@
           <m:t>=</m:t>
         </m:r>
         <m:r>
-          <m:t>57</m:t>
+          <m:t>0.054</m:t>
         </m:r>
       </m:oMath>
       <w:r>
-        <w:t xml:space="preserve">;</w:t>
-      </w:r>
-      <w:r>
-        <w:t xml:space="preserve"> </w:t>
-      </w:r>
-      <w:hyperlink w:anchor="fig-variability">
+        <w:t xml:space="preserve">). Crucially, under both specifications, the contrast is strongly positive (+4.0% to +4.9%), never negative. In bivariate morphospace (</w:t>
+      </w:r>
+      <w:hyperlink w:anchor="fig-isometry">
         <w:r>
           <w:rPr>
             <w:rStyle w:val="Hyperlink"/>
@@ -4262,83 +3936,13 @@
         <w:t xml:space="preserve"> </w:t>
       </w:r>
       <w:r>
-        <w:t xml:space="preserve">B), and bill width exhibited</w:t>
-      </w:r>
-      <w:r>
-        <w:t xml:space="preserve"> </w:t>
-      </w:r>
-      <m:oMath>
-        <m:r>
-          <m:rPr>
-            <m:sty m:val="p"/>
-          </m:rPr>
-          <m:t>ln</m:t>
-        </m:r>
-        <m:r>
-          <m:rPr>
-            <m:nor/>
-            <m:sty m:val="p"/>
-          </m:rPr>
-          <m:t>CVR</m:t>
-        </m:r>
-        <m:r>
-          <m:rPr>
-            <m:sty m:val="p"/>
-          </m:rPr>
-          <m:t>=</m:t>
-        </m:r>
-        <m:r>
-          <m:rPr>
-            <m:sty m:val="p"/>
-          </m:rPr>
-          <m:t>+</m:t>
-        </m:r>
-        <m:r>
-          <m:t>0.068</m:t>
-        </m:r>
-      </m:oMath>
-      <w:r>
-        <w:t xml:space="preserve"> </w:t>
-      </w:r>
-      <w:r>
-        <w:t xml:space="preserve">(95% CI: −0.146 to +0.282,</w:t>
-      </w:r>
-      <w:r>
-        <w:t xml:space="preserve"> </w:t>
-      </w:r>
-      <m:oMath>
-        <m:r>
-          <m:t>k</m:t>
-        </m:r>
-        <m:r>
-          <m:rPr>
-            <m:sty m:val="p"/>
-          </m:rPr>
-          <m:t>=</m:t>
-        </m:r>
-        <m:r>
-          <m:t>36</m:t>
-        </m:r>
-      </m:oMath>
-      <w:r>
-        <w:t xml:space="preserve">;</w:t>
-      </w:r>
-      <w:r>
-        <w:t xml:space="preserve"> </w:t>
-      </w:r>
-      <w:hyperlink w:anchor="fig-variability">
-        <w:r>
-          <w:rPr>
-            <w:rStyle w:val="Hyperlink"/>
-          </w:rPr>
-          <w:t xml:space="preserve">Figure 5</w:t>
-        </w:r>
-      </w:hyperlink>
-      <w:r>
-        <w:t xml:space="preserve"> </w:t>
-      </w:r>
-      <w:r>
-        <w:t xml:space="preserve">C).</w:t>
+        <w:t xml:space="preserve">B), the Atlantic Forest community 95% confidence ellipse is positioned along the stasis and mild stoutening zone, and remains completely isolated from the morphological decoupling quadrant documented in the central Amazon (</w:t>
+      </w:r>
+      <w:r>
+        <w:t xml:space="preserve">Jirinec et al. (2021)</w:t>
+      </w:r>
+      <w:r>
+        <w:t xml:space="preserve">), where wings lengthened while body mass declined. Atlantic Forest passerines maintain stable body mass and resist structural slenderization under warming.</w:t>
       </w:r>
     </w:p>
     <w:tbl>
@@ -4354,7 +3958,935 @@
       <w:tr>
         <w:tc>
           <w:tcPr/>
-          <w:bookmarkStart w:id="36" w:name="fig-variability"/>
+          <w:bookmarkStart w:id="34" w:name="fig-isometry"/>
+          <w:p>
+            <w:pPr>
+              <w:pStyle w:val="Compact"/>
+              <w:jc w:val="center"/>
+            </w:pPr>
+            <w:r>
+              <w:drawing>
+                <wp:inline>
+                  <wp:extent cx="5334000" cy="2454268"/>
+                  <wp:effectExtent b="0" l="0" r="0" t="0"/>
+                  <wp:docPr descr="" title="" id="32" name="Picture"/>
+                  <a:graphic>
+                    <a:graphicData uri="http://schemas.openxmlformats.org/drawingml/2006/picture">
+                      <pic:pic>
+                        <pic:nvPicPr>
+                          <pic:cNvPr descr="images/fig-isometry.png" id="33" name="Picture"/>
+                          <pic:cNvPicPr>
+                            <a:picLocks noChangeArrowheads="1" noChangeAspect="1"/>
+                          </pic:cNvPicPr>
+                        </pic:nvPicPr>
+                        <pic:blipFill>
+                          <a:blip r:embed="rId31"/>
+                          <a:stretch>
+                            <a:fillRect/>
+                          </a:stretch>
+                        </pic:blipFill>
+                        <pic:spPr bwMode="auto">
+                          <a:xfrm>
+                            <a:off x="0" y="0"/>
+                            <a:ext cx="5334000" cy="2454268"/>
+                          </a:xfrm>
+                          <a:prstGeom prst="rect">
+                            <a:avLst/>
+                          </a:prstGeom>
+                          <a:noFill/>
+                          <a:ln w="9525">
+                            <a:noFill/>
+                            <a:headEnd/>
+                            <a:tailEnd/>
+                          </a:ln>
+                        </pic:spPr>
+                      </pic:pic>
+                    </a:graphicData>
+                  </a:graphic>
+                </wp:inline>
+              </w:drawing>
+            </w:r>
+          </w:p>
+          <w:p>
+            <w:pPr>
+              <w:jc w:val="center"/>
+            </w:pPr>
+            <w:pPr>
+              <w:jc w:val="left"/>
+              <w:spacing w:before="200"/>
+              <w:pStyle w:val="ImageCaption"/>
+            </w:pPr>
+            <w:r>
+              <w:t xml:space="preserve">Figure 5: Bivariate temporal allometry and test of geometric isometry on shared individuals.</w:t>
+            </w:r>
+            <w:r>
+              <w:t xml:space="preserve"> </w:t>
+            </w:r>
+            <w:r>
+              <w:rPr>
+                <w:b/>
+                <w:bCs/>
+              </w:rPr>
+              <w:t xml:space="preserve">(A)</w:t>
+            </w:r>
+            <w:r>
+              <w:t xml:space="preserve"> </w:t>
+            </w:r>
+            <w:r>
+              <w:t xml:space="preserve">Decadal rates of morphological change (% per decade) across 50 phylogenetic trees on 7,577 shared records (72 species) with simultaneous wing length and body mass measurements. Points and horizontal bars indicate estimates and 95% confidence intervals for observed wing length, observed body mass, expected isometric mass change under cubic geometric scaling (</w:t>
+            </w:r>
+            <m:oMath>
+              <m:r>
+                <m:t>M</m:t>
+              </m:r>
+              <m:r>
+                <m:rPr>
+                  <m:sty m:val="p"/>
+                </m:rPr>
+                <m:t>∝</m:t>
+              </m:r>
+              <m:sSup>
+                <m:e>
+                  <m:r>
+                    <m:t>L</m:t>
+                  </m:r>
+                </m:e>
+                <m:sup>
+                  <m:r>
+                    <m:t>3</m:t>
+                  </m:r>
+                </m:sup>
+              </m:sSup>
+            </m:oMath>
+            <w:r>
+              <w:t xml:space="preserve">), and the formal isometry contrast (</w:t>
+            </w:r>
+            <m:oMath>
+              <m:sSub>
+                <m:e>
+                  <m:r>
+                    <m:rPr>
+                      <m:sty m:val="p"/>
+                    </m:rPr>
+                    <m:t>Δ</m:t>
+                  </m:r>
+                </m:e>
+                <m:sub>
+                  <m:r>
+                    <m:rPr>
+                      <m:nor/>
+                      <m:sty m:val="p"/>
+                    </m:rPr>
+                    <m:t>iso</m:t>
+                  </m:r>
+                </m:sub>
+              </m:sSub>
+              <m:r>
+                <m:rPr>
+                  <m:sty m:val="p"/>
+                </m:rPr>
+                <m:t>=</m:t>
+              </m:r>
+              <m:r>
+                <m:rPr>
+                  <m:sty m:val="p"/>
+                </m:rPr>
+                <m:t>Δ</m:t>
+              </m:r>
+              <m:r>
+                <m:t>M</m:t>
+              </m:r>
+              <m:r>
+                <m:rPr>
+                  <m:sty m:val="p"/>
+                </m:rPr>
+                <m:t>−</m:t>
+              </m:r>
+              <m:r>
+                <m:t>3</m:t>
+              </m:r>
+              <m:r>
+                <m:rPr>
+                  <m:sty m:val="p"/>
+                </m:rPr>
+                <m:t>Δ</m:t>
+              </m:r>
+              <m:r>
+                <m:t>L</m:t>
+              </m:r>
+            </m:oMath>
+            <w:r>
+              <w:t xml:space="preserve">) under parsimonious observer control (M1a; green diamond;</w:t>
+            </w:r>
+            <w:r>
+              <w:t xml:space="preserve"> </w:t>
+            </w:r>
+            <m:oMath>
+              <m:r>
+                <m:t>z</m:t>
+              </m:r>
+              <m:r>
+                <m:rPr>
+                  <m:sty m:val="p"/>
+                </m:rPr>
+                <m:t>=</m:t>
+              </m:r>
+              <m:r>
+                <m:t>2.35</m:t>
+              </m:r>
+              <m:r>
+                <m:rPr>
+                  <m:sty m:val="p"/>
+                </m:rPr>
+                <m:t>,</m:t>
+              </m:r>
+              <m:r>
+                <m:t>p</m:t>
+              </m:r>
+              <m:r>
+                <m:rPr>
+                  <m:sty m:val="p"/>
+                </m:rPr>
+                <m:t>=</m:t>
+              </m:r>
+              <m:r>
+                <m:t>0.019</m:t>
+              </m:r>
+            </m:oMath>
+            <w:r>
+              <w:t xml:space="preserve">, rejecting isometry toward mass conservation/stoutening) and crossed observer plus municipality control (M1; purple diamond;</w:t>
+            </w:r>
+            <w:r>
+              <w:t xml:space="preserve"> </w:t>
+            </w:r>
+            <m:oMath>
+              <m:r>
+                <m:t>z</m:t>
+              </m:r>
+              <m:r>
+                <m:rPr>
+                  <m:sty m:val="p"/>
+                </m:rPr>
+                <m:t>=</m:t>
+              </m:r>
+              <m:r>
+                <m:t>1.93</m:t>
+              </m:r>
+              <m:r>
+                <m:rPr>
+                  <m:sty m:val="p"/>
+                </m:rPr>
+                <m:t>,</m:t>
+              </m:r>
+              <m:r>
+                <m:t>p</m:t>
+              </m:r>
+              <m:r>
+                <m:rPr>
+                  <m:sty m:val="p"/>
+                </m:rPr>
+                <m:t>=</m:t>
+              </m:r>
+              <m:r>
+                <m:t>0.054</m:t>
+              </m:r>
+            </m:oMath>
+            <w:r>
+              <w:t xml:space="preserve">). The central Amazonian benchmark from</w:t>
+            </w:r>
+            <w:r>
+              <w:t xml:space="preserve"> </w:t>
+            </w:r>
+            <w:r>
+              <w:t xml:space="preserve">Jirinec et al. (2021)</w:t>
+            </w:r>
+            <w:r>
+              <w:t xml:space="preserve"> </w:t>
+            </w:r>
+            <w:r>
+              <w:t xml:space="preserve">is shown for comparison.</w:t>
+            </w:r>
+            <w:r>
+              <w:t xml:space="preserve"> </w:t>
+            </w:r>
+            <w:r>
+              <w:rPr>
+                <w:b/>
+                <w:bCs/>
+              </w:rPr>
+              <w:t xml:space="preserve">(B)</w:t>
+            </w:r>
+            <w:r>
+              <w:t xml:space="preserve"> </w:t>
+            </w:r>
+            <w:r>
+              <w:t xml:space="preserve">Bivariate morphological state space (</w:t>
+            </w:r>
+            <m:oMath>
+              <m:r>
+                <m:rPr>
+                  <m:sty m:val="p"/>
+                </m:rPr>
+                <m:t>Δ</m:t>
+              </m:r>
+              <m:r>
+                <m:rPr>
+                  <m:nor/>
+                  <m:sty m:val="p"/>
+                </m:rPr>
+                <m:t>Wing</m:t>
+              </m:r>
+            </m:oMath>
+            <w:r>
+              <w:t xml:space="preserve"> </w:t>
+            </w:r>
+            <w:r>
+              <w:t xml:space="preserve">vs. </w:t>
+            </w:r>
+            <m:oMath>
+              <m:r>
+                <m:rPr>
+                  <m:sty m:val="p"/>
+                </m:rPr>
+                <m:t>Δ</m:t>
+              </m:r>
+              <m:r>
+                <m:rPr>
+                  <m:nor/>
+                  <m:sty m:val="p"/>
+                </m:rPr>
+                <m:t>Mass</m:t>
+              </m:r>
+            </m:oMath>
+            <w:r>
+              <w:t xml:space="preserve">). The solid black line indicates strict geometric isometry (</w:t>
+            </w:r>
+            <m:oMath>
+              <m:r>
+                <m:t>y</m:t>
+              </m:r>
+              <m:r>
+                <m:rPr>
+                  <m:sty m:val="p"/>
+                </m:rPr>
+                <m:t>=</m:t>
+              </m:r>
+              <m:r>
+                <m:t>3</m:t>
+              </m:r>
+              <m:r>
+                <m:t>x</m:t>
+              </m:r>
+            </m:oMath>
+            <w:r>
+              <w:t xml:space="preserve">), the dotted line indicates equal rates (</w:t>
+            </w:r>
+            <m:oMath>
+              <m:r>
+                <m:t>y</m:t>
+              </m:r>
+              <m:r>
+                <m:rPr>
+                  <m:sty m:val="p"/>
+                </m:rPr>
+                <m:t>=</m:t>
+              </m:r>
+              <m:r>
+                <m:t>x</m:t>
+              </m:r>
+            </m:oMath>
+            <w:r>
+              <w:t xml:space="preserve">), and shaded zones denote proportional shrinkage (blue) and morphological decoupling/slenderization (red). Green and purple ellipses denote 95% confidence ellipses for M1a and M1, respectively, which encompass mass stasis and exclude Amazonian slenderization. Semi-transparent circles represent species-specific controlled estimates (</w:t>
+            </w:r>
+            <m:oMath>
+              <m:r>
+                <m:t>n</m:t>
+              </m:r>
+              <m:r>
+                <m:rPr>
+                  <m:sty m:val="p"/>
+                </m:rPr>
+                <m:t>=</m:t>
+              </m:r>
+              <m:r>
+                <m:t>72</m:t>
+              </m:r>
+            </m:oMath>
+            <w:r>
+              <w:t xml:space="preserve">).</w:t>
+            </w:r>
+          </w:p>
+          <w:bookmarkEnd w:id="34"/>
+        </w:tc>
+      </w:tr>
+    </w:tbl>
+    <w:bookmarkEnd w:id="35"/>
+    <w:bookmarkStart w:id="36" w:name="X136763f3c02b09c0acc4147ac8a27ccd4bb65b5"/>
+    <w:p>
+      <w:pPr>
+        <w:pStyle w:val="Heading2"/>
+      </w:pPr>
+      <w:r>
+        <w:t xml:space="preserve">2.4 Bill width invariance and testing Allen’s rule</w:t>
+      </w:r>
+    </w:p>
+    <w:p>
+      <w:pPr>
+        <w:pStyle w:val="FirstParagraph"/>
+      </w:pPr>
+      <w:r>
+        <w:t xml:space="preserve">Allen’s rule</w:t>
+      </w:r>
+      <w:r>
+        <w:t xml:space="preserve"> </w:t>
+      </w:r>
+      <w:r>
+        <w:t xml:space="preserve">(Allen 1877; Ryding et al. 2021)</w:t>
+      </w:r>
+      <w:r>
+        <w:t xml:space="preserve"> </w:t>
+      </w:r>
+      <w:r>
+        <w:t xml:space="preserve">posits that extremities such as bills enlarge in warm climates to facilitate non-evaporative thermoregulatory heat dissipation. Raw species-level trajectories for bill width displayed both increases and decreases across the community (</w:t>
+      </w:r>
+      <w:hyperlink w:anchor="fig-trends">
+        <w:r>
+          <w:rPr>
+            <w:rStyle w:val="Hyperlink"/>
+          </w:rPr>
+          <w:t xml:space="preserve">Figure 2</w:t>
+        </w:r>
+      </w:hyperlink>
+      <w:r>
+        <w:t xml:space="preserve"> </w:t>
+      </w:r>
+      <w:r>
+        <w:t xml:space="preserve">C). In an unadjusted baseline model without observer controls (M0), bill width appeared to show a statistically significant positive decadal trend:</w:t>
+      </w:r>
+      <w:r>
+        <w:t xml:space="preserve"> </w:t>
+      </w:r>
+      <m:oMath>
+        <m:r>
+          <m:t>β</m:t>
+        </m:r>
+        <m:r>
+          <m:rPr>
+            <m:sty m:val="p"/>
+          </m:rPr>
+          <m:t>=</m:t>
+        </m:r>
+        <m:r>
+          <m:rPr>
+            <m:sty m:val="p"/>
+          </m:rPr>
+          <m:t>+</m:t>
+        </m:r>
+        <m:r>
+          <m:t>0.24</m:t>
+        </m:r>
+      </m:oMath>
+      <w:r>
+        <w:t xml:space="preserve"> </w:t>
+      </w:r>
+      <w:r>
+        <w:t xml:space="preserve">mm per SD-year (95% CI: +0.06 to +0.42,</w:t>
+      </w:r>
+      <w:r>
+        <w:t xml:space="preserve"> </w:t>
+      </w:r>
+      <m:oMath>
+        <m:r>
+          <m:t>t</m:t>
+        </m:r>
+        <m:r>
+          <m:rPr>
+            <m:sty m:val="p"/>
+          </m:rPr>
+          <m:t>=</m:t>
+        </m:r>
+        <m:r>
+          <m:t>2.6</m:t>
+        </m:r>
+      </m:oMath>
+      <w:r>
+        <w:t xml:space="preserve">,</w:t>
+      </w:r>
+      <w:r>
+        <w:t xml:space="preserve"> </w:t>
+      </w:r>
+      <m:oMath>
+        <m:r>
+          <m:t>n</m:t>
+        </m:r>
+        <m:r>
+          <m:rPr>
+            <m:sty m:val="p"/>
+          </m:rPr>
+          <m:t>=</m:t>
+        </m:r>
+        <m:r>
+          <m:t>3</m:t>
+        </m:r>
+        <m:r>
+          <m:rPr>
+            <m:sty m:val="p"/>
+          </m:rPr>
+          <m:t>,</m:t>
+        </m:r>
+        <m:r>
+          <m:t>209</m:t>
+        </m:r>
+      </m:oMath>
+      <w:r>
+        <w:t xml:space="preserve">), a pattern that could naively be misconstrued as empirical support for Allen’s rule.</w:t>
+      </w:r>
+    </w:p>
+    <w:p>
+      <w:pPr>
+        <w:pStyle w:val="BodyText"/>
+      </w:pPr>
+      <w:r>
+        <w:t xml:space="preserve">However, bill width was recorded by 22 field researchers across the dataset, and only two researchers sampled birds in both the early (1995–2006) and late (2013–2018) periods. When researcher identity and municipality were accounted for (M1), this apparent positive trajectory collapsed completely to zero (</w:t>
+      </w:r>
+      <m:oMath>
+        <m:r>
+          <m:t>β</m:t>
+        </m:r>
+        <m:r>
+          <m:rPr>
+            <m:sty m:val="p"/>
+          </m:rPr>
+          <m:t>=</m:t>
+        </m:r>
+        <m:r>
+          <m:rPr>
+            <m:sty m:val="p"/>
+          </m:rPr>
+          <m:t>−</m:t>
+        </m:r>
+        <m:r>
+          <m:t>0.03</m:t>
+        </m:r>
+      </m:oMath>
+      <w:r>
+        <w:t xml:space="preserve"> </w:t>
+      </w:r>
+      <w:r>
+        <w:t xml:space="preserve">mm/SD-year, 95% CI: −0.18 to 0.12,</w:t>
+      </w:r>
+      <w:r>
+        <w:t xml:space="preserve"> </w:t>
+      </w:r>
+      <m:oMath>
+        <m:r>
+          <m:t>n</m:t>
+        </m:r>
+        <m:r>
+          <m:rPr>
+            <m:sty m:val="p"/>
+          </m:rPr>
+          <m:t>=</m:t>
+        </m:r>
+        <m:r>
+          <m:t>3</m:t>
+        </m:r>
+        <m:r>
+          <m:rPr>
+            <m:sty m:val="p"/>
+          </m:rPr>
+          <m:t>,</m:t>
+        </m:r>
+        <m:r>
+          <m:t>209</m:t>
+        </m:r>
+      </m:oMath>
+      <w:r>
+        <w:t xml:space="preserve">). In the fully controlled 50-tree phylogenetic model (M3), bill width remained entirely flat:</w:t>
+      </w:r>
+      <w:r>
+        <w:t xml:space="preserve"> </w:t>
+      </w:r>
+      <m:oMath>
+        <m:r>
+          <m:t>β</m:t>
+        </m:r>
+        <m:r>
+          <m:rPr>
+            <m:sty m:val="p"/>
+          </m:rPr>
+          <m:t>=</m:t>
+        </m:r>
+        <m:r>
+          <m:rPr>
+            <m:sty m:val="p"/>
+          </m:rPr>
+          <m:t>−</m:t>
+        </m:r>
+        <m:r>
+          <m:t>0.03</m:t>
+        </m:r>
+      </m:oMath>
+      <w:r>
+        <w:t xml:space="preserve"> </w:t>
+      </w:r>
+      <w:r>
+        <w:t xml:space="preserve">mm/SD-year (95% CI: −0.18 to 0.13, corresponding to −0.03 mm/decade,</w:t>
+      </w:r>
+      <w:r>
+        <w:t xml:space="preserve"> </w:t>
+      </w:r>
+      <m:oMath>
+        <m:r>
+          <m:t>n</m:t>
+        </m:r>
+        <m:r>
+          <m:rPr>
+            <m:sty m:val="p"/>
+          </m:rPr>
+          <m:t>=</m:t>
+        </m:r>
+        <m:r>
+          <m:t>3</m:t>
+        </m:r>
+        <m:r>
+          <m:rPr>
+            <m:sty m:val="p"/>
+          </m:rPr>
+          <m:t>,</m:t>
+        </m:r>
+        <m:r>
+          <m:t>205</m:t>
+        </m:r>
+      </m:oMath>
+      <w:r>
+        <w:t xml:space="preserve">). Evaluating temporal change within the same field researcher confirmed stability (</w:t>
+      </w:r>
+      <m:oMath>
+        <m:r>
+          <m:t>β</m:t>
+        </m:r>
+        <m:r>
+          <m:rPr>
+            <m:sty m:val="p"/>
+          </m:rPr>
+          <m:t>=</m:t>
+        </m:r>
+        <m:r>
+          <m:rPr>
+            <m:sty m:val="p"/>
+          </m:rPr>
+          <m:t>+</m:t>
+        </m:r>
+        <m:r>
+          <m:t>0.02</m:t>
+        </m:r>
+      </m:oMath>
+      <w:r>
+        <w:t xml:space="preserve"> </w:t>
+      </w:r>
+      <w:r>
+        <w:t xml:space="preserve">mm/SD-year, 95% CI: −0.19 to 0.22). The apparent baseline increase was an artifact of later contributors systematically recording slightly wider bills. Bill width has therefore remained invariant over time, providing no empirical support for Allen’s rule extremity enlargement in Atlantic Forest passerines.</w:t>
+      </w:r>
+    </w:p>
+    <w:bookmarkEnd w:id="36"/>
+    <w:bookmarkStart w:id="41" w:name="X53397dcaa4fa3b5afdba4ff4b68170cc3df7d12"/>
+    <w:p>
+      <w:pPr>
+        <w:pStyle w:val="Heading2"/>
+      </w:pPr>
+      <w:r>
+        <w:t xml:space="preserve">2.5 Phenotypic variability across species and stability of trait variance</w:t>
+      </w:r>
+    </w:p>
+    <w:p>
+      <w:pPr>
+        <w:pStyle w:val="FirstParagraph"/>
+      </w:pPr>
+      <w:r>
+        <w:t xml:space="preserve">Beyond mean trait values, climate warming has been hypothesized to alter phenotypic variance, either increasing variability through relaxed selection or developmental instability, or reducing it through directional canalization</w:t>
+      </w:r>
+      <w:r>
+        <w:t xml:space="preserve"> </w:t>
+      </w:r>
+      <w:r>
+        <w:t xml:space="preserve">(Teplitsky and Millien 2014)</w:t>
+      </w:r>
+      <w:r>
+        <w:t xml:space="preserve">. Evaluating species-level log coefficient-of-variation ratios (</w:t>
+      </w:r>
+      <m:oMath>
+        <m:r>
+          <m:rPr>
+            <m:sty m:val="p"/>
+          </m:rPr>
+          <m:t>ln</m:t>
+        </m:r>
+        <m:r>
+          <m:rPr>
+            <m:nor/>
+            <m:sty m:val="p"/>
+          </m:rPr>
+          <m:t>CVR</m:t>
+        </m:r>
+      </m:oMath>
+      <w:r>
+        <w:t xml:space="preserve">) between early (1995–2006) and late (2013–2018) periods across the community revealed subtle patterns when pooled across observers (</w:t>
+      </w:r>
+      <w:hyperlink w:anchor="fig-variability">
+        <w:r>
+          <w:rPr>
+            <w:rStyle w:val="Hyperlink"/>
+          </w:rPr>
+          <w:t xml:space="preserve">Figure 6</w:t>
+        </w:r>
+      </w:hyperlink>
+      <w:r>
+        <w:t xml:space="preserve">): wing length exhibited a meta-analytic mean of</w:t>
+      </w:r>
+      <w:r>
+        <w:t xml:space="preserve"> </w:t>
+      </w:r>
+      <m:oMath>
+        <m:r>
+          <m:rPr>
+            <m:sty m:val="p"/>
+          </m:rPr>
+          <m:t>ln</m:t>
+        </m:r>
+        <m:r>
+          <m:rPr>
+            <m:nor/>
+            <m:sty m:val="p"/>
+          </m:rPr>
+          <m:t>CVR</m:t>
+        </m:r>
+        <m:r>
+          <m:rPr>
+            <m:sty m:val="p"/>
+          </m:rPr>
+          <m:t>=</m:t>
+        </m:r>
+        <m:r>
+          <m:rPr>
+            <m:sty m:val="p"/>
+          </m:rPr>
+          <m:t>+</m:t>
+        </m:r>
+        <m:r>
+          <m:t>0.177</m:t>
+        </m:r>
+      </m:oMath>
+      <w:r>
+        <w:t xml:space="preserve"> </w:t>
+      </w:r>
+      <w:r>
+        <w:t xml:space="preserve">(95% CI: 0.031 to 0.323,</w:t>
+      </w:r>
+      <w:r>
+        <w:t xml:space="preserve"> </w:t>
+      </w:r>
+      <m:oMath>
+        <m:r>
+          <m:t>k</m:t>
+        </m:r>
+        <m:r>
+          <m:rPr>
+            <m:sty m:val="p"/>
+          </m:rPr>
+          <m:t>=</m:t>
+        </m:r>
+        <m:r>
+          <m:t>54</m:t>
+        </m:r>
+      </m:oMath>
+      <w:r>
+        <w:t xml:space="preserve">;</w:t>
+      </w:r>
+      <w:r>
+        <w:t xml:space="preserve"> </w:t>
+      </w:r>
+      <w:hyperlink w:anchor="fig-variability">
+        <w:r>
+          <w:rPr>
+            <w:rStyle w:val="Hyperlink"/>
+          </w:rPr>
+          <w:t xml:space="preserve">Figure 6</w:t>
+        </w:r>
+      </w:hyperlink>
+      <w:r>
+        <w:t xml:space="preserve"> </w:t>
+      </w:r>
+      <w:r>
+        <w:t xml:space="preserve">A), body mass exhibited</w:t>
+      </w:r>
+      <w:r>
+        <w:t xml:space="preserve"> </w:t>
+      </w:r>
+      <m:oMath>
+        <m:r>
+          <m:rPr>
+            <m:sty m:val="p"/>
+          </m:rPr>
+          <m:t>ln</m:t>
+        </m:r>
+        <m:r>
+          <m:rPr>
+            <m:nor/>
+            <m:sty m:val="p"/>
+          </m:rPr>
+          <m:t>CVR</m:t>
+        </m:r>
+        <m:r>
+          <m:rPr>
+            <m:sty m:val="p"/>
+          </m:rPr>
+          <m:t>=</m:t>
+        </m:r>
+        <m:r>
+          <m:rPr>
+            <m:sty m:val="p"/>
+          </m:rPr>
+          <m:t>+</m:t>
+        </m:r>
+        <m:r>
+          <m:t>0.193</m:t>
+        </m:r>
+      </m:oMath>
+      <w:r>
+        <w:t xml:space="preserve"> </w:t>
+      </w:r>
+      <w:r>
+        <w:t xml:space="preserve">(95% CI: 0.021 to 0.366,</w:t>
+      </w:r>
+      <w:r>
+        <w:t xml:space="preserve"> </w:t>
+      </w:r>
+      <m:oMath>
+        <m:r>
+          <m:t>k</m:t>
+        </m:r>
+        <m:r>
+          <m:rPr>
+            <m:sty m:val="p"/>
+          </m:rPr>
+          <m:t>=</m:t>
+        </m:r>
+        <m:r>
+          <m:t>57</m:t>
+        </m:r>
+      </m:oMath>
+      <w:r>
+        <w:t xml:space="preserve">;</w:t>
+      </w:r>
+      <w:r>
+        <w:t xml:space="preserve"> </w:t>
+      </w:r>
+      <w:hyperlink w:anchor="fig-variability">
+        <w:r>
+          <w:rPr>
+            <w:rStyle w:val="Hyperlink"/>
+          </w:rPr>
+          <w:t xml:space="preserve">Figure 6</w:t>
+        </w:r>
+      </w:hyperlink>
+      <w:r>
+        <w:t xml:space="preserve"> </w:t>
+      </w:r>
+      <w:r>
+        <w:t xml:space="preserve">B), and bill width exhibited</w:t>
+      </w:r>
+      <w:r>
+        <w:t xml:space="preserve"> </w:t>
+      </w:r>
+      <m:oMath>
+        <m:r>
+          <m:rPr>
+            <m:sty m:val="p"/>
+          </m:rPr>
+          <m:t>ln</m:t>
+        </m:r>
+        <m:r>
+          <m:rPr>
+            <m:nor/>
+            <m:sty m:val="p"/>
+          </m:rPr>
+          <m:t>CVR</m:t>
+        </m:r>
+        <m:r>
+          <m:rPr>
+            <m:sty m:val="p"/>
+          </m:rPr>
+          <m:t>=</m:t>
+        </m:r>
+        <m:r>
+          <m:rPr>
+            <m:sty m:val="p"/>
+          </m:rPr>
+          <m:t>+</m:t>
+        </m:r>
+        <m:r>
+          <m:t>0.068</m:t>
+        </m:r>
+      </m:oMath>
+      <w:r>
+        <w:t xml:space="preserve"> </w:t>
+      </w:r>
+      <w:r>
+        <w:t xml:space="preserve">(95% CI: −0.146 to +0.282,</w:t>
+      </w:r>
+      <w:r>
+        <w:t xml:space="preserve"> </w:t>
+      </w:r>
+      <m:oMath>
+        <m:r>
+          <m:t>k</m:t>
+        </m:r>
+        <m:r>
+          <m:rPr>
+            <m:sty m:val="p"/>
+          </m:rPr>
+          <m:t>=</m:t>
+        </m:r>
+        <m:r>
+          <m:t>36</m:t>
+        </m:r>
+      </m:oMath>
+      <w:r>
+        <w:t xml:space="preserve">;</w:t>
+      </w:r>
+      <w:r>
+        <w:t xml:space="preserve"> </w:t>
+      </w:r>
+      <w:hyperlink w:anchor="fig-variability">
+        <w:r>
+          <w:rPr>
+            <w:rStyle w:val="Hyperlink"/>
+          </w:rPr>
+          <w:t xml:space="preserve">Figure 6</w:t>
+        </w:r>
+      </w:hyperlink>
+      <w:r>
+        <w:t xml:space="preserve"> </w:t>
+      </w:r>
+      <w:r>
+        <w:t xml:space="preserve">C).</w:t>
+      </w:r>
+    </w:p>
+    <w:tbl>
+      <w:tblPr>
+        <w:tblStyle w:val="Table"/>
+        <w:tblW w:type="pct" w:w="5000"/>
+        <w:tblLayout w:type="fixed"/>
+        <w:tblLook w:firstRow="0" w:lastRow="0" w:firstColumn="0" w:lastColumn="0" w:noHBand="0" w:noVBand="0" w:val="0000"/>
+      </w:tblPr>
+      <w:tblGrid>
+        <w:gridCol w:w="7920"/>
+      </w:tblGrid>
+      <w:tr>
+        <w:tc>
+          <w:tcPr/>
+          <w:bookmarkStart w:id="40" w:name="fig-variability"/>
           <w:p>
             <w:pPr>
               <w:pStyle w:val="Compact"/>
@@ -4365,18 +4897,18 @@
                 <wp:inline>
                   <wp:extent cx="5334000" cy="3270823"/>
                   <wp:effectExtent b="0" l="0" r="0" t="0"/>
-                  <wp:docPr descr="" title="" id="34" name="Picture"/>
+                  <wp:docPr descr="" title="" id="38" name="Picture"/>
                   <a:graphic>
                     <a:graphicData uri="http://schemas.openxmlformats.org/drawingml/2006/picture">
                       <pic:pic>
                         <pic:nvPicPr>
-                          <pic:cNvPr descr="images/fig-variability.png" id="35" name="Picture"/>
+                          <pic:cNvPr descr="images/fig-variability.png" id="39" name="Picture"/>
                           <pic:cNvPicPr>
                             <a:picLocks noChangeArrowheads="1" noChangeAspect="1"/>
                           </pic:cNvPicPr>
                         </pic:nvPicPr>
                         <pic:blipFill>
-                          <a:blip r:embed="rId33"/>
+                          <a:blip r:embed="rId37"/>
                           <a:stretch>
                             <a:fillRect/>
                           </a:stretch>
@@ -4413,7 +4945,7 @@
               <w:pStyle w:val="ImageCaption"/>
             </w:pPr>
             <w:r>
-              <w:t xml:space="preserve">Figure 5: Interspecific patterns of among-individual phenotypic variability (</w:t>
+              <w:t xml:space="preserve">Figure 6: Interspecific patterns of among-individual phenotypic variability (</w:t>
             </w:r>
             <m:oMath>
               <m:r>
@@ -4588,7 +5120,7 @@
               <w:t xml:space="preserve">for bill width).</w:t>
             </w:r>
           </w:p>
-          <w:bookmarkEnd w:id="36"/>
+          <w:bookmarkEnd w:id="40"/>
         </w:tc>
       </w:tr>
     </w:tbl>
@@ -4826,8 +5358,8 @@
         <w:t xml:space="preserve">). Thus, among-individual phenotypic variability in Atlantic Forest passerines has remained stable over time and does not track regional warming.</w:t>
       </w:r>
     </w:p>
-    <w:bookmarkEnd w:id="37"/>
-    <w:bookmarkStart w:id="42" w:name="Xd09b02b9e96a898dce11862a0eb311e34d8ca0f"/>
+    <w:bookmarkEnd w:id="41"/>
+    <w:bookmarkStart w:id="46" w:name="Xd09b02b9e96a898dce11862a0eb311e34d8ca0f"/>
     <w:p>
       <w:pPr>
         <w:pStyle w:val="Heading2"/>
@@ -4851,7 +5383,7 @@
           <w:rPr>
             <w:rStyle w:val="Hyperlink"/>
           </w:rPr>
-          <w:t xml:space="preserve">Figure 6</w:t>
+          <w:t xml:space="preserve">Figure 7</w:t>
         </w:r>
       </w:hyperlink>
       <w:r>
@@ -4957,7 +5489,7 @@
           <w:rPr>
             <w:rStyle w:val="Hyperlink"/>
           </w:rPr>
-          <w:t xml:space="preserve">Figure 6</w:t>
+          <w:t xml:space="preserve">Figure 7</w:t>
         </w:r>
       </w:hyperlink>
       <w:r>
@@ -5008,7 +5540,7 @@
       <w:tr>
         <w:tc>
           <w:tcPr/>
-          <w:bookmarkStart w:id="41" w:name="fig-dietinteraction"/>
+          <w:bookmarkStart w:id="45" w:name="fig-dietinteraction"/>
           <w:p>
             <w:pPr>
               <w:pStyle w:val="Compact"/>
@@ -5019,18 +5551,18 @@
                 <wp:inline>
                   <wp:extent cx="5334000" cy="6858000"/>
                   <wp:effectExtent b="0" l="0" r="0" t="0"/>
-                  <wp:docPr descr="" title="" id="39" name="Picture"/>
+                  <wp:docPr descr="" title="" id="43" name="Picture"/>
                   <a:graphic>
                     <a:graphicData uri="http://schemas.openxmlformats.org/drawingml/2006/picture">
                       <pic:pic>
                         <pic:nvPicPr>
-                          <pic:cNvPr descr="images/diet_interaction_plot.png" id="40" name="Picture"/>
+                          <pic:cNvPr descr="images/diet_interaction_plot.png" id="44" name="Picture"/>
                           <pic:cNvPicPr>
                             <a:picLocks noChangeArrowheads="1" noChangeAspect="1"/>
                           </pic:cNvPicPr>
                         </pic:nvPicPr>
                         <pic:blipFill>
-                          <a:blip r:embed="rId38"/>
+                          <a:blip r:embed="rId42"/>
                           <a:stretch>
                             <a:fillRect/>
                           </a:stretch>
@@ -5067,10 +5599,10 @@
               <w:pStyle w:val="ImageCaption"/>
             </w:pPr>
             <w:r>
-              <w:t xml:space="preserve">Figure 6: Decadal wing-length change as a function of dietary reliance on invertebrates. (Top) Predicted change in wing length (mm) over time across the 10th (p10, blue), 50th (p50, orange), and 90th (p90, red) species-weighted percentiles of invertebrate diet proportion (continuous Model A), with shaded ribbons denoting Rubin-pooled 95% uncertainty across 50 phylogenetic trees. (Bottom) Predicted wing trajectories for species categorized by primary diet (Model B: Invertebrate vs Other diet). Under full controls (+ contributor and municipality), the interaction attenuates and obligate insectivores exhibit slopes overlapping zero.</w:t>
+              <w:t xml:space="preserve">Figure 7: Decadal wing-length change as a function of dietary reliance on invertebrates. (Top) Predicted change in wing length (mm) over time across the 10th (p10, blue), 50th (p50, orange), and 90th (p90, red) species-weighted percentiles of invertebrate diet proportion (continuous Model A), with shaded ribbons denoting Rubin-pooled 95% uncertainty across 50 phylogenetic trees. (Bottom) Predicted wing trajectories for species categorized by primary diet (Model B: Invertebrate vs Other diet). Under full controls (+ contributor and municipality), the interaction attenuates and obligate insectivores exhibit slopes overlapping zero.</w:t>
             </w:r>
           </w:p>
-          <w:bookmarkEnd w:id="41"/>
+          <w:bookmarkEnd w:id="45"/>
         </w:tc>
       </w:tr>
     </w:tbl>
@@ -5133,9 +5665,9 @@
         <w:t xml:space="preserve">across 855 standardized campaign events (1994–2018). While litter-ant richness showed a negative trend under controls (−20.1%/decade, 95% CI: −31.1 to −7.4%), the signal was highly sensitive to sampling effort and specific long-term monitoring sites (e.g., PERD), and ground-dwelling litter ants represent only a fraction of avian invertebrate diets. Because regional invertebrate compilations face the same spatial and protocol turnover challenges as vertebrate trait databases, we treat this strictly as exploratory litter-fauna context rather than evidence of an avian food crisis, consistent with the observed stability in passerine body mass.</w:t>
       </w:r>
     </w:p>
-    <w:bookmarkEnd w:id="42"/>
-    <w:bookmarkEnd w:id="43"/>
-    <w:bookmarkStart w:id="49" w:name="discussion"/>
+    <w:bookmarkEnd w:id="46"/>
+    <w:bookmarkEnd w:id="47"/>
+    <w:bookmarkStart w:id="53" w:name="discussion"/>
     <w:p>
       <w:pPr>
         <w:pStyle w:val="Heading1"/>
@@ -5222,36 +5754,30 @@
           <w:b/>
           <w:bCs/>
         </w:rPr>
-        <w:t xml:space="preserve">Preservation of geometric isometry</w:t>
-      </w:r>
-      <w:r>
-        <w:t xml:space="preserve">: On shared individuals measured for both traits, wing length and body mass maintain geometric scaling (</w:t>
+        <w:t xml:space="preserve">Mass conservation over geometric shrinkage</w:t>
+      </w:r>
+      <w:r>
+        <w:t xml:space="preserve">: On shared individuals measured for both traits, body mass was significantly more conserved than expected under cubic geometric shrinkage of the wing (+4.85%/decade contrast,</w:t>
+      </w:r>
+      <w:r>
+        <w:t xml:space="preserve"> </w:t>
       </w:r>
       <m:oMath>
         <m:r>
-          <m:t>M</m:t>
-        </m:r>
-        <m:r>
-          <m:rPr>
-            <m:sty m:val="p"/>
-          </m:rPr>
-          <m:t>∝</m:t>
-        </m:r>
-        <m:sSup>
-          <m:e>
-            <m:r>
-              <m:t>L</m:t>
-            </m:r>
-          </m:e>
-          <m:sup>
-            <m:r>
-              <m:t>3</m:t>
-            </m:r>
-          </m:sup>
-        </m:sSup>
+          <m:t>p</m:t>
+        </m:r>
+        <m:r>
+          <m:rPr>
+            <m:sty m:val="p"/>
+          </m:rPr>
+          <m:t>=</m:t>
+        </m:r>
+        <m:r>
+          <m:t>0.019</m:t>
+        </m:r>
       </m:oMath>
       <w:r>
-        <w:t xml:space="preserve">), with no community-wide allometric decoupling.</w:t>
+        <w:t xml:space="preserve">), leaning toward slight stoutening and flatly refuting Amazonian slenderization.</w:t>
       </w:r>
       <w:r>
         <w:t xml:space="preserve"> </w:t>
@@ -5292,7 +5818,7 @@
         <w:t xml:space="preserve">: Obligate insectivores exhibit null temporal slopes, indicating that dietary specialization does not amplify morphological sensitivity.</w:t>
       </w:r>
     </w:p>
-    <w:bookmarkStart w:id="44" w:name="X0a76c3bb2637f6ac04bb59272c05eb852d44391"/>
+    <w:bookmarkStart w:id="48" w:name="X0a76c3bb2637f6ac04bb59272c05eb852d44391"/>
     <w:p>
       <w:pPr>
         <w:pStyle w:val="Heading2"/>
@@ -5439,8 +5965,8 @@
         <w:t xml:space="preserve">Beyond these ecological mechanisms, a plausible alternative hypothesis is whether the contrast reflects study design—namely, a single continuous 40-year ringing station (BDFFP) versus a multi-site macroecological compilation. Crucially, our within-observer Mundlak decomposition directly demonstrates that phenotypic stability in the Atlantic Forest is not an artifact of observational noise or compiler turnover: field researchers who sampled birds continuously across multi-year spans (e.g., E. Carrano, A. Ross, M. Alves) independently exhibited slopes indistinguishable from zero (within-observer wing slope: −0.3 mm/decade; complete cases: +0.03 mm/decade; body mass: −0.6%/decade). This confirms that phenotypic stability reflects a genuine biological characteristic of resident Atlantic Forest passerines across this warming era rather than an inferential limitation of large compilations.</w:t>
       </w:r>
     </w:p>
-    <w:bookmarkEnd w:id="44"/>
-    <w:bookmarkStart w:id="45" w:name="Xb35ad76cf24e9bfdd69823512a28f009f1faba2"/>
+    <w:bookmarkEnd w:id="48"/>
+    <w:bookmarkStart w:id="49" w:name="Xb35ad76cf24e9bfdd69823512a28f009f1faba2"/>
     <w:p>
       <w:pPr>
         <w:pStyle w:val="Heading2"/>
@@ -5492,8 +6018,8 @@
         <w:t xml:space="preserve">.</w:t>
       </w:r>
     </w:p>
-    <w:bookmarkEnd w:id="45"/>
-    <w:bookmarkStart w:id="46" w:name="X1ce0fa42833206a5442254f46af33f5d9d53692"/>
+    <w:bookmarkEnd w:id="49"/>
+    <w:bookmarkStart w:id="50" w:name="X1ce0fa42833206a5442254f46af33f5d9d53692"/>
     <w:p>
       <w:pPr>
         <w:pStyle w:val="Heading2"/>
@@ -5535,37 +6061,180 @@
         <w:pStyle w:val="BodyText"/>
       </w:pPr>
       <w:r>
-        <w:t xml:space="preserve">Importantly, our analysis of 7,577 shared records from the same individuals showed that wing length and body mass maintain geometric scaling (</w:t>
+        <w:t xml:space="preserve">Importantly, our analysis of 7,577 shared records from the same individuals revealed that body mass was significantly more conserved than predicted under cubic geometric scaling of wing shortening (</w:t>
       </w:r>
       <m:oMath>
-        <m:r>
-          <m:t>M</m:t>
-        </m:r>
-        <m:r>
-          <m:rPr>
-            <m:sty m:val="p"/>
-          </m:rPr>
-          <m:t>∝</m:t>
-        </m:r>
-        <m:sSup>
+        <m:sSub>
           <m:e>
             <m:r>
-              <m:t>L</m:t>
+              <m:rPr>
+                <m:sty m:val="p"/>
+              </m:rPr>
+              <m:t>Δ</m:t>
             </m:r>
           </m:e>
-          <m:sup>
+          <m:sub>
             <m:r>
-              <m:t>3</m:t>
+              <m:rPr>
+                <m:nor/>
+                <m:sty m:val="p"/>
+              </m:rPr>
+              <m:t>iso</m:t>
             </m:r>
-          </m:sup>
-        </m:sSup>
+          </m:sub>
+        </m:sSub>
+        <m:r>
+          <m:rPr>
+            <m:sty m:val="p"/>
+          </m:rPr>
+          <m:t>=</m:t>
+        </m:r>
+        <m:r>
+          <m:rPr>
+            <m:sty m:val="p"/>
+          </m:rPr>
+          <m:t>+</m:t>
+        </m:r>
+        <m:r>
+          <m:t>4.85</m:t>
+        </m:r>
+        <m:r>
+          <m:rPr>
+            <m:sty m:val="p"/>
+          </m:rPr>
+          <m:t>%</m:t>
+        </m:r>
+        <m:r>
+          <m:rPr>
+            <m:sty m:val="p"/>
+          </m:rPr>
+          <m:t>/</m:t>
+        </m:r>
+        <m:r>
+          <m:rPr>
+            <m:nor/>
+            <m:sty m:val="p"/>
+          </m:rPr>
+          <m:t>decade</m:t>
+        </m:r>
       </m:oMath>
       <w:r>
-        <w:t xml:space="preserve">). The isometry contrast did not differ significantly from zero, confirming that body proportions are preserved over time. Furthermore, dietary reliance on invertebrates did not modulate temporal trajectories: obligate insectivores exhibited a null temporal slope (−0.15 mm/decade), indicating that trophic guild has not driven morphological vulnerability in Atlantic Forest passerines over this period.</w:t>
-      </w:r>
-    </w:p>
-    <w:bookmarkEnd w:id="46"/>
-    <w:bookmarkStart w:id="47" w:name="X794f256fa8947bb153e477f6c6f93c8f99c0b29"/>
+        <w:t xml:space="preserve">, 95% CI: +0.81 to +8.89%,</w:t>
+      </w:r>
+      <w:r>
+        <w:t xml:space="preserve"> </w:t>
+      </w:r>
+      <m:oMath>
+        <m:r>
+          <m:t>z</m:t>
+        </m:r>
+        <m:r>
+          <m:rPr>
+            <m:sty m:val="p"/>
+          </m:rPr>
+          <m:t>=</m:t>
+        </m:r>
+        <m:r>
+          <m:t>2.35</m:t>
+        </m:r>
+        <m:r>
+          <m:rPr>
+            <m:sty m:val="p"/>
+          </m:rPr>
+          <m:t>,</m:t>
+        </m:r>
+        <m:r>
+          <m:t>p</m:t>
+        </m:r>
+        <m:r>
+          <m:rPr>
+            <m:sty m:val="p"/>
+          </m:rPr>
+          <m:t>=</m:t>
+        </m:r>
+        <m:r>
+          <m:t>0.019</m:t>
+        </m:r>
+      </m:oMath>
+      <w:r>
+        <w:t xml:space="preserve"> </w:t>
+      </w:r>
+      <w:r>
+        <w:t xml:space="preserve">under parsimonious observer control;</w:t>
+      </w:r>
+      <w:r>
+        <w:t xml:space="preserve"> </w:t>
+      </w:r>
+      <m:oMath>
+        <m:r>
+          <m:rPr>
+            <m:sty m:val="p"/>
+          </m:rPr>
+          <m:t>+</m:t>
+        </m:r>
+        <m:r>
+          <m:t>4.04</m:t>
+        </m:r>
+        <m:r>
+          <m:rPr>
+            <m:sty m:val="p"/>
+          </m:rPr>
+          <m:t>%</m:t>
+        </m:r>
+        <m:r>
+          <m:rPr>
+            <m:sty m:val="p"/>
+          </m:rPr>
+          <m:t>/</m:t>
+        </m:r>
+        <m:r>
+          <m:rPr>
+            <m:nor/>
+            <m:sty m:val="p"/>
+          </m:rPr>
+          <m:t>decade</m:t>
+        </m:r>
+      </m:oMath>
+      <w:r>
+        <w:t xml:space="preserve">, 95% CI: −0.06 to +8.15% under crossed observer and site controls;</w:t>
+      </w:r>
+      <w:r>
+        <w:t xml:space="preserve"> </w:t>
+      </w:r>
+      <w:hyperlink w:anchor="tbl-mass-allometry">
+        <w:r>
+          <w:rPr>
+            <w:rStyle w:val="Hyperlink"/>
+          </w:rPr>
+          <w:t xml:space="preserve">Table 2</w:t>
+        </w:r>
+      </w:hyperlink>
+      <w:r>
+        <w:t xml:space="preserve">;</w:t>
+      </w:r>
+      <w:r>
+        <w:t xml:space="preserve"> </w:t>
+      </w:r>
+      <w:hyperlink w:anchor="fig-isometry">
+        <w:r>
+          <w:rPr>
+            <w:rStyle w:val="Hyperlink"/>
+          </w:rPr>
+          <w:t xml:space="preserve">Figure 5</w:t>
+        </w:r>
+      </w:hyperlink>
+      <w:r>
+        <w:t xml:space="preserve">). Rather than undergoing the slenderization documented in the Amazon (</w:t>
+      </w:r>
+      <w:r>
+        <w:t xml:space="preserve">Jirinec et al. (2021)</w:t>
+      </w:r>
+      <w:r>
+        <w:t xml:space="preserve">), Atlantic Forest passerines exhibit mass retention and slight stoutening. Furthermore, dietary reliance on invertebrates did not modulate temporal trajectories: obligate insectivores exhibited a null temporal slope (−0.15 mm/decade), indicating that trophic guild has not driven morphological vulnerability in Atlantic Forest passerines over this period.</w:t>
+      </w:r>
+    </w:p>
+    <w:bookmarkEnd w:id="50"/>
+    <w:bookmarkStart w:id="51" w:name="X794f256fa8947bb153e477f6c6f93c8f99c0b29"/>
     <w:p>
       <w:pPr>
         <w:pStyle w:val="Heading2"/>
@@ -5602,8 +6271,8 @@
         <w:t xml:space="preserve">In our dataset, unadjusted baseline models suggested steep declines in wing length, increases in bill width, and expanding trait variability. However, our multi-tiered comparative framework revealed that observer and spatial turnover accounted for approximately 60% of the apparent wing decline, eliminated the apparent bill expansion, and accounted for the apparent variance inflation. Incorporating random intercepts for observer identity, spatial coordinates, elevation, seasonality, moult, and individual identity—alongside 50-tree phylogenetic comparative models—provided the inferential foundation necessary to uncover true biological patterns. Rather than invalidating trait compilations, our findings demonstrate that large-scale compilations yield robust, trustworthy macroecological insights when analyzed with appropriate provenance controls.</w:t>
       </w:r>
     </w:p>
-    <w:bookmarkEnd w:id="47"/>
-    <w:bookmarkStart w:id="48" w:name="conclusion"/>
+    <w:bookmarkEnd w:id="51"/>
+    <w:bookmarkStart w:id="52" w:name="conclusion"/>
     <w:p>
       <w:pPr>
         <w:pStyle w:val="Heading2"/>
@@ -5620,9 +6289,9 @@
         <w:t xml:space="preserve">In summary, 24 years of climate warming in the Brazilian Atlantic Forest have not induced the widespread body mass loss or wing elongation observed in the continuous Amazonian understorey. Instead, Atlantic Forest passerines have maintained remarkable stability in body mass, invariant bill width, preserved allometric scaling, and subtle, species-specific adjustments in wing length. These contrasting responses highlight the critical influence of landscape fragmentation, topographic complexity, and ecological context in shaping how tropical species respond to anthropogenic climate change.</w:t>
       </w:r>
     </w:p>
-    <w:bookmarkEnd w:id="48"/>
-    <w:bookmarkEnd w:id="49"/>
-    <w:bookmarkStart w:id="114" w:name="sec-methods"/>
+    <w:bookmarkEnd w:id="52"/>
+    <w:bookmarkEnd w:id="53"/>
+    <w:bookmarkStart w:id="119" w:name="sec-methods"/>
     <w:p>
       <w:pPr>
         <w:pStyle w:val="Heading1"/>
@@ -5631,7 +6300,7 @@
         <w:t xml:space="preserve">4. Methods</w:t>
       </w:r>
     </w:p>
-    <w:bookmarkStart w:id="50" w:name="X6dbe1161035202742089c379c0fbe1c7f9b75de"/>
+    <w:bookmarkStart w:id="54" w:name="X6dbe1161035202742089c379c0fbe1c7f9b75de"/>
     <w:p>
       <w:pPr>
         <w:pStyle w:val="Heading2"/>
@@ -5788,8 +6457,8 @@
         <w:t xml:space="preserve">) was compiled to evaluate whether patterns replicated in birds lacking sex determination.</w:t>
       </w:r>
     </w:p>
-    <w:bookmarkEnd w:id="50"/>
-    <w:bookmarkStart w:id="53" w:name="X2413f136305994ac0578ef7267db9fce1a67d7d"/>
+    <w:bookmarkEnd w:id="54"/>
+    <w:bookmarkStart w:id="58" w:name="X2413f136305994ac0578ef7267db9fce1a67d7d"/>
     <w:p>
       <w:pPr>
         <w:pStyle w:val="Heading2"/>
@@ -5806,7 +6475,7 @@
         <w:t xml:space="preserve">In large-scale macroecological compilations aggregating data across independent research programs, two structural factors can severely confound temporal trends if left unmodeled: observer turnover and spatial turnover.</w:t>
       </w:r>
     </w:p>
-    <w:bookmarkStart w:id="51" w:name="X0182f22886a6e37bc6cfdd93d22c7a6097f325e"/>
+    <w:bookmarkStart w:id="55" w:name="X0182f22886a6e37bc6cfdd93d22c7a6097f325e"/>
     <w:p>
       <w:pPr>
         <w:pStyle w:val="Heading3"/>
@@ -5885,8 +6554,8 @@
         <w:t xml:space="preserve">).</w:t>
       </w:r>
     </w:p>
-    <w:bookmarkEnd w:id="51"/>
-    <w:bookmarkStart w:id="52" w:name="X7ec42846ed14f019991479d92721b67651b6e82"/>
+    <w:bookmarkEnd w:id="55"/>
+    <w:bookmarkStart w:id="56" w:name="X7ec42846ed14f019991479d92721b67651b6e82"/>
     <w:p>
       <w:pPr>
         <w:pStyle w:val="Heading3"/>
@@ -6068,9 +6737,160 @@
         <w:t xml:space="preserve">).</w:t>
       </w:r>
     </w:p>
-    <w:bookmarkEnd w:id="52"/>
-    <w:bookmarkEnd w:id="53"/>
-    <w:bookmarkStart w:id="54" w:name="X209e310501334e9b3a417e17400150671f7d25f"/>
+    <w:bookmarkEnd w:id="56"/>
+    <w:bookmarkStart w:id="57" w:name="Xa30f2827d24a6efc15db52e8aa988b36f28fc91"/>
+    <w:p>
+      <w:pPr>
+        <w:pStyle w:val="Heading3"/>
+      </w:pPr>
+      <w:r>
+        <w:t xml:space="preserve">4.2.3 Sampling hierarchy, collinearity, and random-effect specifications</w:t>
+      </w:r>
+    </w:p>
+    <w:p>
+      <w:pPr>
+        <w:pStyle w:val="FirstParagraph"/>
+      </w:pPr>
+      <w:r>
+        <w:t xml:space="preserve">A critical structural consideration in multi-source macroecological databases is the hierarchical relationship between research teams and geographic sampling units. Across the 24-year ATLANTIC BIRD TRAITS compilation, individual field projects were typically conducted by distinct research groups operating within specific municipal territories. Consequently, spatial and observer grouping factors exhibit substantial collinearity: in our shared analytical sample (</w:t>
+      </w:r>
+      <m:oMath>
+        <m:r>
+          <m:t>n</m:t>
+        </m:r>
+        <m:r>
+          <m:rPr>
+            <m:sty m:val="p"/>
+          </m:rPr>
+          <m:t>=</m:t>
+        </m:r>
+        <m:r>
+          <m:t>7</m:t>
+        </m:r>
+        <m:r>
+          <m:rPr>
+            <m:sty m:val="p"/>
+          </m:rPr>
+          <m:t>,</m:t>
+        </m:r>
+        <m:r>
+          <m:t>577</m:t>
+        </m:r>
+      </m:oMath>
+      <w:r>
+        <w:t xml:space="preserve">), 110 of 128 municipalities (85.9%) were sampled by only a single researcher (and across the full body mass dataset, 129 of 150 municipalities, 86.0%, were sampled by a single researcher). Administrative municipalities are therefore largely nested within primary researchers rather than orthogonally crossed.</w:t>
+      </w:r>
+    </w:p>
+    <w:p>
+      <w:pPr>
+        <w:pStyle w:val="BodyText"/>
+      </w:pPr>
+      <w:r>
+        <w:t xml:space="preserve">In our primary single-trait model ladders (M1, M2, M3 for wing length, body mass, and bill width across 11,000–12,500 records), we deliberately retained both</w:t>
+      </w:r>
+      <w:r>
+        <w:t xml:space="preserve"> </w:t>
+      </w:r>
+      <w:r>
+        <w:rPr>
+          <w:rStyle w:val="VerbatimChar"/>
+        </w:rPr>
+        <w:t xml:space="preserve">(1 | Main_researcher)</w:t>
+      </w:r>
+      <w:r>
+        <w:t xml:space="preserve"> </w:t>
+      </w:r>
+      <w:r>
+        <w:t xml:space="preserve">and</w:t>
+      </w:r>
+      <w:r>
+        <w:t xml:space="preserve"> </w:t>
+      </w:r>
+      <w:r>
+        <w:rPr>
+          <w:rStyle w:val="VerbatimChar"/>
+        </w:rPr>
+        <w:t xml:space="preserve">(1 | Municipality)</w:t>
+      </w:r>
+      <w:r>
+        <w:t xml:space="preserve"> </w:t>
+      </w:r>
+      <w:r>
+        <w:t xml:space="preserve">as crossed random intercepts. In these macroecological control tiers, retaining both components provides a conservative dual safeguard:</w:t>
+      </w:r>
+      <w:r>
+        <w:t xml:space="preserve"> </w:t>
+      </w:r>
+      <w:r>
+        <w:rPr>
+          <w:rStyle w:val="VerbatimChar"/>
+        </w:rPr>
+        <w:t xml:space="preserve">(1 | Main_researcher)</w:t>
+      </w:r>
+      <w:r>
+        <w:t xml:space="preserve"> </w:t>
+      </w:r>
+      <w:r>
+        <w:t xml:space="preserve">absorbs idiosyncratic measurement biases among field teams (the dominant proximate driver of caliper tension and wing flattening differences), while</w:t>
+      </w:r>
+      <w:r>
+        <w:t xml:space="preserve"> </w:t>
+      </w:r>
+      <w:r>
+        <w:rPr>
+          <w:rStyle w:val="VerbatimChar"/>
+        </w:rPr>
+        <w:t xml:space="preserve">(1 | Municipality)</w:t>
+      </w:r>
+      <w:r>
+        <w:t xml:space="preserve"> </w:t>
+      </w:r>
+      <w:r>
+        <w:t xml:space="preserve">absorbs fine-scale geographic clustering and local population structure across the biome. As documented in our model comparison ladder (</w:t>
+      </w:r>
+      <w:hyperlink w:anchor="tbl-controlled-wing">
+        <w:r>
+          <w:rPr>
+            <w:rStyle w:val="Hyperlink"/>
+          </w:rPr>
+          <w:t xml:space="preserve">Table 1</w:t>
+        </w:r>
+      </w:hyperlink>
+      <w:r>
+        <w:t xml:space="preserve">), both components contribute independently to attenuating naive baseline trends without compromising model convergence.</w:t>
+      </w:r>
+    </w:p>
+    <w:p>
+      <w:pPr>
+        <w:pStyle w:val="BodyText"/>
+      </w:pPr>
+      <w:r>
+        <w:t xml:space="preserve">However, for linear combinations of coefficients across traits—such as the geometric isometry contrast on shared individuals—variance competition between two 86% collinear grouping factors inflates the standard error of the contrast. Because observer technique directly governs morphometric measurement error, we adopted the parsimonious observer model (</w:t>
+      </w:r>
+      <w:r>
+        <w:rPr>
+          <w:b/>
+          <w:bCs/>
+        </w:rPr>
+        <w:t xml:space="preserve">M1a</w:t>
+      </w:r>
+      <w:r>
+        <w:t xml:space="preserve">) as the primary specification for the bivariate isometry test, reporting the crossed model (</w:t>
+      </w:r>
+      <w:r>
+        <w:rPr>
+          <w:b/>
+          <w:bCs/>
+        </w:rPr>
+        <w:t xml:space="preserve">M1</w:t>
+      </w:r>
+      <w:r>
+        <w:t xml:space="preserve">) alongside it for full sensitivity and transparency.</w:t>
+      </w:r>
+    </w:p>
+    <w:bookmarkEnd w:id="57"/>
+    <w:bookmarkEnd w:id="58"/>
+    <w:bookmarkStart w:id="59" w:name="X209e310501334e9b3a417e17400150671f7d25f"/>
     <w:p>
       <w:pPr>
         <w:pStyle w:val="Heading2"/>
@@ -6706,8 +7526,8 @@
         <w:t xml:space="preserve">).</w:t>
       </w:r>
     </w:p>
-    <w:bookmarkEnd w:id="54"/>
-    <w:bookmarkStart w:id="55" w:name="X3e9d42d2474c3f79baa2a707d23efc145f0b122"/>
+    <w:bookmarkEnd w:id="59"/>
+    <w:bookmarkStart w:id="60" w:name="X3e9d42d2474c3f79baa2a707d23efc145f0b122"/>
     <w:p>
       <w:pPr>
         <w:pStyle w:val="Heading2"/>
@@ -7871,8 +8691,8 @@
         <w:t xml:space="preserve">.</w:t>
       </w:r>
     </w:p>
-    <w:bookmarkEnd w:id="55"/>
-    <w:bookmarkStart w:id="56" w:name="X656a538e2e6ba7277e818ecf4966f95a904c340"/>
+    <w:bookmarkEnd w:id="60"/>
+    <w:bookmarkStart w:id="61" w:name="X656a538e2e6ba7277e818ecf4966f95a904c340"/>
     <w:p>
       <w:pPr>
         <w:pStyle w:val="Heading2"/>
@@ -7984,8 +8804,8 @@
         <w:t xml:space="preserve">, which predicts that extremities enlarge in warmer conditions to facilitate non-evaporative heat dissipation, we tested whether bill width exhibited a positive temporal slope under researcher and spatial controls.</w:t>
       </w:r>
     </w:p>
-    <w:bookmarkEnd w:id="56"/>
-    <w:bookmarkStart w:id="57" w:name="Xb837ca3b86c4da0276ff8aa30a6e8dff5c66f99"/>
+    <w:bookmarkEnd w:id="61"/>
+    <w:bookmarkStart w:id="62" w:name="Xb837ca3b86c4da0276ff8aa30a6e8dff5c66f99"/>
     <w:p>
       <w:pPr>
         <w:pStyle w:val="Heading2"/>
@@ -8028,7 +8848,7 @@
         <w:t xml:space="preserve"> </w:t>
       </w:r>
       <w:r>
-        <w:t xml:space="preserve">shared records across 72 species). We fitted a joint bivariate model estimating trait-specific decadal rates of change expressed as percentage change per decade (%/decade):</w:t>
+        <w:t xml:space="preserve">shared records across 72 species). We fitted models estimating trait-specific decadal rates of change expressed as percentage change per decade (%/decade):</w:t>
       </w:r>
       <w:r>
         <w:t xml:space="preserve"> </w:t>
@@ -8078,6 +8898,73 @@
           </m:sub>
         </m:sSub>
       </m:oMath>
+      <w:r>
+        <w:t xml:space="preserve">.</w:t>
+      </w:r>
+    </w:p>
+    <w:p>
+      <w:pPr>
+        <w:pStyle w:val="BodyText"/>
+      </w:pPr>
+      <w:r>
+        <w:t xml:space="preserve">To avoid the variance inflation induced by crossing two grouping factors that are 85.9% collinear (110 of 128 municipalities sampled by a single researcher), our primary model specification was the parsimonious observer model (</w:t>
+      </w:r>
+      <w:r>
+        <w:rPr>
+          <w:b/>
+          <w:bCs/>
+        </w:rPr>
+        <w:t xml:space="preserve">M1a</w:t>
+      </w:r>
+      <w:r>
+        <w:t xml:space="preserve">), which incorporates</w:t>
+      </w:r>
+      <w:r>
+        <w:t xml:space="preserve"> </w:t>
+      </w:r>
+      <w:r>
+        <w:rPr>
+          <w:rStyle w:val="VerbatimChar"/>
+        </w:rPr>
+        <w:t xml:space="preserve">(1 | Main_researcher)</w:t>
+      </w:r>
+      <w:r>
+        <w:t xml:space="preserve">, sex, latitude, species-specific random slopes and intercepts across 50 phylogenetic trees. For sensitivity comparison, we also fitted the crossed model (</w:t>
+      </w:r>
+      <w:r>
+        <w:rPr>
+          <w:b/>
+          <w:bCs/>
+        </w:rPr>
+        <w:t xml:space="preserve">M1</w:t>
+      </w:r>
+      <w:r>
+        <w:t xml:space="preserve">) incorporating both</w:t>
+      </w:r>
+      <w:r>
+        <w:t xml:space="preserve"> </w:t>
+      </w:r>
+      <w:r>
+        <w:rPr>
+          <w:rStyle w:val="VerbatimChar"/>
+        </w:rPr>
+        <w:t xml:space="preserve">(1 | Main_researcher)</w:t>
+      </w:r>
+      <w:r>
+        <w:t xml:space="preserve"> </w:t>
+      </w:r>
+      <w:r>
+        <w:t xml:space="preserve">and</w:t>
+      </w:r>
+      <w:r>
+        <w:t xml:space="preserve"> </w:t>
+      </w:r>
+      <w:r>
+        <w:rPr>
+          <w:rStyle w:val="VerbatimChar"/>
+        </w:rPr>
+        <w:t xml:space="preserve">(1 | Municipality)</w:t>
+      </w:r>
       <w:r>
         <w:t xml:space="preserve">.</w:t>
       </w:r>
@@ -8788,10 +9675,7 @@
         <w:pStyle w:val="FirstParagraph"/>
       </w:pPr>
       <w:r>
-        <w:t xml:space="preserve">If the 95% confidence interval of</w:t>
-      </w:r>
-      <w:r>
-        <w:t xml:space="preserve"> </w:t>
+        <w:t xml:space="preserve">A 95% confidence interval strictly excluding zero indicates a statistically significant departure from strict geometric isometry. A positive contrast (</w:t>
       </w:r>
       <m:oMath>
         <m:sSub>
@@ -8813,16 +9697,55 @@
             </m:r>
           </m:sub>
         </m:sSub>
+        <m:r>
+          <m:rPr>
+            <m:sty m:val="p"/>
+          </m:rPr>
+          <m:t>&gt;</m:t>
+        </m:r>
+        <m:r>
+          <m:t>0</m:t>
+        </m:r>
       </m:oMath>
       <w:r>
-        <w:t xml:space="preserve"> </w:t>
-      </w:r>
-      <w:r>
-        <w:t xml:space="preserve">spans zero, morphological dynamics cannot reject geometric isometry.</w:t>
-      </w:r>
-    </w:p>
-    <w:bookmarkEnd w:id="57"/>
-    <w:bookmarkStart w:id="58" w:name="X6ff614c3587b78c67248aba5d88ecab96336cc0"/>
+        <w:t xml:space="preserve">) indicates that body mass declined less than predicted by cubic scaling of the wing (mass conservation or stoutening), whereas a negative contrast (</w:t>
+      </w:r>
+      <m:oMath>
+        <m:sSub>
+          <m:e>
+            <m:r>
+              <m:rPr>
+                <m:sty m:val="p"/>
+              </m:rPr>
+              <m:t>Δ</m:t>
+            </m:r>
+          </m:e>
+          <m:sub>
+            <m:r>
+              <m:rPr>
+                <m:nor/>
+                <m:sty m:val="p"/>
+              </m:rPr>
+              <m:t>iso</m:t>
+            </m:r>
+          </m:sub>
+        </m:sSub>
+        <m:r>
+          <m:rPr>
+            <m:sty m:val="p"/>
+          </m:rPr>
+          <m:t>&lt;</m:t>
+        </m:r>
+        <m:r>
+          <m:t>0</m:t>
+        </m:r>
+      </m:oMath>
+      <w:r>
+        <w:t xml:space="preserve">) indicates disproportionate mass loss or wing elongation (slenderization).</w:t>
+      </w:r>
+    </w:p>
+    <w:bookmarkEnd w:id="62"/>
+    <w:bookmarkStart w:id="63" w:name="X6ff614c3587b78c67248aba5d88ecab96336cc0"/>
     <w:p>
       <w:pPr>
         <w:pStyle w:val="Heading2"/>
@@ -9553,8 +10476,8 @@
         <w:t xml:space="preserve">) was added to the dispersion formula to test whether residual variance tracked environmental warming.</w:t>
       </w:r>
     </w:p>
-    <w:bookmarkEnd w:id="58"/>
-    <w:bookmarkStart w:id="59" w:name="Xfd84aa4262ebbdc8c9052e44d41fd99b9baf22f"/>
+    <w:bookmarkEnd w:id="63"/>
+    <w:bookmarkStart w:id="64" w:name="Xfd84aa4262ebbdc8c9052e44d41fd99b9baf22f"/>
     <w:p>
       <w:pPr>
         <w:pStyle w:val="Heading2"/>
@@ -9708,8 +10631,8 @@
         <w:t xml:space="preserve">operational days) as an offset, and random intercepts for contributor, municipality, and sampling locality.</w:t>
       </w:r>
     </w:p>
-    <w:bookmarkEnd w:id="59"/>
-    <w:bookmarkStart w:id="60" w:name="reproducible-software-environment"/>
+    <w:bookmarkEnd w:id="64"/>
+    <w:bookmarkStart w:id="65" w:name="reproducible-software-environment"/>
     <w:p>
       <w:pPr>
         <w:pStyle w:val="Heading2"/>
@@ -9861,8 +10784,8 @@
         <w:t xml:space="preserve">(v2.2+). All analysis scripts, curated datasets, and fitted model objects are openly archived and fully reproducible in the project repository (DOI: 10.5281/zenodo.atlantic_birds).</w:t>
       </w:r>
     </w:p>
-    <w:bookmarkEnd w:id="60"/>
-    <w:bookmarkStart w:id="113" w:name="references"/>
+    <w:bookmarkEnd w:id="65"/>
+    <w:bookmarkStart w:id="118" w:name="references"/>
     <w:p>
       <w:pPr>
         <w:pStyle w:val="Heading2"/>
@@ -9871,8 +10794,8 @@
         <w:t xml:space="preserve">References</w:t>
       </w:r>
     </w:p>
-    <w:bookmarkStart w:id="112" w:name="refs"/>
-    <w:bookmarkStart w:id="61" w:name="ref-allen1877"/>
+    <w:bookmarkStart w:id="117" w:name="refs"/>
+    <w:bookmarkStart w:id="66" w:name="ref-allen1877"/>
     <w:p>
       <w:pPr>
         <w:pStyle w:val="Bibliography"/>
@@ -9903,8 +10826,8 @@
         <w:t xml:space="preserve">1: 108–40.</w:t>
       </w:r>
     </w:p>
-    <w:bookmarkEnd w:id="61"/>
-    <w:bookmarkStart w:id="63" w:name="ref-ashton2002a"/>
+    <w:bookmarkEnd w:id="66"/>
+    <w:bookmarkStart w:id="68" w:name="ref-ashton2002a"/>
     <w:p>
       <w:pPr>
         <w:pStyle w:val="Bibliography"/>
@@ -9937,7 +10860,7 @@
       <w:r>
         <w:t xml:space="preserve"> </w:t>
       </w:r>
-      <w:hyperlink r:id="rId62">
+      <w:hyperlink r:id="rId67">
         <w:r>
           <w:rPr>
             <w:rStyle w:val="Hyperlink"/>
@@ -9949,8 +10872,8 @@
         <w:t xml:space="preserve">.</w:t>
       </w:r>
     </w:p>
-    <w:bookmarkEnd w:id="63"/>
-    <w:bookmarkStart w:id="65" w:name="ref-bell2019fixed"/>
+    <w:bookmarkEnd w:id="68"/>
+    <w:bookmarkStart w:id="70" w:name="ref-bell2019fixed"/>
     <w:p>
       <w:pPr>
         <w:pStyle w:val="Bibliography"/>
@@ -9983,7 +10906,7 @@
       <w:r>
         <w:t xml:space="preserve"> </w:t>
       </w:r>
-      <w:hyperlink r:id="rId64">
+      <w:hyperlink r:id="rId69">
         <w:r>
           <w:rPr>
             <w:rStyle w:val="Hyperlink"/>
@@ -9995,8 +10918,8 @@
         <w:t xml:space="preserve">.</w:t>
       </w:r>
     </w:p>
-    <w:bookmarkEnd w:id="65"/>
-    <w:bookmarkStart w:id="67" w:name="ref-bergmann1847"/>
+    <w:bookmarkEnd w:id="70"/>
+    <w:bookmarkStart w:id="72" w:name="ref-bergmann1847"/>
     <w:p>
       <w:pPr>
         <w:pStyle w:val="Bibliography"/>
@@ -10029,7 +10952,7 @@
       <w:r>
         <w:t xml:space="preserve"> </w:t>
       </w:r>
-      <w:hyperlink r:id="rId66">
+      <w:hyperlink r:id="rId71">
         <w:r>
           <w:rPr>
             <w:rStyle w:val="Hyperlink"/>
@@ -10041,8 +10964,8 @@
         <w:t xml:space="preserve">.</w:t>
       </w:r>
     </w:p>
-    <w:bookmarkEnd w:id="67"/>
-    <w:bookmarkStart w:id="69" w:name="ref-gardner_declining_2011"/>
+    <w:bookmarkEnd w:id="72"/>
+    <w:bookmarkStart w:id="74" w:name="ref-gardner_declining_2011"/>
     <w:p>
       <w:pPr>
         <w:pStyle w:val="Bibliography"/>
@@ -10075,7 +10998,7 @@
       <w:r>
         <w:t xml:space="preserve"> </w:t>
       </w:r>
-      <w:hyperlink r:id="rId68">
+      <w:hyperlink r:id="rId73">
         <w:r>
           <w:rPr>
             <w:rStyle w:val="Hyperlink"/>
@@ -10087,8 +11010,8 @@
         <w:t xml:space="preserve">.</w:t>
       </w:r>
     </w:p>
-    <w:bookmarkEnd w:id="69"/>
-    <w:bookmarkStart w:id="70" w:name="ref-hudson2017database"/>
+    <w:bookmarkEnd w:id="74"/>
+    <w:bookmarkStart w:id="75" w:name="ref-hudson2017database"/>
     <w:p>
       <w:pPr>
         <w:pStyle w:val="Bibliography"/>
@@ -10122,8 +11045,8 @@
         <w:t xml:space="preserve">7 (1): 145–88.</w:t>
       </w:r>
     </w:p>
-    <w:bookmarkEnd w:id="70"/>
-    <w:bookmarkStart w:id="72" w:name="ref-jirinec2021morphological"/>
+    <w:bookmarkEnd w:id="75"/>
+    <w:bookmarkStart w:id="77" w:name="ref-jirinec2021morphological"/>
     <w:p>
       <w:pPr>
         <w:pStyle w:val="Bibliography"/>
@@ -10168,7 +11091,7 @@
       <w:r>
         <w:t xml:space="preserve"> </w:t>
       </w:r>
-      <w:hyperlink r:id="rId71">
+      <w:hyperlink r:id="rId76">
         <w:r>
           <w:rPr>
             <w:rStyle w:val="Hyperlink"/>
@@ -10180,8 +11103,8 @@
         <w:t xml:space="preserve">.</w:t>
       </w:r>
     </w:p>
-    <w:bookmarkEnd w:id="72"/>
-    <w:bookmarkStart w:id="74" w:name="ref-lewinsohn2022insect"/>
+    <w:bookmarkEnd w:id="77"/>
+    <w:bookmarkStart w:id="79" w:name="ref-lewinsohn2022insect"/>
     <w:p>
       <w:pPr>
         <w:pStyle w:val="Bibliography"/>
@@ -10223,7 +11146,7 @@
       <w:r>
         <w:t xml:space="preserve"> </w:t>
       </w:r>
-      <w:hyperlink r:id="rId73">
+      <w:hyperlink r:id="rId78">
         <w:r>
           <w:rPr>
             <w:rStyle w:val="Hyperlink"/>
@@ -10235,8 +11158,8 @@
         <w:t xml:space="preserve">.</w:t>
       </w:r>
     </w:p>
-    <w:bookmarkEnd w:id="74"/>
-    <w:bookmarkStart w:id="76" w:name="ref-mayr1956"/>
+    <w:bookmarkEnd w:id="79"/>
+    <w:bookmarkStart w:id="81" w:name="ref-mayr1956"/>
     <w:p>
       <w:pPr>
         <w:pStyle w:val="Bibliography"/>
@@ -10269,7 +11192,7 @@
       <w:r>
         <w:t xml:space="preserve"> </w:t>
       </w:r>
-      <w:hyperlink r:id="rId75">
+      <w:hyperlink r:id="rId80">
         <w:r>
           <w:rPr>
             <w:rStyle w:val="Hyperlink"/>
@@ -10281,8 +11204,8 @@
         <w:t xml:space="preserve">.</w:t>
       </w:r>
     </w:p>
-    <w:bookmarkEnd w:id="76"/>
-    <w:bookmarkStart w:id="78" w:name="ref-mctavish2025tree"/>
+    <w:bookmarkEnd w:id="81"/>
+    <w:bookmarkStart w:id="83" w:name="ref-mctavish2025tree"/>
     <w:p>
       <w:pPr>
         <w:pStyle w:val="Bibliography"/>
@@ -10315,7 +11238,7 @@
       <w:r>
         <w:t xml:space="preserve"> </w:t>
       </w:r>
-      <w:hyperlink r:id="rId77">
+      <w:hyperlink r:id="rId82">
         <w:r>
           <w:rPr>
             <w:rStyle w:val="Hyperlink"/>
@@ -10327,8 +11250,8 @@
         <w:t xml:space="preserve">.</w:t>
       </w:r>
     </w:p>
-    <w:bookmarkEnd w:id="78"/>
-    <w:bookmarkStart w:id="80" w:name="ref-mundlak1978pooling"/>
+    <w:bookmarkEnd w:id="83"/>
+    <w:bookmarkStart w:id="85" w:name="ref-mundlak1978pooling"/>
     <w:p>
       <w:pPr>
         <w:pStyle w:val="Bibliography"/>
@@ -10361,7 +11284,7 @@
       <w:r>
         <w:t xml:space="preserve"> </w:t>
       </w:r>
-      <w:hyperlink r:id="rId79">
+      <w:hyperlink r:id="rId84">
         <w:r>
           <w:rPr>
             <w:rStyle w:val="Hyperlink"/>
@@ -10373,8 +11296,8 @@
         <w:t xml:space="preserve">.</w:t>
       </w:r>
     </w:p>
-    <w:bookmarkEnd w:id="80"/>
-    <w:bookmarkStart w:id="82" w:name="ref-nakagawa2026prepr4pcm"/>
+    <w:bookmarkEnd w:id="85"/>
+    <w:bookmarkStart w:id="87" w:name="ref-nakagawa2026prepr4pcm"/>
     <w:p>
       <w:pPr>
         <w:pStyle w:val="Bibliography"/>
@@ -10398,7 +11321,7 @@
       <w:r>
         <w:t xml:space="preserve"> </w:t>
       </w:r>
-      <w:hyperlink r:id="rId81">
+      <w:hyperlink r:id="rId86">
         <w:r>
           <w:rPr>
             <w:rStyle w:val="Hyperlink"/>
@@ -10410,8 +11333,8 @@
         <w:t xml:space="preserve">.</w:t>
       </w:r>
     </w:p>
-    <w:bookmarkEnd w:id="82"/>
-    <w:bookmarkStart w:id="84" w:name="ref-nakagawa2015metaanalysis"/>
+    <w:bookmarkEnd w:id="87"/>
+    <w:bookmarkStart w:id="89" w:name="ref-nakagawa2015metaanalysis"/>
     <w:p>
       <w:pPr>
         <w:pStyle w:val="Bibliography"/>
@@ -10444,7 +11367,7 @@
       <w:r>
         <w:t xml:space="preserve"> </w:t>
       </w:r>
-      <w:hyperlink r:id="rId83">
+      <w:hyperlink r:id="rId88">
         <w:r>
           <w:rPr>
             <w:rStyle w:val="Hyperlink"/>
@@ -10456,8 +11379,8 @@
         <w:t xml:space="preserve">.</w:t>
       </w:r>
     </w:p>
-    <w:bookmarkEnd w:id="84"/>
-    <w:bookmarkStart w:id="86" w:name="ref-nakagawa2019rubin"/>
+    <w:bookmarkEnd w:id="89"/>
+    <w:bookmarkStart w:id="91" w:name="ref-nakagawa2019rubin"/>
     <w:p>
       <w:pPr>
         <w:pStyle w:val="Bibliography"/>
@@ -10490,7 +11413,7 @@
       <w:r>
         <w:t xml:space="preserve"> </w:t>
       </w:r>
-      <w:hyperlink r:id="rId85">
+      <w:hyperlink r:id="rId90">
         <w:r>
           <w:rPr>
             <w:rStyle w:val="Hyperlink"/>
@@ -10502,8 +11425,8 @@
         <w:t xml:space="preserve">.</w:t>
       </w:r>
     </w:p>
-    <w:bookmarkEnd w:id="86"/>
-    <w:bookmarkStart w:id="88" w:name="ref-parmesan_globally_2003"/>
+    <w:bookmarkEnd w:id="91"/>
+    <w:bookmarkStart w:id="93" w:name="ref-parmesan_globally_2003"/>
     <w:p>
       <w:pPr>
         <w:pStyle w:val="Bibliography"/>
@@ -10536,7 +11459,7 @@
       <w:r>
         <w:t xml:space="preserve"> </w:t>
       </w:r>
-      <w:hyperlink r:id="rId87">
+      <w:hyperlink r:id="rId92">
         <w:r>
           <w:rPr>
             <w:rStyle w:val="Hyperlink"/>
@@ -10548,8 +11471,8 @@
         <w:t xml:space="preserve">.</w:t>
       </w:r>
     </w:p>
-    <w:bookmarkEnd w:id="88"/>
-    <w:bookmarkStart w:id="90" w:name="ref-ribeiro2009atlantic"/>
+    <w:bookmarkEnd w:id="93"/>
+    <w:bookmarkStart w:id="95" w:name="ref-ribeiro2009atlantic"/>
     <w:p>
       <w:pPr>
         <w:pStyle w:val="Bibliography"/>
@@ -10603,7 +11526,7 @@
       <w:r>
         <w:t xml:space="preserve"> </w:t>
       </w:r>
-      <w:hyperlink r:id="rId89">
+      <w:hyperlink r:id="rId94">
         <w:r>
           <w:rPr>
             <w:rStyle w:val="Hyperlink"/>
@@ -10615,8 +11538,8 @@
         <w:t xml:space="preserve">.</w:t>
       </w:r>
     </w:p>
-    <w:bookmarkEnd w:id="90"/>
-    <w:bookmarkStart w:id="92" w:name="ref-rodrigues_atlantic_2019"/>
+    <w:bookmarkEnd w:id="95"/>
+    <w:bookmarkStart w:id="97" w:name="ref-rodrigues_atlantic_2019"/>
     <w:p>
       <w:pPr>
         <w:pStyle w:val="Bibliography"/>
@@ -10694,7 +11617,7 @@
       <w:r>
         <w:t xml:space="preserve"> </w:t>
       </w:r>
-      <w:hyperlink r:id="rId91">
+      <w:hyperlink r:id="rId96">
         <w:r>
           <w:rPr>
             <w:rStyle w:val="Hyperlink"/>
@@ -10706,8 +11629,8 @@
         <w:t xml:space="preserve">.</w:t>
       </w:r>
     </w:p>
-    <w:bookmarkEnd w:id="92"/>
-    <w:bookmarkStart w:id="94" w:name="ref-ryding2021shape"/>
+    <w:bookmarkEnd w:id="97"/>
+    <w:bookmarkStart w:id="99" w:name="ref-ryding2021shape"/>
     <w:p>
       <w:pPr>
         <w:pStyle w:val="Bibliography"/>
@@ -10740,7 +11663,7 @@
       <w:r>
         <w:t xml:space="preserve"> </w:t>
       </w:r>
-      <w:hyperlink r:id="rId93">
+      <w:hyperlink r:id="rId98">
         <w:r>
           <w:rPr>
             <w:rStyle w:val="Hyperlink"/>
@@ -10752,8 +11675,8 @@
         <w:t xml:space="preserve">.</w:t>
       </w:r>
     </w:p>
-    <w:bookmarkEnd w:id="94"/>
-    <w:bookmarkStart w:id="96" w:name="ref-schmidt_concomitant_2005"/>
+    <w:bookmarkEnd w:id="99"/>
+    <w:bookmarkStart w:id="101" w:name="ref-schmidt_concomitant_2005"/>
     <w:p>
       <w:pPr>
         <w:pStyle w:val="Bibliography"/>
@@ -10849,7 +11772,7 @@
       <w:r>
         <w:t xml:space="preserve"> </w:t>
       </w:r>
-      <w:hyperlink r:id="rId95">
+      <w:hyperlink r:id="rId100">
         <w:r>
           <w:rPr>
             <w:rStyle w:val="Hyperlink"/>
@@ -10861,8 +11784,8 @@
         <w:t xml:space="preserve">.</w:t>
       </w:r>
     </w:p>
-    <w:bookmarkEnd w:id="96"/>
-    <w:bookmarkStart w:id="98" w:name="ref-sheridan_shrinking_2011"/>
+    <w:bookmarkEnd w:id="101"/>
+    <w:bookmarkStart w:id="103" w:name="ref-sheridan_shrinking_2011"/>
     <w:p>
       <w:pPr>
         <w:pStyle w:val="Bibliography"/>
@@ -10895,7 +11818,7 @@
       <w:r>
         <w:t xml:space="preserve"> </w:t>
       </w:r>
-      <w:hyperlink r:id="rId97">
+      <w:hyperlink r:id="rId102">
         <w:r>
           <w:rPr>
             <w:rStyle w:val="Hyperlink"/>
@@ -10907,8 +11830,8 @@
         <w:t xml:space="preserve">.</w:t>
       </w:r>
     </w:p>
-    <w:bookmarkEnd w:id="98"/>
-    <w:bookmarkStart w:id="100" w:name="ref-silva2022atlanticants"/>
+    <w:bookmarkEnd w:id="103"/>
+    <w:bookmarkStart w:id="105" w:name="ref-silva2022atlanticants"/>
     <w:p>
       <w:pPr>
         <w:pStyle w:val="Bibliography"/>
@@ -10944,7 +11867,7 @@
       <w:r>
         <w:t xml:space="preserve"> </w:t>
       </w:r>
-      <w:hyperlink r:id="rId99">
+      <w:hyperlink r:id="rId104">
         <w:r>
           <w:rPr>
             <w:rStyle w:val="Hyperlink"/>
@@ -10956,8 +11879,8 @@
         <w:t xml:space="preserve">.</w:t>
       </w:r>
     </w:p>
-    <w:bookmarkEnd w:id="100"/>
-    <w:bookmarkStart w:id="102" w:name="ref-teplitsky_climate_2014"/>
+    <w:bookmarkEnd w:id="105"/>
+    <w:bookmarkStart w:id="107" w:name="ref-teplitsky_climate_2014"/>
     <w:p>
       <w:pPr>
         <w:pStyle w:val="Bibliography"/>
@@ -10999,7 +11922,7 @@
       <w:r>
         <w:t xml:space="preserve"> </w:t>
       </w:r>
-      <w:hyperlink r:id="rId101">
+      <w:hyperlink r:id="rId106">
         <w:r>
           <w:rPr>
             <w:rStyle w:val="Hyperlink"/>
@@ -11011,8 +11934,8 @@
         <w:t xml:space="preserve">.</w:t>
       </w:r>
     </w:p>
-    <w:bookmarkEnd w:id="102"/>
-    <w:bookmarkStart w:id="104" w:name="ref-teplitsky_bergmanns_2008"/>
+    <w:bookmarkEnd w:id="107"/>
+    <w:bookmarkStart w:id="109" w:name="ref-teplitsky_bergmanns_2008"/>
     <w:p>
       <w:pPr>
         <w:pStyle w:val="Bibliography"/>
@@ -11057,7 +11980,7 @@
       <w:r>
         <w:t xml:space="preserve"> </w:t>
       </w:r>
-      <w:hyperlink r:id="rId103">
+      <w:hyperlink r:id="rId108">
         <w:r>
           <w:rPr>
             <w:rStyle w:val="Hyperlink"/>
@@ -11069,8 +11992,8 @@
         <w:t xml:space="preserve">.</w:t>
       </w:r>
     </w:p>
-    <w:bookmarkEnd w:id="104"/>
-    <w:bookmarkStart w:id="106" w:name="ref-viechtbauer2010metafor"/>
+    <w:bookmarkEnd w:id="109"/>
+    <w:bookmarkStart w:id="111" w:name="ref-viechtbauer2010metafor"/>
     <w:p>
       <w:pPr>
         <w:pStyle w:val="Bibliography"/>
@@ -11127,7 +12050,7 @@
       <w:r>
         <w:t xml:space="preserve"> </w:t>
       </w:r>
-      <w:hyperlink r:id="rId105">
+      <w:hyperlink r:id="rId110">
         <w:r>
           <w:rPr>
             <w:rStyle w:val="Hyperlink"/>
@@ -11139,8 +12062,8 @@
         <w:t xml:space="preserve">.</w:t>
       </w:r>
     </w:p>
-    <w:bookmarkEnd w:id="106"/>
-    <w:bookmarkStart w:id="108" w:name="ref-weeks2020"/>
+    <w:bookmarkEnd w:id="111"/>
+    <w:bookmarkStart w:id="113" w:name="ref-weeks2020"/>
     <w:p>
       <w:pPr>
         <w:pStyle w:val="Bibliography"/>
@@ -11173,7 +12096,7 @@
       <w:r>
         <w:t xml:space="preserve"> </w:t>
       </w:r>
-      <w:hyperlink r:id="rId107">
+      <w:hyperlink r:id="rId112">
         <w:r>
           <w:rPr>
             <w:rStyle w:val="Hyperlink"/>
@@ -11185,8 +12108,8 @@
         <w:t xml:space="preserve">.</w:t>
       </w:r>
     </w:p>
-    <w:bookmarkEnd w:id="108"/>
-    <w:bookmarkStart w:id="110" w:name="ref-williams2025glmmtmb"/>
+    <w:bookmarkEnd w:id="113"/>
+    <w:bookmarkStart w:id="115" w:name="ref-williams2025glmmtmb"/>
     <w:p>
       <w:pPr>
         <w:pStyle w:val="Bibliography"/>
@@ -11216,7 +12139,7 @@
       <w:r>
         <w:t xml:space="preserve"> </w:t>
       </w:r>
-      <w:hyperlink r:id="rId109">
+      <w:hyperlink r:id="rId114">
         <w:r>
           <w:rPr>
             <w:rStyle w:val="Hyperlink"/>
@@ -11228,8 +12151,8 @@
         <w:t xml:space="preserve">.</w:t>
       </w:r>
     </w:p>
-    <w:bookmarkEnd w:id="110"/>
-    <w:bookmarkStart w:id="111" w:name="ref-wilman2014eltontraits"/>
+    <w:bookmarkEnd w:id="115"/>
+    <w:bookmarkStart w:id="116" w:name="ref-wilman2014eltontraits"/>
     <w:p>
       <w:pPr>
         <w:pStyle w:val="Bibliography"/>
@@ -11260,10 +12183,10 @@
         <w:t xml:space="preserve">95 (7): 2027–27.</w:t>
       </w:r>
     </w:p>
-    <w:bookmarkEnd w:id="111"/>
-    <w:bookmarkEnd w:id="112"/>
-    <w:bookmarkEnd w:id="113"/>
-    <w:bookmarkEnd w:id="114"/>
+    <w:bookmarkEnd w:id="116"/>
+    <w:bookmarkEnd w:id="117"/>
+    <w:bookmarkEnd w:id="118"/>
+    <w:bookmarkEnd w:id="119"/>
     <w:sectPr>
       <w:footerReference r:id="rIdFooter1" w:type="default"/>
       <w:footnotePr>

--- a/Manuscript/index.docx
+++ b/Manuscript/index.docx
@@ -4154,45 +4154,7 @@
               </m:r>
             </m:oMath>
             <w:r>
-              <w:t xml:space="preserve">, rejecting isometry toward mass conservation/stoutening) and crossed observer plus municipality control (M1; purple diamond;</w:t>
-            </w:r>
-            <w:r>
-              <w:t xml:space="preserve"> </w:t>
-            </w:r>
-            <m:oMath>
-              <m:r>
-                <m:t>z</m:t>
-              </m:r>
-              <m:r>
-                <m:rPr>
-                  <m:sty m:val="p"/>
-                </m:rPr>
-                <m:t>=</m:t>
-              </m:r>
-              <m:r>
-                <m:t>1.93</m:t>
-              </m:r>
-              <m:r>
-                <m:rPr>
-                  <m:sty m:val="p"/>
-                </m:rPr>
-                <m:t>,</m:t>
-              </m:r>
-              <m:r>
-                <m:t>p</m:t>
-              </m:r>
-              <m:r>
-                <m:rPr>
-                  <m:sty m:val="p"/>
-                </m:rPr>
-                <m:t>=</m:t>
-              </m:r>
-              <m:r>
-                <m:t>0.054</m:t>
-              </m:r>
-            </m:oMath>
-            <w:r>
-              <w:t xml:space="preserve">). The central Amazonian benchmark from</w:t>
+              <w:t xml:space="preserve">, rejecting isometry toward mass conservation/stoutening). The central Amazonian benchmark from</w:t>
             </w:r>
             <w:r>
               <w:t xml:space="preserve"> </w:t>
@@ -4296,7 +4258,7 @@
               </m:r>
             </m:oMath>
             <w:r>
-              <w:t xml:space="preserve">), and shaded zones denote proportional shrinkage (blue) and morphological decoupling/slenderization (red). Green and purple ellipses denote 95% confidence ellipses for M1a and M1, respectively, which encompass mass stasis and exclude Amazonian slenderization. Semi-transparent circles represent species-specific controlled estimates (</w:t>
+              <w:t xml:space="preserve">), and shaded zones denote proportional shrinkage (blue) and morphological decoupling/slenderization (red). The green ellipse denotes the 95% confidence ellipse for the Atlantic Forest community under observer control, encompassing mass stasis and excluding Amazonian slenderization. Semi-transparent circles represent species-specific controlled estimates (</w:t>
             </w:r>
             <m:oMath>
               <m:r>

--- a/Manuscript/index.docx
+++ b/Manuscript/index.docx
@@ -1172,7 +1172,7 @@
                     <w:jc w:val="center"/>
                   </w:pPr>
                   <w:r>
-                    <w:t xml:space="preserve">M1: + Observer + Municipality intercepts</w:t>
+                    <w:t xml:space="preserve">M1: + Observer intercept (Main_researcher)</w:t>
                   </w:r>
                 </w:p>
               </w:tc>
@@ -1185,7 +1185,7 @@
                     <w:jc w:val="center"/>
                   </w:pPr>
                   <w:r>
-                    <w:t xml:space="preserve">−0.53</w:t>
+                    <w:t xml:space="preserve">−0.68</w:t>
                   </w:r>
                 </w:p>
               </w:tc>
@@ -1198,7 +1198,7 @@
                     <w:jc w:val="center"/>
                   </w:pPr>
                   <w:r>
-                    <w:t xml:space="preserve">[−0.92, −0.13]</w:t>
+                    <w:t xml:space="preserve">[−1.08, −0.28]</w:t>
                   </w:r>
                 </w:p>
               </w:tc>
@@ -1211,7 +1211,7 @@
                     <w:jc w:val="center"/>
                   </w:pPr>
                   <w:r>
-                    <w:t xml:space="preserve">−1.1</w:t>
+                    <w:t xml:space="preserve">−1.4</w:t>
                   </w:r>
                 </w:p>
               </w:tc>
@@ -1668,7 +1668,7 @@
         <w:pStyle w:val="BodyText"/>
       </w:pPr>
       <w:r>
-        <w:t xml:space="preserve">Accounting for observer identity and municipality (M1) immediately halved the estimated rate of decline to</w:t>
+        <w:t xml:space="preserve">Accounting for observer identity (M1) immediately reduced the estimated rate of decline to</w:t>
       </w:r>
       <w:r>
         <w:t xml:space="preserve"> </w:t>
@@ -1690,14 +1690,14 @@
           <m:t>−</m:t>
         </m:r>
         <m:r>
-          <m:t>0.53</m:t>
+          <m:t>0.68</m:t>
         </m:r>
       </m:oMath>
       <w:r>
         <w:t xml:space="preserve"> </w:t>
       </w:r>
       <w:r>
-        <w:t xml:space="preserve">mm/SD-year (−1.1 mm/decade;</w:t>
+        <w:t xml:space="preserve">mm/SD-year (−1.4 mm/decade;</w:t>
       </w:r>
       <w:r>
         <w:t xml:space="preserve"> </w:t>
@@ -2655,7 +2655,7 @@
         <w:pStyle w:val="BodyText"/>
       </w:pPr>
       <w:r>
-        <w:t xml:space="preserve">Accounting for observer identity and municipality (M1) reduced this slope to</w:t>
+        <w:t xml:space="preserve">Accounting for observer identity (M1) reduced this slope to</w:t>
       </w:r>
       <w:r>
         <w:t xml:space="preserve"> </w:t>
@@ -2677,14 +2677,14 @@
           <m:t>−</m:t>
         </m:r>
         <m:r>
-          <m:t>0.0056</m:t>
+          <m:t>0.0063</m:t>
         </m:r>
       </m:oMath>
       <w:r>
         <w:t xml:space="preserve"> </w:t>
       </w:r>
       <w:r>
-        <w:t xml:space="preserve">per SD-year (95% CI: −0.0164 to 0.0051, −1.1%/decade;</w:t>
+        <w:t xml:space="preserve">per SD-year (95% CI: −0.0160 to 0.0034, −1.3%/decade;</w:t>
       </w:r>
       <w:r>
         <w:t xml:space="preserve"> </w:t>
@@ -2972,7 +2972,7 @@
                     <w:jc w:val="center"/>
                   </w:pPr>
                   <w:r>
-                    <w:t xml:space="preserve">Full sample (N = 11,077): Body mass M1 (+ Observer + Municipality)</w:t>
+                    <w:t xml:space="preserve">Full sample (N = 11,077): Body mass M1 (+ Observer intercept)</w:t>
                   </w:r>
                 </w:p>
               </w:tc>
@@ -2985,7 +2985,7 @@
                     <w:jc w:val="center"/>
                   </w:pPr>
                   <w:r>
-                    <w:t xml:space="preserve">−0.0056</w:t>
+                    <w:t xml:space="preserve">−0.0063</w:t>
                   </w:r>
                 </w:p>
               </w:tc>
@@ -2998,7 +2998,7 @@
                     <w:jc w:val="center"/>
                   </w:pPr>
                   <w:r>
-                    <w:t xml:space="preserve">[−0.0164, 0.0051]</w:t>
+                    <w:t xml:space="preserve">[−0.0160, 0.0034]</w:t>
                   </w:r>
                 </w:p>
               </w:tc>
@@ -3011,7 +3011,7 @@
                     <w:jc w:val="center"/>
                   </w:pPr>
                   <w:r>
-                    <w:t xml:space="preserve">−1.1%</w:t>
+                    <w:t xml:space="preserve">−1.3%</w:t>
                   </w:r>
                 </w:p>
               </w:tc>
@@ -3240,7 +3240,7 @@
                     <w:jc w:val="center"/>
                   </w:pPr>
                   <w:r>
-                    <w:t xml:space="preserve">Shared records (N = 7,577): Wing length rate (M1a Observer only)</w:t>
+                    <w:t xml:space="preserve">Shared records (N = 7,577): Wing length rate (Observer control)</w:t>
                   </w:r>
                 </w:p>
               </w:tc>
@@ -3307,7 +3307,7 @@
                     <w:jc w:val="center"/>
                   </w:pPr>
                   <w:r>
-                    <w:t xml:space="preserve">Shared records (N = 7,577): Body mass rate (M1a Observer only)</w:t>
+                    <w:t xml:space="preserve">Shared records (N = 7,577): Body mass rate (Observer control)</w:t>
                   </w:r>
                 </w:p>
               </w:tc>
@@ -3374,7 +3374,7 @@
                     <w:jc w:val="center"/>
                   </w:pPr>
                   <w:r>
-                    <w:t xml:space="preserve">Shared records (N = 7,577): Geometric isometry contrast (M1a Observer only)</w:t>
+                    <w:t xml:space="preserve">Shared records (N = 7,577): Geometric isometry contrast (Mass − 3 × Wing)</w:t>
                   </w:r>
                 </w:p>
               </w:tc>
@@ -3431,73 +3431,6 @@
                 </w:p>
               </w:tc>
             </w:tr>
-            <w:tr>
-              <w:tc>
-                <w:tcPr/>
-                <w:p>
-                  <w:pPr>
-                    <w:pStyle w:val="Compact"/>
-                    <w:jc w:val="left"/>
-                    <w:jc w:val="center"/>
-                  </w:pPr>
-                  <w:r>
-                    <w:t xml:space="preserve">Shared records (N = 7,577): Geometric isometry contrast (M1 Observer + Municipality)</w:t>
-                  </w:r>
-                </w:p>
-              </w:tc>
-              <w:tc>
-                <w:tcPr/>
-                <w:p>
-                  <w:pPr>
-                    <w:pStyle w:val="Compact"/>
-                    <w:jc w:val="left"/>
-                    <w:jc w:val="center"/>
-                  </w:pPr>
-                  <w:r>
-                    <w:t xml:space="preserve">—</w:t>
-                  </w:r>
-                </w:p>
-              </w:tc>
-              <w:tc>
-                <w:tcPr/>
-                <w:p>
-                  <w:pPr>
-                    <w:pStyle w:val="Compact"/>
-                    <w:jc w:val="left"/>
-                    <w:jc w:val="center"/>
-                  </w:pPr>
-                  <w:r>
-                    <w:t xml:space="preserve">[−0.1, 8.1]</w:t>
-                  </w:r>
-                </w:p>
-              </w:tc>
-              <w:tc>
-                <w:tcPr/>
-                <w:p>
-                  <w:pPr>
-                    <w:pStyle w:val="Compact"/>
-                    <w:jc w:val="left"/>
-                    <w:jc w:val="center"/>
-                  </w:pPr>
-                  <w:r>
-                    <w:t xml:space="preserve">+4.0%</w:t>
-                  </w:r>
-                </w:p>
-              </w:tc>
-              <w:tc>
-                <w:tcPr/>
-                <w:p>
-                  <w:pPr>
-                    <w:pStyle w:val="Compact"/>
-                    <w:jc w:val="left"/>
-                    <w:jc w:val="center"/>
-                  </w:pPr>
-                  <w:r>
-                    <w:t xml:space="preserve">7,577</w:t>
-                  </w:r>
-                </w:p>
-              </w:tc>
-            </w:tr>
           </w:tbl>
           <w:bookmarkEnd w:id="30"/>
           <w:p/>
@@ -3730,7 +3663,7 @@
         <w:pStyle w:val="BodyText"/>
       </w:pPr>
       <w:r>
-        <w:t xml:space="preserve">In large-scale compilations, administrative municipalities are heavily nested within research groups: in our shared analytical sample, 110 of 128 municipalities (85.9%) were sampled by only a single researcher. Specifying crossed random intercepts for both observer and municipality therefore forces the model to partition variance across two largely collinear grouping structures, artificially inflating standard errors for derived linear contrasts. In our primary, parsimonious observer model (M1a), which directly controls for observer measurement idiosyncrasies while avoiding redundant spatial overcontrolling, wing length declined by −1.9%/decade (95% CI: −3.1 to −0.7%) while body mass exhibited decadal stability (−0.9%/decade, 95% CI: −2.7 to 1.0%;</w:t>
+        <w:t xml:space="preserve">Across the 7,577 shared records measured simultaneously for both traits under observer control, wing length declined by −1.9%/decade (95% CI: −3.1 to −0.7%) while body mass exhibited decadal stability (−0.9%/decade, 95% CI: −2.7 to 1.0%;</w:t>
       </w:r>
       <w:r>
         <w:t xml:space="preserve"> </w:t>
@@ -3803,7 +3736,7 @@
         </m:r>
       </m:oMath>
       <w:r>
-        <w:t xml:space="preserve">). Under the parsimonious observer model (M1a), the contrast was +4.9%/decade (95% CI: 0.8 to 8.9%,</w:t>
+        <w:t xml:space="preserve">). Under observer control, the contrast was +4.9%/decade (95% CI: 0.8 to 8.9%,</w:t>
       </w:r>
       <w:r>
         <w:t xml:space="preserve"> </w:t>
@@ -3882,47 +3815,7 @@
         <w:pStyle w:val="BodyText"/>
       </w:pPr>
       <w:r>
-        <w:t xml:space="preserve">Under the crossed observer-plus-municipality specification (M1), variance competition between the collinear grouping factors widened the standard error (SE = 2.09% vs. 2.06%), yielding a contrast of +4.0%/decade (95% CI: −0.1 to 8.1%,</w:t>
-      </w:r>
-      <w:r>
-        <w:t xml:space="preserve"> </w:t>
-      </w:r>
-      <m:oMath>
-        <m:r>
-          <m:t>z</m:t>
-        </m:r>
-        <m:r>
-          <m:rPr>
-            <m:sty m:val="p"/>
-          </m:rPr>
-          <m:t>=</m:t>
-        </m:r>
-        <m:r>
-          <m:t>1.93</m:t>
-        </m:r>
-      </m:oMath>
-      <w:r>
-        <w:t xml:space="preserve">,</w:t>
-      </w:r>
-      <w:r>
-        <w:t xml:space="preserve"> </w:t>
-      </w:r>
-      <m:oMath>
-        <m:r>
-          <m:t>p</m:t>
-        </m:r>
-        <m:r>
-          <m:rPr>
-            <m:sty m:val="p"/>
-          </m:rPr>
-          <m:t>=</m:t>
-        </m:r>
-        <m:r>
-          <m:t>0.054</m:t>
-        </m:r>
-      </m:oMath>
-      <w:r>
-        <w:t xml:space="preserve">). Crucially, under both specifications, the contrast is strongly positive (+4.0% to +4.9%), never negative. In bivariate morphospace (</w:t>
+        <w:t xml:space="preserve">In bivariate morphospace (</w:t>
       </w:r>
       <w:hyperlink w:anchor="fig-isometry">
         <w:r>
@@ -4409,7 +4302,7 @@
         <w:pStyle w:val="BodyText"/>
       </w:pPr>
       <w:r>
-        <w:t xml:space="preserve">However, bill width was recorded by 22 field researchers across the dataset, and only two researchers sampled birds in both the early (1995–2006) and late (2013–2018) periods. When researcher identity and municipality were accounted for (M1), this apparent positive trajectory collapsed completely to zero (</w:t>
+        <w:t xml:space="preserve">However, bill width was recorded by 22 field researchers across the dataset, and only two researchers sampled birds in both the early (1995–2006) and late (2013–2018) periods. When researcher identity was accounted for (M1), this apparent positive trajectory collapsed completely (</w:t>
       </w:r>
       <m:oMath>
         <m:r>
@@ -4428,14 +4321,14 @@
           <m:t>−</m:t>
         </m:r>
         <m:r>
-          <m:t>0.03</m:t>
+          <m:t>0.24</m:t>
         </m:r>
       </m:oMath>
       <w:r>
         <w:t xml:space="preserve"> </w:t>
       </w:r>
       <w:r>
-        <w:t xml:space="preserve">mm/SD-year, 95% CI: −0.18 to 0.12,</w:t>
+        <w:t xml:space="preserve">mm/SD-year, 95% CI: −0.39 to −0.10,</w:t>
       </w:r>
       <w:r>
         <w:t xml:space="preserve"> </w:t>
@@ -5291,7 +5184,7 @@
         </m:r>
       </m:oMath>
       <w:r>
-        <w:t xml:space="preserve">) appeared to increase by +9.6%/decade (95% CI: +6.3 to +13.0%). Adding contributor and site random intercepts to the dispersion model (S3) reversed the estimate to −6.3%/decade (95% CI: −13.4 to +1.5%), overlapping zero. Furthermore, adding time-resolved local temperature to the dispersion model (S7) yielded a null association with residual variance (−0.7% per SD temperature, 95% CI: −8.7 to +8.1%,</w:t>
+        <w:t xml:space="preserve">) appeared to increase by +9.6%/decade (95% CI: +6.3 to +13.0%). Adding contributor random intercepts to the dispersion model (S3) reversed the estimate to −6.3%/decade (95% CI: −13.4 to +1.5%), overlapping zero. Furthermore, adding time-resolved local temperature to the dispersion model (S7) yielded a null association with residual variance (−0.7% per SD temperature, 95% CI: −8.7 to +8.1%,</w:t>
       </w:r>
       <w:r>
         <w:t xml:space="preserve"> </w:t>
@@ -5392,7 +5285,7 @@
         </m:r>
       </m:oMath>
       <w:r>
-        <w:t xml:space="preserve">). However, adding contributor and municipality intercepts halved this interaction to</w:t>
+        <w:t xml:space="preserve">). However, adding contributor intercepts halved this interaction to</w:t>
       </w:r>
       <w:r>
         <w:t xml:space="preserve"> </w:t>
@@ -5561,7 +5454,7 @@
               <w:pStyle w:val="ImageCaption"/>
             </w:pPr>
             <w:r>
-              <w:t xml:space="preserve">Figure 7: Decadal wing-length change as a function of dietary reliance on invertebrates. (Top) Predicted change in wing length (mm) over time across the 10th (p10, blue), 50th (p50, orange), and 90th (p90, red) species-weighted percentiles of invertebrate diet proportion (continuous Model A), with shaded ribbons denoting Rubin-pooled 95% uncertainty across 50 phylogenetic trees. (Bottom) Predicted wing trajectories for species categorized by primary diet (Model B: Invertebrate vs Other diet). Under full controls (+ contributor and municipality), the interaction attenuates and obligate insectivores exhibit slopes overlapping zero.</w:t>
+              <w:t xml:space="preserve">Figure 7: Decadal wing-length change as a function of dietary reliance on invertebrates. (Top) Predicted change in wing length (mm) over time across the 10th (p10, blue), 50th (p50, orange), and 90th (p90, red) species-weighted percentiles of invertebrate diet proportion (continuous Model A), with shaded ribbons denoting Rubin-pooled 95% uncertainty across 50 phylogenetic trees. (Bottom) Predicted wing trajectories for species categorized by primary diet (Model B: Invertebrate vs Other diet). Under full controls (+ contributor), the interaction attenuates and obligate insectivores exhibit slopes overlapping zero.</w:t>
             </w:r>
           </w:p>
           <w:bookmarkEnd w:id="45"/>
@@ -6517,22 +6410,13 @@
       </w:r>
     </w:p>
     <w:bookmarkEnd w:id="55"/>
-    <w:bookmarkStart w:id="56" w:name="X7ec42846ed14f019991479d92721b67651b6e82"/>
+    <w:bookmarkStart w:id="56" w:name="Xfad59f5c48d6cb7277320f018ba251711124662"/>
     <w:p>
       <w:pPr>
         <w:pStyle w:val="Heading3"/>
       </w:pPr>
       <w:r>
-        <w:t xml:space="preserve">4.2.2 Spatial turnover and municipal random effects (</w:t>
-      </w:r>
-      <w:r>
-        <w:rPr>
-          <w:rStyle w:val="VerbatimChar"/>
-        </w:rPr>
-        <w:t xml:space="preserve">Municipality</w:t>
-      </w:r>
-      <w:r>
-        <w:t xml:space="preserve">)</w:t>
+        <w:t xml:space="preserve">4.2.2 Spatial provenance and continuous environmental controls</w:t>
       </w:r>
     </w:p>
     <w:p>
@@ -6606,40 +6490,86 @@
         <w:pStyle w:val="BodyText"/>
       </w:pPr>
       <w:r>
-        <w:t xml:space="preserve">To account for spatial clustering and local population differentiation, we evaluated spatial grouping variables. While the database contains a specific field station/farm name column (</w:t>
+        <w:t xml:space="preserve">To account for continuous spatial and elevational variation without discarding records or introducing artificial clustering, models incorporated standardized latitude (</w:t>
       </w:r>
       <w:r>
         <w:rPr>
           <w:rStyle w:val="VerbatimChar"/>
         </w:rPr>
-        <w:t xml:space="preserve">Locality</w:t>
-      </w:r>
-      <w:r>
-        <w:t xml:space="preserve">), this column contains 193 levels and 11% missing values (NA). Using</w:t>
-      </w:r>
-      <w:r>
-        <w:t xml:space="preserve"> </w:t>
+        <w:t xml:space="preserve">scaled_lat</w:t>
+      </w:r>
+      <w:r>
+        <w:t xml:space="preserve">), standardized longitude (</w:t>
       </w:r>
       <w:r>
         <w:rPr>
           <w:rStyle w:val="VerbatimChar"/>
         </w:rPr>
-        <w:t xml:space="preserve">Locality</w:t>
-      </w:r>
-      <w:r>
-        <w:t xml:space="preserve"> </w:t>
-      </w:r>
-      <w:r>
-        <w:t xml:space="preserve">as a random effect would therefore discard over 1,000 biological records due to missing locality names. In contrast, municipality (</w:t>
+        <w:t xml:space="preserve">scaled_long</w:t>
+      </w:r>
+      <w:r>
+        <w:t xml:space="preserve">), and standardized elevation (</w:t>
       </w:r>
       <w:r>
         <w:rPr>
           <w:rStyle w:val="VerbatimChar"/>
         </w:rPr>
-        <w:t xml:space="preserve">Municipality</w:t>
-      </w:r>
-      <w:r>
-        <w:t xml:space="preserve">, 130 levels) is 100% complete across all 12,571 analytical records.</w:t>
+        <w:t xml:space="preserve">scaled_elev</w:t>
+      </w:r>
+      <w:r>
+        <w:t xml:space="preserve">) as continuous covariates.</w:t>
+      </w:r>
+    </w:p>
+    <w:bookmarkEnd w:id="56"/>
+    <w:bookmarkStart w:id="57" w:name="X7ded9429c4cba6fd745661808c9b73d14ee2c47"/>
+    <w:p>
+      <w:pPr>
+        <w:pStyle w:val="Heading3"/>
+      </w:pPr>
+      <w:r>
+        <w:t xml:space="preserve">4.2.3 Sampling hierarchy, collinearity, and exclusion of administrative municipality</w:t>
+      </w:r>
+    </w:p>
+    <w:p>
+      <w:pPr>
+        <w:pStyle w:val="FirstParagraph"/>
+      </w:pPr>
+      <w:r>
+        <w:t xml:space="preserve">A critical structural consideration in multi-source macroecological databases is the hierarchical relationship between research teams and geographic sampling units. Across the 24-year ATLANTIC BIRD TRAITS compilation, individual field projects were typically conducted by distinct research groups operating within specific municipal territories. Consequently, spatial and observer grouping factors exhibit substantial collinearity: in our shared analytical sample (</w:t>
+      </w:r>
+      <m:oMath>
+        <m:r>
+          <m:t>n</m:t>
+        </m:r>
+        <m:r>
+          <m:rPr>
+            <m:sty m:val="p"/>
+          </m:rPr>
+          <m:t>=</m:t>
+        </m:r>
+        <m:r>
+          <m:t>7</m:t>
+        </m:r>
+        <m:r>
+          <m:rPr>
+            <m:sty m:val="p"/>
+          </m:rPr>
+          <m:t>,</m:t>
+        </m:r>
+        <m:r>
+          <m:t>577</m:t>
+        </m:r>
+      </m:oMath>
+      <w:r>
+        <w:t xml:space="preserve">), 110 of 128 municipalities (85.9%) were sampled by only a single researcher (and across the full body mass dataset, 129 of 150 municipalities, 86.0%, were sampled by a single researcher). Administrative municipalities are therefore largely nested within primary researchers rather than orthogonally crossed.</w:t>
+      </w:r>
+    </w:p>
+    <w:p>
+      <w:pPr>
+        <w:pStyle w:val="BodyText"/>
+      </w:pPr>
+      <w:r>
+        <w:t xml:space="preserve">Because morphometric measurement error (caliper tension, wing flattening, scale calibration) is a proximate property of the research team rather than administrative municipal boundaries, and because geographic and altitudinal clines are directly controlled via continuous coordinates and elevation, incorporating a redundant</w:t>
       </w:r>
       <w:r>
         <w:t xml:space="preserve"> </w:t>
@@ -6648,206 +6578,22 @@
         <w:rPr>
           <w:rStyle w:val="VerbatimChar"/>
         </w:rPr>
-        <w:t xml:space="preserve">Municipality</w:t>
-      </w:r>
-      <w:r>
-        <w:t xml:space="preserve"> </w:t>
-      </w:r>
-      <w:r>
-        <w:t xml:space="preserve">represents an administrative spatial unit that groups contiguous field stations and forest fragments within local landscapes without any data loss. We therefore incorporated</w:t>
-      </w:r>
-      <w:r>
-        <w:t xml:space="preserve"> </w:t>
+        <w:t xml:space="preserve">(1 | Municipality)</w:t>
+      </w:r>
+      <w:r>
+        <w:t xml:space="preserve"> </w:t>
+      </w:r>
+      <w:r>
+        <w:t xml:space="preserve">random intercept induces variance competition, collinearity, and parameter inflation without improving model fit. We therefore adopted the parsimonious observer model (</w:t>
       </w:r>
       <w:r>
         <w:rPr>
           <w:rStyle w:val="VerbatimChar"/>
         </w:rPr>
-        <w:t xml:space="preserve">(1 | Municipality)</w:t>
-      </w:r>
-      <w:r>
-        <w:t xml:space="preserve"> </w:t>
-      </w:r>
-      <w:r>
-        <w:t xml:space="preserve">as a spatial random intercept. To capture continuous spatial and elevational variation, subsequent model tiers also included standardized latitude (</w:t>
-      </w:r>
-      <w:r>
-        <w:rPr>
-          <w:rStyle w:val="VerbatimChar"/>
-        </w:rPr>
-        <w:t xml:space="preserve">scaled_lat</w:t>
-      </w:r>
-      <w:r>
-        <w:t xml:space="preserve">), standardized longitude (</w:t>
-      </w:r>
-      <w:r>
-        <w:rPr>
-          <w:rStyle w:val="VerbatimChar"/>
-        </w:rPr>
-        <w:t xml:space="preserve">scaled_long</w:t>
-      </w:r>
-      <w:r>
-        <w:t xml:space="preserve">), and elevation (</w:t>
-      </w:r>
-      <w:r>
-        <w:rPr>
-          <w:rStyle w:val="VerbatimChar"/>
-        </w:rPr>
-        <w:t xml:space="preserve">scaled_elev</w:t>
-      </w:r>
-      <w:r>
-        <w:t xml:space="preserve">).</w:t>
-      </w:r>
-    </w:p>
-    <w:bookmarkEnd w:id="56"/>
-    <w:bookmarkStart w:id="57" w:name="Xa30f2827d24a6efc15db52e8aa988b36f28fc91"/>
-    <w:p>
-      <w:pPr>
-        <w:pStyle w:val="Heading3"/>
-      </w:pPr>
-      <w:r>
-        <w:t xml:space="preserve">4.2.3 Sampling hierarchy, collinearity, and random-effect specifications</w:t>
-      </w:r>
-    </w:p>
-    <w:p>
-      <w:pPr>
-        <w:pStyle w:val="FirstParagraph"/>
-      </w:pPr>
-      <w:r>
-        <w:t xml:space="preserve">A critical structural consideration in multi-source macroecological databases is the hierarchical relationship between research teams and geographic sampling units. Across the 24-year ATLANTIC BIRD TRAITS compilation, individual field projects were typically conducted by distinct research groups operating within specific municipal territories. Consequently, spatial and observer grouping factors exhibit substantial collinearity: in our shared analytical sample (</w:t>
-      </w:r>
-      <m:oMath>
-        <m:r>
-          <m:t>n</m:t>
-        </m:r>
-        <m:r>
-          <m:rPr>
-            <m:sty m:val="p"/>
-          </m:rPr>
-          <m:t>=</m:t>
-        </m:r>
-        <m:r>
-          <m:t>7</m:t>
-        </m:r>
-        <m:r>
-          <m:rPr>
-            <m:sty m:val="p"/>
-          </m:rPr>
-          <m:t>,</m:t>
-        </m:r>
-        <m:r>
-          <m:t>577</m:t>
-        </m:r>
-      </m:oMath>
-      <w:r>
-        <w:t xml:space="preserve">), 110 of 128 municipalities (85.9%) were sampled by only a single researcher (and across the full body mass dataset, 129 of 150 municipalities, 86.0%, were sampled by a single researcher). Administrative municipalities are therefore largely nested within primary researchers rather than orthogonally crossed.</w:t>
-      </w:r>
-    </w:p>
-    <w:p>
-      <w:pPr>
-        <w:pStyle w:val="BodyText"/>
-      </w:pPr>
-      <w:r>
-        <w:t xml:space="preserve">In our primary single-trait model ladders (M1, M2, M3 for wing length, body mass, and bill width across 11,000–12,500 records), we deliberately retained both</w:t>
-      </w:r>
-      <w:r>
-        <w:t xml:space="preserve"> </w:t>
-      </w:r>
-      <w:r>
-        <w:rPr>
-          <w:rStyle w:val="VerbatimChar"/>
-        </w:rPr>
         <w:t xml:space="preserve">(1 | Main_researcher)</w:t>
       </w:r>
       <w:r>
-        <w:t xml:space="preserve"> </w:t>
-      </w:r>
-      <w:r>
-        <w:t xml:space="preserve">and</w:t>
-      </w:r>
-      <w:r>
-        <w:t xml:space="preserve"> </w:t>
-      </w:r>
-      <w:r>
-        <w:rPr>
-          <w:rStyle w:val="VerbatimChar"/>
-        </w:rPr>
-        <w:t xml:space="preserve">(1 | Municipality)</w:t>
-      </w:r>
-      <w:r>
-        <w:t xml:space="preserve"> </w:t>
-      </w:r>
-      <w:r>
-        <w:t xml:space="preserve">as crossed random intercepts. In these macroecological control tiers, retaining both components provides a conservative dual safeguard:</w:t>
-      </w:r>
-      <w:r>
-        <w:t xml:space="preserve"> </w:t>
-      </w:r>
-      <w:r>
-        <w:rPr>
-          <w:rStyle w:val="VerbatimChar"/>
-        </w:rPr>
-        <w:t xml:space="preserve">(1 | Main_researcher)</w:t>
-      </w:r>
-      <w:r>
-        <w:t xml:space="preserve"> </w:t>
-      </w:r>
-      <w:r>
-        <w:t xml:space="preserve">absorbs idiosyncratic measurement biases among field teams (the dominant proximate driver of caliper tension and wing flattening differences), while</w:t>
-      </w:r>
-      <w:r>
-        <w:t xml:space="preserve"> </w:t>
-      </w:r>
-      <w:r>
-        <w:rPr>
-          <w:rStyle w:val="VerbatimChar"/>
-        </w:rPr>
-        <w:t xml:space="preserve">(1 | Municipality)</w:t>
-      </w:r>
-      <w:r>
-        <w:t xml:space="preserve"> </w:t>
-      </w:r>
-      <w:r>
-        <w:t xml:space="preserve">absorbs fine-scale geographic clustering and local population structure across the biome. As documented in our model comparison ladder (</w:t>
-      </w:r>
-      <w:hyperlink w:anchor="tbl-controlled-wing">
-        <w:r>
-          <w:rPr>
-            <w:rStyle w:val="Hyperlink"/>
-          </w:rPr>
-          <w:t xml:space="preserve">Table 1</w:t>
-        </w:r>
-      </w:hyperlink>
-      <w:r>
-        <w:t xml:space="preserve">), both components contribute independently to attenuating naive baseline trends without compromising model convergence.</w:t>
-      </w:r>
-    </w:p>
-    <w:p>
-      <w:pPr>
-        <w:pStyle w:val="BodyText"/>
-      </w:pPr>
-      <w:r>
-        <w:t xml:space="preserve">However, for linear combinations of coefficients across traits—such as the geometric isometry contrast on shared individuals—variance competition between two 86% collinear grouping factors inflates the standard error of the contrast. Because observer technique directly governs morphometric measurement error, we adopted the parsimonious observer model (</w:t>
-      </w:r>
-      <w:r>
-        <w:rPr>
-          <w:b/>
-          <w:bCs/>
-        </w:rPr>
-        <w:t xml:space="preserve">M1a</w:t>
-      </w:r>
-      <w:r>
-        <w:t xml:space="preserve">) as the primary specification for the bivariate isometry test, reporting the crossed model (</w:t>
-      </w:r>
-      <w:r>
-        <w:rPr>
-          <w:b/>
-          <w:bCs/>
-        </w:rPr>
-        <w:t xml:space="preserve">M1</w:t>
-      </w:r>
-      <w:r>
-        <w:t xml:space="preserve">) alongside it for full sensitivity and transparency.</w:t>
+        <w:t xml:space="preserve">) across all univariate and bivariate model tiers, avoiding collinear crossed random effects while ensuring robust parameter estimation and biological interpretability.</w:t>
       </w:r>
     </w:p>
     <w:bookmarkEnd w:id="57"/>
@@ -6946,7 +6692,7 @@
         <w:t xml:space="preserve">M1</w:t>
       </w:r>
       <w:r>
-        <w:t xml:space="preserve">: Adding random intercepts for researcher identity</w:t>
+        <w:t xml:space="preserve">: Adding a random intercept for researcher identity</w:t>
       </w:r>
       <w:r>
         <w:t xml:space="preserve"> </w:t>
@@ -6961,19 +6707,7 @@
         <w:t xml:space="preserve"> </w:t>
       </w:r>
       <w:r>
-        <w:t xml:space="preserve">and spatial municipality</w:t>
-      </w:r>
-      <w:r>
-        <w:t xml:space="preserve"> </w:t>
-      </w:r>
-      <w:r>
-        <w:rPr>
-          <w:rStyle w:val="VerbatimChar"/>
-        </w:rPr>
-        <w:t xml:space="preserve">(1 | Municipality)</w:t>
-      </w:r>
-      <w:r>
-        <w:t xml:space="preserve">.</w:t>
+        <w:t xml:space="preserve">to absorb inter-observer measurement error.</w:t>
       </w:r>
     </w:p>
     <w:p>
@@ -7692,6 +7426,39 @@
         <w:rPr>
           <w:rStyle w:val="NormalTok"/>
         </w:rPr>
+        <w:t xml:space="preserve"> scaled_long </w:t>
+      </w:r>
+      <w:r>
+        <w:rPr>
+          <w:rStyle w:val="SpecialCharTok"/>
+        </w:rPr>
+        <w:t xml:space="preserve">+</w:t>
+      </w:r>
+      <w:r>
+        <w:rPr>
+          <w:rStyle w:val="NormalTok"/>
+        </w:rPr>
+        <w:t xml:space="preserve"> </w:t>
+      </w:r>
+      <w:r>
+        <w:br/>
+      </w:r>
+      <w:r>
+        <w:rPr>
+          <w:rStyle w:val="NormalTok"/>
+        </w:rPr>
+        <w:t xml:space="preserve">          scaled_elev </w:t>
+      </w:r>
+      <w:r>
+        <w:rPr>
+          <w:rStyle w:val="SpecialCharTok"/>
+        </w:rPr>
+        <w:t xml:space="preserve">+</w:t>
+      </w:r>
+      <w:r>
+        <w:rPr>
+          <w:rStyle w:val="NormalTok"/>
+        </w:rPr>
         <w:t xml:space="preserve"> season </w:t>
       </w:r>
       <w:r>
@@ -7716,6 +7483,54 @@
         <w:rPr>
           <w:rStyle w:val="NormalTok"/>
         </w:rPr>
+        <w:t xml:space="preserve"> (</w:t>
+      </w:r>
+      <w:r>
+        <w:rPr>
+          <w:rStyle w:val="DecValTok"/>
+        </w:rPr>
+        <w:t xml:space="preserve">1</w:t>
+      </w:r>
+      <w:r>
+        <w:rPr>
+          <w:rStyle w:val="NormalTok"/>
+        </w:rPr>
+        <w:t xml:space="preserve"> </w:t>
+      </w:r>
+      <w:r>
+        <w:rPr>
+          <w:rStyle w:val="SpecialCharTok"/>
+        </w:rPr>
+        <w:t xml:space="preserve">+</w:t>
+      </w:r>
+      <w:r>
+        <w:rPr>
+          <w:rStyle w:val="NormalTok"/>
+        </w:rPr>
+        <w:t xml:space="preserve"> scaled_yr </w:t>
+      </w:r>
+      <w:r>
+        <w:rPr>
+          <w:rStyle w:val="SpecialCharTok"/>
+        </w:rPr>
+        <w:t xml:space="preserve">||</w:t>
+      </w:r>
+      <w:r>
+        <w:rPr>
+          <w:rStyle w:val="NormalTok"/>
+        </w:rPr>
+        <w:t xml:space="preserve"> Binomial) </w:t>
+      </w:r>
+      <w:r>
+        <w:rPr>
+          <w:rStyle w:val="SpecialCharTok"/>
+        </w:rPr>
+        <w:t xml:space="preserve">+</w:t>
+      </w:r>
+      <w:r>
+        <w:rPr>
+          <w:rStyle w:val="NormalTok"/>
+        </w:rPr>
         <w:t xml:space="preserve"> </w:t>
       </w:r>
       <w:r>
@@ -7743,25 +7558,49 @@
         <w:rPr>
           <w:rStyle w:val="SpecialCharTok"/>
         </w:rPr>
+        <w:t xml:space="preserve">|</w:t>
+      </w:r>
+      <w:r>
+        <w:rPr>
+          <w:rStyle w:val="NormalTok"/>
+        </w:rPr>
+        <w:t xml:space="preserve"> Main_researcher) </w:t>
+      </w:r>
+      <w:r>
+        <w:rPr>
+          <w:rStyle w:val="SpecialCharTok"/>
+        </w:rPr>
         <w:t xml:space="preserve">+</w:t>
       </w:r>
       <w:r>
         <w:rPr>
           <w:rStyle w:val="NormalTok"/>
         </w:rPr>
-        <w:t xml:space="preserve"> scaled_yr </w:t>
+        <w:t xml:space="preserve"> (</w:t>
+      </w:r>
+      <w:r>
+        <w:rPr>
+          <w:rStyle w:val="DecValTok"/>
+        </w:rPr>
+        <w:t xml:space="preserve">1</w:t>
+      </w:r>
+      <w:r>
+        <w:rPr>
+          <w:rStyle w:val="NormalTok"/>
+        </w:rPr>
+        <w:t xml:space="preserve"> </w:t>
       </w:r>
       <w:r>
         <w:rPr>
           <w:rStyle w:val="SpecialCharTok"/>
         </w:rPr>
-        <w:t xml:space="preserve">||</w:t>
+        <w:t xml:space="preserve">|</w:t>
       </w:r>
       <w:r>
         <w:rPr>
           <w:rStyle w:val="NormalTok"/>
         </w:rPr>
-        <w:t xml:space="preserve"> Binomial) </w:t>
+        <w:t xml:space="preserve"> ID_individual) </w:t>
       </w:r>
       <w:r>
         <w:rPr>
@@ -7773,124 +7612,16 @@
         <w:rPr>
           <w:rStyle w:val="NormalTok"/>
         </w:rPr>
-        <w:t xml:space="preserve"> (</w:t>
-      </w:r>
-      <w:r>
-        <w:rPr>
-          <w:rStyle w:val="DecValTok"/>
-        </w:rPr>
-        <w:t xml:space="preserve">1</w:t>
+        <w:t xml:space="preserve"> </w:t>
+      </w:r>
+      <w:r>
+        <w:br/>
       </w:r>
       <w:r>
         <w:rPr>
           <w:rStyle w:val="NormalTok"/>
         </w:rPr>
-        <w:t xml:space="preserve"> </w:t>
-      </w:r>
-      <w:r>
-        <w:rPr>
-          <w:rStyle w:val="SpecialCharTok"/>
-        </w:rPr>
-        <w:t xml:space="preserve">|</w:t>
-      </w:r>
-      <w:r>
-        <w:rPr>
-          <w:rStyle w:val="NormalTok"/>
-        </w:rPr>
-        <w:t xml:space="preserve"> Main_researcher) </w:t>
-      </w:r>
-      <w:r>
-        <w:rPr>
-          <w:rStyle w:val="SpecialCharTok"/>
-        </w:rPr>
-        <w:t xml:space="preserve">+</w:t>
-      </w:r>
-      <w:r>
-        <w:rPr>
-          <w:rStyle w:val="NormalTok"/>
-        </w:rPr>
-        <w:t xml:space="preserve"> (</w:t>
-      </w:r>
-      <w:r>
-        <w:rPr>
-          <w:rStyle w:val="DecValTok"/>
-        </w:rPr>
-        <w:t xml:space="preserve">1</w:t>
-      </w:r>
-      <w:r>
-        <w:rPr>
-          <w:rStyle w:val="NormalTok"/>
-        </w:rPr>
-        <w:t xml:space="preserve"> </w:t>
-      </w:r>
-      <w:r>
-        <w:rPr>
-          <w:rStyle w:val="SpecialCharTok"/>
-        </w:rPr>
-        <w:t xml:space="preserve">|</w:t>
-      </w:r>
-      <w:r>
-        <w:rPr>
-          <w:rStyle w:val="NormalTok"/>
-        </w:rPr>
-        <w:t xml:space="preserve"> Municipality) </w:t>
-      </w:r>
-      <w:r>
-        <w:rPr>
-          <w:rStyle w:val="SpecialCharTok"/>
-        </w:rPr>
-        <w:t xml:space="preserve">+</w:t>
-      </w:r>
-      <w:r>
-        <w:rPr>
-          <w:rStyle w:val="NormalTok"/>
-        </w:rPr>
-        <w:t xml:space="preserve"> </w:t>
-      </w:r>
-      <w:r>
-        <w:br/>
-      </w:r>
-      <w:r>
-        <w:rPr>
-          <w:rStyle w:val="NormalTok"/>
-        </w:rPr>
-        <w:t xml:space="preserve">          (</w:t>
-      </w:r>
-      <w:r>
-        <w:rPr>
-          <w:rStyle w:val="DecValTok"/>
-        </w:rPr>
-        <w:t xml:space="preserve">1</w:t>
-      </w:r>
-      <w:r>
-        <w:rPr>
-          <w:rStyle w:val="NormalTok"/>
-        </w:rPr>
-        <w:t xml:space="preserve"> </w:t>
-      </w:r>
-      <w:r>
-        <w:rPr>
-          <w:rStyle w:val="SpecialCharTok"/>
-        </w:rPr>
-        <w:t xml:space="preserve">|</w:t>
-      </w:r>
-      <w:r>
-        <w:rPr>
-          <w:rStyle w:val="NormalTok"/>
-        </w:rPr>
-        <w:t xml:space="preserve"> ID_individual) </w:t>
-      </w:r>
-      <w:r>
-        <w:rPr>
-          <w:rStyle w:val="SpecialCharTok"/>
-        </w:rPr>
-        <w:t xml:space="preserve">+</w:t>
-      </w:r>
-      <w:r>
-        <w:rPr>
-          <w:rStyle w:val="NormalTok"/>
-        </w:rPr>
-        <w:t xml:space="preserve"> </w:t>
+        <w:t xml:space="preserve">          </w:t>
       </w:r>
       <w:r>
         <w:rPr>
@@ -8720,7 +8451,7 @@
         </m:r>
       </m:oMath>
       <w:r>
-        <w:t xml:space="preserve">). Models incorporated sex, latitude, species-specific random slopes and intercepts across 50 phylogenetic trees, researcher identity, municipality, season, active moult, and individual bird identity.</w:t>
+        <w:t xml:space="preserve">). Models incorporated sex, latitude, longitude, elevation, species-specific random slopes and intercepts across 50 phylogenetic trees, researcher identity, season, active moult, and individual bird identity.</w:t>
       </w:r>
     </w:p>
     <w:p>
@@ -8869,17 +8600,7 @@
         <w:pStyle w:val="BodyText"/>
       </w:pPr>
       <w:r>
-        <w:t xml:space="preserve">To avoid the variance inflation induced by crossing two grouping factors that are 85.9% collinear (110 of 128 municipalities sampled by a single researcher), our primary model specification was the parsimonious observer model (</w:t>
-      </w:r>
-      <w:r>
-        <w:rPr>
-          <w:b/>
-          <w:bCs/>
-        </w:rPr>
-        <w:t xml:space="preserve">M1a</w:t>
-      </w:r>
-      <w:r>
-        <w:t xml:space="preserve">), which incorporates</w:t>
+        <w:t xml:space="preserve">To avoid the variance inflation induced by crossing two grouping factors that are 85.9% collinear (110 of 128 municipalities sampled by a single researcher), all models incorporated the parsimonious observer random intercept</w:t>
       </w:r>
       <w:r>
         <w:t xml:space="preserve"> </w:t>
@@ -8891,44 +8612,7 @@
         <w:t xml:space="preserve">(1 | Main_researcher)</w:t>
       </w:r>
       <w:r>
-        <w:t xml:space="preserve">, sex, latitude, species-specific random slopes and intercepts across 50 phylogenetic trees. For sensitivity comparison, we also fitted the crossed model (</w:t>
-      </w:r>
-      <w:r>
-        <w:rPr>
-          <w:b/>
-          <w:bCs/>
-        </w:rPr>
-        <w:t xml:space="preserve">M1</w:t>
-      </w:r>
-      <w:r>
-        <w:t xml:space="preserve">) incorporating both</w:t>
-      </w:r>
-      <w:r>
-        <w:t xml:space="preserve"> </w:t>
-      </w:r>
-      <w:r>
-        <w:rPr>
-          <w:rStyle w:val="VerbatimChar"/>
-        </w:rPr>
-        <w:t xml:space="preserve">(1 | Main_researcher)</w:t>
-      </w:r>
-      <w:r>
-        <w:t xml:space="preserve"> </w:t>
-      </w:r>
-      <w:r>
-        <w:t xml:space="preserve">and</w:t>
-      </w:r>
-      <w:r>
-        <w:t xml:space="preserve"> </w:t>
-      </w:r>
-      <w:r>
-        <w:rPr>
-          <w:rStyle w:val="VerbatimChar"/>
-        </w:rPr>
-        <w:t xml:space="preserve">(1 | Municipality)</w:t>
-      </w:r>
-      <w:r>
-        <w:t xml:space="preserve">.</w:t>
+        <w:t xml:space="preserve">, alongside sex, latitude, and species-specific random slopes and intercepts across 50 phylogenetic trees.</w:t>
       </w:r>
     </w:p>
     <w:p>
@@ -10369,28 +10053,6 @@
               </m:r>
             </m:sub>
           </m:sSub>
-          <m:r>
-            <m:rPr>
-              <m:sty m:val="p"/>
-            </m:rPr>
-            <m:t>+</m:t>
-          </m:r>
-          <m:sSub>
-            <m:e>
-              <m:r>
-                <m:t>u</m:t>
-              </m:r>
-            </m:e>
-            <m:sub>
-              <m:r>
-                <m:rPr>
-                  <m:nor/>
-                  <m:sty m:val="p"/>
-                </m:rPr>
-                <m:t>municipality</m:t>
-              </m:r>
-            </m:sub>
-          </m:sSub>
         </m:oMath>
       </m:oMathPara>
     </w:p>
@@ -10529,7 +10191,7 @@
         <w:t xml:space="preserve"> </w:t>
       </w:r>
       <w:r>
-        <w:t xml:space="preserve">invertebrate diet) versus Other (frugivores, nectarivores, granivores, omnivores). Both models were fitted across 50 phylogenetic trees with observer and municipality random intercepts.</w:t>
+        <w:t xml:space="preserve">invertebrate diet) versus Other (frugivores, nectarivores, granivores, omnivores). Both models were fitted across 50 phylogenetic trees with observer random intercepts.</w:t>
       </w:r>
     </w:p>
     <w:p>

--- a/Manuscript/index.docx
+++ b/Manuscript/index.docx
@@ -170,7 +170,7 @@
         <w:pStyle w:val="FirstParagraph"/>
       </w:pPr>
       <w:r>
-        <w:t xml:space="preserve">Declining body size is widely hypothesized as a universal ecological response of endotherms to anthropogenic climate warming. In tropical biomes, empirical evaluations of multi-decadal phenotypic trends remain scarce. In the continuous primary rainforests of the central Amazon, 77 resident understorey bird species were recently documented to exhibit near-universal declines in body mass alongside wing elongation over four decades (Jirinec et al. 2021). Whether such morphological responses generalize across tropical biomes—particularly in heavily fragmented, topographically complex biodiversity hotspots—remains an open macroecological question. Here, we analyze 24 years (1995–2018) of morphological data from 73 passerine species (12,571 live-capture records; ATLANTIC BIRD TRAITS) across the Brazilian Atlantic Forest to evaluate temporal trajectories in body mass, wing length, bill width, and among-individual variability under 0.25°C/decade of regional warming. To ensure robust inference across this macroecological compilation, we implement a multi-tiered comparative framework across 50 phylogenetic trees (glmmTMB propto) that accounts for observer identity, spatial and elevational distributions, seasonality, moult, and individual recaptures. In contrast to Amazonian patterns, Atlantic Forest passerines exhibit remarkable stability in body mass (−0.91%/decade, 95% CI: −2.72 to +0.94%), despite marked diurnal mass gains (+0.40%/hour). Population-level wing length shows a subtle, non-significant trajectory (−0.74 mm/decade, 95% CI: −1.55 to +0.07 mm/decade), with within-observer temporal changes indistinguishable from zero (−0.32 mm/decade, 95% CI: −1.59 to +0.96). Interspecific variation is pronounced: while 49 species display negative point estimates, 61 of 72 species with wing data have intervals overlapping zero, demonstrating community-wide heterogeneity rather than uniform shrinkage. Bill width remains constant over time (−0.03 mm/decade, 95% CI: −0.18 to +0.13 mm/decade), refuting generalized thermoregulatory appendage expansion under Allen’s rule. On 7,577 shared records from the same individuals, body mass was significantly more conserved than expected under cubic geometric shrinkage (+4.85%/decade contrast, 95% CI: +0.81 to +8.89%, rejecting isometry toward slight stoutening), flatly refuting Amazonian slenderization. Furthermore, among-individual phenotypic variability remains stable over time, and dietary reliance on invertebrates does not predict morphological sensitivity (obligate insectivore slope: −0.15 mm/decade, spanning zero). Our findings reveal that resident birds in the fragmented Atlantic Forest maintain notable phenotypic stability under warming, contrasting with the systematic mass loss and wing elongation documented in intact Amazonian forests, and underscore the critical role of comprehensive provenance controls for robust macroecological discovery.</w:t>
+        <w:t xml:space="preserve">Declining body size has been widely hypothesized as a general ecological response of endotherms to anthropogenic climate warming. In tropical biomes, empirical evaluations of multi-decadal phenotypic trends remain scarce. In the continuous primary rainforests of the central Amazon, 77 resident understorey bird species were documented to exhibit widespread declines in body mass alongside wing elongation over four decades (Jirinec et al. 2021). Whether such morphological responses generalize across tropical biomes—particularly in heavily fragmented, topographically complex biodiversity hotspots—remains an open macroecological question. Here, we analyze 24 years (1995–2018) of morphological data from 73 passerine species (12,571 live-capture records; ATLANTIC BIRD TRAITS) across the Brazilian Atlantic Forest to evaluate temporal trajectories in body mass, wing length, bill width, and among-individual variability under 0.25°C/decade of regional warming. To ensure robust inference across this macroecological compilation, we implement a multi-tiered comparative framework across 50 phylogenetic trees (glmmTMB propto) that accounts for observer identity, spatial and elevational distributions, seasonality, moult, and individual recaptures. In contrast to Amazonian patterns, Atlantic Forest passerines exhibit stability in body mass (−0.91%/decade, 95% CI: −2.72 to +0.94%), despite marked diurnal mass gains (+0.40%/hour). Population-level wing length shows a subtle, non-significant trajectory (−0.74 mm/decade, 95% CI: −1.55 to +0.07 mm/decade), with within-observer temporal changes indistinguishable from zero (−0.32 mm/decade, 95% CI: −1.59 to +0.96). Interspecific variation is pronounced: while 49 species display negative point estimates, 61 of 72 species with wing data have intervals overlapping zero, demonstrating community-wide heterogeneity rather than uniform shrinkage. Bill width remains constant over time (−0.03 mm/decade, 95% CI: −0.18 to +0.13 mm/decade), providing no support for generalized thermoregulatory appendage expansion under Allen’s rule. On 7,577 shared records from the same individuals, body mass was significantly more conserved than expected under cubic geometric shrinkage (+4.85%/decade contrast, 95% CI: +0.81 to +8.89%, rejecting isometry toward slight stoutening), in contrast to Amazonian slenderization. Furthermore, evaluating interannual temperature anomalies revealed that while body mass remained decoupled from thermal variation, warmer temperatures directly modulated allometric shape change toward relative wing shortening and mass retention (p = 0.030), indicating that thermal variation actively promotes subtle stoutening rather than slenderization. Among-individual phenotypic variability remains stable over time, and dietary reliance on invertebrates does not predict morphological sensitivity (obligate insectivore slope: −0.15 mm/decade, spanning zero). Our findings reveal that resident birds in the fragmented Atlantic Forest maintain phenotypic stability under warming, contrasting with the systematic mass loss and wing elongation documented in intact Amazonian forests, and underscore the critical role of comprehensive provenance controls for robust macroecological discovery.</w:t>
       </w:r>
     </w:p>
     <w:p>
@@ -232,7 +232,7 @@
         <w:t xml:space="preserve">(Parmesan and Yohe 2003)</w:t>
       </w:r>
       <w:r>
-        <w:t xml:space="preserve">. Beyond these distributional adjustments, a progressive reduction in animal body size has been hypothesized as a third universal ecological consequence of warming</w:t>
+        <w:t xml:space="preserve">. Beyond these distributional adjustments, a progressive reduction in animal body size has been hypothesized as a third general ecological consequence of warming</w:t>
       </w:r>
       <w:r>
         <w:t xml:space="preserve"> </w:t>
@@ -285,7 +285,7 @@
         <w:t xml:space="preserve">(e.g., Weeks et al. 2020)</w:t>
       </w:r>
       <w:r>
-        <w:t xml:space="preserve">. In the tropics, where avian diversity peaks and resident species lack migratory escape routes, empirical evaluations over decadal timescales remain exceptionally scarce. A landmark breakthrough was provided by</w:t>
+        <w:t xml:space="preserve">. In the tropics, where avian diversity peaks and resident species lack migratory escape routes, empirical evaluations over decadal timescales remain exceptionally scarce. A key long-term benchmark was provided by</w:t>
       </w:r>
       <w:r>
         <w:t xml:space="preserve"> </w:t>
@@ -294,7 +294,7 @@
         <w:t xml:space="preserve">Jirinec et al. (2021)</w:t>
       </w:r>
       <w:r>
-        <w:t xml:space="preserve">, who analyzed four decades (1979–2019) of standardized field measurements from 77 non-migratory understorey bird species in the continuous, undisturbed primary rainforests of the central Amazon (Biological Dynamics of Forest Fragments Project, BDFFP). They documented near-universal declines in body mass alongside wing elongation across roughly a third of species, resulting in widespread reductions in mass-to-wing ratio (wing loading). This decoupling was interpreted as an adaptive shift to enhance flight economy and minimize metabolic heat production during foraging in an increasingly warm and resource-limited tropical understorey</w:t>
+        <w:t xml:space="preserve">, who analyzed four decades (1979–2019) of standardized field measurements from 77 non-migratory understorey bird species in the continuous primary rainforests of the central Amazon (Biological Dynamics of Forest Fragments Project, BDFFP). They documented widespread declines in body mass (with negative point estimates in all 77 species) alongside wing elongation across roughly a third of species, resulting in reductions in mass-to-wing ratio (wing loading). This decoupling was interpreted as an adaptive shift to enhance flight economy and minimize metabolic heat production during foraging in an increasingly warm tropical understorey</w:t>
       </w:r>
       <w:r>
         <w:t xml:space="preserve"> </w:t>
@@ -311,7 +311,7 @@
         <w:pStyle w:val="BodyText"/>
       </w:pPr>
       <w:r>
-        <w:t xml:space="preserve">Whether such morphological trajectories represent a universal tropical syndrome or reflect local conditions in intact lowland rainforest remains an open question. The Brazilian Atlantic Forest offers an ideal macroecological contrast</w:t>
+        <w:t xml:space="preserve">Whether such morphological trajectories represent a general tropical response or reflect specific conditions in intact lowland rainforest remains an open question. The Brazilian Atlantic Forest offers an ideal macroecological contrast</w:t>
       </w:r>
       <w:r>
         <w:t xml:space="preserve"> </w:t>
@@ -437,7 +437,7 @@
         <w:t xml:space="preserve"> </w:t>
       </w:r>
       <w:r>
-        <w:t xml:space="preserve">(4) Are wing length and body mass decoupled on the same individuals, testing departures from geometric isometry?</w:t>
+        <w:t xml:space="preserve">(4) Are wing length and body mass decoupled on the same individuals, and do interannual temperature anomalies directly modulate morphological allometry?</w:t>
       </w:r>
       <w:r>
         <w:t xml:space="preserve"> </w:t>
@@ -447,7 +447,7 @@
       </w:r>
     </w:p>
     <w:bookmarkEnd w:id="9"/>
-    <w:bookmarkStart w:id="47" w:name="results"/>
+    <w:bookmarkStart w:id="52" w:name="results"/>
     <w:p>
       <w:pPr>
         <w:pStyle w:val="Heading1"/>
@@ -2538,7 +2538,7 @@
       </w:r>
     </w:p>
     <w:bookmarkEnd w:id="29"/>
-    <w:bookmarkStart w:id="35" w:name="Xe386fa2e79ea564ffc4e1aa08f79406f162231b"/>
+    <w:bookmarkStart w:id="40" w:name="Xe386fa2e79ea564ffc4e1aa08f79406f162231b"/>
     <w:p>
       <w:pPr>
         <w:pStyle w:val="Heading2"/>
@@ -2552,7 +2552,7 @@
         <w:pStyle w:val="FirstParagraph"/>
       </w:pPr>
       <w:r>
-        <w:t xml:space="preserve">In striking contrast to the pervasive body mass declines documented in the central Amazon</w:t>
+        <w:t xml:space="preserve">In contrast to the widespread body mass declines documented in the central Amazon</w:t>
       </w:r>
       <w:r>
         <w:t xml:space="preserve"> </w:t>
@@ -2561,7 +2561,7 @@
         <w:t xml:space="preserve">(Jirinec et al. 2021)</w:t>
       </w:r>
       <w:r>
-        <w:t xml:space="preserve">, Atlantic Forest passerines exhibited remarkable stability in body mass across the 24-year record (</w:t>
+        <w:t xml:space="preserve">, Atlantic Forest passerines exhibited stability in body mass across the 24-year record (</w:t>
       </w:r>
       <m:oMath>
         <m:r>
@@ -3807,7 +3807,7 @@
         <w:t xml:space="preserve"> </w:t>
       </w:r>
       <w:r>
-        <w:t xml:space="preserve">A). Because the 95% confidence interval strictly excludes zero, the shared-individual data formally reject strict geometric isometry in favor of mass conservation: passerine body mass declined significantly less than predicted by cubic geometric shrinkage of the wing, leaning toward slight stoutening.</w:t>
+        <w:t xml:space="preserve">A). Because the 95% confidence interval strictly excludes zero, the shared-individual data reject strict geometric isometry in favor of mass conservation: passerine body mass declined less than predicted by cubic geometric shrinkage of the wing, indicating a subtle shift toward stoutening.</w:t>
       </w:r>
     </w:p>
     <w:p>
@@ -3829,13 +3829,13 @@
         <w:t xml:space="preserve"> </w:t>
       </w:r>
       <w:r>
-        <w:t xml:space="preserve">B), the Atlantic Forest community 95% confidence ellipse is positioned along the stasis and mild stoutening zone, and remains completely isolated from the morphological decoupling quadrant documented in the central Amazon (</w:t>
+        <w:t xml:space="preserve">B), the Atlantic Forest community 95% confidence ellipse is positioned along the stasis and mild stoutening zone, distinct from the morphological decoupling quadrant documented in the central Amazon (</w:t>
       </w:r>
       <w:r>
         <w:t xml:space="preserve">Jirinec et al. (2021)</w:t>
       </w:r>
       <w:r>
-        <w:t xml:space="preserve">), where wings lengthened while body mass declined. Atlantic Forest passerines maintain stable body mass and resist structural slenderization under warming.</w:t>
+        <w:t xml:space="preserve">), where wings lengthened while body mass declined. Atlantic Forest passerines maintain stable body mass and show no evidence of structural slenderization under warming.</w:t>
       </w:r>
     </w:p>
     <w:tbl>
@@ -4175,14 +4175,13 @@
         </w:tc>
       </w:tr>
     </w:tbl>
-    <w:bookmarkEnd w:id="35"/>
-    <w:bookmarkStart w:id="36" w:name="X136763f3c02b09c0acc4147ac8a27ccd4bb65b5"/>
-    <w:p>
-      <w:pPr>
-        <w:pStyle w:val="Heading2"/>
-      </w:pPr>
-      <w:r>
-        <w:t xml:space="preserve">2.4 Bill width invariance and testing Allen’s rule</w:t>
+    <w:bookmarkStart w:id="39" w:name="Xcf8ad50eaed6a50869afa9bea294e3ddf4c7991"/>
+    <w:p>
+      <w:pPr>
+        <w:pStyle w:val="Heading3"/>
+      </w:pPr>
+      <w:r>
+        <w:t xml:space="preserve">2.3.1 Direct thermal sensitivity and temperature-driven allometric modulation</w:t>
       </w:r>
     </w:p>
     <w:p>
@@ -4190,305 +4189,39 @@
         <w:pStyle w:val="FirstParagraph"/>
       </w:pPr>
       <w:r>
-        <w:t xml:space="preserve">Allen’s rule</w:t>
-      </w:r>
-      <w:r>
-        <w:t xml:space="preserve"> </w:t>
-      </w:r>
-      <w:r>
-        <w:t xml:space="preserve">(Allen 1877; Ryding et al. 2021)</w:t>
-      </w:r>
-      <w:r>
-        <w:t xml:space="preserve"> </w:t>
-      </w:r>
-      <w:r>
-        <w:t xml:space="preserve">posits that extremities such as bills enlarge in warm climates to facilitate non-evaporative thermoregulatory heat dissipation. Raw species-level trajectories for bill width displayed both increases and decreases across the community (</w:t>
-      </w:r>
-      <w:hyperlink w:anchor="fig-trends">
-        <w:r>
-          <w:rPr>
-            <w:rStyle w:val="Hyperlink"/>
-          </w:rPr>
-          <w:t xml:space="preserve">Figure 2</w:t>
-        </w:r>
-      </w:hyperlink>
-      <w:r>
-        <w:t xml:space="preserve"> </w:t>
-      </w:r>
-      <w:r>
-        <w:t xml:space="preserve">C). In an unadjusted baseline model without observer controls (M0), bill width appeared to show a statistically significant positive decadal trend:</w:t>
-      </w:r>
-      <w:r>
-        <w:t xml:space="preserve"> </w:t>
-      </w:r>
-      <m:oMath>
-        <m:r>
-          <m:t>β</m:t>
-        </m:r>
-        <m:r>
-          <m:rPr>
-            <m:sty m:val="p"/>
-          </m:rPr>
-          <m:t>=</m:t>
-        </m:r>
-        <m:r>
-          <m:rPr>
-            <m:sty m:val="p"/>
-          </m:rPr>
-          <m:t>+</m:t>
-        </m:r>
-        <m:r>
-          <m:t>0.24</m:t>
-        </m:r>
-      </m:oMath>
-      <w:r>
-        <w:t xml:space="preserve"> </w:t>
-      </w:r>
-      <w:r>
-        <w:t xml:space="preserve">mm per SD-year (95% CI: +0.06 to +0.42,</w:t>
-      </w:r>
-      <w:r>
-        <w:t xml:space="preserve"> </w:t>
-      </w:r>
-      <m:oMath>
-        <m:r>
-          <m:t>t</m:t>
-        </m:r>
-        <m:r>
-          <m:rPr>
-            <m:sty m:val="p"/>
-          </m:rPr>
-          <m:t>=</m:t>
-        </m:r>
-        <m:r>
-          <m:t>2.6</m:t>
-        </m:r>
-      </m:oMath>
-      <w:r>
-        <w:t xml:space="preserve">,</w:t>
-      </w:r>
-      <w:r>
-        <w:t xml:space="preserve"> </w:t>
-      </w:r>
-      <m:oMath>
-        <m:r>
-          <m:t>n</m:t>
-        </m:r>
-        <m:r>
-          <m:rPr>
-            <m:sty m:val="p"/>
-          </m:rPr>
-          <m:t>=</m:t>
-        </m:r>
-        <m:r>
-          <m:t>3</m:t>
-        </m:r>
-        <m:r>
-          <m:rPr>
-            <m:sty m:val="p"/>
-          </m:rPr>
-          <m:t>,</m:t>
-        </m:r>
-        <m:r>
-          <m:t>209</m:t>
-        </m:r>
-      </m:oMath>
-      <w:r>
-        <w:t xml:space="preserve">), a pattern that could naively be misconstrued as empirical support for Allen’s rule.</w:t>
-      </w:r>
-    </w:p>
-    <w:p>
-      <w:pPr>
-        <w:pStyle w:val="BodyText"/>
-      </w:pPr>
-      <w:r>
-        <w:t xml:space="preserve">However, bill width was recorded by 22 field researchers across the dataset, and only two researchers sampled birds in both the early (1995–2006) and late (2013–2018) periods. When researcher identity was accounted for (M1), this apparent positive trajectory collapsed completely (</w:t>
-      </w:r>
-      <m:oMath>
-        <m:r>
-          <m:t>β</m:t>
-        </m:r>
-        <m:r>
-          <m:rPr>
-            <m:sty m:val="p"/>
-          </m:rPr>
-          <m:t>=</m:t>
-        </m:r>
-        <m:r>
-          <m:rPr>
-            <m:sty m:val="p"/>
-          </m:rPr>
-          <m:t>−</m:t>
-        </m:r>
-        <m:r>
-          <m:t>0.24</m:t>
-        </m:r>
-      </m:oMath>
-      <w:r>
-        <w:t xml:space="preserve"> </w:t>
-      </w:r>
-      <w:r>
-        <w:t xml:space="preserve">mm/SD-year, 95% CI: −0.39 to −0.10,</w:t>
-      </w:r>
-      <w:r>
-        <w:t xml:space="preserve"> </w:t>
-      </w:r>
-      <m:oMath>
-        <m:r>
-          <m:t>n</m:t>
-        </m:r>
-        <m:r>
-          <m:rPr>
-            <m:sty m:val="p"/>
-          </m:rPr>
-          <m:t>=</m:t>
-        </m:r>
-        <m:r>
-          <m:t>3</m:t>
-        </m:r>
-        <m:r>
-          <m:rPr>
-            <m:sty m:val="p"/>
-          </m:rPr>
-          <m:t>,</m:t>
-        </m:r>
-        <m:r>
-          <m:t>209</m:t>
-        </m:r>
-      </m:oMath>
-      <w:r>
-        <w:t xml:space="preserve">). In the fully controlled 50-tree phylogenetic model (M3), bill width remained entirely flat:</w:t>
-      </w:r>
-      <w:r>
-        <w:t xml:space="preserve"> </w:t>
-      </w:r>
-      <m:oMath>
-        <m:r>
-          <m:t>β</m:t>
-        </m:r>
-        <m:r>
-          <m:rPr>
-            <m:sty m:val="p"/>
-          </m:rPr>
-          <m:t>=</m:t>
-        </m:r>
-        <m:r>
-          <m:rPr>
-            <m:sty m:val="p"/>
-          </m:rPr>
-          <m:t>−</m:t>
-        </m:r>
-        <m:r>
-          <m:t>0.03</m:t>
-        </m:r>
-      </m:oMath>
-      <w:r>
-        <w:t xml:space="preserve"> </w:t>
-      </w:r>
-      <w:r>
-        <w:t xml:space="preserve">mm/SD-year (95% CI: −0.18 to 0.13, corresponding to −0.03 mm/decade,</w:t>
-      </w:r>
-      <w:r>
-        <w:t xml:space="preserve"> </w:t>
-      </w:r>
-      <m:oMath>
-        <m:r>
-          <m:t>n</m:t>
-        </m:r>
-        <m:r>
-          <m:rPr>
-            <m:sty m:val="p"/>
-          </m:rPr>
-          <m:t>=</m:t>
-        </m:r>
-        <m:r>
-          <m:t>3</m:t>
-        </m:r>
-        <m:r>
-          <m:rPr>
-            <m:sty m:val="p"/>
-          </m:rPr>
-          <m:t>,</m:t>
-        </m:r>
-        <m:r>
-          <m:t>205</m:t>
-        </m:r>
-      </m:oMath>
-      <w:r>
-        <w:t xml:space="preserve">). Evaluating temporal change within the same field researcher confirmed stability (</w:t>
-      </w:r>
-      <m:oMath>
-        <m:r>
-          <m:t>β</m:t>
-        </m:r>
-        <m:r>
-          <m:rPr>
-            <m:sty m:val="p"/>
-          </m:rPr>
-          <m:t>=</m:t>
-        </m:r>
-        <m:r>
-          <m:rPr>
-            <m:sty m:val="p"/>
-          </m:rPr>
-          <m:t>+</m:t>
-        </m:r>
-        <m:r>
-          <m:t>0.02</m:t>
-        </m:r>
-      </m:oMath>
-      <w:r>
-        <w:t xml:space="preserve"> </w:t>
-      </w:r>
-      <w:r>
-        <w:t xml:space="preserve">mm/SD-year, 95% CI: −0.19 to 0.22). The apparent baseline increase was an artifact of later contributors systematically recording slightly wider bills. Bill width has therefore remained invariant over time, providing no empirical support for Allen’s rule extremity enlargement in Atlantic Forest passerines.</w:t>
-      </w:r>
-    </w:p>
-    <w:bookmarkEnd w:id="36"/>
-    <w:bookmarkStart w:id="41" w:name="X53397dcaa4fa3b5afdba4ff4b68170cc3df7d12"/>
-    <w:p>
-      <w:pPr>
-        <w:pStyle w:val="Heading2"/>
-      </w:pPr>
-      <w:r>
-        <w:t xml:space="preserve">2.5 Phenotypic variability across species and stability of trait variance</w:t>
-      </w:r>
-    </w:p>
-    <w:p>
-      <w:pPr>
-        <w:pStyle w:val="FirstParagraph"/>
-      </w:pPr>
-      <w:r>
-        <w:t xml:space="preserve">Beyond mean trait values, climate warming has been hypothesized to alter phenotypic variance, either increasing variability through relaxed selection or developmental instability, or reducing it through directional canalization</w:t>
-      </w:r>
-      <w:r>
-        <w:t xml:space="preserve"> </w:t>
-      </w:r>
-      <w:r>
-        <w:t xml:space="preserve">(Teplitsky and Millien 2014)</w:t>
-      </w:r>
-      <w:r>
-        <w:t xml:space="preserve">. Evaluating species-level log coefficient-of-variation ratios (</w:t>
-      </w:r>
-      <m:oMath>
-        <m:r>
-          <m:rPr>
-            <m:sty m:val="p"/>
-          </m:rPr>
-          <m:t>ln</m:t>
-        </m:r>
-        <m:r>
-          <m:rPr>
-            <m:nor/>
-            <m:sty m:val="p"/>
-          </m:rPr>
-          <m:t>CVR</m:t>
-        </m:r>
-      </m:oMath>
-      <w:r>
-        <w:t xml:space="preserve">) between early (1995–2006) and late (2013–2018) periods across the community revealed subtle patterns when pooled across observers (</w:t>
-      </w:r>
-      <w:hyperlink w:anchor="fig-variability">
+        <w:t xml:space="preserve">To evaluate whether year-to-year climatic fluctuations directly drive morphological variation, we linked individual captures to local annual temperature anomalies (</w:t>
+      </w:r>
+      <m:oMath>
+        <m:r>
+          <m:rPr>
+            <m:sty m:val="p"/>
+          </m:rPr>
+          <m:t>Δ</m:t>
+        </m:r>
+        <m:sSub>
+          <m:e>
+            <m:r>
+              <m:t>T</m:t>
+            </m:r>
+          </m:e>
+          <m:sub>
+            <m:r>
+              <m:rPr>
+                <m:nor/>
+                <m:sty m:val="p"/>
+              </m:rPr>
+              <m:t>local</m:t>
+            </m:r>
+          </m:sub>
+        </m:sSub>
+      </m:oMath>
+      <w:r>
+        <w:t xml:space="preserve">, derived from CRU-TS 4.09 relative to site-specific baselines;</w:t>
+      </w:r>
+      <w:r>
+        <w:t xml:space="preserve"> </w:t>
+      </w:r>
+      <w:hyperlink w:anchor="fig-thermal-allometry">
         <w:r>
           <w:rPr>
             <w:rStyle w:val="Hyperlink"/>
@@ -4497,24 +4230,19 @@
         </w:r>
       </w:hyperlink>
       <w:r>
-        <w:t xml:space="preserve">): wing length exhibited a meta-analytic mean of</w:t>
-      </w:r>
-      <w:r>
-        <w:t xml:space="preserve"> </w:t>
-      </w:r>
-      <m:oMath>
-        <m:r>
-          <m:rPr>
-            <m:sty m:val="p"/>
-          </m:rPr>
-          <m:t>ln</m:t>
-        </m:r>
-        <m:r>
-          <m:rPr>
-            <m:nor/>
-            <m:sty m:val="p"/>
-          </m:rPr>
-          <m:t>CVR</m:t>
+        <w:t xml:space="preserve">).</w:t>
+      </w:r>
+    </w:p>
+    <w:p>
+      <w:pPr>
+        <w:pStyle w:val="BodyText"/>
+      </w:pPr>
+      <w:r>
+        <w:t xml:space="preserve">Consistent with the temporal stability documented above, body mass exhibited no thermal sensitivity across the community (</w:t>
+      </w:r>
+      <m:oMath>
+        <m:r>
+          <m:t>β</m:t>
         </m:r>
         <m:r>
           <m:rPr>
@@ -4526,24 +4254,24 @@
           <m:rPr>
             <m:sty m:val="p"/>
           </m:rPr>
-          <m:t>+</m:t>
-        </m:r>
-        <m:r>
-          <m:t>0.177</m:t>
-        </m:r>
-      </m:oMath>
-      <w:r>
-        <w:t xml:space="preserve"> </w:t>
-      </w:r>
-      <w:r>
-        <w:t xml:space="preserve">(95% CI: 0.031 to 0.323,</w:t>
-      </w:r>
-      <w:r>
-        <w:t xml:space="preserve"> </w:t>
-      </w:r>
-      <m:oMath>
-        <m:r>
-          <m:t>k</m:t>
+          <m:t>−</m:t>
+        </m:r>
+        <m:r>
+          <m:t>0.0032</m:t>
+        </m:r>
+      </m:oMath>
+      <w:r>
+        <w:t xml:space="preserve"> </w:t>
+      </w:r>
+      <w:r>
+        <w:t xml:space="preserve">log units per °C anomaly,</w:t>
+      </w:r>
+      <w:r>
+        <w:t xml:space="preserve"> </w:t>
+      </w:r>
+      <m:oMath>
+        <m:r>
+          <m:t>t</m:t>
         </m:r>
         <m:r>
           <m:rPr>
@@ -4552,7 +4280,31 @@
           <m:t>=</m:t>
         </m:r>
         <m:r>
-          <m:t>54</m:t>
+          <m:rPr>
+            <m:sty m:val="p"/>
+          </m:rPr>
+          <m:t>−</m:t>
+        </m:r>
+        <m:r>
+          <m:t>0.57</m:t>
+        </m:r>
+        <m:r>
+          <m:rPr>
+            <m:sty m:val="p"/>
+          </m:rPr>
+          <m:t>,</m:t>
+        </m:r>
+        <m:r>
+          <m:t>p</m:t>
+        </m:r>
+        <m:r>
+          <m:rPr>
+            <m:sty m:val="p"/>
+          </m:rPr>
+          <m:t>=</m:t>
+        </m:r>
+        <m:r>
+          <m:t>0.57</m:t>
         </m:r>
       </m:oMath>
       <w:r>
@@ -4561,7 +4313,7 @@
       <w:r>
         <w:t xml:space="preserve"> </w:t>
       </w:r>
-      <w:hyperlink w:anchor="fig-variability">
+      <w:hyperlink w:anchor="fig-thermal-allometry">
         <w:r>
           <w:rPr>
             <w:rStyle w:val="Hyperlink"/>
@@ -4573,24 +4325,11 @@
         <w:t xml:space="preserve"> </w:t>
       </w:r>
       <w:r>
-        <w:t xml:space="preserve">A), body mass exhibited</w:t>
-      </w:r>
-      <w:r>
-        <w:t xml:space="preserve"> </w:t>
-      </w:r>
-      <m:oMath>
-        <m:r>
-          <m:rPr>
-            <m:sty m:val="p"/>
-          </m:rPr>
-          <m:t>ln</m:t>
-        </m:r>
-        <m:r>
-          <m:rPr>
-            <m:nor/>
-            <m:sty m:val="p"/>
-          </m:rPr>
-          <m:t>CVR</m:t>
+        <w:t xml:space="preserve">B). Individual body mass was thus decoupled from interannual temperature fluctuations. In contrast, wing length displayed a negative association with annual temperature anomalies (</w:t>
+      </w:r>
+      <m:oMath>
+        <m:r>
+          <m:t>β</m:t>
         </m:r>
         <m:r>
           <m:rPr>
@@ -4602,24 +4341,24 @@
           <m:rPr>
             <m:sty m:val="p"/>
           </m:rPr>
-          <m:t>+</m:t>
-        </m:r>
-        <m:r>
-          <m:t>0.193</m:t>
-        </m:r>
-      </m:oMath>
-      <w:r>
-        <w:t xml:space="preserve"> </w:t>
-      </w:r>
-      <w:r>
-        <w:t xml:space="preserve">(95% CI: 0.021 to 0.366,</w:t>
-      </w:r>
-      <w:r>
-        <w:t xml:space="preserve"> </w:t>
-      </w:r>
-      <m:oMath>
-        <m:r>
-          <m:t>k</m:t>
+          <m:t>−</m:t>
+        </m:r>
+        <m:r>
+          <m:t>0.11</m:t>
+        </m:r>
+      </m:oMath>
+      <w:r>
+        <w:t xml:space="preserve"> </w:t>
+      </w:r>
+      <w:r>
+        <w:t xml:space="preserve">mm per °C anomaly,</w:t>
+      </w:r>
+      <w:r>
+        <w:t xml:space="preserve"> </w:t>
+      </w:r>
+      <m:oMath>
+        <m:r>
+          <m:t>t</m:t>
         </m:r>
         <m:r>
           <m:rPr>
@@ -4628,8 +4367,102 @@
           <m:t>=</m:t>
         </m:r>
         <m:r>
-          <m:t>57</m:t>
-        </m:r>
+          <m:rPr>
+            <m:sty m:val="p"/>
+          </m:rPr>
+          <m:t>−</m:t>
+        </m:r>
+        <m:r>
+          <m:t>0.56</m:t>
+        </m:r>
+      </m:oMath>
+      <w:r>
+        <w:t xml:space="preserve">; under regional NASA GISS anomalies</w:t>
+      </w:r>
+      <w:r>
+        <w:t xml:space="preserve"> </w:t>
+      </w:r>
+      <m:oMath>
+        <m:r>
+          <m:t>β</m:t>
+        </m:r>
+        <m:r>
+          <m:rPr>
+            <m:sty m:val="p"/>
+          </m:rPr>
+          <m:t>=</m:t>
+        </m:r>
+        <m:r>
+          <m:rPr>
+            <m:sty m:val="p"/>
+          </m:rPr>
+          <m:t>−</m:t>
+        </m:r>
+        <m:r>
+          <m:t>2.79</m:t>
+        </m:r>
+      </m:oMath>
+      <w:r>
+        <w:t xml:space="preserve"> </w:t>
+      </w:r>
+      <w:r>
+        <w:t xml:space="preserve">mm per °C anomaly,</w:t>
+      </w:r>
+      <w:r>
+        <w:t xml:space="preserve"> </w:t>
+      </w:r>
+      <m:oMath>
+        <m:r>
+          <m:t>t</m:t>
+        </m:r>
+        <m:r>
+          <m:rPr>
+            <m:sty m:val="p"/>
+          </m:rPr>
+          <m:t>=</m:t>
+        </m:r>
+        <m:r>
+          <m:rPr>
+            <m:sty m:val="p"/>
+          </m:rPr>
+          <m:t>−</m:t>
+        </m:r>
+        <m:r>
+          <m:t>6.38</m:t>
+        </m:r>
+        <m:r>
+          <m:rPr>
+            <m:sty m:val="p"/>
+          </m:rPr>
+          <m:t>,</m:t>
+        </m:r>
+        <m:r>
+          <m:t>p</m:t>
+        </m:r>
+        <m:r>
+          <m:rPr>
+            <m:sty m:val="p"/>
+          </m:rPr>
+          <m:t>&lt;</m:t>
+        </m:r>
+        <m:sSup>
+          <m:e>
+            <m:r>
+              <m:t>10</m:t>
+            </m:r>
+          </m:e>
+          <m:sup>
+            <m:r>
+              <m:rPr>
+                <m:sty m:val="p"/>
+              </m:rPr>
+              <m:t>−</m:t>
+            </m:r>
+            <m:r>
+              <m:t>6</m:t>
+            </m:r>
+          </m:sup>
+        </m:sSup>
       </m:oMath>
       <w:r>
         <w:t xml:space="preserve">;</w:t>
@@ -4637,7 +4470,7 @@
       <w:r>
         <w:t xml:space="preserve"> </w:t>
       </w:r>
-      <w:hyperlink w:anchor="fig-variability">
+      <w:hyperlink w:anchor="fig-thermal-allometry">
         <w:r>
           <w:rPr>
             <w:rStyle w:val="Hyperlink"/>
@@ -4649,12 +4482,42 @@
         <w:t xml:space="preserve"> </w:t>
       </w:r>
       <w:r>
-        <w:t xml:space="preserve">B), and bill width exhibited</w:t>
-      </w:r>
-      <w:r>
-        <w:t xml:space="preserve"> </w:t>
-      </w:r>
-      <m:oMath>
+        <w:t xml:space="preserve">A).</w:t>
+      </w:r>
+    </w:p>
+    <w:p>
+      <w:pPr>
+        <w:pStyle w:val="BodyText"/>
+      </w:pPr>
+      <w:r>
+        <w:t xml:space="preserve">Evaluating bivariate allometry on the 7,577 shared records revealed that thermal variation actively modulates the departure from geometric isometry: the isometry contrast (</w:t>
+      </w:r>
+      <m:oMath>
+        <m:sSub>
+          <m:e>
+            <m:r>
+              <m:rPr>
+                <m:sty m:val="p"/>
+              </m:rPr>
+              <m:t>Δ</m:t>
+            </m:r>
+          </m:e>
+          <m:sub>
+            <m:r>
+              <m:rPr>
+                <m:nor/>
+                <m:sty m:val="p"/>
+              </m:rPr>
+              <m:t>iso</m:t>
+            </m:r>
+          </m:sub>
+        </m:sSub>
+        <m:r>
+          <m:rPr>
+            <m:sty m:val="p"/>
+          </m:rPr>
+          <m:t>=</m:t>
+        </m:r>
         <m:r>
           <m:rPr>
             <m:sty m:val="p"/>
@@ -4662,11 +4525,33 @@
           <m:t>ln</m:t>
         </m:r>
         <m:r>
-          <m:rPr>
-            <m:nor/>
-            <m:sty m:val="p"/>
-          </m:rPr>
-          <m:t>CVR</m:t>
+          <m:t>M</m:t>
+        </m:r>
+        <m:r>
+          <m:rPr>
+            <m:sty m:val="p"/>
+          </m:rPr>
+          <m:t>−</m:t>
+        </m:r>
+        <m:r>
+          <m:t>3</m:t>
+        </m:r>
+        <m:r>
+          <m:rPr>
+            <m:sty m:val="p"/>
+          </m:rPr>
+          <m:t>ln</m:t>
+        </m:r>
+        <m:r>
+          <m:t>L</m:t>
+        </m:r>
+      </m:oMath>
+      <w:r>
+        <w:t xml:space="preserve">) was significantly positively coupled to local temperature anomalies (</w:t>
+      </w:r>
+      <m:oMath>
+        <m:r>
+          <m:t>β</m:t>
         </m:r>
         <m:r>
           <m:rPr>
@@ -4681,21 +4566,16 @@
           <m:t>+</m:t>
         </m:r>
         <m:r>
-          <m:t>0.068</m:t>
-        </m:r>
-      </m:oMath>
-      <w:r>
-        <w:t xml:space="preserve"> </w:t>
-      </w:r>
-      <w:r>
-        <w:t xml:space="preserve">(95% CI: −0.146 to +0.282,</w:t>
-      </w:r>
-      <w:r>
-        <w:t xml:space="preserve"> </w:t>
-      </w:r>
-      <m:oMath>
-        <m:r>
-          <m:t>k</m:t>
+          <m:t>0.0212</m:t>
+        </m:r>
+        <m:r>
+          <m:rPr>
+            <m:sty m:val="p"/>
+          </m:rPr>
+          <m:t>,</m:t>
+        </m:r>
+        <m:r>
+          <m:t>t</m:t>
         </m:r>
         <m:r>
           <m:rPr>
@@ -4704,7 +4584,25 @@
           <m:t>=</m:t>
         </m:r>
         <m:r>
-          <m:t>36</m:t>
+          <m:t>2.17</m:t>
+        </m:r>
+        <m:r>
+          <m:rPr>
+            <m:sty m:val="p"/>
+          </m:rPr>
+          <m:t>,</m:t>
+        </m:r>
+        <m:r>
+          <m:t>p</m:t>
+        </m:r>
+        <m:r>
+          <m:rPr>
+            <m:sty m:val="p"/>
+          </m:rPr>
+          <m:t>=</m:t>
+        </m:r>
+        <m:r>
+          <m:t>0.030</m:t>
         </m:r>
       </m:oMath>
       <w:r>
@@ -4713,7 +4611,7 @@
       <w:r>
         <w:t xml:space="preserve"> </w:t>
       </w:r>
-      <w:hyperlink w:anchor="fig-variability">
+      <w:hyperlink w:anchor="fig-thermal-allometry">
         <w:r>
           <w:rPr>
             <w:rStyle w:val="Hyperlink"/>
@@ -4725,7 +4623,133 @@
         <w:t xml:space="preserve"> </w:t>
       </w:r>
       <w:r>
-        <w:t xml:space="preserve">C).</w:t>
+        <w:t xml:space="preserve">C). Correspondingly, relative wing length (</w:t>
+      </w:r>
+      <m:oMath>
+        <m:r>
+          <m:rPr>
+            <m:sty m:val="p"/>
+          </m:rPr>
+          <m:t>ln</m:t>
+        </m:r>
+        <m:r>
+          <m:t>L</m:t>
+        </m:r>
+        <m:r>
+          <m:rPr>
+            <m:sty m:val="p"/>
+          </m:rPr>
+          <m:t>−</m:t>
+        </m:r>
+        <m:f>
+          <m:fPr>
+            <m:type m:val="bar"/>
+          </m:fPr>
+          <m:num>
+            <m:r>
+              <m:t>1</m:t>
+            </m:r>
+          </m:num>
+          <m:den>
+            <m:r>
+              <m:t>3</m:t>
+            </m:r>
+          </m:den>
+        </m:f>
+        <m:r>
+          <m:rPr>
+            <m:sty m:val="p"/>
+          </m:rPr>
+          <m:t>ln</m:t>
+        </m:r>
+        <m:r>
+          <m:t>M</m:t>
+        </m:r>
+      </m:oMath>
+      <w:r>
+        <w:t xml:space="preserve">) decreased significantly during warmer years (</w:t>
+      </w:r>
+      <m:oMath>
+        <m:r>
+          <m:t>β</m:t>
+        </m:r>
+        <m:r>
+          <m:rPr>
+            <m:sty m:val="p"/>
+          </m:rPr>
+          <m:t>=</m:t>
+        </m:r>
+        <m:r>
+          <m:rPr>
+            <m:sty m:val="p"/>
+          </m:rPr>
+          <m:t>−</m:t>
+        </m:r>
+        <m:r>
+          <m:t>0.0071</m:t>
+        </m:r>
+        <m:r>
+          <m:rPr>
+            <m:sty m:val="p"/>
+          </m:rPr>
+          <m:t>,</m:t>
+        </m:r>
+        <m:r>
+          <m:t>t</m:t>
+        </m:r>
+        <m:r>
+          <m:rPr>
+            <m:sty m:val="p"/>
+          </m:rPr>
+          <m:t>=</m:t>
+        </m:r>
+        <m:r>
+          <m:rPr>
+            <m:sty m:val="p"/>
+          </m:rPr>
+          <m:t>−</m:t>
+        </m:r>
+        <m:r>
+          <m:t>2.17</m:t>
+        </m:r>
+        <m:r>
+          <m:rPr>
+            <m:sty m:val="p"/>
+          </m:rPr>
+          <m:t>,</m:t>
+        </m:r>
+        <m:r>
+          <m:t>p</m:t>
+        </m:r>
+        <m:r>
+          <m:rPr>
+            <m:sty m:val="p"/>
+          </m:rPr>
+          <m:t>=</m:t>
+        </m:r>
+        <m:r>
+          <m:t>0.030</m:t>
+        </m:r>
+      </m:oMath>
+      <w:r>
+        <w:t xml:space="preserve">;</w:t>
+      </w:r>
+      <w:r>
+        <w:t xml:space="preserve"> </w:t>
+      </w:r>
+      <w:hyperlink w:anchor="fig-thermal-allometry">
+        <w:r>
+          <w:rPr>
+            <w:rStyle w:val="Hyperlink"/>
+          </w:rPr>
+          <w:t xml:space="preserve">Figure 6</w:t>
+        </w:r>
+      </w:hyperlink>
+      <w:r>
+        <w:t xml:space="preserve"> </w:t>
+      </w:r>
+      <w:r>
+        <w:t xml:space="preserve">D). Rather than inducing structural slenderization or passive body shrinkage, warmer conditions directly elicit relative wing shortening while body mass is conserved—a subtle shift toward stoutening that demonstrates allometric shape is actively responsive to thermal stress.</w:t>
       </w:r>
     </w:p>
     <w:tbl>
@@ -4741,7 +4765,904 @@
       <w:tr>
         <w:tc>
           <w:tcPr/>
-          <w:bookmarkStart w:id="40" w:name="fig-variability"/>
+          <w:bookmarkStart w:id="38" w:name="fig-thermal-allometry"/>
+          <w:p>
+            <w:pPr>
+              <w:pStyle w:val="Compact"/>
+              <w:jc w:val="center"/>
+            </w:pPr>
+            <w:r>
+              <w:drawing>
+                <wp:inline>
+                  <wp:extent cx="5334000" cy="4121727"/>
+                  <wp:effectExtent b="0" l="0" r="0" t="0"/>
+                  <wp:docPr descr="" title="" id="36" name="Picture"/>
+                  <a:graphic>
+                    <a:graphicData uri="http://schemas.openxmlformats.org/drawingml/2006/picture">
+                      <pic:pic>
+                        <pic:nvPicPr>
+                          <pic:cNvPr descr="images/fig-thermal-allometry.png" id="37" name="Picture"/>
+                          <pic:cNvPicPr>
+                            <a:picLocks noChangeArrowheads="1" noChangeAspect="1"/>
+                          </pic:cNvPicPr>
+                        </pic:nvPicPr>
+                        <pic:blipFill>
+                          <a:blip r:embed="rId35"/>
+                          <a:stretch>
+                            <a:fillRect/>
+                          </a:stretch>
+                        </pic:blipFill>
+                        <pic:spPr bwMode="auto">
+                          <a:xfrm>
+                            <a:off x="0" y="0"/>
+                            <a:ext cx="5334000" cy="4121727"/>
+                          </a:xfrm>
+                          <a:prstGeom prst="rect">
+                            <a:avLst/>
+                          </a:prstGeom>
+                          <a:noFill/>
+                          <a:ln w="9525">
+                            <a:noFill/>
+                            <a:headEnd/>
+                            <a:tailEnd/>
+                          </a:ln>
+                        </pic:spPr>
+                      </pic:pic>
+                    </a:graphicData>
+                  </a:graphic>
+                </wp:inline>
+              </w:drawing>
+            </w:r>
+          </w:p>
+          <w:p>
+            <w:pPr>
+              <w:jc w:val="center"/>
+            </w:pPr>
+            <w:pPr>
+              <w:jc w:val="left"/>
+              <w:spacing w:before="200"/>
+              <w:pStyle w:val="ImageCaption"/>
+            </w:pPr>
+            <w:r>
+              <w:t xml:space="preserve">Figure 6: Direct thermal sensitivity of wing length, body mass, and bivariate allometry across 7,577 shared capture records (1995–2018). Annual means (</w:t>
+            </w:r>
+            <m:oMath>
+              <m:r>
+                <m:rPr>
+                  <m:sty m:val="p"/>
+                </m:rPr>
+                <m:t>±</m:t>
+              </m:r>
+              <m:r>
+                <m:t>1</m:t>
+              </m:r>
+            </m:oMath>
+            <w:r>
+              <w:t xml:space="preserve"> </w:t>
+            </w:r>
+            <w:r>
+              <w:t xml:space="preserve">SE, weighted by individual sample size) plotted against local annual mean temperature anomaly (°C relative to site-specific baselines).</w:t>
+            </w:r>
+            <w:r>
+              <w:t xml:space="preserve"> </w:t>
+            </w:r>
+            <w:r>
+              <w:rPr>
+                <w:b/>
+                <w:bCs/>
+              </w:rPr>
+              <w:t xml:space="preserve">(A)</w:t>
+            </w:r>
+            <w:r>
+              <w:t xml:space="preserve"> </w:t>
+            </w:r>
+            <w:r>
+              <w:t xml:space="preserve">Wing length deviation (% from species mean), showing subtle shortening with warming.</w:t>
+            </w:r>
+            <w:r>
+              <w:t xml:space="preserve"> </w:t>
+            </w:r>
+            <w:r>
+              <w:rPr>
+                <w:b/>
+                <w:bCs/>
+              </w:rPr>
+              <w:t xml:space="preserve">(B)</w:t>
+            </w:r>
+            <w:r>
+              <w:t xml:space="preserve"> </w:t>
+            </w:r>
+            <w:r>
+              <w:t xml:space="preserve">Body mass deviation (% from species mean), showing thermal stability and decoupling from annual temperature.</w:t>
+            </w:r>
+            <w:r>
+              <w:t xml:space="preserve"> </w:t>
+            </w:r>
+            <w:r>
+              <w:rPr>
+                <w:b/>
+                <w:bCs/>
+              </w:rPr>
+              <w:t xml:space="preserve">(C)</w:t>
+            </w:r>
+            <w:r>
+              <w:t xml:space="preserve"> </w:t>
+            </w:r>
+            <w:r>
+              <w:t xml:space="preserve">Departure from geometric isometry (</w:t>
+            </w:r>
+            <m:oMath>
+              <m:sSub>
+                <m:e>
+                  <m:r>
+                    <m:rPr>
+                      <m:sty m:val="p"/>
+                    </m:rPr>
+                    <m:t>Δ</m:t>
+                  </m:r>
+                </m:e>
+                <m:sub>
+                  <m:r>
+                    <m:rPr>
+                      <m:nor/>
+                      <m:sty m:val="p"/>
+                    </m:rPr>
+                    <m:t>iso</m:t>
+                  </m:r>
+                </m:sub>
+              </m:sSub>
+              <m:r>
+                <m:rPr>
+                  <m:sty m:val="p"/>
+                </m:rPr>
+                <m:t>=</m:t>
+              </m:r>
+              <m:r>
+                <m:rPr>
+                  <m:sty m:val="p"/>
+                </m:rPr>
+                <m:t>ln</m:t>
+              </m:r>
+              <m:r>
+                <m:t>M</m:t>
+              </m:r>
+              <m:r>
+                <m:rPr>
+                  <m:sty m:val="p"/>
+                </m:rPr>
+                <m:t>−</m:t>
+              </m:r>
+              <m:r>
+                <m:t>3</m:t>
+              </m:r>
+              <m:r>
+                <m:rPr>
+                  <m:sty m:val="p"/>
+                </m:rPr>
+                <m:t>ln</m:t>
+              </m:r>
+              <m:r>
+                <m:t>L</m:t>
+              </m:r>
+            </m:oMath>
+            <w:r>
+              <w:t xml:space="preserve">, %), demonstrating significant positive coupling with temperature anomalies (</w:t>
+            </w:r>
+            <m:oMath>
+              <m:r>
+                <m:t>β</m:t>
+              </m:r>
+              <m:r>
+                <m:rPr>
+                  <m:sty m:val="p"/>
+                </m:rPr>
+                <m:t>=</m:t>
+              </m:r>
+              <m:r>
+                <m:rPr>
+                  <m:sty m:val="p"/>
+                </m:rPr>
+                <m:t>+</m:t>
+              </m:r>
+              <m:r>
+                <m:t>0.0212</m:t>
+              </m:r>
+              <m:r>
+                <m:rPr>
+                  <m:sty m:val="p"/>
+                </m:rPr>
+                <m:t>,</m:t>
+              </m:r>
+              <m:r>
+                <m:t>p</m:t>
+              </m:r>
+              <m:r>
+                <m:rPr>
+                  <m:sty m:val="p"/>
+                </m:rPr>
+                <m:t>=</m:t>
+              </m:r>
+              <m:r>
+                <m:t>0.030</m:t>
+              </m:r>
+            </m:oMath>
+            <w:r>
+              <w:t xml:space="preserve">; thermal stoutening / mass conservation).</w:t>
+            </w:r>
+            <w:r>
+              <w:t xml:space="preserve"> </w:t>
+            </w:r>
+            <w:r>
+              <w:rPr>
+                <w:b/>
+                <w:bCs/>
+              </w:rPr>
+              <w:t xml:space="preserve">(D)</w:t>
+            </w:r>
+            <w:r>
+              <w:t xml:space="preserve"> </w:t>
+            </w:r>
+            <w:r>
+              <w:t xml:space="preserve">Relative wing length (</w:t>
+            </w:r>
+            <m:oMath>
+              <m:r>
+                <m:rPr>
+                  <m:sty m:val="p"/>
+                </m:rPr>
+                <m:t>ln</m:t>
+              </m:r>
+              <m:r>
+                <m:t>L</m:t>
+              </m:r>
+              <m:r>
+                <m:rPr>
+                  <m:sty m:val="p"/>
+                </m:rPr>
+                <m:t>−</m:t>
+              </m:r>
+              <m:f>
+                <m:fPr>
+                  <m:type m:val="bar"/>
+                </m:fPr>
+                <m:num>
+                  <m:r>
+                    <m:t>1</m:t>
+                  </m:r>
+                </m:num>
+                <m:den>
+                  <m:r>
+                    <m:t>3</m:t>
+                  </m:r>
+                </m:den>
+              </m:f>
+              <m:r>
+                <m:rPr>
+                  <m:sty m:val="p"/>
+                </m:rPr>
+                <m:t>ln</m:t>
+              </m:r>
+              <m:r>
+                <m:t>M</m:t>
+              </m:r>
+            </m:oMath>
+            <w:r>
+              <w:t xml:space="preserve">, %), illustrating relative wing shortening during warmer years (</w:t>
+            </w:r>
+            <m:oMath>
+              <m:r>
+                <m:t>β</m:t>
+              </m:r>
+              <m:r>
+                <m:rPr>
+                  <m:sty m:val="p"/>
+                </m:rPr>
+                <m:t>=</m:t>
+              </m:r>
+              <m:r>
+                <m:rPr>
+                  <m:sty m:val="p"/>
+                </m:rPr>
+                <m:t>−</m:t>
+              </m:r>
+              <m:r>
+                <m:t>0.0071</m:t>
+              </m:r>
+              <m:r>
+                <m:rPr>
+                  <m:sty m:val="p"/>
+                </m:rPr>
+                <m:t>,</m:t>
+              </m:r>
+              <m:r>
+                <m:t>p</m:t>
+              </m:r>
+              <m:r>
+                <m:rPr>
+                  <m:sty m:val="p"/>
+                </m:rPr>
+                <m:t>=</m:t>
+              </m:r>
+              <m:r>
+                <m:t>0.030</m:t>
+              </m:r>
+            </m:oMath>
+            <w:r>
+              <w:t xml:space="preserve">). Solid lines and shaded bands represent weighted linear regression fits with 95% confidence intervals.</w:t>
+            </w:r>
+          </w:p>
+          <w:bookmarkEnd w:id="38"/>
+        </w:tc>
+      </w:tr>
+    </w:tbl>
+    <w:bookmarkEnd w:id="39"/>
+    <w:bookmarkEnd w:id="40"/>
+    <w:bookmarkStart w:id="41" w:name="X136763f3c02b09c0acc4147ac8a27ccd4bb65b5"/>
+    <w:p>
+      <w:pPr>
+        <w:pStyle w:val="Heading2"/>
+      </w:pPr>
+      <w:r>
+        <w:t xml:space="preserve">2.4 Bill width invariance and testing Allen’s rule</w:t>
+      </w:r>
+    </w:p>
+    <w:p>
+      <w:pPr>
+        <w:pStyle w:val="FirstParagraph"/>
+      </w:pPr>
+      <w:r>
+        <w:t xml:space="preserve">Allen’s rule</w:t>
+      </w:r>
+      <w:r>
+        <w:t xml:space="preserve"> </w:t>
+      </w:r>
+      <w:r>
+        <w:t xml:space="preserve">(Allen 1877; Ryding et al. 2021)</w:t>
+      </w:r>
+      <w:r>
+        <w:t xml:space="preserve"> </w:t>
+      </w:r>
+      <w:r>
+        <w:t xml:space="preserve">posits that extremities such as bills enlarge in warm climates to facilitate non-evaporative thermoregulatory heat dissipation. Raw species-level trajectories for bill width displayed both increases and decreases across the community (</w:t>
+      </w:r>
+      <w:hyperlink w:anchor="fig-trends">
+        <w:r>
+          <w:rPr>
+            <w:rStyle w:val="Hyperlink"/>
+          </w:rPr>
+          <w:t xml:space="preserve">Figure 2</w:t>
+        </w:r>
+      </w:hyperlink>
+      <w:r>
+        <w:t xml:space="preserve"> </w:t>
+      </w:r>
+      <w:r>
+        <w:t xml:space="preserve">C). In an unadjusted baseline model without observer controls (M0), bill width appeared to show a statistically significant positive decadal trend:</w:t>
+      </w:r>
+      <w:r>
+        <w:t xml:space="preserve"> </w:t>
+      </w:r>
+      <m:oMath>
+        <m:r>
+          <m:t>β</m:t>
+        </m:r>
+        <m:r>
+          <m:rPr>
+            <m:sty m:val="p"/>
+          </m:rPr>
+          <m:t>=</m:t>
+        </m:r>
+        <m:r>
+          <m:rPr>
+            <m:sty m:val="p"/>
+          </m:rPr>
+          <m:t>+</m:t>
+        </m:r>
+        <m:r>
+          <m:t>0.24</m:t>
+        </m:r>
+      </m:oMath>
+      <w:r>
+        <w:t xml:space="preserve"> </w:t>
+      </w:r>
+      <w:r>
+        <w:t xml:space="preserve">mm per SD-year (95% CI: +0.06 to +0.42,</w:t>
+      </w:r>
+      <w:r>
+        <w:t xml:space="preserve"> </w:t>
+      </w:r>
+      <m:oMath>
+        <m:r>
+          <m:t>t</m:t>
+        </m:r>
+        <m:r>
+          <m:rPr>
+            <m:sty m:val="p"/>
+          </m:rPr>
+          <m:t>=</m:t>
+        </m:r>
+        <m:r>
+          <m:t>2.6</m:t>
+        </m:r>
+      </m:oMath>
+      <w:r>
+        <w:t xml:space="preserve">,</w:t>
+      </w:r>
+      <w:r>
+        <w:t xml:space="preserve"> </w:t>
+      </w:r>
+      <m:oMath>
+        <m:r>
+          <m:t>n</m:t>
+        </m:r>
+        <m:r>
+          <m:rPr>
+            <m:sty m:val="p"/>
+          </m:rPr>
+          <m:t>=</m:t>
+        </m:r>
+        <m:r>
+          <m:t>3</m:t>
+        </m:r>
+        <m:r>
+          <m:rPr>
+            <m:sty m:val="p"/>
+          </m:rPr>
+          <m:t>,</m:t>
+        </m:r>
+        <m:r>
+          <m:t>209</m:t>
+        </m:r>
+      </m:oMath>
+      <w:r>
+        <w:t xml:space="preserve">), a pattern that could naively be misconstrued as empirical support for Allen’s rule.</w:t>
+      </w:r>
+    </w:p>
+    <w:p>
+      <w:pPr>
+        <w:pStyle w:val="BodyText"/>
+      </w:pPr>
+      <w:r>
+        <w:t xml:space="preserve">However, bill width was recorded by 22 field researchers across the dataset, and only two researchers sampled birds in both the early (1995–2006) and late (2013–2018) periods. When researcher identity was accounted for (M1), this apparent positive trajectory collapsed completely (</w:t>
+      </w:r>
+      <m:oMath>
+        <m:r>
+          <m:t>β</m:t>
+        </m:r>
+        <m:r>
+          <m:rPr>
+            <m:sty m:val="p"/>
+          </m:rPr>
+          <m:t>=</m:t>
+        </m:r>
+        <m:r>
+          <m:rPr>
+            <m:sty m:val="p"/>
+          </m:rPr>
+          <m:t>−</m:t>
+        </m:r>
+        <m:r>
+          <m:t>0.24</m:t>
+        </m:r>
+      </m:oMath>
+      <w:r>
+        <w:t xml:space="preserve"> </w:t>
+      </w:r>
+      <w:r>
+        <w:t xml:space="preserve">mm/SD-year, 95% CI: −0.39 to −0.10,</w:t>
+      </w:r>
+      <w:r>
+        <w:t xml:space="preserve"> </w:t>
+      </w:r>
+      <m:oMath>
+        <m:r>
+          <m:t>n</m:t>
+        </m:r>
+        <m:r>
+          <m:rPr>
+            <m:sty m:val="p"/>
+          </m:rPr>
+          <m:t>=</m:t>
+        </m:r>
+        <m:r>
+          <m:t>3</m:t>
+        </m:r>
+        <m:r>
+          <m:rPr>
+            <m:sty m:val="p"/>
+          </m:rPr>
+          <m:t>,</m:t>
+        </m:r>
+        <m:r>
+          <m:t>209</m:t>
+        </m:r>
+      </m:oMath>
+      <w:r>
+        <w:t xml:space="preserve">). In the fully controlled 50-tree phylogenetic model (M3), bill width remained entirely flat:</w:t>
+      </w:r>
+      <w:r>
+        <w:t xml:space="preserve"> </w:t>
+      </w:r>
+      <m:oMath>
+        <m:r>
+          <m:t>β</m:t>
+        </m:r>
+        <m:r>
+          <m:rPr>
+            <m:sty m:val="p"/>
+          </m:rPr>
+          <m:t>=</m:t>
+        </m:r>
+        <m:r>
+          <m:rPr>
+            <m:sty m:val="p"/>
+          </m:rPr>
+          <m:t>−</m:t>
+        </m:r>
+        <m:r>
+          <m:t>0.03</m:t>
+        </m:r>
+      </m:oMath>
+      <w:r>
+        <w:t xml:space="preserve"> </w:t>
+      </w:r>
+      <w:r>
+        <w:t xml:space="preserve">mm/SD-year (95% CI: −0.18 to 0.13, corresponding to −0.03 mm/decade,</w:t>
+      </w:r>
+      <w:r>
+        <w:t xml:space="preserve"> </w:t>
+      </w:r>
+      <m:oMath>
+        <m:r>
+          <m:t>n</m:t>
+        </m:r>
+        <m:r>
+          <m:rPr>
+            <m:sty m:val="p"/>
+          </m:rPr>
+          <m:t>=</m:t>
+        </m:r>
+        <m:r>
+          <m:t>3</m:t>
+        </m:r>
+        <m:r>
+          <m:rPr>
+            <m:sty m:val="p"/>
+          </m:rPr>
+          <m:t>,</m:t>
+        </m:r>
+        <m:r>
+          <m:t>205</m:t>
+        </m:r>
+      </m:oMath>
+      <w:r>
+        <w:t xml:space="preserve">). Evaluating temporal change within the same field researcher confirmed stability (</w:t>
+      </w:r>
+      <m:oMath>
+        <m:r>
+          <m:t>β</m:t>
+        </m:r>
+        <m:r>
+          <m:rPr>
+            <m:sty m:val="p"/>
+          </m:rPr>
+          <m:t>=</m:t>
+        </m:r>
+        <m:r>
+          <m:rPr>
+            <m:sty m:val="p"/>
+          </m:rPr>
+          <m:t>+</m:t>
+        </m:r>
+        <m:r>
+          <m:t>0.02</m:t>
+        </m:r>
+      </m:oMath>
+      <w:r>
+        <w:t xml:space="preserve"> </w:t>
+      </w:r>
+      <w:r>
+        <w:t xml:space="preserve">mm/SD-year, 95% CI: −0.19 to 0.22). The apparent baseline increase was an artifact of later contributors systematically recording slightly wider bills. Bill width has therefore remained invariant over time, providing no empirical support for Allen’s rule extremity enlargement in Atlantic Forest passerines.</w:t>
+      </w:r>
+    </w:p>
+    <w:bookmarkEnd w:id="41"/>
+    <w:bookmarkStart w:id="46" w:name="X53397dcaa4fa3b5afdba4ff4b68170cc3df7d12"/>
+    <w:p>
+      <w:pPr>
+        <w:pStyle w:val="Heading2"/>
+      </w:pPr>
+      <w:r>
+        <w:t xml:space="preserve">2.5 Phenotypic variability across species and stability of trait variance</w:t>
+      </w:r>
+    </w:p>
+    <w:p>
+      <w:pPr>
+        <w:pStyle w:val="FirstParagraph"/>
+      </w:pPr>
+      <w:r>
+        <w:t xml:space="preserve">Beyond mean trait values, climate warming has been hypothesized to alter phenotypic variance, either increasing variability through relaxed selection or developmental instability, or reducing it through directional canalization</w:t>
+      </w:r>
+      <w:r>
+        <w:t xml:space="preserve"> </w:t>
+      </w:r>
+      <w:r>
+        <w:t xml:space="preserve">(Teplitsky and Millien 2014)</w:t>
+      </w:r>
+      <w:r>
+        <w:t xml:space="preserve">. Evaluating species-level log coefficient-of-variation ratios (</w:t>
+      </w:r>
+      <m:oMath>
+        <m:r>
+          <m:rPr>
+            <m:sty m:val="p"/>
+          </m:rPr>
+          <m:t>ln</m:t>
+        </m:r>
+        <m:r>
+          <m:rPr>
+            <m:nor/>
+            <m:sty m:val="p"/>
+          </m:rPr>
+          <m:t>CVR</m:t>
+        </m:r>
+      </m:oMath>
+      <w:r>
+        <w:t xml:space="preserve">) between early (1995–2006) and late (2013–2018) periods across the community revealed subtle patterns when pooled across observers (</w:t>
+      </w:r>
+      <w:hyperlink w:anchor="fig-variability">
+        <w:r>
+          <w:rPr>
+            <w:rStyle w:val="Hyperlink"/>
+          </w:rPr>
+          <w:t xml:space="preserve">Figure 7</w:t>
+        </w:r>
+      </w:hyperlink>
+      <w:r>
+        <w:t xml:space="preserve">): wing length exhibited a meta-analytic mean of</w:t>
+      </w:r>
+      <w:r>
+        <w:t xml:space="preserve"> </w:t>
+      </w:r>
+      <m:oMath>
+        <m:r>
+          <m:rPr>
+            <m:sty m:val="p"/>
+          </m:rPr>
+          <m:t>ln</m:t>
+        </m:r>
+        <m:r>
+          <m:rPr>
+            <m:nor/>
+            <m:sty m:val="p"/>
+          </m:rPr>
+          <m:t>CVR</m:t>
+        </m:r>
+        <m:r>
+          <m:rPr>
+            <m:sty m:val="p"/>
+          </m:rPr>
+          <m:t>=</m:t>
+        </m:r>
+        <m:r>
+          <m:rPr>
+            <m:sty m:val="p"/>
+          </m:rPr>
+          <m:t>+</m:t>
+        </m:r>
+        <m:r>
+          <m:t>0.177</m:t>
+        </m:r>
+      </m:oMath>
+      <w:r>
+        <w:t xml:space="preserve"> </w:t>
+      </w:r>
+      <w:r>
+        <w:t xml:space="preserve">(95% CI: 0.031 to 0.323,</w:t>
+      </w:r>
+      <w:r>
+        <w:t xml:space="preserve"> </w:t>
+      </w:r>
+      <m:oMath>
+        <m:r>
+          <m:t>k</m:t>
+        </m:r>
+        <m:r>
+          <m:rPr>
+            <m:sty m:val="p"/>
+          </m:rPr>
+          <m:t>=</m:t>
+        </m:r>
+        <m:r>
+          <m:t>54</m:t>
+        </m:r>
+      </m:oMath>
+      <w:r>
+        <w:t xml:space="preserve">;</w:t>
+      </w:r>
+      <w:r>
+        <w:t xml:space="preserve"> </w:t>
+      </w:r>
+      <w:hyperlink w:anchor="fig-variability">
+        <w:r>
+          <w:rPr>
+            <w:rStyle w:val="Hyperlink"/>
+          </w:rPr>
+          <w:t xml:space="preserve">Figure 7</w:t>
+        </w:r>
+      </w:hyperlink>
+      <w:r>
+        <w:t xml:space="preserve"> </w:t>
+      </w:r>
+      <w:r>
+        <w:t xml:space="preserve">A), body mass exhibited</w:t>
+      </w:r>
+      <w:r>
+        <w:t xml:space="preserve"> </w:t>
+      </w:r>
+      <m:oMath>
+        <m:r>
+          <m:rPr>
+            <m:sty m:val="p"/>
+          </m:rPr>
+          <m:t>ln</m:t>
+        </m:r>
+        <m:r>
+          <m:rPr>
+            <m:nor/>
+            <m:sty m:val="p"/>
+          </m:rPr>
+          <m:t>CVR</m:t>
+        </m:r>
+        <m:r>
+          <m:rPr>
+            <m:sty m:val="p"/>
+          </m:rPr>
+          <m:t>=</m:t>
+        </m:r>
+        <m:r>
+          <m:rPr>
+            <m:sty m:val="p"/>
+          </m:rPr>
+          <m:t>+</m:t>
+        </m:r>
+        <m:r>
+          <m:t>0.193</m:t>
+        </m:r>
+      </m:oMath>
+      <w:r>
+        <w:t xml:space="preserve"> </w:t>
+      </w:r>
+      <w:r>
+        <w:t xml:space="preserve">(95% CI: 0.021 to 0.366,</w:t>
+      </w:r>
+      <w:r>
+        <w:t xml:space="preserve"> </w:t>
+      </w:r>
+      <m:oMath>
+        <m:r>
+          <m:t>k</m:t>
+        </m:r>
+        <m:r>
+          <m:rPr>
+            <m:sty m:val="p"/>
+          </m:rPr>
+          <m:t>=</m:t>
+        </m:r>
+        <m:r>
+          <m:t>57</m:t>
+        </m:r>
+      </m:oMath>
+      <w:r>
+        <w:t xml:space="preserve">;</w:t>
+      </w:r>
+      <w:r>
+        <w:t xml:space="preserve"> </w:t>
+      </w:r>
+      <w:hyperlink w:anchor="fig-variability">
+        <w:r>
+          <w:rPr>
+            <w:rStyle w:val="Hyperlink"/>
+          </w:rPr>
+          <w:t xml:space="preserve">Figure 7</w:t>
+        </w:r>
+      </w:hyperlink>
+      <w:r>
+        <w:t xml:space="preserve"> </w:t>
+      </w:r>
+      <w:r>
+        <w:t xml:space="preserve">B), and bill width exhibited</w:t>
+      </w:r>
+      <w:r>
+        <w:t xml:space="preserve"> </w:t>
+      </w:r>
+      <m:oMath>
+        <m:r>
+          <m:rPr>
+            <m:sty m:val="p"/>
+          </m:rPr>
+          <m:t>ln</m:t>
+        </m:r>
+        <m:r>
+          <m:rPr>
+            <m:nor/>
+            <m:sty m:val="p"/>
+          </m:rPr>
+          <m:t>CVR</m:t>
+        </m:r>
+        <m:r>
+          <m:rPr>
+            <m:sty m:val="p"/>
+          </m:rPr>
+          <m:t>=</m:t>
+        </m:r>
+        <m:r>
+          <m:rPr>
+            <m:sty m:val="p"/>
+          </m:rPr>
+          <m:t>+</m:t>
+        </m:r>
+        <m:r>
+          <m:t>0.068</m:t>
+        </m:r>
+      </m:oMath>
+      <w:r>
+        <w:t xml:space="preserve"> </w:t>
+      </w:r>
+      <w:r>
+        <w:t xml:space="preserve">(95% CI: −0.146 to +0.282,</w:t>
+      </w:r>
+      <w:r>
+        <w:t xml:space="preserve"> </w:t>
+      </w:r>
+      <m:oMath>
+        <m:r>
+          <m:t>k</m:t>
+        </m:r>
+        <m:r>
+          <m:rPr>
+            <m:sty m:val="p"/>
+          </m:rPr>
+          <m:t>=</m:t>
+        </m:r>
+        <m:r>
+          <m:t>36</m:t>
+        </m:r>
+      </m:oMath>
+      <w:r>
+        <w:t xml:space="preserve">;</w:t>
+      </w:r>
+      <w:r>
+        <w:t xml:space="preserve"> </w:t>
+      </w:r>
+      <w:hyperlink w:anchor="fig-variability">
+        <w:r>
+          <w:rPr>
+            <w:rStyle w:val="Hyperlink"/>
+          </w:rPr>
+          <w:t xml:space="preserve">Figure 7</w:t>
+        </w:r>
+      </w:hyperlink>
+      <w:r>
+        <w:t xml:space="preserve"> </w:t>
+      </w:r>
+      <w:r>
+        <w:t xml:space="preserve">C).</w:t>
+      </w:r>
+    </w:p>
+    <w:tbl>
+      <w:tblPr>
+        <w:tblStyle w:val="Table"/>
+        <w:tblW w:type="pct" w:w="5000"/>
+        <w:tblLayout w:type="fixed"/>
+        <w:tblLook w:firstRow="0" w:lastRow="0" w:firstColumn="0" w:lastColumn="0" w:noHBand="0" w:noVBand="0" w:val="0000"/>
+      </w:tblPr>
+      <w:tblGrid>
+        <w:gridCol w:w="7920"/>
+      </w:tblGrid>
+      <w:tr>
+        <w:tc>
+          <w:tcPr/>
+          <w:bookmarkStart w:id="45" w:name="fig-variability"/>
           <w:p>
             <w:pPr>
               <w:pStyle w:val="Compact"/>
@@ -4752,18 +5673,18 @@
                 <wp:inline>
                   <wp:extent cx="5334000" cy="3270823"/>
                   <wp:effectExtent b="0" l="0" r="0" t="0"/>
-                  <wp:docPr descr="" title="" id="38" name="Picture"/>
+                  <wp:docPr descr="" title="" id="43" name="Picture"/>
                   <a:graphic>
                     <a:graphicData uri="http://schemas.openxmlformats.org/drawingml/2006/picture">
                       <pic:pic>
                         <pic:nvPicPr>
-                          <pic:cNvPr descr="images/fig-variability.png" id="39" name="Picture"/>
+                          <pic:cNvPr descr="images/fig-variability.png" id="44" name="Picture"/>
                           <pic:cNvPicPr>
                             <a:picLocks noChangeArrowheads="1" noChangeAspect="1"/>
                           </pic:cNvPicPr>
                         </pic:nvPicPr>
                         <pic:blipFill>
-                          <a:blip r:embed="rId37"/>
+                          <a:blip r:embed="rId42"/>
                           <a:stretch>
                             <a:fillRect/>
                           </a:stretch>
@@ -4800,7 +5721,7 @@
               <w:pStyle w:val="ImageCaption"/>
             </w:pPr>
             <w:r>
-              <w:t xml:space="preserve">Figure 6: Interspecific patterns of among-individual phenotypic variability (</w:t>
+              <w:t xml:space="preserve">Figure 7: Interspecific patterns of among-individual phenotypic variability (</w:t>
             </w:r>
             <m:oMath>
               <m:r>
@@ -4975,7 +5896,7 @@
               <w:t xml:space="preserve">for bill width).</w:t>
             </w:r>
           </w:p>
-          <w:bookmarkEnd w:id="40"/>
+          <w:bookmarkEnd w:id="45"/>
         </w:tc>
       </w:tr>
     </w:tbl>
@@ -5213,8 +6134,8 @@
         <w:t xml:space="preserve">). Thus, among-individual phenotypic variability in Atlantic Forest passerines has remained stable over time and does not track regional warming.</w:t>
       </w:r>
     </w:p>
-    <w:bookmarkEnd w:id="41"/>
-    <w:bookmarkStart w:id="46" w:name="Xd09b02b9e96a898dce11862a0eb311e34d8ca0f"/>
+    <w:bookmarkEnd w:id="46"/>
+    <w:bookmarkStart w:id="51" w:name="Xd09b02b9e96a898dce11862a0eb311e34d8ca0f"/>
     <w:p>
       <w:pPr>
         <w:pStyle w:val="Heading2"/>
@@ -5238,7 +6159,7 @@
           <w:rPr>
             <w:rStyle w:val="Hyperlink"/>
           </w:rPr>
-          <w:t xml:space="preserve">Figure 7</w:t>
+          <w:t xml:space="preserve">Figure 8</w:t>
         </w:r>
       </w:hyperlink>
       <w:r>
@@ -5344,7 +6265,7 @@
           <w:rPr>
             <w:rStyle w:val="Hyperlink"/>
           </w:rPr>
-          <w:t xml:space="preserve">Figure 7</w:t>
+          <w:t xml:space="preserve">Figure 8</w:t>
         </w:r>
       </w:hyperlink>
       <w:r>
@@ -5395,7 +6316,7 @@
       <w:tr>
         <w:tc>
           <w:tcPr/>
-          <w:bookmarkStart w:id="45" w:name="fig-dietinteraction"/>
+          <w:bookmarkStart w:id="50" w:name="fig-dietinteraction"/>
           <w:p>
             <w:pPr>
               <w:pStyle w:val="Compact"/>
@@ -5406,18 +6327,18 @@
                 <wp:inline>
                   <wp:extent cx="5334000" cy="6858000"/>
                   <wp:effectExtent b="0" l="0" r="0" t="0"/>
-                  <wp:docPr descr="" title="" id="43" name="Picture"/>
+                  <wp:docPr descr="" title="" id="48" name="Picture"/>
                   <a:graphic>
                     <a:graphicData uri="http://schemas.openxmlformats.org/drawingml/2006/picture">
                       <pic:pic>
                         <pic:nvPicPr>
-                          <pic:cNvPr descr="images/diet_interaction_plot.png" id="44" name="Picture"/>
+                          <pic:cNvPr descr="images/diet_interaction_plot.png" id="49" name="Picture"/>
                           <pic:cNvPicPr>
                             <a:picLocks noChangeArrowheads="1" noChangeAspect="1"/>
                           </pic:cNvPicPr>
                         </pic:nvPicPr>
                         <pic:blipFill>
-                          <a:blip r:embed="rId42"/>
+                          <a:blip r:embed="rId47"/>
                           <a:stretch>
                             <a:fillRect/>
                           </a:stretch>
@@ -5454,10 +6375,10 @@
               <w:pStyle w:val="ImageCaption"/>
             </w:pPr>
             <w:r>
-              <w:t xml:space="preserve">Figure 7: Decadal wing-length change as a function of dietary reliance on invertebrates. (Top) Predicted change in wing length (mm) over time across the 10th (p10, blue), 50th (p50, orange), and 90th (p90, red) species-weighted percentiles of invertebrate diet proportion (continuous Model A), with shaded ribbons denoting Rubin-pooled 95% uncertainty across 50 phylogenetic trees. (Bottom) Predicted wing trajectories for species categorized by primary diet (Model B: Invertebrate vs Other diet). Under full controls (+ contributor), the interaction attenuates and obligate insectivores exhibit slopes overlapping zero.</w:t>
+              <w:t xml:space="preserve">Figure 8: Decadal wing-length change as a function of dietary reliance on invertebrates. (Top) Predicted change in wing length (mm) over time across the 10th (p10, blue), 50th (p50, orange), and 90th (p90, red) species-weighted percentiles of invertebrate diet proportion (continuous Model A), with shaded ribbons denoting Rubin-pooled 95% uncertainty across 50 phylogenetic trees. (Bottom) Predicted wing trajectories for species categorized by primary diet (Model B: Invertebrate vs Other diet). Under full controls (+ contributor), the interaction attenuates and obligate insectivores exhibit slopes overlapping zero.</w:t>
             </w:r>
           </w:p>
-          <w:bookmarkEnd w:id="45"/>
+          <w:bookmarkEnd w:id="50"/>
         </w:tc>
       </w:tr>
     </w:tbl>
@@ -5520,9 +6441,9 @@
         <w:t xml:space="preserve">across 855 standardized campaign events (1994–2018). While litter-ant richness showed a negative trend under controls (−20.1%/decade, 95% CI: −31.1 to −7.4%), the signal was highly sensitive to sampling effort and specific long-term monitoring sites (e.g., PERD), and ground-dwelling litter ants represent only a fraction of avian invertebrate diets. Because regional invertebrate compilations face the same spatial and protocol turnover challenges as vertebrate trait databases, we treat this strictly as exploratory litter-fauna context rather than evidence of an avian food crisis, consistent with the observed stability in passerine body mass.</w:t>
       </w:r>
     </w:p>
-    <w:bookmarkEnd w:id="46"/>
-    <w:bookmarkEnd w:id="47"/>
-    <w:bookmarkStart w:id="53" w:name="discussion"/>
+    <w:bookmarkEnd w:id="51"/>
+    <w:bookmarkEnd w:id="52"/>
+    <w:bookmarkStart w:id="59" w:name="discussion"/>
     <w:p>
       <w:pPr>
         <w:pStyle w:val="Heading1"/>
@@ -5536,7 +6457,7 @@
         <w:pStyle w:val="FirstParagraph"/>
       </w:pPr>
       <w:r>
-        <w:t xml:space="preserve">Our macroecological investigation across 73 passerine bird species and 24 years of climate warming in the Brazilian Atlantic Forest reveals a pattern of notable phenotypic stability alongside subtle, species-specific adjustments. Across multiple morphometric dimensions, we find:</w:t>
+        <w:t xml:space="preserve">Our macroecological investigation across 73 passerine bird species and 24 years of climate warming in the Brazilian Atlantic Forest reveals a pattern of phenotypic stability alongside subtle, species-specific adjustments. Across multiple morphometric dimensions, we find:</w:t>
       </w:r>
       <w:r>
         <w:t xml:space="preserve"> </w:t>
@@ -5555,7 +6476,7 @@
         <w:t xml:space="preserve">Body mass stability</w:t>
       </w:r>
       <w:r>
-        <w:t xml:space="preserve">: In sharp contrast to predictions from Bergmann’s rule, body mass has remained constant over 24 years (−0.91%/decade, spanning zero), despite strong diurnal feeding rhythms (+0.40%/hour).</w:t>
+        <w:t xml:space="preserve">: In contrast to predictions from Bergmann’s rule, body mass has remained constant over 24 years (−0.91%/decade, spanning zero), despite strong diurnal feeding rhythms (+0.40%/hour).</w:t>
       </w:r>
       <w:r>
         <w:t xml:space="preserve"> </w:t>
@@ -5590,10 +6511,10 @@
           <w:b/>
           <w:bCs/>
         </w:rPr>
-        <w:t xml:space="preserve">Bill width invariance refutes Allen’s rule</w:t>
-      </w:r>
-      <w:r>
-        <w:t xml:space="preserve">: Bill width shows no temporal expansion under controls (−0.03 mm/decade), refuting the hypothesis of extremity enlargement for thermoregulatory heat dissipation.</w:t>
+        <w:t xml:space="preserve">Bill width invariance shows no support for Allen’s rule</w:t>
+      </w:r>
+      <w:r>
+        <w:t xml:space="preserve">: Bill width shows no temporal expansion under controls (−0.03 mm/decade), providing no evidence for extremity enlargement for thermoregulatory heat dissipation.</w:t>
       </w:r>
       <w:r>
         <w:t xml:space="preserve"> </w:t>
@@ -5632,7 +6553,7 @@
         </m:r>
       </m:oMath>
       <w:r>
-        <w:t xml:space="preserve">), leaning toward slight stoutening and flatly refuting Amazonian slenderization.</w:t>
+        <w:t xml:space="preserve">), leaning toward slight stoutening and in contrast to Amazonian slenderization.</w:t>
       </w:r>
       <w:r>
         <w:t xml:space="preserve"> </w:t>
@@ -5648,275 +6569,10 @@
           <w:b/>
           <w:bCs/>
         </w:rPr>
-        <w:t xml:space="preserve">Phenotypic variance stability</w:t>
-      </w:r>
-      <w:r>
-        <w:t xml:space="preserve">: Among-individual variability has remained constant over time and does not track temperature.</w:t>
-      </w:r>
-      <w:r>
-        <w:t xml:space="preserve"> </w:t>
-      </w:r>
-      <w:r>
-        <w:t xml:space="preserve">(6)</w:t>
-      </w:r>
-      <w:r>
-        <w:t xml:space="preserve"> </w:t>
-      </w:r>
-      <w:r>
-        <w:rPr>
-          <w:b/>
-          <w:bCs/>
-        </w:rPr>
-        <w:t xml:space="preserve">Trophic buffering</w:t>
-      </w:r>
-      <w:r>
-        <w:t xml:space="preserve">: Obligate insectivores exhibit null temporal slopes, indicating that dietary specialization does not amplify morphological sensitivity.</w:t>
-      </w:r>
-    </w:p>
-    <w:bookmarkStart w:id="48" w:name="X0a76c3bb2637f6ac04bb59272c05eb852d44391"/>
-    <w:p>
-      <w:pPr>
-        <w:pStyle w:val="Heading2"/>
-      </w:pPr>
-      <w:r>
-        <w:t xml:space="preserve">3.1 Contrasting macroecological dynamics: Atlantic Forest stability versus Amazonian shrinkage</w:t>
-      </w:r>
-    </w:p>
-    <w:p>
-      <w:pPr>
-        <w:pStyle w:val="FirstParagraph"/>
-      </w:pPr>
-      <w:r>
-        <w:t xml:space="preserve">These findings present a striking macroecological contrast to the only comparable multi-decadal Neotropical benchmark: the study by</w:t>
-      </w:r>
-      <w:r>
-        <w:t xml:space="preserve"> </w:t>
-      </w:r>
-      <w:r>
-        <w:t xml:space="preserve">Jirinec et al. (2021)</w:t>
-      </w:r>
-      <w:r>
-        <w:t xml:space="preserve"> </w:t>
-      </w:r>
-      <w:r>
-        <w:t xml:space="preserve">in the central Amazon. In 77 non-migratory understorey species monitored over 40 years in continuous primary rainforest,</w:t>
-      </w:r>
-      <w:r>
-        <w:t xml:space="preserve"> </w:t>
-      </w:r>
-      <w:r>
-        <w:t xml:space="preserve">Jirinec et al. (2021)</w:t>
-      </w:r>
-      <w:r>
-        <w:t xml:space="preserve"> </w:t>
-      </w:r>
-      <w:r>
-        <w:t xml:space="preserve">documented ubiquitous declines in body mass (averaging −0.1 to −0.2%/year) coupled with wing elongation in 36% of species. This resulted in a community-wide reduction in wing loading, interpreted as an adaptation to lower metabolic flight costs and improve flight efficiency in an increasingly hot, dry understorey.</w:t>
-      </w:r>
-    </w:p>
-    <w:p>
-      <w:pPr>
-        <w:pStyle w:val="BodyText"/>
-      </w:pPr>
-      <w:r>
-        <w:t xml:space="preserve">Why do resident forest passerines in the Atlantic Forest exhibit body mass stability and subtle, heterogeneous wing adjustments rather than the pervasive mass loss and wing lengthening seen in the central Amazon? We propose three non-mutually exclusive ecological and evolutionary mechanisms:</w:t>
-      </w:r>
-    </w:p>
-    <w:p>
-      <w:pPr>
-        <w:pStyle w:val="BodyText"/>
-      </w:pPr>
-      <w:r>
-        <w:t xml:space="preserve">First,</w:t>
-      </w:r>
-      <w:r>
-        <w:t xml:space="preserve"> </w:t>
-      </w:r>
-      <w:r>
-        <w:rPr>
-          <w:b/>
-          <w:bCs/>
-        </w:rPr>
-        <w:t xml:space="preserve">landscape fragmentation and aerodynamic flight constraints</w:t>
-      </w:r>
-      <w:r>
-        <w:t xml:space="preserve">. The central Amazonian study was conducted in a continuous, undisturbed primary forest block (BDFFP) where birds move beneath a continuous closed canopy. In continuous understorey, foraging flights are typically short, highly maneuverable sallies; under such conditions, longer wings and lower wing loading reduce metabolic transport costs with minimal aerodynamic penalty</w:t>
-      </w:r>
-      <w:r>
-        <w:t xml:space="preserve"> </w:t>
-      </w:r>
-      <w:r>
-        <w:t xml:space="preserve">(Jirinec et al. 2021)</w:t>
-      </w:r>
-      <w:r>
-        <w:t xml:space="preserve">. In contrast, the Atlantic Forest has undergone extensive historical deforestation, leaving a heavily fragmented landscape where forest patches are embedded in open agricultural or pastoral matrices</w:t>
-      </w:r>
-      <w:r>
-        <w:t xml:space="preserve"> </w:t>
-      </w:r>
-      <w:r>
-        <w:t xml:space="preserve">(Ribeiro et al. 2009)</w:t>
-      </w:r>
-      <w:r>
-        <w:t xml:space="preserve">. In fragmented landscapes, forest birds must frequently traverse open matrix, cross habitat edges, and navigate areas exposed to strong winds and elevated predation from open-country raptors</w:t>
-      </w:r>
-      <w:r>
-        <w:t xml:space="preserve"> </w:t>
-      </w:r>
-      <w:r>
-        <w:t xml:space="preserve">(Ribeiro et al. 2009)</w:t>
-      </w:r>
-      <w:r>
-        <w:t xml:space="preserve">. Under these conditions, aerodynamic performance demands flight power, burst speed, and high maneuverability rather than low wing loading. Selective pressures to navigate fragmented landscapes may therefore penalize wing lengthening or body mass reduction, constraining morphological shifts that might otherwise be favored in continuous forest.</w:t>
-      </w:r>
-    </w:p>
-    <w:p>
-      <w:pPr>
-        <w:pStyle w:val="BodyText"/>
-      </w:pPr>
-      <w:r>
-        <w:t xml:space="preserve">Second,</w:t>
-      </w:r>
-      <w:r>
-        <w:t xml:space="preserve"> </w:t>
-      </w:r>
-      <w:r>
-        <w:rPr>
-          <w:b/>
-          <w:bCs/>
-        </w:rPr>
-        <w:t xml:space="preserve">topographic complexity and elevational thermal refugia</w:t>
-      </w:r>
-      <w:r>
-        <w:t xml:space="preserve">. The central Amazon BDFFP site occupies a relatively flat lowland landscape (elevation ~50–150 m) where species have limited access to steep thermal gradients and cannot escape regional warming through short-distance elevational shifts. In contrast, the Atlantic Forest features steep coastal mountain systems (e.g., Serra do Mar, Serra da Mantiqueira) spanning elevations from sea level to over 2,000 m. This complex topography generates sharp microclimatic gradients across short horizontal distances. Resident birds in topographically complex biomes may buffer themselves against rising temperatures by making subtle elevational or microhabitat shifts, reducing the physiological pressure to undergo morphological adaptation.</w:t>
-      </w:r>
-    </w:p>
-    <w:p>
-      <w:pPr>
-        <w:pStyle w:val="BodyText"/>
-      </w:pPr>
-      <w:r>
-        <w:t xml:space="preserve">Third,</w:t>
-      </w:r>
-      <w:r>
-        <w:t xml:space="preserve"> </w:t>
-      </w:r>
-      <w:r>
-        <w:rPr>
-          <w:b/>
-          <w:bCs/>
-        </w:rPr>
-        <w:t xml:space="preserve">microclimatic variability and physiological plasticity</w:t>
-      </w:r>
-      <w:r>
-        <w:t xml:space="preserve">. Forest fragments experience pronounced edge effects, with higher temperature variability and fluctuating humidity relative to continuous interior forest. Atlantic Forest birds may already possess high physiological tolerance and plastic buffering capacity to cope with variable microclimates, as evidenced by the substantial diurnal body mass gains (+0.40%/hour) observed here. Such physiological flexibility may reduce the necessity for directional evolutionary changes in body morphology over multi-decadal timescales.</w:t>
-      </w:r>
-    </w:p>
-    <w:p>
-      <w:pPr>
-        <w:pStyle w:val="BodyText"/>
-      </w:pPr>
-      <w:r>
-        <w:t xml:space="preserve">Beyond these ecological mechanisms, a plausible alternative hypothesis is whether the contrast reflects study design—namely, a single continuous 40-year ringing station (BDFFP) versus a multi-site macroecological compilation. Crucially, our within-observer Mundlak decomposition directly demonstrates that phenotypic stability in the Atlantic Forest is not an artifact of observational noise or compiler turnover: field researchers who sampled birds continuously across multi-year spans (e.g., E. Carrano, A. Ross, M. Alves) independently exhibited slopes indistinguishable from zero (within-observer wing slope: −0.3 mm/decade; complete cases: +0.03 mm/decade; body mass: −0.6%/decade). This confirms that phenotypic stability reflects a genuine biological characteristic of resident Atlantic Forest passerines across this warming era rather than an inferential limitation of large compilations.</w:t>
-      </w:r>
-    </w:p>
-    <w:bookmarkEnd w:id="48"/>
-    <w:bookmarkStart w:id="49" w:name="Xb35ad76cf24e9bfdd69823512a28f009f1faba2"/>
-    <w:p>
-      <w:pPr>
-        <w:pStyle w:val="Heading2"/>
-      </w:pPr>
-      <w:r>
-        <w:t xml:space="preserve">3.2 Evaluating ecogeographical rules in tropical endotherms</w:t>
-      </w:r>
-    </w:p>
-    <w:p>
-      <w:pPr>
-        <w:pStyle w:val="FirstParagraph"/>
-      </w:pPr>
-      <w:r>
-        <w:t xml:space="preserve">Our findings provide a critical empirical test of classic ecogeographical rules in tropical endotherms under climate change. Bergmann’s rule has frequently been generalized as a universal expectation that warming temperatures drive reductions in animal body size</w:t>
-      </w:r>
-      <w:r>
-        <w:t xml:space="preserve"> </w:t>
-      </w:r>
-      <w:r>
-        <w:t xml:space="preserve">(Gardner et al. 2011; Sheridan and Bickford 2011)</w:t>
-      </w:r>
-      <w:r>
-        <w:t xml:space="preserve">. In our 24-year dataset of 73 tropical passerine species, body mass showed no directional decline despite +0.25°C/decade of regional warming. This stability challenges the universality of Bergmann’s rule as a general response to contemporary climate warming, demonstrating that tropical endotherms can maintain stable body mass over decadal timescales.</w:t>
-      </w:r>
-    </w:p>
-    <w:p>
-      <w:pPr>
-        <w:pStyle w:val="BodyText"/>
-      </w:pPr>
-      <w:r>
-        <w:t xml:space="preserve">Similarly, Allen’s rule posits that appendages enlarge in warmer environments to facilitate heat dissipation</w:t>
-      </w:r>
-      <w:r>
-        <w:t xml:space="preserve"> </w:t>
-      </w:r>
-      <w:r>
-        <w:t xml:space="preserve">(Allen 1877; Ryding et al. 2021)</w:t>
-      </w:r>
-      <w:r>
-        <w:t xml:space="preserve">. While unadjusted baseline models suggested a temporal increase in bill width, this apparent trend disappeared once observer identity was accounted for, with bill width remaining completely invariant (−0.03 mm/decade, spanning zero). In tropical passerines, bill morphology is heavily constrained by foraging biomechanics, trophic specialization, and vocal performance, which may strongly override subtle thermoregulatory selection for larger bills</w:t>
-      </w:r>
-      <w:r>
-        <w:t xml:space="preserve"> </w:t>
-      </w:r>
-      <w:r>
-        <w:t xml:space="preserve">(Teplitsky and Millien 2014)</w:t>
-      </w:r>
-      <w:r>
-        <w:t xml:space="preserve">.</w:t>
-      </w:r>
-    </w:p>
-    <w:bookmarkEnd w:id="49"/>
-    <w:bookmarkStart w:id="50" w:name="X1ce0fa42833206a5442254f46af33f5d9d53692"/>
-    <w:p>
-      <w:pPr>
-        <w:pStyle w:val="Heading2"/>
-      </w:pPr>
-      <w:r>
-        <w:t xml:space="preserve">3.3 Interspecific variation and preservation of allometric scaling</w:t>
-      </w:r>
-    </w:p>
-    <w:p>
-      <w:pPr>
-        <w:pStyle w:val="FirstParagraph"/>
-      </w:pPr>
-      <w:r>
-        <w:t xml:space="preserve">Rather than a uniform community-wide response, our results reveal substantial interspecific heterogeneity (</w:t>
-      </w:r>
-      <w:hyperlink w:anchor="fig-species-slopes">
-        <w:r>
-          <w:rPr>
-            <w:rStyle w:val="Hyperlink"/>
-          </w:rPr>
-          <w:t xml:space="preserve">Figure 4</w:t>
-        </w:r>
-      </w:hyperlink>
-      <w:r>
-        <w:t xml:space="preserve">). While a small minority of species exhibited credible declines in wing length (9 of 72 species) or credible increases (2 of 72 species), the vast majority (61 species) showed trajectories overlapping zero. This diversity of species trajectories aligns with recent global syntheses showing that morphological responses to climate change are frequently idiosyncratic and species-specific rather than universal</w:t>
-      </w:r>
-      <w:r>
-        <w:t xml:space="preserve"> </w:t>
-      </w:r>
-      <w:r>
-        <w:t xml:space="preserve">(Teplitsky and Millien 2014)</w:t>
-      </w:r>
-      <w:r>
-        <w:t xml:space="preserve">.</w:t>
-      </w:r>
-    </w:p>
-    <w:p>
-      <w:pPr>
-        <w:pStyle w:val="BodyText"/>
-      </w:pPr>
-      <w:r>
-        <w:t xml:space="preserve">Importantly, our analysis of 7,577 shared records from the same individuals revealed that body mass was significantly more conserved than predicted under cubic geometric scaling of wing shortening (</w:t>
+        <w:t xml:space="preserve">Direct thermal modulation of allometry</w:t>
+      </w:r>
+      <w:r>
+        <w:t xml:space="preserve">: Interannual temperature anomalies directly drive departures from geometric isometry toward relative wing shortening and mass retention (</w:t>
       </w:r>
       <m:oMath>
         <m:sSub>
@@ -5938,6 +6594,380 @@
             </m:r>
           </m:sub>
         </m:sSub>
+      </m:oMath>
+      <w:r>
+        <w:t xml:space="preserve"> </w:t>
+      </w:r>
+      <w:r>
+        <w:t xml:space="preserve">increases by</w:t>
+      </w:r>
+      <w:r>
+        <w:t xml:space="preserve"> </w:t>
+      </w:r>
+      <m:oMath>
+        <m:r>
+          <m:rPr>
+            <m:sty m:val="p"/>
+          </m:rPr>
+          <m:t>+</m:t>
+        </m:r>
+        <m:r>
+          <m:t>2.1</m:t>
+        </m:r>
+        <m:r>
+          <m:rPr>
+            <m:sty m:val="p"/>
+          </m:rPr>
+          <m:t>%</m:t>
+        </m:r>
+      </m:oMath>
+      <w:r>
+        <w:t xml:space="preserve"> </w:t>
+      </w:r>
+      <w:r>
+        <w:t xml:space="preserve">per °C,</w:t>
+      </w:r>
+      <w:r>
+        <w:t xml:space="preserve"> </w:t>
+      </w:r>
+      <m:oMath>
+        <m:r>
+          <m:t>p</m:t>
+        </m:r>
+        <m:r>
+          <m:rPr>
+            <m:sty m:val="p"/>
+          </m:rPr>
+          <m:t>=</m:t>
+        </m:r>
+        <m:r>
+          <m:t>0.030</m:t>
+        </m:r>
+      </m:oMath>
+      <w:r>
+        <w:t xml:space="preserve">), while body mass remains thermally decoupled (</w:t>
+      </w:r>
+      <m:oMath>
+        <m:r>
+          <m:t>p</m:t>
+        </m:r>
+        <m:r>
+          <m:rPr>
+            <m:sty m:val="p"/>
+          </m:rPr>
+          <m:t>=</m:t>
+        </m:r>
+        <m:r>
+          <m:t>0.57</m:t>
+        </m:r>
+      </m:oMath>
+      <w:r>
+        <w:t xml:space="preserve">).</w:t>
+      </w:r>
+      <w:r>
+        <w:t xml:space="preserve"> </w:t>
+      </w:r>
+      <w:r>
+        <w:t xml:space="preserve">(6)</w:t>
+      </w:r>
+      <w:r>
+        <w:t xml:space="preserve"> </w:t>
+      </w:r>
+      <w:r>
+        <w:rPr>
+          <w:b/>
+          <w:bCs/>
+        </w:rPr>
+        <w:t xml:space="preserve">Phenotypic variance stability</w:t>
+      </w:r>
+      <w:r>
+        <w:t xml:space="preserve">: Among-individual variability has remained constant over time and does not track temperature.</w:t>
+      </w:r>
+      <w:r>
+        <w:t xml:space="preserve"> </w:t>
+      </w:r>
+      <w:r>
+        <w:t xml:space="preserve">(7)</w:t>
+      </w:r>
+      <w:r>
+        <w:t xml:space="preserve"> </w:t>
+      </w:r>
+      <w:r>
+        <w:rPr>
+          <w:b/>
+          <w:bCs/>
+        </w:rPr>
+        <w:t xml:space="preserve">Trophic buffering</w:t>
+      </w:r>
+      <w:r>
+        <w:t xml:space="preserve">: Obligate insectivores exhibit null temporal slopes, indicating that dietary specialization does not amplify morphological sensitivity.</w:t>
+      </w:r>
+    </w:p>
+    <w:bookmarkStart w:id="53" w:name="X0a76c3bb2637f6ac04bb59272c05eb852d44391"/>
+    <w:p>
+      <w:pPr>
+        <w:pStyle w:val="Heading2"/>
+      </w:pPr>
+      <w:r>
+        <w:t xml:space="preserve">3.1 Contrasting macroecological dynamics: Atlantic Forest stability versus Amazonian shrinkage</w:t>
+      </w:r>
+    </w:p>
+    <w:p>
+      <w:pPr>
+        <w:pStyle w:val="FirstParagraph"/>
+      </w:pPr>
+      <w:r>
+        <w:t xml:space="preserve">These findings present a macroecological contrast to the only comparable multi-decadal Neotropical benchmark: the study by</w:t>
+      </w:r>
+      <w:r>
+        <w:t xml:space="preserve"> </w:t>
+      </w:r>
+      <w:r>
+        <w:t xml:space="preserve">Jirinec et al. (2021)</w:t>
+      </w:r>
+      <w:r>
+        <w:t xml:space="preserve"> </w:t>
+      </w:r>
+      <w:r>
+        <w:t xml:space="preserve">in the central Amazon. In 77 non-migratory understorey species monitored over 40 years in continuous primary rainforest,</w:t>
+      </w:r>
+      <w:r>
+        <w:t xml:space="preserve"> </w:t>
+      </w:r>
+      <w:r>
+        <w:t xml:space="preserve">Jirinec et al. (2021)</w:t>
+      </w:r>
+      <w:r>
+        <w:t xml:space="preserve"> </w:t>
+      </w:r>
+      <w:r>
+        <w:t xml:space="preserve">documented widespread declines in body mass (averaging −0.1 to −0.2%/year) coupled with wing elongation in 36% of species. This resulted in a community-wide reduction in wing loading, interpreted as an adaptation to lower metabolic flight costs and improve flight efficiency in an increasingly hot, dry understorey.</w:t>
+      </w:r>
+    </w:p>
+    <w:p>
+      <w:pPr>
+        <w:pStyle w:val="BodyText"/>
+      </w:pPr>
+      <w:r>
+        <w:t xml:space="preserve">Why do resident forest passerines in the Atlantic Forest exhibit body mass stability and subtle, heterogeneous wing adjustments rather than the widespread mass loss and wing lengthening seen in the central Amazon? We propose three non-mutually exclusive ecological and evolutionary mechanisms:</w:t>
+      </w:r>
+    </w:p>
+    <w:p>
+      <w:pPr>
+        <w:pStyle w:val="BodyText"/>
+      </w:pPr>
+      <w:r>
+        <w:t xml:space="preserve">First,</w:t>
+      </w:r>
+      <w:r>
+        <w:t xml:space="preserve"> </w:t>
+      </w:r>
+      <w:r>
+        <w:rPr>
+          <w:b/>
+          <w:bCs/>
+        </w:rPr>
+        <w:t xml:space="preserve">landscape fragmentation and aerodynamic flight constraints</w:t>
+      </w:r>
+      <w:r>
+        <w:t xml:space="preserve">. The central Amazonian study was conducted in a continuous, undisturbed primary forest block (BDFFP) where birds move beneath a continuous closed canopy. In continuous understorey, foraging flights are typically short, highly maneuverable sallies; under such conditions, longer wings and lower wing loading reduce metabolic transport costs with minimal aerodynamic penalty</w:t>
+      </w:r>
+      <w:r>
+        <w:t xml:space="preserve"> </w:t>
+      </w:r>
+      <w:r>
+        <w:t xml:space="preserve">(Jirinec et al. 2021)</w:t>
+      </w:r>
+      <w:r>
+        <w:t xml:space="preserve">. In contrast, the Atlantic Forest has undergone extensive historical deforestation, leaving a heavily fragmented landscape where forest patches are embedded in open agricultural or pastoral matrices</w:t>
+      </w:r>
+      <w:r>
+        <w:t xml:space="preserve"> </w:t>
+      </w:r>
+      <w:r>
+        <w:t xml:space="preserve">(Ribeiro et al. 2009)</w:t>
+      </w:r>
+      <w:r>
+        <w:t xml:space="preserve">. In fragmented landscapes, forest birds must frequently traverse open matrix, cross habitat edges, and navigate areas exposed to strong winds and elevated predation from open-country raptors</w:t>
+      </w:r>
+      <w:r>
+        <w:t xml:space="preserve"> </w:t>
+      </w:r>
+      <w:r>
+        <w:t xml:space="preserve">(Ribeiro et al. 2009)</w:t>
+      </w:r>
+      <w:r>
+        <w:t xml:space="preserve">. Under these conditions, aerodynamic performance demands flight power, burst speed, and high maneuverability rather than low wing loading. Selective pressures to navigate fragmented landscapes may therefore penalize wing lengthening or body mass reduction, constraining morphological shifts that might otherwise be favored in continuous forest.</w:t>
+      </w:r>
+    </w:p>
+    <w:p>
+      <w:pPr>
+        <w:pStyle w:val="BodyText"/>
+      </w:pPr>
+      <w:r>
+        <w:t xml:space="preserve">Second,</w:t>
+      </w:r>
+      <w:r>
+        <w:t xml:space="preserve"> </w:t>
+      </w:r>
+      <w:r>
+        <w:rPr>
+          <w:b/>
+          <w:bCs/>
+        </w:rPr>
+        <w:t xml:space="preserve">topographic complexity and elevational thermal refugia</w:t>
+      </w:r>
+      <w:r>
+        <w:t xml:space="preserve">. The central Amazon BDFFP site occupies a relatively flat lowland landscape (elevation ~50–150 m) where species have limited access to steep thermal gradients and cannot escape regional warming through short-distance elevational shifts. In contrast, the Atlantic Forest features steep coastal mountain systems (e.g., Serra do Mar, Serra da Mantiqueira) spanning elevations from sea level to over 2,000 m. This complex topography generates sharp microclimatic gradients across short horizontal distances. Resident birds in topographically complex biomes may buffer themselves against rising temperatures by making subtle elevational or microhabitat shifts, reducing the physiological pressure to undergo morphological adaptation.</w:t>
+      </w:r>
+    </w:p>
+    <w:p>
+      <w:pPr>
+        <w:pStyle w:val="BodyText"/>
+      </w:pPr>
+      <w:r>
+        <w:t xml:space="preserve">Third,</w:t>
+      </w:r>
+      <w:r>
+        <w:t xml:space="preserve"> </w:t>
+      </w:r>
+      <w:r>
+        <w:rPr>
+          <w:b/>
+          <w:bCs/>
+        </w:rPr>
+        <w:t xml:space="preserve">microclimatic variability and physiological plasticity</w:t>
+      </w:r>
+      <w:r>
+        <w:t xml:space="preserve">. Forest fragments experience pronounced edge effects, with higher temperature variability and fluctuating humidity relative to continuous interior forest. Atlantic Forest birds may already possess high physiological tolerance and plastic buffering capacity to cope with variable microclimates, as evidenced by the substantial diurnal body mass gains (+0.40%/hour) observed here. Such physiological flexibility may reduce the necessity for directional evolutionary changes in body morphology over multi-decadal timescales.</w:t>
+      </w:r>
+    </w:p>
+    <w:p>
+      <w:pPr>
+        <w:pStyle w:val="BodyText"/>
+      </w:pPr>
+      <w:r>
+        <w:t xml:space="preserve">Beyond these ecological mechanisms, a plausible alternative hypothesis is whether the contrast reflects study design—namely, a single continuous 40-year ringing station (BDFFP) versus a multi-site macroecological compilation. Crucially, our within-observer Mundlak decomposition directly demonstrates that phenotypic stability in the Atlantic Forest is not an artifact of observational noise or compiler turnover: field researchers who sampled birds continuously across multi-year spans (e.g., E. Carrano, A. Ross, M. Alves) independently exhibited slopes indistinguishable from zero (within-observer wing slope: −0.3 mm/decade; complete cases: +0.03 mm/decade; body mass: −0.6%/decade). This confirms that phenotypic stability reflects a genuine biological characteristic of resident Atlantic Forest passerines across this warming era rather than an inferential limitation of large compilations.</w:t>
+      </w:r>
+    </w:p>
+    <w:bookmarkEnd w:id="53"/>
+    <w:bookmarkStart w:id="54" w:name="Xb35ad76cf24e9bfdd69823512a28f009f1faba2"/>
+    <w:p>
+      <w:pPr>
+        <w:pStyle w:val="Heading2"/>
+      </w:pPr>
+      <w:r>
+        <w:t xml:space="preserve">3.2 Evaluating ecogeographical rules in tropical endotherms</w:t>
+      </w:r>
+    </w:p>
+    <w:p>
+      <w:pPr>
+        <w:pStyle w:val="FirstParagraph"/>
+      </w:pPr>
+      <w:r>
+        <w:t xml:space="preserve">Our findings provide a critical empirical test of classic ecogeographical rules in tropical endotherms under climate change. Bergmann’s rule has frequently been generalized as a general expectation that warming temperatures drive reductions in animal body size</w:t>
+      </w:r>
+      <w:r>
+        <w:t xml:space="preserve"> </w:t>
+      </w:r>
+      <w:r>
+        <w:t xml:space="preserve">(Gardner et al. 2011; Sheridan and Bickford 2011)</w:t>
+      </w:r>
+      <w:r>
+        <w:t xml:space="preserve">. In our 24-year dataset of 73 tropical passerine species, body mass showed no directional decline despite +0.25°C/decade of regional warming. This stability challenges the generality of Bergmann’s rule in tropical forest birds, demonstrating that tropical endotherms can maintain stable body mass over decadal timescales.</w:t>
+      </w:r>
+    </w:p>
+    <w:p>
+      <w:pPr>
+        <w:pStyle w:val="BodyText"/>
+      </w:pPr>
+      <w:r>
+        <w:t xml:space="preserve">Similarly, Allen’s rule posits that appendages enlarge in warmer environments to facilitate heat dissipation</w:t>
+      </w:r>
+      <w:r>
+        <w:t xml:space="preserve"> </w:t>
+      </w:r>
+      <w:r>
+        <w:t xml:space="preserve">(Allen 1877; Ryding et al. 2021)</w:t>
+      </w:r>
+      <w:r>
+        <w:t xml:space="preserve">. While unadjusted baseline models suggested a temporal increase in bill width, this apparent trend disappeared once observer identity was accounted for, with bill width remaining completely invariant (−0.03 mm/decade, spanning zero). In tropical passerines, bill morphology is heavily constrained by foraging biomechanics, trophic specialization, and vocal performance, which may strongly override subtle thermoregulatory selection for larger bills</w:t>
+      </w:r>
+      <w:r>
+        <w:t xml:space="preserve"> </w:t>
+      </w:r>
+      <w:r>
+        <w:t xml:space="preserve">(Teplitsky and Millien 2014)</w:t>
+      </w:r>
+      <w:r>
+        <w:t xml:space="preserve">.</w:t>
+      </w:r>
+    </w:p>
+    <w:bookmarkEnd w:id="54"/>
+    <w:bookmarkStart w:id="55" w:name="X1ce0fa42833206a5442254f46af33f5d9d53692"/>
+    <w:p>
+      <w:pPr>
+        <w:pStyle w:val="Heading2"/>
+      </w:pPr>
+      <w:r>
+        <w:t xml:space="preserve">3.3 Interspecific variation and preservation of allometric scaling</w:t>
+      </w:r>
+    </w:p>
+    <w:p>
+      <w:pPr>
+        <w:pStyle w:val="FirstParagraph"/>
+      </w:pPr>
+      <w:r>
+        <w:t xml:space="preserve">Rather than a uniform community-wide response, our results reveal substantial interspecific heterogeneity (</w:t>
+      </w:r>
+      <w:hyperlink w:anchor="fig-species-slopes">
+        <w:r>
+          <w:rPr>
+            <w:rStyle w:val="Hyperlink"/>
+          </w:rPr>
+          <w:t xml:space="preserve">Figure 4</w:t>
+        </w:r>
+      </w:hyperlink>
+      <w:r>
+        <w:t xml:space="preserve">). While a small minority of species exhibited credible declines in wing length (9 of 72 species) or credible increases (2 of 72 species), the vast majority (61 species) showed trajectories overlapping zero. This diversity of species trajectories aligns with recent global syntheses showing that morphological responses to climate change are frequently idiosyncratic and species-specific rather than uniform</w:t>
+      </w:r>
+      <w:r>
+        <w:t xml:space="preserve"> </w:t>
+      </w:r>
+      <w:r>
+        <w:t xml:space="preserve">(Teplitsky and Millien 2014)</w:t>
+      </w:r>
+      <w:r>
+        <w:t xml:space="preserve">.</w:t>
+      </w:r>
+    </w:p>
+    <w:p>
+      <w:pPr>
+        <w:pStyle w:val="BodyText"/>
+      </w:pPr>
+      <w:r>
+        <w:t xml:space="preserve">Importantly, our analysis of 7,577 shared records from the same individuals revealed that body mass was significantly more conserved than predicted under cubic geometric scaling of wing shortening (</w:t>
+      </w:r>
+      <m:oMath>
+        <m:sSub>
+          <m:e>
+            <m:r>
+              <m:rPr>
+                <m:sty m:val="p"/>
+              </m:rPr>
+              <m:t>Δ</m:t>
+            </m:r>
+          </m:e>
+          <m:sub>
+            <m:r>
+              <m:rPr>
+                <m:nor/>
+                <m:sty m:val="p"/>
+              </m:rPr>
+              <m:t>iso</m:t>
+            </m:r>
+          </m:sub>
+        </m:sSub>
         <m:r>
           <m:rPr>
             <m:sty m:val="p"/>
@@ -6088,14 +7118,14 @@
         <w:t xml:space="preserve">), Atlantic Forest passerines exhibit mass retention and slight stoutening. Furthermore, dietary reliance on invertebrates did not modulate temporal trajectories: obligate insectivores exhibited a null temporal slope (−0.15 mm/decade), indicating that trophic guild has not driven morphological vulnerability in Atlantic Forest passerines over this period.</w:t>
       </w:r>
     </w:p>
-    <w:bookmarkEnd w:id="50"/>
-    <w:bookmarkStart w:id="51" w:name="X794f256fa8947bb153e477f6c6f93c8f99c0b29"/>
+    <w:bookmarkEnd w:id="55"/>
+    <w:bookmarkStart w:id="56" w:name="X03d1f6f95300cec80cfb7290b424a11e0ae60ec"/>
     <w:p>
       <w:pPr>
         <w:pStyle w:val="Heading2"/>
       </w:pPr>
       <w:r>
-        <w:t xml:space="preserve">3.4 The inferential foundation for macroecological trait synthesis</w:t>
+        <w:t xml:space="preserve">3.4 Secular context, climatic breakpoint, and sampling breadth</w:t>
       </w:r>
     </w:p>
     <w:p>
@@ -6103,6 +7133,685 @@
         <w:pStyle w:val="FirstParagraph"/>
       </w:pPr>
       <w:r>
+        <w:t xml:space="preserve">Our focal analytical dataset spanned 24 years (1995–2018), corresponding to the era of standardized, multi-project mist-netting in the Atlantic Forest. Placing this contemporary window into long-term macroecological context requires addressing two questions: did morphological stability precede this 24-year timeframe, and how sensitive are our conclusions to sampling breadth?</w:t>
+      </w:r>
+    </w:p>
+    <w:p>
+      <w:pPr>
+        <w:pStyle w:val="BodyText"/>
+      </w:pPr>
+      <w:r>
+        <w:t xml:space="preserve">First, examination of secular instrumental climate data (NASA GISS Zonal Anomalies for the Atlantic Forest latitudinal belt; 1880–2018) identifies a distinct structural breakpoint in regional warming around 1980 (</w:t>
+      </w:r>
+      <m:oMath>
+        <m:r>
+          <m:t>1980</m:t>
+        </m:r>
+        <m:r>
+          <m:rPr>
+            <m:sty m:val="p"/>
+          </m:rPr>
+          <m:t>±</m:t>
+        </m:r>
+        <m:r>
+          <m:t>3</m:t>
+        </m:r>
+      </m:oMath>
+      <w:r>
+        <w:t xml:space="preserve"> </w:t>
+      </w:r>
+      <w:r>
+        <w:t xml:space="preserve">years). Prior to 1980, regional temperatures exhibited minimal decadal change (</w:t>
+      </w:r>
+      <m:oMath>
+        <m:r>
+          <m:rPr>
+            <m:sty m:val="p"/>
+          </m:rPr>
+          <m:t>+</m:t>
+        </m:r>
+        <m:sSup>
+          <m:e>
+            <m:r>
+              <m:t>0.036</m:t>
+            </m:r>
+          </m:e>
+          <m:sup>
+            <m:r>
+              <m:rPr>
+                <m:sty m:val="p"/>
+              </m:rPr>
+              <m:t>∘</m:t>
+            </m:r>
+          </m:sup>
+        </m:sSup>
+        <m:r>
+          <m:rPr>
+            <m:nor/>
+            <m:sty m:val="p"/>
+          </m:rPr>
+          <m:t>C</m:t>
+        </m:r>
+      </m:oMath>
+      <w:r>
+        <w:t xml:space="preserve">/decade,</w:t>
+      </w:r>
+      <w:r>
+        <w:t xml:space="preserve"> </w:t>
+      </w:r>
+      <m:oMath>
+        <m:r>
+          <m:t>t</m:t>
+        </m:r>
+        <m:r>
+          <m:rPr>
+            <m:sty m:val="p"/>
+          </m:rPr>
+          <m:t>=</m:t>
+        </m:r>
+        <m:r>
+          <m:t>2.05</m:t>
+        </m:r>
+        <m:r>
+          <m:rPr>
+            <m:sty m:val="p"/>
+          </m:rPr>
+          <m:t>,</m:t>
+        </m:r>
+        <m:r>
+          <m:t>p</m:t>
+        </m:r>
+        <m:r>
+          <m:rPr>
+            <m:sty m:val="p"/>
+          </m:rPr>
+          <m:t>=</m:t>
+        </m:r>
+        <m:r>
+          <m:t>0.042</m:t>
+        </m:r>
+      </m:oMath>
+      <w:r>
+        <w:t xml:space="preserve">). Following 1980, regional warming accelerated more than five-fold (</w:t>
+      </w:r>
+      <m:oMath>
+        <m:r>
+          <m:rPr>
+            <m:sty m:val="p"/>
+          </m:rPr>
+          <m:t>+</m:t>
+        </m:r>
+        <m:sSup>
+          <m:e>
+            <m:r>
+              <m:t>0.190</m:t>
+            </m:r>
+          </m:e>
+          <m:sup>
+            <m:r>
+              <m:rPr>
+                <m:sty m:val="p"/>
+              </m:rPr>
+              <m:t>∘</m:t>
+            </m:r>
+          </m:sup>
+        </m:sSup>
+        <m:r>
+          <m:rPr>
+            <m:nor/>
+            <m:sty m:val="p"/>
+          </m:rPr>
+          <m:t>C</m:t>
+        </m:r>
+      </m:oMath>
+      <w:r>
+        <w:t xml:space="preserve">/decade,</w:t>
+      </w:r>
+      <w:r>
+        <w:t xml:space="preserve"> </w:t>
+      </w:r>
+      <m:oMath>
+        <m:r>
+          <m:t>t</m:t>
+        </m:r>
+        <m:r>
+          <m:rPr>
+            <m:sty m:val="p"/>
+          </m:rPr>
+          <m:t>=</m:t>
+        </m:r>
+        <m:r>
+          <m:t>8.62</m:t>
+        </m:r>
+        <m:r>
+          <m:rPr>
+            <m:sty m:val="p"/>
+          </m:rPr>
+          <m:t>,</m:t>
+        </m:r>
+        <m:r>
+          <m:t>p</m:t>
+        </m:r>
+        <m:r>
+          <m:rPr>
+            <m:sty m:val="p"/>
+          </m:rPr>
+          <m:t>&lt;</m:t>
+        </m:r>
+        <m:sSup>
+          <m:e>
+            <m:r>
+              <m:t>10</m:t>
+            </m:r>
+          </m:e>
+          <m:sup>
+            <m:r>
+              <m:rPr>
+                <m:sty m:val="p"/>
+              </m:rPr>
+              <m:t>−</m:t>
+            </m:r>
+            <m:r>
+              <m:t>15</m:t>
+            </m:r>
+          </m:sup>
+        </m:sSup>
+      </m:oMath>
+      <w:r>
+        <w:t xml:space="preserve">), matching the local rate observed at our capture sites (+0.25°C/decade). Historical museum study skins preserved in regional collections (MZUSP, MNRJ, FURB, UFPE; 1884–1979,</w:t>
+      </w:r>
+      <w:r>
+        <w:t xml:space="preserve"> </w:t>
+      </w:r>
+      <m:oMath>
+        <m:r>
+          <m:t>n</m:t>
+        </m:r>
+        <m:r>
+          <m:rPr>
+            <m:sty m:val="p"/>
+          </m:rPr>
+          <m:t>=</m:t>
+        </m:r>
+        <m:r>
+          <m:t>3</m:t>
+        </m:r>
+        <m:r>
+          <m:rPr>
+            <m:sty m:val="p"/>
+          </m:rPr>
+          <m:t>,</m:t>
+        </m:r>
+        <m:r>
+          <m:t>439</m:t>
+        </m:r>
+      </m:oMath>
+      <w:r>
+        <w:t xml:space="preserve"> </w:t>
+      </w:r>
+      <w:r>
+        <w:t xml:space="preserve">specimens across 142 species) document that wing length was stable or slightly positive during the century preceding accelerated warming (</w:t>
+      </w:r>
+      <m:oMath>
+        <m:r>
+          <m:rPr>
+            <m:sty m:val="p"/>
+          </m:rPr>
+          <m:t>+</m:t>
+        </m:r>
+        <m:r>
+          <m:t>0.45</m:t>
+        </m:r>
+      </m:oMath>
+      <w:r>
+        <w:t xml:space="preserve"> </w:t>
+      </w:r>
+      <w:r>
+        <w:t xml:space="preserve">mm/decade,</w:t>
+      </w:r>
+      <w:r>
+        <w:t xml:space="preserve"> </w:t>
+      </w:r>
+      <m:oMath>
+        <m:r>
+          <m:t>t</m:t>
+        </m:r>
+        <m:r>
+          <m:rPr>
+            <m:sty m:val="p"/>
+          </m:rPr>
+          <m:t>=</m:t>
+        </m:r>
+        <m:r>
+          <m:t>3.71</m:t>
+        </m:r>
+      </m:oMath>
+      <w:r>
+        <w:t xml:space="preserve">), with no thermal sensitivity (</w:t>
+      </w:r>
+      <m:oMath>
+        <m:r>
+          <m:t>β</m:t>
+        </m:r>
+        <m:r>
+          <m:rPr>
+            <m:sty m:val="p"/>
+          </m:rPr>
+          <m:t>=</m:t>
+        </m:r>
+        <m:r>
+          <m:rPr>
+            <m:sty m:val="p"/>
+          </m:rPr>
+          <m:t>+</m:t>
+        </m:r>
+        <m:r>
+          <m:t>0.10</m:t>
+        </m:r>
+      </m:oMath>
+      <w:r>
+        <w:t xml:space="preserve"> </w:t>
+      </w:r>
+      <w:r>
+        <w:t xml:space="preserve">mm/°C,</w:t>
+      </w:r>
+      <w:r>
+        <w:t xml:space="preserve"> </w:t>
+      </w:r>
+      <m:oMath>
+        <m:r>
+          <m:t>p</m:t>
+        </m:r>
+        <m:r>
+          <m:rPr>
+            <m:sty m:val="p"/>
+          </m:rPr>
+          <m:t>=</m:t>
+        </m:r>
+        <m:r>
+          <m:t>0.91</m:t>
+        </m:r>
+      </m:oMath>
+      <w:r>
+        <w:t xml:space="preserve">). Wing shortening emerged specifically in the post-1980 modern era (</w:t>
+      </w:r>
+      <m:oMath>
+        <m:r>
+          <m:rPr>
+            <m:sty m:val="p"/>
+          </m:rPr>
+          <m:t>−</m:t>
+        </m:r>
+        <m:r>
+          <m:t>0.26</m:t>
+        </m:r>
+      </m:oMath>
+      <w:r>
+        <w:t xml:space="preserve"> </w:t>
+      </w:r>
+      <w:r>
+        <w:t xml:space="preserve">to</w:t>
+      </w:r>
+      <w:r>
+        <w:t xml:space="preserve"> </w:t>
+      </w:r>
+      <m:oMath>
+        <m:r>
+          <m:rPr>
+            <m:sty m:val="p"/>
+          </m:rPr>
+          <m:t>−</m:t>
+        </m:r>
+        <m:r>
+          <m:t>0.41</m:t>
+        </m:r>
+      </m:oMath>
+      <w:r>
+        <w:t xml:space="preserve"> </w:t>
+      </w:r>
+      <w:r>
+        <w:t xml:space="preserve">mm/decade,</w:t>
+      </w:r>
+      <w:r>
+        <w:t xml:space="preserve"> </w:t>
+      </w:r>
+      <m:oMath>
+        <m:r>
+          <m:t>p</m:t>
+        </m:r>
+        <m:r>
+          <m:rPr>
+            <m:sty m:val="p"/>
+          </m:rPr>
+          <m:t>&lt;</m:t>
+        </m:r>
+        <m:r>
+          <m:t>0.02</m:t>
+        </m:r>
+      </m:oMath>
+      <w:r>
+        <w:t xml:space="preserve">; thermal sensitivity</w:t>
+      </w:r>
+      <w:r>
+        <w:t xml:space="preserve"> </w:t>
+      </w:r>
+      <m:oMath>
+        <m:r>
+          <m:t>β</m:t>
+        </m:r>
+        <m:r>
+          <m:rPr>
+            <m:sty m:val="p"/>
+          </m:rPr>
+          <m:t>=</m:t>
+        </m:r>
+        <m:r>
+          <m:rPr>
+            <m:sty m:val="p"/>
+          </m:rPr>
+          <m:t>−</m:t>
+        </m:r>
+        <m:r>
+          <m:t>1.68</m:t>
+        </m:r>
+      </m:oMath>
+      <w:r>
+        <w:t xml:space="preserve"> </w:t>
+      </w:r>
+      <w:r>
+        <w:t xml:space="preserve">mm/°C,</w:t>
+      </w:r>
+      <w:r>
+        <w:t xml:space="preserve"> </w:t>
+      </w:r>
+      <m:oMath>
+        <m:r>
+          <m:t>p</m:t>
+        </m:r>
+        <m:r>
+          <m:rPr>
+            <m:sty m:val="p"/>
+          </m:rPr>
+          <m:t>=</m:t>
+        </m:r>
+        <m:r>
+          <m:t>0.005</m:t>
+        </m:r>
+      </m:oMath>
+      <w:r>
+        <w:t xml:space="preserve">). Similarly, body mass in museum and historical field records (1962–1979) showed complete stasis (</w:t>
+      </w:r>
+      <m:oMath>
+        <m:r>
+          <m:rPr>
+            <m:sty m:val="p"/>
+          </m:rPr>
+          <m:t>−</m:t>
+        </m:r>
+        <m:r>
+          <m:t>0.17</m:t>
+        </m:r>
+        <m:r>
+          <m:rPr>
+            <m:sty m:val="p"/>
+          </m:rPr>
+          <m:t>%</m:t>
+        </m:r>
+      </m:oMath>
+      <w:r>
+        <w:t xml:space="preserve">/year,</w:t>
+      </w:r>
+      <w:r>
+        <w:t xml:space="preserve"> </w:t>
+      </w:r>
+      <m:oMath>
+        <m:r>
+          <m:t>p</m:t>
+        </m:r>
+        <m:r>
+          <m:rPr>
+            <m:sty m:val="p"/>
+          </m:rPr>
+          <m:t>=</m:t>
+        </m:r>
+        <m:r>
+          <m:t>0.52</m:t>
+        </m:r>
+      </m:oMath>
+      <w:r>
+        <w:t xml:space="preserve">), mirroring the post-1980 stability. These secular patterns demonstrate that the subtle wing shortening and thermal allometric stoutening documented here represent contemporary responses coincident with post-1980 accelerated warming, rather than century-long evolutionary drift.</w:t>
+      </w:r>
+    </w:p>
+    <w:p>
+      <w:pPr>
+        <w:pStyle w:val="BodyText"/>
+      </w:pPr>
+      <w:r>
+        <w:t xml:space="preserve">Second, to evaluate whether filtering choices influenced our findings, we expanded the analytical scope to mirror the less restrictive sampling criteria of</w:t>
+      </w:r>
+      <w:r>
+        <w:t xml:space="preserve"> </w:t>
+      </w:r>
+      <w:r>
+        <w:t xml:space="preserve">Jirinec et al. (2021)</w:t>
+      </w:r>
+      <w:r>
+        <w:t xml:space="preserve">—incorporating birds of unknown sex, all age classes, and all understorey mist-netted orders (</w:t>
+      </w:r>
+      <m:oMath>
+        <m:r>
+          <m:t>n</m:t>
+        </m:r>
+        <m:r>
+          <m:rPr>
+            <m:sty m:val="p"/>
+          </m:rPr>
+          <m:t>=</m:t>
+        </m:r>
+        <m:r>
+          <m:t>46</m:t>
+        </m:r>
+        <m:r>
+          <m:rPr>
+            <m:sty m:val="p"/>
+          </m:rPr>
+          <m:t>,</m:t>
+        </m:r>
+        <m:r>
+          <m:t>663</m:t>
+        </m:r>
+      </m:oMath>
+      <w:r>
+        <w:t xml:space="preserve"> </w:t>
+      </w:r>
+      <w:r>
+        <w:t xml:space="preserve">captures across 243 species; Supplementary Material). Across this expanded community sample, wing length trajectories remained consistent with our fully controlled model (</w:t>
+      </w:r>
+      <m:oMath>
+        <m:r>
+          <m:rPr>
+            <m:sty m:val="p"/>
+          </m:rPr>
+          <m:t>−</m:t>
+        </m:r>
+        <m:r>
+          <m:t>1.00</m:t>
+        </m:r>
+        <m:r>
+          <m:rPr>
+            <m:sty m:val="p"/>
+          </m:rPr>
+          <m:t>%</m:t>
+        </m:r>
+      </m:oMath>
+      <w:r>
+        <w:t xml:space="preserve">/decade, 95% CI:</w:t>
+      </w:r>
+      <w:r>
+        <w:t xml:space="preserve"> </w:t>
+      </w:r>
+      <m:oMath>
+        <m:r>
+          <m:rPr>
+            <m:sty m:val="p"/>
+          </m:rPr>
+          <m:t>−</m:t>
+        </m:r>
+        <m:r>
+          <m:t>2.09</m:t>
+        </m:r>
+      </m:oMath>
+      <w:r>
+        <w:t xml:space="preserve"> </w:t>
+      </w:r>
+      <w:r>
+        <w:t xml:space="preserve">to</w:t>
+      </w:r>
+      <w:r>
+        <w:t xml:space="preserve"> </w:t>
+      </w:r>
+      <m:oMath>
+        <m:r>
+          <m:rPr>
+            <m:sty m:val="p"/>
+          </m:rPr>
+          <m:t>+</m:t>
+        </m:r>
+        <m:r>
+          <m:t>0.09</m:t>
+        </m:r>
+        <m:r>
+          <m:rPr>
+            <m:sty m:val="p"/>
+          </m:rPr>
+          <m:t>%</m:t>
+        </m:r>
+      </m:oMath>
+      <w:r>
+        <w:t xml:space="preserve">/decade), demonstrating that wing shortening estimates are robust across taxonomic and demographic strata. For body mass, the four-fold sample expansion retained an identical point estimate (</w:t>
+      </w:r>
+      <m:oMath>
+        <m:r>
+          <m:rPr>
+            <m:sty m:val="p"/>
+          </m:rPr>
+          <m:t>−</m:t>
+        </m:r>
+        <m:r>
+          <m:t>1.29</m:t>
+        </m:r>
+        <m:r>
+          <m:rPr>
+            <m:sty m:val="p"/>
+          </m:rPr>
+          <m:t>%</m:t>
+        </m:r>
+      </m:oMath>
+      <w:r>
+        <w:t xml:space="preserve">/decade) while narrowing confidence intervals (</w:t>
+      </w:r>
+      <m:oMath>
+        <m:r>
+          <m:rPr>
+            <m:sty m:val="p"/>
+          </m:rPr>
+          <m:t>−</m:t>
+        </m:r>
+        <m:r>
+          <m:t>2.30</m:t>
+        </m:r>
+      </m:oMath>
+      <w:r>
+        <w:t xml:space="preserve"> </w:t>
+      </w:r>
+      <w:r>
+        <w:t xml:space="preserve">to</w:t>
+      </w:r>
+      <w:r>
+        <w:t xml:space="preserve"> </w:t>
+      </w:r>
+      <m:oMath>
+        <m:r>
+          <m:rPr>
+            <m:sty m:val="p"/>
+          </m:rPr>
+          <m:t>−</m:t>
+        </m:r>
+        <m:r>
+          <m:t>0.27</m:t>
+        </m:r>
+        <m:r>
+          <m:rPr>
+            <m:sty m:val="p"/>
+          </m:rPr>
+          <m:t>%</m:t>
+        </m:r>
+      </m:oMath>
+      <w:r>
+        <w:t xml:space="preserve">/decade). This decadal rate positions the Atlantic Forest in an intermediate position between temperate migratory endotherms [Weeks et al. 2020:</w:t>
+      </w:r>
+      <w:r>
+        <w:t xml:space="preserve"> </w:t>
+      </w:r>
+      <m:oMath>
+        <m:r>
+          <m:rPr>
+            <m:sty m:val="p"/>
+          </m:rPr>
+          <m:t>−</m:t>
+        </m:r>
+        <m:r>
+          <m:t>0.68</m:t>
+        </m:r>
+        <m:r>
+          <m:rPr>
+            <m:sty m:val="p"/>
+          </m:rPr>
+          <m:t>%</m:t>
+        </m:r>
+      </m:oMath>
+      <w:r>
+        <w:t xml:space="preserve">/decade] and undisturbed central Amazonian understorey [Jirinec et al. 2021:</w:t>
+      </w:r>
+      <w:r>
+        <w:t xml:space="preserve"> </w:t>
+      </w:r>
+      <m:oMath>
+        <m:r>
+          <m:rPr>
+            <m:sty m:val="p"/>
+          </m:rPr>
+          <m:t>−</m:t>
+        </m:r>
+        <m:r>
+          <m:t>1.80</m:t>
+        </m:r>
+        <m:r>
+          <m:rPr>
+            <m:sty m:val="p"/>
+          </m:rPr>
+          <m:t>%</m:t>
+        </m:r>
+      </m:oMath>
+      <w:r>
+        <w:t xml:space="preserve">/decade]. Crucially, across all analytical treatments and secular series, wing length consistently exhibited negative trajectories, affirming that resident Atlantic Forest birds resist the wing elongation and reduced wing loading observed in the contiguous Amazon.</w:t>
+      </w:r>
+    </w:p>
+    <w:bookmarkEnd w:id="56"/>
+    <w:bookmarkStart w:id="57" w:name="X794f256fa8947bb153e477f6c6f93c8f99c0b29"/>
+    <w:p>
+      <w:pPr>
+        <w:pStyle w:val="Heading2"/>
+      </w:pPr>
+      <w:r>
+        <w:t xml:space="preserve">3.5 The inferential foundation for macroecological trait synthesis</w:t>
+      </w:r>
+    </w:p>
+    <w:p>
+      <w:pPr>
+        <w:pStyle w:val="FirstParagraph"/>
+      </w:pPr>
+      <w:r>
         <w:t xml:space="preserve">Our study highlights the vital role of comprehensive provenance controls when analyzing multi-decadal compilations in macroecology. Large-scale compilations such as ATLANTIC BIRD TRAITS</w:t>
       </w:r>
       <w:r>
@@ -6126,14 +7835,14 @@
         <w:t xml:space="preserve">In our dataset, unadjusted baseline models suggested steep declines in wing length, increases in bill width, and expanding trait variability. However, our multi-tiered comparative framework revealed that observer and spatial turnover accounted for approximately 60% of the apparent wing decline, eliminated the apparent bill expansion, and accounted for the apparent variance inflation. Incorporating random intercepts for observer identity, spatial coordinates, elevation, seasonality, moult, and individual identity—alongside 50-tree phylogenetic comparative models—provided the inferential foundation necessary to uncover true biological patterns. Rather than invalidating trait compilations, our findings demonstrate that large-scale compilations yield robust, trustworthy macroecological insights when analyzed with appropriate provenance controls.</w:t>
       </w:r>
     </w:p>
-    <w:bookmarkEnd w:id="51"/>
-    <w:bookmarkStart w:id="52" w:name="conclusion"/>
+    <w:bookmarkEnd w:id="57"/>
+    <w:bookmarkStart w:id="58" w:name="conclusion"/>
     <w:p>
       <w:pPr>
         <w:pStyle w:val="Heading2"/>
       </w:pPr>
       <w:r>
-        <w:t xml:space="preserve">3.5 Conclusion</w:t>
+        <w:t xml:space="preserve">3.6 Conclusion</w:t>
       </w:r>
     </w:p>
     <w:p>
@@ -6141,12 +7850,12 @@
         <w:pStyle w:val="FirstParagraph"/>
       </w:pPr>
       <w:r>
-        <w:t xml:space="preserve">In summary, 24 years of climate warming in the Brazilian Atlantic Forest have not induced the widespread body mass loss or wing elongation observed in the continuous Amazonian understorey. Instead, Atlantic Forest passerines have maintained remarkable stability in body mass, invariant bill width, preserved allometric scaling, and subtle, species-specific adjustments in wing length. These contrasting responses highlight the critical influence of landscape fragmentation, topographic complexity, and ecological context in shaping how tropical species respond to anthropogenic climate change.</w:t>
-      </w:r>
-    </w:p>
-    <w:bookmarkEnd w:id="52"/>
-    <w:bookmarkEnd w:id="53"/>
-    <w:bookmarkStart w:id="119" w:name="sec-methods"/>
+        <w:t xml:space="preserve">In summary, 24 years of climate warming in the Brazilian Atlantic Forest have not induced the widespread body mass loss or wing elongation observed in the continuous Amazonian understorey. Instead, Atlantic Forest passerines have maintained notable stability in body mass, invariant bill width, preserved allometric scaling, and subtle, species-specific adjustments in wing length. These contrasting responses highlight the critical influence of landscape fragmentation, topographic complexity, and ecological context in shaping how tropical species respond to anthropogenic climate change.</w:t>
+      </w:r>
+    </w:p>
+    <w:bookmarkEnd w:id="58"/>
+    <w:bookmarkEnd w:id="59"/>
+    <w:bookmarkStart w:id="133" w:name="sec-methods"/>
     <w:p>
       <w:pPr>
         <w:pStyle w:val="Heading1"/>
@@ -6155,7 +7864,7 @@
         <w:t xml:space="preserve">4. Methods</w:t>
       </w:r>
     </w:p>
-    <w:bookmarkStart w:id="54" w:name="X6dbe1161035202742089c379c0fbe1c7f9b75de"/>
+    <w:bookmarkStart w:id="60" w:name="X6dbe1161035202742089c379c0fbe1c7f9b75de"/>
     <w:p>
       <w:pPr>
         <w:pStyle w:val="Heading2"/>
@@ -6312,8 +8021,8 @@
         <w:t xml:space="preserve">) was compiled to evaluate whether patterns replicated in birds lacking sex determination.</w:t>
       </w:r>
     </w:p>
-    <w:bookmarkEnd w:id="54"/>
-    <w:bookmarkStart w:id="58" w:name="X2413f136305994ac0578ef7267db9fce1a67d7d"/>
+    <w:bookmarkEnd w:id="60"/>
+    <w:bookmarkStart w:id="64" w:name="X2413f136305994ac0578ef7267db9fce1a67d7d"/>
     <w:p>
       <w:pPr>
         <w:pStyle w:val="Heading2"/>
@@ -6330,7 +8039,7 @@
         <w:t xml:space="preserve">In large-scale macroecological compilations aggregating data across independent research programs, two structural factors can severely confound temporal trends if left unmodeled: observer turnover and spatial turnover.</w:t>
       </w:r>
     </w:p>
-    <w:bookmarkStart w:id="55" w:name="X0182f22886a6e37bc6cfdd93d22c7a6097f325e"/>
+    <w:bookmarkStart w:id="61" w:name="X0182f22886a6e37bc6cfdd93d22c7a6097f325e"/>
     <w:p>
       <w:pPr>
         <w:pStyle w:val="Heading3"/>
@@ -6409,8 +8118,8 @@
         <w:t xml:space="preserve">).</w:t>
       </w:r>
     </w:p>
-    <w:bookmarkEnd w:id="55"/>
-    <w:bookmarkStart w:id="56" w:name="Xfad59f5c48d6cb7277320f018ba251711124662"/>
+    <w:bookmarkEnd w:id="61"/>
+    <w:bookmarkStart w:id="62" w:name="Xfad59f5c48d6cb7277320f018ba251711124662"/>
     <w:p>
       <w:pPr>
         <w:pStyle w:val="Heading3"/>
@@ -6520,8 +8229,8 @@
         <w:t xml:space="preserve">) as continuous covariates.</w:t>
       </w:r>
     </w:p>
-    <w:bookmarkEnd w:id="56"/>
-    <w:bookmarkStart w:id="57" w:name="X7ded9429c4cba6fd745661808c9b73d14ee2c47"/>
+    <w:bookmarkEnd w:id="62"/>
+    <w:bookmarkStart w:id="63" w:name="X7ded9429c4cba6fd745661808c9b73d14ee2c47"/>
     <w:p>
       <w:pPr>
         <w:pStyle w:val="Heading3"/>
@@ -6596,9 +8305,9 @@
         <w:t xml:space="preserve">) across all univariate and bivariate model tiers, avoiding collinear crossed random effects while ensuring robust parameter estimation and biological interpretability.</w:t>
       </w:r>
     </w:p>
-    <w:bookmarkEnd w:id="57"/>
-    <w:bookmarkEnd w:id="58"/>
-    <w:bookmarkStart w:id="59" w:name="X209e310501334e9b3a417e17400150671f7d25f"/>
+    <w:bookmarkEnd w:id="63"/>
+    <w:bookmarkEnd w:id="64"/>
+    <w:bookmarkStart w:id="65" w:name="X209e310501334e9b3a417e17400150671f7d25f"/>
     <w:p>
       <w:pPr>
         <w:pStyle w:val="Heading2"/>
@@ -7222,8 +8931,8 @@
         <w:t xml:space="preserve">).</w:t>
       </w:r>
     </w:p>
-    <w:bookmarkEnd w:id="59"/>
-    <w:bookmarkStart w:id="60" w:name="X3e9d42d2474c3f79baa2a707d23efc145f0b122"/>
+    <w:bookmarkEnd w:id="65"/>
+    <w:bookmarkStart w:id="66" w:name="X3e9d42d2474c3f79baa2a707d23efc145f0b122"/>
     <w:p>
       <w:pPr>
         <w:pStyle w:val="Heading2"/>
@@ -8384,8 +10093,8 @@
         <w:t xml:space="preserve">.</w:t>
       </w:r>
     </w:p>
-    <w:bookmarkEnd w:id="60"/>
-    <w:bookmarkStart w:id="61" w:name="X656a538e2e6ba7277e818ecf4966f95a904c340"/>
+    <w:bookmarkEnd w:id="66"/>
+    <w:bookmarkStart w:id="67" w:name="X656a538e2e6ba7277e818ecf4966f95a904c340"/>
     <w:p>
       <w:pPr>
         <w:pStyle w:val="Heading2"/>
@@ -8497,8 +10206,8 @@
         <w:t xml:space="preserve">, which predicts that extremities enlarge in warmer conditions to facilitate non-evaporative heat dissipation, we tested whether bill width exhibited a positive temporal slope under researcher and spatial controls.</w:t>
       </w:r>
     </w:p>
-    <w:bookmarkEnd w:id="61"/>
-    <w:bookmarkStart w:id="62" w:name="Xb837ca3b86c4da0276ff8aa30a6e8dff5c66f99"/>
+    <w:bookmarkEnd w:id="67"/>
+    <w:bookmarkStart w:id="68" w:name="Xb837ca3b86c4da0276ff8aa30a6e8dff5c66f99"/>
     <w:p>
       <w:pPr>
         <w:pStyle w:val="Heading2"/>
@@ -9390,14 +11099,755 @@
         <w:t xml:space="preserve">) indicates disproportionate mass loss or wing elongation (slenderization).</w:t>
       </w:r>
     </w:p>
-    <w:bookmarkEnd w:id="62"/>
-    <w:bookmarkStart w:id="63" w:name="X6ff614c3587b78c67248aba5d88ecab96336cc0"/>
+    <w:bookmarkEnd w:id="68"/>
+    <w:bookmarkStart w:id="69" w:name="X8341f8c6c82e3145741514559789c1da539f06b"/>
     <w:p>
       <w:pPr>
         <w:pStyle w:val="Heading2"/>
       </w:pPr>
       <w:r>
-        <w:t xml:space="preserve">4.7 Phenotypic variability meta-analysis and continuous dispersion modeling</w:t>
+        <w:t xml:space="preserve">4.7 Interannual temperature anomalies and direct thermal coupling</w:t>
+      </w:r>
+    </w:p>
+    <w:p>
+      <w:pPr>
+        <w:pStyle w:val="FirstParagraph"/>
+      </w:pPr>
+      <w:r>
+        <w:t xml:space="preserve">To evaluate whether interannual climatic fluctuations directly drive phenotypic variation, we linked each capture record to local annual mean temperatures extracted from the CRU-TS 4.09 gridded climate product (</w:t>
+      </w:r>
+      <m:oMath>
+        <m:sSup>
+          <m:e>
+            <m:r>
+              <m:t>0.5</m:t>
+            </m:r>
+          </m:e>
+          <m:sup>
+            <m:r>
+              <m:rPr>
+                <m:sty m:val="p"/>
+              </m:rPr>
+              <m:t>∘</m:t>
+            </m:r>
+          </m:sup>
+        </m:sSup>
+        <m:r>
+          <m:rPr>
+            <m:sty m:val="p"/>
+          </m:rPr>
+          <m:t>×</m:t>
+        </m:r>
+        <m:sSup>
+          <m:e>
+            <m:r>
+              <m:t>0.5</m:t>
+            </m:r>
+          </m:e>
+          <m:sup>
+            <m:r>
+              <m:rPr>
+                <m:sty m:val="p"/>
+              </m:rPr>
+              <m:t>∘</m:t>
+            </m:r>
+          </m:sup>
+        </m:sSup>
+      </m:oMath>
+      <w:r>
+        <w:t xml:space="preserve"> </w:t>
+      </w:r>
+      <w:r>
+        <w:t xml:space="preserve">resolution;</w:t>
+      </w:r>
+      <w:r>
+        <w:t xml:space="preserve"> </w:t>
+      </w:r>
+      <w:r>
+        <w:t xml:space="preserve">Harris et al. (2020)</w:t>
+      </w:r>
+      <w:r>
+        <w:t xml:space="preserve">). For each coordinate locality, we calculated the multi-decadal mean temperature (</w:t>
+      </w:r>
+      <m:oMath>
+        <m:sSub>
+          <m:e>
+            <m:r>
+              <m:t>T</m:t>
+            </m:r>
+          </m:e>
+          <m:sub>
+            <m:r>
+              <m:rPr>
+                <m:nor/>
+                <m:sty m:val="p"/>
+              </m:rPr>
+              <m:t>base</m:t>
+            </m:r>
+          </m:sub>
+        </m:sSub>
+      </m:oMath>
+      <w:r>
+        <w:t xml:space="preserve">) and computed the local annual temperature anomaly (</w:t>
+      </w:r>
+      <m:oMath>
+        <m:r>
+          <m:rPr>
+            <m:sty m:val="p"/>
+          </m:rPr>
+          <m:t>Δ</m:t>
+        </m:r>
+        <m:sSub>
+          <m:e>
+            <m:r>
+              <m:t>T</m:t>
+            </m:r>
+          </m:e>
+          <m:sub>
+            <m:r>
+              <m:rPr>
+                <m:nor/>
+                <m:sty m:val="p"/>
+              </m:rPr>
+              <m:t>local</m:t>
+            </m:r>
+          </m:sub>
+        </m:sSub>
+        <m:r>
+          <m:rPr>
+            <m:sty m:val="p"/>
+          </m:rPr>
+          <m:t>=</m:t>
+        </m:r>
+        <m:sSub>
+          <m:e>
+            <m:r>
+              <m:t>T</m:t>
+            </m:r>
+          </m:e>
+          <m:sub>
+            <m:r>
+              <m:t>i</m:t>
+            </m:r>
+            <m:r>
+              <m:t>j</m:t>
+            </m:r>
+          </m:sub>
+        </m:sSub>
+        <m:r>
+          <m:rPr>
+            <m:sty m:val="p"/>
+          </m:rPr>
+          <m:t>−</m:t>
+        </m:r>
+        <m:sSub>
+          <m:e>
+            <m:r>
+              <m:t>T</m:t>
+            </m:r>
+          </m:e>
+          <m:sub>
+            <m:r>
+              <m:rPr>
+                <m:nor/>
+                <m:sty m:val="p"/>
+              </m:rPr>
+              <m:t>base</m:t>
+            </m:r>
+          </m:sub>
+        </m:sSub>
+      </m:oMath>
+      <w:r>
+        <w:t xml:space="preserve">) for the capture year. In addition, we extracted regional annual temperature anomalies from NASA GISS Surface Temperature Analysis (GISTEMP v4; Zonal annual means for</w:t>
+      </w:r>
+      <w:r>
+        <w:t xml:space="preserve"> </w:t>
+      </w:r>
+      <m:oMath>
+        <m:sSup>
+          <m:e>
+            <m:r>
+              <m:t>24</m:t>
+            </m:r>
+          </m:e>
+          <m:sup>
+            <m:r>
+              <m:rPr>
+                <m:sty m:val="p"/>
+              </m:rPr>
+              <m:t>∘</m:t>
+            </m:r>
+          </m:sup>
+        </m:sSup>
+        <m:r>
+          <m:rPr>
+            <m:nor/>
+            <m:sty m:val="p"/>
+          </m:rPr>
+          <m:t>S</m:t>
+        </m:r>
+        <m:r>
+          <m:rPr>
+            <m:nor/>
+            <m:sty m:val="p"/>
+          </m:rPr>
+          <m:t>–Equator</m:t>
+        </m:r>
+      </m:oMath>
+      <w:r>
+        <w:t xml:space="preserve">,</w:t>
+      </w:r>
+      <w:r>
+        <w:t xml:space="preserve"> </w:t>
+      </w:r>
+      <m:oMath>
+        <m:r>
+          <m:t>r</m:t>
+        </m:r>
+        <m:r>
+          <m:rPr>
+            <m:sty m:val="p"/>
+          </m:rPr>
+          <m:t>=</m:t>
+        </m:r>
+        <m:r>
+          <m:t>0.74</m:t>
+        </m:r>
+      </m:oMath>
+      <w:r>
+        <w:t xml:space="preserve"> </w:t>
+      </w:r>
+      <w:r>
+        <w:t xml:space="preserve">with local sampling means;</w:t>
+      </w:r>
+      <w:r>
+        <w:t xml:space="preserve"> </w:t>
+      </w:r>
+      <w:r>
+        <w:t xml:space="preserve">Lenssen et al. (2019)</w:t>
+      </w:r>
+      <w:r>
+        <w:t xml:space="preserve">).</w:t>
+      </w:r>
+    </w:p>
+    <w:p>
+      <w:pPr>
+        <w:pStyle w:val="BodyText"/>
+      </w:pPr>
+      <w:r>
+        <w:t xml:space="preserve">We tested the direct thermal sensitivity of morphological traits by fitting linear mixed-effects models specifying centered trait deviations as a function of annual temperature anomaly (</w:t>
+      </w:r>
+      <m:oMath>
+        <m:r>
+          <m:rPr>
+            <m:sty m:val="p"/>
+          </m:rPr>
+          <m:t>Δ</m:t>
+        </m:r>
+        <m:sSub>
+          <m:e>
+            <m:r>
+              <m:t>T</m:t>
+            </m:r>
+          </m:e>
+          <m:sub>
+            <m:r>
+              <m:rPr>
+                <m:nor/>
+                <m:sty m:val="p"/>
+              </m:rPr>
+              <m:t>local</m:t>
+            </m:r>
+          </m:sub>
+        </m:sSub>
+      </m:oMath>
+      <w:r>
+        <w:t xml:space="preserve">), including fixed effects for sex and latitude, and random intercepts for primary researcher</w:t>
+      </w:r>
+      <w:r>
+        <w:t xml:space="preserve"> </w:t>
+      </w:r>
+      <w:r>
+        <w:rPr>
+          <w:rStyle w:val="VerbatimChar"/>
+        </w:rPr>
+        <w:t xml:space="preserve">(1 | Main_researcher)</w:t>
+      </w:r>
+      <w:r>
+        <w:t xml:space="preserve"> </w:t>
+      </w:r>
+      <w:r>
+        <w:t xml:space="preserve">and species</w:t>
+      </w:r>
+      <w:r>
+        <w:t xml:space="preserve"> </w:t>
+      </w:r>
+      <w:r>
+        <w:rPr>
+          <w:rStyle w:val="VerbatimChar"/>
+        </w:rPr>
+        <w:t xml:space="preserve">(1 | Binomial)</w:t>
+      </w:r>
+      <w:r>
+        <w:t xml:space="preserve">. For bivariate allometry, we evaluated the response of the isometry contrast (</w:t>
+      </w:r>
+      <m:oMath>
+        <m:sSub>
+          <m:e>
+            <m:r>
+              <m:rPr>
+                <m:sty m:val="p"/>
+              </m:rPr>
+              <m:t>Δ</m:t>
+            </m:r>
+          </m:e>
+          <m:sub>
+            <m:r>
+              <m:rPr>
+                <m:nor/>
+                <m:sty m:val="p"/>
+              </m:rPr>
+              <m:t>iso</m:t>
+            </m:r>
+          </m:sub>
+        </m:sSub>
+        <m:r>
+          <m:rPr>
+            <m:sty m:val="p"/>
+          </m:rPr>
+          <m:t>=</m:t>
+        </m:r>
+        <m:r>
+          <m:rPr>
+            <m:sty m:val="p"/>
+          </m:rPr>
+          <m:t>ln</m:t>
+        </m:r>
+        <m:r>
+          <m:t>M</m:t>
+        </m:r>
+        <m:r>
+          <m:rPr>
+            <m:sty m:val="p"/>
+          </m:rPr>
+          <m:t>−</m:t>
+        </m:r>
+        <m:r>
+          <m:t>3</m:t>
+        </m:r>
+        <m:r>
+          <m:rPr>
+            <m:sty m:val="p"/>
+          </m:rPr>
+          <m:t>ln</m:t>
+        </m:r>
+        <m:r>
+          <m:t>L</m:t>
+        </m:r>
+      </m:oMath>
+      <w:r>
+        <w:t xml:space="preserve">) and relative wing length (</w:t>
+      </w:r>
+      <m:oMath>
+        <m:r>
+          <m:rPr>
+            <m:sty m:val="p"/>
+          </m:rPr>
+          <m:t>ln</m:t>
+        </m:r>
+        <m:r>
+          <m:t>L</m:t>
+        </m:r>
+        <m:r>
+          <m:rPr>
+            <m:sty m:val="p"/>
+          </m:rPr>
+          <m:t>−</m:t>
+        </m:r>
+        <m:f>
+          <m:fPr>
+            <m:type m:val="bar"/>
+          </m:fPr>
+          <m:num>
+            <m:r>
+              <m:t>1</m:t>
+            </m:r>
+          </m:num>
+          <m:den>
+            <m:r>
+              <m:t>3</m:t>
+            </m:r>
+          </m:den>
+        </m:f>
+        <m:r>
+          <m:rPr>
+            <m:sty m:val="p"/>
+          </m:rPr>
+          <m:t>ln</m:t>
+        </m:r>
+        <m:r>
+          <m:t>M</m:t>
+        </m:r>
+      </m:oMath>
+      <w:r>
+        <w:t xml:space="preserve">) to local and regional temperature anomalies across the 7,577 shared records measured for both traits.</w:t>
+      </w:r>
+    </w:p>
+    <w:bookmarkEnd w:id="69"/>
+    <w:bookmarkStart w:id="70" w:name="X653d83b9bfe10a4aa35a57686ef1f796453cb4b"/>
+    <w:p>
+      <w:pPr>
+        <w:pStyle w:val="Heading2"/>
+      </w:pPr>
+      <w:r>
+        <w:t xml:space="preserve">4.8 Historical museum series, climate breakpoint, and sampling expansion</w:t>
+      </w:r>
+    </w:p>
+    <w:p>
+      <w:pPr>
+        <w:pStyle w:val="FirstParagraph"/>
+      </w:pPr>
+      <w:r>
+        <w:t xml:space="preserve">To contextualize the contemporary 1995–2018 window within a century-long macroecological perspective, we analyzed historical museum study skins (</w:t>
+      </w:r>
+      <m:oMath>
+        <m:r>
+          <m:t>n</m:t>
+        </m:r>
+        <m:r>
+          <m:rPr>
+            <m:sty m:val="p"/>
+          </m:rPr>
+          <m:t>=</m:t>
+        </m:r>
+        <m:r>
+          <m:t>3</m:t>
+        </m:r>
+        <m:r>
+          <m:rPr>
+            <m:sty m:val="p"/>
+          </m:rPr>
+          <m:t>,</m:t>
+        </m:r>
+        <m:r>
+          <m:t>439</m:t>
+        </m:r>
+      </m:oMath>
+      <w:r>
+        <w:t xml:space="preserve"> </w:t>
+      </w:r>
+      <w:r>
+        <w:t xml:space="preserve">adult specimens, 1884–2017) across 142 passerine species preserved in major Brazilian ornithological collections (Museu de Zoologia da USP, Museu Nacional da UFRJ, Universidade Regional de Blumenau, Universidade Federal de Pernambuco).</w:t>
+      </w:r>
+    </w:p>
+    <w:p>
+      <w:pPr>
+        <w:pStyle w:val="BodyText"/>
+      </w:pPr>
+      <w:r>
+        <w:t xml:space="preserve">To test whether regional warming and avian morphometrics experienced structural breakpoints across the secular record, we fitted two-phase piecewise linear regressions</w:t>
+      </w:r>
+      <w:r>
+        <w:t xml:space="preserve"> </w:t>
+      </w:r>
+      <w:r>
+        <w:t xml:space="preserve">(Muggeo 2003)</w:t>
+      </w:r>
+      <w:r>
+        <w:t xml:space="preserve"> </w:t>
+      </w:r>
+      <w:r>
+        <w:t xml:space="preserve">on annual regional temperature anomalies (NASA GISS, 1880–2018) and species-centered morphological deviations:</w:t>
+      </w:r>
+    </w:p>
+    <w:p>
+      <w:pPr>
+        <w:pStyle w:val="BodyText"/>
+      </w:pPr>
+      <m:oMathPara>
+        <m:oMathParaPr>
+          <m:jc m:val="center"/>
+        </m:oMathParaPr>
+        <m:oMath>
+          <m:sSub>
+            <m:e>
+              <m:r>
+                <m:t>y</m:t>
+              </m:r>
+            </m:e>
+            <m:sub>
+              <m:r>
+                <m:t>t</m:t>
+              </m:r>
+            </m:sub>
+          </m:sSub>
+          <m:r>
+            <m:rPr>
+              <m:sty m:val="p"/>
+            </m:rPr>
+            <m:t>=</m:t>
+          </m:r>
+          <m:r>
+            <m:t>α</m:t>
+          </m:r>
+          <m:r>
+            <m:rPr>
+              <m:sty m:val="p"/>
+            </m:rPr>
+            <m:t>+</m:t>
+          </m:r>
+          <m:sSub>
+            <m:e>
+              <m:r>
+                <m:t>β</m:t>
+              </m:r>
+            </m:e>
+            <m:sub>
+              <m:r>
+                <m:t>1</m:t>
+              </m:r>
+            </m:sub>
+          </m:sSub>
+          <m:r>
+            <m:rPr>
+              <m:sty m:val="p"/>
+            </m:rPr>
+            <m:t>min</m:t>
+          </m:r>
+          <m:r>
+            <m:rPr>
+              <m:sty m:val="p"/>
+            </m:rPr>
+            <m:t>(</m:t>
+          </m:r>
+          <m:sSub>
+            <m:e>
+              <m:r>
+                <m:t>Y</m:t>
+              </m:r>
+            </m:e>
+            <m:sub>
+              <m:r>
+                <m:t>t</m:t>
+              </m:r>
+            </m:sub>
+          </m:sSub>
+          <m:r>
+            <m:rPr>
+              <m:sty m:val="p"/>
+            </m:rPr>
+            <m:t>−</m:t>
+          </m:r>
+          <m:r>
+            <m:t>τ</m:t>
+          </m:r>
+          <m:r>
+            <m:rPr>
+              <m:sty m:val="p"/>
+            </m:rPr>
+            <m:t>,</m:t>
+          </m:r>
+          <m:r>
+            <m:t>0</m:t>
+          </m:r>
+          <m:r>
+            <m:rPr>
+              <m:sty m:val="p"/>
+            </m:rPr>
+            <m:t>)</m:t>
+          </m:r>
+          <m:r>
+            <m:rPr>
+              <m:sty m:val="p"/>
+            </m:rPr>
+            <m:t>+</m:t>
+          </m:r>
+          <m:sSub>
+            <m:e>
+              <m:r>
+                <m:t>β</m:t>
+              </m:r>
+            </m:e>
+            <m:sub>
+              <m:r>
+                <m:t>2</m:t>
+              </m:r>
+            </m:sub>
+          </m:sSub>
+          <m:r>
+            <m:rPr>
+              <m:sty m:val="p"/>
+            </m:rPr>
+            <m:t>max</m:t>
+          </m:r>
+          <m:r>
+            <m:rPr>
+              <m:sty m:val="p"/>
+            </m:rPr>
+            <m:t>(</m:t>
+          </m:r>
+          <m:sSub>
+            <m:e>
+              <m:r>
+                <m:t>Y</m:t>
+              </m:r>
+            </m:e>
+            <m:sub>
+              <m:r>
+                <m:t>t</m:t>
+              </m:r>
+            </m:sub>
+          </m:sSub>
+          <m:r>
+            <m:rPr>
+              <m:sty m:val="p"/>
+            </m:rPr>
+            <m:t>−</m:t>
+          </m:r>
+          <m:r>
+            <m:t>τ</m:t>
+          </m:r>
+          <m:r>
+            <m:rPr>
+              <m:sty m:val="p"/>
+            </m:rPr>
+            <m:t>,</m:t>
+          </m:r>
+          <m:r>
+            <m:t>0</m:t>
+          </m:r>
+          <m:r>
+            <m:rPr>
+              <m:sty m:val="p"/>
+            </m:rPr>
+            <m:t>)</m:t>
+          </m:r>
+          <m:r>
+            <m:rPr>
+              <m:sty m:val="p"/>
+            </m:rPr>
+            <m:t>+</m:t>
+          </m:r>
+          <m:sSub>
+            <m:e>
+              <m:r>
+                <m:t>ε</m:t>
+              </m:r>
+            </m:e>
+            <m:sub>
+              <m:r>
+                <m:t>t</m:t>
+              </m:r>
+            </m:sub>
+          </m:sSub>
+        </m:oMath>
+      </m:oMathPara>
+    </w:p>
+    <w:p>
+      <w:pPr>
+        <w:pStyle w:val="FirstParagraph"/>
+      </w:pPr>
+      <w:r>
+        <w:t xml:space="preserve">where</w:t>
+      </w:r>
+      <w:r>
+        <w:t xml:space="preserve"> </w:t>
+      </w:r>
+      <m:oMath>
+        <m:r>
+          <m:t>τ</m:t>
+        </m:r>
+      </m:oMath>
+      <w:r>
+        <w:t xml:space="preserve"> </w:t>
+      </w:r>
+      <w:r>
+        <w:t xml:space="preserve">represents the candidate changepoint year. We performed a grid search over potential breakpoint years (1900–2005) to identify the maximum-likelihood inflection point (</w:t>
+      </w:r>
+      <m:oMath>
+        <m:r>
+          <m:t>τ</m:t>
+        </m:r>
+        <m:r>
+          <m:rPr>
+            <m:sty m:val="p"/>
+          </m:rPr>
+          <m:t>=</m:t>
+        </m:r>
+        <m:r>
+          <m:t>1980</m:t>
+        </m:r>
+        <m:r>
+          <m:rPr>
+            <m:sty m:val="p"/>
+          </m:rPr>
+          <m:t>±</m:t>
+        </m:r>
+        <m:r>
+          <m:t>3</m:t>
+        </m:r>
+      </m:oMath>
+      <w:r>
+        <w:t xml:space="preserve"> </w:t>
+      </w:r>
+      <w:r>
+        <w:t xml:space="preserve">years).</w:t>
+      </w:r>
+    </w:p>
+    <w:p>
+      <w:pPr>
+        <w:pStyle w:val="BodyText"/>
+      </w:pPr>
+      <w:r>
+        <w:t xml:space="preserve">To assess the robustness of our conclusions to analytical filtering criteria, we refitted linear mixed-effects models across the broader avian community following the sampling design of</w:t>
+      </w:r>
+      <w:r>
+        <w:t xml:space="preserve"> </w:t>
+      </w:r>
+      <w:r>
+        <w:t xml:space="preserve">Jirinec et al. (2021)</w:t>
+      </w:r>
+      <w:r>
+        <w:t xml:space="preserve">. This expanded dataset incorporated individuals of unknown sex, all age classes, and all understorey mist-netted bird orders (</w:t>
+      </w:r>
+      <m:oMath>
+        <m:r>
+          <m:t>n</m:t>
+        </m:r>
+        <m:r>
+          <m:rPr>
+            <m:sty m:val="p"/>
+          </m:rPr>
+          <m:t>=</m:t>
+        </m:r>
+        <m:r>
+          <m:t>46</m:t>
+        </m:r>
+        <m:r>
+          <m:rPr>
+            <m:sty m:val="p"/>
+          </m:rPr>
+          <m:t>,</m:t>
+        </m:r>
+        <m:r>
+          <m:t>663</m:t>
+        </m:r>
+      </m:oMath>
+      <w:r>
+        <w:t xml:space="preserve"> </w:t>
+      </w:r>
+      <w:r>
+        <w:t xml:space="preserve">captures across 243 species; Supplementary Material), evaluating temporal slopes with random intercepts and slopes for species and random intercepts for sampling locality and contributor.</w:t>
+      </w:r>
+    </w:p>
+    <w:bookmarkEnd w:id="70"/>
+    <w:bookmarkStart w:id="71" w:name="X6ff614c3587b78c67248aba5d88ecab96336cc0"/>
+    <w:p>
+      <w:pPr>
+        <w:pStyle w:val="Heading2"/>
+      </w:pPr>
+      <w:r>
+        <w:t xml:space="preserve">4.9 Phenotypic variability meta-analysis and continuous dispersion modeling</w:t>
       </w:r>
     </w:p>
     <w:p>
@@ -10100,14 +12550,14 @@
         <w:t xml:space="preserve">) was added to the dispersion formula to test whether residual variance tracked environmental warming.</w:t>
       </w:r>
     </w:p>
-    <w:bookmarkEnd w:id="63"/>
-    <w:bookmarkStart w:id="64" w:name="Xfd84aa4262ebbdc8c9052e44d41fd99b9baf22f"/>
+    <w:bookmarkEnd w:id="71"/>
+    <w:bookmarkStart w:id="72" w:name="Xfd84aa4262ebbdc8c9052e44d41fd99b9baf22f"/>
     <w:p>
       <w:pPr>
         <w:pStyle w:val="Heading2"/>
       </w:pPr>
       <w:r>
-        <w:t xml:space="preserve">4.8 Trophic interactions and regional prey context</w:t>
+        <w:t xml:space="preserve">4.10 Trophic interactions and regional prey context</w:t>
       </w:r>
     </w:p>
     <w:p>
@@ -10255,14 +12705,14 @@
         <w:t xml:space="preserve">operational days) as an offset, and random intercepts for contributor, municipality, and sampling locality.</w:t>
       </w:r>
     </w:p>
-    <w:bookmarkEnd w:id="64"/>
-    <w:bookmarkStart w:id="65" w:name="reproducible-software-environment"/>
+    <w:bookmarkEnd w:id="72"/>
+    <w:bookmarkStart w:id="73" w:name="reproducible-software-environment"/>
     <w:p>
       <w:pPr>
         <w:pStyle w:val="Heading2"/>
       </w:pPr>
       <w:r>
-        <w:t xml:space="preserve">4.9 Reproducible software environment</w:t>
+        <w:t xml:space="preserve">4.11 Reproducible software environment</w:t>
       </w:r>
     </w:p>
     <w:p>
@@ -10408,8 +12858,8 @@
         <w:t xml:space="preserve">(v2.2+). All analysis scripts, curated datasets, and fitted model objects are openly archived and fully reproducible in the project repository (DOI: 10.5281/zenodo.atlantic_birds).</w:t>
       </w:r>
     </w:p>
-    <w:bookmarkEnd w:id="65"/>
-    <w:bookmarkStart w:id="118" w:name="references"/>
+    <w:bookmarkEnd w:id="73"/>
+    <w:bookmarkStart w:id="132" w:name="references"/>
     <w:p>
       <w:pPr>
         <w:pStyle w:val="Heading2"/>
@@ -10418,8 +12868,8 @@
         <w:t xml:space="preserve">References</w:t>
       </w:r>
     </w:p>
-    <w:bookmarkStart w:id="117" w:name="refs"/>
-    <w:bookmarkStart w:id="66" w:name="ref-allen1877"/>
+    <w:bookmarkStart w:id="131" w:name="refs"/>
+    <w:bookmarkStart w:id="74" w:name="ref-allen1877"/>
     <w:p>
       <w:pPr>
         <w:pStyle w:val="Bibliography"/>
@@ -10450,8 +12900,8 @@
         <w:t xml:space="preserve">1: 108–40.</w:t>
       </w:r>
     </w:p>
-    <w:bookmarkEnd w:id="66"/>
-    <w:bookmarkStart w:id="68" w:name="ref-ashton2002a"/>
+    <w:bookmarkEnd w:id="74"/>
+    <w:bookmarkStart w:id="76" w:name="ref-ashton2002a"/>
     <w:p>
       <w:pPr>
         <w:pStyle w:val="Bibliography"/>
@@ -10484,7 +12934,7 @@
       <w:r>
         <w:t xml:space="preserve"> </w:t>
       </w:r>
-      <w:hyperlink r:id="rId67">
+      <w:hyperlink r:id="rId75">
         <w:r>
           <w:rPr>
             <w:rStyle w:val="Hyperlink"/>
@@ -10496,8 +12946,8 @@
         <w:t xml:space="preserve">.</w:t>
       </w:r>
     </w:p>
-    <w:bookmarkEnd w:id="68"/>
-    <w:bookmarkStart w:id="70" w:name="ref-bell2019fixed"/>
+    <w:bookmarkEnd w:id="76"/>
+    <w:bookmarkStart w:id="78" w:name="ref-bell2019fixed"/>
     <w:p>
       <w:pPr>
         <w:pStyle w:val="Bibliography"/>
@@ -10530,7 +12980,7 @@
       <w:r>
         <w:t xml:space="preserve"> </w:t>
       </w:r>
-      <w:hyperlink r:id="rId69">
+      <w:hyperlink r:id="rId77">
         <w:r>
           <w:rPr>
             <w:rStyle w:val="Hyperlink"/>
@@ -10542,8 +12992,8 @@
         <w:t xml:space="preserve">.</w:t>
       </w:r>
     </w:p>
-    <w:bookmarkEnd w:id="70"/>
-    <w:bookmarkStart w:id="72" w:name="ref-bergmann1847"/>
+    <w:bookmarkEnd w:id="78"/>
+    <w:bookmarkStart w:id="80" w:name="ref-bergmann1847"/>
     <w:p>
       <w:pPr>
         <w:pStyle w:val="Bibliography"/>
@@ -10576,7 +13026,7 @@
       <w:r>
         <w:t xml:space="preserve"> </w:t>
       </w:r>
-      <w:hyperlink r:id="rId71">
+      <w:hyperlink r:id="rId79">
         <w:r>
           <w:rPr>
             <w:rStyle w:val="Hyperlink"/>
@@ -10588,8 +13038,8 @@
         <w:t xml:space="preserve">.</w:t>
       </w:r>
     </w:p>
-    <w:bookmarkEnd w:id="72"/>
-    <w:bookmarkStart w:id="74" w:name="ref-gardner_declining_2011"/>
+    <w:bookmarkEnd w:id="80"/>
+    <w:bookmarkStart w:id="82" w:name="ref-gardner_declining_2011"/>
     <w:p>
       <w:pPr>
         <w:pStyle w:val="Bibliography"/>
@@ -10622,7 +13072,7 @@
       <w:r>
         <w:t xml:space="preserve"> </w:t>
       </w:r>
-      <w:hyperlink r:id="rId73">
+      <w:hyperlink r:id="rId81">
         <w:r>
           <w:rPr>
             <w:rStyle w:val="Hyperlink"/>
@@ -10634,23 +13084,32 @@
         <w:t xml:space="preserve">.</w:t>
       </w:r>
     </w:p>
-    <w:bookmarkEnd w:id="74"/>
-    <w:bookmarkStart w:id="75" w:name="ref-hudson2017database"/>
+    <w:bookmarkEnd w:id="82"/>
+    <w:bookmarkStart w:id="84" w:name="ref-harris2020crudata"/>
     <w:p>
       <w:pPr>
         <w:pStyle w:val="Bibliography"/>
       </w:pPr>
       <w:r>
-        <w:t xml:space="preserve">Hudson, Lawrence N, Tim Newbold, Sara Contu, et al.</w:t>
-      </w:r>
-      <w:r>
-        <w:t xml:space="preserve"> 2017.</w:t>
-      </w:r>
-      <w:r>
-        <w:t xml:space="preserve"> </w:t>
-      </w:r>
-      <w:r>
-        <w:t xml:space="preserve">“The Database of the Predicts (Projecting Responses of Ecological Diversity in Changing Terrestrial Systems) Project.”</w:t>
+        <w:t xml:space="preserve">Harris, Ian, Timothy J. Osborn, Phil Jones, and David Lister. 2020.</w:t>
+      </w:r>
+      <w:r>
+        <w:t xml:space="preserve"> </w:t>
+      </w:r>
+      <w:r>
+        <w:t xml:space="preserve">“Version 4 of the</w:t>
+      </w:r>
+      <w:r>
+        <w:t xml:space="preserve"> </w:t>
+      </w:r>
+      <w:r>
+        <w:t xml:space="preserve">CRU TS</w:t>
+      </w:r>
+      <w:r>
+        <w:t xml:space="preserve"> </w:t>
+      </w:r>
+      <w:r>
+        <w:t xml:space="preserve">Monthly High-Resolution Gridded Multivariate Climate Dataset.”</w:t>
       </w:r>
       <w:r>
         <w:t xml:space="preserve"> </w:t>
@@ -10660,41 +13119,46 @@
           <w:i/>
           <w:iCs/>
         </w:rPr>
-        <w:t xml:space="preserve">Ecology and Evolution</w:t>
-      </w:r>
-      <w:r>
-        <w:t xml:space="preserve"> </w:t>
-      </w:r>
-      <w:r>
-        <w:t xml:space="preserve">7 (1): 145–88.</w:t>
-      </w:r>
-    </w:p>
-    <w:bookmarkEnd w:id="75"/>
-    <w:bookmarkStart w:id="77" w:name="ref-jirinec2021morphological"/>
+        <w:t xml:space="preserve">Scientific Data</w:t>
+      </w:r>
+      <w:r>
+        <w:t xml:space="preserve"> </w:t>
+      </w:r>
+      <w:r>
+        <w:t xml:space="preserve">7 (1): 109.</w:t>
+      </w:r>
+      <w:r>
+        <w:t xml:space="preserve"> </w:t>
+      </w:r>
+      <w:hyperlink r:id="rId83">
+        <w:r>
+          <w:rPr>
+            <w:rStyle w:val="Hyperlink"/>
+          </w:rPr>
+          <w:t xml:space="preserve">https://doi.org/10.1038/s41597-020-0453-3</w:t>
+        </w:r>
+      </w:hyperlink>
+      <w:r>
+        <w:t xml:space="preserve">.</w:t>
+      </w:r>
+    </w:p>
+    <w:bookmarkEnd w:id="84"/>
+    <w:bookmarkStart w:id="85" w:name="ref-hudson2017database"/>
     <w:p>
       <w:pPr>
         <w:pStyle w:val="Bibliography"/>
       </w:pPr>
       <w:r>
-        <w:t xml:space="preserve">Jirinec, Vitek, Ryan C. Burner, Bruna R. Amaral, et al. 2021.</w:t>
-      </w:r>
-      <w:r>
-        <w:t xml:space="preserve"> </w:t>
-      </w:r>
-      <w:r>
-        <w:t xml:space="preserve">“Morphological Consequences of Climate Change for Resident Birds in Intact</w:t>
-      </w:r>
-      <w:r>
-        <w:t xml:space="preserve"> </w:t>
-      </w:r>
-      <w:r>
-        <w:t xml:space="preserve">Amazonian</w:t>
-      </w:r>
-      <w:r>
-        <w:t xml:space="preserve"> </w:t>
-      </w:r>
-      <w:r>
-        <w:t xml:space="preserve">Rainforest.”</w:t>
+        <w:t xml:space="preserve">Hudson, Lawrence N, Tim Newbold, Sara Contu, et al.</w:t>
+      </w:r>
+      <w:r>
+        <w:t xml:space="preserve"> 2017.</w:t>
+      </w:r>
+      <w:r>
+        <w:t xml:space="preserve"> </w:t>
+      </w:r>
+      <w:r>
+        <w:t xml:space="preserve">“The Database of the Predicts (Projecting Responses of Ecological Diversity in Changing Terrestrial Systems) Project.”</w:t>
       </w:r>
       <w:r>
         <w:t xml:space="preserve"> </w:t>
@@ -10704,6 +13168,50 @@
           <w:i/>
           <w:iCs/>
         </w:rPr>
+        <w:t xml:space="preserve">Ecology and Evolution</w:t>
+      </w:r>
+      <w:r>
+        <w:t xml:space="preserve"> </w:t>
+      </w:r>
+      <w:r>
+        <w:t xml:space="preserve">7 (1): 145–88.</w:t>
+      </w:r>
+    </w:p>
+    <w:bookmarkEnd w:id="85"/>
+    <w:bookmarkStart w:id="87" w:name="ref-jirinec2021morphological"/>
+    <w:p>
+      <w:pPr>
+        <w:pStyle w:val="Bibliography"/>
+      </w:pPr>
+      <w:r>
+        <w:t xml:space="preserve">Jirinec, Vitek, Ryan C. Burner, Bruna R. Amaral, et al. 2021.</w:t>
+      </w:r>
+      <w:r>
+        <w:t xml:space="preserve"> </w:t>
+      </w:r>
+      <w:r>
+        <w:t xml:space="preserve">“Morphological Consequences of Climate Change for Resident Birds in Intact</w:t>
+      </w:r>
+      <w:r>
+        <w:t xml:space="preserve"> </w:t>
+      </w:r>
+      <w:r>
+        <w:t xml:space="preserve">Amazonian</w:t>
+      </w:r>
+      <w:r>
+        <w:t xml:space="preserve"> </w:t>
+      </w:r>
+      <w:r>
+        <w:t xml:space="preserve">Rainforest.”</w:t>
+      </w:r>
+      <w:r>
+        <w:t xml:space="preserve"> </w:t>
+      </w:r>
+      <w:r>
+        <w:rPr>
+          <w:i/>
+          <w:iCs/>
+        </w:rPr>
         <w:t xml:space="preserve">Science Advances</w:t>
       </w:r>
       <w:r>
@@ -10715,7 +13223,7 @@
       <w:r>
         <w:t xml:space="preserve"> </w:t>
       </w:r>
-      <w:hyperlink r:id="rId76">
+      <w:hyperlink r:id="rId86">
         <w:r>
           <w:rPr>
             <w:rStyle w:val="Hyperlink"/>
@@ -10727,29 +13235,32 @@
         <w:t xml:space="preserve">.</w:t>
       </w:r>
     </w:p>
-    <w:bookmarkEnd w:id="77"/>
-    <w:bookmarkStart w:id="79" w:name="ref-lewinsohn2022insect"/>
+    <w:bookmarkEnd w:id="87"/>
+    <w:bookmarkStart w:id="89" w:name="ref-lenssen2019gistemp"/>
     <w:p>
       <w:pPr>
         <w:pStyle w:val="Bibliography"/>
       </w:pPr>
       <w:r>
-        <w:t xml:space="preserve">Lewinsohn, Thomas M., Kayna Agostini, André V. L. Freitas, and Adriano S. Melo. 2022.</w:t>
-      </w:r>
-      <w:r>
-        <w:t xml:space="preserve"> </w:t>
-      </w:r>
-      <w:r>
-        <w:t xml:space="preserve">“Insect Decline in</w:t>
-      </w:r>
-      <w:r>
-        <w:t xml:space="preserve"> </w:t>
-      </w:r>
-      <w:r>
-        <w:t xml:space="preserve">Brazil</w:t>
-      </w:r>
-      <w:r>
-        <w:t xml:space="preserve">: An Appraisal of Current Evidence.”</w:t>
+        <w:t xml:space="preserve">Lenssen, Nathan J. L., Gavin A. Schmidt, James E. Hansen, et al. 2019.</w:t>
+      </w:r>
+      <w:r>
+        <w:t xml:space="preserve"> </w:t>
+      </w:r>
+      <w:r>
+        <w:t xml:space="preserve">“Improvements in the</w:t>
+      </w:r>
+      <w:r>
+        <w:t xml:space="preserve"> </w:t>
+      </w:r>
+      <w:r>
+        <w:t xml:space="preserve">GISTEMP</w:t>
+      </w:r>
+      <w:r>
+        <w:t xml:space="preserve"> </w:t>
+      </w:r>
+      <w:r>
+        <w:t xml:space="preserve">Uncertainty Model.”</w:t>
       </w:r>
       <w:r>
         <w:t xml:space="preserve"> </w:t>
@@ -10759,6 +13270,61 @@
           <w:i/>
           <w:iCs/>
         </w:rPr>
+        <w:t xml:space="preserve">Journal of Geophysical Research: Atmospheres</w:t>
+      </w:r>
+      <w:r>
+        <w:t xml:space="preserve"> </w:t>
+      </w:r>
+      <w:r>
+        <w:t xml:space="preserve">124 (12): 6307–26.</w:t>
+      </w:r>
+      <w:r>
+        <w:t xml:space="preserve"> </w:t>
+      </w:r>
+      <w:hyperlink r:id="rId88">
+        <w:r>
+          <w:rPr>
+            <w:rStyle w:val="Hyperlink"/>
+          </w:rPr>
+          <w:t xml:space="preserve">https://doi.org/10.1029/2018JD029522</w:t>
+        </w:r>
+      </w:hyperlink>
+      <w:r>
+        <w:t xml:space="preserve">.</w:t>
+      </w:r>
+    </w:p>
+    <w:bookmarkEnd w:id="89"/>
+    <w:bookmarkStart w:id="91" w:name="ref-lewinsohn2022insect"/>
+    <w:p>
+      <w:pPr>
+        <w:pStyle w:val="Bibliography"/>
+      </w:pPr>
+      <w:r>
+        <w:t xml:space="preserve">Lewinsohn, Thomas M., Kayna Agostini, André V. L. Freitas, and Adriano S. Melo. 2022.</w:t>
+      </w:r>
+      <w:r>
+        <w:t xml:space="preserve"> </w:t>
+      </w:r>
+      <w:r>
+        <w:t xml:space="preserve">“Insect Decline in</w:t>
+      </w:r>
+      <w:r>
+        <w:t xml:space="preserve"> </w:t>
+      </w:r>
+      <w:r>
+        <w:t xml:space="preserve">Brazil</w:t>
+      </w:r>
+      <w:r>
+        <w:t xml:space="preserve">: An Appraisal of Current Evidence.”</w:t>
+      </w:r>
+      <w:r>
+        <w:t xml:space="preserve"> </w:t>
+      </w:r>
+      <w:r>
+        <w:rPr>
+          <w:i/>
+          <w:iCs/>
+        </w:rPr>
         <w:t xml:space="preserve">Biology Letters</w:t>
       </w:r>
       <w:r>
@@ -10770,7 +13336,7 @@
       <w:r>
         <w:t xml:space="preserve"> </w:t>
       </w:r>
-      <w:hyperlink r:id="rId78">
+      <w:hyperlink r:id="rId90">
         <w:r>
           <w:rPr>
             <w:rStyle w:val="Hyperlink"/>
@@ -10782,8 +13348,8 @@
         <w:t xml:space="preserve">.</w:t>
       </w:r>
     </w:p>
-    <w:bookmarkEnd w:id="79"/>
-    <w:bookmarkStart w:id="81" w:name="ref-mayr1956"/>
+    <w:bookmarkEnd w:id="91"/>
+    <w:bookmarkStart w:id="93" w:name="ref-mayr1956"/>
     <w:p>
       <w:pPr>
         <w:pStyle w:val="Bibliography"/>
@@ -10816,7 +13382,7 @@
       <w:r>
         <w:t xml:space="preserve"> </w:t>
       </w:r>
-      <w:hyperlink r:id="rId80">
+      <w:hyperlink r:id="rId92">
         <w:r>
           <w:rPr>
             <w:rStyle w:val="Hyperlink"/>
@@ -10828,8 +13394,8 @@
         <w:t xml:space="preserve">.</w:t>
       </w:r>
     </w:p>
-    <w:bookmarkEnd w:id="81"/>
-    <w:bookmarkStart w:id="83" w:name="ref-mctavish2025tree"/>
+    <w:bookmarkEnd w:id="93"/>
+    <w:bookmarkStart w:id="95" w:name="ref-mctavish2025tree"/>
     <w:p>
       <w:pPr>
         <w:pStyle w:val="Bibliography"/>
@@ -10862,7 +13428,7 @@
       <w:r>
         <w:t xml:space="preserve"> </w:t>
       </w:r>
-      <w:hyperlink r:id="rId82">
+      <w:hyperlink r:id="rId94">
         <w:r>
           <w:rPr>
             <w:rStyle w:val="Hyperlink"/>
@@ -10874,20 +13440,20 @@
         <w:t xml:space="preserve">.</w:t>
       </w:r>
     </w:p>
-    <w:bookmarkEnd w:id="83"/>
-    <w:bookmarkStart w:id="85" w:name="ref-mundlak1978pooling"/>
+    <w:bookmarkEnd w:id="95"/>
+    <w:bookmarkStart w:id="97" w:name="ref-muggeo2003estimating"/>
     <w:p>
       <w:pPr>
         <w:pStyle w:val="Bibliography"/>
       </w:pPr>
       <w:r>
-        <w:t xml:space="preserve">Mundlak, Yair. 1978.</w:t>
-      </w:r>
-      <w:r>
-        <w:t xml:space="preserve"> </w:t>
-      </w:r>
-      <w:r>
-        <w:t xml:space="preserve">“On the Pooling of Time Series and Cross Section Data.”</w:t>
+        <w:t xml:space="preserve">Muggeo, Vito M. R. 2003.</w:t>
+      </w:r>
+      <w:r>
+        <w:t xml:space="preserve"> </w:t>
+      </w:r>
+      <w:r>
+        <w:t xml:space="preserve">“Estimating Regression Models with Unknown Break-Points.”</w:t>
       </w:r>
       <w:r>
         <w:t xml:space="preserve"> </w:t>
@@ -10897,6 +13463,52 @@
           <w:i/>
           <w:iCs/>
         </w:rPr>
+        <w:t xml:space="preserve">Statistics in Medicine</w:t>
+      </w:r>
+      <w:r>
+        <w:t xml:space="preserve"> </w:t>
+      </w:r>
+      <w:r>
+        <w:t xml:space="preserve">22 (19): 3055–71.</w:t>
+      </w:r>
+      <w:r>
+        <w:t xml:space="preserve"> </w:t>
+      </w:r>
+      <w:hyperlink r:id="rId96">
+        <w:r>
+          <w:rPr>
+            <w:rStyle w:val="Hyperlink"/>
+          </w:rPr>
+          <w:t xml:space="preserve">https://doi.org/10.1002/sim.1545</w:t>
+        </w:r>
+      </w:hyperlink>
+      <w:r>
+        <w:t xml:space="preserve">.</w:t>
+      </w:r>
+    </w:p>
+    <w:bookmarkEnd w:id="97"/>
+    <w:bookmarkStart w:id="99" w:name="ref-mundlak1978pooling"/>
+    <w:p>
+      <w:pPr>
+        <w:pStyle w:val="Bibliography"/>
+      </w:pPr>
+      <w:r>
+        <w:t xml:space="preserve">Mundlak, Yair. 1978.</w:t>
+      </w:r>
+      <w:r>
+        <w:t xml:space="preserve"> </w:t>
+      </w:r>
+      <w:r>
+        <w:t xml:space="preserve">“On the Pooling of Time Series and Cross Section Data.”</w:t>
+      </w:r>
+      <w:r>
+        <w:t xml:space="preserve"> </w:t>
+      </w:r>
+      <w:r>
+        <w:rPr>
+          <w:i/>
+          <w:iCs/>
+        </w:rPr>
         <w:t xml:space="preserve">Econometrica</w:t>
       </w:r>
       <w:r>
@@ -10908,7 +13520,7 @@
       <w:r>
         <w:t xml:space="preserve"> </w:t>
       </w:r>
-      <w:hyperlink r:id="rId84">
+      <w:hyperlink r:id="rId98">
         <w:r>
           <w:rPr>
             <w:rStyle w:val="Hyperlink"/>
@@ -10920,8 +13532,8 @@
         <w:t xml:space="preserve">.</w:t>
       </w:r>
     </w:p>
-    <w:bookmarkEnd w:id="85"/>
-    <w:bookmarkStart w:id="87" w:name="ref-nakagawa2026prepr4pcm"/>
+    <w:bookmarkEnd w:id="99"/>
+    <w:bookmarkStart w:id="101" w:name="ref-nakagawa2026prepr4pcm"/>
     <w:p>
       <w:pPr>
         <w:pStyle w:val="Bibliography"/>
@@ -10945,7 +13557,7 @@
       <w:r>
         <w:t xml:space="preserve"> </w:t>
       </w:r>
-      <w:hyperlink r:id="rId86">
+      <w:hyperlink r:id="rId100">
         <w:r>
           <w:rPr>
             <w:rStyle w:val="Hyperlink"/>
@@ -10957,8 +13569,8 @@
         <w:t xml:space="preserve">.</w:t>
       </w:r>
     </w:p>
-    <w:bookmarkEnd w:id="87"/>
-    <w:bookmarkStart w:id="89" w:name="ref-nakagawa2015metaanalysis"/>
+    <w:bookmarkEnd w:id="101"/>
+    <w:bookmarkStart w:id="103" w:name="ref-nakagawa2015metaanalysis"/>
     <w:p>
       <w:pPr>
         <w:pStyle w:val="Bibliography"/>
@@ -10991,7 +13603,7 @@
       <w:r>
         <w:t xml:space="preserve"> </w:t>
       </w:r>
-      <w:hyperlink r:id="rId88">
+      <w:hyperlink r:id="rId102">
         <w:r>
           <w:rPr>
             <w:rStyle w:val="Hyperlink"/>
@@ -11003,8 +13615,8 @@
         <w:t xml:space="preserve">.</w:t>
       </w:r>
     </w:p>
-    <w:bookmarkEnd w:id="89"/>
-    <w:bookmarkStart w:id="91" w:name="ref-nakagawa2019rubin"/>
+    <w:bookmarkEnd w:id="103"/>
+    <w:bookmarkStart w:id="105" w:name="ref-nakagawa2019rubin"/>
     <w:p>
       <w:pPr>
         <w:pStyle w:val="Bibliography"/>
@@ -11037,7 +13649,7 @@
       <w:r>
         <w:t xml:space="preserve"> </w:t>
       </w:r>
-      <w:hyperlink r:id="rId90">
+      <w:hyperlink r:id="rId104">
         <w:r>
           <w:rPr>
             <w:rStyle w:val="Hyperlink"/>
@@ -11049,8 +13661,8 @@
         <w:t xml:space="preserve">.</w:t>
       </w:r>
     </w:p>
-    <w:bookmarkEnd w:id="91"/>
-    <w:bookmarkStart w:id="93" w:name="ref-parmesan_globally_2003"/>
+    <w:bookmarkEnd w:id="105"/>
+    <w:bookmarkStart w:id="107" w:name="ref-parmesan_globally_2003"/>
     <w:p>
       <w:pPr>
         <w:pStyle w:val="Bibliography"/>
@@ -11083,7 +13695,7 @@
       <w:r>
         <w:t xml:space="preserve"> </w:t>
       </w:r>
-      <w:hyperlink r:id="rId92">
+      <w:hyperlink r:id="rId106">
         <w:r>
           <w:rPr>
             <w:rStyle w:val="Hyperlink"/>
@@ -11095,8 +13707,8 @@
         <w:t xml:space="preserve">.</w:t>
       </w:r>
     </w:p>
-    <w:bookmarkEnd w:id="93"/>
-    <w:bookmarkStart w:id="95" w:name="ref-ribeiro2009atlantic"/>
+    <w:bookmarkEnd w:id="107"/>
+    <w:bookmarkStart w:id="109" w:name="ref-ribeiro2009atlantic"/>
     <w:p>
       <w:pPr>
         <w:pStyle w:val="Bibliography"/>
@@ -11150,7 +13762,7 @@
       <w:r>
         <w:t xml:space="preserve"> </w:t>
       </w:r>
-      <w:hyperlink r:id="rId94">
+      <w:hyperlink r:id="rId108">
         <w:r>
           <w:rPr>
             <w:rStyle w:val="Hyperlink"/>
@@ -11162,8 +13774,8 @@
         <w:t xml:space="preserve">.</w:t>
       </w:r>
     </w:p>
-    <w:bookmarkEnd w:id="95"/>
-    <w:bookmarkStart w:id="97" w:name="ref-rodrigues_atlantic_2019"/>
+    <w:bookmarkEnd w:id="109"/>
+    <w:bookmarkStart w:id="111" w:name="ref-rodrigues_atlantic_2019"/>
     <w:p>
       <w:pPr>
         <w:pStyle w:val="Bibliography"/>
@@ -11241,7 +13853,7 @@
       <w:r>
         <w:t xml:space="preserve"> </w:t>
       </w:r>
-      <w:hyperlink r:id="rId96">
+      <w:hyperlink r:id="rId110">
         <w:r>
           <w:rPr>
             <w:rStyle w:val="Hyperlink"/>
@@ -11253,8 +13865,8 @@
         <w:t xml:space="preserve">.</w:t>
       </w:r>
     </w:p>
-    <w:bookmarkEnd w:id="97"/>
-    <w:bookmarkStart w:id="99" w:name="ref-ryding2021shape"/>
+    <w:bookmarkEnd w:id="111"/>
+    <w:bookmarkStart w:id="113" w:name="ref-ryding2021shape"/>
     <w:p>
       <w:pPr>
         <w:pStyle w:val="Bibliography"/>
@@ -11287,7 +13899,7 @@
       <w:r>
         <w:t xml:space="preserve"> </w:t>
       </w:r>
-      <w:hyperlink r:id="rId98">
+      <w:hyperlink r:id="rId112">
         <w:r>
           <w:rPr>
             <w:rStyle w:val="Hyperlink"/>
@@ -11299,8 +13911,8 @@
         <w:t xml:space="preserve">.</w:t>
       </w:r>
     </w:p>
-    <w:bookmarkEnd w:id="99"/>
-    <w:bookmarkStart w:id="101" w:name="ref-schmidt_concomitant_2005"/>
+    <w:bookmarkEnd w:id="113"/>
+    <w:bookmarkStart w:id="115" w:name="ref-schmidt_concomitant_2005"/>
     <w:p>
       <w:pPr>
         <w:pStyle w:val="Bibliography"/>
@@ -11396,7 +14008,7 @@
       <w:r>
         <w:t xml:space="preserve"> </w:t>
       </w:r>
-      <w:hyperlink r:id="rId100">
+      <w:hyperlink r:id="rId114">
         <w:r>
           <w:rPr>
             <w:rStyle w:val="Hyperlink"/>
@@ -11408,8 +14020,8 @@
         <w:t xml:space="preserve">.</w:t>
       </w:r>
     </w:p>
-    <w:bookmarkEnd w:id="101"/>
-    <w:bookmarkStart w:id="103" w:name="ref-sheridan_shrinking_2011"/>
+    <w:bookmarkEnd w:id="115"/>
+    <w:bookmarkStart w:id="117" w:name="ref-sheridan_shrinking_2011"/>
     <w:p>
       <w:pPr>
         <w:pStyle w:val="Bibliography"/>
@@ -11442,7 +14054,7 @@
       <w:r>
         <w:t xml:space="preserve"> </w:t>
       </w:r>
-      <w:hyperlink r:id="rId102">
+      <w:hyperlink r:id="rId116">
         <w:r>
           <w:rPr>
             <w:rStyle w:val="Hyperlink"/>
@@ -11454,8 +14066,8 @@
         <w:t xml:space="preserve">.</w:t>
       </w:r>
     </w:p>
-    <w:bookmarkEnd w:id="103"/>
-    <w:bookmarkStart w:id="105" w:name="ref-silva2022atlanticants"/>
+    <w:bookmarkEnd w:id="117"/>
+    <w:bookmarkStart w:id="119" w:name="ref-silva2022atlanticants"/>
     <w:p>
       <w:pPr>
         <w:pStyle w:val="Bibliography"/>
@@ -11491,7 +14103,7 @@
       <w:r>
         <w:t xml:space="preserve"> </w:t>
       </w:r>
-      <w:hyperlink r:id="rId104">
+      <w:hyperlink r:id="rId118">
         <w:r>
           <w:rPr>
             <w:rStyle w:val="Hyperlink"/>
@@ -11503,8 +14115,8 @@
         <w:t xml:space="preserve">.</w:t>
       </w:r>
     </w:p>
-    <w:bookmarkEnd w:id="105"/>
-    <w:bookmarkStart w:id="107" w:name="ref-teplitsky_climate_2014"/>
+    <w:bookmarkEnd w:id="119"/>
+    <w:bookmarkStart w:id="121" w:name="ref-teplitsky_climate_2014"/>
     <w:p>
       <w:pPr>
         <w:pStyle w:val="Bibliography"/>
@@ -11546,7 +14158,7 @@
       <w:r>
         <w:t xml:space="preserve"> </w:t>
       </w:r>
-      <w:hyperlink r:id="rId106">
+      <w:hyperlink r:id="rId120">
         <w:r>
           <w:rPr>
             <w:rStyle w:val="Hyperlink"/>
@@ -11558,8 +14170,8 @@
         <w:t xml:space="preserve">.</w:t>
       </w:r>
     </w:p>
-    <w:bookmarkEnd w:id="107"/>
-    <w:bookmarkStart w:id="109" w:name="ref-teplitsky_bergmanns_2008"/>
+    <w:bookmarkEnd w:id="121"/>
+    <w:bookmarkStart w:id="123" w:name="ref-teplitsky_bergmanns_2008"/>
     <w:p>
       <w:pPr>
         <w:pStyle w:val="Bibliography"/>
@@ -11604,7 +14216,7 @@
       <w:r>
         <w:t xml:space="preserve"> </w:t>
       </w:r>
-      <w:hyperlink r:id="rId108">
+      <w:hyperlink r:id="rId122">
         <w:r>
           <w:rPr>
             <w:rStyle w:val="Hyperlink"/>
@@ -11616,8 +14228,8 @@
         <w:t xml:space="preserve">.</w:t>
       </w:r>
     </w:p>
-    <w:bookmarkEnd w:id="109"/>
-    <w:bookmarkStart w:id="111" w:name="ref-viechtbauer2010metafor"/>
+    <w:bookmarkEnd w:id="123"/>
+    <w:bookmarkStart w:id="125" w:name="ref-viechtbauer2010metafor"/>
     <w:p>
       <w:pPr>
         <w:pStyle w:val="Bibliography"/>
@@ -11674,7 +14286,7 @@
       <w:r>
         <w:t xml:space="preserve"> </w:t>
       </w:r>
-      <w:hyperlink r:id="rId110">
+      <w:hyperlink r:id="rId124">
         <w:r>
           <w:rPr>
             <w:rStyle w:val="Hyperlink"/>
@@ -11686,8 +14298,8 @@
         <w:t xml:space="preserve">.</w:t>
       </w:r>
     </w:p>
-    <w:bookmarkEnd w:id="111"/>
-    <w:bookmarkStart w:id="113" w:name="ref-weeks2020"/>
+    <w:bookmarkEnd w:id="125"/>
+    <w:bookmarkStart w:id="127" w:name="ref-weeks2020"/>
     <w:p>
       <w:pPr>
         <w:pStyle w:val="Bibliography"/>
@@ -11720,7 +14332,7 @@
       <w:r>
         <w:t xml:space="preserve"> </w:t>
       </w:r>
-      <w:hyperlink r:id="rId112">
+      <w:hyperlink r:id="rId126">
         <w:r>
           <w:rPr>
             <w:rStyle w:val="Hyperlink"/>
@@ -11732,8 +14344,8 @@
         <w:t xml:space="preserve">.</w:t>
       </w:r>
     </w:p>
-    <w:bookmarkEnd w:id="113"/>
-    <w:bookmarkStart w:id="115" w:name="ref-williams2025glmmtmb"/>
+    <w:bookmarkEnd w:id="127"/>
+    <w:bookmarkStart w:id="129" w:name="ref-williams2025glmmtmb"/>
     <w:p>
       <w:pPr>
         <w:pStyle w:val="Bibliography"/>
@@ -11763,7 +14375,7 @@
       <w:r>
         <w:t xml:space="preserve"> </w:t>
       </w:r>
-      <w:hyperlink r:id="rId114">
+      <w:hyperlink r:id="rId128">
         <w:r>
           <w:rPr>
             <w:rStyle w:val="Hyperlink"/>
@@ -11775,8 +14387,8 @@
         <w:t xml:space="preserve">.</w:t>
       </w:r>
     </w:p>
-    <w:bookmarkEnd w:id="115"/>
-    <w:bookmarkStart w:id="116" w:name="ref-wilman2014eltontraits"/>
+    <w:bookmarkEnd w:id="129"/>
+    <w:bookmarkStart w:id="130" w:name="ref-wilman2014eltontraits"/>
     <w:p>
       <w:pPr>
         <w:pStyle w:val="Bibliography"/>
@@ -11807,10 +14419,10 @@
         <w:t xml:space="preserve">95 (7): 2027–27.</w:t>
       </w:r>
     </w:p>
-    <w:bookmarkEnd w:id="116"/>
-    <w:bookmarkEnd w:id="117"/>
-    <w:bookmarkEnd w:id="118"/>
-    <w:bookmarkEnd w:id="119"/>
+    <w:bookmarkEnd w:id="130"/>
+    <w:bookmarkEnd w:id="131"/>
+    <w:bookmarkEnd w:id="132"/>
+    <w:bookmarkEnd w:id="133"/>
     <w:sectPr>
       <w:footerReference r:id="rIdFooter1" w:type="default"/>
       <w:footnotePr>

--- a/Manuscript/index.docx
+++ b/Manuscript/index.docx
@@ -447,7 +447,7 @@
       </w:r>
     </w:p>
     <w:bookmarkEnd w:id="9"/>
-    <w:bookmarkStart w:id="52" w:name="results"/>
+    <w:bookmarkStart w:id="53" w:name="results"/>
     <w:p>
       <w:pPr>
         <w:pStyle w:val="Heading1"/>
@@ -6442,14 +6442,13 @@
       </w:r>
     </w:p>
     <w:bookmarkEnd w:id="51"/>
-    <w:bookmarkEnd w:id="52"/>
-    <w:bookmarkStart w:id="59" w:name="discussion"/>
-    <w:p>
-      <w:pPr>
-        <w:pStyle w:val="Heading1"/>
-      </w:pPr>
-      <w:r>
-        <w:t xml:space="preserve">3. Discussion</w:t>
+    <w:bookmarkStart w:id="52" w:name="X1264079677b6ff16e9e2275b5c337c839d73011"/>
+    <w:p>
+      <w:pPr>
+        <w:pStyle w:val="Heading2"/>
+      </w:pPr>
+      <w:r>
+        <w:t xml:space="preserve">2.7 Century-scale trajectories, climatic breakpoint, and sampling expansion</w:t>
       </w:r>
     </w:p>
     <w:p>
@@ -6457,88 +6456,196 @@
         <w:pStyle w:val="FirstParagraph"/>
       </w:pPr>
       <w:r>
-        <w:t xml:space="preserve">Our macroecological investigation across 73 passerine bird species and 24 years of climate warming in the Brazilian Atlantic Forest reveals a pattern of phenotypic stability alongside subtle, species-specific adjustments. Across multiple morphometric dimensions, we find:</w:t>
-      </w:r>
-      <w:r>
-        <w:t xml:space="preserve"> </w:t>
-      </w:r>
-      <w:r>
-        <w:t xml:space="preserve">(1)</w:t>
-      </w:r>
-      <w:r>
-        <w:t xml:space="preserve"> </w:t>
-      </w:r>
-      <w:r>
-        <w:rPr>
-          <w:b/>
-          <w:bCs/>
-        </w:rPr>
-        <w:t xml:space="preserve">Body mass stability</w:t>
-      </w:r>
-      <w:r>
-        <w:t xml:space="preserve">: In contrast to predictions from Bergmann’s rule, body mass has remained constant over 24 years (−0.91%/decade, spanning zero), despite strong diurnal feeding rhythms (+0.40%/hour).</w:t>
-      </w:r>
-      <w:r>
-        <w:t xml:space="preserve"> </w:t>
-      </w:r>
-      <w:r>
-        <w:t xml:space="preserve">(2)</w:t>
-      </w:r>
-      <w:r>
-        <w:t xml:space="preserve"> </w:t>
-      </w:r>
-      <w:r>
-        <w:rPr>
-          <w:b/>
-          <w:bCs/>
-        </w:rPr>
-        <w:t xml:space="preserve">Subtle and heterogeneous wing trajectories</w:t>
-      </w:r>
-      <w:r>
-        <w:t xml:space="preserve">: Community-level wing length shows a subtle, non-significant trajectory (−0.74 mm/decade; within-observer slope −0.32 mm/decade), characterized by pronounced interspecific variation where 61 of 72 species overlap zero.</w:t>
-      </w:r>
-      <w:r>
-        <w:t xml:space="preserve"> </w:t>
-      </w:r>
-      <w:r>
-        <w:t xml:space="preserve">(3)</w:t>
-      </w:r>
-      <w:r>
-        <w:t xml:space="preserve"> </w:t>
-      </w:r>
-      <w:r>
-        <w:rPr>
-          <w:b/>
-          <w:bCs/>
-        </w:rPr>
-        <w:t xml:space="preserve">Bill width invariance shows no support for Allen’s rule</w:t>
-      </w:r>
-      <w:r>
-        <w:t xml:space="preserve">: Bill width shows no temporal expansion under controls (−0.03 mm/decade), providing no evidence for extremity enlargement for thermoregulatory heat dissipation.</w:t>
-      </w:r>
-      <w:r>
-        <w:t xml:space="preserve"> </w:t>
-      </w:r>
-      <w:r>
-        <w:t xml:space="preserve">(4)</w:t>
-      </w:r>
-      <w:r>
-        <w:t xml:space="preserve"> </w:t>
-      </w:r>
-      <w:r>
-        <w:rPr>
-          <w:b/>
-          <w:bCs/>
-        </w:rPr>
-        <w:t xml:space="preserve">Mass conservation over geometric shrinkage</w:t>
-      </w:r>
-      <w:r>
-        <w:t xml:space="preserve">: On shared individuals measured for both traits, body mass was significantly more conserved than expected under cubic geometric shrinkage of the wing (+4.85%/decade contrast,</w:t>
-      </w:r>
-      <w:r>
-        <w:t xml:space="preserve"> </w:t>
-      </w:r>
-      <m:oMath>
+        <w:t xml:space="preserve">To evaluate whether the morphological stability and subtle wing adjustments observed between 1995 and 2018 represent contemporary responses to accelerated warming or part of longer century-scale trends, we integrated historical museum records and expanded our analytical scope across the avian community.</w:t>
+      </w:r>
+    </w:p>
+    <w:p>
+      <w:pPr>
+        <w:pStyle w:val="BodyText"/>
+      </w:pPr>
+      <w:r>
+        <w:t xml:space="preserve">Two-phase piecewise linear regression on secular regional temperature anomalies (NASA GISS Zonal</w:t>
+      </w:r>
+      <w:r>
+        <w:t xml:space="preserve"> </w:t>
+      </w:r>
+      <m:oMath>
+        <m:sSup>
+          <m:e>
+            <m:r>
+              <m:t>24</m:t>
+            </m:r>
+          </m:e>
+          <m:sup>
+            <m:r>
+              <m:rPr>
+                <m:sty m:val="p"/>
+              </m:rPr>
+              <m:t>∘</m:t>
+            </m:r>
+          </m:sup>
+        </m:sSup>
+        <m:r>
+          <m:rPr>
+            <m:nor/>
+            <m:sty m:val="p"/>
+          </m:rPr>
+          <m:t>S</m:t>
+        </m:r>
+        <m:r>
+          <m:rPr>
+            <m:nor/>
+            <m:sty m:val="p"/>
+          </m:rPr>
+          <m:t>–Equator</m:t>
+        </m:r>
+      </m:oMath>
+      <w:r>
+        <w:t xml:space="preserve">, 1880–2018;</w:t>
+      </w:r>
+      <w:r>
+        <w:t xml:space="preserve"> </w:t>
+      </w:r>
+      <w:r>
+        <w:t xml:space="preserve">Lenssen et al. (2019)</w:t>
+      </w:r>
+      <w:r>
+        <w:t xml:space="preserve">) identified a pronounced structural breakpoint in regional climate warming at</w:t>
+      </w:r>
+      <w:r>
+        <w:t xml:space="preserve"> </w:t>
+      </w:r>
+      <m:oMath>
+        <m:r>
+          <m:t>1980</m:t>
+        </m:r>
+        <m:r>
+          <m:rPr>
+            <m:sty m:val="p"/>
+          </m:rPr>
+          <m:t>±</m:t>
+        </m:r>
+        <m:r>
+          <m:t>3</m:t>
+        </m:r>
+      </m:oMath>
+      <w:r>
+        <w:t xml:space="preserve"> </w:t>
+      </w:r>
+      <w:r>
+        <w:t xml:space="preserve">years (Supplementary Fig. S4). Prior to 1980, regional temperatures exhibited minimal decadal change (</w:t>
+      </w:r>
+      <m:oMath>
+        <m:r>
+          <m:rPr>
+            <m:sty m:val="p"/>
+          </m:rPr>
+          <m:t>+</m:t>
+        </m:r>
+        <m:sSup>
+          <m:e>
+            <m:r>
+              <m:t>0.036</m:t>
+            </m:r>
+          </m:e>
+          <m:sup>
+            <m:r>
+              <m:rPr>
+                <m:sty m:val="p"/>
+              </m:rPr>
+              <m:t>∘</m:t>
+            </m:r>
+          </m:sup>
+        </m:sSup>
+        <m:r>
+          <m:rPr>
+            <m:nor/>
+            <m:sty m:val="p"/>
+          </m:rPr>
+          <m:t>C</m:t>
+        </m:r>
+      </m:oMath>
+      <w:r>
+        <w:t xml:space="preserve">/decade, 95% CI:</w:t>
+      </w:r>
+      <w:r>
+        <w:t xml:space="preserve"> </w:t>
+      </w:r>
+      <m:oMath>
+        <m:r>
+          <m:rPr>
+            <m:sty m:val="p"/>
+          </m:rPr>
+          <m:t>+</m:t>
+        </m:r>
+        <m:r>
+          <m:t>0.002</m:t>
+        </m:r>
+      </m:oMath>
+      <w:r>
+        <w:t xml:space="preserve"> </w:t>
+      </w:r>
+      <w:r>
+        <w:t xml:space="preserve">to</w:t>
+      </w:r>
+      <w:r>
+        <w:t xml:space="preserve"> </w:t>
+      </w:r>
+      <m:oMath>
+        <m:r>
+          <m:rPr>
+            <m:sty m:val="p"/>
+          </m:rPr>
+          <m:t>+</m:t>
+        </m:r>
+        <m:sSup>
+          <m:e>
+            <m:r>
+              <m:t>0.070</m:t>
+            </m:r>
+          </m:e>
+          <m:sup>
+            <m:r>
+              <m:rPr>
+                <m:sty m:val="p"/>
+              </m:rPr>
+              <m:t>∘</m:t>
+            </m:r>
+          </m:sup>
+        </m:sSup>
+        <m:r>
+          <m:rPr>
+            <m:nor/>
+            <m:sty m:val="p"/>
+          </m:rPr>
+          <m:t>C</m:t>
+        </m:r>
+      </m:oMath>
+      <w:r>
+        <w:t xml:space="preserve">/decade,</w:t>
+      </w:r>
+      <w:r>
+        <w:t xml:space="preserve"> </w:t>
+      </w:r>
+      <m:oMath>
+        <m:r>
+          <m:t>t</m:t>
+        </m:r>
+        <m:r>
+          <m:rPr>
+            <m:sty m:val="p"/>
+          </m:rPr>
+          <m:t>=</m:t>
+        </m:r>
+        <m:r>
+          <m:t>2.05</m:t>
+        </m:r>
+        <m:r>
+          <m:rPr>
+            <m:sty m:val="p"/>
+          </m:rPr>
+          <m:t>,</m:t>
+        </m:r>
         <m:r>
           <m:t>p</m:t>
         </m:r>
@@ -6549,30 +6656,597 @@
           <m:t>=</m:t>
         </m:r>
         <m:r>
-          <m:t>0.019</m:t>
-        </m:r>
-      </m:oMath>
-      <w:r>
-        <w:t xml:space="preserve">), leaning toward slight stoutening and in contrast to Amazonian slenderization.</w:t>
-      </w:r>
-      <w:r>
-        <w:t xml:space="preserve"> </w:t>
-      </w:r>
-      <w:r>
-        <w:t xml:space="preserve">(5)</w:t>
-      </w:r>
-      <w:r>
-        <w:t xml:space="preserve"> </w:t>
-      </w:r>
-      <w:r>
-        <w:rPr>
-          <w:b/>
-          <w:bCs/>
-        </w:rPr>
-        <w:t xml:space="preserve">Direct thermal modulation of allometry</w:t>
-      </w:r>
-      <w:r>
-        <w:t xml:space="preserve">: Interannual temperature anomalies directly drive departures from geometric isometry toward relative wing shortening and mass retention (</w:t>
+          <m:t>0.042</m:t>
+        </m:r>
+      </m:oMath>
+      <w:r>
+        <w:t xml:space="preserve">). After 1980, regional warming accelerated by more than five-fold (</w:t>
+      </w:r>
+      <m:oMath>
+        <m:r>
+          <m:rPr>
+            <m:sty m:val="p"/>
+          </m:rPr>
+          <m:t>+</m:t>
+        </m:r>
+        <m:sSup>
+          <m:e>
+            <m:r>
+              <m:t>0.190</m:t>
+            </m:r>
+          </m:e>
+          <m:sup>
+            <m:r>
+              <m:rPr>
+                <m:sty m:val="p"/>
+              </m:rPr>
+              <m:t>∘</m:t>
+            </m:r>
+          </m:sup>
+        </m:sSup>
+        <m:r>
+          <m:rPr>
+            <m:nor/>
+            <m:sty m:val="p"/>
+          </m:rPr>
+          <m:t>C</m:t>
+        </m:r>
+      </m:oMath>
+      <w:r>
+        <w:t xml:space="preserve">/decade, 95% CI:</w:t>
+      </w:r>
+      <w:r>
+        <w:t xml:space="preserve"> </w:t>
+      </w:r>
+      <m:oMath>
+        <m:r>
+          <m:rPr>
+            <m:sty m:val="p"/>
+          </m:rPr>
+          <m:t>+</m:t>
+        </m:r>
+        <m:r>
+          <m:t>0.147</m:t>
+        </m:r>
+      </m:oMath>
+      <w:r>
+        <w:t xml:space="preserve"> </w:t>
+      </w:r>
+      <w:r>
+        <w:t xml:space="preserve">to</w:t>
+      </w:r>
+      <w:r>
+        <w:t xml:space="preserve"> </w:t>
+      </w:r>
+      <m:oMath>
+        <m:r>
+          <m:rPr>
+            <m:sty m:val="p"/>
+          </m:rPr>
+          <m:t>+</m:t>
+        </m:r>
+        <m:sSup>
+          <m:e>
+            <m:r>
+              <m:t>0.233</m:t>
+            </m:r>
+          </m:e>
+          <m:sup>
+            <m:r>
+              <m:rPr>
+                <m:sty m:val="p"/>
+              </m:rPr>
+              <m:t>∘</m:t>
+            </m:r>
+          </m:sup>
+        </m:sSup>
+        <m:r>
+          <m:rPr>
+            <m:nor/>
+            <m:sty m:val="p"/>
+          </m:rPr>
+          <m:t>C</m:t>
+        </m:r>
+      </m:oMath>
+      <w:r>
+        <w:t xml:space="preserve">/decade,</w:t>
+      </w:r>
+      <w:r>
+        <w:t xml:space="preserve"> </w:t>
+      </w:r>
+      <m:oMath>
+        <m:r>
+          <m:t>t</m:t>
+        </m:r>
+        <m:r>
+          <m:rPr>
+            <m:sty m:val="p"/>
+          </m:rPr>
+          <m:t>=</m:t>
+        </m:r>
+        <m:r>
+          <m:t>8.62</m:t>
+        </m:r>
+        <m:r>
+          <m:rPr>
+            <m:sty m:val="p"/>
+          </m:rPr>
+          <m:t>,</m:t>
+        </m:r>
+        <m:r>
+          <m:t>p</m:t>
+        </m:r>
+        <m:r>
+          <m:rPr>
+            <m:sty m:val="p"/>
+          </m:rPr>
+          <m:t>&lt;</m:t>
+        </m:r>
+        <m:sSup>
+          <m:e>
+            <m:r>
+              <m:t>10</m:t>
+            </m:r>
+          </m:e>
+          <m:sup>
+            <m:r>
+              <m:rPr>
+                <m:sty m:val="p"/>
+              </m:rPr>
+              <m:t>−</m:t>
+            </m:r>
+            <m:r>
+              <m:t>15</m:t>
+            </m:r>
+          </m:sup>
+        </m:sSup>
+      </m:oMath>
+      <w:r>
+        <w:t xml:space="preserve">), matching the local rate observed across our modern capture sites (+0.25°C/decade).</w:t>
+      </w:r>
+    </w:p>
+    <w:p>
+      <w:pPr>
+        <w:pStyle w:val="BodyText"/>
+      </w:pPr>
+      <w:r>
+        <w:t xml:space="preserve">Historical museum study skins (</w:t>
+      </w:r>
+      <m:oMath>
+        <m:r>
+          <m:t>n</m:t>
+        </m:r>
+        <m:r>
+          <m:rPr>
+            <m:sty m:val="p"/>
+          </m:rPr>
+          <m:t>=</m:t>
+        </m:r>
+        <m:r>
+          <m:t>3</m:t>
+        </m:r>
+        <m:r>
+          <m:rPr>
+            <m:sty m:val="p"/>
+          </m:rPr>
+          <m:t>,</m:t>
+        </m:r>
+        <m:r>
+          <m:t>439</m:t>
+        </m:r>
+      </m:oMath>
+      <w:r>
+        <w:t xml:space="preserve"> </w:t>
+      </w:r>
+      <w:r>
+        <w:t xml:space="preserve">adult specimens across 142 passerine species, 1884–2017; MZUSP, MNRJ, FURB, UFPE) confirmed that pre-1980 morphology was stable or slightly increasing in wing length (</w:t>
+      </w:r>
+      <m:oMath>
+        <m:r>
+          <m:rPr>
+            <m:sty m:val="p"/>
+          </m:rPr>
+          <m:t>+</m:t>
+        </m:r>
+        <m:r>
+          <m:t>0.45</m:t>
+        </m:r>
+      </m:oMath>
+      <w:r>
+        <w:t xml:space="preserve"> </w:t>
+      </w:r>
+      <w:r>
+        <w:t xml:space="preserve">mm/decade,</w:t>
+      </w:r>
+      <w:r>
+        <w:t xml:space="preserve"> </w:t>
+      </w:r>
+      <m:oMath>
+        <m:r>
+          <m:t>t</m:t>
+        </m:r>
+        <m:r>
+          <m:rPr>
+            <m:sty m:val="p"/>
+          </m:rPr>
+          <m:t>=</m:t>
+        </m:r>
+        <m:r>
+          <m:t>3.71</m:t>
+        </m:r>
+      </m:oMath>
+      <w:r>
+        <w:t xml:space="preserve">), with no thermal sensitivity to annual temperature anomalies (</w:t>
+      </w:r>
+      <m:oMath>
+        <m:r>
+          <m:t>β</m:t>
+        </m:r>
+        <m:r>
+          <m:rPr>
+            <m:sty m:val="p"/>
+          </m:rPr>
+          <m:t>=</m:t>
+        </m:r>
+        <m:r>
+          <m:rPr>
+            <m:sty m:val="p"/>
+          </m:rPr>
+          <m:t>+</m:t>
+        </m:r>
+        <m:r>
+          <m:t>0.10</m:t>
+        </m:r>
+      </m:oMath>
+      <w:r>
+        <w:t xml:space="preserve"> </w:t>
+      </w:r>
+      <w:r>
+        <w:t xml:space="preserve">mm/°C,</w:t>
+      </w:r>
+      <w:r>
+        <w:t xml:space="preserve"> </w:t>
+      </w:r>
+      <m:oMath>
+        <m:r>
+          <m:t>t</m:t>
+        </m:r>
+        <m:r>
+          <m:rPr>
+            <m:sty m:val="p"/>
+          </m:rPr>
+          <m:t>=</m:t>
+        </m:r>
+        <m:r>
+          <m:t>0.11</m:t>
+        </m:r>
+        <m:r>
+          <m:rPr>
+            <m:sty m:val="p"/>
+          </m:rPr>
+          <m:t>,</m:t>
+        </m:r>
+        <m:r>
+          <m:t>p</m:t>
+        </m:r>
+        <m:r>
+          <m:rPr>
+            <m:sty m:val="p"/>
+          </m:rPr>
+          <m:t>=</m:t>
+        </m:r>
+        <m:r>
+          <m:t>0.91</m:t>
+        </m:r>
+      </m:oMath>
+      <w:r>
+        <w:t xml:space="preserve">; Supplementary Fig. S4). Downward wing-length trajectories emerged specifically in the post-1980 modern era (</w:t>
+      </w:r>
+      <m:oMath>
+        <m:r>
+          <m:rPr>
+            <m:sty m:val="p"/>
+          </m:rPr>
+          <m:t>−</m:t>
+        </m:r>
+        <m:r>
+          <m:t>0.26</m:t>
+        </m:r>
+      </m:oMath>
+      <w:r>
+        <w:t xml:space="preserve"> </w:t>
+      </w:r>
+      <w:r>
+        <w:t xml:space="preserve">to</w:t>
+      </w:r>
+      <w:r>
+        <w:t xml:space="preserve"> </w:t>
+      </w:r>
+      <m:oMath>
+        <m:r>
+          <m:rPr>
+            <m:sty m:val="p"/>
+          </m:rPr>
+          <m:t>−</m:t>
+        </m:r>
+        <m:r>
+          <m:t>0.41</m:t>
+        </m:r>
+      </m:oMath>
+      <w:r>
+        <w:t xml:space="preserve"> </w:t>
+      </w:r>
+      <w:r>
+        <w:t xml:space="preserve">mm/decade,</w:t>
+      </w:r>
+      <w:r>
+        <w:t xml:space="preserve"> </w:t>
+      </w:r>
+      <m:oMath>
+        <m:r>
+          <m:t>p</m:t>
+        </m:r>
+        <m:r>
+          <m:rPr>
+            <m:sty m:val="p"/>
+          </m:rPr>
+          <m:t>&lt;</m:t>
+        </m:r>
+        <m:r>
+          <m:t>0.02</m:t>
+        </m:r>
+      </m:oMath>
+      <w:r>
+        <w:t xml:space="preserve">), accompanied by strong direct thermal sensitivity (</w:t>
+      </w:r>
+      <m:oMath>
+        <m:r>
+          <m:t>β</m:t>
+        </m:r>
+        <m:r>
+          <m:rPr>
+            <m:sty m:val="p"/>
+          </m:rPr>
+          <m:t>=</m:t>
+        </m:r>
+        <m:r>
+          <m:rPr>
+            <m:sty m:val="p"/>
+          </m:rPr>
+          <m:t>−</m:t>
+        </m:r>
+        <m:r>
+          <m:t>1.68</m:t>
+        </m:r>
+      </m:oMath>
+      <w:r>
+        <w:t xml:space="preserve"> </w:t>
+      </w:r>
+      <w:r>
+        <w:t xml:space="preserve">mm/°C,</w:t>
+      </w:r>
+      <w:r>
+        <w:t xml:space="preserve"> </w:t>
+      </w:r>
+      <m:oMath>
+        <m:r>
+          <m:t>t</m:t>
+        </m:r>
+        <m:r>
+          <m:rPr>
+            <m:sty m:val="p"/>
+          </m:rPr>
+          <m:t>=</m:t>
+        </m:r>
+        <m:r>
+          <m:rPr>
+            <m:sty m:val="p"/>
+          </m:rPr>
+          <m:t>−</m:t>
+        </m:r>
+        <m:r>
+          <m:t>2.81</m:t>
+        </m:r>
+        <m:r>
+          <m:rPr>
+            <m:sty m:val="p"/>
+          </m:rPr>
+          <m:t>,</m:t>
+        </m:r>
+        <m:r>
+          <m:t>p</m:t>
+        </m:r>
+        <m:r>
+          <m:rPr>
+            <m:sty m:val="p"/>
+          </m:rPr>
+          <m:t>=</m:t>
+        </m:r>
+        <m:r>
+          <m:t>0.005</m:t>
+        </m:r>
+      </m:oMath>
+      <w:r>
+        <w:t xml:space="preserve">). Similarly, body mass in historical specimens (1962–1979) was strictly invariant (</w:t>
+      </w:r>
+      <m:oMath>
+        <m:r>
+          <m:rPr>
+            <m:sty m:val="p"/>
+          </m:rPr>
+          <m:t>−</m:t>
+        </m:r>
+        <m:r>
+          <m:t>0.17</m:t>
+        </m:r>
+        <m:r>
+          <m:rPr>
+            <m:sty m:val="p"/>
+          </m:rPr>
+          <m:t>%</m:t>
+        </m:r>
+      </m:oMath>
+      <w:r>
+        <w:t xml:space="preserve">/year,</w:t>
+      </w:r>
+      <w:r>
+        <w:t xml:space="preserve"> </w:t>
+      </w:r>
+      <m:oMath>
+        <m:r>
+          <m:t>t</m:t>
+        </m:r>
+        <m:r>
+          <m:rPr>
+            <m:sty m:val="p"/>
+          </m:rPr>
+          <m:t>=</m:t>
+        </m:r>
+        <m:r>
+          <m:rPr>
+            <m:sty m:val="p"/>
+          </m:rPr>
+          <m:t>−</m:t>
+        </m:r>
+        <m:r>
+          <m:t>0.65</m:t>
+        </m:r>
+        <m:r>
+          <m:rPr>
+            <m:sty m:val="p"/>
+          </m:rPr>
+          <m:t>,</m:t>
+        </m:r>
+        <m:r>
+          <m:t>p</m:t>
+        </m:r>
+        <m:r>
+          <m:rPr>
+            <m:sty m:val="p"/>
+          </m:rPr>
+          <m:t>=</m:t>
+        </m:r>
+        <m:r>
+          <m:t>0.52</m:t>
+        </m:r>
+      </m:oMath>
+      <w:r>
+        <w:t xml:space="preserve">; thermal sensitivity</w:t>
+      </w:r>
+      <w:r>
+        <w:t xml:space="preserve"> </w:t>
+      </w:r>
+      <m:oMath>
+        <m:r>
+          <m:t>β</m:t>
+        </m:r>
+        <m:r>
+          <m:rPr>
+            <m:sty m:val="p"/>
+          </m:rPr>
+          <m:t>=</m:t>
+        </m:r>
+        <m:r>
+          <m:rPr>
+            <m:sty m:val="p"/>
+          </m:rPr>
+          <m:t>−</m:t>
+        </m:r>
+        <m:r>
+          <m:t>1.97</m:t>
+        </m:r>
+        <m:r>
+          <m:rPr>
+            <m:sty m:val="p"/>
+          </m:rPr>
+          <m:t>%</m:t>
+        </m:r>
+        <m:sSup>
+          <m:e>
+            <m:r>
+              <m:rPr>
+                <m:sty m:val="p"/>
+              </m:rPr>
+              <m:t>/</m:t>
+            </m:r>
+          </m:e>
+          <m:sup>
+            <m:r>
+              <m:rPr>
+                <m:sty m:val="p"/>
+              </m:rPr>
+              <m:t>∘</m:t>
+            </m:r>
+          </m:sup>
+        </m:sSup>
+        <m:r>
+          <m:rPr>
+            <m:nor/>
+            <m:sty m:val="p"/>
+          </m:rPr>
+          <m:t>C</m:t>
+        </m:r>
+        <m:r>
+          <m:rPr>
+            <m:sty m:val="p"/>
+          </m:rPr>
+          <m:t>,</m:t>
+        </m:r>
+        <m:r>
+          <m:t>p</m:t>
+        </m:r>
+        <m:r>
+          <m:rPr>
+            <m:sty m:val="p"/>
+          </m:rPr>
+          <m:t>=</m:t>
+        </m:r>
+        <m:r>
+          <m:t>0.86</m:t>
+        </m:r>
+      </m:oMath>
+      <w:r>
+        <w:t xml:space="preserve">; Supplementary Fig. S5), mirroring the post-1980 stability (</w:t>
+      </w:r>
+      <m:oMath>
+        <m:r>
+          <m:rPr>
+            <m:sty m:val="p"/>
+          </m:rPr>
+          <m:t>−</m:t>
+        </m:r>
+        <m:r>
+          <m:t>0.02</m:t>
+        </m:r>
+        <m:r>
+          <m:rPr>
+            <m:sty m:val="p"/>
+          </m:rPr>
+          <m:t>%</m:t>
+        </m:r>
+      </m:oMath>
+      <w:r>
+        <w:t xml:space="preserve">/year,</w:t>
+      </w:r>
+      <w:r>
+        <w:t xml:space="preserve"> </w:t>
+      </w:r>
+      <m:oMath>
+        <m:r>
+          <m:t>p</m:t>
+        </m:r>
+        <m:r>
+          <m:rPr>
+            <m:sty m:val="p"/>
+          </m:rPr>
+          <m:t>=</m:t>
+        </m:r>
+        <m:r>
+          <m:t>0.49</m:t>
+        </m:r>
+      </m:oMath>
+      <w:r>
+        <w:t xml:space="preserve">). For bivariate allometry, pre-1980 specimens followed geometric isometry (</w:t>
       </w:r>
       <m:oMath>
         <m:sSub>
@@ -6599,7 +7273,7 @@
         <w:t xml:space="preserve"> </w:t>
       </w:r>
       <w:r>
-        <w:t xml:space="preserve">increases by</w:t>
+        <w:t xml:space="preserve">trend:</w:t>
       </w:r>
       <w:r>
         <w:t xml:space="preserve"> </w:t>
@@ -6612,7 +7286,7 @@
           <m:t>+</m:t>
         </m:r>
         <m:r>
-          <m:t>2.1</m:t>
+          <m:t>0.52</m:t>
         </m:r>
         <m:r>
           <m:rPr>
@@ -6622,10 +7296,7 @@
         </m:r>
       </m:oMath>
       <w:r>
-        <w:t xml:space="preserve"> </w:t>
-      </w:r>
-      <w:r>
-        <w:t xml:space="preserve">per °C,</w:t>
+        <w:t xml:space="preserve">/year,</w:t>
       </w:r>
       <w:r>
         <w:t xml:space="preserve"> </w:t>
@@ -6641,13 +7312,54 @@
           <m:t>=</m:t>
         </m:r>
         <m:r>
-          <m:t>0.030</m:t>
-        </m:r>
-      </m:oMath>
-      <w:r>
-        <w:t xml:space="preserve">), while body mass remains thermally decoupled (</w:t>
-      </w:r>
-      <m:oMath>
+          <m:t>0.69</m:t>
+        </m:r>
+      </m:oMath>
+      <w:r>
+        <w:t xml:space="preserve">), whereas post-1980 records exhibited a significant shift toward stoutening (</w:t>
+      </w:r>
+      <m:oMath>
+        <m:r>
+          <m:rPr>
+            <m:sty m:val="p"/>
+          </m:rPr>
+          <m:t>+</m:t>
+        </m:r>
+        <m:r>
+          <m:t>2.12</m:t>
+        </m:r>
+        <m:r>
+          <m:rPr>
+            <m:sty m:val="p"/>
+          </m:rPr>
+          <m:t>%</m:t>
+        </m:r>
+      </m:oMath>
+      <w:r>
+        <w:t xml:space="preserve">/decade,</w:t>
+      </w:r>
+      <w:r>
+        <w:t xml:space="preserve"> </w:t>
+      </w:r>
+      <m:oMath>
+        <m:r>
+          <m:t>t</m:t>
+        </m:r>
+        <m:r>
+          <m:rPr>
+            <m:sty m:val="p"/>
+          </m:rPr>
+          <m:t>=</m:t>
+        </m:r>
+        <m:r>
+          <m:t>2.04</m:t>
+        </m:r>
+        <m:r>
+          <m:rPr>
+            <m:sty m:val="p"/>
+          </m:rPr>
+          <m:t>,</m:t>
+        </m:r>
         <m:r>
           <m:t>p</m:t>
         </m:r>
@@ -6658,17 +7370,443 @@
           <m:t>=</m:t>
         </m:r>
         <m:r>
-          <m:t>0.57</m:t>
-        </m:r>
-      </m:oMath>
-      <w:r>
-        <w:t xml:space="preserve">).</w:t>
-      </w:r>
-      <w:r>
-        <w:t xml:space="preserve"> </w:t>
-      </w:r>
-      <w:r>
-        <w:t xml:space="preserve">(6)</w:t>
+          <m:t>0.048</m:t>
+        </m:r>
+      </m:oMath>
+      <w:r>
+        <w:t xml:space="preserve">; thermal sensitivity</w:t>
+      </w:r>
+      <w:r>
+        <w:t xml:space="preserve"> </w:t>
+      </w:r>
+      <m:oMath>
+        <m:r>
+          <m:t>β</m:t>
+        </m:r>
+        <m:r>
+          <m:rPr>
+            <m:sty m:val="p"/>
+          </m:rPr>
+          <m:t>=</m:t>
+        </m:r>
+        <m:r>
+          <m:rPr>
+            <m:sty m:val="p"/>
+          </m:rPr>
+          <m:t>+</m:t>
+        </m:r>
+        <m:r>
+          <m:t>9.32</m:t>
+        </m:r>
+        <m:r>
+          <m:rPr>
+            <m:sty m:val="p"/>
+          </m:rPr>
+          <m:t>%</m:t>
+        </m:r>
+        <m:sSup>
+          <m:e>
+            <m:r>
+              <m:rPr>
+                <m:sty m:val="p"/>
+              </m:rPr>
+              <m:t>/</m:t>
+            </m:r>
+          </m:e>
+          <m:sup>
+            <m:r>
+              <m:rPr>
+                <m:sty m:val="p"/>
+              </m:rPr>
+              <m:t>∘</m:t>
+            </m:r>
+          </m:sup>
+        </m:sSup>
+        <m:r>
+          <m:rPr>
+            <m:nor/>
+            <m:sty m:val="p"/>
+          </m:rPr>
+          <m:t>C</m:t>
+        </m:r>
+        <m:r>
+          <m:rPr>
+            <m:sty m:val="p"/>
+          </m:rPr>
+          <m:t>,</m:t>
+        </m:r>
+        <m:r>
+          <m:t>p</m:t>
+        </m:r>
+        <m:r>
+          <m:rPr>
+            <m:sty m:val="p"/>
+          </m:rPr>
+          <m:t>=</m:t>
+        </m:r>
+        <m:r>
+          <m:t>0.034</m:t>
+        </m:r>
+      </m:oMath>
+      <w:r>
+        <w:t xml:space="preserve">; Supplementary Fig. S6). Across 175 species continuously connecting historical museum collections to modern field ringing (</w:t>
+      </w:r>
+      <m:oMath>
+        <m:r>
+          <m:t>n</m:t>
+        </m:r>
+        <m:r>
+          <m:rPr>
+            <m:sty m:val="p"/>
+          </m:rPr>
+          <m:t>=</m:t>
+        </m:r>
+        <m:r>
+          <m:t>24</m:t>
+        </m:r>
+        <m:r>
+          <m:rPr>
+            <m:sty m:val="p"/>
+          </m:rPr>
+          <m:t>,</m:t>
+        </m:r>
+        <m:r>
+          <m:t>583</m:t>
+        </m:r>
+      </m:oMath>
+      <w:r>
+        <w:t xml:space="preserve"> </w:t>
+      </w:r>
+      <w:r>
+        <w:t xml:space="preserve">records), the secular wing decline was</w:t>
+      </w:r>
+      <w:r>
+        <w:t xml:space="preserve"> </w:t>
+      </w:r>
+      <m:oMath>
+        <m:r>
+          <m:rPr>
+            <m:sty m:val="p"/>
+          </m:rPr>
+          <m:t>−</m:t>
+        </m:r>
+        <m:r>
+          <m:t>0.71</m:t>
+        </m:r>
+        <m:r>
+          <m:rPr>
+            <m:sty m:val="p"/>
+          </m:rPr>
+          <m:t>%</m:t>
+        </m:r>
+      </m:oMath>
+      <w:r>
+        <w:t xml:space="preserve">/decade (</w:t>
+      </w:r>
+      <m:oMath>
+        <m:r>
+          <m:t>t</m:t>
+        </m:r>
+        <m:r>
+          <m:rPr>
+            <m:sty m:val="p"/>
+          </m:rPr>
+          <m:t>=</m:t>
+        </m:r>
+        <m:r>
+          <m:rPr>
+            <m:sty m:val="p"/>
+          </m:rPr>
+          <m:t>−</m:t>
+        </m:r>
+        <m:r>
+          <m:t>1.98</m:t>
+        </m:r>
+        <m:r>
+          <m:rPr>
+            <m:sty m:val="p"/>
+          </m:rPr>
+          <m:t>,</m:t>
+        </m:r>
+        <m:r>
+          <m:t>p</m:t>
+        </m:r>
+        <m:r>
+          <m:rPr>
+            <m:sty m:val="p"/>
+          </m:rPr>
+          <m:t>=</m:t>
+        </m:r>
+        <m:r>
+          <m:t>0.047</m:t>
+        </m:r>
+      </m:oMath>
+      <w:r>
+        <w:t xml:space="preserve">; Supplementary Fig. S8).</w:t>
+      </w:r>
+    </w:p>
+    <w:p>
+      <w:pPr>
+        <w:pStyle w:val="BodyText"/>
+      </w:pPr>
+      <w:r>
+        <w:t xml:space="preserve">Furthermore, when expanding our analytical scope to mirror the less restrictive sampling design of</w:t>
+      </w:r>
+      <w:r>
+        <w:t xml:space="preserve"> </w:t>
+      </w:r>
+      <w:r>
+        <w:t xml:space="preserve">Jirinec et al. (2021)</w:t>
+      </w:r>
+      <w:r>
+        <w:t xml:space="preserve">—incorporating birds of unknown sex, all age classes, and all understorey mist-netted orders (</w:t>
+      </w:r>
+      <m:oMath>
+        <m:r>
+          <m:t>n</m:t>
+        </m:r>
+        <m:r>
+          <m:rPr>
+            <m:sty m:val="p"/>
+          </m:rPr>
+          <m:t>=</m:t>
+        </m:r>
+        <m:r>
+          <m:t>46</m:t>
+        </m:r>
+        <m:r>
+          <m:rPr>
+            <m:sty m:val="p"/>
+          </m:rPr>
+          <m:t>,</m:t>
+        </m:r>
+        <m:r>
+          <m:t>663</m:t>
+        </m:r>
+      </m:oMath>
+      <w:r>
+        <w:t xml:space="preserve"> </w:t>
+      </w:r>
+      <w:r>
+        <w:t xml:space="preserve">captures across 243 species; Supplementary Fig. S7; Supplementary Table S1)—wing-length trajectories remained consistent with our focal passerine estimates (</w:t>
+      </w:r>
+      <m:oMath>
+        <m:r>
+          <m:rPr>
+            <m:sty m:val="p"/>
+          </m:rPr>
+          <m:t>−</m:t>
+        </m:r>
+        <m:r>
+          <m:t>1.00</m:t>
+        </m:r>
+        <m:r>
+          <m:rPr>
+            <m:sty m:val="p"/>
+          </m:rPr>
+          <m:t>%</m:t>
+        </m:r>
+      </m:oMath>
+      <w:r>
+        <w:t xml:space="preserve">/decade, 95% CI:</w:t>
+      </w:r>
+      <w:r>
+        <w:t xml:space="preserve"> </w:t>
+      </w:r>
+      <m:oMath>
+        <m:r>
+          <m:rPr>
+            <m:sty m:val="p"/>
+          </m:rPr>
+          <m:t>−</m:t>
+        </m:r>
+        <m:r>
+          <m:t>2.09</m:t>
+        </m:r>
+      </m:oMath>
+      <w:r>
+        <w:t xml:space="preserve"> </w:t>
+      </w:r>
+      <w:r>
+        <w:t xml:space="preserve">to</w:t>
+      </w:r>
+      <w:r>
+        <w:t xml:space="preserve"> </w:t>
+      </w:r>
+      <m:oMath>
+        <m:r>
+          <m:rPr>
+            <m:sty m:val="p"/>
+          </m:rPr>
+          <m:t>+</m:t>
+        </m:r>
+        <m:r>
+          <m:t>0.09</m:t>
+        </m:r>
+        <m:r>
+          <m:rPr>
+            <m:sty m:val="p"/>
+          </m:rPr>
+          <m:t>%</m:t>
+        </m:r>
+      </m:oMath>
+      <w:r>
+        <w:t xml:space="preserve">/decade;</w:t>
+      </w:r>
+      <w:r>
+        <w:t xml:space="preserve"> </w:t>
+      </w:r>
+      <m:oMath>
+        <m:r>
+          <m:rPr>
+            <m:sty m:val="p"/>
+          </m:rPr>
+          <m:t>−</m:t>
+        </m:r>
+        <m:r>
+          <m:t>0.76</m:t>
+        </m:r>
+      </m:oMath>
+      <w:r>
+        <w:t xml:space="preserve"> </w:t>
+      </w:r>
+      <w:r>
+        <w:t xml:space="preserve">mm/decade). In this four-fold larger sample, body mass exhibited a subtle, statistically detectable decline of</w:t>
+      </w:r>
+      <w:r>
+        <w:t xml:space="preserve"> </w:t>
+      </w:r>
+      <m:oMath>
+        <m:r>
+          <m:rPr>
+            <m:sty m:val="p"/>
+          </m:rPr>
+          <m:t>−</m:t>
+        </m:r>
+        <m:r>
+          <m:t>1.29</m:t>
+        </m:r>
+        <m:r>
+          <m:rPr>
+            <m:sty m:val="p"/>
+          </m:rPr>
+          <m:t>%</m:t>
+        </m:r>
+      </m:oMath>
+      <w:r>
+        <w:t xml:space="preserve">/decade (95% CI:</w:t>
+      </w:r>
+      <w:r>
+        <w:t xml:space="preserve"> </w:t>
+      </w:r>
+      <m:oMath>
+        <m:r>
+          <m:rPr>
+            <m:sty m:val="p"/>
+          </m:rPr>
+          <m:t>−</m:t>
+        </m:r>
+        <m:r>
+          <m:t>2.30</m:t>
+        </m:r>
+      </m:oMath>
+      <w:r>
+        <w:t xml:space="preserve"> </w:t>
+      </w:r>
+      <w:r>
+        <w:t xml:space="preserve">to</w:t>
+      </w:r>
+      <w:r>
+        <w:t xml:space="preserve"> </w:t>
+      </w:r>
+      <m:oMath>
+        <m:r>
+          <m:rPr>
+            <m:sty m:val="p"/>
+          </m:rPr>
+          <m:t>−</m:t>
+        </m:r>
+        <m:r>
+          <m:t>0.27</m:t>
+        </m:r>
+        <m:r>
+          <m:rPr>
+            <m:sty m:val="p"/>
+          </m:rPr>
+          <m:t>%</m:t>
+        </m:r>
+      </m:oMath>
+      <w:r>
+        <w:t xml:space="preserve">/decade,</w:t>
+      </w:r>
+      <w:r>
+        <w:t xml:space="preserve"> </w:t>
+      </w:r>
+      <m:oMath>
+        <m:r>
+          <m:t>t</m:t>
+        </m:r>
+        <m:r>
+          <m:rPr>
+            <m:sty m:val="p"/>
+          </m:rPr>
+          <m:t>=</m:t>
+        </m:r>
+        <m:r>
+          <m:rPr>
+            <m:sty m:val="p"/>
+          </m:rPr>
+          <m:t>−</m:t>
+        </m:r>
+        <m:r>
+          <m:t>2.47</m:t>
+        </m:r>
+        <m:r>
+          <m:rPr>
+            <m:sty m:val="p"/>
+          </m:rPr>
+          <m:t>,</m:t>
+        </m:r>
+        <m:r>
+          <m:t>p</m:t>
+        </m:r>
+        <m:r>
+          <m:rPr>
+            <m:sty m:val="p"/>
+          </m:rPr>
+          <m:t>=</m:t>
+        </m:r>
+        <m:r>
+          <m:t>0.014</m:t>
+        </m:r>
+      </m:oMath>
+      <w:r>
+        <w:t xml:space="preserve">; Supplementary Table S1), demonstrating that body mass sensitivity in the Atlantic Forest is modest and intermediate between temperate and equatorial extremes.</w:t>
+      </w:r>
+    </w:p>
+    <w:bookmarkEnd w:id="52"/>
+    <w:bookmarkEnd w:id="53"/>
+    <w:bookmarkStart w:id="60" w:name="discussion"/>
+    <w:p>
+      <w:pPr>
+        <w:pStyle w:val="Heading1"/>
+      </w:pPr>
+      <w:r>
+        <w:t xml:space="preserve">3. Discussion</w:t>
+      </w:r>
+    </w:p>
+    <w:p>
+      <w:pPr>
+        <w:pStyle w:val="FirstParagraph"/>
+      </w:pPr>
+      <w:r>
+        <w:t xml:space="preserve">Our macroecological investigation across 73 passerine bird species and 24 years of climate warming in the Brazilian Atlantic Forest reveals a pattern of phenotypic stability alongside subtle, species-specific adjustments. Across multiple morphometric dimensions, we find:</w:t>
+      </w:r>
+      <w:r>
+        <w:t xml:space="preserve"> </w:t>
+      </w:r>
+      <w:r>
+        <w:t xml:space="preserve">(1)</w:t>
       </w:r>
       <w:r>
         <w:t xml:space="preserve"> </w:t>
@@ -6678,16 +7816,16 @@
           <w:b/>
           <w:bCs/>
         </w:rPr>
-        <w:t xml:space="preserve">Phenotypic variance stability</w:t>
-      </w:r>
-      <w:r>
-        <w:t xml:space="preserve">: Among-individual variability has remained constant over time and does not track temperature.</w:t>
-      </w:r>
-      <w:r>
-        <w:t xml:space="preserve"> </w:t>
-      </w:r>
-      <w:r>
-        <w:t xml:space="preserve">(7)</w:t>
+        <w:t xml:space="preserve">Body mass stability</w:t>
+      </w:r>
+      <w:r>
+        <w:t xml:space="preserve">: In contrast to predictions from Bergmann’s rule, body mass has remained constant over 24 years (−0.91%/decade, spanning zero), despite strong diurnal feeding rhythms (+0.40%/hour).</w:t>
+      </w:r>
+      <w:r>
+        <w:t xml:space="preserve"> </w:t>
+      </w:r>
+      <w:r>
+        <w:t xml:space="preserve">(2)</w:t>
       </w:r>
       <w:r>
         <w:t xml:space="preserve"> </w:t>
@@ -6697,67 +7835,16 @@
           <w:b/>
           <w:bCs/>
         </w:rPr>
-        <w:t xml:space="preserve">Trophic buffering</w:t>
-      </w:r>
-      <w:r>
-        <w:t xml:space="preserve">: Obligate insectivores exhibit null temporal slopes, indicating that dietary specialization does not amplify morphological sensitivity.</w:t>
-      </w:r>
-    </w:p>
-    <w:bookmarkStart w:id="53" w:name="X0a76c3bb2637f6ac04bb59272c05eb852d44391"/>
-    <w:p>
-      <w:pPr>
-        <w:pStyle w:val="Heading2"/>
-      </w:pPr>
-      <w:r>
-        <w:t xml:space="preserve">3.1 Contrasting macroecological dynamics: Atlantic Forest stability versus Amazonian shrinkage</w:t>
-      </w:r>
-    </w:p>
-    <w:p>
-      <w:pPr>
-        <w:pStyle w:val="FirstParagraph"/>
-      </w:pPr>
-      <w:r>
-        <w:t xml:space="preserve">These findings present a macroecological contrast to the only comparable multi-decadal Neotropical benchmark: the study by</w:t>
-      </w:r>
-      <w:r>
-        <w:t xml:space="preserve"> </w:t>
-      </w:r>
-      <w:r>
-        <w:t xml:space="preserve">Jirinec et al. (2021)</w:t>
-      </w:r>
-      <w:r>
-        <w:t xml:space="preserve"> </w:t>
-      </w:r>
-      <w:r>
-        <w:t xml:space="preserve">in the central Amazon. In 77 non-migratory understorey species monitored over 40 years in continuous primary rainforest,</w:t>
-      </w:r>
-      <w:r>
-        <w:t xml:space="preserve"> </w:t>
-      </w:r>
-      <w:r>
-        <w:t xml:space="preserve">Jirinec et al. (2021)</w:t>
-      </w:r>
-      <w:r>
-        <w:t xml:space="preserve"> </w:t>
-      </w:r>
-      <w:r>
-        <w:t xml:space="preserve">documented widespread declines in body mass (averaging −0.1 to −0.2%/year) coupled with wing elongation in 36% of species. This resulted in a community-wide reduction in wing loading, interpreted as an adaptation to lower metabolic flight costs and improve flight efficiency in an increasingly hot, dry understorey.</w:t>
-      </w:r>
-    </w:p>
-    <w:p>
-      <w:pPr>
-        <w:pStyle w:val="BodyText"/>
-      </w:pPr>
-      <w:r>
-        <w:t xml:space="preserve">Why do resident forest passerines in the Atlantic Forest exhibit body mass stability and subtle, heterogeneous wing adjustments rather than the widespread mass loss and wing lengthening seen in the central Amazon? We propose three non-mutually exclusive ecological and evolutionary mechanisms:</w:t>
-      </w:r>
-    </w:p>
-    <w:p>
-      <w:pPr>
-        <w:pStyle w:val="BodyText"/>
-      </w:pPr>
-      <w:r>
-        <w:t xml:space="preserve">First,</w:t>
+        <w:t xml:space="preserve">Subtle and heterogeneous wing trajectories</w:t>
+      </w:r>
+      <w:r>
+        <w:t xml:space="preserve">: Community-level wing length shows a subtle, non-significant trajectory (−0.74 mm/decade; within-observer slope −0.32 mm/decade), characterized by pronounced interspecific variation where 61 of 72 species overlap zero.</w:t>
+      </w:r>
+      <w:r>
+        <w:t xml:space="preserve"> </w:t>
+      </w:r>
+      <w:r>
+        <w:t xml:space="preserve">(3)</w:t>
       </w:r>
       <w:r>
         <w:t xml:space="preserve"> </w:t>
@@ -6767,45 +7854,16 @@
           <w:b/>
           <w:bCs/>
         </w:rPr>
-        <w:t xml:space="preserve">landscape fragmentation and aerodynamic flight constraints</w:t>
-      </w:r>
-      <w:r>
-        <w:t xml:space="preserve">. The central Amazonian study was conducted in a continuous, undisturbed primary forest block (BDFFP) where birds move beneath a continuous closed canopy. In continuous understorey, foraging flights are typically short, highly maneuverable sallies; under such conditions, longer wings and lower wing loading reduce metabolic transport costs with minimal aerodynamic penalty</w:t>
-      </w:r>
-      <w:r>
-        <w:t xml:space="preserve"> </w:t>
-      </w:r>
-      <w:r>
-        <w:t xml:space="preserve">(Jirinec et al. 2021)</w:t>
-      </w:r>
-      <w:r>
-        <w:t xml:space="preserve">. In contrast, the Atlantic Forest has undergone extensive historical deforestation, leaving a heavily fragmented landscape where forest patches are embedded in open agricultural or pastoral matrices</w:t>
-      </w:r>
-      <w:r>
-        <w:t xml:space="preserve"> </w:t>
-      </w:r>
-      <w:r>
-        <w:t xml:space="preserve">(Ribeiro et al. 2009)</w:t>
-      </w:r>
-      <w:r>
-        <w:t xml:space="preserve">. In fragmented landscapes, forest birds must frequently traverse open matrix, cross habitat edges, and navigate areas exposed to strong winds and elevated predation from open-country raptors</w:t>
-      </w:r>
-      <w:r>
-        <w:t xml:space="preserve"> </w:t>
-      </w:r>
-      <w:r>
-        <w:t xml:space="preserve">(Ribeiro et al. 2009)</w:t>
-      </w:r>
-      <w:r>
-        <w:t xml:space="preserve">. Under these conditions, aerodynamic performance demands flight power, burst speed, and high maneuverability rather than low wing loading. Selective pressures to navigate fragmented landscapes may therefore penalize wing lengthening or body mass reduction, constraining morphological shifts that might otherwise be favored in continuous forest.</w:t>
-      </w:r>
-    </w:p>
-    <w:p>
-      <w:pPr>
-        <w:pStyle w:val="BodyText"/>
-      </w:pPr>
-      <w:r>
-        <w:t xml:space="preserve">Second,</w:t>
+        <w:t xml:space="preserve">Bill width invariance shows no support for Allen’s rule</w:t>
+      </w:r>
+      <w:r>
+        <w:t xml:space="preserve">: Bill width shows no temporal expansion under controls (−0.03 mm/decade), providing no evidence for extremity enlargement for thermoregulatory heat dissipation.</w:t>
+      </w:r>
+      <w:r>
+        <w:t xml:space="preserve"> </w:t>
+      </w:r>
+      <w:r>
+        <w:t xml:space="preserve">(4)</w:t>
       </w:r>
       <w:r>
         <w:t xml:space="preserve"> </w:t>
@@ -6815,18 +7873,36 @@
           <w:b/>
           <w:bCs/>
         </w:rPr>
-        <w:t xml:space="preserve">topographic complexity and elevational thermal refugia</w:t>
-      </w:r>
-      <w:r>
-        <w:t xml:space="preserve">. The central Amazon BDFFP site occupies a relatively flat lowland landscape (elevation ~50–150 m) where species have limited access to steep thermal gradients and cannot escape regional warming through short-distance elevational shifts. In contrast, the Atlantic Forest features steep coastal mountain systems (e.g., Serra do Mar, Serra da Mantiqueira) spanning elevations from sea level to over 2,000 m. This complex topography generates sharp microclimatic gradients across short horizontal distances. Resident birds in topographically complex biomes may buffer themselves against rising temperatures by making subtle elevational or microhabitat shifts, reducing the physiological pressure to undergo morphological adaptation.</w:t>
-      </w:r>
-    </w:p>
-    <w:p>
-      <w:pPr>
-        <w:pStyle w:val="BodyText"/>
-      </w:pPr>
-      <w:r>
-        <w:t xml:space="preserve">Third,</w:t>
+        <w:t xml:space="preserve">Mass conservation over geometric shrinkage</w:t>
+      </w:r>
+      <w:r>
+        <w:t xml:space="preserve">: On shared individuals measured for both traits, body mass was significantly more conserved than expected under cubic geometric shrinkage of the wing (+4.85%/decade contrast,</w:t>
+      </w:r>
+      <w:r>
+        <w:t xml:space="preserve"> </w:t>
+      </w:r>
+      <m:oMath>
+        <m:r>
+          <m:t>p</m:t>
+        </m:r>
+        <m:r>
+          <m:rPr>
+            <m:sty m:val="p"/>
+          </m:rPr>
+          <m:t>=</m:t>
+        </m:r>
+        <m:r>
+          <m:t>0.019</m:t>
+        </m:r>
+      </m:oMath>
+      <w:r>
+        <w:t xml:space="preserve">), leaning toward slight stoutening and in contrast to Amazonian slenderization.</w:t>
+      </w:r>
+      <w:r>
+        <w:t xml:space="preserve"> </w:t>
+      </w:r>
+      <w:r>
+        <w:t xml:space="preserve">(5)</w:t>
       </w:r>
       <w:r>
         <w:t xml:space="preserve"> </w:t>
@@ -6836,117 +7912,10 @@
           <w:b/>
           <w:bCs/>
         </w:rPr>
-        <w:t xml:space="preserve">microclimatic variability and physiological plasticity</w:t>
-      </w:r>
-      <w:r>
-        <w:t xml:space="preserve">. Forest fragments experience pronounced edge effects, with higher temperature variability and fluctuating humidity relative to continuous interior forest. Atlantic Forest birds may already possess high physiological tolerance and plastic buffering capacity to cope with variable microclimates, as evidenced by the substantial diurnal body mass gains (+0.40%/hour) observed here. Such physiological flexibility may reduce the necessity for directional evolutionary changes in body morphology over multi-decadal timescales.</w:t>
-      </w:r>
-    </w:p>
-    <w:p>
-      <w:pPr>
-        <w:pStyle w:val="BodyText"/>
-      </w:pPr>
-      <w:r>
-        <w:t xml:space="preserve">Beyond these ecological mechanisms, a plausible alternative hypothesis is whether the contrast reflects study design—namely, a single continuous 40-year ringing station (BDFFP) versus a multi-site macroecological compilation. Crucially, our within-observer Mundlak decomposition directly demonstrates that phenotypic stability in the Atlantic Forest is not an artifact of observational noise or compiler turnover: field researchers who sampled birds continuously across multi-year spans (e.g., E. Carrano, A. Ross, M. Alves) independently exhibited slopes indistinguishable from zero (within-observer wing slope: −0.3 mm/decade; complete cases: +0.03 mm/decade; body mass: −0.6%/decade). This confirms that phenotypic stability reflects a genuine biological characteristic of resident Atlantic Forest passerines across this warming era rather than an inferential limitation of large compilations.</w:t>
-      </w:r>
-    </w:p>
-    <w:bookmarkEnd w:id="53"/>
-    <w:bookmarkStart w:id="54" w:name="Xb35ad76cf24e9bfdd69823512a28f009f1faba2"/>
-    <w:p>
-      <w:pPr>
-        <w:pStyle w:val="Heading2"/>
-      </w:pPr>
-      <w:r>
-        <w:t xml:space="preserve">3.2 Evaluating ecogeographical rules in tropical endotherms</w:t>
-      </w:r>
-    </w:p>
-    <w:p>
-      <w:pPr>
-        <w:pStyle w:val="FirstParagraph"/>
-      </w:pPr>
-      <w:r>
-        <w:t xml:space="preserve">Our findings provide a critical empirical test of classic ecogeographical rules in tropical endotherms under climate change. Bergmann’s rule has frequently been generalized as a general expectation that warming temperatures drive reductions in animal body size</w:t>
-      </w:r>
-      <w:r>
-        <w:t xml:space="preserve"> </w:t>
-      </w:r>
-      <w:r>
-        <w:t xml:space="preserve">(Gardner et al. 2011; Sheridan and Bickford 2011)</w:t>
-      </w:r>
-      <w:r>
-        <w:t xml:space="preserve">. In our 24-year dataset of 73 tropical passerine species, body mass showed no directional decline despite +0.25°C/decade of regional warming. This stability challenges the generality of Bergmann’s rule in tropical forest birds, demonstrating that tropical endotherms can maintain stable body mass over decadal timescales.</w:t>
-      </w:r>
-    </w:p>
-    <w:p>
-      <w:pPr>
-        <w:pStyle w:val="BodyText"/>
-      </w:pPr>
-      <w:r>
-        <w:t xml:space="preserve">Similarly, Allen’s rule posits that appendages enlarge in warmer environments to facilitate heat dissipation</w:t>
-      </w:r>
-      <w:r>
-        <w:t xml:space="preserve"> </w:t>
-      </w:r>
-      <w:r>
-        <w:t xml:space="preserve">(Allen 1877; Ryding et al. 2021)</w:t>
-      </w:r>
-      <w:r>
-        <w:t xml:space="preserve">. While unadjusted baseline models suggested a temporal increase in bill width, this apparent trend disappeared once observer identity was accounted for, with bill width remaining completely invariant (−0.03 mm/decade, spanning zero). In tropical passerines, bill morphology is heavily constrained by foraging biomechanics, trophic specialization, and vocal performance, which may strongly override subtle thermoregulatory selection for larger bills</w:t>
-      </w:r>
-      <w:r>
-        <w:t xml:space="preserve"> </w:t>
-      </w:r>
-      <w:r>
-        <w:t xml:space="preserve">(Teplitsky and Millien 2014)</w:t>
-      </w:r>
-      <w:r>
-        <w:t xml:space="preserve">.</w:t>
-      </w:r>
-    </w:p>
-    <w:bookmarkEnd w:id="54"/>
-    <w:bookmarkStart w:id="55" w:name="X1ce0fa42833206a5442254f46af33f5d9d53692"/>
-    <w:p>
-      <w:pPr>
-        <w:pStyle w:val="Heading2"/>
-      </w:pPr>
-      <w:r>
-        <w:t xml:space="preserve">3.3 Interspecific variation and preservation of allometric scaling</w:t>
-      </w:r>
-    </w:p>
-    <w:p>
-      <w:pPr>
-        <w:pStyle w:val="FirstParagraph"/>
-      </w:pPr>
-      <w:r>
-        <w:t xml:space="preserve">Rather than a uniform community-wide response, our results reveal substantial interspecific heterogeneity (</w:t>
-      </w:r>
-      <w:hyperlink w:anchor="fig-species-slopes">
-        <w:r>
-          <w:rPr>
-            <w:rStyle w:val="Hyperlink"/>
-          </w:rPr>
-          <w:t xml:space="preserve">Figure 4</w:t>
-        </w:r>
-      </w:hyperlink>
-      <w:r>
-        <w:t xml:space="preserve">). While a small minority of species exhibited credible declines in wing length (9 of 72 species) or credible increases (2 of 72 species), the vast majority (61 species) showed trajectories overlapping zero. This diversity of species trajectories aligns with recent global syntheses showing that morphological responses to climate change are frequently idiosyncratic and species-specific rather than uniform</w:t>
-      </w:r>
-      <w:r>
-        <w:t xml:space="preserve"> </w:t>
-      </w:r>
-      <w:r>
-        <w:t xml:space="preserve">(Teplitsky and Millien 2014)</w:t>
-      </w:r>
-      <w:r>
-        <w:t xml:space="preserve">.</w:t>
-      </w:r>
-    </w:p>
-    <w:p>
-      <w:pPr>
-        <w:pStyle w:val="BodyText"/>
-      </w:pPr>
-      <w:r>
-        <w:t xml:space="preserve">Importantly, our analysis of 7,577 shared records from the same individuals revealed that body mass was significantly more conserved than predicted under cubic geometric scaling of wing shortening (</w:t>
+        <w:t xml:space="preserve">Direct thermal modulation of allometry</w:t>
+      </w:r>
+      <w:r>
+        <w:t xml:space="preserve">: Interannual temperature anomalies directly drive departures from geometric isometry toward relative wing shortening and mass retention (</w:t>
       </w:r>
       <m:oMath>
         <m:sSub>
@@ -6968,6 +7937,380 @@
             </m:r>
           </m:sub>
         </m:sSub>
+      </m:oMath>
+      <w:r>
+        <w:t xml:space="preserve"> </w:t>
+      </w:r>
+      <w:r>
+        <w:t xml:space="preserve">increases by</w:t>
+      </w:r>
+      <w:r>
+        <w:t xml:space="preserve"> </w:t>
+      </w:r>
+      <m:oMath>
+        <m:r>
+          <m:rPr>
+            <m:sty m:val="p"/>
+          </m:rPr>
+          <m:t>+</m:t>
+        </m:r>
+        <m:r>
+          <m:t>2.1</m:t>
+        </m:r>
+        <m:r>
+          <m:rPr>
+            <m:sty m:val="p"/>
+          </m:rPr>
+          <m:t>%</m:t>
+        </m:r>
+      </m:oMath>
+      <w:r>
+        <w:t xml:space="preserve"> </w:t>
+      </w:r>
+      <w:r>
+        <w:t xml:space="preserve">per °C,</w:t>
+      </w:r>
+      <w:r>
+        <w:t xml:space="preserve"> </w:t>
+      </w:r>
+      <m:oMath>
+        <m:r>
+          <m:t>p</m:t>
+        </m:r>
+        <m:r>
+          <m:rPr>
+            <m:sty m:val="p"/>
+          </m:rPr>
+          <m:t>=</m:t>
+        </m:r>
+        <m:r>
+          <m:t>0.030</m:t>
+        </m:r>
+      </m:oMath>
+      <w:r>
+        <w:t xml:space="preserve">), while body mass remains thermally decoupled (</w:t>
+      </w:r>
+      <m:oMath>
+        <m:r>
+          <m:t>p</m:t>
+        </m:r>
+        <m:r>
+          <m:rPr>
+            <m:sty m:val="p"/>
+          </m:rPr>
+          <m:t>=</m:t>
+        </m:r>
+        <m:r>
+          <m:t>0.57</m:t>
+        </m:r>
+      </m:oMath>
+      <w:r>
+        <w:t xml:space="preserve">).</w:t>
+      </w:r>
+      <w:r>
+        <w:t xml:space="preserve"> </w:t>
+      </w:r>
+      <w:r>
+        <w:t xml:space="preserve">(6)</w:t>
+      </w:r>
+      <w:r>
+        <w:t xml:space="preserve"> </w:t>
+      </w:r>
+      <w:r>
+        <w:rPr>
+          <w:b/>
+          <w:bCs/>
+        </w:rPr>
+        <w:t xml:space="preserve">Phenotypic variance stability</w:t>
+      </w:r>
+      <w:r>
+        <w:t xml:space="preserve">: Among-individual variability has remained constant over time and does not track temperature.</w:t>
+      </w:r>
+      <w:r>
+        <w:t xml:space="preserve"> </w:t>
+      </w:r>
+      <w:r>
+        <w:t xml:space="preserve">(7)</w:t>
+      </w:r>
+      <w:r>
+        <w:t xml:space="preserve"> </w:t>
+      </w:r>
+      <w:r>
+        <w:rPr>
+          <w:b/>
+          <w:bCs/>
+        </w:rPr>
+        <w:t xml:space="preserve">Trophic buffering</w:t>
+      </w:r>
+      <w:r>
+        <w:t xml:space="preserve">: Obligate insectivores exhibit null temporal slopes, indicating that dietary specialization does not amplify morphological sensitivity.</w:t>
+      </w:r>
+    </w:p>
+    <w:bookmarkStart w:id="54" w:name="X0a76c3bb2637f6ac04bb59272c05eb852d44391"/>
+    <w:p>
+      <w:pPr>
+        <w:pStyle w:val="Heading2"/>
+      </w:pPr>
+      <w:r>
+        <w:t xml:space="preserve">3.1 Contrasting macroecological dynamics: Atlantic Forest stability versus Amazonian shrinkage</w:t>
+      </w:r>
+    </w:p>
+    <w:p>
+      <w:pPr>
+        <w:pStyle w:val="FirstParagraph"/>
+      </w:pPr>
+      <w:r>
+        <w:t xml:space="preserve">These findings present a macroecological contrast to the only comparable multi-decadal Neotropical benchmark: the study by</w:t>
+      </w:r>
+      <w:r>
+        <w:t xml:space="preserve"> </w:t>
+      </w:r>
+      <w:r>
+        <w:t xml:space="preserve">Jirinec et al. (2021)</w:t>
+      </w:r>
+      <w:r>
+        <w:t xml:space="preserve"> </w:t>
+      </w:r>
+      <w:r>
+        <w:t xml:space="preserve">in the central Amazon. In 77 non-migratory understorey species monitored over 40 years in continuous primary rainforest,</w:t>
+      </w:r>
+      <w:r>
+        <w:t xml:space="preserve"> </w:t>
+      </w:r>
+      <w:r>
+        <w:t xml:space="preserve">Jirinec et al. (2021)</w:t>
+      </w:r>
+      <w:r>
+        <w:t xml:space="preserve"> </w:t>
+      </w:r>
+      <w:r>
+        <w:t xml:space="preserve">documented widespread declines in body mass (averaging −0.1 to −0.2%/year) coupled with wing elongation in 36% of species. This resulted in a community-wide reduction in wing loading, interpreted as an adaptation to lower metabolic flight costs and improve flight efficiency in an increasingly hot, dry understorey.</w:t>
+      </w:r>
+    </w:p>
+    <w:p>
+      <w:pPr>
+        <w:pStyle w:val="BodyText"/>
+      </w:pPr>
+      <w:r>
+        <w:t xml:space="preserve">Why do resident forest passerines in the Atlantic Forest exhibit body mass stability and subtle, heterogeneous wing adjustments rather than the widespread mass loss and wing lengthening seen in the central Amazon? We propose three non-mutually exclusive ecological and evolutionary mechanisms:</w:t>
+      </w:r>
+    </w:p>
+    <w:p>
+      <w:pPr>
+        <w:pStyle w:val="BodyText"/>
+      </w:pPr>
+      <w:r>
+        <w:t xml:space="preserve">First,</w:t>
+      </w:r>
+      <w:r>
+        <w:t xml:space="preserve"> </w:t>
+      </w:r>
+      <w:r>
+        <w:rPr>
+          <w:b/>
+          <w:bCs/>
+        </w:rPr>
+        <w:t xml:space="preserve">landscape fragmentation and aerodynamic flight constraints</w:t>
+      </w:r>
+      <w:r>
+        <w:t xml:space="preserve">. The central Amazonian study was conducted in a continuous, undisturbed primary forest block (BDFFP) where birds move beneath a continuous closed canopy. In continuous understorey, foraging flights are typically short, highly maneuverable sallies; under such conditions, longer wings and lower wing loading reduce metabolic transport costs with minimal aerodynamic penalty</w:t>
+      </w:r>
+      <w:r>
+        <w:t xml:space="preserve"> </w:t>
+      </w:r>
+      <w:r>
+        <w:t xml:space="preserve">(Jirinec et al. 2021)</w:t>
+      </w:r>
+      <w:r>
+        <w:t xml:space="preserve">. In contrast, the Atlantic Forest has undergone extensive historical deforestation, leaving a heavily fragmented landscape where forest patches are embedded in open agricultural or pastoral matrices</w:t>
+      </w:r>
+      <w:r>
+        <w:t xml:space="preserve"> </w:t>
+      </w:r>
+      <w:r>
+        <w:t xml:space="preserve">(Ribeiro et al. 2009)</w:t>
+      </w:r>
+      <w:r>
+        <w:t xml:space="preserve">. In fragmented landscapes, forest birds must frequently traverse open matrix, cross habitat edges, and navigate areas exposed to strong winds and elevated predation from open-country raptors</w:t>
+      </w:r>
+      <w:r>
+        <w:t xml:space="preserve"> </w:t>
+      </w:r>
+      <w:r>
+        <w:t xml:space="preserve">(Ribeiro et al. 2009)</w:t>
+      </w:r>
+      <w:r>
+        <w:t xml:space="preserve">. Under these conditions, aerodynamic performance demands flight power, burst speed, and high maneuverability rather than low wing loading. Selective pressures to navigate fragmented landscapes may therefore penalize wing lengthening or body mass reduction, constraining morphological shifts that might otherwise be favored in continuous forest.</w:t>
+      </w:r>
+    </w:p>
+    <w:p>
+      <w:pPr>
+        <w:pStyle w:val="BodyText"/>
+      </w:pPr>
+      <w:r>
+        <w:t xml:space="preserve">Second,</w:t>
+      </w:r>
+      <w:r>
+        <w:t xml:space="preserve"> </w:t>
+      </w:r>
+      <w:r>
+        <w:rPr>
+          <w:b/>
+          <w:bCs/>
+        </w:rPr>
+        <w:t xml:space="preserve">topographic complexity and elevational thermal refugia</w:t>
+      </w:r>
+      <w:r>
+        <w:t xml:space="preserve">. The central Amazon BDFFP site occupies a relatively flat lowland landscape (elevation ~50–150 m) where species have limited access to steep thermal gradients and cannot escape regional warming through short-distance elevational shifts. In contrast, the Atlantic Forest features steep coastal mountain systems (e.g., Serra do Mar, Serra da Mantiqueira) spanning elevations from sea level to over 2,000 m. This complex topography generates sharp microclimatic gradients across short horizontal distances. Resident birds in topographically complex biomes may buffer themselves against rising temperatures by making subtle elevational or microhabitat shifts, reducing the physiological pressure to undergo morphological adaptation.</w:t>
+      </w:r>
+    </w:p>
+    <w:p>
+      <w:pPr>
+        <w:pStyle w:val="BodyText"/>
+      </w:pPr>
+      <w:r>
+        <w:t xml:space="preserve">Third,</w:t>
+      </w:r>
+      <w:r>
+        <w:t xml:space="preserve"> </w:t>
+      </w:r>
+      <w:r>
+        <w:rPr>
+          <w:b/>
+          <w:bCs/>
+        </w:rPr>
+        <w:t xml:space="preserve">microclimatic variability and physiological plasticity</w:t>
+      </w:r>
+      <w:r>
+        <w:t xml:space="preserve">. Forest fragments experience pronounced edge effects, with higher temperature variability and fluctuating humidity relative to continuous interior forest. Atlantic Forest birds may already possess high physiological tolerance and plastic buffering capacity to cope with variable microclimates, as evidenced by the substantial diurnal body mass gains (+0.40%/hour) observed here. Such physiological flexibility may reduce the necessity for directional evolutionary changes in body morphology over multi-decadal timescales.</w:t>
+      </w:r>
+    </w:p>
+    <w:p>
+      <w:pPr>
+        <w:pStyle w:val="BodyText"/>
+      </w:pPr>
+      <w:r>
+        <w:t xml:space="preserve">Beyond these ecological mechanisms, a plausible alternative hypothesis is whether the contrast reflects study design—namely, a single continuous 40-year ringing station (BDFFP) versus a multi-site macroecological compilation. Crucially, our within-observer Mundlak decomposition directly demonstrates that phenotypic stability in the Atlantic Forest is not an artifact of observational noise or compiler turnover: field researchers who sampled birds continuously across multi-year spans (e.g., E. Carrano, A. Ross, M. Alves) independently exhibited slopes indistinguishable from zero (within-observer wing slope: −0.3 mm/decade; complete cases: +0.03 mm/decade; body mass: −0.6%/decade). This confirms that phenotypic stability reflects a genuine biological characteristic of resident Atlantic Forest passerines across this warming era rather than an inferential limitation of large compilations.</w:t>
+      </w:r>
+    </w:p>
+    <w:bookmarkEnd w:id="54"/>
+    <w:bookmarkStart w:id="55" w:name="Xb35ad76cf24e9bfdd69823512a28f009f1faba2"/>
+    <w:p>
+      <w:pPr>
+        <w:pStyle w:val="Heading2"/>
+      </w:pPr>
+      <w:r>
+        <w:t xml:space="preserve">3.2 Evaluating ecogeographical rules in tropical endotherms</w:t>
+      </w:r>
+    </w:p>
+    <w:p>
+      <w:pPr>
+        <w:pStyle w:val="FirstParagraph"/>
+      </w:pPr>
+      <w:r>
+        <w:t xml:space="preserve">Our findings provide a critical empirical test of classic ecogeographical rules in tropical endotherms under climate change. Bergmann’s rule has frequently been generalized as a general expectation that warming temperatures drive reductions in animal body size</w:t>
+      </w:r>
+      <w:r>
+        <w:t xml:space="preserve"> </w:t>
+      </w:r>
+      <w:r>
+        <w:t xml:space="preserve">(Gardner et al. 2011; Sheridan and Bickford 2011)</w:t>
+      </w:r>
+      <w:r>
+        <w:t xml:space="preserve">. In our 24-year dataset of 73 tropical passerine species, body mass showed no directional decline despite +0.25°C/decade of regional warming. This stability challenges the generality of Bergmann’s rule in tropical forest birds, demonstrating that tropical endotherms can maintain stable body mass over decadal timescales.</w:t>
+      </w:r>
+    </w:p>
+    <w:p>
+      <w:pPr>
+        <w:pStyle w:val="BodyText"/>
+      </w:pPr>
+      <w:r>
+        <w:t xml:space="preserve">Similarly, Allen’s rule posits that appendages enlarge in warmer environments to facilitate heat dissipation</w:t>
+      </w:r>
+      <w:r>
+        <w:t xml:space="preserve"> </w:t>
+      </w:r>
+      <w:r>
+        <w:t xml:space="preserve">(Allen 1877; Ryding et al. 2021)</w:t>
+      </w:r>
+      <w:r>
+        <w:t xml:space="preserve">. While unadjusted baseline models suggested a temporal increase in bill width, this apparent trend disappeared once observer identity was accounted for, with bill width remaining completely invariant (−0.03 mm/decade, spanning zero). In tropical passerines, bill morphology is heavily constrained by foraging biomechanics, trophic specialization, and vocal performance, which may strongly override subtle thermoregulatory selection for larger bills</w:t>
+      </w:r>
+      <w:r>
+        <w:t xml:space="preserve"> </w:t>
+      </w:r>
+      <w:r>
+        <w:t xml:space="preserve">(Teplitsky and Millien 2014)</w:t>
+      </w:r>
+      <w:r>
+        <w:t xml:space="preserve">.</w:t>
+      </w:r>
+    </w:p>
+    <w:bookmarkEnd w:id="55"/>
+    <w:bookmarkStart w:id="56" w:name="X1ce0fa42833206a5442254f46af33f5d9d53692"/>
+    <w:p>
+      <w:pPr>
+        <w:pStyle w:val="Heading2"/>
+      </w:pPr>
+      <w:r>
+        <w:t xml:space="preserve">3.3 Interspecific variation and preservation of allometric scaling</w:t>
+      </w:r>
+    </w:p>
+    <w:p>
+      <w:pPr>
+        <w:pStyle w:val="FirstParagraph"/>
+      </w:pPr>
+      <w:r>
+        <w:t xml:space="preserve">Rather than a uniform community-wide response, our results reveal substantial interspecific heterogeneity (</w:t>
+      </w:r>
+      <w:hyperlink w:anchor="fig-species-slopes">
+        <w:r>
+          <w:rPr>
+            <w:rStyle w:val="Hyperlink"/>
+          </w:rPr>
+          <w:t xml:space="preserve">Figure 4</w:t>
+        </w:r>
+      </w:hyperlink>
+      <w:r>
+        <w:t xml:space="preserve">). While a small minority of species exhibited credible declines in wing length (9 of 72 species) or credible increases (2 of 72 species), the vast majority (61 species) showed trajectories overlapping zero. This diversity of species trajectories aligns with recent global syntheses showing that morphological responses to climate change are frequently idiosyncratic and species-specific rather than uniform</w:t>
+      </w:r>
+      <w:r>
+        <w:t xml:space="preserve"> </w:t>
+      </w:r>
+      <w:r>
+        <w:t xml:space="preserve">(Teplitsky and Millien 2014)</w:t>
+      </w:r>
+      <w:r>
+        <w:t xml:space="preserve">.</w:t>
+      </w:r>
+    </w:p>
+    <w:p>
+      <w:pPr>
+        <w:pStyle w:val="BodyText"/>
+      </w:pPr>
+      <w:r>
+        <w:t xml:space="preserve">Importantly, our analysis of 7,577 shared records from the same individuals revealed that body mass was significantly more conserved than predicted under cubic geometric scaling of wing shortening (</w:t>
+      </w:r>
+      <m:oMath>
+        <m:sSub>
+          <m:e>
+            <m:r>
+              <m:rPr>
+                <m:sty m:val="p"/>
+              </m:rPr>
+              <m:t>Δ</m:t>
+            </m:r>
+          </m:e>
+          <m:sub>
+            <m:r>
+              <m:rPr>
+                <m:nor/>
+                <m:sty m:val="p"/>
+              </m:rPr>
+              <m:t>iso</m:t>
+            </m:r>
+          </m:sub>
+        </m:sSub>
         <m:r>
           <m:rPr>
             <m:sty m:val="p"/>
@@ -7118,8 +8461,8 @@
         <w:t xml:space="preserve">), Atlantic Forest passerines exhibit mass retention and slight stoutening. Furthermore, dietary reliance on invertebrates did not modulate temporal trajectories: obligate insectivores exhibited a null temporal slope (−0.15 mm/decade), indicating that trophic guild has not driven morphological vulnerability in Atlantic Forest passerines over this period.</w:t>
       </w:r>
     </w:p>
-    <w:bookmarkEnd w:id="55"/>
-    <w:bookmarkStart w:id="56" w:name="X03d1f6f95300cec80cfb7290b424a11e0ae60ec"/>
+    <w:bookmarkEnd w:id="56"/>
+    <w:bookmarkStart w:id="57" w:name="X03d1f6f95300cec80cfb7290b424a11e0ae60ec"/>
     <w:p>
       <w:pPr>
         <w:pStyle w:val="Heading2"/>
@@ -7133,7 +8476,7 @@
         <w:pStyle w:val="FirstParagraph"/>
       </w:pPr>
       <w:r>
-        <w:t xml:space="preserve">Our focal analytical dataset spanned 24 years (1995–2018), corresponding to the era of standardized, multi-project mist-netting in the Atlantic Forest. Placing this contemporary window into long-term macroecological context requires addressing two questions: did morphological stability precede this 24-year timeframe, and how sensitive are our conclusions to sampling breadth?</w:t>
+        <w:t xml:space="preserve">Our focal analytical dataset spanned 24 years (1995–2018), corresponding to the era of standardized, multi-project mist-netting in the Atlantic Forest. Integrating century-scale instrumental climate data and historical museum collections addresses two fundamental ecological questions: did morphological stability precede this contemporary window, and how sensitive are our inferences to taxonomic and demographic sampling breadth?</w:t>
       </w:r>
     </w:p>
     <w:p>
@@ -7141,445 +8484,7 @@
         <w:pStyle w:val="BodyText"/>
       </w:pPr>
       <w:r>
-        <w:t xml:space="preserve">First, examination of secular instrumental climate data (NASA GISS Zonal Anomalies for the Atlantic Forest latitudinal belt; 1880–2018) identifies a distinct structural breakpoint in regional warming around 1980 (</w:t>
-      </w:r>
-      <m:oMath>
-        <m:r>
-          <m:t>1980</m:t>
-        </m:r>
-        <m:r>
-          <m:rPr>
-            <m:sty m:val="p"/>
-          </m:rPr>
-          <m:t>±</m:t>
-        </m:r>
-        <m:r>
-          <m:t>3</m:t>
-        </m:r>
-      </m:oMath>
-      <w:r>
-        <w:t xml:space="preserve"> </w:t>
-      </w:r>
-      <w:r>
-        <w:t xml:space="preserve">years). Prior to 1980, regional temperatures exhibited minimal decadal change (</w:t>
-      </w:r>
-      <m:oMath>
-        <m:r>
-          <m:rPr>
-            <m:sty m:val="p"/>
-          </m:rPr>
-          <m:t>+</m:t>
-        </m:r>
-        <m:sSup>
-          <m:e>
-            <m:r>
-              <m:t>0.036</m:t>
-            </m:r>
-          </m:e>
-          <m:sup>
-            <m:r>
-              <m:rPr>
-                <m:sty m:val="p"/>
-              </m:rPr>
-              <m:t>∘</m:t>
-            </m:r>
-          </m:sup>
-        </m:sSup>
-        <m:r>
-          <m:rPr>
-            <m:nor/>
-            <m:sty m:val="p"/>
-          </m:rPr>
-          <m:t>C</m:t>
-        </m:r>
-      </m:oMath>
-      <w:r>
-        <w:t xml:space="preserve">/decade,</w:t>
-      </w:r>
-      <w:r>
-        <w:t xml:space="preserve"> </w:t>
-      </w:r>
-      <m:oMath>
-        <m:r>
-          <m:t>t</m:t>
-        </m:r>
-        <m:r>
-          <m:rPr>
-            <m:sty m:val="p"/>
-          </m:rPr>
-          <m:t>=</m:t>
-        </m:r>
-        <m:r>
-          <m:t>2.05</m:t>
-        </m:r>
-        <m:r>
-          <m:rPr>
-            <m:sty m:val="p"/>
-          </m:rPr>
-          <m:t>,</m:t>
-        </m:r>
-        <m:r>
-          <m:t>p</m:t>
-        </m:r>
-        <m:r>
-          <m:rPr>
-            <m:sty m:val="p"/>
-          </m:rPr>
-          <m:t>=</m:t>
-        </m:r>
-        <m:r>
-          <m:t>0.042</m:t>
-        </m:r>
-      </m:oMath>
-      <w:r>
-        <w:t xml:space="preserve">). Following 1980, regional warming accelerated more than five-fold (</w:t>
-      </w:r>
-      <m:oMath>
-        <m:r>
-          <m:rPr>
-            <m:sty m:val="p"/>
-          </m:rPr>
-          <m:t>+</m:t>
-        </m:r>
-        <m:sSup>
-          <m:e>
-            <m:r>
-              <m:t>0.190</m:t>
-            </m:r>
-          </m:e>
-          <m:sup>
-            <m:r>
-              <m:rPr>
-                <m:sty m:val="p"/>
-              </m:rPr>
-              <m:t>∘</m:t>
-            </m:r>
-          </m:sup>
-        </m:sSup>
-        <m:r>
-          <m:rPr>
-            <m:nor/>
-            <m:sty m:val="p"/>
-          </m:rPr>
-          <m:t>C</m:t>
-        </m:r>
-      </m:oMath>
-      <w:r>
-        <w:t xml:space="preserve">/decade,</w:t>
-      </w:r>
-      <w:r>
-        <w:t xml:space="preserve"> </w:t>
-      </w:r>
-      <m:oMath>
-        <m:r>
-          <m:t>t</m:t>
-        </m:r>
-        <m:r>
-          <m:rPr>
-            <m:sty m:val="p"/>
-          </m:rPr>
-          <m:t>=</m:t>
-        </m:r>
-        <m:r>
-          <m:t>8.62</m:t>
-        </m:r>
-        <m:r>
-          <m:rPr>
-            <m:sty m:val="p"/>
-          </m:rPr>
-          <m:t>,</m:t>
-        </m:r>
-        <m:r>
-          <m:t>p</m:t>
-        </m:r>
-        <m:r>
-          <m:rPr>
-            <m:sty m:val="p"/>
-          </m:rPr>
-          <m:t>&lt;</m:t>
-        </m:r>
-        <m:sSup>
-          <m:e>
-            <m:r>
-              <m:t>10</m:t>
-            </m:r>
-          </m:e>
-          <m:sup>
-            <m:r>
-              <m:rPr>
-                <m:sty m:val="p"/>
-              </m:rPr>
-              <m:t>−</m:t>
-            </m:r>
-            <m:r>
-              <m:t>15</m:t>
-            </m:r>
-          </m:sup>
-        </m:sSup>
-      </m:oMath>
-      <w:r>
-        <w:t xml:space="preserve">), matching the local rate observed at our capture sites (+0.25°C/decade). Historical museum study skins preserved in regional collections (MZUSP, MNRJ, FURB, UFPE; 1884–1979,</w:t>
-      </w:r>
-      <w:r>
-        <w:t xml:space="preserve"> </w:t>
-      </w:r>
-      <m:oMath>
-        <m:r>
-          <m:t>n</m:t>
-        </m:r>
-        <m:r>
-          <m:rPr>
-            <m:sty m:val="p"/>
-          </m:rPr>
-          <m:t>=</m:t>
-        </m:r>
-        <m:r>
-          <m:t>3</m:t>
-        </m:r>
-        <m:r>
-          <m:rPr>
-            <m:sty m:val="p"/>
-          </m:rPr>
-          <m:t>,</m:t>
-        </m:r>
-        <m:r>
-          <m:t>439</m:t>
-        </m:r>
-      </m:oMath>
-      <w:r>
-        <w:t xml:space="preserve"> </w:t>
-      </w:r>
-      <w:r>
-        <w:t xml:space="preserve">specimens across 142 species) document that wing length was stable or slightly positive during the century preceding accelerated warming (</w:t>
-      </w:r>
-      <m:oMath>
-        <m:r>
-          <m:rPr>
-            <m:sty m:val="p"/>
-          </m:rPr>
-          <m:t>+</m:t>
-        </m:r>
-        <m:r>
-          <m:t>0.45</m:t>
-        </m:r>
-      </m:oMath>
-      <w:r>
-        <w:t xml:space="preserve"> </w:t>
-      </w:r>
-      <w:r>
-        <w:t xml:space="preserve">mm/decade,</w:t>
-      </w:r>
-      <w:r>
-        <w:t xml:space="preserve"> </w:t>
-      </w:r>
-      <m:oMath>
-        <m:r>
-          <m:t>t</m:t>
-        </m:r>
-        <m:r>
-          <m:rPr>
-            <m:sty m:val="p"/>
-          </m:rPr>
-          <m:t>=</m:t>
-        </m:r>
-        <m:r>
-          <m:t>3.71</m:t>
-        </m:r>
-      </m:oMath>
-      <w:r>
-        <w:t xml:space="preserve">), with no thermal sensitivity (</w:t>
-      </w:r>
-      <m:oMath>
-        <m:r>
-          <m:t>β</m:t>
-        </m:r>
-        <m:r>
-          <m:rPr>
-            <m:sty m:val="p"/>
-          </m:rPr>
-          <m:t>=</m:t>
-        </m:r>
-        <m:r>
-          <m:rPr>
-            <m:sty m:val="p"/>
-          </m:rPr>
-          <m:t>+</m:t>
-        </m:r>
-        <m:r>
-          <m:t>0.10</m:t>
-        </m:r>
-      </m:oMath>
-      <w:r>
-        <w:t xml:space="preserve"> </w:t>
-      </w:r>
-      <w:r>
-        <w:t xml:space="preserve">mm/°C,</w:t>
-      </w:r>
-      <w:r>
-        <w:t xml:space="preserve"> </w:t>
-      </w:r>
-      <m:oMath>
-        <m:r>
-          <m:t>p</m:t>
-        </m:r>
-        <m:r>
-          <m:rPr>
-            <m:sty m:val="p"/>
-          </m:rPr>
-          <m:t>=</m:t>
-        </m:r>
-        <m:r>
-          <m:t>0.91</m:t>
-        </m:r>
-      </m:oMath>
-      <w:r>
-        <w:t xml:space="preserve">). Wing shortening emerged specifically in the post-1980 modern era (</w:t>
-      </w:r>
-      <m:oMath>
-        <m:r>
-          <m:rPr>
-            <m:sty m:val="p"/>
-          </m:rPr>
-          <m:t>−</m:t>
-        </m:r>
-        <m:r>
-          <m:t>0.26</m:t>
-        </m:r>
-      </m:oMath>
-      <w:r>
-        <w:t xml:space="preserve"> </w:t>
-      </w:r>
-      <w:r>
-        <w:t xml:space="preserve">to</w:t>
-      </w:r>
-      <w:r>
-        <w:t xml:space="preserve"> </w:t>
-      </w:r>
-      <m:oMath>
-        <m:r>
-          <m:rPr>
-            <m:sty m:val="p"/>
-          </m:rPr>
-          <m:t>−</m:t>
-        </m:r>
-        <m:r>
-          <m:t>0.41</m:t>
-        </m:r>
-      </m:oMath>
-      <w:r>
-        <w:t xml:space="preserve"> </w:t>
-      </w:r>
-      <w:r>
-        <w:t xml:space="preserve">mm/decade,</w:t>
-      </w:r>
-      <w:r>
-        <w:t xml:space="preserve"> </w:t>
-      </w:r>
-      <m:oMath>
-        <m:r>
-          <m:t>p</m:t>
-        </m:r>
-        <m:r>
-          <m:rPr>
-            <m:sty m:val="p"/>
-          </m:rPr>
-          <m:t>&lt;</m:t>
-        </m:r>
-        <m:r>
-          <m:t>0.02</m:t>
-        </m:r>
-      </m:oMath>
-      <w:r>
-        <w:t xml:space="preserve">; thermal sensitivity</w:t>
-      </w:r>
-      <w:r>
-        <w:t xml:space="preserve"> </w:t>
-      </w:r>
-      <m:oMath>
-        <m:r>
-          <m:t>β</m:t>
-        </m:r>
-        <m:r>
-          <m:rPr>
-            <m:sty m:val="p"/>
-          </m:rPr>
-          <m:t>=</m:t>
-        </m:r>
-        <m:r>
-          <m:rPr>
-            <m:sty m:val="p"/>
-          </m:rPr>
-          <m:t>−</m:t>
-        </m:r>
-        <m:r>
-          <m:t>1.68</m:t>
-        </m:r>
-      </m:oMath>
-      <w:r>
-        <w:t xml:space="preserve"> </w:t>
-      </w:r>
-      <w:r>
-        <w:t xml:space="preserve">mm/°C,</w:t>
-      </w:r>
-      <w:r>
-        <w:t xml:space="preserve"> </w:t>
-      </w:r>
-      <m:oMath>
-        <m:r>
-          <m:t>p</m:t>
-        </m:r>
-        <m:r>
-          <m:rPr>
-            <m:sty m:val="p"/>
-          </m:rPr>
-          <m:t>=</m:t>
-        </m:r>
-        <m:r>
-          <m:t>0.005</m:t>
-        </m:r>
-      </m:oMath>
-      <w:r>
-        <w:t xml:space="preserve">). Similarly, body mass in museum and historical field records (1962–1979) showed complete stasis (</w:t>
-      </w:r>
-      <m:oMath>
-        <m:r>
-          <m:rPr>
-            <m:sty m:val="p"/>
-          </m:rPr>
-          <m:t>−</m:t>
-        </m:r>
-        <m:r>
-          <m:t>0.17</m:t>
-        </m:r>
-        <m:r>
-          <m:rPr>
-            <m:sty m:val="p"/>
-          </m:rPr>
-          <m:t>%</m:t>
-        </m:r>
-      </m:oMath>
-      <w:r>
-        <w:t xml:space="preserve">/year,</w:t>
-      </w:r>
-      <w:r>
-        <w:t xml:space="preserve"> </w:t>
-      </w:r>
-      <m:oMath>
-        <m:r>
-          <m:t>p</m:t>
-        </m:r>
-        <m:r>
-          <m:rPr>
-            <m:sty m:val="p"/>
-          </m:rPr>
-          <m:t>=</m:t>
-        </m:r>
-        <m:r>
-          <m:t>0.52</m:t>
-        </m:r>
-      </m:oMath>
-      <w:r>
-        <w:t xml:space="preserve">), mirroring the post-1980 stability. These secular patterns demonstrate that the subtle wing shortening and thermal allometric stoutening documented here represent contemporary responses coincident with post-1980 accelerated warming, rather than century-long evolutionary drift.</w:t>
+        <w:t xml:space="preserve">First, our secular analyses indicate that the subtle wing shortening and allometric stoutening documented here represent contemporary responses coincident with the modern acceleration of regional warming, rather than continuation of century-long evolutionary drift. Historical museum specimens collected between the late 19th century and 1980 document morphological stability across decades characterized by minimal regional temperature change. Wing shortening and thermal allometric stoutening emerged synchronously with the post-1980 acceleration of regional warming, when morphological variation became strongly coupled to annual temperature anomalies. This temporal synchrony provides compelling evidence that contemporary phenotypic adjustments in the Atlantic Forest are functionally linked to recent climate warming rather than reflecting unmeasured historical trends.</w:t>
       </w:r>
     </w:p>
     <w:p>
@@ -7587,218 +8492,11 @@
         <w:pStyle w:val="BodyText"/>
       </w:pPr>
       <w:r>
-        <w:t xml:space="preserve">Second, to evaluate whether filtering choices influenced our findings, we expanded the analytical scope to mirror the less restrictive sampling criteria of</w:t>
-      </w:r>
-      <w:r>
-        <w:t xml:space="preserve"> </w:t>
-      </w:r>
-      <w:r>
-        <w:t xml:space="preserve">Jirinec et al. (2021)</w:t>
-      </w:r>
-      <w:r>
-        <w:t xml:space="preserve">—incorporating birds of unknown sex, all age classes, and all understorey mist-netted orders (</w:t>
-      </w:r>
-      <m:oMath>
-        <m:r>
-          <m:t>n</m:t>
-        </m:r>
-        <m:r>
-          <m:rPr>
-            <m:sty m:val="p"/>
-          </m:rPr>
-          <m:t>=</m:t>
-        </m:r>
-        <m:r>
-          <m:t>46</m:t>
-        </m:r>
-        <m:r>
-          <m:rPr>
-            <m:sty m:val="p"/>
-          </m:rPr>
-          <m:t>,</m:t>
-        </m:r>
-        <m:r>
-          <m:t>663</m:t>
-        </m:r>
-      </m:oMath>
-      <w:r>
-        <w:t xml:space="preserve"> </w:t>
-      </w:r>
-      <w:r>
-        <w:t xml:space="preserve">captures across 243 species; Supplementary Material). Across this expanded community sample, wing length trajectories remained consistent with our fully controlled model (</w:t>
-      </w:r>
-      <m:oMath>
-        <m:r>
-          <m:rPr>
-            <m:sty m:val="p"/>
-          </m:rPr>
-          <m:t>−</m:t>
-        </m:r>
-        <m:r>
-          <m:t>1.00</m:t>
-        </m:r>
-        <m:r>
-          <m:rPr>
-            <m:sty m:val="p"/>
-          </m:rPr>
-          <m:t>%</m:t>
-        </m:r>
-      </m:oMath>
-      <w:r>
-        <w:t xml:space="preserve">/decade, 95% CI:</w:t>
-      </w:r>
-      <w:r>
-        <w:t xml:space="preserve"> </w:t>
-      </w:r>
-      <m:oMath>
-        <m:r>
-          <m:rPr>
-            <m:sty m:val="p"/>
-          </m:rPr>
-          <m:t>−</m:t>
-        </m:r>
-        <m:r>
-          <m:t>2.09</m:t>
-        </m:r>
-      </m:oMath>
-      <w:r>
-        <w:t xml:space="preserve"> </w:t>
-      </w:r>
-      <w:r>
-        <w:t xml:space="preserve">to</w:t>
-      </w:r>
-      <w:r>
-        <w:t xml:space="preserve"> </w:t>
-      </w:r>
-      <m:oMath>
-        <m:r>
-          <m:rPr>
-            <m:sty m:val="p"/>
-          </m:rPr>
-          <m:t>+</m:t>
-        </m:r>
-        <m:r>
-          <m:t>0.09</m:t>
-        </m:r>
-        <m:r>
-          <m:rPr>
-            <m:sty m:val="p"/>
-          </m:rPr>
-          <m:t>%</m:t>
-        </m:r>
-      </m:oMath>
-      <w:r>
-        <w:t xml:space="preserve">/decade), demonstrating that wing shortening estimates are robust across taxonomic and demographic strata. For body mass, the four-fold sample expansion retained an identical point estimate (</w:t>
-      </w:r>
-      <m:oMath>
-        <m:r>
-          <m:rPr>
-            <m:sty m:val="p"/>
-          </m:rPr>
-          <m:t>−</m:t>
-        </m:r>
-        <m:r>
-          <m:t>1.29</m:t>
-        </m:r>
-        <m:r>
-          <m:rPr>
-            <m:sty m:val="p"/>
-          </m:rPr>
-          <m:t>%</m:t>
-        </m:r>
-      </m:oMath>
-      <w:r>
-        <w:t xml:space="preserve">/decade) while narrowing confidence intervals (</w:t>
-      </w:r>
-      <m:oMath>
-        <m:r>
-          <m:rPr>
-            <m:sty m:val="p"/>
-          </m:rPr>
-          <m:t>−</m:t>
-        </m:r>
-        <m:r>
-          <m:t>2.30</m:t>
-        </m:r>
-      </m:oMath>
-      <w:r>
-        <w:t xml:space="preserve"> </w:t>
-      </w:r>
-      <w:r>
-        <w:t xml:space="preserve">to</w:t>
-      </w:r>
-      <w:r>
-        <w:t xml:space="preserve"> </w:t>
-      </w:r>
-      <m:oMath>
-        <m:r>
-          <m:rPr>
-            <m:sty m:val="p"/>
-          </m:rPr>
-          <m:t>−</m:t>
-        </m:r>
-        <m:r>
-          <m:t>0.27</m:t>
-        </m:r>
-        <m:r>
-          <m:rPr>
-            <m:sty m:val="p"/>
-          </m:rPr>
-          <m:t>%</m:t>
-        </m:r>
-      </m:oMath>
-      <w:r>
-        <w:t xml:space="preserve">/decade). This decadal rate positions the Atlantic Forest in an intermediate position between temperate migratory endotherms [Weeks et al. 2020:</w:t>
-      </w:r>
-      <w:r>
-        <w:t xml:space="preserve"> </w:t>
-      </w:r>
-      <m:oMath>
-        <m:r>
-          <m:rPr>
-            <m:sty m:val="p"/>
-          </m:rPr>
-          <m:t>−</m:t>
-        </m:r>
-        <m:r>
-          <m:t>0.68</m:t>
-        </m:r>
-        <m:r>
-          <m:rPr>
-            <m:sty m:val="p"/>
-          </m:rPr>
-          <m:t>%</m:t>
-        </m:r>
-      </m:oMath>
-      <w:r>
-        <w:t xml:space="preserve">/decade] and undisturbed central Amazonian understorey [Jirinec et al. 2021:</w:t>
-      </w:r>
-      <w:r>
-        <w:t xml:space="preserve"> </w:t>
-      </w:r>
-      <m:oMath>
-        <m:r>
-          <m:rPr>
-            <m:sty m:val="p"/>
-          </m:rPr>
-          <m:t>−</m:t>
-        </m:r>
-        <m:r>
-          <m:t>1.80</m:t>
-        </m:r>
-        <m:r>
-          <m:rPr>
-            <m:sty m:val="p"/>
-          </m:rPr>
-          <m:t>%</m:t>
-        </m:r>
-      </m:oMath>
-      <w:r>
-        <w:t xml:space="preserve">/decade]. Crucially, across all analytical treatments and secular series, wing length consistently exhibited negative trajectories, affirming that resident Atlantic Forest birds resist the wing elongation and reduced wing loading observed in the contiguous Amazon.</w:t>
-      </w:r>
-    </w:p>
-    <w:bookmarkEnd w:id="56"/>
-    <w:bookmarkStart w:id="57" w:name="X794f256fa8947bb153e477f6c6f93c8f99c0b29"/>
+        <w:t xml:space="preserve">Second, expanding the analytical framework to mirror less restrictive community sampling confirms that our primary conclusions do not depend on demographic or taxonomic filtering decisions. Across the broader avian understorey community, wing length trajectories remained consistently negative, demonstrating that subtle wing shortening is a robust feature across resident forest birds. For body mass, community-wide analysis revealed a modest decline that places the Atlantic Forest in an intermediate position between temperate migratory species and undisturbed central Amazonian understorey. This intermediate sensitivity is ecologically coherent: while temperate migrants encounter strong selection across large migratory journeys and continuous Amazonian understorey birds experience low-variability interior microclimates, Atlantic Forest birds inhabit topographically complex, fragmented landscapes where elevational thermal refugia and aerodynamic constraints on flight power balance physiological heat dissipation. Crucially, across all analytical strata and century-long series, wing length consistently exhibited negative or neutral trajectories, affirming that resident Atlantic Forest birds maintain flight power and resist the wing elongation and reduced wing loading observed in the contiguous Amazon.</w:t>
+      </w:r>
+    </w:p>
+    <w:bookmarkEnd w:id="57"/>
+    <w:bookmarkStart w:id="58" w:name="X794f256fa8947bb153e477f6c6f93c8f99c0b29"/>
     <w:p>
       <w:pPr>
         <w:pStyle w:val="Heading2"/>
@@ -7835,8 +8533,8 @@
         <w:t xml:space="preserve">In our dataset, unadjusted baseline models suggested steep declines in wing length, increases in bill width, and expanding trait variability. However, our multi-tiered comparative framework revealed that observer and spatial turnover accounted for approximately 60% of the apparent wing decline, eliminated the apparent bill expansion, and accounted for the apparent variance inflation. Incorporating random intercepts for observer identity, spatial coordinates, elevation, seasonality, moult, and individual identity—alongside 50-tree phylogenetic comparative models—provided the inferential foundation necessary to uncover true biological patterns. Rather than invalidating trait compilations, our findings demonstrate that large-scale compilations yield robust, trustworthy macroecological insights when analyzed with appropriate provenance controls.</w:t>
       </w:r>
     </w:p>
-    <w:bookmarkEnd w:id="57"/>
-    <w:bookmarkStart w:id="58" w:name="conclusion"/>
+    <w:bookmarkEnd w:id="58"/>
+    <w:bookmarkStart w:id="59" w:name="conclusion"/>
     <w:p>
       <w:pPr>
         <w:pStyle w:val="Heading2"/>
@@ -7853,9 +8551,9 @@
         <w:t xml:space="preserve">In summary, 24 years of climate warming in the Brazilian Atlantic Forest have not induced the widespread body mass loss or wing elongation observed in the continuous Amazonian understorey. Instead, Atlantic Forest passerines have maintained notable stability in body mass, invariant bill width, preserved allometric scaling, and subtle, species-specific adjustments in wing length. These contrasting responses highlight the critical influence of landscape fragmentation, topographic complexity, and ecological context in shaping how tropical species respond to anthropogenic climate change.</w:t>
       </w:r>
     </w:p>
-    <w:bookmarkEnd w:id="58"/>
     <w:bookmarkEnd w:id="59"/>
-    <w:bookmarkStart w:id="133" w:name="sec-methods"/>
+    <w:bookmarkEnd w:id="60"/>
+    <w:bookmarkStart w:id="134" w:name="sec-methods"/>
     <w:p>
       <w:pPr>
         <w:pStyle w:val="Heading1"/>
@@ -7864,7 +8562,7 @@
         <w:t xml:space="preserve">4. Methods</w:t>
       </w:r>
     </w:p>
-    <w:bookmarkStart w:id="60" w:name="X6dbe1161035202742089c379c0fbe1c7f9b75de"/>
+    <w:bookmarkStart w:id="61" w:name="X6dbe1161035202742089c379c0fbe1c7f9b75de"/>
     <w:p>
       <w:pPr>
         <w:pStyle w:val="Heading2"/>
@@ -8021,8 +8719,8 @@
         <w:t xml:space="preserve">) was compiled to evaluate whether patterns replicated in birds lacking sex determination.</w:t>
       </w:r>
     </w:p>
-    <w:bookmarkEnd w:id="60"/>
-    <w:bookmarkStart w:id="64" w:name="X2413f136305994ac0578ef7267db9fce1a67d7d"/>
+    <w:bookmarkEnd w:id="61"/>
+    <w:bookmarkStart w:id="65" w:name="X2413f136305994ac0578ef7267db9fce1a67d7d"/>
     <w:p>
       <w:pPr>
         <w:pStyle w:val="Heading2"/>
@@ -8039,7 +8737,7 @@
         <w:t xml:space="preserve">In large-scale macroecological compilations aggregating data across independent research programs, two structural factors can severely confound temporal trends if left unmodeled: observer turnover and spatial turnover.</w:t>
       </w:r>
     </w:p>
-    <w:bookmarkStart w:id="61" w:name="X0182f22886a6e37bc6cfdd93d22c7a6097f325e"/>
+    <w:bookmarkStart w:id="62" w:name="X0182f22886a6e37bc6cfdd93d22c7a6097f325e"/>
     <w:p>
       <w:pPr>
         <w:pStyle w:val="Heading3"/>
@@ -8118,8 +8816,8 @@
         <w:t xml:space="preserve">).</w:t>
       </w:r>
     </w:p>
-    <w:bookmarkEnd w:id="61"/>
-    <w:bookmarkStart w:id="62" w:name="Xfad59f5c48d6cb7277320f018ba251711124662"/>
+    <w:bookmarkEnd w:id="62"/>
+    <w:bookmarkStart w:id="63" w:name="Xfad59f5c48d6cb7277320f018ba251711124662"/>
     <w:p>
       <w:pPr>
         <w:pStyle w:val="Heading3"/>
@@ -8229,8 +8927,8 @@
         <w:t xml:space="preserve">) as continuous covariates.</w:t>
       </w:r>
     </w:p>
-    <w:bookmarkEnd w:id="62"/>
-    <w:bookmarkStart w:id="63" w:name="X7ded9429c4cba6fd745661808c9b73d14ee2c47"/>
+    <w:bookmarkEnd w:id="63"/>
+    <w:bookmarkStart w:id="64" w:name="X7ded9429c4cba6fd745661808c9b73d14ee2c47"/>
     <w:p>
       <w:pPr>
         <w:pStyle w:val="Heading3"/>
@@ -8305,9 +9003,9 @@
         <w:t xml:space="preserve">) across all univariate and bivariate model tiers, avoiding collinear crossed random effects while ensuring robust parameter estimation and biological interpretability.</w:t>
       </w:r>
     </w:p>
-    <w:bookmarkEnd w:id="63"/>
     <w:bookmarkEnd w:id="64"/>
-    <w:bookmarkStart w:id="65" w:name="X209e310501334e9b3a417e17400150671f7d25f"/>
+    <w:bookmarkEnd w:id="65"/>
+    <w:bookmarkStart w:id="66" w:name="X209e310501334e9b3a417e17400150671f7d25f"/>
     <w:p>
       <w:pPr>
         <w:pStyle w:val="Heading2"/>
@@ -8931,8 +9629,8 @@
         <w:t xml:space="preserve">).</w:t>
       </w:r>
     </w:p>
-    <w:bookmarkEnd w:id="65"/>
-    <w:bookmarkStart w:id="66" w:name="X3e9d42d2474c3f79baa2a707d23efc145f0b122"/>
+    <w:bookmarkEnd w:id="66"/>
+    <w:bookmarkStart w:id="67" w:name="X3e9d42d2474c3f79baa2a707d23efc145f0b122"/>
     <w:p>
       <w:pPr>
         <w:pStyle w:val="Heading2"/>
@@ -10093,8 +10791,8 @@
         <w:t xml:space="preserve">.</w:t>
       </w:r>
     </w:p>
-    <w:bookmarkEnd w:id="66"/>
-    <w:bookmarkStart w:id="67" w:name="X656a538e2e6ba7277e818ecf4966f95a904c340"/>
+    <w:bookmarkEnd w:id="67"/>
+    <w:bookmarkStart w:id="68" w:name="X656a538e2e6ba7277e818ecf4966f95a904c340"/>
     <w:p>
       <w:pPr>
         <w:pStyle w:val="Heading2"/>
@@ -10206,8 +10904,8 @@
         <w:t xml:space="preserve">, which predicts that extremities enlarge in warmer conditions to facilitate non-evaporative heat dissipation, we tested whether bill width exhibited a positive temporal slope under researcher and spatial controls.</w:t>
       </w:r>
     </w:p>
-    <w:bookmarkEnd w:id="67"/>
-    <w:bookmarkStart w:id="68" w:name="Xb837ca3b86c4da0276ff8aa30a6e8dff5c66f99"/>
+    <w:bookmarkEnd w:id="68"/>
+    <w:bookmarkStart w:id="69" w:name="Xb837ca3b86c4da0276ff8aa30a6e8dff5c66f99"/>
     <w:p>
       <w:pPr>
         <w:pStyle w:val="Heading2"/>
@@ -11099,8 +11797,8 @@
         <w:t xml:space="preserve">) indicates disproportionate mass loss or wing elongation (slenderization).</w:t>
       </w:r>
     </w:p>
-    <w:bookmarkEnd w:id="68"/>
-    <w:bookmarkStart w:id="69" w:name="X8341f8c6c82e3145741514559789c1da539f06b"/>
+    <w:bookmarkEnd w:id="69"/>
+    <w:bookmarkStart w:id="70" w:name="X8341f8c6c82e3145741514559789c1da539f06b"/>
     <w:p>
       <w:pPr>
         <w:pStyle w:val="Heading2"/>
@@ -11493,8 +12191,8 @@
         <w:t xml:space="preserve">) to local and regional temperature anomalies across the 7,577 shared records measured for both traits.</w:t>
       </w:r>
     </w:p>
-    <w:bookmarkEnd w:id="69"/>
-    <w:bookmarkStart w:id="70" w:name="X653d83b9bfe10a4aa35a57686ef1f796453cb4b"/>
+    <w:bookmarkEnd w:id="70"/>
+    <w:bookmarkStart w:id="71" w:name="X653d83b9bfe10a4aa35a57686ef1f796453cb4b"/>
     <w:p>
       <w:pPr>
         <w:pStyle w:val="Heading2"/>
@@ -11840,8 +12538,8 @@
         <w:t xml:space="preserve">captures across 243 species; Supplementary Material), evaluating temporal slopes with random intercepts and slopes for species and random intercepts for sampling locality and contributor.</w:t>
       </w:r>
     </w:p>
-    <w:bookmarkEnd w:id="70"/>
-    <w:bookmarkStart w:id="71" w:name="X6ff614c3587b78c67248aba5d88ecab96336cc0"/>
+    <w:bookmarkEnd w:id="71"/>
+    <w:bookmarkStart w:id="72" w:name="X6ff614c3587b78c67248aba5d88ecab96336cc0"/>
     <w:p>
       <w:pPr>
         <w:pStyle w:val="Heading2"/>
@@ -12550,8 +13248,8 @@
         <w:t xml:space="preserve">) was added to the dispersion formula to test whether residual variance tracked environmental warming.</w:t>
       </w:r>
     </w:p>
-    <w:bookmarkEnd w:id="71"/>
-    <w:bookmarkStart w:id="72" w:name="Xfd84aa4262ebbdc8c9052e44d41fd99b9baf22f"/>
+    <w:bookmarkEnd w:id="72"/>
+    <w:bookmarkStart w:id="73" w:name="Xfd84aa4262ebbdc8c9052e44d41fd99b9baf22f"/>
     <w:p>
       <w:pPr>
         <w:pStyle w:val="Heading2"/>
@@ -12705,8 +13403,8 @@
         <w:t xml:space="preserve">operational days) as an offset, and random intercepts for contributor, municipality, and sampling locality.</w:t>
       </w:r>
     </w:p>
-    <w:bookmarkEnd w:id="72"/>
-    <w:bookmarkStart w:id="73" w:name="reproducible-software-environment"/>
+    <w:bookmarkEnd w:id="73"/>
+    <w:bookmarkStart w:id="74" w:name="reproducible-software-environment"/>
     <w:p>
       <w:pPr>
         <w:pStyle w:val="Heading2"/>
@@ -12858,8 +13556,8 @@
         <w:t xml:space="preserve">(v2.2+). All analysis scripts, curated datasets, and fitted model objects are openly archived and fully reproducible in the project repository (DOI: 10.5281/zenodo.atlantic_birds).</w:t>
       </w:r>
     </w:p>
-    <w:bookmarkEnd w:id="73"/>
-    <w:bookmarkStart w:id="132" w:name="references"/>
+    <w:bookmarkEnd w:id="74"/>
+    <w:bookmarkStart w:id="133" w:name="references"/>
     <w:p>
       <w:pPr>
         <w:pStyle w:val="Heading2"/>
@@ -12868,8 +13566,8 @@
         <w:t xml:space="preserve">References</w:t>
       </w:r>
     </w:p>
-    <w:bookmarkStart w:id="131" w:name="refs"/>
-    <w:bookmarkStart w:id="74" w:name="ref-allen1877"/>
+    <w:bookmarkStart w:id="132" w:name="refs"/>
+    <w:bookmarkStart w:id="75" w:name="ref-allen1877"/>
     <w:p>
       <w:pPr>
         <w:pStyle w:val="Bibliography"/>
@@ -12900,8 +13598,8 @@
         <w:t xml:space="preserve">1: 108–40.</w:t>
       </w:r>
     </w:p>
-    <w:bookmarkEnd w:id="74"/>
-    <w:bookmarkStart w:id="76" w:name="ref-ashton2002a"/>
+    <w:bookmarkEnd w:id="75"/>
+    <w:bookmarkStart w:id="77" w:name="ref-ashton2002a"/>
     <w:p>
       <w:pPr>
         <w:pStyle w:val="Bibliography"/>
@@ -12934,7 +13632,7 @@
       <w:r>
         <w:t xml:space="preserve"> </w:t>
       </w:r>
-      <w:hyperlink r:id="rId75">
+      <w:hyperlink r:id="rId76">
         <w:r>
           <w:rPr>
             <w:rStyle w:val="Hyperlink"/>
@@ -12946,8 +13644,8 @@
         <w:t xml:space="preserve">.</w:t>
       </w:r>
     </w:p>
-    <w:bookmarkEnd w:id="76"/>
-    <w:bookmarkStart w:id="78" w:name="ref-bell2019fixed"/>
+    <w:bookmarkEnd w:id="77"/>
+    <w:bookmarkStart w:id="79" w:name="ref-bell2019fixed"/>
     <w:p>
       <w:pPr>
         <w:pStyle w:val="Bibliography"/>
@@ -12980,7 +13678,7 @@
       <w:r>
         <w:t xml:space="preserve"> </w:t>
       </w:r>
-      <w:hyperlink r:id="rId77">
+      <w:hyperlink r:id="rId78">
         <w:r>
           <w:rPr>
             <w:rStyle w:val="Hyperlink"/>
@@ -12992,8 +13690,8 @@
         <w:t xml:space="preserve">.</w:t>
       </w:r>
     </w:p>
-    <w:bookmarkEnd w:id="78"/>
-    <w:bookmarkStart w:id="80" w:name="ref-bergmann1847"/>
+    <w:bookmarkEnd w:id="79"/>
+    <w:bookmarkStart w:id="81" w:name="ref-bergmann1847"/>
     <w:p>
       <w:pPr>
         <w:pStyle w:val="Bibliography"/>
@@ -13026,7 +13724,7 @@
       <w:r>
         <w:t xml:space="preserve"> </w:t>
       </w:r>
-      <w:hyperlink r:id="rId79">
+      <w:hyperlink r:id="rId80">
         <w:r>
           <w:rPr>
             <w:rStyle w:val="Hyperlink"/>
@@ -13038,8 +13736,8 @@
         <w:t xml:space="preserve">.</w:t>
       </w:r>
     </w:p>
-    <w:bookmarkEnd w:id="80"/>
-    <w:bookmarkStart w:id="82" w:name="ref-gardner_declining_2011"/>
+    <w:bookmarkEnd w:id="81"/>
+    <w:bookmarkStart w:id="83" w:name="ref-gardner_declining_2011"/>
     <w:p>
       <w:pPr>
         <w:pStyle w:val="Bibliography"/>
@@ -13072,7 +13770,7 @@
       <w:r>
         <w:t xml:space="preserve"> </w:t>
       </w:r>
-      <w:hyperlink r:id="rId81">
+      <w:hyperlink r:id="rId82">
         <w:r>
           <w:rPr>
             <w:rStyle w:val="Hyperlink"/>
@@ -13084,8 +13782,8 @@
         <w:t xml:space="preserve">.</w:t>
       </w:r>
     </w:p>
-    <w:bookmarkEnd w:id="82"/>
-    <w:bookmarkStart w:id="84" w:name="ref-harris2020crudata"/>
+    <w:bookmarkEnd w:id="83"/>
+    <w:bookmarkStart w:id="85" w:name="ref-harris2020crudata"/>
     <w:p>
       <w:pPr>
         <w:pStyle w:val="Bibliography"/>
@@ -13130,7 +13828,7 @@
       <w:r>
         <w:t xml:space="preserve"> </w:t>
       </w:r>
-      <w:hyperlink r:id="rId83">
+      <w:hyperlink r:id="rId84">
         <w:r>
           <w:rPr>
             <w:rStyle w:val="Hyperlink"/>
@@ -13142,8 +13840,8 @@
         <w:t xml:space="preserve">.</w:t>
       </w:r>
     </w:p>
-    <w:bookmarkEnd w:id="84"/>
-    <w:bookmarkStart w:id="85" w:name="ref-hudson2017database"/>
+    <w:bookmarkEnd w:id="85"/>
+    <w:bookmarkStart w:id="86" w:name="ref-hudson2017database"/>
     <w:p>
       <w:pPr>
         <w:pStyle w:val="Bibliography"/>
@@ -13177,8 +13875,8 @@
         <w:t xml:space="preserve">7 (1): 145–88.</w:t>
       </w:r>
     </w:p>
-    <w:bookmarkEnd w:id="85"/>
-    <w:bookmarkStart w:id="87" w:name="ref-jirinec2021morphological"/>
+    <w:bookmarkEnd w:id="86"/>
+    <w:bookmarkStart w:id="88" w:name="ref-jirinec2021morphological"/>
     <w:p>
       <w:pPr>
         <w:pStyle w:val="Bibliography"/>
@@ -13223,7 +13921,7 @@
       <w:r>
         <w:t xml:space="preserve"> </w:t>
       </w:r>
-      <w:hyperlink r:id="rId86">
+      <w:hyperlink r:id="rId87">
         <w:r>
           <w:rPr>
             <w:rStyle w:val="Hyperlink"/>
@@ -13235,8 +13933,8 @@
         <w:t xml:space="preserve">.</w:t>
       </w:r>
     </w:p>
-    <w:bookmarkEnd w:id="87"/>
-    <w:bookmarkStart w:id="89" w:name="ref-lenssen2019gistemp"/>
+    <w:bookmarkEnd w:id="88"/>
+    <w:bookmarkStart w:id="90" w:name="ref-lenssen2019gistemp"/>
     <w:p>
       <w:pPr>
         <w:pStyle w:val="Bibliography"/>
@@ -13281,7 +13979,7 @@
       <w:r>
         <w:t xml:space="preserve"> </w:t>
       </w:r>
-      <w:hyperlink r:id="rId88">
+      <w:hyperlink r:id="rId89">
         <w:r>
           <w:rPr>
             <w:rStyle w:val="Hyperlink"/>
@@ -13293,8 +13991,8 @@
         <w:t xml:space="preserve">.</w:t>
       </w:r>
     </w:p>
-    <w:bookmarkEnd w:id="89"/>
-    <w:bookmarkStart w:id="91" w:name="ref-lewinsohn2022insect"/>
+    <w:bookmarkEnd w:id="90"/>
+    <w:bookmarkStart w:id="92" w:name="ref-lewinsohn2022insect"/>
     <w:p>
       <w:pPr>
         <w:pStyle w:val="Bibliography"/>
@@ -13336,7 +14034,7 @@
       <w:r>
         <w:t xml:space="preserve"> </w:t>
       </w:r>
-      <w:hyperlink r:id="rId90">
+      <w:hyperlink r:id="rId91">
         <w:r>
           <w:rPr>
             <w:rStyle w:val="Hyperlink"/>
@@ -13348,8 +14046,8 @@
         <w:t xml:space="preserve">.</w:t>
       </w:r>
     </w:p>
-    <w:bookmarkEnd w:id="91"/>
-    <w:bookmarkStart w:id="93" w:name="ref-mayr1956"/>
+    <w:bookmarkEnd w:id="92"/>
+    <w:bookmarkStart w:id="94" w:name="ref-mayr1956"/>
     <w:p>
       <w:pPr>
         <w:pStyle w:val="Bibliography"/>
@@ -13382,7 +14080,7 @@
       <w:r>
         <w:t xml:space="preserve"> </w:t>
       </w:r>
-      <w:hyperlink r:id="rId92">
+      <w:hyperlink r:id="rId93">
         <w:r>
           <w:rPr>
             <w:rStyle w:val="Hyperlink"/>
@@ -13394,8 +14092,8 @@
         <w:t xml:space="preserve">.</w:t>
       </w:r>
     </w:p>
-    <w:bookmarkEnd w:id="93"/>
-    <w:bookmarkStart w:id="95" w:name="ref-mctavish2025tree"/>
+    <w:bookmarkEnd w:id="94"/>
+    <w:bookmarkStart w:id="96" w:name="ref-mctavish2025tree"/>
     <w:p>
       <w:pPr>
         <w:pStyle w:val="Bibliography"/>
@@ -13428,7 +14126,7 @@
       <w:r>
         <w:t xml:space="preserve"> </w:t>
       </w:r>
-      <w:hyperlink r:id="rId94">
+      <w:hyperlink r:id="rId95">
         <w:r>
           <w:rPr>
             <w:rStyle w:val="Hyperlink"/>
@@ -13440,8 +14138,8 @@
         <w:t xml:space="preserve">.</w:t>
       </w:r>
     </w:p>
-    <w:bookmarkEnd w:id="95"/>
-    <w:bookmarkStart w:id="97" w:name="ref-muggeo2003estimating"/>
+    <w:bookmarkEnd w:id="96"/>
+    <w:bookmarkStart w:id="98" w:name="ref-muggeo2003estimating"/>
     <w:p>
       <w:pPr>
         <w:pStyle w:val="Bibliography"/>
@@ -13474,7 +14172,7 @@
       <w:r>
         <w:t xml:space="preserve"> </w:t>
       </w:r>
-      <w:hyperlink r:id="rId96">
+      <w:hyperlink r:id="rId97">
         <w:r>
           <w:rPr>
             <w:rStyle w:val="Hyperlink"/>
@@ -13486,8 +14184,8 @@
         <w:t xml:space="preserve">.</w:t>
       </w:r>
     </w:p>
-    <w:bookmarkEnd w:id="97"/>
-    <w:bookmarkStart w:id="99" w:name="ref-mundlak1978pooling"/>
+    <w:bookmarkEnd w:id="98"/>
+    <w:bookmarkStart w:id="100" w:name="ref-mundlak1978pooling"/>
     <w:p>
       <w:pPr>
         <w:pStyle w:val="Bibliography"/>
@@ -13520,7 +14218,7 @@
       <w:r>
         <w:t xml:space="preserve"> </w:t>
       </w:r>
-      <w:hyperlink r:id="rId98">
+      <w:hyperlink r:id="rId99">
         <w:r>
           <w:rPr>
             <w:rStyle w:val="Hyperlink"/>
@@ -13532,8 +14230,8 @@
         <w:t xml:space="preserve">.</w:t>
       </w:r>
     </w:p>
-    <w:bookmarkEnd w:id="99"/>
-    <w:bookmarkStart w:id="101" w:name="ref-nakagawa2026prepr4pcm"/>
+    <w:bookmarkEnd w:id="100"/>
+    <w:bookmarkStart w:id="102" w:name="ref-nakagawa2026prepr4pcm"/>
     <w:p>
       <w:pPr>
         <w:pStyle w:val="Bibliography"/>
@@ -13557,7 +14255,7 @@
       <w:r>
         <w:t xml:space="preserve"> </w:t>
       </w:r>
-      <w:hyperlink r:id="rId100">
+      <w:hyperlink r:id="rId101">
         <w:r>
           <w:rPr>
             <w:rStyle w:val="Hyperlink"/>
@@ -13569,8 +14267,8 @@
         <w:t xml:space="preserve">.</w:t>
       </w:r>
     </w:p>
-    <w:bookmarkEnd w:id="101"/>
-    <w:bookmarkStart w:id="103" w:name="ref-nakagawa2015metaanalysis"/>
+    <w:bookmarkEnd w:id="102"/>
+    <w:bookmarkStart w:id="104" w:name="ref-nakagawa2015metaanalysis"/>
     <w:p>
       <w:pPr>
         <w:pStyle w:val="Bibliography"/>
@@ -13603,7 +14301,7 @@
       <w:r>
         <w:t xml:space="preserve"> </w:t>
       </w:r>
-      <w:hyperlink r:id="rId102">
+      <w:hyperlink r:id="rId103">
         <w:r>
           <w:rPr>
             <w:rStyle w:val="Hyperlink"/>
@@ -13615,8 +14313,8 @@
         <w:t xml:space="preserve">.</w:t>
       </w:r>
     </w:p>
-    <w:bookmarkEnd w:id="103"/>
-    <w:bookmarkStart w:id="105" w:name="ref-nakagawa2019rubin"/>
+    <w:bookmarkEnd w:id="104"/>
+    <w:bookmarkStart w:id="106" w:name="ref-nakagawa2019rubin"/>
     <w:p>
       <w:pPr>
         <w:pStyle w:val="Bibliography"/>
@@ -13649,7 +14347,7 @@
       <w:r>
         <w:t xml:space="preserve"> </w:t>
       </w:r>
-      <w:hyperlink r:id="rId104">
+      <w:hyperlink r:id="rId105">
         <w:r>
           <w:rPr>
             <w:rStyle w:val="Hyperlink"/>
@@ -13661,8 +14359,8 @@
         <w:t xml:space="preserve">.</w:t>
       </w:r>
     </w:p>
-    <w:bookmarkEnd w:id="105"/>
-    <w:bookmarkStart w:id="107" w:name="ref-parmesan_globally_2003"/>
+    <w:bookmarkEnd w:id="106"/>
+    <w:bookmarkStart w:id="108" w:name="ref-parmesan_globally_2003"/>
     <w:p>
       <w:pPr>
         <w:pStyle w:val="Bibliography"/>
@@ -13695,7 +14393,7 @@
       <w:r>
         <w:t xml:space="preserve"> </w:t>
       </w:r>
-      <w:hyperlink r:id="rId106">
+      <w:hyperlink r:id="rId107">
         <w:r>
           <w:rPr>
             <w:rStyle w:val="Hyperlink"/>
@@ -13707,8 +14405,8 @@
         <w:t xml:space="preserve">.</w:t>
       </w:r>
     </w:p>
-    <w:bookmarkEnd w:id="107"/>
-    <w:bookmarkStart w:id="109" w:name="ref-ribeiro2009atlantic"/>
+    <w:bookmarkEnd w:id="108"/>
+    <w:bookmarkStart w:id="110" w:name="ref-ribeiro2009atlantic"/>
     <w:p>
       <w:pPr>
         <w:pStyle w:val="Bibliography"/>
@@ -13762,7 +14460,7 @@
       <w:r>
         <w:t xml:space="preserve"> </w:t>
       </w:r>
-      <w:hyperlink r:id="rId108">
+      <w:hyperlink r:id="rId109">
         <w:r>
           <w:rPr>
             <w:rStyle w:val="Hyperlink"/>
@@ -13774,8 +14472,8 @@
         <w:t xml:space="preserve">.</w:t>
       </w:r>
     </w:p>
-    <w:bookmarkEnd w:id="109"/>
-    <w:bookmarkStart w:id="111" w:name="ref-rodrigues_atlantic_2019"/>
+    <w:bookmarkEnd w:id="110"/>
+    <w:bookmarkStart w:id="112" w:name="ref-rodrigues_atlantic_2019"/>
     <w:p>
       <w:pPr>
         <w:pStyle w:val="Bibliography"/>
@@ -13853,7 +14551,7 @@
       <w:r>
         <w:t xml:space="preserve"> </w:t>
       </w:r>
-      <w:hyperlink r:id="rId110">
+      <w:hyperlink r:id="rId111">
         <w:r>
           <w:rPr>
             <w:rStyle w:val="Hyperlink"/>
@@ -13865,8 +14563,8 @@
         <w:t xml:space="preserve">.</w:t>
       </w:r>
     </w:p>
-    <w:bookmarkEnd w:id="111"/>
-    <w:bookmarkStart w:id="113" w:name="ref-ryding2021shape"/>
+    <w:bookmarkEnd w:id="112"/>
+    <w:bookmarkStart w:id="114" w:name="ref-ryding2021shape"/>
     <w:p>
       <w:pPr>
         <w:pStyle w:val="Bibliography"/>
@@ -13899,7 +14597,7 @@
       <w:r>
         <w:t xml:space="preserve"> </w:t>
       </w:r>
-      <w:hyperlink r:id="rId112">
+      <w:hyperlink r:id="rId113">
         <w:r>
           <w:rPr>
             <w:rStyle w:val="Hyperlink"/>
@@ -13911,8 +14609,8 @@
         <w:t xml:space="preserve">.</w:t>
       </w:r>
     </w:p>
-    <w:bookmarkEnd w:id="113"/>
-    <w:bookmarkStart w:id="115" w:name="ref-schmidt_concomitant_2005"/>
+    <w:bookmarkEnd w:id="114"/>
+    <w:bookmarkStart w:id="116" w:name="ref-schmidt_concomitant_2005"/>
     <w:p>
       <w:pPr>
         <w:pStyle w:val="Bibliography"/>
@@ -14008,7 +14706,7 @@
       <w:r>
         <w:t xml:space="preserve"> </w:t>
       </w:r>
-      <w:hyperlink r:id="rId114">
+      <w:hyperlink r:id="rId115">
         <w:r>
           <w:rPr>
             <w:rStyle w:val="Hyperlink"/>
@@ -14020,8 +14718,8 @@
         <w:t xml:space="preserve">.</w:t>
       </w:r>
     </w:p>
-    <w:bookmarkEnd w:id="115"/>
-    <w:bookmarkStart w:id="117" w:name="ref-sheridan_shrinking_2011"/>
+    <w:bookmarkEnd w:id="116"/>
+    <w:bookmarkStart w:id="118" w:name="ref-sheridan_shrinking_2011"/>
     <w:p>
       <w:pPr>
         <w:pStyle w:val="Bibliography"/>
@@ -14054,7 +14752,7 @@
       <w:r>
         <w:t xml:space="preserve"> </w:t>
       </w:r>
-      <w:hyperlink r:id="rId116">
+      <w:hyperlink r:id="rId117">
         <w:r>
           <w:rPr>
             <w:rStyle w:val="Hyperlink"/>
@@ -14066,8 +14764,8 @@
         <w:t xml:space="preserve">.</w:t>
       </w:r>
     </w:p>
-    <w:bookmarkEnd w:id="117"/>
-    <w:bookmarkStart w:id="119" w:name="ref-silva2022atlanticants"/>
+    <w:bookmarkEnd w:id="118"/>
+    <w:bookmarkStart w:id="120" w:name="ref-silva2022atlanticants"/>
     <w:p>
       <w:pPr>
         <w:pStyle w:val="Bibliography"/>
@@ -14103,7 +14801,7 @@
       <w:r>
         <w:t xml:space="preserve"> </w:t>
       </w:r>
-      <w:hyperlink r:id="rId118">
+      <w:hyperlink r:id="rId119">
         <w:r>
           <w:rPr>
             <w:rStyle w:val="Hyperlink"/>
@@ -14115,8 +14813,8 @@
         <w:t xml:space="preserve">.</w:t>
       </w:r>
     </w:p>
-    <w:bookmarkEnd w:id="119"/>
-    <w:bookmarkStart w:id="121" w:name="ref-teplitsky_climate_2014"/>
+    <w:bookmarkEnd w:id="120"/>
+    <w:bookmarkStart w:id="122" w:name="ref-teplitsky_climate_2014"/>
     <w:p>
       <w:pPr>
         <w:pStyle w:val="Bibliography"/>
@@ -14158,7 +14856,7 @@
       <w:r>
         <w:t xml:space="preserve"> </w:t>
       </w:r>
-      <w:hyperlink r:id="rId120">
+      <w:hyperlink r:id="rId121">
         <w:r>
           <w:rPr>
             <w:rStyle w:val="Hyperlink"/>
@@ -14170,8 +14868,8 @@
         <w:t xml:space="preserve">.</w:t>
       </w:r>
     </w:p>
-    <w:bookmarkEnd w:id="121"/>
-    <w:bookmarkStart w:id="123" w:name="ref-teplitsky_bergmanns_2008"/>
+    <w:bookmarkEnd w:id="122"/>
+    <w:bookmarkStart w:id="124" w:name="ref-teplitsky_bergmanns_2008"/>
     <w:p>
       <w:pPr>
         <w:pStyle w:val="Bibliography"/>
@@ -14216,7 +14914,7 @@
       <w:r>
         <w:t xml:space="preserve"> </w:t>
       </w:r>
-      <w:hyperlink r:id="rId122">
+      <w:hyperlink r:id="rId123">
         <w:r>
           <w:rPr>
             <w:rStyle w:val="Hyperlink"/>
@@ -14228,8 +14926,8 @@
         <w:t xml:space="preserve">.</w:t>
       </w:r>
     </w:p>
-    <w:bookmarkEnd w:id="123"/>
-    <w:bookmarkStart w:id="125" w:name="ref-viechtbauer2010metafor"/>
+    <w:bookmarkEnd w:id="124"/>
+    <w:bookmarkStart w:id="126" w:name="ref-viechtbauer2010metafor"/>
     <w:p>
       <w:pPr>
         <w:pStyle w:val="Bibliography"/>
@@ -14286,7 +14984,7 @@
       <w:r>
         <w:t xml:space="preserve"> </w:t>
       </w:r>
-      <w:hyperlink r:id="rId124">
+      <w:hyperlink r:id="rId125">
         <w:r>
           <w:rPr>
             <w:rStyle w:val="Hyperlink"/>
@@ -14298,8 +14996,8 @@
         <w:t xml:space="preserve">.</w:t>
       </w:r>
     </w:p>
-    <w:bookmarkEnd w:id="125"/>
-    <w:bookmarkStart w:id="127" w:name="ref-weeks2020"/>
+    <w:bookmarkEnd w:id="126"/>
+    <w:bookmarkStart w:id="128" w:name="ref-weeks2020"/>
     <w:p>
       <w:pPr>
         <w:pStyle w:val="Bibliography"/>
@@ -14332,7 +15030,7 @@
       <w:r>
         <w:t xml:space="preserve"> </w:t>
       </w:r>
-      <w:hyperlink r:id="rId126">
+      <w:hyperlink r:id="rId127">
         <w:r>
           <w:rPr>
             <w:rStyle w:val="Hyperlink"/>
@@ -14344,8 +15042,8 @@
         <w:t xml:space="preserve">.</w:t>
       </w:r>
     </w:p>
-    <w:bookmarkEnd w:id="127"/>
-    <w:bookmarkStart w:id="129" w:name="ref-williams2025glmmtmb"/>
+    <w:bookmarkEnd w:id="128"/>
+    <w:bookmarkStart w:id="130" w:name="ref-williams2025glmmtmb"/>
     <w:p>
       <w:pPr>
         <w:pStyle w:val="Bibliography"/>
@@ -14375,7 +15073,7 @@
       <w:r>
         <w:t xml:space="preserve"> </w:t>
       </w:r>
-      <w:hyperlink r:id="rId128">
+      <w:hyperlink r:id="rId129">
         <w:r>
           <w:rPr>
             <w:rStyle w:val="Hyperlink"/>
@@ -14387,8 +15085,8 @@
         <w:t xml:space="preserve">.</w:t>
       </w:r>
     </w:p>
-    <w:bookmarkEnd w:id="129"/>
-    <w:bookmarkStart w:id="130" w:name="ref-wilman2014eltontraits"/>
+    <w:bookmarkEnd w:id="130"/>
+    <w:bookmarkStart w:id="131" w:name="ref-wilman2014eltontraits"/>
     <w:p>
       <w:pPr>
         <w:pStyle w:val="Bibliography"/>
@@ -14419,10 +15117,10 @@
         <w:t xml:space="preserve">95 (7): 2027–27.</w:t>
       </w:r>
     </w:p>
-    <w:bookmarkEnd w:id="130"/>
     <w:bookmarkEnd w:id="131"/>
     <w:bookmarkEnd w:id="132"/>
     <w:bookmarkEnd w:id="133"/>
+    <w:bookmarkEnd w:id="134"/>
     <w:sectPr>
       <w:footerReference r:id="rIdFooter1" w:type="default"/>
       <w:footnotePr>

--- a/Manuscript/index.docx
+++ b/Manuscript/index.docx
@@ -24,13 +24,31 @@
         <w:t xml:space="preserve">1*</w:t>
       </w:r>
       <w:r>
+        <w:t xml:space="preserve">, Ayumi Mizuno</w:t>
+      </w:r>
+      <w:r>
+        <w:rPr>
+          <w:vertAlign w:val="superscript"/>
+        </w:rPr>
+        <w:t xml:space="preserve">2</w:t>
+      </w:r>
+      <w:r>
+        <w:t xml:space="preserve">, Santiago Ortega</w:t>
+      </w:r>
+      <w:r>
+        <w:rPr>
+          <w:vertAlign w:val="superscript"/>
+        </w:rPr>
+        <w:t xml:space="preserve">3</w:t>
+      </w:r>
+      <w:r>
         <w:t xml:space="preserve">, João C.T. Menezes</w:t>
       </w:r>
       <w:r>
         <w:rPr>
           <w:vertAlign w:val="superscript"/>
         </w:rPr>
-        <w:t xml:space="preserve">2</w:t>
+        <w:t xml:space="preserve">4</w:t>
       </w:r>
       <w:r>
         <w:t xml:space="preserve">, Gustavo Burin</w:t>
@@ -39,7 +57,7 @@
         <w:rPr>
           <w:vertAlign w:val="superscript"/>
         </w:rPr>
-        <w:t xml:space="preserve">3</w:t>
+        <w:t xml:space="preserve">5</w:t>
       </w:r>
     </w:p>
     <w:p>
@@ -115,7 +133,7 @@
         <w:t xml:space="preserve">ORCID: </w:t>
       </w:r>
       <w:r>
-        <w:t xml:space="preserve">Eduardo S.A. Santos: 0000-0002-0434-3655 | João C.T. Menezes: 0000-0003-4156-2934 | Gustavo Burin: 0000-0001-7851-0666</w:t>
+        <w:t xml:space="preserve">Eduardo S.A. Santos: 0000-0002-0434-3655 | Ayumi Mizuno: 0000-0003-0822-5637 | Santiago Ortega: 0000-0002-3518-276X | João C.T. Menezes: 0000-0003-4156-2934 | Gustavo Burin: 0000-0001-7851-0666</w:t>
       </w:r>
     </w:p>
     <w:p>
@@ -170,7 +188,7 @@
         <w:pStyle w:val="FirstParagraph"/>
       </w:pPr>
       <w:r>
-        <w:t xml:space="preserve">Declining body size has been widely hypothesized as a general ecological response of endotherms to anthropogenic climate warming. In tropical biomes, empirical evaluations of multi-decadal phenotypic trends remain scarce. In the continuous primary rainforests of the central Amazon, 77 resident understorey bird species were documented to exhibit widespread declines in body mass alongside wing elongation over four decades (Jirinec et al. 2021). Whether such morphological responses generalize across tropical biomes—particularly in heavily fragmented, topographically complex biodiversity hotspots—remains an open macroecological question. Here, we analyze 24 years (1995–2018) of morphological data from 73 passerine species (12,571 live-capture records; ATLANTIC BIRD TRAITS) across the Brazilian Atlantic Forest to evaluate temporal trajectories in body mass, wing length, bill width, and among-individual variability under 0.25°C/decade of regional warming. To ensure robust inference across this macroecological compilation, we implement a multi-tiered comparative framework across 50 phylogenetic trees (glmmTMB propto) that accounts for observer identity, spatial and elevational distributions, seasonality, moult, and individual recaptures. In contrast to Amazonian patterns, Atlantic Forest passerines exhibit stability in body mass (−0.91%/decade, 95% CI: −2.72 to +0.94%), despite marked diurnal mass gains (+0.40%/hour). Population-level wing length shows a subtle, non-significant trajectory (−0.74 mm/decade, 95% CI: −1.55 to +0.07 mm/decade), with within-observer temporal changes indistinguishable from zero (−0.32 mm/decade, 95% CI: −1.59 to +0.96). Interspecific variation is pronounced: while 49 species display negative point estimates, 61 of 72 species with wing data have intervals overlapping zero, demonstrating community-wide heterogeneity rather than uniform shrinkage. Bill width remains constant over time (−0.03 mm/decade, 95% CI: −0.18 to +0.13 mm/decade), providing no support for generalized thermoregulatory appendage expansion under Allen’s rule. On 7,577 shared records from the same individuals, body mass was significantly more conserved than expected under cubic geometric shrinkage (+4.85%/decade contrast, 95% CI: +0.81 to +8.89%, rejecting isometry toward slight stoutening), in contrast to Amazonian slenderization. Furthermore, evaluating interannual temperature anomalies revealed that while body mass remained decoupled from thermal variation, warmer temperatures directly modulated allometric shape change toward relative wing shortening and mass retention (p = 0.030), indicating that thermal variation actively promotes subtle stoutening rather than slenderization. Among-individual phenotypic variability remains stable over time, and dietary reliance on invertebrates does not predict morphological sensitivity (obligate insectivore slope: −0.15 mm/decade, spanning zero). Our findings reveal that resident birds in the fragmented Atlantic Forest maintain phenotypic stability under warming, contrasting with the systematic mass loss and wing elongation documented in intact Amazonian forests, and underscore the critical role of comprehensive provenance controls for robust macroecological discovery.</w:t>
+        <w:t xml:space="preserve">Declining body size has been widely hypothesized as a general ecological response of endotherms to anthropogenic climate warming. In tropical biomes, empirical evaluations of multi-decadal phenotypic trends remain scarce. Whether such morphological responses generalize across tropical biomes—particularly in heavily fragmented, topographically complex biodiversity hotspots—remains an open macroecological question. Here, we analyze 24 years (1995–2018) of morphological data from 73 passerine species (12,571 live-capture records; ATLANTIC BIRD TRAITS) across the Brazilian Atlantic Forest to evaluate temporal trajectories in body mass, wing length, bill width, and among-individual variability under 0.25°C/decade of regional warming. Overall, we found that Atlantic Forest passerines exhibit stability in body mass (−0.91%/decade, 95% CI: −2.72 to +0.94%). Population-level wing length shows a subtle, non-significant trajectory (−0.74 mm/decade, 95% CI: −1.55 to +0.07 mm/decade). Interspecific variation is pronounced: while 49 species display negative point estimates, 61 of 72 species with wing data have intervals overlapping zero, demonstrating community-wide heterogeneity rather than uniform shrinkage. Bill width remains constant over time (−0.03 mm/decade, 95% CI: −0.18 to +0.13 mm/decade), providing no support for generalized thermoregulatory appendage expansion under Allen’s rule. On 7,577 shared records from the same individuals, body mass was significantly more conserved than expected under cubic geometric shrinkage (+4.85%/decade contrast, 95% CI: +0.81 to +8.89%), rejecting isometry and suggesting slight stoutening. Furthermore, evaluating interannual temperature anomalies revealed that while body mass remained decoupled from thermal variation, warmer temperatures directly modulated allometric shape change toward relative wing shortening and mass retention, indicating that thermal variation actively promotes subtle stoutening rather than slenderization. Our findings reveal that resident birds in the fragmented Atlantic Forest display subtle phenotypic changes under warming.</w:t>
       </w:r>
     </w:p>
     <w:p>
@@ -285,7 +303,7 @@
         <w:t xml:space="preserve">(e.g., Weeks et al. 2020)</w:t>
       </w:r>
       <w:r>
-        <w:t xml:space="preserve">. In the tropics, where avian diversity peaks and resident species lack migratory escape routes, empirical evaluations over decadal timescales remain exceptionally scarce. A key long-term benchmark was provided by</w:t>
+        <w:t xml:space="preserve">. In the tropics, where avian diversity peaks and resident species lack migratory escape routes, empirical evaluations over decadal timescales remain scarce. A key long-term report was provided by</w:t>
       </w:r>
       <w:r>
         <w:t xml:space="preserve"> </w:t>
@@ -377,43 +395,7 @@
         </w:r>
       </w:hyperlink>
       <w:r>
-        <w:t xml:space="preserve">) to evaluate whether resident tropical birds in the Atlantic Forest have altered their morphology in response to observed climate warming. Using 50 alternative phylogenetic topologies with fast and flexible phylogenetic mixed models [</w:t>
-      </w:r>
-      <w:r>
-        <w:rPr>
-          <w:rStyle w:val="VerbatimChar"/>
-        </w:rPr>
-        <w:t xml:space="preserve">glmmTMB</w:t>
-      </w:r>
-      <w:r>
-        <w:t xml:space="preserve"> </w:t>
-      </w:r>
-      <w:r>
-        <w:rPr>
-          <w:rStyle w:val="VerbatimChar"/>
-        </w:rPr>
-        <w:t xml:space="preserve">propto</w:t>
-      </w:r>
-      <w:r>
-        <w:t xml:space="preserve">;</w:t>
-      </w:r>
-      <w:r>
-        <w:t xml:space="preserve"> </w:t>
-      </w:r>
-      <w:r>
-        <w:t xml:space="preserve">Williams et al. (2025)</w:t>
-      </w:r>
-      <w:r>
-        <w:t xml:space="preserve">;</w:t>
-      </w:r>
-      <w:r>
-        <w:t xml:space="preserve"> </w:t>
-      </w:r>
-      <w:r>
-        <w:t xml:space="preserve">McTavish et al. (2025)</w:t>
-      </w:r>
-      <w:r>
-        <w:t xml:space="preserve">], we investigate five core macroecological questions:</w:t>
+        <w:t xml:space="preserve">) to evaluate whether resident tropical birds in the Atlantic Forest have altered their morphology in response to observed climate warming. We investigate five core macroecological questions:</w:t>
       </w:r>
       <w:r>
         <w:t xml:space="preserve"> </w:t>
@@ -1711,7 +1693,7 @@
         </w:r>
       </w:hyperlink>
       <w:r>
-        <w:t xml:space="preserve">). Further incorporating protocol proxies (wing column), coordinates, and elevation (M2) stabilized the trajectory at</w:t>
+        <w:t xml:space="preserve">). Further incorporating protocol proxies (right or left wing), coordinates, and elevation (M2) stabilized the trajectory at</w:t>
       </w:r>
       <w:r>
         <w:t xml:space="preserve"> </w:t>
@@ -1740,7 +1722,7 @@
         <w:t xml:space="preserve"> </w:t>
       </w:r>
       <w:r>
-        <w:t xml:space="preserve">mm/SD-year (−1.0 mm/decade). Finally, the fully controlled model (M3)—which accounted for season, moult status, individual recaptures, and 50 phylogenetic trees—yielded a modest decadal slope:</w:t>
+        <w:t xml:space="preserve">mm/SD-year (−1.0 mm/decade). Finally, the fully controlled model (M3)—which accounted for season, moult status, and individual recaptures—yielded a modest decadal slope:</w:t>
       </w:r>
       <w:r>
         <w:t xml:space="preserve"> </w:t>
@@ -1797,7 +1779,7 @@
         </w:r>
       </w:hyperlink>
       <w:r>
-        <w:t xml:space="preserve">). Crucially, the 95% credible interval of this fully controlled estimate comfortably crossed zero. When evaluated strictly on complete cases lacking any missing covariates (</w:t>
+        <w:t xml:space="preserve">). Notably, the 95% credible interval of this fully controlled estimate crossed zero. When evaluated strictly on complete cases lacking any missing covariates (</w:t>
       </w:r>
       <m:oMath>
         <m:r>
@@ -2494,7 +2476,7 @@
         </m:r>
       </m:oMath>
       <w:r>
-        <w:t xml:space="preserve">; M7) yielded an identical trajectory (</w:t>
+        <w:t xml:space="preserve">; M7) yielded a similar trajectory (</w:t>
       </w:r>
       <m:oMath>
         <m:r>
@@ -2534,7 +2516,7 @@
         </w:r>
       </w:hyperlink>
       <w:r>
-        <w:t xml:space="preserve">). Overall, wing-length trajectories in Atlantic Forest passerines are modest, varied across species, and statistically indistinguishable from zero at the community level.</w:t>
+        <w:t xml:space="preserve">). Overall, wing-length trajectories over time in Atlantic Forest passerines are negative and modest, varied across species, and sometimes statistically indistinguishable from zero at the community level.</w:t>
       </w:r>
     </w:p>
     <w:bookmarkEnd w:id="29"/>
@@ -2698,7 +2680,7 @@
         </w:r>
       </w:hyperlink>
       <w:r>
-        <w:t xml:space="preserve">). In the fully controlled phylogenetic model (M3)—which additionally incorporated season, active moult, individual band identity, and 50 trees—body mass remained completely stable:</w:t>
+        <w:t xml:space="preserve">). In the fully controlled phylogenetic model (M3)—which additionally incorporated season, active moult, and individual identity—body mass remained stable:</w:t>
       </w:r>
       <w:r>
         <w:t xml:space="preserve"> </w:t>
@@ -2741,7 +2723,7 @@
         </w:r>
       </w:hyperlink>
       <w:r>
-        <w:t xml:space="preserve">). Crucially, evaluating temporal change strictly within the same field researcher via a Mundlak random-effects model yielded a within-observer slope indistinguishable from zero (</w:t>
+        <w:t xml:space="preserve">). Evaluating temporal change strictly within the same field researcher via a Mundlak random-effects model yielded a within-observer slope indistinguishable from zero (</w:t>
       </w:r>
       <m:oMath>
         <m:r>
@@ -3468,7 +3450,7 @@
         <w:pStyle w:val="BodyText"/>
       </w:pPr>
       <w:r>
-        <w:t xml:space="preserve">Evaluating diurnal capture time revealed that live-captured birds experienced strong daily mass gains (+0.40% body mass per hour of the day, 95% CI: 0.29 to 0.52%,</w:t>
+        <w:t xml:space="preserve">Investigating diurnal capture time revealed that live-captured birds experienced strong daily mass gains (+0.40% body mass per hour of the day, 95% CI: 0.29 to 0.52%,</w:t>
       </w:r>
       <w:r>
         <w:t xml:space="preserve"> </w:t>
@@ -3517,7 +3499,7 @@
         </m:r>
       </m:oMath>
       <w:r>
-        <w:t xml:space="preserve">), reflecting normal diurnal feeding rhythms. With diurnal capture hour explicitly controlled, the decadal year slope remained completely flat (</w:t>
+        <w:t xml:space="preserve">), reflecting normal diurnal feeding rhythms. With diurnal capture hour explicitly controlled, the decadal year slope remained flat (</w:t>
       </w:r>
       <m:oMath>
         <m:r>
@@ -3562,7 +3544,7 @@
         <w:pStyle w:val="BodyText"/>
       </w:pPr>
       <w:r>
-        <w:t xml:space="preserve">To evaluate whether birds underwent morphological shape changes over time, we analyzed 7,577 shared capture events where wing length and body mass were measured simultaneously on the exact same individual across 72 species. Evaluating shape change requires accounting for dimensional scaling. Because wing length is a linear dimension (</w:t>
+        <w:t xml:space="preserve">To investigate whether birds underwent morphological shape changes over time, we analyzed 7,577 shared capture events where wing length and body mass were measured simultaneously on the exact same individual across 72 species. Evaluating shape change requires accounting for dimensional scaling. Because wing length is a linear dimension (</w:t>
       </w:r>
       <m:oMath>
         <m:sSup>
@@ -3807,7 +3789,7 @@
         <w:t xml:space="preserve"> </w:t>
       </w:r>
       <w:r>
-        <w:t xml:space="preserve">A). Because the 95% confidence interval strictly excludes zero, the shared-individual data reject strict geometric isometry in favor of mass conservation: passerine body mass declined less than predicted by cubic geometric shrinkage of the wing, indicating a subtle shift toward stoutening.</w:t>
+        <w:t xml:space="preserve">A). Because the 95% confidence interval excludes zero, the shared-individual data reject strict geometric isometry in favor of mass conservation: passerine body mass declined less than predicted by cubic geometric shrinkage of the wing, indicating a subtle shift toward stoutening.</w:t>
       </w:r>
     </w:p>
     <w:p>
@@ -5215,7 +5197,7 @@
         </m:r>
       </m:oMath>
       <w:r>
-        <w:t xml:space="preserve">), a pattern that could naively be misconstrued as empirical support for Allen’s rule.</w:t>
+        <w:t xml:space="preserve">), a pattern that seems to support Allen’s rule.</w:t>
       </w:r>
     </w:p>
     <w:p>
@@ -5223,7 +5205,7 @@
         <w:pStyle w:val="BodyText"/>
       </w:pPr>
       <w:r>
-        <w:t xml:space="preserve">However, bill width was recorded by 22 field researchers across the dataset, and only two researchers sampled birds in both the early (1995–2006) and late (2013–2018) periods. When researcher identity was accounted for (M1), this apparent positive trajectory collapsed completely (</w:t>
+        <w:t xml:space="preserve">However, when researcher identity was accounted for (M1), this apparent positive trajectory reversed direction (</w:t>
       </w:r>
       <m:oMath>
         <m:r>
@@ -5278,7 +5260,7 @@
         </m:r>
       </m:oMath>
       <w:r>
-        <w:t xml:space="preserve">). In the fully controlled 50-tree phylogenetic model (M3), bill width remained entirely flat:</w:t>
+        <w:t xml:space="preserve">). In the fully controlled 50-tree phylogenetic model (M3), bill width remained flat:</w:t>
       </w:r>
       <w:r>
         <w:t xml:space="preserve"> </w:t>
@@ -6131,7 +6113,7 @@
         </m:r>
       </m:oMath>
       <w:r>
-        <w:t xml:space="preserve">). Thus, among-individual phenotypic variability in Atlantic Forest passerines has remained stable over time and does not track regional warming.</w:t>
+        <w:t xml:space="preserve">). Thus, among-individual phenotypic variability in Atlantic Forest passerines has remained stable over time and does not follow regional warming trends.</w:t>
       </w:r>
     </w:p>
     <w:bookmarkEnd w:id="46"/>
@@ -6396,7 +6378,7 @@
         <w:t xml:space="preserve">Lewinsohn et al. (2022)</w:t>
       </w:r>
       <w:r>
-        <w:t xml:space="preserve">], multi-decadal, standardized prey monitoring within tropical forest understoreys remains an acute macroecological knowledge gap. Global compilations such as PREDICTS</w:t>
+        <w:t xml:space="preserve">], multi-decadal, standardized prey monitoring within tropical forest understoreys remains a macroecological knowledge gap. Global compilations such as PREDICTS</w:t>
       </w:r>
       <w:r>
         <w:t xml:space="preserve"> </w:t>
@@ -7786,7 +7768,7 @@
     </w:p>
     <w:bookmarkEnd w:id="52"/>
     <w:bookmarkEnd w:id="53"/>
-    <w:bookmarkStart w:id="60" w:name="discussion"/>
+    <w:bookmarkStart w:id="59" w:name="discussion"/>
     <w:p>
       <w:pPr>
         <w:pStyle w:val="Heading1"/>
@@ -7819,7 +7801,7 @@
         <w:t xml:space="preserve">Body mass stability</w:t>
       </w:r>
       <w:r>
-        <w:t xml:space="preserve">: In contrast to predictions from Bergmann’s rule, body mass has remained constant over 24 years (−0.91%/decade, spanning zero), despite strong diurnal feeding rhythms (+0.40%/hour).</w:t>
+        <w:t xml:space="preserve">: In contrast to predictions from Bergmann’s rule, body mass has remained constant over 24 years (−0.91%/decade, spanning zero).</w:t>
       </w:r>
       <w:r>
         <w:t xml:space="preserve"> </w:t>
@@ -7857,7 +7839,7 @@
         <w:t xml:space="preserve">Bill width invariance shows no support for Allen’s rule</w:t>
       </w:r>
       <w:r>
-        <w:t xml:space="preserve">: Bill width shows no temporal expansion under controls (−0.03 mm/decade), providing no evidence for extremity enlargement for thermoregulatory heat dissipation.</w:t>
+        <w:t xml:space="preserve">: Bill width shows no temporal expansion (−0.03 mm/decade), providing little evidence for extremity enlargement for thermoregulatory heat dissipation.</w:t>
       </w:r>
       <w:r>
         <w:t xml:space="preserve"> </w:t>
@@ -8190,7 +8172,7 @@
         <w:pStyle w:val="BodyText"/>
       </w:pPr>
       <w:r>
-        <w:t xml:space="preserve">Beyond these ecological mechanisms, a plausible alternative hypothesis is whether the contrast reflects study design—namely, a single continuous 40-year ringing station (BDFFP) versus a multi-site macroecological compilation. Crucially, our within-observer Mundlak decomposition directly demonstrates that phenotypic stability in the Atlantic Forest is not an artifact of observational noise or compiler turnover: field researchers who sampled birds continuously across multi-year spans (e.g., E. Carrano, A. Ross, M. Alves) independently exhibited slopes indistinguishable from zero (within-observer wing slope: −0.3 mm/decade; complete cases: +0.03 mm/decade; body mass: −0.6%/decade). This confirms that phenotypic stability reflects a genuine biological characteristic of resident Atlantic Forest passerines across this warming era rather than an inferential limitation of large compilations.</w:t>
+        <w:t xml:space="preserve">Beyond these ecological mechanisms, a plausible alternative hypothesis is whether the contrast reflects study design—namely, a single continuous 40-year ringing station (BDFFP) versus a multi-site macroecological compilation. Crucially, our within-observer Mundlak decomposition demonstrates that phenotypic stability in the Atlantic Forest is not an artifact of observational noise or compiler turnover: field researchers who sampled birds continuously across multi-year spans (e.g., E. Carrano, A. Ross, M. Alves) independently exhibited slopes indistinguishable from zero (within-observer wing slope: −0.3 mm/decade; complete cases: +0.03 mm/decade; body mass: −0.6%/decade). This confirms that phenotypic stability reflects a genuine biological characteristic of resident Atlantic Forest passerines across this warming era rather than an inferential limitation of large compilations.</w:t>
       </w:r>
     </w:p>
     <w:bookmarkEnd w:id="54"/>
@@ -8234,7 +8216,7 @@
         <w:t xml:space="preserve">(Allen 1877; Ryding et al. 2021)</w:t>
       </w:r>
       <w:r>
-        <w:t xml:space="preserve">. While unadjusted baseline models suggested a temporal increase in bill width, this apparent trend disappeared once observer identity was accounted for, with bill width remaining completely invariant (−0.03 mm/decade, spanning zero). In tropical passerines, bill morphology is heavily constrained by foraging biomechanics, trophic specialization, and vocal performance, which may strongly override subtle thermoregulatory selection for larger bills</w:t>
+        <w:t xml:space="preserve">. While unadjusted baseline models suggested a temporal increase in bill width, this apparent trend disappeared once observer identity was accounted for, with bill width remaining invariant. In tropical passerines, bill morphology is heavily constrained by foraging biomechanics, trophic specialization, and vocal performance, which may strongly override subtle thermoregulatory selection for larger bills</w:t>
       </w:r>
       <w:r>
         <w:t xml:space="preserve"> </w:t>
@@ -8289,176 +8271,13 @@
         <w:pStyle w:val="BodyText"/>
       </w:pPr>
       <w:r>
-        <w:t xml:space="preserve">Importantly, our analysis of 7,577 shared records from the same individuals revealed that body mass was significantly more conserved than predicted under cubic geometric scaling of wing shortening (</w:t>
-      </w:r>
-      <m:oMath>
-        <m:sSub>
-          <m:e>
-            <m:r>
-              <m:rPr>
-                <m:sty m:val="p"/>
-              </m:rPr>
-              <m:t>Δ</m:t>
-            </m:r>
-          </m:e>
-          <m:sub>
-            <m:r>
-              <m:rPr>
-                <m:nor/>
-                <m:sty m:val="p"/>
-              </m:rPr>
-              <m:t>iso</m:t>
-            </m:r>
-          </m:sub>
-        </m:sSub>
-        <m:r>
-          <m:rPr>
-            <m:sty m:val="p"/>
-          </m:rPr>
-          <m:t>=</m:t>
-        </m:r>
-        <m:r>
-          <m:rPr>
-            <m:sty m:val="p"/>
-          </m:rPr>
-          <m:t>+</m:t>
-        </m:r>
-        <m:r>
-          <m:t>4.85</m:t>
-        </m:r>
-        <m:r>
-          <m:rPr>
-            <m:sty m:val="p"/>
-          </m:rPr>
-          <m:t>%</m:t>
-        </m:r>
-        <m:r>
-          <m:rPr>
-            <m:sty m:val="p"/>
-          </m:rPr>
-          <m:t>/</m:t>
-        </m:r>
-        <m:r>
-          <m:rPr>
-            <m:nor/>
-            <m:sty m:val="p"/>
-          </m:rPr>
-          <m:t>decade</m:t>
-        </m:r>
-      </m:oMath>
-      <w:r>
-        <w:t xml:space="preserve">, 95% CI: +0.81 to +8.89%,</w:t>
-      </w:r>
-      <w:r>
-        <w:t xml:space="preserve"> </w:t>
-      </w:r>
-      <m:oMath>
-        <m:r>
-          <m:t>z</m:t>
-        </m:r>
-        <m:r>
-          <m:rPr>
-            <m:sty m:val="p"/>
-          </m:rPr>
-          <m:t>=</m:t>
-        </m:r>
-        <m:r>
-          <m:t>2.35</m:t>
-        </m:r>
-        <m:r>
-          <m:rPr>
-            <m:sty m:val="p"/>
-          </m:rPr>
-          <m:t>,</m:t>
-        </m:r>
-        <m:r>
-          <m:t>p</m:t>
-        </m:r>
-        <m:r>
-          <m:rPr>
-            <m:sty m:val="p"/>
-          </m:rPr>
-          <m:t>=</m:t>
-        </m:r>
-        <m:r>
-          <m:t>0.019</m:t>
-        </m:r>
-      </m:oMath>
-      <w:r>
-        <w:t xml:space="preserve"> </w:t>
-      </w:r>
-      <w:r>
-        <w:t xml:space="preserve">under parsimonious observer control;</w:t>
-      </w:r>
-      <w:r>
-        <w:t xml:space="preserve"> </w:t>
-      </w:r>
-      <m:oMath>
-        <m:r>
-          <m:rPr>
-            <m:sty m:val="p"/>
-          </m:rPr>
-          <m:t>+</m:t>
-        </m:r>
-        <m:r>
-          <m:t>4.04</m:t>
-        </m:r>
-        <m:r>
-          <m:rPr>
-            <m:sty m:val="p"/>
-          </m:rPr>
-          <m:t>%</m:t>
-        </m:r>
-        <m:r>
-          <m:rPr>
-            <m:sty m:val="p"/>
-          </m:rPr>
-          <m:t>/</m:t>
-        </m:r>
-        <m:r>
-          <m:rPr>
-            <m:nor/>
-            <m:sty m:val="p"/>
-          </m:rPr>
-          <m:t>decade</m:t>
-        </m:r>
-      </m:oMath>
-      <w:r>
-        <w:t xml:space="preserve">, 95% CI: −0.06 to +8.15% under crossed observer and site controls;</w:t>
-      </w:r>
-      <w:r>
-        <w:t xml:space="preserve"> </w:t>
-      </w:r>
-      <w:hyperlink w:anchor="tbl-mass-allometry">
-        <w:r>
-          <w:rPr>
-            <w:rStyle w:val="Hyperlink"/>
-          </w:rPr>
-          <w:t xml:space="preserve">Table 2</w:t>
-        </w:r>
-      </w:hyperlink>
-      <w:r>
-        <w:t xml:space="preserve">;</w:t>
-      </w:r>
-      <w:r>
-        <w:t xml:space="preserve"> </w:t>
-      </w:r>
-      <w:hyperlink w:anchor="fig-isometry">
-        <w:r>
-          <w:rPr>
-            <w:rStyle w:val="Hyperlink"/>
-          </w:rPr>
-          <w:t xml:space="preserve">Figure 5</w:t>
-        </w:r>
-      </w:hyperlink>
-      <w:r>
-        <w:t xml:space="preserve">). Rather than undergoing the slenderization documented in the Amazon (</w:t>
+        <w:t xml:space="preserve">Importantly, our analysis of 7,577 shared records from the same individuals revealed that body mass was significantly more conserved than predicted under cubic geometric scaling of wing shortening. Rather than undergoing the slenderization documented in the Amazon (</w:t>
       </w:r>
       <w:r>
         <w:t xml:space="preserve">Jirinec et al. (2021)</w:t>
       </w:r>
       <w:r>
-        <w:t xml:space="preserve">), Atlantic Forest passerines exhibit mass retention and slight stoutening. Furthermore, dietary reliance on invertebrates did not modulate temporal trajectories: obligate insectivores exhibited a null temporal slope (−0.15 mm/decade), indicating that trophic guild has not driven morphological vulnerability in Atlantic Forest passerines over this period.</w:t>
+        <w:t xml:space="preserve">), Atlantic Forest passerines exhibit mass retention and slight stoutening. Furthermore, dietary reliance on invertebrates did not modulate temporal trajectories: obligate insectivores exhibited a null temporal slope, indicating that trophic guild has not driven morphological vulnerability in Atlantic Forest passerines over this period.</w:t>
       </w:r>
     </w:p>
     <w:bookmarkEnd w:id="56"/>
@@ -8484,7 +8303,7 @@
         <w:pStyle w:val="BodyText"/>
       </w:pPr>
       <w:r>
-        <w:t xml:space="preserve">First, our secular analyses indicate that the subtle wing shortening and allometric stoutening documented here represent contemporary responses coincident with the modern acceleration of regional warming, rather than continuation of century-long evolutionary drift. Historical museum specimens collected between the late 19th century and 1980 document morphological stability across decades characterized by minimal regional temperature change. Wing shortening and thermal allometric stoutening emerged synchronously with the post-1980 acceleration of regional warming, when morphological variation became strongly coupled to annual temperature anomalies. This temporal synchrony provides compelling evidence that contemporary phenotypic adjustments in the Atlantic Forest are functionally linked to recent climate warming rather than reflecting unmeasured historical trends.</w:t>
+        <w:t xml:space="preserve">First, our secular analyses indicate that the subtle wing shortening and allometric stoutening documented here represent contemporary responses coincident with the modern acceleration of regional warming, rather than continuation of century-long evolutionary drift. Historical museum specimens collected between the late 19th century and 1980 document morphological stability across decades characterized by minimal regional temperature change. Wing shortening and thermal allometric stoutening emerged with the post-1980 acceleration of regional warming, when morphological variation became strongly coupled to annual temperature anomalies. This temporal synchrony provides compelling evidence that contemporary phenotypic adjustments in the Atlantic Forest are functionally linked to recent climate warming rather than reflecting unmeasured historical trends.</w:t>
       </w:r>
     </w:p>
     <w:p>
@@ -8510,7 +8329,7 @@
         <w:pStyle w:val="FirstParagraph"/>
       </w:pPr>
       <w:r>
-        <w:t xml:space="preserve">Our study highlights the vital role of comprehensive provenance controls when analyzing multi-decadal compilations in macroecology. Large-scale compilations such as ATLANTIC BIRD TRAITS</w:t>
+        <w:t xml:space="preserve">Our study highlights the role of proper data dependency controls when analyzing multi-decadal compilations in macroecology. Large-scale compilations such as ATLANTIC BIRD TRAITS</w:t>
       </w:r>
       <w:r>
         <w:t xml:space="preserve"> </w:t>
@@ -8530,17 +8349,35 @@
         <w:pStyle w:val="BodyText"/>
       </w:pPr>
       <w:r>
-        <w:t xml:space="preserve">In our dataset, unadjusted baseline models suggested steep declines in wing length, increases in bill width, and expanding trait variability. However, our multi-tiered comparative framework revealed that observer and spatial turnover accounted for approximately 60% of the apparent wing decline, eliminated the apparent bill expansion, and accounted for the apparent variance inflation. Incorporating random intercepts for observer identity, spatial coordinates, elevation, seasonality, moult, and individual identity—alongside 50-tree phylogenetic comparative models—provided the inferential foundation necessary to uncover true biological patterns. Rather than invalidating trait compilations, our findings demonstrate that large-scale compilations yield robust, trustworthy macroecological insights when analyzed with appropriate provenance controls.</w:t>
+        <w:t xml:space="preserve">In our dataset, unadjusted baseline models suggested steep declines in wing length, increases in bill width, and expanding trait variability. However, our multi-tiered comparative framework revealed that observer and spatial turnover accounted for approximately 60% of the apparent wing decline, eliminated the apparent bill expansion, and accounted for the apparent variance inflation. Incorporating random intercepts for observer identity, spatial coordinates, elevation, seasonality, moult, and individual identity—alongside 50-tree phylogenetic comparative models—provided the inferential foundation necessary to uncover these biological patterns. Rather than invalidating trait compilations, our findings demonstrate that large-scale compilations yield robust, trustworthy macroecological insights when analyzed appropriately.</w:t>
+      </w:r>
+    </w:p>
+    <w:p>
+      <w:pPr>
+        <w:pStyle w:val="BodyText"/>
+      </w:pPr>
+      <w:r>
+        <w:t xml:space="preserve">In summary, 24 years of climate warming in the Brazilian Atlantic Forest have not induced the widespread body mass loss or wing elongation observed in the continuous Amazonian understorey. Instead, Atlantic Forest passerines have maintained stability in body mass, invariant bill width, preserved allometric scaling, and subtle, species-specific adjustments in wing length. These contrasting responses highlight the influence of landscape fragmentation, topographic complexity, and ecological context in shaping how tropical species respond to anthropogenic climate change.</w:t>
       </w:r>
     </w:p>
     <w:bookmarkEnd w:id="58"/>
-    <w:bookmarkStart w:id="59" w:name="conclusion"/>
+    <w:bookmarkEnd w:id="59"/>
+    <w:bookmarkStart w:id="133" w:name="sec-methods"/>
+    <w:p>
+      <w:pPr>
+        <w:pStyle w:val="Heading1"/>
+      </w:pPr>
+      <w:r>
+        <w:t xml:space="preserve">4. Methods</w:t>
+      </w:r>
+    </w:p>
+    <w:bookmarkStart w:id="60" w:name="X6dbe1161035202742089c379c0fbe1c7f9b75de"/>
     <w:p>
       <w:pPr>
         <w:pStyle w:val="Heading2"/>
       </w:pPr>
       <w:r>
-        <w:t xml:space="preserve">3.6 Conclusion</w:t>
+        <w:t xml:space="preserve">4.1 Trait database filtering and analytical sample derivation</w:t>
       </w:r>
     </w:p>
     <w:p>
@@ -8548,34 +8385,6 @@
         <w:pStyle w:val="FirstParagraph"/>
       </w:pPr>
       <w:r>
-        <w:t xml:space="preserve">In summary, 24 years of climate warming in the Brazilian Atlantic Forest have not induced the widespread body mass loss or wing elongation observed in the continuous Amazonian understorey. Instead, Atlantic Forest passerines have maintained notable stability in body mass, invariant bill width, preserved allometric scaling, and subtle, species-specific adjustments in wing length. These contrasting responses highlight the critical influence of landscape fragmentation, topographic complexity, and ecological context in shaping how tropical species respond to anthropogenic climate change.</w:t>
-      </w:r>
-    </w:p>
-    <w:bookmarkEnd w:id="59"/>
-    <w:bookmarkEnd w:id="60"/>
-    <w:bookmarkStart w:id="134" w:name="sec-methods"/>
-    <w:p>
-      <w:pPr>
-        <w:pStyle w:val="Heading1"/>
-      </w:pPr>
-      <w:r>
-        <w:t xml:space="preserve">4. Methods</w:t>
-      </w:r>
-    </w:p>
-    <w:bookmarkStart w:id="61" w:name="X6dbe1161035202742089c379c0fbe1c7f9b75de"/>
-    <w:p>
-      <w:pPr>
-        <w:pStyle w:val="Heading2"/>
-      </w:pPr>
-      <w:r>
-        <w:t xml:space="preserve">4.1 Trait database filtering and analytical sample derivation</w:t>
-      </w:r>
-    </w:p>
-    <w:p>
-      <w:pPr>
-        <w:pStyle w:val="FirstParagraph"/>
-      </w:pPr>
-      <w:r>
         <w:t xml:space="preserve">We extracted avian morphological measurements from the ATLANTIC BIRD TRAITS database</w:t>
       </w:r>
       <w:r>
@@ -8585,16 +8394,33 @@
         <w:t xml:space="preserve">(Rodrigues et al. 2019)</w:t>
       </w:r>
       <w:r>
-        <w:t xml:space="preserve">, a comprehensive data compilation comprising 72,483 morphometric entries across the Brazilian Atlantic Forest domain, of which passerines represent 83% (60,066 records). To ensure that temporal analyses reflect genuine living phenotypic variation rather than methodological or preservation artifacts, we implemented a rigorous multi-stage filtering protocol (</w:t>
+        <w:t xml:space="preserve">, a comprehensive data compilation comprising 72,483 morphometric entries across the Brazilian Atlantic Forest domain, of which passerines represent 83% (60,066 records). To ensure that temporal analyses reflect genuine living phenotypic variation rather than methodological or preservation artifacts, we implemented a rigorous multi-stage filtering protocol.</w:t>
+      </w:r>
+    </w:p>
+    <w:p>
+      <w:pPr>
+        <w:pStyle w:val="BodyText"/>
+      </w:pPr>
+      <w:r>
+        <w:t xml:space="preserve">First, we restricted the dataset strictly to live field captures, excluding museum study skins. Museum preparation induces marked, non-linear post-mortem shrinkage in feathers, bill keratin, and skeletal dimensions (typically 1–3% reduction in linear dimensions upon drying;</w:t>
+      </w:r>
+      <w:r>
+        <w:t xml:space="preserve"> </w:t>
+      </w:r>
+      <w:r>
+        <w:t xml:space="preserve">Weeks et al. (2020)</w:t>
+      </w:r>
+      <w:r>
+        <w:t xml:space="preserve">). Because museum specimens in regional collections are heavily concentrated in earlier decades of the 20th century, retaining study skins introduces artificial positive temporal trends. Second, we restricted records to adult individuals (</w:t>
       </w:r>
       <w:r>
         <w:rPr>
           <w:rStyle w:val="VerbatimChar"/>
         </w:rPr>
-        <w:t xml:space="preserve">Analysis/scripts/update_descriptive_stats.R</w:t>
-      </w:r>
-      <w:r>
-        <w:t xml:space="preserve">).</w:t>
+        <w:t xml:space="preserve">Age == "Adult"</w:t>
+      </w:r>
+      <w:r>
+        <w:t xml:space="preserve">), excluding juveniles and fledglings whose flight feathers and bills are incompletely developed. Third, we filtered records spatially to sampling localities falling within a 20-km buffer of the Brazilian Atlantic Forest biome boundary (IBGE/MMA official shapefile), eliminating captures situated in adjacent Cerrado or Caatinga enclaves. Fourth, we bounded the temporal window to 1995–2018 (24 calendar years), representing the era of active multi-project mist-netting in the biome with consistent capture documentation.</w:t>
       </w:r>
     </w:p>
     <w:p>
@@ -8602,32 +8428,6 @@
         <w:pStyle w:val="BodyText"/>
       </w:pPr>
       <w:r>
-        <w:t xml:space="preserve">First, we restricted the dataset strictly to live field captures, excluding museum study skins. Museum preparation induces marked, non-linear post-mortem shrinkage in feathers, bill keratin, and skeletal dimensions (typically 1–3% reduction in linear dimensions upon drying;</w:t>
-      </w:r>
-      <w:r>
-        <w:t xml:space="preserve"> </w:t>
-      </w:r>
-      <w:r>
-        <w:t xml:space="preserve">Weeks et al. (2020)</w:t>
-      </w:r>
-      <w:r>
-        <w:t xml:space="preserve">). Because museum specimens in regional collections are heavily concentrated in earlier decades of the 20th century, retaining study skins introduces artificial positive temporal trends. Second, we restricted records to adult individuals (</w:t>
-      </w:r>
-      <w:r>
-        <w:rPr>
-          <w:rStyle w:val="VerbatimChar"/>
-        </w:rPr>
-        <w:t xml:space="preserve">Age == "Adult"</w:t>
-      </w:r>
-      <w:r>
-        <w:t xml:space="preserve">), excluding juveniles and fledglings whose flight feathers and bills are incompletely developed. Third, we filtered records spatially to sampling localities falling within a 20-km buffer of the Brazilian Atlantic Forest biome boundary (IBGE/MMA official shapefile), eliminating captures situated in adjacent Cerrado or Caatinga enclaves. Fourth, we bounded the temporal window to 1995–2018 (24 calendar years), representing the era of active multi-project mist-netting in the biome with consistent capture documentation.</w:t>
-      </w:r>
-    </w:p>
-    <w:p>
-      <w:pPr>
-        <w:pStyle w:val="BodyText"/>
-      </w:pPr>
-      <w:r>
         <w:t xml:space="preserve">Finally, to guarantee robust parameter estimation for species-level random intercepts and random slopes, we restricted the primary analytical sample to species with</w:t>
       </w:r>
       <w:r>
@@ -8668,7 +8468,7 @@
         <w:t xml:space="preserve"> </w:t>
       </w:r>
       <w:r>
-        <w:t xml:space="preserve">years. This yielded an authoritative analytical dataset of 73 passerine species and 12,571 live-capture records (8,478 wing-length records across 72 species; one species,</w:t>
+        <w:t xml:space="preserve">years. This yielded an analytical dataset of 73 passerine species and 12,571 live-capture records (8,478 wing-length records across 72 species; one species,</w:t>
       </w:r>
       <w:r>
         <w:t xml:space="preserve"> </w:t>
@@ -8719,105 +8519,87 @@
         <w:t xml:space="preserve">) was compiled to evaluate whether patterns replicated in birds lacking sex determination.</w:t>
       </w:r>
     </w:p>
+    <w:bookmarkEnd w:id="60"/>
+    <w:bookmarkStart w:id="64" w:name="X2413f136305994ac0578ef7267db9fce1a67d7d"/>
+    <w:p>
+      <w:pPr>
+        <w:pStyle w:val="Heading2"/>
+      </w:pPr>
+      <w:r>
+        <w:t xml:space="preserve">4.2 Accounting for observer turnover and spatial provenance</w:t>
+      </w:r>
+    </w:p>
+    <w:p>
+      <w:pPr>
+        <w:pStyle w:val="FirstParagraph"/>
+      </w:pPr>
+      <w:r>
+        <w:t xml:space="preserve">In large-scale macroecological compilations aggregating data across independent research programs, two structural factors can confound temporal trends if left unmodeled: observer turnover and spatial turnover.</w:t>
+      </w:r>
+    </w:p>
+    <w:bookmarkStart w:id="61" w:name="X84e2870470c905c88a248c6b8d1c54bc364880c"/>
+    <w:p>
+      <w:pPr>
+        <w:pStyle w:val="Heading3"/>
+      </w:pPr>
+      <w:r>
+        <w:t xml:space="preserve">4.2.1 Observer turnover and researcher random effects</w:t>
+      </w:r>
+    </w:p>
+    <w:p>
+      <w:pPr>
+        <w:pStyle w:val="FirstParagraph"/>
+      </w:pPr>
+      <w:r>
+        <w:t xml:space="preserve">In avian morphometrics, inter-observer measurement error is well-documented to reach 1–3 mm for wing length and 0.5–1 mm for bill dimensions</w:t>
+      </w:r>
+      <w:r>
+        <w:t xml:space="preserve"> </w:t>
+      </w:r>
+      <w:r>
+        <w:t xml:space="preserve">(Weeks et al. 2020)</w:t>
+      </w:r>
+      <w:r>
+        <w:t xml:space="preserve">. If different field researchers apply slightly different caliper tension or wing-flattening techniques, and if the identity of active researchers changes over time, apparent temporal trends in morphology can arise entirely through observer turnover.</w:t>
+      </w:r>
+    </w:p>
+    <w:p>
+      <w:pPr>
+        <w:pStyle w:val="BodyText"/>
+      </w:pPr>
+      <w:r>
+        <w:t xml:space="preserve">In the ATLANTIC BIRD TRAITS compilation, the field measurer column (</w:t>
+      </w:r>
+      <w:r>
+        <w:rPr>
+          <w:rStyle w:val="VerbatimChar"/>
+        </w:rPr>
+        <w:t xml:space="preserve">Measurer</w:t>
+      </w:r>
+      <w:r>
+        <w:t xml:space="preserve">) is 100% missing (NA). However, the identity of the principal investigator and research group coordinator (</w:t>
+      </w:r>
+      <w:r>
+        <w:rPr>
+          <w:rStyle w:val="VerbatimChar"/>
+        </w:rPr>
+        <w:t xml:space="preserve">Main_researcher</w:t>
+      </w:r>
+      <w:r>
+        <w:t xml:space="preserve">) is 100% complete across all analytical records, comprising 42 distinct contributors in our wing dataset. An audit revealed high observer turnover across the 24-year record: only 6 of the 42 contributors sampled birds in both the early (1995–2006) and late (2013–2018) periods, while the late period experienced an influx of 33 active contributors compared to 12 early (Supplementary Fig. S1). To account for baseline measurement idiosyncrasies among research groups, we incorporated a random intercept for researcher identity (</w:t>
+      </w:r>
+      <w:r>
+        <w:rPr>
+          <w:rStyle w:val="VerbatimChar"/>
+        </w:rPr>
+        <w:t xml:space="preserve">(1 | Main_researcher)</w:t>
+      </w:r>
+      <w:r>
+        <w:t xml:space="preserve">).</w:t>
+      </w:r>
+    </w:p>
     <w:bookmarkEnd w:id="61"/>
-    <w:bookmarkStart w:id="65" w:name="X2413f136305994ac0578ef7267db9fce1a67d7d"/>
-    <w:p>
-      <w:pPr>
-        <w:pStyle w:val="Heading2"/>
-      </w:pPr>
-      <w:r>
-        <w:t xml:space="preserve">4.2 Accounting for observer turnover and spatial provenance</w:t>
-      </w:r>
-    </w:p>
-    <w:p>
-      <w:pPr>
-        <w:pStyle w:val="FirstParagraph"/>
-      </w:pPr>
-      <w:r>
-        <w:t xml:space="preserve">In large-scale macroecological compilations aggregating data across independent research programs, two structural factors can severely confound temporal trends if left unmodeled: observer turnover and spatial turnover.</w:t>
-      </w:r>
-    </w:p>
-    <w:bookmarkStart w:id="62" w:name="X0182f22886a6e37bc6cfdd93d22c7a6097f325e"/>
-    <w:p>
-      <w:pPr>
-        <w:pStyle w:val="Heading3"/>
-      </w:pPr>
-      <w:r>
-        <w:t xml:space="preserve">4.2.1 Observer turnover and researcher random effects (</w:t>
-      </w:r>
-      <w:r>
-        <w:rPr>
-          <w:rStyle w:val="VerbatimChar"/>
-        </w:rPr>
-        <w:t xml:space="preserve">Main_researcher</w:t>
-      </w:r>
-      <w:r>
-        <w:t xml:space="preserve">)</w:t>
-      </w:r>
-    </w:p>
-    <w:p>
-      <w:pPr>
-        <w:pStyle w:val="FirstParagraph"/>
-      </w:pPr>
-      <w:r>
-        <w:t xml:space="preserve">In avian morphometrics, inter-observer measurement error is well-documented to reach 1–3 mm for wing length and 0.5–1 mm for bill dimensions</w:t>
-      </w:r>
-      <w:r>
-        <w:t xml:space="preserve"> </w:t>
-      </w:r>
-      <w:r>
-        <w:t xml:space="preserve">(Weeks et al. 2020)</w:t>
-      </w:r>
-      <w:r>
-        <w:t xml:space="preserve">. If different field researchers apply slightly different caliper tension or wing-flattening techniques, and if the identity of active researchers changes over time, apparent temporal trends in morphology can arise entirely through observer turnover.</w:t>
-      </w:r>
-    </w:p>
-    <w:p>
-      <w:pPr>
-        <w:pStyle w:val="BodyText"/>
-      </w:pPr>
-      <w:r>
-        <w:t xml:space="preserve">In the ATLANTIC BIRD TRAITS compilation, the field measurer column (</w:t>
-      </w:r>
-      <w:r>
-        <w:rPr>
-          <w:rStyle w:val="VerbatimChar"/>
-        </w:rPr>
-        <w:t xml:space="preserve">Measurer</w:t>
-      </w:r>
-      <w:r>
-        <w:t xml:space="preserve">) is 100% missing (NA) and literature reference (</w:t>
-      </w:r>
-      <w:r>
-        <w:rPr>
-          <w:rStyle w:val="VerbatimChar"/>
-        </w:rPr>
-        <w:t xml:space="preserve">Reference</w:t>
-      </w:r>
-      <w:r>
-        <w:t xml:space="preserve">) is 99% missing. However, the identity of the principal investigator and research group coordinator (</w:t>
-      </w:r>
-      <w:r>
-        <w:rPr>
-          <w:rStyle w:val="VerbatimChar"/>
-        </w:rPr>
-        <w:t xml:space="preserve">Main_researcher</w:t>
-      </w:r>
-      <w:r>
-        <w:t xml:space="preserve">) is 100% complete across all analytical records, comprising 42 distinct contributors in our wing dataset. A provenance audit revealed pronounced observer turnover across the 24-year record: only 6 of the 42 contributors sampled birds in both the early (1995–2006) and late (2013–2018) periods, while the late period experienced an influx of 33 active contributors compared to 12 early (Supplementary Fig. S1). To account for baseline measurement idiosyncrasies among research groups, we incorporated a random intercept for researcher identity (</w:t>
-      </w:r>
-      <w:r>
-        <w:rPr>
-          <w:rStyle w:val="VerbatimChar"/>
-        </w:rPr>
-        <w:t xml:space="preserve">(1 | Main_researcher)</w:t>
-      </w:r>
-      <w:r>
-        <w:t xml:space="preserve">).</w:t>
-      </w:r>
-    </w:p>
-    <w:bookmarkEnd w:id="62"/>
-    <w:bookmarkStart w:id="63" w:name="Xfad59f5c48d6cb7277320f018ba251711124662"/>
+    <w:bookmarkStart w:id="62" w:name="Xfad59f5c48d6cb7277320f018ba251711124662"/>
     <w:p>
       <w:pPr>
         <w:pStyle w:val="Heading3"/>
@@ -8927,85 +8709,85 @@
         <w:t xml:space="preserve">) as continuous covariates.</w:t>
       </w:r>
     </w:p>
+    <w:bookmarkEnd w:id="62"/>
+    <w:bookmarkStart w:id="63" w:name="X7ded9429c4cba6fd745661808c9b73d14ee2c47"/>
+    <w:p>
+      <w:pPr>
+        <w:pStyle w:val="Heading3"/>
+      </w:pPr>
+      <w:r>
+        <w:t xml:space="preserve">4.2.3 Sampling hierarchy, collinearity, and exclusion of administrative municipality</w:t>
+      </w:r>
+    </w:p>
+    <w:p>
+      <w:pPr>
+        <w:pStyle w:val="FirstParagraph"/>
+      </w:pPr>
+      <w:r>
+        <w:t xml:space="preserve">Another structural consideration in multi-source macroecological databases is the hierarchical relationship between research teams and geographic sampling units. Across the 24-year ATLANTIC BIRD TRAITS compilation, individual field projects were typically conducted by distinct research groups operating within specific municipal territories. Consequently, spatial and observer grouping factors exhibit substantial collinearity: in our shared analytical sample (</w:t>
+      </w:r>
+      <m:oMath>
+        <m:r>
+          <m:t>n</m:t>
+        </m:r>
+        <m:r>
+          <m:rPr>
+            <m:sty m:val="p"/>
+          </m:rPr>
+          <m:t>=</m:t>
+        </m:r>
+        <m:r>
+          <m:t>7</m:t>
+        </m:r>
+        <m:r>
+          <m:rPr>
+            <m:sty m:val="p"/>
+          </m:rPr>
+          <m:t>,</m:t>
+        </m:r>
+        <m:r>
+          <m:t>577</m:t>
+        </m:r>
+      </m:oMath>
+      <w:r>
+        <w:t xml:space="preserve">), 110 of 128 municipalities (85.9%) were sampled by only a single researcher (and across the full body mass dataset, 129 of 150 municipalities, 86.0%, were sampled by a single researcher). Administrative municipalities are therefore largely nested within primary researchers rather than orthogonally crossed.</w:t>
+      </w:r>
+    </w:p>
+    <w:p>
+      <w:pPr>
+        <w:pStyle w:val="BodyText"/>
+      </w:pPr>
+      <w:r>
+        <w:t xml:space="preserve">Because morphometric measurement error (caliper tension, wing flattening, scale calibration) is a proximate property of the research team rather than administrative municipal boundaries, and because geographic and altitudinal clines are directly controlled via continuous coordinates and elevation, incorporating a redundant</w:t>
+      </w:r>
+      <w:r>
+        <w:t xml:space="preserve"> </w:t>
+      </w:r>
+      <w:r>
+        <w:rPr>
+          <w:rStyle w:val="VerbatimChar"/>
+        </w:rPr>
+        <w:t xml:space="preserve">(1 | Municipality)</w:t>
+      </w:r>
+      <w:r>
+        <w:t xml:space="preserve"> </w:t>
+      </w:r>
+      <w:r>
+        <w:t xml:space="preserve">random intercept induces variance competition, collinearity, and parameter inflation without improving model fit. We therefore adopted the parsimonious observer model (</w:t>
+      </w:r>
+      <w:r>
+        <w:rPr>
+          <w:rStyle w:val="VerbatimChar"/>
+        </w:rPr>
+        <w:t xml:space="preserve">(1 | Main_researcher)</w:t>
+      </w:r>
+      <w:r>
+        <w:t xml:space="preserve">) across all univariate and bivariate model tiers, avoiding collinear crossed random effects while ensuring robust parameter estimation and biological interpretability.</w:t>
+      </w:r>
+    </w:p>
     <w:bookmarkEnd w:id="63"/>
-    <w:bookmarkStart w:id="64" w:name="X7ded9429c4cba6fd745661808c9b73d14ee2c47"/>
-    <w:p>
-      <w:pPr>
-        <w:pStyle w:val="Heading3"/>
-      </w:pPr>
-      <w:r>
-        <w:t xml:space="preserve">4.2.3 Sampling hierarchy, collinearity, and exclusion of administrative municipality</w:t>
-      </w:r>
-    </w:p>
-    <w:p>
-      <w:pPr>
-        <w:pStyle w:val="FirstParagraph"/>
-      </w:pPr>
-      <w:r>
-        <w:t xml:space="preserve">A critical structural consideration in multi-source macroecological databases is the hierarchical relationship between research teams and geographic sampling units. Across the 24-year ATLANTIC BIRD TRAITS compilation, individual field projects were typically conducted by distinct research groups operating within specific municipal territories. Consequently, spatial and observer grouping factors exhibit substantial collinearity: in our shared analytical sample (</w:t>
-      </w:r>
-      <m:oMath>
-        <m:r>
-          <m:t>n</m:t>
-        </m:r>
-        <m:r>
-          <m:rPr>
-            <m:sty m:val="p"/>
-          </m:rPr>
-          <m:t>=</m:t>
-        </m:r>
-        <m:r>
-          <m:t>7</m:t>
-        </m:r>
-        <m:r>
-          <m:rPr>
-            <m:sty m:val="p"/>
-          </m:rPr>
-          <m:t>,</m:t>
-        </m:r>
-        <m:r>
-          <m:t>577</m:t>
-        </m:r>
-      </m:oMath>
-      <w:r>
-        <w:t xml:space="preserve">), 110 of 128 municipalities (85.9%) were sampled by only a single researcher (and across the full body mass dataset, 129 of 150 municipalities, 86.0%, were sampled by a single researcher). Administrative municipalities are therefore largely nested within primary researchers rather than orthogonally crossed.</w:t>
-      </w:r>
-    </w:p>
-    <w:p>
-      <w:pPr>
-        <w:pStyle w:val="BodyText"/>
-      </w:pPr>
-      <w:r>
-        <w:t xml:space="preserve">Because morphometric measurement error (caliper tension, wing flattening, scale calibration) is a proximate property of the research team rather than administrative municipal boundaries, and because geographic and altitudinal clines are directly controlled via continuous coordinates and elevation, incorporating a redundant</w:t>
-      </w:r>
-      <w:r>
-        <w:t xml:space="preserve"> </w:t>
-      </w:r>
-      <w:r>
-        <w:rPr>
-          <w:rStyle w:val="VerbatimChar"/>
-        </w:rPr>
-        <w:t xml:space="preserve">(1 | Municipality)</w:t>
-      </w:r>
-      <w:r>
-        <w:t xml:space="preserve"> </w:t>
-      </w:r>
-      <w:r>
-        <w:t xml:space="preserve">random intercept induces variance competition, collinearity, and parameter inflation without improving model fit. We therefore adopted the parsimonious observer model (</w:t>
-      </w:r>
-      <w:r>
-        <w:rPr>
-          <w:rStyle w:val="VerbatimChar"/>
-        </w:rPr>
-        <w:t xml:space="preserve">(1 | Main_researcher)</w:t>
-      </w:r>
-      <w:r>
-        <w:t xml:space="preserve">) across all univariate and bivariate model tiers, avoiding collinear crossed random effects while ensuring robust parameter estimation and biological interpretability.</w:t>
-      </w:r>
-    </w:p>
     <w:bookmarkEnd w:id="64"/>
-    <w:bookmarkEnd w:id="65"/>
-    <w:bookmarkStart w:id="66" w:name="X209e310501334e9b3a417e17400150671f7d25f"/>
+    <w:bookmarkStart w:id="65" w:name="X209e310501334e9b3a417e17400150671f7d25f"/>
     <w:p>
       <w:pPr>
         <w:pStyle w:val="Heading2"/>
@@ -9629,8 +9411,8 @@
         <w:t xml:space="preserve">).</w:t>
       </w:r>
     </w:p>
-    <w:bookmarkEnd w:id="66"/>
-    <w:bookmarkStart w:id="67" w:name="X3e9d42d2474c3f79baa2a707d23efc145f0b122"/>
+    <w:bookmarkEnd w:id="65"/>
+    <w:bookmarkStart w:id="66" w:name="X3e9d42d2474c3f79baa2a707d23efc145f0b122"/>
     <w:p>
       <w:pPr>
         <w:pStyle w:val="Heading2"/>
@@ -9717,7 +9499,7 @@
         <w:t xml:space="preserve">brms</w:t>
       </w:r>
       <w:r>
-        <w:t xml:space="preserve">) is computationally prohibitive for complex random-effect structures. We therefore implemented the fast, exact</w:t>
+        <w:t xml:space="preserve">) is computationally expensive for complex random-effect structures. We therefore implemented the fast, exact</w:t>
       </w:r>
       <w:r>
         <w:t xml:space="preserve"> </w:t>
@@ -10195,16 +9977,7 @@
         <w:t xml:space="preserve"> </w:t>
       </w:r>
       <w:r>
-        <w:t xml:space="preserve">reproduces Bayesian posterior means and standard errors to within 0.001 units while reducing computational run times by over 95% (</w:t>
-      </w:r>
-      <w:r>
-        <w:rPr>
-          <w:rStyle w:val="VerbatimChar"/>
-        </w:rPr>
-        <w:t xml:space="preserve">Analysis/scripts/GLMMTMB_ENGINE.md</w:t>
-      </w:r>
-      <w:r>
-        <w:t xml:space="preserve">).</w:t>
+        <w:t xml:space="preserve">reproduces Bayesian posterior means and standard errors to within 0.001 units while reducing computational run times by over 95%.</w:t>
       </w:r>
     </w:p>
     <w:p>
@@ -10791,121 +10564,121 @@
         <w:t xml:space="preserve">.</w:t>
       </w:r>
     </w:p>
+    <w:bookmarkEnd w:id="66"/>
+    <w:bookmarkStart w:id="67" w:name="X656a538e2e6ba7277e818ecf4966f95a904c340"/>
+    <w:p>
+      <w:pPr>
+        <w:pStyle w:val="Heading2"/>
+      </w:pPr>
+      <w:r>
+        <w:t xml:space="preserve">4.5 Body mass and bill width modeling and testing Allen’s rule</w:t>
+      </w:r>
+    </w:p>
+    <w:p>
+      <w:pPr>
+        <w:pStyle w:val="FirstParagraph"/>
+      </w:pPr>
+      <w:r>
+        <w:t xml:space="preserve">To evaluate whether temporal shifts occurred in body mass and extremity dimensions, we applied the sequential control ladder to log-transformed body mass (</w:t>
+      </w:r>
+      <m:oMath>
+        <m:r>
+          <m:t>n</m:t>
+        </m:r>
+        <m:r>
+          <m:rPr>
+            <m:sty m:val="p"/>
+          </m:rPr>
+          <m:t>=</m:t>
+        </m:r>
+        <m:r>
+          <m:t>11</m:t>
+        </m:r>
+        <m:r>
+          <m:rPr>
+            <m:sty m:val="p"/>
+          </m:rPr>
+          <m:t>,</m:t>
+        </m:r>
+        <m:r>
+          <m:t>077</m:t>
+        </m:r>
+      </m:oMath>
+      <w:r>
+        <w:t xml:space="preserve">) and bill width (</w:t>
+      </w:r>
+      <m:oMath>
+        <m:r>
+          <m:t>n</m:t>
+        </m:r>
+        <m:r>
+          <m:rPr>
+            <m:sty m:val="p"/>
+          </m:rPr>
+          <m:t>=</m:t>
+        </m:r>
+        <m:r>
+          <m:t>3</m:t>
+        </m:r>
+        <m:r>
+          <m:rPr>
+            <m:sty m:val="p"/>
+          </m:rPr>
+          <m:t>,</m:t>
+        </m:r>
+        <m:r>
+          <m:t>205</m:t>
+        </m:r>
+      </m:oMath>
+      <w:r>
+        <w:t xml:space="preserve">). Models incorporated sex, latitude, longitude, elevation, species-specific random slopes and intercepts across 50 phylogenetic trees, researcher identity, season, active moult, and individual bird identity.</w:t>
+      </w:r>
+    </w:p>
+    <w:p>
+      <w:pPr>
+        <w:pStyle w:val="BodyText"/>
+      </w:pPr>
+      <w:r>
+        <w:t xml:space="preserve">To evaluate diurnal feeding rhythms in body mass, we extracted recorded capture time (</w:t>
+      </w:r>
+      <w:r>
+        <w:rPr>
+          <w:rStyle w:val="VerbatimChar"/>
+        </w:rPr>
+        <w:t xml:space="preserve">Hour</w:t>
+      </w:r>
+      <w:r>
+        <w:t xml:space="preserve">) for the 8,345 mass records with available time stamps. We modeled diurnal mass gain by including continuous capture hour (</w:t>
+      </w:r>
+      <w:r>
+        <w:rPr>
+          <w:rStyle w:val="VerbatimChar"/>
+        </w:rPr>
+        <w:t xml:space="preserve">hour_num</w:t>
+      </w:r>
+      <w:r>
+        <w:t xml:space="preserve">, 06:00 to 18:00) alongside calendar year.</w:t>
+      </w:r>
+    </w:p>
+    <w:p>
+      <w:pPr>
+        <w:pStyle w:val="BodyText"/>
+      </w:pPr>
+      <w:r>
+        <w:t xml:space="preserve">To evaluate Allen’s rule</w:t>
+      </w:r>
+      <w:r>
+        <w:t xml:space="preserve"> </w:t>
+      </w:r>
+      <w:r>
+        <w:t xml:space="preserve">(Allen 1877; Ryding et al. 2021)</w:t>
+      </w:r>
+      <w:r>
+        <w:t xml:space="preserve">, which predicts that extremities enlarge in warmer conditions to facilitate non-evaporative heat dissipation, we tested whether bill width exhibited a positive temporal slope under researcher and spatial controls.</w:t>
+      </w:r>
+    </w:p>
     <w:bookmarkEnd w:id="67"/>
-    <w:bookmarkStart w:id="68" w:name="X656a538e2e6ba7277e818ecf4966f95a904c340"/>
-    <w:p>
-      <w:pPr>
-        <w:pStyle w:val="Heading2"/>
-      </w:pPr>
-      <w:r>
-        <w:t xml:space="preserve">4.5 Body mass and bill width modeling and testing Allen’s rule</w:t>
-      </w:r>
-    </w:p>
-    <w:p>
-      <w:pPr>
-        <w:pStyle w:val="FirstParagraph"/>
-      </w:pPr>
-      <w:r>
-        <w:t xml:space="preserve">To evaluate whether temporal shifts occurred in body mass and extremity dimensions, we applied the sequential control ladder to log-transformed body mass (</w:t>
-      </w:r>
-      <m:oMath>
-        <m:r>
-          <m:t>n</m:t>
-        </m:r>
-        <m:r>
-          <m:rPr>
-            <m:sty m:val="p"/>
-          </m:rPr>
-          <m:t>=</m:t>
-        </m:r>
-        <m:r>
-          <m:t>11</m:t>
-        </m:r>
-        <m:r>
-          <m:rPr>
-            <m:sty m:val="p"/>
-          </m:rPr>
-          <m:t>,</m:t>
-        </m:r>
-        <m:r>
-          <m:t>077</m:t>
-        </m:r>
-      </m:oMath>
-      <w:r>
-        <w:t xml:space="preserve">) and bill width (</w:t>
-      </w:r>
-      <m:oMath>
-        <m:r>
-          <m:t>n</m:t>
-        </m:r>
-        <m:r>
-          <m:rPr>
-            <m:sty m:val="p"/>
-          </m:rPr>
-          <m:t>=</m:t>
-        </m:r>
-        <m:r>
-          <m:t>3</m:t>
-        </m:r>
-        <m:r>
-          <m:rPr>
-            <m:sty m:val="p"/>
-          </m:rPr>
-          <m:t>,</m:t>
-        </m:r>
-        <m:r>
-          <m:t>205</m:t>
-        </m:r>
-      </m:oMath>
-      <w:r>
-        <w:t xml:space="preserve">). Models incorporated sex, latitude, longitude, elevation, species-specific random slopes and intercepts across 50 phylogenetic trees, researcher identity, season, active moult, and individual bird identity.</w:t>
-      </w:r>
-    </w:p>
-    <w:p>
-      <w:pPr>
-        <w:pStyle w:val="BodyText"/>
-      </w:pPr>
-      <w:r>
-        <w:t xml:space="preserve">To evaluate diurnal feeding rhythms in body mass, we extracted recorded capture time (</w:t>
-      </w:r>
-      <w:r>
-        <w:rPr>
-          <w:rStyle w:val="VerbatimChar"/>
-        </w:rPr>
-        <w:t xml:space="preserve">Hour</w:t>
-      </w:r>
-      <w:r>
-        <w:t xml:space="preserve">) for the 8,345 mass records with available time stamps. We modeled diurnal mass gain by including continuous capture hour (</w:t>
-      </w:r>
-      <w:r>
-        <w:rPr>
-          <w:rStyle w:val="VerbatimChar"/>
-        </w:rPr>
-        <w:t xml:space="preserve">hour_num</w:t>
-      </w:r>
-      <w:r>
-        <w:t xml:space="preserve">, 06:00 to 18:00) alongside calendar year.</w:t>
-      </w:r>
-    </w:p>
-    <w:p>
-      <w:pPr>
-        <w:pStyle w:val="BodyText"/>
-      </w:pPr>
-      <w:r>
-        <w:t xml:space="preserve">To evaluate Allen’s rule</w:t>
-      </w:r>
-      <w:r>
-        <w:t xml:space="preserve"> </w:t>
-      </w:r>
-      <w:r>
-        <w:t xml:space="preserve">(Allen 1877; Ryding et al. 2021)</w:t>
-      </w:r>
-      <w:r>
-        <w:t xml:space="preserve">, which predicts that extremities enlarge in warmer conditions to facilitate non-evaporative heat dissipation, we tested whether bill width exhibited a positive temporal slope under researcher and spatial controls.</w:t>
-      </w:r>
-    </w:p>
-    <w:bookmarkEnd w:id="68"/>
-    <w:bookmarkStart w:id="69" w:name="Xb837ca3b86c4da0276ff8aa30a6e8dff5c66f99"/>
+    <w:bookmarkStart w:id="68" w:name="Xb837ca3b86c4da0276ff8aa30a6e8dff5c66f99"/>
     <w:p>
       <w:pPr>
         <w:pStyle w:val="Heading2"/>
@@ -11797,8 +11570,8 @@
         <w:t xml:space="preserve">) indicates disproportionate mass loss or wing elongation (slenderization).</w:t>
       </w:r>
     </w:p>
-    <w:bookmarkEnd w:id="69"/>
-    <w:bookmarkStart w:id="70" w:name="X8341f8c6c82e3145741514559789c1da539f06b"/>
+    <w:bookmarkEnd w:id="68"/>
+    <w:bookmarkStart w:id="69" w:name="X8341f8c6c82e3145741514559789c1da539f06b"/>
     <w:p>
       <w:pPr>
         <w:pStyle w:val="Heading2"/>
@@ -12191,8 +11964,8 @@
         <w:t xml:space="preserve">) to local and regional temperature anomalies across the 7,577 shared records measured for both traits.</w:t>
       </w:r>
     </w:p>
-    <w:bookmarkEnd w:id="70"/>
-    <w:bookmarkStart w:id="71" w:name="X653d83b9bfe10a4aa35a57686ef1f796453cb4b"/>
+    <w:bookmarkEnd w:id="69"/>
+    <w:bookmarkStart w:id="70" w:name="X653d83b9bfe10a4aa35a57686ef1f796453cb4b"/>
     <w:p>
       <w:pPr>
         <w:pStyle w:val="Heading2"/>
@@ -12235,7 +12008,7 @@
         <w:t xml:space="preserve"> </w:t>
       </w:r>
       <w:r>
-        <w:t xml:space="preserve">adult specimens, 1884–2017) across 142 passerine species preserved in major Brazilian ornithological collections (Museu de Zoologia da USP, Museu Nacional da UFRJ, Universidade Regional de Blumenau, Universidade Federal de Pernambuco).</w:t>
+        <w:t xml:space="preserve">adult specimens, 1884–2017) across 142 passerine species preserved in major Brazilian ornithological collections, available via the ATLANTIC BIRD TRAITS database.</w:t>
       </w:r>
     </w:p>
     <w:p>
@@ -12538,8 +12311,8 @@
         <w:t xml:space="preserve">captures across 243 species; Supplementary Material), evaluating temporal slopes with random intercepts and slopes for species and random intercepts for sampling locality and contributor.</w:t>
       </w:r>
     </w:p>
-    <w:bookmarkEnd w:id="71"/>
-    <w:bookmarkStart w:id="72" w:name="X6ff614c3587b78c67248aba5d88ecab96336cc0"/>
+    <w:bookmarkEnd w:id="70"/>
+    <w:bookmarkStart w:id="71" w:name="X6ff614c3587b78c67248aba5d88ecab96336cc0"/>
     <w:p>
       <w:pPr>
         <w:pStyle w:val="Heading2"/>
@@ -13248,14 +13021,169 @@
         <w:t xml:space="preserve">) was added to the dispersion formula to test whether residual variance tracked environmental warming.</w:t>
       </w:r>
     </w:p>
+    <w:bookmarkEnd w:id="71"/>
+    <w:bookmarkStart w:id="72" w:name="Xfd84aa4262ebbdc8c9052e44d41fd99b9baf22f"/>
+    <w:p>
+      <w:pPr>
+        <w:pStyle w:val="Heading2"/>
+      </w:pPr>
+      <w:r>
+        <w:t xml:space="preserve">4.10 Trophic interactions and regional prey context</w:t>
+      </w:r>
+    </w:p>
+    <w:p>
+      <w:pPr>
+        <w:pStyle w:val="FirstParagraph"/>
+      </w:pPr>
+      <w:r>
+        <w:t xml:space="preserve">Species’ dietary reliance on invertebrates was extracted from the EltonTraits 1.0 database</w:t>
+      </w:r>
+      <w:r>
+        <w:t xml:space="preserve"> </w:t>
+      </w:r>
+      <w:r>
+        <w:t xml:space="preserve">(Wilman et al. 2014)</w:t>
+      </w:r>
+      <w:r>
+        <w:t xml:space="preserve"> </w:t>
+      </w:r>
+      <w:r>
+        <w:t xml:space="preserve">(</w:t>
+      </w:r>
+      <w:r>
+        <w:rPr>
+          <w:rStyle w:val="VerbatimChar"/>
+        </w:rPr>
+        <w:t xml:space="preserve">Diet-Inv</w:t>
+      </w:r>
+      <w:r>
+        <w:t xml:space="preserve">, % of diet consisting of invertebrates). In continuous interaction models (Model A),</w:t>
+      </w:r>
+      <w:r>
+        <w:t xml:space="preserve"> </w:t>
+      </w:r>
+      <w:r>
+        <w:rPr>
+          <w:rStyle w:val="VerbatimChar"/>
+        </w:rPr>
+        <w:t xml:space="preserve">Diet-Inv</w:t>
+      </w:r>
+      <w:r>
+        <w:t xml:space="preserve"> </w:t>
+      </w:r>
+      <w:r>
+        <w:t xml:space="preserve">was standardized (</w:t>
+      </w:r>
+      <m:oMath>
+        <m:r>
+          <m:t>z</m:t>
+        </m:r>
+      </m:oMath>
+      <w:r>
+        <w:t xml:space="preserve">-score) and interacted with calendar year (</w:t>
+      </w:r>
+      <w:r>
+        <w:rPr>
+          <w:rStyle w:val="VerbatimChar"/>
+        </w:rPr>
+        <w:t xml:space="preserve">scaled_yr * diet_inv_std</w:t>
+      </w:r>
+      <w:r>
+        <w:t xml:space="preserve">). Wing-length trajectories were projected across the 10th (p10), 50th (p50), and 90th (p90) species-weighted percentiles of invertebrate reliance. In categorical models (Model B), diet was collapsed into Invertebrate-dominated (</w:t>
+      </w:r>
+      <m:oMath>
+        <m:r>
+          <m:rPr>
+            <m:sty m:val="p"/>
+          </m:rPr>
+          <m:t>≥</m:t>
+        </m:r>
+        <m:r>
+          <m:t>50</m:t>
+        </m:r>
+        <m:r>
+          <m:rPr>
+            <m:sty m:val="p"/>
+          </m:rPr>
+          <m:t>%</m:t>
+        </m:r>
+      </m:oMath>
+      <w:r>
+        <w:t xml:space="preserve"> </w:t>
+      </w:r>
+      <w:r>
+        <w:t xml:space="preserve">invertebrate diet) versus Other (frugivores, nectarivores, granivores, omnivores). Both models were fitted across 50 phylogenetic trees with observer random intercepts.</w:t>
+      </w:r>
+    </w:p>
+    <w:p>
+      <w:pPr>
+        <w:pStyle w:val="BodyText"/>
+      </w:pPr>
+      <w:r>
+        <w:t xml:space="preserve">To evaluate regional prey trends, we modeled litter-ant richness from the ATLANTIC ANTS database</w:t>
+      </w:r>
+      <w:r>
+        <w:t xml:space="preserve"> </w:t>
+      </w:r>
+      <w:r>
+        <w:t xml:space="preserve">(</w:t>
+      </w:r>
+      <w:r>
+        <w:t xml:space="preserve">Silva et al.</w:t>
+      </w:r>
+      <w:r>
+        <w:t xml:space="preserve"> </w:t>
+      </w:r>
+      <w:r>
+        <w:t xml:space="preserve">2022)</w:t>
+      </w:r>
+      <w:r>
+        <w:t xml:space="preserve"> </w:t>
+      </w:r>
+      <w:r>
+        <w:t xml:space="preserve">across 855 standardized field campaigns (1994–2018). We fitted negative-binomial generalized linear mixed models in</w:t>
+      </w:r>
+      <w:r>
+        <w:t xml:space="preserve"> </w:t>
+      </w:r>
+      <w:r>
+        <w:rPr>
+          <w:rStyle w:val="VerbatimChar"/>
+        </w:rPr>
+        <w:t xml:space="preserve">glmmTMB</w:t>
+      </w:r>
+      <w:r>
+        <w:t xml:space="preserve"> </w:t>
+      </w:r>
+      <w:r>
+        <w:t xml:space="preserve">specifying observed ant species richness per campaign as a function of calendar year, with the log of sampling effort (number of pitfall traps</w:t>
+      </w:r>
+      <w:r>
+        <w:t xml:space="preserve"> </w:t>
+      </w:r>
+      <m:oMath>
+        <m:r>
+          <m:rPr>
+            <m:sty m:val="p"/>
+          </m:rPr>
+          <m:t>×</m:t>
+        </m:r>
+      </m:oMath>
+      <w:r>
+        <w:t xml:space="preserve"> </w:t>
+      </w:r>
+      <w:r>
+        <w:t xml:space="preserve">operational days) as an offset, and random intercepts for contributor, municipality, and sampling locality.</w:t>
+      </w:r>
+    </w:p>
     <w:bookmarkEnd w:id="72"/>
-    <w:bookmarkStart w:id="73" w:name="Xfd84aa4262ebbdc8c9052e44d41fd99b9baf22f"/>
+    <w:bookmarkStart w:id="73" w:name="reproducible-software-environment"/>
     <w:p>
       <w:pPr>
         <w:pStyle w:val="Heading2"/>
       </w:pPr>
       <w:r>
-        <w:t xml:space="preserve">4.10 Trophic interactions and regional prey context</w:t>
+        <w:t xml:space="preserve">4.11 Reproducible software environment</w:t>
       </w:r>
     </w:p>
     <w:p>
@@ -13263,28 +13191,22 @@
         <w:pStyle w:val="FirstParagraph"/>
       </w:pPr>
       <w:r>
-        <w:t xml:space="preserve">Species’ dietary reliance on invertebrates was extracted from the EltonTraits 1.0 database</w:t>
-      </w:r>
-      <w:r>
-        <w:t xml:space="preserve"> </w:t>
-      </w:r>
-      <w:r>
-        <w:t xml:space="preserve">(Wilman et al. 2014)</w:t>
-      </w:r>
-      <w:r>
-        <w:t xml:space="preserve"> </w:t>
-      </w:r>
-      <w:r>
-        <w:t xml:space="preserve">(</w:t>
+        <w:t xml:space="preserve">Analyses and manuscript generation were conducted using R version 4.4+ with packages</w:t>
+      </w:r>
+      <w:r>
+        <w:t xml:space="preserve"> </w:t>
       </w:r>
       <w:r>
         <w:rPr>
           <w:rStyle w:val="VerbatimChar"/>
         </w:rPr>
-        <w:t xml:space="preserve">Diet-Inv</w:t>
-      </w:r>
-      <w:r>
-        <w:t xml:space="preserve">, % of diet consisting of invertebrates). In continuous interaction models (Model A),</w:t>
+        <w:t xml:space="preserve">glmmTMB</w:t>
+      </w:r>
+      <w:r>
+        <w:t xml:space="preserve"> </w:t>
+      </w:r>
+      <w:r>
+        <w:t xml:space="preserve">(v1.1.14),</w:t>
       </w:r>
       <w:r>
         <w:t xml:space="preserve"> </w:t>
@@ -13293,82 +13215,28 @@
         <w:rPr>
           <w:rStyle w:val="VerbatimChar"/>
         </w:rPr>
-        <w:t xml:space="preserve">Diet-Inv</w:t>
-      </w:r>
-      <w:r>
-        <w:t xml:space="preserve"> </w:t>
-      </w:r>
-      <w:r>
-        <w:t xml:space="preserve">was standardized (</w:t>
-      </w:r>
-      <m:oMath>
-        <m:r>
-          <m:t>z</m:t>
-        </m:r>
-      </m:oMath>
-      <w:r>
-        <w:t xml:space="preserve">-score) and interacted with calendar year (</w:t>
+        <w:t xml:space="preserve">prepR4pcm</w:t>
+      </w:r>
+      <w:r>
+        <w:t xml:space="preserve"> </w:t>
+      </w:r>
+      <w:r>
+        <w:t xml:space="preserve">(v0.1.0),</w:t>
+      </w:r>
+      <w:r>
+        <w:t xml:space="preserve"> </w:t>
       </w:r>
       <w:r>
         <w:rPr>
           <w:rStyle w:val="VerbatimChar"/>
         </w:rPr>
-        <w:t xml:space="preserve">scaled_yr * diet_inv_std</w:t>
-      </w:r>
-      <w:r>
-        <w:t xml:space="preserve">). Wing-length trajectories were projected across the 10th (p10), 50th (p50), and 90th (p90) species-weighted percentiles of invertebrate reliance. In categorical models (Model B), diet was collapsed into Invertebrate-dominated (</w:t>
-      </w:r>
-      <m:oMath>
-        <m:r>
-          <m:rPr>
-            <m:sty m:val="p"/>
-          </m:rPr>
-          <m:t>≥</m:t>
-        </m:r>
-        <m:r>
-          <m:t>50</m:t>
-        </m:r>
-        <m:r>
-          <m:rPr>
-            <m:sty m:val="p"/>
-          </m:rPr>
-          <m:t>%</m:t>
-        </m:r>
-      </m:oMath>
-      <w:r>
-        <w:t xml:space="preserve"> </w:t>
-      </w:r>
-      <w:r>
-        <w:t xml:space="preserve">invertebrate diet) versus Other (frugivores, nectarivores, granivores, omnivores). Both models were fitted across 50 phylogenetic trees with observer random intercepts.</w:t>
-      </w:r>
-    </w:p>
-    <w:p>
-      <w:pPr>
-        <w:pStyle w:val="BodyText"/>
-      </w:pPr>
-      <w:r>
-        <w:t xml:space="preserve">To evaluate regional prey trends, we modeled litter-ant richness from the ATLANTIC ANTS database</w:t>
-      </w:r>
-      <w:r>
-        <w:t xml:space="preserve"> </w:t>
-      </w:r>
-      <w:r>
-        <w:t xml:space="preserve">(</w:t>
-      </w:r>
-      <w:r>
-        <w:t xml:space="preserve">Silva et al.</w:t>
-      </w:r>
-      <w:r>
-        <w:t xml:space="preserve"> </w:t>
-      </w:r>
-      <w:r>
-        <w:t xml:space="preserve">2022)</w:t>
-      </w:r>
-      <w:r>
-        <w:t xml:space="preserve"> </w:t>
-      </w:r>
-      <w:r>
-        <w:t xml:space="preserve">across 855 standardized field campaigns (1994–2018). We fitted negative-binomial generalized linear mixed models in</w:t>
+        <w:t xml:space="preserve">metafor</w:t>
+      </w:r>
+      <w:r>
+        <w:t xml:space="preserve"> </w:t>
+      </w:r>
+      <w:r>
+        <w:t xml:space="preserve">(v4.6+),</w:t>
       </w:r>
       <w:r>
         <w:t xml:space="preserve"> </w:t>
@@ -13377,197 +13245,102 @@
         <w:rPr>
           <w:rStyle w:val="VerbatimChar"/>
         </w:rPr>
-        <w:t xml:space="preserve">glmmTMB</w:t>
-      </w:r>
-      <w:r>
-        <w:t xml:space="preserve"> </w:t>
-      </w:r>
-      <w:r>
-        <w:t xml:space="preserve">specifying observed ant species richness per campaign as a function of calendar year, with the log of sampling effort (number of pitfall traps</w:t>
-      </w:r>
-      <w:r>
-        <w:t xml:space="preserve"> </w:t>
-      </w:r>
-      <m:oMath>
-        <m:r>
-          <m:rPr>
-            <m:sty m:val="p"/>
-          </m:rPr>
-          <m:t>×</m:t>
-        </m:r>
-      </m:oMath>
-      <w:r>
-        <w:t xml:space="preserve"> </w:t>
-      </w:r>
-      <w:r>
-        <w:t xml:space="preserve">operational days) as an offset, and random intercepts for contributor, municipality, and sampling locality.</w:t>
+        <w:t xml:space="preserve">ape</w:t>
+      </w:r>
+      <w:r>
+        <w:t xml:space="preserve"> </w:t>
+      </w:r>
+      <w:r>
+        <w:t xml:space="preserve">(v5.8+),</w:t>
+      </w:r>
+      <w:r>
+        <w:t xml:space="preserve"> </w:t>
+      </w:r>
+      <w:r>
+        <w:rPr>
+          <w:rStyle w:val="VerbatimChar"/>
+        </w:rPr>
+        <w:t xml:space="preserve">sf</w:t>
+      </w:r>
+      <w:r>
+        <w:t xml:space="preserve"> </w:t>
+      </w:r>
+      <w:r>
+        <w:t xml:space="preserve">(v1.0+),</w:t>
+      </w:r>
+      <w:r>
+        <w:t xml:space="preserve"> </w:t>
+      </w:r>
+      <w:r>
+        <w:rPr>
+          <w:rStyle w:val="VerbatimChar"/>
+        </w:rPr>
+        <w:t xml:space="preserve">terra</w:t>
+      </w:r>
+      <w:r>
+        <w:t xml:space="preserve"> </w:t>
+      </w:r>
+      <w:r>
+        <w:t xml:space="preserve">(v1.8+), and</w:t>
+      </w:r>
+      <w:r>
+        <w:t xml:space="preserve"> </w:t>
+      </w:r>
+      <w:r>
+        <w:rPr>
+          <w:rStyle w:val="VerbatimChar"/>
+        </w:rPr>
+        <w:t xml:space="preserve">tidyverse</w:t>
+      </w:r>
+      <w:r>
+        <w:t xml:space="preserve"> </w:t>
+      </w:r>
+      <w:r>
+        <w:t xml:space="preserve">(v2.0+), alongside Python (version 3.11+) with</w:t>
+      </w:r>
+      <w:r>
+        <w:t xml:space="preserve"> </w:t>
+      </w:r>
+      <w:r>
+        <w:rPr>
+          <w:rStyle w:val="VerbatimChar"/>
+        </w:rPr>
+        <w:t xml:space="preserve">matplotlib</w:t>
+      </w:r>
+      <w:r>
+        <w:t xml:space="preserve"> </w:t>
+      </w:r>
+      <w:r>
+        <w:t xml:space="preserve">(v3.10+) and</w:t>
+      </w:r>
+      <w:r>
+        <w:t xml:space="preserve"> </w:t>
+      </w:r>
+      <w:r>
+        <w:rPr>
+          <w:rStyle w:val="VerbatimChar"/>
+        </w:rPr>
+        <w:t xml:space="preserve">pandas</w:t>
+      </w:r>
+      <w:r>
+        <w:t xml:space="preserve"> </w:t>
+      </w:r>
+      <w:r>
+        <w:t xml:space="preserve">(v2.2+). All analysis scripts, curated datasets, and fitted model objects are openly archived and fully reproducible in the project repository (DOI: 10.5281/zenodo.atlantic_birds).</w:t>
       </w:r>
     </w:p>
     <w:bookmarkEnd w:id="73"/>
-    <w:bookmarkStart w:id="74" w:name="reproducible-software-environment"/>
+    <w:bookmarkStart w:id="132" w:name="references"/>
     <w:p>
       <w:pPr>
         <w:pStyle w:val="Heading2"/>
       </w:pPr>
       <w:r>
-        <w:t xml:space="preserve">4.11 Reproducible software environment</w:t>
-      </w:r>
-    </w:p>
-    <w:p>
-      <w:pPr>
-        <w:pStyle w:val="FirstParagraph"/>
-      </w:pPr>
-      <w:r>
-        <w:t xml:space="preserve">Analyses and manuscript generation were conducted using R version 4.4+ with packages</w:t>
-      </w:r>
-      <w:r>
-        <w:t xml:space="preserve"> </w:t>
-      </w:r>
-      <w:r>
-        <w:rPr>
-          <w:rStyle w:val="VerbatimChar"/>
-        </w:rPr>
-        <w:t xml:space="preserve">glmmTMB</w:t>
-      </w:r>
-      <w:r>
-        <w:t xml:space="preserve"> </w:t>
-      </w:r>
-      <w:r>
-        <w:t xml:space="preserve">(v1.1.14),</w:t>
-      </w:r>
-      <w:r>
-        <w:t xml:space="preserve"> </w:t>
-      </w:r>
-      <w:r>
-        <w:rPr>
-          <w:rStyle w:val="VerbatimChar"/>
-        </w:rPr>
-        <w:t xml:space="preserve">prepR4pcm</w:t>
-      </w:r>
-      <w:r>
-        <w:t xml:space="preserve"> </w:t>
-      </w:r>
-      <w:r>
-        <w:t xml:space="preserve">(v0.1.0),</w:t>
-      </w:r>
-      <w:r>
-        <w:t xml:space="preserve"> </w:t>
-      </w:r>
-      <w:r>
-        <w:rPr>
-          <w:rStyle w:val="VerbatimChar"/>
-        </w:rPr>
-        <w:t xml:space="preserve">metafor</w:t>
-      </w:r>
-      <w:r>
-        <w:t xml:space="preserve"> </w:t>
-      </w:r>
-      <w:r>
-        <w:t xml:space="preserve">(v4.6+),</w:t>
-      </w:r>
-      <w:r>
-        <w:t xml:space="preserve"> </w:t>
-      </w:r>
-      <w:r>
-        <w:rPr>
-          <w:rStyle w:val="VerbatimChar"/>
-        </w:rPr>
-        <w:t xml:space="preserve">ape</w:t>
-      </w:r>
-      <w:r>
-        <w:t xml:space="preserve"> </w:t>
-      </w:r>
-      <w:r>
-        <w:t xml:space="preserve">(v5.8+),</w:t>
-      </w:r>
-      <w:r>
-        <w:t xml:space="preserve"> </w:t>
-      </w:r>
-      <w:r>
-        <w:rPr>
-          <w:rStyle w:val="VerbatimChar"/>
-        </w:rPr>
-        <w:t xml:space="preserve">sf</w:t>
-      </w:r>
-      <w:r>
-        <w:t xml:space="preserve"> </w:t>
-      </w:r>
-      <w:r>
-        <w:t xml:space="preserve">(v1.0+),</w:t>
-      </w:r>
-      <w:r>
-        <w:t xml:space="preserve"> </w:t>
-      </w:r>
-      <w:r>
-        <w:rPr>
-          <w:rStyle w:val="VerbatimChar"/>
-        </w:rPr>
-        <w:t xml:space="preserve">terra</w:t>
-      </w:r>
-      <w:r>
-        <w:t xml:space="preserve"> </w:t>
-      </w:r>
-      <w:r>
-        <w:t xml:space="preserve">(v1.8+), and</w:t>
-      </w:r>
-      <w:r>
-        <w:t xml:space="preserve"> </w:t>
-      </w:r>
-      <w:r>
-        <w:rPr>
-          <w:rStyle w:val="VerbatimChar"/>
-        </w:rPr>
-        <w:t xml:space="preserve">tidyverse</w:t>
-      </w:r>
-      <w:r>
-        <w:t xml:space="preserve"> </w:t>
-      </w:r>
-      <w:r>
-        <w:t xml:space="preserve">(v2.0+), alongside Python (version 3.11+) with</w:t>
-      </w:r>
-      <w:r>
-        <w:t xml:space="preserve"> </w:t>
-      </w:r>
-      <w:r>
-        <w:rPr>
-          <w:rStyle w:val="VerbatimChar"/>
-        </w:rPr>
-        <w:t xml:space="preserve">matplotlib</w:t>
-      </w:r>
-      <w:r>
-        <w:t xml:space="preserve"> </w:t>
-      </w:r>
-      <w:r>
-        <w:t xml:space="preserve">(v3.10+) and</w:t>
-      </w:r>
-      <w:r>
-        <w:t xml:space="preserve"> </w:t>
-      </w:r>
-      <w:r>
-        <w:rPr>
-          <w:rStyle w:val="VerbatimChar"/>
-        </w:rPr>
-        <w:t xml:space="preserve">pandas</w:t>
-      </w:r>
-      <w:r>
-        <w:t xml:space="preserve"> </w:t>
-      </w:r>
-      <w:r>
-        <w:t xml:space="preserve">(v2.2+). All analysis scripts, curated datasets, and fitted model objects are openly archived and fully reproducible in the project repository (DOI: 10.5281/zenodo.atlantic_birds).</w:t>
-      </w:r>
-    </w:p>
-    <w:bookmarkEnd w:id="74"/>
-    <w:bookmarkStart w:id="133" w:name="references"/>
-    <w:p>
-      <w:pPr>
-        <w:pStyle w:val="Heading2"/>
-      </w:pPr>
-      <w:r>
         <w:t xml:space="preserve">References</w:t>
       </w:r>
     </w:p>
-    <w:bookmarkStart w:id="132" w:name="refs"/>
-    <w:bookmarkStart w:id="75" w:name="ref-allen1877"/>
+    <w:bookmarkStart w:id="131" w:name="refs"/>
+    <w:bookmarkStart w:id="74" w:name="ref-allen1877"/>
     <w:p>
       <w:pPr>
         <w:pStyle w:val="Bibliography"/>
@@ -13598,8 +13371,8 @@
         <w:t xml:space="preserve">1: 108–40.</w:t>
       </w:r>
     </w:p>
-    <w:bookmarkEnd w:id="75"/>
-    <w:bookmarkStart w:id="77" w:name="ref-ashton2002a"/>
+    <w:bookmarkEnd w:id="74"/>
+    <w:bookmarkStart w:id="76" w:name="ref-ashton2002a"/>
     <w:p>
       <w:pPr>
         <w:pStyle w:val="Bibliography"/>
@@ -13632,7 +13405,7 @@
       <w:r>
         <w:t xml:space="preserve"> </w:t>
       </w:r>
-      <w:hyperlink r:id="rId76">
+      <w:hyperlink r:id="rId75">
         <w:r>
           <w:rPr>
             <w:rStyle w:val="Hyperlink"/>
@@ -13644,8 +13417,8 @@
         <w:t xml:space="preserve">.</w:t>
       </w:r>
     </w:p>
-    <w:bookmarkEnd w:id="77"/>
-    <w:bookmarkStart w:id="79" w:name="ref-bell2019fixed"/>
+    <w:bookmarkEnd w:id="76"/>
+    <w:bookmarkStart w:id="78" w:name="ref-bell2019fixed"/>
     <w:p>
       <w:pPr>
         <w:pStyle w:val="Bibliography"/>
@@ -13678,7 +13451,7 @@
       <w:r>
         <w:t xml:space="preserve"> </w:t>
       </w:r>
-      <w:hyperlink r:id="rId78">
+      <w:hyperlink r:id="rId77">
         <w:r>
           <w:rPr>
             <w:rStyle w:val="Hyperlink"/>
@@ -13690,8 +13463,8 @@
         <w:t xml:space="preserve">.</w:t>
       </w:r>
     </w:p>
-    <w:bookmarkEnd w:id="79"/>
-    <w:bookmarkStart w:id="81" w:name="ref-bergmann1847"/>
+    <w:bookmarkEnd w:id="78"/>
+    <w:bookmarkStart w:id="80" w:name="ref-bergmann1847"/>
     <w:p>
       <w:pPr>
         <w:pStyle w:val="Bibliography"/>
@@ -13724,7 +13497,7 @@
       <w:r>
         <w:t xml:space="preserve"> </w:t>
       </w:r>
-      <w:hyperlink r:id="rId80">
+      <w:hyperlink r:id="rId79">
         <w:r>
           <w:rPr>
             <w:rStyle w:val="Hyperlink"/>
@@ -13736,8 +13509,8 @@
         <w:t xml:space="preserve">.</w:t>
       </w:r>
     </w:p>
-    <w:bookmarkEnd w:id="81"/>
-    <w:bookmarkStart w:id="83" w:name="ref-gardner_declining_2011"/>
+    <w:bookmarkEnd w:id="80"/>
+    <w:bookmarkStart w:id="82" w:name="ref-gardner_declining_2011"/>
     <w:p>
       <w:pPr>
         <w:pStyle w:val="Bibliography"/>
@@ -13770,7 +13543,7 @@
       <w:r>
         <w:t xml:space="preserve"> </w:t>
       </w:r>
-      <w:hyperlink r:id="rId82">
+      <w:hyperlink r:id="rId81">
         <w:r>
           <w:rPr>
             <w:rStyle w:val="Hyperlink"/>
@@ -13782,8 +13555,8 @@
         <w:t xml:space="preserve">.</w:t>
       </w:r>
     </w:p>
-    <w:bookmarkEnd w:id="83"/>
-    <w:bookmarkStart w:id="85" w:name="ref-harris2020crudata"/>
+    <w:bookmarkEnd w:id="82"/>
+    <w:bookmarkStart w:id="84" w:name="ref-harris2020crudata"/>
     <w:p>
       <w:pPr>
         <w:pStyle w:val="Bibliography"/>
@@ -13828,7 +13601,7 @@
       <w:r>
         <w:t xml:space="preserve"> </w:t>
       </w:r>
-      <w:hyperlink r:id="rId84">
+      <w:hyperlink r:id="rId83">
         <w:r>
           <w:rPr>
             <w:rStyle w:val="Hyperlink"/>
@@ -13840,8 +13613,8 @@
         <w:t xml:space="preserve">.</w:t>
       </w:r>
     </w:p>
-    <w:bookmarkEnd w:id="85"/>
-    <w:bookmarkStart w:id="86" w:name="ref-hudson2017database"/>
+    <w:bookmarkEnd w:id="84"/>
+    <w:bookmarkStart w:id="85" w:name="ref-hudson2017database"/>
     <w:p>
       <w:pPr>
         <w:pStyle w:val="Bibliography"/>
@@ -13875,8 +13648,8 @@
         <w:t xml:space="preserve">7 (1): 145–88.</w:t>
       </w:r>
     </w:p>
-    <w:bookmarkEnd w:id="86"/>
-    <w:bookmarkStart w:id="88" w:name="ref-jirinec2021morphological"/>
+    <w:bookmarkEnd w:id="85"/>
+    <w:bookmarkStart w:id="87" w:name="ref-jirinec2021morphological"/>
     <w:p>
       <w:pPr>
         <w:pStyle w:val="Bibliography"/>
@@ -13921,7 +13694,7 @@
       <w:r>
         <w:t xml:space="preserve"> </w:t>
       </w:r>
-      <w:hyperlink r:id="rId87">
+      <w:hyperlink r:id="rId86">
         <w:r>
           <w:rPr>
             <w:rStyle w:val="Hyperlink"/>
@@ -13933,8 +13706,8 @@
         <w:t xml:space="preserve">.</w:t>
       </w:r>
     </w:p>
-    <w:bookmarkEnd w:id="88"/>
-    <w:bookmarkStart w:id="90" w:name="ref-lenssen2019gistemp"/>
+    <w:bookmarkEnd w:id="87"/>
+    <w:bookmarkStart w:id="89" w:name="ref-lenssen2019gistemp"/>
     <w:p>
       <w:pPr>
         <w:pStyle w:val="Bibliography"/>
@@ -13979,7 +13752,7 @@
       <w:r>
         <w:t xml:space="preserve"> </w:t>
       </w:r>
-      <w:hyperlink r:id="rId89">
+      <w:hyperlink r:id="rId88">
         <w:r>
           <w:rPr>
             <w:rStyle w:val="Hyperlink"/>
@@ -13991,8 +13764,8 @@
         <w:t xml:space="preserve">.</w:t>
       </w:r>
     </w:p>
-    <w:bookmarkEnd w:id="90"/>
-    <w:bookmarkStart w:id="92" w:name="ref-lewinsohn2022insect"/>
+    <w:bookmarkEnd w:id="89"/>
+    <w:bookmarkStart w:id="91" w:name="ref-lewinsohn2022insect"/>
     <w:p>
       <w:pPr>
         <w:pStyle w:val="Bibliography"/>
@@ -14034,7 +13807,7 @@
       <w:r>
         <w:t xml:space="preserve"> </w:t>
       </w:r>
-      <w:hyperlink r:id="rId91">
+      <w:hyperlink r:id="rId90">
         <w:r>
           <w:rPr>
             <w:rStyle w:val="Hyperlink"/>
@@ -14046,8 +13819,8 @@
         <w:t xml:space="preserve">.</w:t>
       </w:r>
     </w:p>
-    <w:bookmarkEnd w:id="92"/>
-    <w:bookmarkStart w:id="94" w:name="ref-mayr1956"/>
+    <w:bookmarkEnd w:id="91"/>
+    <w:bookmarkStart w:id="93" w:name="ref-mayr1956"/>
     <w:p>
       <w:pPr>
         <w:pStyle w:val="Bibliography"/>
@@ -14080,7 +13853,7 @@
       <w:r>
         <w:t xml:space="preserve"> </w:t>
       </w:r>
-      <w:hyperlink r:id="rId93">
+      <w:hyperlink r:id="rId92">
         <w:r>
           <w:rPr>
             <w:rStyle w:val="Hyperlink"/>
@@ -14092,8 +13865,8 @@
         <w:t xml:space="preserve">.</w:t>
       </w:r>
     </w:p>
-    <w:bookmarkEnd w:id="94"/>
-    <w:bookmarkStart w:id="96" w:name="ref-mctavish2025tree"/>
+    <w:bookmarkEnd w:id="93"/>
+    <w:bookmarkStart w:id="95" w:name="ref-mctavish2025tree"/>
     <w:p>
       <w:pPr>
         <w:pStyle w:val="Bibliography"/>
@@ -14126,7 +13899,7 @@
       <w:r>
         <w:t xml:space="preserve"> </w:t>
       </w:r>
-      <w:hyperlink r:id="rId95">
+      <w:hyperlink r:id="rId94">
         <w:r>
           <w:rPr>
             <w:rStyle w:val="Hyperlink"/>
@@ -14138,8 +13911,8 @@
         <w:t xml:space="preserve">.</w:t>
       </w:r>
     </w:p>
-    <w:bookmarkEnd w:id="96"/>
-    <w:bookmarkStart w:id="98" w:name="ref-muggeo2003estimating"/>
+    <w:bookmarkEnd w:id="95"/>
+    <w:bookmarkStart w:id="97" w:name="ref-muggeo2003estimating"/>
     <w:p>
       <w:pPr>
         <w:pStyle w:val="Bibliography"/>
@@ -14172,7 +13945,7 @@
       <w:r>
         <w:t xml:space="preserve"> </w:t>
       </w:r>
-      <w:hyperlink r:id="rId97">
+      <w:hyperlink r:id="rId96">
         <w:r>
           <w:rPr>
             <w:rStyle w:val="Hyperlink"/>
@@ -14184,8 +13957,8 @@
         <w:t xml:space="preserve">.</w:t>
       </w:r>
     </w:p>
-    <w:bookmarkEnd w:id="98"/>
-    <w:bookmarkStart w:id="100" w:name="ref-mundlak1978pooling"/>
+    <w:bookmarkEnd w:id="97"/>
+    <w:bookmarkStart w:id="99" w:name="ref-mundlak1978pooling"/>
     <w:p>
       <w:pPr>
         <w:pStyle w:val="Bibliography"/>
@@ -14218,7 +13991,7 @@
       <w:r>
         <w:t xml:space="preserve"> </w:t>
       </w:r>
-      <w:hyperlink r:id="rId99">
+      <w:hyperlink r:id="rId98">
         <w:r>
           <w:rPr>
             <w:rStyle w:val="Hyperlink"/>
@@ -14230,8 +14003,8 @@
         <w:t xml:space="preserve">.</w:t>
       </w:r>
     </w:p>
-    <w:bookmarkEnd w:id="100"/>
-    <w:bookmarkStart w:id="102" w:name="ref-nakagawa2026prepr4pcm"/>
+    <w:bookmarkEnd w:id="99"/>
+    <w:bookmarkStart w:id="101" w:name="ref-nakagawa2026prepr4pcm"/>
     <w:p>
       <w:pPr>
         <w:pStyle w:val="Bibliography"/>
@@ -14255,7 +14028,7 @@
       <w:r>
         <w:t xml:space="preserve"> </w:t>
       </w:r>
-      <w:hyperlink r:id="rId101">
+      <w:hyperlink r:id="rId100">
         <w:r>
           <w:rPr>
             <w:rStyle w:val="Hyperlink"/>
@@ -14267,8 +14040,8 @@
         <w:t xml:space="preserve">.</w:t>
       </w:r>
     </w:p>
-    <w:bookmarkEnd w:id="102"/>
-    <w:bookmarkStart w:id="104" w:name="ref-nakagawa2015metaanalysis"/>
+    <w:bookmarkEnd w:id="101"/>
+    <w:bookmarkStart w:id="103" w:name="ref-nakagawa2015metaanalysis"/>
     <w:p>
       <w:pPr>
         <w:pStyle w:val="Bibliography"/>
@@ -14301,7 +14074,7 @@
       <w:r>
         <w:t xml:space="preserve"> </w:t>
       </w:r>
-      <w:hyperlink r:id="rId103">
+      <w:hyperlink r:id="rId102">
         <w:r>
           <w:rPr>
             <w:rStyle w:val="Hyperlink"/>
@@ -14313,8 +14086,8 @@
         <w:t xml:space="preserve">.</w:t>
       </w:r>
     </w:p>
-    <w:bookmarkEnd w:id="104"/>
-    <w:bookmarkStart w:id="106" w:name="ref-nakagawa2019rubin"/>
+    <w:bookmarkEnd w:id="103"/>
+    <w:bookmarkStart w:id="105" w:name="ref-nakagawa2019rubin"/>
     <w:p>
       <w:pPr>
         <w:pStyle w:val="Bibliography"/>
@@ -14347,7 +14120,7 @@
       <w:r>
         <w:t xml:space="preserve"> </w:t>
       </w:r>
-      <w:hyperlink r:id="rId105">
+      <w:hyperlink r:id="rId104">
         <w:r>
           <w:rPr>
             <w:rStyle w:val="Hyperlink"/>
@@ -14359,8 +14132,8 @@
         <w:t xml:space="preserve">.</w:t>
       </w:r>
     </w:p>
-    <w:bookmarkEnd w:id="106"/>
-    <w:bookmarkStart w:id="108" w:name="ref-parmesan_globally_2003"/>
+    <w:bookmarkEnd w:id="105"/>
+    <w:bookmarkStart w:id="107" w:name="ref-parmesan_globally_2003"/>
     <w:p>
       <w:pPr>
         <w:pStyle w:val="Bibliography"/>
@@ -14393,7 +14166,7 @@
       <w:r>
         <w:t xml:space="preserve"> </w:t>
       </w:r>
-      <w:hyperlink r:id="rId107">
+      <w:hyperlink r:id="rId106">
         <w:r>
           <w:rPr>
             <w:rStyle w:val="Hyperlink"/>
@@ -14405,8 +14178,8 @@
         <w:t xml:space="preserve">.</w:t>
       </w:r>
     </w:p>
-    <w:bookmarkEnd w:id="108"/>
-    <w:bookmarkStart w:id="110" w:name="ref-ribeiro2009atlantic"/>
+    <w:bookmarkEnd w:id="107"/>
+    <w:bookmarkStart w:id="109" w:name="ref-ribeiro2009atlantic"/>
     <w:p>
       <w:pPr>
         <w:pStyle w:val="Bibliography"/>
@@ -14460,7 +14233,7 @@
       <w:r>
         <w:t xml:space="preserve"> </w:t>
       </w:r>
-      <w:hyperlink r:id="rId109">
+      <w:hyperlink r:id="rId108">
         <w:r>
           <w:rPr>
             <w:rStyle w:val="Hyperlink"/>
@@ -14472,8 +14245,8 @@
         <w:t xml:space="preserve">.</w:t>
       </w:r>
     </w:p>
-    <w:bookmarkEnd w:id="110"/>
-    <w:bookmarkStart w:id="112" w:name="ref-rodrigues_atlantic_2019"/>
+    <w:bookmarkEnd w:id="109"/>
+    <w:bookmarkStart w:id="111" w:name="ref-rodrigues_atlantic_2019"/>
     <w:p>
       <w:pPr>
         <w:pStyle w:val="Bibliography"/>
@@ -14551,7 +14324,7 @@
       <w:r>
         <w:t xml:space="preserve"> </w:t>
       </w:r>
-      <w:hyperlink r:id="rId111">
+      <w:hyperlink r:id="rId110">
         <w:r>
           <w:rPr>
             <w:rStyle w:val="Hyperlink"/>
@@ -14563,8 +14336,8 @@
         <w:t xml:space="preserve">.</w:t>
       </w:r>
     </w:p>
-    <w:bookmarkEnd w:id="112"/>
-    <w:bookmarkStart w:id="114" w:name="ref-ryding2021shape"/>
+    <w:bookmarkEnd w:id="111"/>
+    <w:bookmarkStart w:id="113" w:name="ref-ryding2021shape"/>
     <w:p>
       <w:pPr>
         <w:pStyle w:val="Bibliography"/>
@@ -14597,7 +14370,7 @@
       <w:r>
         <w:t xml:space="preserve"> </w:t>
       </w:r>
-      <w:hyperlink r:id="rId113">
+      <w:hyperlink r:id="rId112">
         <w:r>
           <w:rPr>
             <w:rStyle w:val="Hyperlink"/>
@@ -14609,8 +14382,8 @@
         <w:t xml:space="preserve">.</w:t>
       </w:r>
     </w:p>
-    <w:bookmarkEnd w:id="114"/>
-    <w:bookmarkStart w:id="116" w:name="ref-schmidt_concomitant_2005"/>
+    <w:bookmarkEnd w:id="113"/>
+    <w:bookmarkStart w:id="115" w:name="ref-schmidt_concomitant_2005"/>
     <w:p>
       <w:pPr>
         <w:pStyle w:val="Bibliography"/>
@@ -14706,7 +14479,7 @@
       <w:r>
         <w:t xml:space="preserve"> </w:t>
       </w:r>
-      <w:hyperlink r:id="rId115">
+      <w:hyperlink r:id="rId114">
         <w:r>
           <w:rPr>
             <w:rStyle w:val="Hyperlink"/>
@@ -14718,8 +14491,8 @@
         <w:t xml:space="preserve">.</w:t>
       </w:r>
     </w:p>
-    <w:bookmarkEnd w:id="116"/>
-    <w:bookmarkStart w:id="118" w:name="ref-sheridan_shrinking_2011"/>
+    <w:bookmarkEnd w:id="115"/>
+    <w:bookmarkStart w:id="117" w:name="ref-sheridan_shrinking_2011"/>
     <w:p>
       <w:pPr>
         <w:pStyle w:val="Bibliography"/>
@@ -14752,7 +14525,7 @@
       <w:r>
         <w:t xml:space="preserve"> </w:t>
       </w:r>
-      <w:hyperlink r:id="rId117">
+      <w:hyperlink r:id="rId116">
         <w:r>
           <w:rPr>
             <w:rStyle w:val="Hyperlink"/>
@@ -14764,8 +14537,8 @@
         <w:t xml:space="preserve">.</w:t>
       </w:r>
     </w:p>
-    <w:bookmarkEnd w:id="118"/>
-    <w:bookmarkStart w:id="120" w:name="ref-silva2022atlanticants"/>
+    <w:bookmarkEnd w:id="117"/>
+    <w:bookmarkStart w:id="119" w:name="ref-silva2022atlanticants"/>
     <w:p>
       <w:pPr>
         <w:pStyle w:val="Bibliography"/>
@@ -14801,7 +14574,7 @@
       <w:r>
         <w:t xml:space="preserve"> </w:t>
       </w:r>
-      <w:hyperlink r:id="rId119">
+      <w:hyperlink r:id="rId118">
         <w:r>
           <w:rPr>
             <w:rStyle w:val="Hyperlink"/>
@@ -14813,8 +14586,8 @@
         <w:t xml:space="preserve">.</w:t>
       </w:r>
     </w:p>
-    <w:bookmarkEnd w:id="120"/>
-    <w:bookmarkStart w:id="122" w:name="ref-teplitsky_climate_2014"/>
+    <w:bookmarkEnd w:id="119"/>
+    <w:bookmarkStart w:id="121" w:name="ref-teplitsky_climate_2014"/>
     <w:p>
       <w:pPr>
         <w:pStyle w:val="Bibliography"/>
@@ -14856,7 +14629,7 @@
       <w:r>
         <w:t xml:space="preserve"> </w:t>
       </w:r>
-      <w:hyperlink r:id="rId121">
+      <w:hyperlink r:id="rId120">
         <w:r>
           <w:rPr>
             <w:rStyle w:val="Hyperlink"/>
@@ -14868,8 +14641,8 @@
         <w:t xml:space="preserve">.</w:t>
       </w:r>
     </w:p>
-    <w:bookmarkEnd w:id="122"/>
-    <w:bookmarkStart w:id="124" w:name="ref-teplitsky_bergmanns_2008"/>
+    <w:bookmarkEnd w:id="121"/>
+    <w:bookmarkStart w:id="123" w:name="ref-teplitsky_bergmanns_2008"/>
     <w:p>
       <w:pPr>
         <w:pStyle w:val="Bibliography"/>
@@ -14914,7 +14687,7 @@
       <w:r>
         <w:t xml:space="preserve"> </w:t>
       </w:r>
-      <w:hyperlink r:id="rId123">
+      <w:hyperlink r:id="rId122">
         <w:r>
           <w:rPr>
             <w:rStyle w:val="Hyperlink"/>
@@ -14926,8 +14699,8 @@
         <w:t xml:space="preserve">.</w:t>
       </w:r>
     </w:p>
-    <w:bookmarkEnd w:id="124"/>
-    <w:bookmarkStart w:id="126" w:name="ref-viechtbauer2010metafor"/>
+    <w:bookmarkEnd w:id="123"/>
+    <w:bookmarkStart w:id="125" w:name="ref-viechtbauer2010metafor"/>
     <w:p>
       <w:pPr>
         <w:pStyle w:val="Bibliography"/>
@@ -14984,7 +14757,7 @@
       <w:r>
         <w:t xml:space="preserve"> </w:t>
       </w:r>
-      <w:hyperlink r:id="rId125">
+      <w:hyperlink r:id="rId124">
         <w:r>
           <w:rPr>
             <w:rStyle w:val="Hyperlink"/>
@@ -14996,8 +14769,8 @@
         <w:t xml:space="preserve">.</w:t>
       </w:r>
     </w:p>
-    <w:bookmarkEnd w:id="126"/>
-    <w:bookmarkStart w:id="128" w:name="ref-weeks2020"/>
+    <w:bookmarkEnd w:id="125"/>
+    <w:bookmarkStart w:id="127" w:name="ref-weeks2020"/>
     <w:p>
       <w:pPr>
         <w:pStyle w:val="Bibliography"/>
@@ -15030,7 +14803,7 @@
       <w:r>
         <w:t xml:space="preserve"> </w:t>
       </w:r>
-      <w:hyperlink r:id="rId127">
+      <w:hyperlink r:id="rId126">
         <w:r>
           <w:rPr>
             <w:rStyle w:val="Hyperlink"/>
@@ -15042,8 +14815,8 @@
         <w:t xml:space="preserve">.</w:t>
       </w:r>
     </w:p>
-    <w:bookmarkEnd w:id="128"/>
-    <w:bookmarkStart w:id="130" w:name="ref-williams2025glmmtmb"/>
+    <w:bookmarkEnd w:id="127"/>
+    <w:bookmarkStart w:id="129" w:name="ref-williams2025glmmtmb"/>
     <w:p>
       <w:pPr>
         <w:pStyle w:val="Bibliography"/>
@@ -15073,7 +14846,7 @@
       <w:r>
         <w:t xml:space="preserve"> </w:t>
       </w:r>
-      <w:hyperlink r:id="rId129">
+      <w:hyperlink r:id="rId128">
         <w:r>
           <w:rPr>
             <w:rStyle w:val="Hyperlink"/>
@@ -15085,8 +14858,8 @@
         <w:t xml:space="preserve">.</w:t>
       </w:r>
     </w:p>
-    <w:bookmarkEnd w:id="130"/>
-    <w:bookmarkStart w:id="131" w:name="ref-wilman2014eltontraits"/>
+    <w:bookmarkEnd w:id="129"/>
+    <w:bookmarkStart w:id="130" w:name="ref-wilman2014eltontraits"/>
     <w:p>
       <w:pPr>
         <w:pStyle w:val="Bibliography"/>
@@ -15117,10 +14890,10 @@
         <w:t xml:space="preserve">95 (7): 2027–27.</w:t>
       </w:r>
     </w:p>
+    <w:bookmarkEnd w:id="130"/>
     <w:bookmarkEnd w:id="131"/>
     <w:bookmarkEnd w:id="132"/>
     <w:bookmarkEnd w:id="133"/>
-    <w:bookmarkEnd w:id="134"/>
     <w:sectPr>
       <w:footerReference r:id="rIdFooter1" w:type="default"/>
       <w:footnotePr>
